--- a/docs/index.docx
+++ b/docs/index.docx
@@ -55,19 +55,25 @@
         <w:t xml:space="preserve"> </w:t>
       </w:r>
       <w:r>
-        <w:t xml:space="preserve">Personalized</w:t>
-      </w:r>
-      <w:r>
-        <w:t xml:space="preserve"> </w:t>
-      </w:r>
-      <w:r>
-        <w:t xml:space="preserve">Multimodal</w:t>
-      </w:r>
-      <w:r>
-        <w:t xml:space="preserve"> </w:t>
-      </w:r>
-      <w:r>
-        <w:t xml:space="preserve">Interventions</w:t>
+        <w:t xml:space="preserve">Precision</w:t>
+      </w:r>
+      <w:r>
+        <w:t xml:space="preserve"> </w:t>
+      </w:r>
+      <w:r>
+        <w:t xml:space="preserve">Mental</w:t>
+      </w:r>
+      <w:r>
+        <w:t xml:space="preserve"> </w:t>
+      </w:r>
+      <w:r>
+        <w:t xml:space="preserve">Health</w:t>
+      </w:r>
+      <w:r>
+        <w:t xml:space="preserve"> </w:t>
+      </w:r>
+      <w:r>
+        <w:t xml:space="preserve">Support</w:t>
       </w:r>
     </w:p>
     <w:p>
@@ -115,6 +121,12 @@
         <w:t xml:space="preserve"> </w:t>
       </w:r>
       <w:r>
+        <w:t xml:space="preserve">E.</w:t>
+      </w:r>
+      <w:r>
+        <w:t xml:space="preserve"> </w:t>
+      </w:r>
+      <w:r>
         <w:t xml:space="preserve">Fronk</w:t>
       </w:r>
     </w:p>
@@ -143,7 +155,7 @@
         <w:pStyle w:val="Date"/>
       </w:pPr>
       <w:r>
-        <w:t xml:space="preserve">2024-05-15</w:t>
+        <w:t xml:space="preserve">2024-06-07</w:t>
       </w:r>
     </w:p>
     <w:p>
@@ -270,10 +282,88 @@
         <w:t xml:space="preserve">…</w:t>
       </w:r>
     </w:p>
-    <w:bookmarkStart w:id="20" w:name="introduction"/>
-    <w:p>
-      <w:pPr>
-        <w:pStyle w:val="Heading2"/>
+    <w:p>
+      <w:pPr>
+        <w:pStyle w:val="FirstParagraph"/>
+      </w:pPr>
+      <w:r>
+        <w:rPr>
+          <w:vertAlign w:val="subscript"/>
+        </w:rPr>
+        <w:t xml:space="preserve">Source:</w:t>
+      </w:r>
+      <w:r>
+        <w:rPr>
+          <w:vertAlign w:val="subscript"/>
+        </w:rPr>
+        <w:t xml:space="preserve"> </w:t>
+      </w:r>
+      <w:hyperlink r:id="rId20">
+        <w:r>
+          <w:rPr>
+            <w:rStyle w:val="Hyperlink"/>
+            <w:vertAlign w:val="subscript"/>
+          </w:rPr>
+          <w:t xml:space="preserve">Article Notebook</w:t>
+        </w:r>
+      </w:hyperlink>
+    </w:p>
+    <w:p>
+      <w:pPr>
+        <w:pStyle w:val="BodyText"/>
+      </w:pPr>
+      <w:r>
+        <w:rPr>
+          <w:vertAlign w:val="subscript"/>
+        </w:rPr>
+        <w:t xml:space="preserve">Source:</w:t>
+      </w:r>
+      <w:r>
+        <w:rPr>
+          <w:vertAlign w:val="subscript"/>
+        </w:rPr>
+        <w:t xml:space="preserve"> </w:t>
+      </w:r>
+      <w:hyperlink r:id="rId20">
+        <w:r>
+          <w:rPr>
+            <w:rStyle w:val="Hyperlink"/>
+            <w:vertAlign w:val="subscript"/>
+          </w:rPr>
+          <w:t xml:space="preserve">Article Notebook</w:t>
+        </w:r>
+      </w:hyperlink>
+    </w:p>
+    <w:p>
+      <w:pPr>
+        <w:pStyle w:val="BodyText"/>
+      </w:pPr>
+      <w:r>
+        <w:rPr>
+          <w:vertAlign w:val="subscript"/>
+        </w:rPr>
+        <w:t xml:space="preserve">Source:</w:t>
+      </w:r>
+      <w:r>
+        <w:rPr>
+          <w:vertAlign w:val="subscript"/>
+        </w:rPr>
+        <w:t xml:space="preserve"> </w:t>
+      </w:r>
+      <w:hyperlink r:id="rId20">
+        <w:r>
+          <w:rPr>
+            <w:rStyle w:val="Hyperlink"/>
+            <w:vertAlign w:val="subscript"/>
+          </w:rPr>
+          <w:t xml:space="preserve">Article Notebook</w:t>
+        </w:r>
+      </w:hyperlink>
+    </w:p>
+    <w:bookmarkStart w:id="21" w:name="introduction"/>
+    <w:p>
+      <w:pPr>
+        <w:pStyle w:val="Heading1"/>
       </w:pPr>
       <w:r>
         <w:t xml:space="preserve">Introduction</w:t>
@@ -284,225 +374,25 @@
         <w:pStyle w:val="FirstParagraph"/>
       </w:pPr>
       <w:r>
-        <w:t xml:space="preserve">Substance use disorders (SUDs) are highly prevalent. In 2022, the National Survey on Drug Use and Health estimated that over 46 million adults in the United States had some form of active SUD within that year</w:t>
-      </w:r>
-      <w:r>
-        <w:t xml:space="preserve"> </w:t>
-      </w:r>
-      <w:r>
-        <w:t xml:space="preserve">(</w:t>
-      </w:r>
-      <w:r>
-        <w:t xml:space="preserve">“2022</w:t>
-      </w:r>
-      <w:r>
-        <w:t xml:space="preserve"> </w:t>
-      </w:r>
-      <w:r>
-        <w:t xml:space="preserve">National Survey</w:t>
-      </w:r>
-      <w:r>
-        <w:t xml:space="preserve"> </w:t>
-      </w:r>
-      <w:r>
-        <w:t xml:space="preserve">on</w:t>
-      </w:r>
-      <w:r>
-        <w:t xml:space="preserve"> </w:t>
-      </w:r>
-      <w:r>
-        <w:t xml:space="preserve">Drug Use</w:t>
-      </w:r>
-      <w:r>
-        <w:t xml:space="preserve"> </w:t>
-      </w:r>
-      <w:r>
-        <w:t xml:space="preserve">and</w:t>
-      </w:r>
-      <w:r>
-        <w:t xml:space="preserve"> </w:t>
-      </w:r>
-      <w:r>
-        <w:t xml:space="preserve">Health</w:t>
-      </w:r>
-      <w:r>
-        <w:t xml:space="preserve">.</w:t>
-      </w:r>
-      <w:r>
-        <w:t xml:space="preserve"> </w:t>
-      </w:r>
-      <w:r>
-        <w:t xml:space="preserve">Public</w:t>
-      </w:r>
-      <w:r>
-        <w:t xml:space="preserve"> </w:t>
-      </w:r>
-      <w:r>
-        <w:t xml:space="preserve">Data Set.”</w:t>
-      </w:r>
-      <w:r>
-        <w:t xml:space="preserve"> </w:t>
-      </w:r>
-      <w:r>
-        <w:t xml:space="preserve">n.d.)</w:t>
-      </w:r>
-      <w:r>
-        <w:t xml:space="preserve">. Almost half of these SUDS were labeled as moderate to severe, and less than 25% people with an SUD got any treatment</w:t>
-      </w:r>
-      <w:r>
-        <w:t xml:space="preserve"> </w:t>
-      </w:r>
-      <w:r>
-        <w:t xml:space="preserve">(</w:t>
-      </w:r>
-      <w:r>
-        <w:t xml:space="preserve">“2022</w:t>
-      </w:r>
-      <w:r>
-        <w:t xml:space="preserve"> </w:t>
-      </w:r>
-      <w:r>
-        <w:t xml:space="preserve">National Survey</w:t>
-      </w:r>
-      <w:r>
-        <w:t xml:space="preserve"> </w:t>
-      </w:r>
-      <w:r>
-        <w:t xml:space="preserve">on</w:t>
-      </w:r>
-      <w:r>
-        <w:t xml:space="preserve"> </w:t>
-      </w:r>
-      <w:r>
-        <w:t xml:space="preserve">Drug Use</w:t>
-      </w:r>
-      <w:r>
-        <w:t xml:space="preserve"> </w:t>
-      </w:r>
-      <w:r>
-        <w:t xml:space="preserve">and</w:t>
-      </w:r>
-      <w:r>
-        <w:t xml:space="preserve"> </w:t>
-      </w:r>
-      <w:r>
-        <w:t xml:space="preserve">Health</w:t>
-      </w:r>
-      <w:r>
-        <w:t xml:space="preserve">.</w:t>
-      </w:r>
-      <w:r>
-        <w:t xml:space="preserve"> </w:t>
-      </w:r>
-      <w:r>
-        <w:t xml:space="preserve">Public</w:t>
-      </w:r>
-      <w:r>
-        <w:t xml:space="preserve"> </w:t>
-      </w:r>
-      <w:r>
-        <w:t xml:space="preserve">Data Set.”</w:t>
-      </w:r>
-      <w:r>
-        <w:t xml:space="preserve"> </w:t>
-      </w:r>
-      <w:r>
-        <w:t xml:space="preserve">n.d.)</w:t>
-      </w:r>
-      <w:r>
-        <w:t xml:space="preserve">.</w:t>
-      </w:r>
-    </w:p>
-    <w:p>
-      <w:pPr>
-        <w:pStyle w:val="BodyText"/>
-      </w:pPr>
-      <w:r>
-        <w:t xml:space="preserve">For those that do receive treatment, treatment is time limited and inconsistent with regard to quality of treatment</w:t>
-      </w:r>
-      <w:r>
-        <w:t xml:space="preserve"> </w:t>
-      </w:r>
-      <w:r>
-        <w:t xml:space="preserve">(Mark, Dowd, and Council 2020)</w:t>
-      </w:r>
-      <w:r>
-        <w:t xml:space="preserve">. Substance use treatment resources are stretched thin and providers are operating at or above full capacity. As a result patients often leave treatment without proper supports in place.</w:t>
-      </w:r>
-    </w:p>
-    <w:p>
-      <w:pPr>
-        <w:pStyle w:val="BodyText"/>
-      </w:pPr>
-      <w:r>
-        <w:t xml:space="preserve">This is unfortunate because SUDs are chronic relapsing conditions</w:t>
-      </w:r>
-      <w:r>
-        <w:t xml:space="preserve"> </w:t>
-      </w:r>
-      <w:r>
-        <w:t xml:space="preserve">(Substance Abuse and Mental Health Services Administration (US) and Office of the Surgeon General (US) 2016)</w:t>
-      </w:r>
-      <w:r>
-        <w:t xml:space="preserve">. Lapses, or instances of goal inconsistent use, are expected and can occur at any point during recovery. On their own they do not necessarily indicate relapse or a full return to previous patterns of use. However, lapses are often an early warning sign of relapse, maladaptive responses to lapses can undermine recovery, and for some substances a single lapse can result in an overdose and/or death.</w:t>
-      </w:r>
-    </w:p>
-    <w:p>
-      <w:pPr>
-        <w:pStyle w:val="BodyText"/>
-      </w:pPr>
-      <w:r>
-        <w:t xml:space="preserve">Digital therapeutics are smartphone apps designed for the purpose of managing, preventing, or treating a disorder. They are well-positioned for delivering continuity of care for chronic conditions, like SUDs. They are accessible 24/7 and provide a suite of tools and supports that can be used in conjunction with traditional care or on their own. With the widespread use of smartphones, digital therapeutics are easily scalable and can mitigate many of the economic, cultural, and geographic barriers to accessing traditional treatment.</w:t>
-      </w:r>
-    </w:p>
-    <w:p>
-      <w:pPr>
-        <w:pStyle w:val="BodyText"/>
-      </w:pPr>
-      <w:r>
-        <w:t xml:space="preserve">Just in time adaptive interventions (JITAIs) are AI-powered interventions situated within a digital therapeutic. They use personal sensing data for monitoring individuals longitudinally in their day to day lives and then feed these data as inputs into machine learning algorithms to predict the probability of a health outcome (e.g., lapse risk). The goal is to adapt interventions to an individual’s changing needs so that they receive the right type and amount of support for that moment</w:t>
-      </w:r>
-      <w:r>
-        <w:t xml:space="preserve"> </w:t>
-      </w:r>
-      <w:r>
-        <w:t xml:space="preserve">(Nahum-Shani et al. 2018; Wang and Miller 2020)</w:t>
-      </w:r>
-      <w:r>
-        <w:t xml:space="preserve">.</w:t>
-      </w:r>
-    </w:p>
-    <w:p>
-      <w:pPr>
-        <w:pStyle w:val="BodyText"/>
-      </w:pPr>
-      <w:r>
-        <w:t xml:space="preserve">To be clear, JITAIs are still in development. However, they show much promise for capturing dynamic changes in affect, behavior, and cognitions to deliver personalized interventions that evolve over time. For substance use, a JITAI may use both the predicted probability of a lapse and the important features contributing to that lapse probability. Someone who has been experiencing steady high levels of stress this past week might be directed to engage in a mindfulness activity. Someone who is experiencing peak levels of craving might be directed to a coping with cravings exercise.</w:t>
-      </w:r>
-    </w:p>
-    <w:p>
-      <w:pPr>
-        <w:pStyle w:val="BodyText"/>
-      </w:pPr>
-      <w:r>
-        <w:t xml:space="preserve">In a previous study, we demonstrated that it was possible to predict future alcohol lapses in the next week, day, and hour with high sensitivity and specificity (area under the receiver operating curves [auROCs] of 0.89, 0.90, and 0.93 respectively)</w:t>
-      </w:r>
-      <w:r>
-        <w:t xml:space="preserve"> </w:t>
-      </w:r>
-      <w:r>
-        <w:t xml:space="preserve">(Wyant et al. in press)</w:t>
-      </w:r>
-      <w:r>
-        <w:t xml:space="preserve">. We also characterized the relative important features to these risk probabilities for specific individuals at specific moments in time.</w:t>
-      </w:r>
-    </w:p>
-    <w:p>
-      <w:pPr>
-        <w:pStyle w:val="BodyText"/>
-      </w:pPr>
-      <w:r>
-        <w:t xml:space="preserve">Models that predict into the next hour or next day are well-positioned to identify changes in lapse risk factors and recommend</w:t>
+        <w:t xml:space="preserve">Precision medicine has been a goal in healthcare for over half a century</w:t>
+      </w:r>
+      <w:r>
+        <w:t xml:space="preserve"> </w:t>
+      </w:r>
+      <w:r>
+        <w:t xml:space="preserve">(DeRubeis 2019)</w:t>
+      </w:r>
+      <w:r>
+        <w:t xml:space="preserve">. Today, this approach is also applied to chronic mental health conditions, like substance use disorders (i.e., precision mental health). Precision mental health uses individual characteristics to guide initial treatment matching and adaptive continuing care over time. It requires dense, long-term monitoring of symptoms and related states, for interventions to be tailored to an individual’s needs and preferences at any given moment</w:t>
+      </w:r>
+      <w:r>
+        <w:t xml:space="preserve"> </w:t>
+      </w:r>
+      <w:r>
+        <w:t xml:space="preserve">(Bickman, Lyon, and Wolpert 2016)</w:t>
+      </w:r>
+      <w:r>
+        <w:t xml:space="preserve">. Essentially, it aims to identify both</w:t>
       </w:r>
       <w:r>
         <w:t xml:space="preserve"> </w:t>
@@ -512,13 +402,29 @@
           <w:iCs/>
           <w:i/>
         </w:rPr>
-        <w:t xml:space="preserve">just-in-time</w:t>
-      </w:r>
-      <w:r>
-        <w:t xml:space="preserve"> </w:t>
-      </w:r>
-      <w:r>
-        <w:t xml:space="preserve">interventions to address these immediate risks. However, at times an individual may need to be pointed to interventions outside the digital therapeutic. For example, someone who has reported recent past use and low abstinence self-efficacy might be encouraged to attend a self-help meeting, plan an outing with important people in their life, or schedule an appointment with a therapist.</w:t>
+        <w:t xml:space="preserve">when</w:t>
+      </w:r>
+      <w:r>
+        <w:t xml:space="preserve"> </w:t>
+      </w:r>
+      <w:r>
+        <w:t xml:space="preserve">and</w:t>
+      </w:r>
+      <w:r>
+        <w:t xml:space="preserve"> </w:t>
+      </w:r>
+      <w:r>
+        <w:rPr>
+          <w:iCs/>
+          <w:i/>
+        </w:rPr>
+        <w:t xml:space="preserve">how</w:t>
+      </w:r>
+      <w:r>
+        <w:t xml:space="preserve"> </w:t>
+      </w:r>
+      <w:r>
+        <w:t xml:space="preserve">to intervene.</w:t>
       </w:r>
     </w:p>
     <w:p>
@@ -526,25 +432,121 @@
         <w:pStyle w:val="BodyText"/>
       </w:pPr>
       <w:r>
-        <w:t xml:space="preserve">These multimodal interventions (i.e., combined human and digital intervention) are not available 24/7. They may take time to implement. Therefore models that predict into the next week may not have sufficient temporal specificity to recommend immediate patient action. Its clinical utility may improve if we shift this coarser window width into the future. This</w:t>
-      </w:r>
-      <w:r>
-        <w:t xml:space="preserve"> </w:t>
-      </w:r>
-      <w:r>
-        <w:t xml:space="preserve">“</w:t>
-      </w:r>
-      <w:r>
+        <w:t xml:space="preserve">Using algorithms to time (</w:t>
+      </w:r>
+      <w:r>
+        <w:rPr>
+          <w:iCs/>
+          <w:i/>
+        </w:rPr>
+        <w:t xml:space="preserve">when</w:t>
+      </w:r>
+      <w:r>
+        <w:t xml:space="preserve">) and select personalized interventions (</w:t>
+      </w:r>
+      <w:r>
+        <w:rPr>
+          <w:iCs/>
+          <w:i/>
+        </w:rPr>
+        <w:t xml:space="preserve">how</w:t>
+      </w:r>
+      <w:r>
+        <w:t xml:space="preserve">) for substance use may now be possible, thanks to personal sensing and high-dimensional machine learning algorithms. Personal sensing allows for frequent, longitudinal monitoring of individuals’ affect, behavior, and cognitions in their day-to-day lives</w:t>
+      </w:r>
+      <w:r>
+        <w:t xml:space="preserve"> </w:t>
+      </w:r>
+      <w:r>
+        <w:t xml:space="preserve">(Mohr, Zhang, and Schueller 2017)</w:t>
+      </w:r>
+      <w:r>
+        <w:t xml:space="preserve">. These data can then be used as inputs for machine learning algorithms to predict the probability of specific outcomes (e.g., lapse risk) and identify the top features contributing to those predictions.</w:t>
+      </w:r>
+    </w:p>
+    <w:p>
+      <w:pPr>
+        <w:pStyle w:val="BodyText"/>
+      </w:pPr>
+      <w:r>
+        <w:t xml:space="preserve">Ecological momentary assessment (EMA) may be particularly well-suited for these algorithms. It offers momentary subjective insight into constructs that can be easily mapped onto modular forms of treatment, such as the relapse prevention model</w:t>
+      </w:r>
+      <w:r>
+        <w:t xml:space="preserve"> </w:t>
+      </w:r>
+      <w:r>
+        <w:t xml:space="preserve">(Marlatt and Gordon 1985; Witkiewitz and Marlatt 2004)</w:t>
+      </w:r>
+      <w:r>
+        <w:t xml:space="preserve">. EMA also appears to be well tolerated by individuals with substance use disorders</w:t>
+      </w:r>
+      <w:r>
+        <w:t xml:space="preserve"> </w:t>
+      </w:r>
+      <w:r>
+        <w:t xml:space="preserve">(Wyant et al. 2023)</w:t>
+      </w:r>
+      <w:r>
+        <w:t xml:space="preserve">. Thus, it can serve as an important signal for predicting substance use outcomes and interpreting clinically relevant features over a sustained period.</w:t>
+      </w:r>
+    </w:p>
+    <w:p>
+      <w:pPr>
+        <w:pStyle w:val="BodyText"/>
+      </w:pPr>
+      <w:r>
+        <w:t xml:space="preserve">Promising preliminary work suggests it is possible to build EMA models that predict immediate lapses back to substance use</w:t>
+      </w:r>
+      <w:r>
+        <w:t xml:space="preserve"> </w:t>
+      </w:r>
+      <w:r>
+        <w:t xml:space="preserve">(Walters et al. 2021; Bae et al. 2018; Soyster, Ashlock, and Fisher 2022; Chih et al. 2014)</w:t>
+      </w:r>
+      <w:r>
+        <w:t xml:space="preserve">. In a previous study from our group, we demonstrated that we can do this very well. Model features were engineered from raw scores and longitudinal change in responses to 4X daily EMAs. EMA questions were designed to measure theoretically-implicated risk factors including past use, craving, past pleasant events, past and future risky situations, past and future stressful events, emotional valence and arousal, and self-efficacy</w:t>
+      </w:r>
+      <w:r>
+        <w:t xml:space="preserve"> </w:t>
+      </w:r>
+      <w:r>
+        <w:t xml:space="preserve">(for reviews, see Marlatt and Gordon 1985; Fronk et al. 2020; Witkiewitz and Marlatt 2007)</w:t>
+      </w:r>
+      <w:r>
+        <w:t xml:space="preserve">. We showed that it was possible to predict immediate alcohol lapses within the next week, day, and hour with clinically meaningful accuracy - area under the receiver operating curves (auROCs) of 0.89, 0.90, and 0.93, respectively</w:t>
+      </w:r>
+      <w:r>
+        <w:t xml:space="preserve"> </w:t>
+      </w:r>
+      <w:r>
+        <w:t xml:space="preserve">(Wyant et al. n.d.)</w:t>
+      </w:r>
+      <w:r>
+        <w:t xml:space="preserve">. We also characterized the relative importance of features contributing to these risk probabilities for specific individuals at specific moments in time. These models are well-suited for just-in-time adaptive interventions (JITAIs) integrated within an app to address these immediate risks.</w:t>
+      </w:r>
+    </w:p>
+    <w:p>
+      <w:pPr>
+        <w:pStyle w:val="BodyText"/>
+      </w:pPr>
+      <w:r>
+        <w:t xml:space="preserve">However, some interventions take time to set up. For example, someone who has reported recent past alcohol use and low abstinence self-efficacy might be encouraged to attend a self-help meeting, plan an outing with important people in their life, or schedule an appointment with a therapist. These multimodal interventions (i.e., combined human and digital interventions) are not available 24/7. A</w:t>
+      </w:r>
+      <w:r>
+        <w:t xml:space="preserve"> </w:t>
+      </w:r>
+      <w:r>
+        <w:rPr>
+          <w:iCs/>
+          <w:i/>
+        </w:rPr>
         <w:t xml:space="preserve">time-lagged</w:t>
       </w:r>
       <w:r>
-        <w:t xml:space="preserve">”</w:t>
-      </w:r>
-      <w:r>
-        <w:t xml:space="preserve"> </w:t>
-      </w:r>
-      <w:r>
-        <w:t xml:space="preserve">model could provide patients with increased lead time to implement supports that might not be immediately available to them.</w:t>
+        <w:t xml:space="preserve"> </w:t>
+      </w:r>
+      <w:r>
+        <w:t xml:space="preserve">model with predictions shifted further into the future could provide patients with increased lead time to implement supports that might not be immediately available to them.</w:t>
       </w:r>
     </w:p>
     <w:p>
@@ -552,26 +554,180 @@
         <w:pStyle w:val="BodyText"/>
       </w:pPr>
       <w:r>
-        <w:t xml:space="preserve">In this study, we will build off our previous next week alcohol lapse model. We will train models to predict the probability of lapse at any point during a week window that is shifted 24 hours (one day), 72 hours (three days), 168 hours (one week), or 336 hours (two weeks) into the future. Our primary goal is to assess whether and by how much model performance decreases as lag time increases.</w:t>
-      </w:r>
-    </w:p>
-    <w:bookmarkEnd w:id="20"/>
-    <w:bookmarkStart w:id="25" w:name="methods"/>
+        <w:t xml:space="preserve">In this study, we compare the performance of one of our models from a previous study with models using increased lag time between predictions and outcomes. Specifically, we use the same EMA features as our immediate model and train new models to predict the probability of a lapse beginning one day (24 hours), three days (72 hours), one week (168 hours), or two weeks (336 hours) into the future. Our primary objective is to assess how model performance degrades with increasing lag time.</w:t>
+      </w:r>
+    </w:p>
+    <w:bookmarkEnd w:id="21"/>
+    <w:bookmarkStart w:id="103" w:name="methods"/>
+    <w:p>
+      <w:pPr>
+        <w:pStyle w:val="Heading1"/>
+      </w:pPr>
+      <w:r>
+        <w:t xml:space="preserve">Methods</w:t>
+      </w:r>
+    </w:p>
+    <w:bookmarkStart w:id="23" w:name="transparency-and-openness"/>
     <w:p>
       <w:pPr>
         <w:pStyle w:val="Heading2"/>
       </w:pPr>
       <w:r>
-        <w:t xml:space="preserve">Methods</w:t>
-      </w:r>
-    </w:p>
-    <w:bookmarkStart w:id="21" w:name="participants"/>
+        <w:t xml:space="preserve">Transparency and Openness</w:t>
+      </w:r>
+    </w:p>
+    <w:p>
+      <w:pPr>
+        <w:pStyle w:val="FirstParagraph"/>
+      </w:pPr>
+      <w:r>
+        <w:t xml:space="preserve">We adhere to research transparency principles that are crucial for robust and replicable science. We preregistered our data analytic strategy. We reported how we determined the sample size, all data exclusions, all manipulations, and all study measures. We provide a transparency report in the supplement. Finally, our data, analysis scripts, annotated results, questionnaires, and other study materials are publicly available (</w:t>
+      </w:r>
+      <w:hyperlink r:id="rId22">
+        <w:r>
+          <w:rPr>
+            <w:rStyle w:val="Hyperlink"/>
+          </w:rPr>
+          <w:t xml:space="preserve">https://osf.io/xta67/</w:t>
+        </w:r>
+      </w:hyperlink>
+      <w:r>
+        <w:t xml:space="preserve">).</w:t>
+      </w:r>
+    </w:p>
+    <w:bookmarkEnd w:id="23"/>
+    <w:bookmarkStart w:id="24" w:name="participants"/>
+    <w:p>
+      <w:pPr>
+        <w:pStyle w:val="Heading2"/>
+      </w:pPr>
+      <w:r>
+        <w:t xml:space="preserve">Participants</w:t>
+      </w:r>
+    </w:p>
+    <w:p>
+      <w:pPr>
+        <w:pStyle w:val="FirstParagraph"/>
+      </w:pPr>
+      <w:r>
+        <w:t xml:space="preserve">We recruited 151 participants in early recovery (1-8 weeks of abstinence) from moderate to severe alcohol use disorder in Madison, Wisconsin, US for a three month longitudinal study. This sample size was determined based on traditional power analysis methods for logistic regression</w:t>
+      </w:r>
+      <w:r>
+        <w:t xml:space="preserve"> </w:t>
+      </w:r>
+      <w:r>
+        <w:t xml:space="preserve">(Hsieh 1989)</w:t>
+      </w:r>
+      <w:r>
+        <w:t xml:space="preserve"> </w:t>
+      </w:r>
+      <w:r>
+        <w:t xml:space="preserve">because comparable approaches for machine learning models have not yet been validated. Participants were recruited through print and targeted digital advertisements and partnerships with treatment centers. We required participants:</w:t>
+      </w:r>
+    </w:p>
+    <w:p>
+      <w:pPr>
+        <w:numPr>
+          <w:ilvl w:val="0"/>
+          <w:numId w:val="1001"/>
+        </w:numPr>
+        <w:pStyle w:val="Compact"/>
+      </w:pPr>
+      <w:r>
+        <w:t xml:space="preserve">were age 18 or older,</w:t>
+      </w:r>
+    </w:p>
+    <w:p>
+      <w:pPr>
+        <w:numPr>
+          <w:ilvl w:val="0"/>
+          <w:numId w:val="1001"/>
+        </w:numPr>
+        <w:pStyle w:val="Compact"/>
+      </w:pPr>
+      <w:r>
+        <w:t xml:space="preserve">could write and read in English,</w:t>
+      </w:r>
+    </w:p>
+    <w:p>
+      <w:pPr>
+        <w:numPr>
+          <w:ilvl w:val="0"/>
+          <w:numId w:val="1001"/>
+        </w:numPr>
+        <w:pStyle w:val="Compact"/>
+      </w:pPr>
+      <w:r>
+        <w:t xml:space="preserve">had at least moderate AUD (&gt;= 4 self-reported DSM-5 symptoms),</w:t>
+      </w:r>
+    </w:p>
+    <w:p>
+      <w:pPr>
+        <w:numPr>
+          <w:ilvl w:val="0"/>
+          <w:numId w:val="1001"/>
+        </w:numPr>
+        <w:pStyle w:val="Compact"/>
+      </w:pPr>
+      <w:r>
+        <w:t xml:space="preserve">were abstinent from alcohol for 1-8 weeks, and</w:t>
+      </w:r>
+    </w:p>
+    <w:p>
+      <w:pPr>
+        <w:numPr>
+          <w:ilvl w:val="0"/>
+          <w:numId w:val="1001"/>
+        </w:numPr>
+        <w:pStyle w:val="Compact"/>
+      </w:pPr>
+      <w:r>
+        <w:t xml:space="preserve">were willing to use a single smartphone (personal or study provided) while on study.</w:t>
+      </w:r>
+    </w:p>
+    <w:p>
+      <w:pPr>
+        <w:pStyle w:val="FirstParagraph"/>
+      </w:pPr>
+      <w:r>
+        <w:t xml:space="preserve">We also excluded participants exhibiting severe symptoms of psychosis or paranoia.</w:t>
+      </w:r>
+    </w:p>
+    <w:bookmarkEnd w:id="24"/>
+    <w:bookmarkStart w:id="25" w:name="procedure"/>
+    <w:p>
+      <w:pPr>
+        <w:pStyle w:val="Heading2"/>
+      </w:pPr>
+      <w:r>
+        <w:t xml:space="preserve">Procedure</w:t>
+      </w:r>
+    </w:p>
+    <w:p>
+      <w:pPr>
+        <w:pStyle w:val="FirstParagraph"/>
+      </w:pPr>
+      <w:r>
+        <w:t xml:space="preserve">Participants completed five study visits over approximately three months. After an initial phone screen, participants attended an in-person screening visit to determine eligibility, complete informed consent, and collect self-report measures. Eligible, consented participants returned approximately one week later for an intake visit. Three additional follow-up visits occurred about every 30 days that participants remained on study. Participants were expected to complete four daily EMAs while on study. Other personal sensing data streams (geolocation, cellular communications, sleep quality, and audio check-ins) were collected as part of the parent grant’s aims (R01 AA024391).</w:t>
+      </w:r>
+    </w:p>
+    <w:bookmarkEnd w:id="25"/>
+    <w:bookmarkStart w:id="28" w:name="measures"/>
+    <w:p>
+      <w:pPr>
+        <w:pStyle w:val="Heading2"/>
+      </w:pPr>
+      <w:r>
+        <w:t xml:space="preserve">Measures</w:t>
+      </w:r>
+    </w:p>
+    <w:bookmarkStart w:id="26" w:name="ecological-momentary-assessments"/>
     <w:p>
       <w:pPr>
         <w:pStyle w:val="Heading3"/>
       </w:pPr>
       <w:r>
-        <w:t xml:space="preserve">Participants</w:t>
+        <w:t xml:space="preserve">Ecological Momentary Assessments</w:t>
       </w:r>
     </w:p>
     <w:p>
@@ -579,28 +735,86 @@
         <w:pStyle w:val="FirstParagraph"/>
       </w:pPr>
       <w:r>
-        <w:t xml:space="preserve">We recruited participants in early recovery (1-8 weeks of abstinence) from moderate to severe alcohol use disorder in Madison, Wisconsin, US for a three month longitudinal study. We used data from all participants included in our previous study (N = 151; see</w:t>
-      </w:r>
-      <w:r>
-        <w:t xml:space="preserve"> </w:t>
-      </w:r>
-      <w:r>
-        <w:t xml:space="preserve">(Wyant et al. in press)</w:t>
-      </w:r>
-      <w:r>
-        <w:t xml:space="preserve"> </w:t>
-      </w:r>
-      <w:r>
-        <w:t xml:space="preserve">for enrollment, disposition, and demographic information).</w:t>
-      </w:r>
-    </w:p>
-    <w:bookmarkEnd w:id="21"/>
-    <w:bookmarkStart w:id="22" w:name="lapse-labels"/>
+        <w:t xml:space="preserve">Participants completed four brief (7-10 questions) EMAs daily. The first and last EMAs of the day were scheduled within one hour of participants’ typical wake and sleep times. The other two EMAs were scheduled randomly within the first and second halves of their typical day, with at least one hour between EMAs. Participants learned how to complete the EMA and the meaning of each question during their intake visit.</w:t>
+      </w:r>
+    </w:p>
+    <w:p>
+      <w:pPr>
+        <w:pStyle w:val="BodyText"/>
+      </w:pPr>
+      <w:r>
+        <w:t xml:space="preserve">On all EMAs, participants reported dates/times of any unreported past alcohol use. Next, participants rated the maximum intensity of recent (i.e., since last EMA) experiences of craving, risky situations, stressful events, and pleasant events. Finally, participants rated their current affect on two bipolar scales: valence (Unpleasant/Unhappy to Pleasant/Happy) and arousal (Calm/Sleepy to Aroused/Alert).</w:t>
+      </w:r>
+    </w:p>
+    <w:p>
+      <w:pPr>
+        <w:pStyle w:val="BodyText"/>
+      </w:pPr>
+      <w:r>
+        <w:t xml:space="preserve">On the first EMA each day, participants also rated the likelihood of encountering risky situations and stressful events in the next week and the likelihood that they would drink alcohol in the next week (i.e., abstinence self-efficacy).</w:t>
+      </w:r>
+    </w:p>
+    <w:bookmarkEnd w:id="26"/>
+    <w:bookmarkStart w:id="27" w:name="individual-differences"/>
     <w:p>
       <w:pPr>
         <w:pStyle w:val="Heading3"/>
       </w:pPr>
       <w:r>
+        <w:t xml:space="preserve">Individual Differences</w:t>
+      </w:r>
+    </w:p>
+    <w:p>
+      <w:pPr>
+        <w:pStyle w:val="FirstParagraph"/>
+      </w:pPr>
+      <w:r>
+        <w:t xml:space="preserve">We collected self-report information about demographics (age, sex, race, ethnicity, education, marital status, employment, and income) and AUD symptom count. This information was collected primarily to characterize the sample and to evaluate the diversity of the training data. We also used the demographic information in our models.</w:t>
+      </w:r>
+    </w:p>
+    <w:bookmarkEnd w:id="27"/>
+    <w:bookmarkEnd w:id="28"/>
+    <w:bookmarkStart w:id="38" w:name="data-analytic-strategy"/>
+    <w:p>
+      <w:pPr>
+        <w:pStyle w:val="Heading2"/>
+      </w:pPr>
+      <w:r>
+        <w:t xml:space="preserve">Data Analytic Strategy</w:t>
+      </w:r>
+    </w:p>
+    <w:p>
+      <w:pPr>
+        <w:pStyle w:val="FirstParagraph"/>
+      </w:pPr>
+      <w:r>
+        <w:t xml:space="preserve">Data preprocessing, modeling, and Bayesian analyses were done in R using the tidymodels ecosystem</w:t>
+      </w:r>
+      <w:r>
+        <w:t xml:space="preserve"> </w:t>
+      </w:r>
+      <w:r>
+        <w:t xml:space="preserve">(Kuhn and Wickham 2020)</w:t>
+      </w:r>
+      <w:r>
+        <w:t xml:space="preserve">. Models were trained and evaluated using high-throughput computing resources provided by the University of Wisconsin Center for High Throughput Computing</w:t>
+      </w:r>
+      <w:r>
+        <w:t xml:space="preserve"> </w:t>
+      </w:r>
+      <w:r>
+        <w:t xml:space="preserve">(Center for High Throughput Computing 2006)</w:t>
+      </w:r>
+      <w:r>
+        <w:t xml:space="preserve">.</w:t>
+      </w:r>
+    </w:p>
+    <w:bookmarkStart w:id="29" w:name="lapse-labels"/>
+    <w:p>
+      <w:pPr>
+        <w:pStyle w:val="Heading3"/>
+      </w:pPr>
+      <w:r>
         <w:t xml:space="preserve">Lapse Labels</w:t>
       </w:r>
     </w:p>
@@ -609,7 +823,7 @@
         <w:pStyle w:val="FirstParagraph"/>
       </w:pPr>
       <w:r>
-        <w:t xml:space="preserve">We predicted lapses occurring in one week windows. Predictions were updated hourly. Therefore our models provided hour-by-hour predictions of future probability of an alcohol lapse within a one week window shifted at various time points (i.e., lags) into the future (no lag and one day, three day, one week, or two week lagged predictions). The first prediction for each participant occurs 24 hours + lag time (in hours) after their study start date. For example, the first prediction for the one day lagged prediction model would be 48 hours after participants’ start date.</w:t>
+        <w:t xml:space="preserve">We predicted lapses occurring in one week windows. Predictions were updated hourly. Therefore our models provided hour-by-hour predictions of future probability of an alcohol lapse within a one week window shifted at various time points (i.e., lags) into the future (no lag and 24 hour, 72 hour, 168 hour, or 336 hour lagged predictions).</w:t>
       </w:r>
     </w:p>
     <w:p>
@@ -617,7 +831,15 @@
         <w:pStyle w:val="BodyText"/>
       </w:pPr>
       <w:r>
-        <w:t xml:space="preserve">A prediction window was labeled</w:t>
+        <w:t xml:space="preserve">The first prediction window for each participant began 24 hours from midnight on their study start date + lag time. For example, the first prediction for the 24 hour lagged prediction model would be 48 hours after participants’ start date. This ensured at least 24 hours of past EMAs for future lapse prediction in these first windows. Subsequent windows for each participant were created by repeatedly rolling the window start time forward one hour until the end of their study participation (i.e., each participant’s last prediction window started one week before their last recorded EMA).</w:t>
+      </w:r>
+    </w:p>
+    <w:p>
+      <w:pPr>
+        <w:pStyle w:val="BodyText"/>
+      </w:pPr>
+      <w:r>
+        <w:t xml:space="preserve">The start and end date/time of past drinking episodes were reported on the first EMA item. A prediction window was labeled</w:t>
       </w:r>
       <w:r>
         <w:t xml:space="preserve"> </w:t>
@@ -649,11 +871,19 @@
         <w:t xml:space="preserve"> </w:t>
       </w:r>
       <w:r>
-        <w:t xml:space="preserve">if no alcohol use occurred within that window +/- 6 hours. If no alcohol use occurred within the window but did occur within 6 hours of the start or end of the window, the window was excluded. We had previously used a more conservative fence around lapse exclusions (24 hours vs. 6 hours), however, after re-evaluation we deemed this to be too conservative.</w:t>
-      </w:r>
-    </w:p>
-    <w:bookmarkEnd w:id="22"/>
-    <w:bookmarkStart w:id="23" w:name="feature-engineering"/>
+        <w:t xml:space="preserve">if no alcohol use occurred within that window +/- 24 hours. If no alcohol use occurred within the window but did occur within 24 hours of the start or end of the window, the window was excluded.</w:t>
+      </w:r>
+    </w:p>
+    <w:p>
+      <w:pPr>
+        <w:pStyle w:val="BodyText"/>
+      </w:pPr>
+      <w:r>
+        <w:t xml:space="preserve">We ended up with a total of 270,081 labels for our baseline (no lag) model, 266,599 labels for our 24 hour lagged model, 259,643 labels for our 72 hour lagged model, 245,707 labels for our 168 hour lagged model, and 221,206 labels for our 336 hour lagged model.</w:t>
+      </w:r>
+    </w:p>
+    <w:bookmarkEnd w:id="29"/>
+    <w:bookmarkStart w:id="30" w:name="feature-engineering"/>
     <w:p>
       <w:pPr>
         <w:pStyle w:val="Heading3"/>
@@ -667,7 +897,7 @@
         <w:pStyle w:val="FirstParagraph"/>
       </w:pPr>
       <w:r>
-        <w:t xml:space="preserve">Features were calculated using only data collected before the start of each prediction window. For our no lag models this included all data prior to the hour of the start of the prediction window. For our lagged models, the last EMA data used for feature engineering were collected up to one day, three days, one week, or two weeks prior to the start of the prediction window.</w:t>
+        <w:t xml:space="preserve">Features were calculated using only data collected before the start of each prediction window to ensure our models were making true future predictions. For our no lag models this included all data prior to the hour of the start of the prediction window. For our lagged models, the last EMA data used for feature engineering were collected up to one day, three days, one week, or two weeks prior to the start of the prediction window.</w:t>
       </w:r>
     </w:p>
     <w:p>
@@ -675,14 +905,14 @@
         <w:pStyle w:val="BodyText"/>
       </w:pPr>
       <w:r>
-        <w:t xml:space="preserve">Following our previous work, features were derived from three data sources:</w:t>
+        <w:t xml:space="preserve">A total of 286 features were derived from three data sources:</w:t>
       </w:r>
     </w:p>
     <w:p>
       <w:pPr>
         <w:numPr>
           <w:ilvl w:val="0"/>
-          <w:numId w:val="1001"/>
+          <w:numId w:val="1002"/>
         </w:numPr>
       </w:pPr>
       <w:r>
@@ -700,7 +930,7 @@
       <w:pPr>
         <w:numPr>
           <w:ilvl w:val="0"/>
-          <w:numId w:val="1001"/>
+          <w:numId w:val="1002"/>
         </w:numPr>
       </w:pPr>
       <w:r>
@@ -718,7 +948,7 @@
       <w:pPr>
         <w:numPr>
           <w:ilvl w:val="0"/>
-          <w:numId w:val="1001"/>
+          <w:numId w:val="1002"/>
         </w:numPr>
       </w:pPr>
       <w:r>
@@ -729,17 +959,37 @@
         <w:t xml:space="preserve">Previous EMA responses</w:t>
       </w:r>
       <w:r>
-        <w:t xml:space="preserve">: We created raw EMA and change features for varying scoring epochs before the start of the prediction window for all EMA items (i.e., 12, 24, 48, 72, and 168 hours). Raw features included min, max, and median scores for each EMA question across all EMAs in each epoch for that participant. We calculated change features by subtracting the participant’s mean score for each EMA question (using all EMAs collected before the start of the prediction window) from the associated raw feature. We also created raw and change features based on the most recent response for each EMA question and raw and change rate features from previously reported lapses.</w:t>
-      </w:r>
-    </w:p>
-    <w:bookmarkEnd w:id="23"/>
-    <w:bookmarkStart w:id="24" w:name="modeling-decisions"/>
+        <w:t xml:space="preserve">: We created raw EMA and change features for varying scoring epochs (i.e., 12, 24, 48, 72, and 168 hours) before the start of the prediction window for all EMA items. Raw features included min, max, and median scores for each EMA item across all EMAs in each epoch for that participant. We calculated change features by subtracting the participants’ overall mean score for each EMA item (using all EMAs collected before the start of the prediction window) from the associated raw feature. We also created raw and change features based on the most recent response for each EMA question and raw and change rate features from previously reported lapses and number of completed EMAs.</w:t>
+      </w:r>
+      <w:r>
+        <w:t xml:space="preserve"> </w:t>
+      </w:r>
+    </w:p>
+    <w:p>
+      <w:pPr>
+        <w:pStyle w:val="FirstParagraph"/>
+      </w:pPr>
+      <w:r>
+        <w:t xml:space="preserve">Other generic feature engineering steps included imputing missing data (median imputation for numeric features, mode imputation for nominal features) and removing zero and near-zero variance features as determined from held-in data (see Cross-validation section below).</w:t>
+      </w:r>
+    </w:p>
+    <w:bookmarkEnd w:id="30"/>
+    <w:bookmarkStart w:id="37" w:name="model-training-and-evaluation"/>
     <w:p>
       <w:pPr>
         <w:pStyle w:val="Heading3"/>
       </w:pPr>
       <w:r>
-        <w:t xml:space="preserve">Modeling Decisions</w:t>
+        <w:t xml:space="preserve">Model Training and Evaluation</w:t>
+      </w:r>
+    </w:p>
+    <w:bookmarkStart w:id="31" w:name="model-configurations"/>
+    <w:p>
+      <w:pPr>
+        <w:pStyle w:val="Heading4"/>
+      </w:pPr>
+      <w:r>
+        <w:t xml:space="preserve">Model Configurations</w:t>
       </w:r>
     </w:p>
     <w:p>
@@ -747,7 +997,16 @@
         <w:pStyle w:val="FirstParagraph"/>
       </w:pPr>
       <w:r>
-        <w:t xml:space="preserve">Our primary performance metric for model selection and evaluation will be auROC.</w:t>
+        <w:t xml:space="preserve">We trained and evaluated five separate classification models: one baseline (no lag) model and one model for 24 hour, 72 hour, 168 hour, and 336 hour lagged predictions. We considered four well-established statistical algorithms (elastic net, XGBoost, regularized discriminant analysis, and single layer neural networks) that vary across characteristics expected to affect model performance (e.g., flexibility, complexity, handling higher-order interactions natively)</w:t>
+      </w:r>
+      <w:r>
+        <w:t xml:space="preserve"> </w:t>
+      </w:r>
+      <w:r>
+        <w:t xml:space="preserve">(Kuhn and Johnson 2018)</w:t>
+      </w:r>
+      <w:r>
+        <w:t xml:space="preserve">.</w:t>
       </w:r>
     </w:p>
     <w:p>
@@ -755,15 +1014,34 @@
         <w:pStyle w:val="BodyText"/>
       </w:pPr>
       <w:r>
-        <w:t xml:space="preserve">We will consider four candidate statistical algorithms including elastic net, XGBoost, regularized discriminant analysis (rda), and single layer neural networks. This will ensure we are considering algorithms that differ in terms of bias-variance tradeoff (e.g., parametric vs non-parametric) to select the model configuration that most closely represents the true data generating process.</w:t>
-      </w:r>
-    </w:p>
-    <w:p>
-      <w:pPr>
-        <w:pStyle w:val="BodyText"/>
-      </w:pPr>
-      <w:r>
-        <w:t xml:space="preserve">We will use participant-grouped, nested cross-validation for model training, selection, and evaluation with auROC. We will use 1 repeat of 10-fold cross-validation for the inner loops (i.e.,</w:t>
+        <w:t xml:space="preserve">Candidate model configurations differed across sensible values for key hyperparameters. They also differed on outcome resampling method (i.e., no resampling and up-sampling and down-sampling of the outcome using majority/no lapse to minority/lapse ratios ranging from 1:1 to 2:1). We calibrated predicted probabilities using the beta distribution to support optimal decision-making under variable outcome distributions</w:t>
+      </w:r>
+      <w:r>
+        <w:t xml:space="preserve"> </w:t>
+      </w:r>
+      <w:r>
+        <w:t xml:space="preserve">(Kull, Filho, and Flach 2017)</w:t>
+      </w:r>
+      <w:r>
+        <w:t xml:space="preserve">.</w:t>
+      </w:r>
+    </w:p>
+    <w:bookmarkEnd w:id="31"/>
+    <w:bookmarkStart w:id="32" w:name="cross-validation"/>
+    <w:p>
+      <w:pPr>
+        <w:pStyle w:val="Heading4"/>
+      </w:pPr>
+      <w:r>
+        <w:t xml:space="preserve">Cross-validation</w:t>
+      </w:r>
+    </w:p>
+    <w:p>
+      <w:pPr>
+        <w:pStyle w:val="FirstParagraph"/>
+      </w:pPr>
+      <w:r>
+        <w:t xml:space="preserve">We used participant-grouped, nested cross-validation for model training, selection, and evaluation with auROC. auROC indexes the probability that the model will predict a higher score for a randomly selected positive case (lapse) relative to a randomly selected negative case (no lapse). Grouped cross-validation assigns all data from a participant as either held-in or held-out to avoid bias introduced when predicting a participant’s data from their own data. We used 1 repeat of 10-fold cross-validation for the inner loops (i.e.,</w:t>
       </w:r>
       <w:r>
         <w:t xml:space="preserve"> </w:t>
@@ -795,7 +1073,43 @@
         <w:t xml:space="preserve"> </w:t>
       </w:r>
       <w:r>
-        <w:t xml:space="preserve">sets).</w:t>
+        <w:t xml:space="preserve">sets). Best model configurations were selected using median auROC across the 10 validation sets. Final performance evaluation of those best model configurations used median auROC across the 30 test sets.</w:t>
+      </w:r>
+    </w:p>
+    <w:bookmarkEnd w:id="32"/>
+    <w:bookmarkStart w:id="33" w:name="model-evaluation"/>
+    <w:p>
+      <w:pPr>
+        <w:pStyle w:val="Heading4"/>
+      </w:pPr>
+      <w:r>
+        <w:t xml:space="preserve">Model Evaluation</w:t>
+      </w:r>
+    </w:p>
+    <w:p>
+      <w:pPr>
+        <w:pStyle w:val="FirstParagraph"/>
+      </w:pPr>
+      <w:r>
+        <w:t xml:space="preserve">We used a Bayesian hierarchical generalized linear model to estimate the posterior probability distributions and 95% Bayesian credible intervals (CIs) for auROC for the five best models (no lag and 24 hour, 72 hour, 168 hour, and 336 hour lagged predictions) on the 30 held-out test sets. The median posterior probability for auROC represents our best estimate for the magnitude of the auROC parameter for each model. If the confidence intervals do not contain .5 (chance performance), this suggests our model is capturing signal in the data.</w:t>
+      </w:r>
+    </w:p>
+    <w:bookmarkEnd w:id="33"/>
+    <w:bookmarkStart w:id="34" w:name="model-comparisons"/>
+    <w:p>
+      <w:pPr>
+        <w:pStyle w:val="Heading4"/>
+      </w:pPr>
+      <w:r>
+        <w:t xml:space="preserve">Model Comparisons</w:t>
+      </w:r>
+    </w:p>
+    <w:p>
+      <w:pPr>
+        <w:pStyle w:val="FirstParagraph"/>
+      </w:pPr>
+      <w:r>
+        <w:t xml:space="preserve">We performed two sets of Bayesian model comparisons. First, we compared each lagged model to our baseline model (no lag). We have demonstrated previously that our baseline model performs well. These comparisons show whether we can predict lapses with similar performance with varying lags (i.e., no lag vs. 24 hours, no lag vs. 72 hours, no lag vs. 168 hours, no lag vs. 336 hours).</w:t>
       </w:r>
     </w:p>
     <w:p>
@@ -803,12 +1117,113 @@
         <w:pStyle w:val="BodyText"/>
       </w:pPr>
       <w:r>
-        <w:t xml:space="preserve">Best model configurations will be selected using median auROC across the 10 validation sets. Final performance evaluation of those best model configurations used median auROC across the 30 test sets.</w:t>
-      </w:r>
-    </w:p>
-    <w:bookmarkEnd w:id="24"/>
-    <w:bookmarkEnd w:id="25"/>
-    <w:bookmarkStart w:id="26" w:name="results"/>
+        <w:t xml:space="preserve">Second, we compared each adjacent lagged model (i.e., 24 hours vs 72 hours, 72 hours vs. 168 hours, and 168 hours vs. 336 hours). These comparisons allow us to determine the probability that the lagged models systematically degrade as predictions are made further into the future.</w:t>
+      </w:r>
+    </w:p>
+    <w:p>
+      <w:pPr>
+        <w:pStyle w:val="BodyText"/>
+      </w:pPr>
+      <w:r>
+        <w:t xml:space="preserve">For both sets of model comparisons determined the probability that the models’ performances differed systematically from each other by regressing the auROCs (logit transformed) from the 30 test sets as a function of the contrast. We set two random intercepts: one for the repeat, and another for the fold within repeat. We also report the precise posterior probability for the difference in auROCs and the 95% Bayesian CIs. If there was a probability &gt; 0.95 that the more lagged model’s performance was worse, we labeled the model contrast as significant.</w:t>
+      </w:r>
+    </w:p>
+    <w:bookmarkEnd w:id="34"/>
+    <w:bookmarkStart w:id="35" w:name="fairness-benchmarks"/>
+    <w:p>
+      <w:pPr>
+        <w:pStyle w:val="Heading4"/>
+      </w:pPr>
+      <w:r>
+        <w:t xml:space="preserve">Fairness Benchmarks</w:t>
+      </w:r>
+    </w:p>
+    <w:p>
+      <w:pPr>
+        <w:pStyle w:val="FirstParagraph"/>
+      </w:pPr>
+      <w:r>
+        <w:t xml:space="preserve">We aim for the responsible and transparent reporting of model performance and clinical utility. In these efforts, we report the median posterior probability and 95% Bayesian CI for auROC for each model separately for four demographic groups with potential disparities in access to substance use treatment. Specifically, we report model performance for dichotomized groups of race and ethnicity (non-Hispanic white vs. non-white)</w:t>
+      </w:r>
+      <w:r>
+        <w:t xml:space="preserve"> </w:t>
+      </w:r>
+      <w:r>
+        <w:t xml:space="preserve">(Pinedo 2019; Kilaru et al. 2020)</w:t>
+      </w:r>
+      <w:r>
+        <w:t xml:space="preserve">, income (above poverty vs. at or below poverty)</w:t>
+      </w:r>
+      <w:r>
+        <w:t xml:space="preserve"> </w:t>
+      </w:r>
+      <w:r>
+        <w:t xml:space="preserve">(Olfson et al. 2022)</w:t>
+      </w:r>
+      <w:r>
+        <w:t xml:space="preserve">, sex (male vs. female)</w:t>
+      </w:r>
+      <w:r>
+        <w:t xml:space="preserve"> </w:t>
+      </w:r>
+      <w:r>
+        <w:t xml:space="preserve">(Greenfield et al. 2007; Kilaru et al. 2020)</w:t>
+      </w:r>
+      <w:r>
+        <w:t xml:space="preserve">, and age (younger vs. older)</w:t>
+      </w:r>
+      <w:r>
+        <w:t xml:space="preserve"> </w:t>
+      </w:r>
+      <w:r>
+        <w:t xml:space="preserve">(Kilaru et al. 2020)</w:t>
+      </w:r>
+      <w:r>
+        <w:t xml:space="preserve">.</w:t>
+      </w:r>
+    </w:p>
+    <w:p>
+      <w:pPr>
+        <w:pStyle w:val="BodyText"/>
+      </w:pPr>
+      <w:r>
+        <w:t xml:space="preserve">We also acknowledge that models that work for only a subset of people, if implemented, could widen existing treatment disparities. We conducted Bayesian group comparisons to assess the likelihood that the model performs differently by group. We report median differences in posterior probabilities and the 95% Bayesian CIs.</w:t>
+      </w:r>
+    </w:p>
+    <w:bookmarkEnd w:id="35"/>
+    <w:bookmarkStart w:id="36" w:name="feature-importance"/>
+    <w:p>
+      <w:pPr>
+        <w:pStyle w:val="Heading4"/>
+      </w:pPr>
+      <w:r>
+        <w:t xml:space="preserve">Feature Importance</w:t>
+      </w:r>
+    </w:p>
+    <w:p>
+      <w:pPr>
+        <w:pStyle w:val="FirstParagraph"/>
+      </w:pPr>
+      <w:r>
+        <w:t xml:space="preserve">We calculated Shapley values</w:t>
+      </w:r>
+      <w:r>
+        <w:t xml:space="preserve"> </w:t>
+      </w:r>
+      <w:r>
+        <w:t xml:space="preserve">(Lundberg and Lee 2017)</w:t>
+      </w:r>
+      <w:r>
+        <w:t xml:space="preserve"> </w:t>
+      </w:r>
+      <w:r>
+        <w:t xml:space="preserve">from the 30 test sets to provide a description of the importance of categories of features across our five models. We used the SHAPforxgboost package that provides Shapley values in log-odds units for binary classification models. We averaged the three Shapley values for each observation for each feature (i.e., across the three repeats) to increase their stability. An inherent property of Shapley values is their additivity, allowing us to combine features into feature categories. We created separate feature categories for each of the nine EMA questions, the rates of past alcohol use and missing surveys, the time of day and day of the week of the start of the prediction window, and the seven demographic variables included in the models. We calculated the local (i.e., for each observation) importance for each category of features by adding Shapley values across all features in a category, separately for each observation. We calculated global importance for each feature category by averaging the absolute value of the Shapley values of all features in the category across all observations. These local and global importance scores based on Shapley values allow us to contextualize relative feature importance.</w:t>
+      </w:r>
+    </w:p>
+    <w:bookmarkEnd w:id="36"/>
+    <w:bookmarkEnd w:id="37"/>
+    <w:bookmarkEnd w:id="38"/>
+    <w:bookmarkStart w:id="57" w:name="results"/>
     <w:p>
       <w:pPr>
         <w:pStyle w:val="Heading2"/>
@@ -817,8 +1232,5289 @@
         <w:t xml:space="preserve">Results</w:t>
       </w:r>
     </w:p>
-    <w:bookmarkEnd w:id="26"/>
-    <w:bookmarkStart w:id="27" w:name="discussion"/>
+    <w:bookmarkStart w:id="43" w:name="demographic-and-clinical-characteristics"/>
+    <w:p>
+      <w:pPr>
+        <w:pStyle w:val="Heading3"/>
+      </w:pPr>
+      <w:r>
+        <w:t xml:space="preserve">Demographic and Clinical Characteristics</w:t>
+      </w:r>
+    </w:p>
+    <w:p>
+      <w:pPr>
+        <w:pStyle w:val="FirstParagraph"/>
+      </w:pPr>
+      <w:r>
+        <w:t xml:space="preserve">One hundred fifty one participants were included in our analyses. We used data from all participants included in our previous study (see</w:t>
+      </w:r>
+      <w:r>
+        <w:t xml:space="preserve"> </w:t>
+      </w:r>
+      <w:r>
+        <w:t xml:space="preserve">(Wyant et al. n.d.)</w:t>
+      </w:r>
+      <w:r>
+        <w:t xml:space="preserve"> </w:t>
+      </w:r>
+      <w:r>
+        <w:t xml:space="preserve">for enrollment and disposition information).</w:t>
+      </w:r>
+    </w:p>
+    <w:p>
+      <w:pPr>
+        <w:pStyle w:val="BodyText"/>
+      </w:pPr>
+      <w:r>
+        <w:t xml:space="preserve">There were approximately equal numbers of men (N=77; 51.0%) and women (N=74; 49.0%) who ranged in age from 21 - 72 years old. The sample was majority White (N=131; 86.8%) and non-Hispanic (N=147; 97.4%). Participants self-reported a median of 9.0 DSM-5 symptoms of AUD (mean=8.9; SD=1.9; range=4.0-11.0) and a median of 4.0 previous quit attempts (mean=5.5; SD=5.8; range=0.0-30.0). Most participants (N=84; 55.6%) reported one or more lapses during participation. The median number of lapses per participant while on-study was 1.0 (mean=6.8; SD = 12.0; range=0.0-75.0).</w:t>
+      </w:r>
+      <w:r>
+        <w:t xml:space="preserve"> </w:t>
+      </w:r>
+      <w:hyperlink w:anchor="tbl-demopdf">
+        <w:r>
+          <w:rPr>
+            <w:rStyle w:val="Hyperlink"/>
+          </w:rPr>
+          <w:t xml:space="preserve">Table 1</w:t>
+        </w:r>
+      </w:hyperlink>
+      <w:r>
+        <w:t xml:space="preserve"> </w:t>
+      </w:r>
+      <w:r>
+        <w:t xml:space="preserve">provides more detail on demographic and clinical characteristics of the sample.</w:t>
+      </w:r>
+    </w:p>
+    <w:tbl>
+      <w:tblPr>
+        <w:tblStyle w:val="Table"/>
+        <w:tblW w:type="pct" w:w="5000"/>
+        <w:tblLook w:firstRow="0" w:lastRow="0" w:firstColumn="0" w:lastColumn="0" w:noHBand="0" w:noVBand="0" w:val="0000"/>
+        <w:jc w:val="start"/>
+        <w:tblLayout w:type="fixed"/>
+      </w:tblPr>
+      <w:tblGrid>
+        <w:gridCol w:w="7920"/>
+      </w:tblGrid>
+      <w:tr>
+        <w:tc>
+          <w:tcPr/>
+          <w:bookmarkStart w:id="39" w:name="tbl-demopdf"/>
+          <w:p>
+            <w:pPr>
+              <w:jc w:val="center"/>
+            </w:pPr>
+            <w:pPr>
+              <w:jc w:val="start"/>
+              <w:spacing w:before="200"/>
+              <w:pStyle w:val="ImageCaption"/>
+            </w:pPr>
+            <w:r>
+              <w:t xml:space="preserve">Table 1: Demographic and Lapse Characteristics</w:t>
+            </w:r>
+          </w:p>
+          <w:tbl>
+            <w:tblPr>
+              <w:tblStyle w:val="Table"/>
+              <w:tblW w:type="pct" w:w="4894"/>
+              <w:tblLook w:firstRow="1" w:lastRow="0" w:firstColumn="0" w:lastColumn="0" w:noHBand="0" w:noVBand="0" w:val="0020"/>
+              <w:jc w:val="start"/>
+              <w:tblLayout w:type="fixed"/>
+            </w:tblPr>
+            <w:tblGrid>
+              <w:gridCol w:w="3622"/>
+              <w:gridCol w:w="505"/>
+              <w:gridCol w:w="589"/>
+              <w:gridCol w:w="926"/>
+              <w:gridCol w:w="926"/>
+              <w:gridCol w:w="1179"/>
+            </w:tblGrid>
+            <w:tr>
+              <w:trPr>
+                <w:tblHeader w:val="true"/>
+              </w:trPr>
+              <w:tc>
+                <w:tcPr/>
+                <w:p>
+                  <w:pPr>
+                    <w:pStyle w:val="Compact"/>
+                    <w:jc w:val="left"/>
+                    <w:jc w:val="center"/>
+                  </w:pPr>
+                  <w:r>
+                    <w:t xml:space="preserve">var</w:t>
+                  </w:r>
+                </w:p>
+              </w:tc>
+              <w:tc>
+                <w:tcPr/>
+                <w:p>
+                  <w:pPr>
+                    <w:pStyle w:val="Compact"/>
+                    <w:jc w:val="right"/>
+                    <w:jc w:val="center"/>
+                  </w:pPr>
+                  <w:r>
+                    <w:t xml:space="preserve">N</w:t>
+                  </w:r>
+                </w:p>
+              </w:tc>
+              <w:tc>
+                <w:tcPr/>
+                <w:p>
+                  <w:pPr>
+                    <w:pStyle w:val="Compact"/>
+                    <w:jc w:val="right"/>
+                    <w:jc w:val="center"/>
+                  </w:pPr>
+                  <w:r>
+                    <w:t xml:space="preserve">%</w:t>
+                  </w:r>
+                </w:p>
+              </w:tc>
+              <w:tc>
+                <w:tcPr/>
+                <w:p>
+                  <w:pPr>
+                    <w:pStyle w:val="Compact"/>
+                    <w:jc w:val="left"/>
+                    <w:jc w:val="center"/>
+                  </w:pPr>
+                  <w:r>
+                    <w:t xml:space="preserve">M</w:t>
+                  </w:r>
+                </w:p>
+              </w:tc>
+              <w:tc>
+                <w:tcPr/>
+                <w:p>
+                  <w:pPr>
+                    <w:pStyle w:val="Compact"/>
+                    <w:jc w:val="left"/>
+                    <w:jc w:val="center"/>
+                  </w:pPr>
+                  <w:r>
+                    <w:t xml:space="preserve">SD</w:t>
+                  </w:r>
+                </w:p>
+              </w:tc>
+              <w:tc>
+                <w:tcPr/>
+                <w:p>
+                  <w:pPr>
+                    <w:pStyle w:val="Compact"/>
+                    <w:jc w:val="left"/>
+                    <w:jc w:val="center"/>
+                  </w:pPr>
+                  <w:r>
+                    <w:t xml:space="preserve">Range</w:t>
+                  </w:r>
+                </w:p>
+              </w:tc>
+            </w:tr>
+            <w:tr>
+              <w:tc>
+                <w:tcPr/>
+                <w:p>
+                  <w:pPr>
+                    <w:pStyle w:val="Compact"/>
+                    <w:jc w:val="left"/>
+                    <w:jc w:val="center"/>
+                  </w:pPr>
+                  <w:r>
+                    <w:t xml:space="preserve">Age</w:t>
+                  </w:r>
+                </w:p>
+              </w:tc>
+              <w:tc>
+                <w:tcPr/>
+                <w:p>
+                  <w:pPr>
+                    <w:pStyle w:val="Compact"/>
+                  </w:pPr>
+                </w:p>
+              </w:tc>
+              <w:tc>
+                <w:tcPr/>
+                <w:p>
+                  <w:pPr>
+                    <w:pStyle w:val="Compact"/>
+                  </w:pPr>
+                </w:p>
+              </w:tc>
+              <w:tc>
+                <w:tcPr/>
+                <w:p>
+                  <w:pPr>
+                    <w:pStyle w:val="Compact"/>
+                    <w:jc w:val="left"/>
+                    <w:jc w:val="center"/>
+                  </w:pPr>
+                  <w:r>
+                    <w:t xml:space="preserve">41</w:t>
+                  </w:r>
+                </w:p>
+              </w:tc>
+              <w:tc>
+                <w:tcPr/>
+                <w:p>
+                  <w:pPr>
+                    <w:pStyle w:val="Compact"/>
+                    <w:jc w:val="left"/>
+                    <w:jc w:val="center"/>
+                  </w:pPr>
+                  <w:r>
+                    <w:t xml:space="preserve">11.9</w:t>
+                  </w:r>
+                </w:p>
+              </w:tc>
+              <w:tc>
+                <w:tcPr/>
+                <w:p>
+                  <w:pPr>
+                    <w:pStyle w:val="Compact"/>
+                    <w:jc w:val="left"/>
+                    <w:jc w:val="center"/>
+                  </w:pPr>
+                  <w:r>
+                    <w:t xml:space="preserve">21-72</w:t>
+                  </w:r>
+                </w:p>
+              </w:tc>
+            </w:tr>
+            <w:tr>
+              <w:tc>
+                <w:tcPr/>
+                <w:p>
+                  <w:pPr>
+                    <w:pStyle w:val="Compact"/>
+                    <w:jc w:val="left"/>
+                    <w:jc w:val="center"/>
+                  </w:pPr>
+                  <w:r>
+                    <w:t xml:space="preserve">Sex</w:t>
+                  </w:r>
+                </w:p>
+              </w:tc>
+              <w:tc>
+                <w:tcPr/>
+                <w:p>
+                  <w:pPr>
+                    <w:pStyle w:val="Compact"/>
+                  </w:pPr>
+                </w:p>
+              </w:tc>
+              <w:tc>
+                <w:tcPr/>
+                <w:p>
+                  <w:pPr>
+                    <w:pStyle w:val="Compact"/>
+                  </w:pPr>
+                </w:p>
+              </w:tc>
+              <w:tc>
+                <w:tcPr/>
+                <w:p>
+                  <w:pPr>
+                    <w:pStyle w:val="Compact"/>
+                  </w:pPr>
+                </w:p>
+              </w:tc>
+              <w:tc>
+                <w:tcPr/>
+                <w:p>
+                  <w:pPr>
+                    <w:pStyle w:val="Compact"/>
+                  </w:pPr>
+                </w:p>
+              </w:tc>
+              <w:tc>
+                <w:tcPr/>
+                <w:p>
+                  <w:pPr>
+                    <w:pStyle w:val="Compact"/>
+                  </w:pPr>
+                </w:p>
+              </w:tc>
+            </w:tr>
+            <w:tr>
+              <w:tc>
+                <w:tcPr/>
+                <w:p>
+                  <w:pPr>
+                    <w:pStyle w:val="Compact"/>
+                    <w:jc w:val="left"/>
+                    <w:jc w:val="center"/>
+                  </w:pPr>
+                  <w:r>
+                    <w:t xml:space="preserve">Female</w:t>
+                  </w:r>
+                </w:p>
+              </w:tc>
+              <w:tc>
+                <w:tcPr/>
+                <w:p>
+                  <w:pPr>
+                    <w:pStyle w:val="Compact"/>
+                    <w:jc w:val="right"/>
+                    <w:jc w:val="center"/>
+                  </w:pPr>
+                  <w:r>
+                    <w:t xml:space="preserve">74</w:t>
+                  </w:r>
+                </w:p>
+              </w:tc>
+              <w:tc>
+                <w:tcPr/>
+                <w:p>
+                  <w:pPr>
+                    <w:pStyle w:val="Compact"/>
+                    <w:jc w:val="right"/>
+                    <w:jc w:val="center"/>
+                  </w:pPr>
+                  <w:r>
+                    <w:t xml:space="preserve">49.0</w:t>
+                  </w:r>
+                </w:p>
+              </w:tc>
+              <w:tc>
+                <w:tcPr/>
+                <w:p>
+                  <w:pPr>
+                    <w:pStyle w:val="Compact"/>
+                  </w:pPr>
+                </w:p>
+              </w:tc>
+              <w:tc>
+                <w:tcPr/>
+                <w:p>
+                  <w:pPr>
+                    <w:pStyle w:val="Compact"/>
+                  </w:pPr>
+                </w:p>
+              </w:tc>
+              <w:tc>
+                <w:tcPr/>
+                <w:p>
+                  <w:pPr>
+                    <w:pStyle w:val="Compact"/>
+                  </w:pPr>
+                </w:p>
+              </w:tc>
+            </w:tr>
+            <w:tr>
+              <w:tc>
+                <w:tcPr/>
+                <w:p>
+                  <w:pPr>
+                    <w:pStyle w:val="Compact"/>
+                    <w:jc w:val="left"/>
+                    <w:jc w:val="center"/>
+                  </w:pPr>
+                  <w:r>
+                    <w:t xml:space="preserve">Male</w:t>
+                  </w:r>
+                </w:p>
+              </w:tc>
+              <w:tc>
+                <w:tcPr/>
+                <w:p>
+                  <w:pPr>
+                    <w:pStyle w:val="Compact"/>
+                    <w:jc w:val="right"/>
+                    <w:jc w:val="center"/>
+                  </w:pPr>
+                  <w:r>
+                    <w:t xml:space="preserve">77</w:t>
+                  </w:r>
+                </w:p>
+              </w:tc>
+              <w:tc>
+                <w:tcPr/>
+                <w:p>
+                  <w:pPr>
+                    <w:pStyle w:val="Compact"/>
+                    <w:jc w:val="right"/>
+                    <w:jc w:val="center"/>
+                  </w:pPr>
+                  <w:r>
+                    <w:t xml:space="preserve">51.0</w:t>
+                  </w:r>
+                </w:p>
+              </w:tc>
+              <w:tc>
+                <w:tcPr/>
+                <w:p>
+                  <w:pPr>
+                    <w:pStyle w:val="Compact"/>
+                  </w:pPr>
+                </w:p>
+              </w:tc>
+              <w:tc>
+                <w:tcPr/>
+                <w:p>
+                  <w:pPr>
+                    <w:pStyle w:val="Compact"/>
+                  </w:pPr>
+                </w:p>
+              </w:tc>
+              <w:tc>
+                <w:tcPr/>
+                <w:p>
+                  <w:pPr>
+                    <w:pStyle w:val="Compact"/>
+                  </w:pPr>
+                </w:p>
+              </w:tc>
+            </w:tr>
+            <w:tr>
+              <w:tc>
+                <w:tcPr/>
+                <w:p>
+                  <w:pPr>
+                    <w:pStyle w:val="Compact"/>
+                    <w:jc w:val="left"/>
+                    <w:jc w:val="center"/>
+                  </w:pPr>
+                  <w:r>
+                    <w:t xml:space="preserve">Race</w:t>
+                  </w:r>
+                </w:p>
+              </w:tc>
+              <w:tc>
+                <w:tcPr/>
+                <w:p>
+                  <w:pPr>
+                    <w:pStyle w:val="Compact"/>
+                  </w:pPr>
+                </w:p>
+              </w:tc>
+              <w:tc>
+                <w:tcPr/>
+                <w:p>
+                  <w:pPr>
+                    <w:pStyle w:val="Compact"/>
+                  </w:pPr>
+                </w:p>
+              </w:tc>
+              <w:tc>
+                <w:tcPr/>
+                <w:p>
+                  <w:pPr>
+                    <w:pStyle w:val="Compact"/>
+                  </w:pPr>
+                </w:p>
+              </w:tc>
+              <w:tc>
+                <w:tcPr/>
+                <w:p>
+                  <w:pPr>
+                    <w:pStyle w:val="Compact"/>
+                  </w:pPr>
+                </w:p>
+              </w:tc>
+              <w:tc>
+                <w:tcPr/>
+                <w:p>
+                  <w:pPr>
+                    <w:pStyle w:val="Compact"/>
+                  </w:pPr>
+                </w:p>
+              </w:tc>
+            </w:tr>
+            <w:tr>
+              <w:tc>
+                <w:tcPr/>
+                <w:p>
+                  <w:pPr>
+                    <w:pStyle w:val="Compact"/>
+                    <w:jc w:val="left"/>
+                    <w:jc w:val="center"/>
+                  </w:pPr>
+                  <w:r>
+                    <w:t xml:space="preserve">American Indian/Alaska Native</w:t>
+                  </w:r>
+                </w:p>
+              </w:tc>
+              <w:tc>
+                <w:tcPr/>
+                <w:p>
+                  <w:pPr>
+                    <w:pStyle w:val="Compact"/>
+                    <w:jc w:val="right"/>
+                    <w:jc w:val="center"/>
+                  </w:pPr>
+                  <w:r>
+                    <w:t xml:space="preserve">3</w:t>
+                  </w:r>
+                </w:p>
+              </w:tc>
+              <w:tc>
+                <w:tcPr/>
+                <w:p>
+                  <w:pPr>
+                    <w:pStyle w:val="Compact"/>
+                    <w:jc w:val="right"/>
+                    <w:jc w:val="center"/>
+                  </w:pPr>
+                  <w:r>
+                    <w:t xml:space="preserve">2.0</w:t>
+                  </w:r>
+                </w:p>
+              </w:tc>
+              <w:tc>
+                <w:tcPr/>
+                <w:p>
+                  <w:pPr>
+                    <w:pStyle w:val="Compact"/>
+                  </w:pPr>
+                </w:p>
+              </w:tc>
+              <w:tc>
+                <w:tcPr/>
+                <w:p>
+                  <w:pPr>
+                    <w:pStyle w:val="Compact"/>
+                  </w:pPr>
+                </w:p>
+              </w:tc>
+              <w:tc>
+                <w:tcPr/>
+                <w:p>
+                  <w:pPr>
+                    <w:pStyle w:val="Compact"/>
+                  </w:pPr>
+                </w:p>
+              </w:tc>
+            </w:tr>
+            <w:tr>
+              <w:tc>
+                <w:tcPr/>
+                <w:p>
+                  <w:pPr>
+                    <w:pStyle w:val="Compact"/>
+                    <w:jc w:val="left"/>
+                    <w:jc w:val="center"/>
+                  </w:pPr>
+                  <w:r>
+                    <w:t xml:space="preserve">Asian</w:t>
+                  </w:r>
+                </w:p>
+              </w:tc>
+              <w:tc>
+                <w:tcPr/>
+                <w:p>
+                  <w:pPr>
+                    <w:pStyle w:val="Compact"/>
+                    <w:jc w:val="right"/>
+                    <w:jc w:val="center"/>
+                  </w:pPr>
+                  <w:r>
+                    <w:t xml:space="preserve">2</w:t>
+                  </w:r>
+                </w:p>
+              </w:tc>
+              <w:tc>
+                <w:tcPr/>
+                <w:p>
+                  <w:pPr>
+                    <w:pStyle w:val="Compact"/>
+                    <w:jc w:val="right"/>
+                    <w:jc w:val="center"/>
+                  </w:pPr>
+                  <w:r>
+                    <w:t xml:space="preserve">1.3</w:t>
+                  </w:r>
+                </w:p>
+              </w:tc>
+              <w:tc>
+                <w:tcPr/>
+                <w:p>
+                  <w:pPr>
+                    <w:pStyle w:val="Compact"/>
+                  </w:pPr>
+                </w:p>
+              </w:tc>
+              <w:tc>
+                <w:tcPr/>
+                <w:p>
+                  <w:pPr>
+                    <w:pStyle w:val="Compact"/>
+                  </w:pPr>
+                </w:p>
+              </w:tc>
+              <w:tc>
+                <w:tcPr/>
+                <w:p>
+                  <w:pPr>
+                    <w:pStyle w:val="Compact"/>
+                  </w:pPr>
+                </w:p>
+              </w:tc>
+            </w:tr>
+            <w:tr>
+              <w:tc>
+                <w:tcPr/>
+                <w:p>
+                  <w:pPr>
+                    <w:pStyle w:val="Compact"/>
+                    <w:jc w:val="left"/>
+                    <w:jc w:val="center"/>
+                  </w:pPr>
+                  <w:r>
+                    <w:t xml:space="preserve">Black/African American</w:t>
+                  </w:r>
+                </w:p>
+              </w:tc>
+              <w:tc>
+                <w:tcPr/>
+                <w:p>
+                  <w:pPr>
+                    <w:pStyle w:val="Compact"/>
+                    <w:jc w:val="right"/>
+                    <w:jc w:val="center"/>
+                  </w:pPr>
+                  <w:r>
+                    <w:t xml:space="preserve">8</w:t>
+                  </w:r>
+                </w:p>
+              </w:tc>
+              <w:tc>
+                <w:tcPr/>
+                <w:p>
+                  <w:pPr>
+                    <w:pStyle w:val="Compact"/>
+                    <w:jc w:val="right"/>
+                    <w:jc w:val="center"/>
+                  </w:pPr>
+                  <w:r>
+                    <w:t xml:space="preserve">5.3</w:t>
+                  </w:r>
+                </w:p>
+              </w:tc>
+              <w:tc>
+                <w:tcPr/>
+                <w:p>
+                  <w:pPr>
+                    <w:pStyle w:val="Compact"/>
+                  </w:pPr>
+                </w:p>
+              </w:tc>
+              <w:tc>
+                <w:tcPr/>
+                <w:p>
+                  <w:pPr>
+                    <w:pStyle w:val="Compact"/>
+                  </w:pPr>
+                </w:p>
+              </w:tc>
+              <w:tc>
+                <w:tcPr/>
+                <w:p>
+                  <w:pPr>
+                    <w:pStyle w:val="Compact"/>
+                  </w:pPr>
+                </w:p>
+              </w:tc>
+            </w:tr>
+            <w:tr>
+              <w:tc>
+                <w:tcPr/>
+                <w:p>
+                  <w:pPr>
+                    <w:pStyle w:val="Compact"/>
+                    <w:jc w:val="left"/>
+                    <w:jc w:val="center"/>
+                  </w:pPr>
+                  <w:r>
+                    <w:t xml:space="preserve">White/Caucasian</w:t>
+                  </w:r>
+                </w:p>
+              </w:tc>
+              <w:tc>
+                <w:tcPr/>
+                <w:p>
+                  <w:pPr>
+                    <w:pStyle w:val="Compact"/>
+                    <w:jc w:val="right"/>
+                    <w:jc w:val="center"/>
+                  </w:pPr>
+                  <w:r>
+                    <w:t xml:space="preserve">131</w:t>
+                  </w:r>
+                </w:p>
+              </w:tc>
+              <w:tc>
+                <w:tcPr/>
+                <w:p>
+                  <w:pPr>
+                    <w:pStyle w:val="Compact"/>
+                    <w:jc w:val="right"/>
+                    <w:jc w:val="center"/>
+                  </w:pPr>
+                  <w:r>
+                    <w:t xml:space="preserve">86.8</w:t>
+                  </w:r>
+                </w:p>
+              </w:tc>
+              <w:tc>
+                <w:tcPr/>
+                <w:p>
+                  <w:pPr>
+                    <w:pStyle w:val="Compact"/>
+                  </w:pPr>
+                </w:p>
+              </w:tc>
+              <w:tc>
+                <w:tcPr/>
+                <w:p>
+                  <w:pPr>
+                    <w:pStyle w:val="Compact"/>
+                  </w:pPr>
+                </w:p>
+              </w:tc>
+              <w:tc>
+                <w:tcPr/>
+                <w:p>
+                  <w:pPr>
+                    <w:pStyle w:val="Compact"/>
+                  </w:pPr>
+                </w:p>
+              </w:tc>
+            </w:tr>
+            <w:tr>
+              <w:tc>
+                <w:tcPr/>
+                <w:p>
+                  <w:pPr>
+                    <w:pStyle w:val="Compact"/>
+                    <w:jc w:val="left"/>
+                    <w:jc w:val="center"/>
+                  </w:pPr>
+                  <w:r>
+                    <w:t xml:space="preserve">Other/Multiracial</w:t>
+                  </w:r>
+                </w:p>
+              </w:tc>
+              <w:tc>
+                <w:tcPr/>
+                <w:p>
+                  <w:pPr>
+                    <w:pStyle w:val="Compact"/>
+                    <w:jc w:val="right"/>
+                    <w:jc w:val="center"/>
+                  </w:pPr>
+                  <w:r>
+                    <w:t xml:space="preserve">7</w:t>
+                  </w:r>
+                </w:p>
+              </w:tc>
+              <w:tc>
+                <w:tcPr/>
+                <w:p>
+                  <w:pPr>
+                    <w:pStyle w:val="Compact"/>
+                    <w:jc w:val="right"/>
+                    <w:jc w:val="center"/>
+                  </w:pPr>
+                  <w:r>
+                    <w:t xml:space="preserve">4.6</w:t>
+                  </w:r>
+                </w:p>
+              </w:tc>
+              <w:tc>
+                <w:tcPr/>
+                <w:p>
+                  <w:pPr>
+                    <w:pStyle w:val="Compact"/>
+                  </w:pPr>
+                </w:p>
+              </w:tc>
+              <w:tc>
+                <w:tcPr/>
+                <w:p>
+                  <w:pPr>
+                    <w:pStyle w:val="Compact"/>
+                  </w:pPr>
+                </w:p>
+              </w:tc>
+              <w:tc>
+                <w:tcPr/>
+                <w:p>
+                  <w:pPr>
+                    <w:pStyle w:val="Compact"/>
+                  </w:pPr>
+                </w:p>
+              </w:tc>
+            </w:tr>
+            <w:tr>
+              <w:tc>
+                <w:tcPr/>
+                <w:p>
+                  <w:pPr>
+                    <w:pStyle w:val="Compact"/>
+                    <w:jc w:val="left"/>
+                    <w:jc w:val="center"/>
+                  </w:pPr>
+                  <w:r>
+                    <w:t xml:space="preserve">Hispanic, Latino, or Spanish origin</w:t>
+                  </w:r>
+                </w:p>
+              </w:tc>
+              <w:tc>
+                <w:tcPr/>
+                <w:p>
+                  <w:pPr>
+                    <w:pStyle w:val="Compact"/>
+                  </w:pPr>
+                </w:p>
+              </w:tc>
+              <w:tc>
+                <w:tcPr/>
+                <w:p>
+                  <w:pPr>
+                    <w:pStyle w:val="Compact"/>
+                  </w:pPr>
+                </w:p>
+              </w:tc>
+              <w:tc>
+                <w:tcPr/>
+                <w:p>
+                  <w:pPr>
+                    <w:pStyle w:val="Compact"/>
+                  </w:pPr>
+                </w:p>
+              </w:tc>
+              <w:tc>
+                <w:tcPr/>
+                <w:p>
+                  <w:pPr>
+                    <w:pStyle w:val="Compact"/>
+                  </w:pPr>
+                </w:p>
+              </w:tc>
+              <w:tc>
+                <w:tcPr/>
+                <w:p>
+                  <w:pPr>
+                    <w:pStyle w:val="Compact"/>
+                  </w:pPr>
+                </w:p>
+              </w:tc>
+            </w:tr>
+            <w:tr>
+              <w:tc>
+                <w:tcPr/>
+                <w:p>
+                  <w:pPr>
+                    <w:pStyle w:val="Compact"/>
+                    <w:jc w:val="left"/>
+                    <w:jc w:val="center"/>
+                  </w:pPr>
+                  <w:r>
+                    <w:t xml:space="preserve">Yes</w:t>
+                  </w:r>
+                </w:p>
+              </w:tc>
+              <w:tc>
+                <w:tcPr/>
+                <w:p>
+                  <w:pPr>
+                    <w:pStyle w:val="Compact"/>
+                    <w:jc w:val="right"/>
+                    <w:jc w:val="center"/>
+                  </w:pPr>
+                  <w:r>
+                    <w:t xml:space="preserve">4</w:t>
+                  </w:r>
+                </w:p>
+              </w:tc>
+              <w:tc>
+                <w:tcPr/>
+                <w:p>
+                  <w:pPr>
+                    <w:pStyle w:val="Compact"/>
+                    <w:jc w:val="right"/>
+                    <w:jc w:val="center"/>
+                  </w:pPr>
+                  <w:r>
+                    <w:t xml:space="preserve">2.6</w:t>
+                  </w:r>
+                </w:p>
+              </w:tc>
+              <w:tc>
+                <w:tcPr/>
+                <w:p>
+                  <w:pPr>
+                    <w:pStyle w:val="Compact"/>
+                  </w:pPr>
+                </w:p>
+              </w:tc>
+              <w:tc>
+                <w:tcPr/>
+                <w:p>
+                  <w:pPr>
+                    <w:pStyle w:val="Compact"/>
+                  </w:pPr>
+                </w:p>
+              </w:tc>
+              <w:tc>
+                <w:tcPr/>
+                <w:p>
+                  <w:pPr>
+                    <w:pStyle w:val="Compact"/>
+                  </w:pPr>
+                </w:p>
+              </w:tc>
+            </w:tr>
+            <w:tr>
+              <w:tc>
+                <w:tcPr/>
+                <w:p>
+                  <w:pPr>
+                    <w:pStyle w:val="Compact"/>
+                    <w:jc w:val="left"/>
+                    <w:jc w:val="center"/>
+                  </w:pPr>
+                  <w:r>
+                    <w:t xml:space="preserve">No</w:t>
+                  </w:r>
+                </w:p>
+              </w:tc>
+              <w:tc>
+                <w:tcPr/>
+                <w:p>
+                  <w:pPr>
+                    <w:pStyle w:val="Compact"/>
+                    <w:jc w:val="right"/>
+                    <w:jc w:val="center"/>
+                  </w:pPr>
+                  <w:r>
+                    <w:t xml:space="preserve">147</w:t>
+                  </w:r>
+                </w:p>
+              </w:tc>
+              <w:tc>
+                <w:tcPr/>
+                <w:p>
+                  <w:pPr>
+                    <w:pStyle w:val="Compact"/>
+                    <w:jc w:val="right"/>
+                    <w:jc w:val="center"/>
+                  </w:pPr>
+                  <w:r>
+                    <w:t xml:space="preserve">97.4</w:t>
+                  </w:r>
+                </w:p>
+              </w:tc>
+              <w:tc>
+                <w:tcPr/>
+                <w:p>
+                  <w:pPr>
+                    <w:pStyle w:val="Compact"/>
+                  </w:pPr>
+                </w:p>
+              </w:tc>
+              <w:tc>
+                <w:tcPr/>
+                <w:p>
+                  <w:pPr>
+                    <w:pStyle w:val="Compact"/>
+                  </w:pPr>
+                </w:p>
+              </w:tc>
+              <w:tc>
+                <w:tcPr/>
+                <w:p>
+                  <w:pPr>
+                    <w:pStyle w:val="Compact"/>
+                  </w:pPr>
+                </w:p>
+              </w:tc>
+            </w:tr>
+            <w:tr>
+              <w:tc>
+                <w:tcPr/>
+                <w:p>
+                  <w:pPr>
+                    <w:pStyle w:val="Compact"/>
+                    <w:jc w:val="left"/>
+                    <w:jc w:val="center"/>
+                  </w:pPr>
+                  <w:r>
+                    <w:t xml:space="preserve">Education</w:t>
+                  </w:r>
+                </w:p>
+              </w:tc>
+              <w:tc>
+                <w:tcPr/>
+                <w:p>
+                  <w:pPr>
+                    <w:pStyle w:val="Compact"/>
+                  </w:pPr>
+                </w:p>
+              </w:tc>
+              <w:tc>
+                <w:tcPr/>
+                <w:p>
+                  <w:pPr>
+                    <w:pStyle w:val="Compact"/>
+                  </w:pPr>
+                </w:p>
+              </w:tc>
+              <w:tc>
+                <w:tcPr/>
+                <w:p>
+                  <w:pPr>
+                    <w:pStyle w:val="Compact"/>
+                  </w:pPr>
+                </w:p>
+              </w:tc>
+              <w:tc>
+                <w:tcPr/>
+                <w:p>
+                  <w:pPr>
+                    <w:pStyle w:val="Compact"/>
+                  </w:pPr>
+                </w:p>
+              </w:tc>
+              <w:tc>
+                <w:tcPr/>
+                <w:p>
+                  <w:pPr>
+                    <w:pStyle w:val="Compact"/>
+                  </w:pPr>
+                </w:p>
+              </w:tc>
+            </w:tr>
+            <w:tr>
+              <w:tc>
+                <w:tcPr/>
+                <w:p>
+                  <w:pPr>
+                    <w:pStyle w:val="Compact"/>
+                    <w:jc w:val="left"/>
+                    <w:jc w:val="center"/>
+                  </w:pPr>
+                  <w:r>
+                    <w:t xml:space="preserve">Less than high school or GED degree</w:t>
+                  </w:r>
+                </w:p>
+              </w:tc>
+              <w:tc>
+                <w:tcPr/>
+                <w:p>
+                  <w:pPr>
+                    <w:pStyle w:val="Compact"/>
+                    <w:jc w:val="right"/>
+                    <w:jc w:val="center"/>
+                  </w:pPr>
+                  <w:r>
+                    <w:t xml:space="preserve">1</w:t>
+                  </w:r>
+                </w:p>
+              </w:tc>
+              <w:tc>
+                <w:tcPr/>
+                <w:p>
+                  <w:pPr>
+                    <w:pStyle w:val="Compact"/>
+                    <w:jc w:val="right"/>
+                    <w:jc w:val="center"/>
+                  </w:pPr>
+                  <w:r>
+                    <w:t xml:space="preserve">0.7</w:t>
+                  </w:r>
+                </w:p>
+              </w:tc>
+              <w:tc>
+                <w:tcPr/>
+                <w:p>
+                  <w:pPr>
+                    <w:pStyle w:val="Compact"/>
+                  </w:pPr>
+                </w:p>
+              </w:tc>
+              <w:tc>
+                <w:tcPr/>
+                <w:p>
+                  <w:pPr>
+                    <w:pStyle w:val="Compact"/>
+                  </w:pPr>
+                </w:p>
+              </w:tc>
+              <w:tc>
+                <w:tcPr/>
+                <w:p>
+                  <w:pPr>
+                    <w:pStyle w:val="Compact"/>
+                  </w:pPr>
+                </w:p>
+              </w:tc>
+            </w:tr>
+            <w:tr>
+              <w:tc>
+                <w:tcPr/>
+                <w:p>
+                  <w:pPr>
+                    <w:pStyle w:val="Compact"/>
+                    <w:jc w:val="left"/>
+                    <w:jc w:val="center"/>
+                  </w:pPr>
+                  <w:r>
+                    <w:t xml:space="preserve">High school or GED</w:t>
+                  </w:r>
+                </w:p>
+              </w:tc>
+              <w:tc>
+                <w:tcPr/>
+                <w:p>
+                  <w:pPr>
+                    <w:pStyle w:val="Compact"/>
+                    <w:jc w:val="right"/>
+                    <w:jc w:val="center"/>
+                  </w:pPr>
+                  <w:r>
+                    <w:t xml:space="preserve">14</w:t>
+                  </w:r>
+                </w:p>
+              </w:tc>
+              <w:tc>
+                <w:tcPr/>
+                <w:p>
+                  <w:pPr>
+                    <w:pStyle w:val="Compact"/>
+                    <w:jc w:val="right"/>
+                    <w:jc w:val="center"/>
+                  </w:pPr>
+                  <w:r>
+                    <w:t xml:space="preserve">9.3</w:t>
+                  </w:r>
+                </w:p>
+              </w:tc>
+              <w:tc>
+                <w:tcPr/>
+                <w:p>
+                  <w:pPr>
+                    <w:pStyle w:val="Compact"/>
+                  </w:pPr>
+                </w:p>
+              </w:tc>
+              <w:tc>
+                <w:tcPr/>
+                <w:p>
+                  <w:pPr>
+                    <w:pStyle w:val="Compact"/>
+                  </w:pPr>
+                </w:p>
+              </w:tc>
+              <w:tc>
+                <w:tcPr/>
+                <w:p>
+                  <w:pPr>
+                    <w:pStyle w:val="Compact"/>
+                  </w:pPr>
+                </w:p>
+              </w:tc>
+            </w:tr>
+            <w:tr>
+              <w:tc>
+                <w:tcPr/>
+                <w:p>
+                  <w:pPr>
+                    <w:pStyle w:val="Compact"/>
+                    <w:jc w:val="left"/>
+                    <w:jc w:val="center"/>
+                  </w:pPr>
+                  <w:r>
+                    <w:t xml:space="preserve">Some college</w:t>
+                  </w:r>
+                </w:p>
+              </w:tc>
+              <w:tc>
+                <w:tcPr/>
+                <w:p>
+                  <w:pPr>
+                    <w:pStyle w:val="Compact"/>
+                    <w:jc w:val="right"/>
+                    <w:jc w:val="center"/>
+                  </w:pPr>
+                  <w:r>
+                    <w:t xml:space="preserve">41</w:t>
+                  </w:r>
+                </w:p>
+              </w:tc>
+              <w:tc>
+                <w:tcPr/>
+                <w:p>
+                  <w:pPr>
+                    <w:pStyle w:val="Compact"/>
+                    <w:jc w:val="right"/>
+                    <w:jc w:val="center"/>
+                  </w:pPr>
+                  <w:r>
+                    <w:t xml:space="preserve">27.2</w:t>
+                  </w:r>
+                </w:p>
+              </w:tc>
+              <w:tc>
+                <w:tcPr/>
+                <w:p>
+                  <w:pPr>
+                    <w:pStyle w:val="Compact"/>
+                  </w:pPr>
+                </w:p>
+              </w:tc>
+              <w:tc>
+                <w:tcPr/>
+                <w:p>
+                  <w:pPr>
+                    <w:pStyle w:val="Compact"/>
+                  </w:pPr>
+                </w:p>
+              </w:tc>
+              <w:tc>
+                <w:tcPr/>
+                <w:p>
+                  <w:pPr>
+                    <w:pStyle w:val="Compact"/>
+                  </w:pPr>
+                </w:p>
+              </w:tc>
+            </w:tr>
+            <w:tr>
+              <w:tc>
+                <w:tcPr/>
+                <w:p>
+                  <w:pPr>
+                    <w:pStyle w:val="Compact"/>
+                    <w:jc w:val="left"/>
+                    <w:jc w:val="center"/>
+                  </w:pPr>
+                  <w:r>
+                    <w:t xml:space="preserve">2-Year degree</w:t>
+                  </w:r>
+                </w:p>
+              </w:tc>
+              <w:tc>
+                <w:tcPr/>
+                <w:p>
+                  <w:pPr>
+                    <w:pStyle w:val="Compact"/>
+                    <w:jc w:val="right"/>
+                    <w:jc w:val="center"/>
+                  </w:pPr>
+                  <w:r>
+                    <w:t xml:space="preserve">14</w:t>
+                  </w:r>
+                </w:p>
+              </w:tc>
+              <w:tc>
+                <w:tcPr/>
+                <w:p>
+                  <w:pPr>
+                    <w:pStyle w:val="Compact"/>
+                    <w:jc w:val="right"/>
+                    <w:jc w:val="center"/>
+                  </w:pPr>
+                  <w:r>
+                    <w:t xml:space="preserve">9.3</w:t>
+                  </w:r>
+                </w:p>
+              </w:tc>
+              <w:tc>
+                <w:tcPr/>
+                <w:p>
+                  <w:pPr>
+                    <w:pStyle w:val="Compact"/>
+                  </w:pPr>
+                </w:p>
+              </w:tc>
+              <w:tc>
+                <w:tcPr/>
+                <w:p>
+                  <w:pPr>
+                    <w:pStyle w:val="Compact"/>
+                  </w:pPr>
+                </w:p>
+              </w:tc>
+              <w:tc>
+                <w:tcPr/>
+                <w:p>
+                  <w:pPr>
+                    <w:pStyle w:val="Compact"/>
+                  </w:pPr>
+                </w:p>
+              </w:tc>
+            </w:tr>
+            <w:tr>
+              <w:tc>
+                <w:tcPr/>
+                <w:p>
+                  <w:pPr>
+                    <w:pStyle w:val="Compact"/>
+                    <w:jc w:val="left"/>
+                    <w:jc w:val="center"/>
+                  </w:pPr>
+                  <w:r>
+                    <w:t xml:space="preserve">College degree</w:t>
+                  </w:r>
+                </w:p>
+              </w:tc>
+              <w:tc>
+                <w:tcPr/>
+                <w:p>
+                  <w:pPr>
+                    <w:pStyle w:val="Compact"/>
+                    <w:jc w:val="right"/>
+                    <w:jc w:val="center"/>
+                  </w:pPr>
+                  <w:r>
+                    <w:t xml:space="preserve">58</w:t>
+                  </w:r>
+                </w:p>
+              </w:tc>
+              <w:tc>
+                <w:tcPr/>
+                <w:p>
+                  <w:pPr>
+                    <w:pStyle w:val="Compact"/>
+                    <w:jc w:val="right"/>
+                    <w:jc w:val="center"/>
+                  </w:pPr>
+                  <w:r>
+                    <w:t xml:space="preserve">38.4</w:t>
+                  </w:r>
+                </w:p>
+              </w:tc>
+              <w:tc>
+                <w:tcPr/>
+                <w:p>
+                  <w:pPr>
+                    <w:pStyle w:val="Compact"/>
+                  </w:pPr>
+                </w:p>
+              </w:tc>
+              <w:tc>
+                <w:tcPr/>
+                <w:p>
+                  <w:pPr>
+                    <w:pStyle w:val="Compact"/>
+                  </w:pPr>
+                </w:p>
+              </w:tc>
+              <w:tc>
+                <w:tcPr/>
+                <w:p>
+                  <w:pPr>
+                    <w:pStyle w:val="Compact"/>
+                  </w:pPr>
+                </w:p>
+              </w:tc>
+            </w:tr>
+            <w:tr>
+              <w:tc>
+                <w:tcPr/>
+                <w:p>
+                  <w:pPr>
+                    <w:pStyle w:val="Compact"/>
+                    <w:jc w:val="left"/>
+                    <w:jc w:val="center"/>
+                  </w:pPr>
+                  <w:r>
+                    <w:t xml:space="preserve">Advanced degree</w:t>
+                  </w:r>
+                </w:p>
+              </w:tc>
+              <w:tc>
+                <w:tcPr/>
+                <w:p>
+                  <w:pPr>
+                    <w:pStyle w:val="Compact"/>
+                    <w:jc w:val="right"/>
+                    <w:jc w:val="center"/>
+                  </w:pPr>
+                  <w:r>
+                    <w:t xml:space="preserve">23</w:t>
+                  </w:r>
+                </w:p>
+              </w:tc>
+              <w:tc>
+                <w:tcPr/>
+                <w:p>
+                  <w:pPr>
+                    <w:pStyle w:val="Compact"/>
+                    <w:jc w:val="right"/>
+                    <w:jc w:val="center"/>
+                  </w:pPr>
+                  <w:r>
+                    <w:t xml:space="preserve">15.2</w:t>
+                  </w:r>
+                </w:p>
+              </w:tc>
+              <w:tc>
+                <w:tcPr/>
+                <w:p>
+                  <w:pPr>
+                    <w:pStyle w:val="Compact"/>
+                  </w:pPr>
+                </w:p>
+              </w:tc>
+              <w:tc>
+                <w:tcPr/>
+                <w:p>
+                  <w:pPr>
+                    <w:pStyle w:val="Compact"/>
+                  </w:pPr>
+                </w:p>
+              </w:tc>
+              <w:tc>
+                <w:tcPr/>
+                <w:p>
+                  <w:pPr>
+                    <w:pStyle w:val="Compact"/>
+                  </w:pPr>
+                </w:p>
+              </w:tc>
+            </w:tr>
+            <w:tr>
+              <w:tc>
+                <w:tcPr/>
+                <w:p>
+                  <w:pPr>
+                    <w:pStyle w:val="Compact"/>
+                    <w:jc w:val="left"/>
+                    <w:jc w:val="center"/>
+                  </w:pPr>
+                  <w:r>
+                    <w:t xml:space="preserve">Employment</w:t>
+                  </w:r>
+                </w:p>
+              </w:tc>
+              <w:tc>
+                <w:tcPr/>
+                <w:p>
+                  <w:pPr>
+                    <w:pStyle w:val="Compact"/>
+                  </w:pPr>
+                </w:p>
+              </w:tc>
+              <w:tc>
+                <w:tcPr/>
+                <w:p>
+                  <w:pPr>
+                    <w:pStyle w:val="Compact"/>
+                  </w:pPr>
+                </w:p>
+              </w:tc>
+              <w:tc>
+                <w:tcPr/>
+                <w:p>
+                  <w:pPr>
+                    <w:pStyle w:val="Compact"/>
+                  </w:pPr>
+                </w:p>
+              </w:tc>
+              <w:tc>
+                <w:tcPr/>
+                <w:p>
+                  <w:pPr>
+                    <w:pStyle w:val="Compact"/>
+                  </w:pPr>
+                </w:p>
+              </w:tc>
+              <w:tc>
+                <w:tcPr/>
+                <w:p>
+                  <w:pPr>
+                    <w:pStyle w:val="Compact"/>
+                  </w:pPr>
+                </w:p>
+              </w:tc>
+            </w:tr>
+            <w:tr>
+              <w:tc>
+                <w:tcPr/>
+                <w:p>
+                  <w:pPr>
+                    <w:pStyle w:val="Compact"/>
+                    <w:jc w:val="left"/>
+                    <w:jc w:val="center"/>
+                  </w:pPr>
+                  <w:r>
+                    <w:t xml:space="preserve">Employed full-time</w:t>
+                  </w:r>
+                </w:p>
+              </w:tc>
+              <w:tc>
+                <w:tcPr/>
+                <w:p>
+                  <w:pPr>
+                    <w:pStyle w:val="Compact"/>
+                    <w:jc w:val="right"/>
+                    <w:jc w:val="center"/>
+                  </w:pPr>
+                  <w:r>
+                    <w:t xml:space="preserve">72</w:t>
+                  </w:r>
+                </w:p>
+              </w:tc>
+              <w:tc>
+                <w:tcPr/>
+                <w:p>
+                  <w:pPr>
+                    <w:pStyle w:val="Compact"/>
+                    <w:jc w:val="right"/>
+                    <w:jc w:val="center"/>
+                  </w:pPr>
+                  <w:r>
+                    <w:t xml:space="preserve">47.7</w:t>
+                  </w:r>
+                </w:p>
+              </w:tc>
+              <w:tc>
+                <w:tcPr/>
+                <w:p>
+                  <w:pPr>
+                    <w:pStyle w:val="Compact"/>
+                  </w:pPr>
+                </w:p>
+              </w:tc>
+              <w:tc>
+                <w:tcPr/>
+                <w:p>
+                  <w:pPr>
+                    <w:pStyle w:val="Compact"/>
+                  </w:pPr>
+                </w:p>
+              </w:tc>
+              <w:tc>
+                <w:tcPr/>
+                <w:p>
+                  <w:pPr>
+                    <w:pStyle w:val="Compact"/>
+                  </w:pPr>
+                </w:p>
+              </w:tc>
+            </w:tr>
+            <w:tr>
+              <w:tc>
+                <w:tcPr/>
+                <w:p>
+                  <w:pPr>
+                    <w:pStyle w:val="Compact"/>
+                    <w:jc w:val="left"/>
+                    <w:jc w:val="center"/>
+                  </w:pPr>
+                  <w:r>
+                    <w:t xml:space="preserve">Employed part-time</w:t>
+                  </w:r>
+                </w:p>
+              </w:tc>
+              <w:tc>
+                <w:tcPr/>
+                <w:p>
+                  <w:pPr>
+                    <w:pStyle w:val="Compact"/>
+                    <w:jc w:val="right"/>
+                    <w:jc w:val="center"/>
+                  </w:pPr>
+                  <w:r>
+                    <w:t xml:space="preserve">26</w:t>
+                  </w:r>
+                </w:p>
+              </w:tc>
+              <w:tc>
+                <w:tcPr/>
+                <w:p>
+                  <w:pPr>
+                    <w:pStyle w:val="Compact"/>
+                    <w:jc w:val="right"/>
+                    <w:jc w:val="center"/>
+                  </w:pPr>
+                  <w:r>
+                    <w:t xml:space="preserve">17.2</w:t>
+                  </w:r>
+                </w:p>
+              </w:tc>
+              <w:tc>
+                <w:tcPr/>
+                <w:p>
+                  <w:pPr>
+                    <w:pStyle w:val="Compact"/>
+                  </w:pPr>
+                </w:p>
+              </w:tc>
+              <w:tc>
+                <w:tcPr/>
+                <w:p>
+                  <w:pPr>
+                    <w:pStyle w:val="Compact"/>
+                  </w:pPr>
+                </w:p>
+              </w:tc>
+              <w:tc>
+                <w:tcPr/>
+                <w:p>
+                  <w:pPr>
+                    <w:pStyle w:val="Compact"/>
+                  </w:pPr>
+                </w:p>
+              </w:tc>
+            </w:tr>
+            <w:tr>
+              <w:tc>
+                <w:tcPr/>
+                <w:p>
+                  <w:pPr>
+                    <w:pStyle w:val="Compact"/>
+                    <w:jc w:val="left"/>
+                    <w:jc w:val="center"/>
+                  </w:pPr>
+                  <w:r>
+                    <w:t xml:space="preserve">Full-time student</w:t>
+                  </w:r>
+                </w:p>
+              </w:tc>
+              <w:tc>
+                <w:tcPr/>
+                <w:p>
+                  <w:pPr>
+                    <w:pStyle w:val="Compact"/>
+                    <w:jc w:val="right"/>
+                    <w:jc w:val="center"/>
+                  </w:pPr>
+                  <w:r>
+                    <w:t xml:space="preserve">7</w:t>
+                  </w:r>
+                </w:p>
+              </w:tc>
+              <w:tc>
+                <w:tcPr/>
+                <w:p>
+                  <w:pPr>
+                    <w:pStyle w:val="Compact"/>
+                    <w:jc w:val="right"/>
+                    <w:jc w:val="center"/>
+                  </w:pPr>
+                  <w:r>
+                    <w:t xml:space="preserve">4.6</w:t>
+                  </w:r>
+                </w:p>
+              </w:tc>
+              <w:tc>
+                <w:tcPr/>
+                <w:p>
+                  <w:pPr>
+                    <w:pStyle w:val="Compact"/>
+                  </w:pPr>
+                </w:p>
+              </w:tc>
+              <w:tc>
+                <w:tcPr/>
+                <w:p>
+                  <w:pPr>
+                    <w:pStyle w:val="Compact"/>
+                  </w:pPr>
+                </w:p>
+              </w:tc>
+              <w:tc>
+                <w:tcPr/>
+                <w:p>
+                  <w:pPr>
+                    <w:pStyle w:val="Compact"/>
+                  </w:pPr>
+                </w:p>
+              </w:tc>
+            </w:tr>
+            <w:tr>
+              <w:tc>
+                <w:tcPr/>
+                <w:p>
+                  <w:pPr>
+                    <w:pStyle w:val="Compact"/>
+                    <w:jc w:val="left"/>
+                    <w:jc w:val="center"/>
+                  </w:pPr>
+                  <w:r>
+                    <w:t xml:space="preserve">Homemaker</w:t>
+                  </w:r>
+                </w:p>
+              </w:tc>
+              <w:tc>
+                <w:tcPr/>
+                <w:p>
+                  <w:pPr>
+                    <w:pStyle w:val="Compact"/>
+                    <w:jc w:val="right"/>
+                    <w:jc w:val="center"/>
+                  </w:pPr>
+                  <w:r>
+                    <w:t xml:space="preserve">1</w:t>
+                  </w:r>
+                </w:p>
+              </w:tc>
+              <w:tc>
+                <w:tcPr/>
+                <w:p>
+                  <w:pPr>
+                    <w:pStyle w:val="Compact"/>
+                    <w:jc w:val="right"/>
+                    <w:jc w:val="center"/>
+                  </w:pPr>
+                  <w:r>
+                    <w:t xml:space="preserve">0.7</w:t>
+                  </w:r>
+                </w:p>
+              </w:tc>
+              <w:tc>
+                <w:tcPr/>
+                <w:p>
+                  <w:pPr>
+                    <w:pStyle w:val="Compact"/>
+                  </w:pPr>
+                </w:p>
+              </w:tc>
+              <w:tc>
+                <w:tcPr/>
+                <w:p>
+                  <w:pPr>
+                    <w:pStyle w:val="Compact"/>
+                  </w:pPr>
+                </w:p>
+              </w:tc>
+              <w:tc>
+                <w:tcPr/>
+                <w:p>
+                  <w:pPr>
+                    <w:pStyle w:val="Compact"/>
+                  </w:pPr>
+                </w:p>
+              </w:tc>
+            </w:tr>
+            <w:tr>
+              <w:tc>
+                <w:tcPr/>
+                <w:p>
+                  <w:pPr>
+                    <w:pStyle w:val="Compact"/>
+                    <w:jc w:val="left"/>
+                    <w:jc w:val="center"/>
+                  </w:pPr>
+                  <w:r>
+                    <w:t xml:space="preserve">Disabled</w:t>
+                  </w:r>
+                </w:p>
+              </w:tc>
+              <w:tc>
+                <w:tcPr/>
+                <w:p>
+                  <w:pPr>
+                    <w:pStyle w:val="Compact"/>
+                    <w:jc w:val="right"/>
+                    <w:jc w:val="center"/>
+                  </w:pPr>
+                  <w:r>
+                    <w:t xml:space="preserve">7</w:t>
+                  </w:r>
+                </w:p>
+              </w:tc>
+              <w:tc>
+                <w:tcPr/>
+                <w:p>
+                  <w:pPr>
+                    <w:pStyle w:val="Compact"/>
+                    <w:jc w:val="right"/>
+                    <w:jc w:val="center"/>
+                  </w:pPr>
+                  <w:r>
+                    <w:t xml:space="preserve">4.6</w:t>
+                  </w:r>
+                </w:p>
+              </w:tc>
+              <w:tc>
+                <w:tcPr/>
+                <w:p>
+                  <w:pPr>
+                    <w:pStyle w:val="Compact"/>
+                  </w:pPr>
+                </w:p>
+              </w:tc>
+              <w:tc>
+                <w:tcPr/>
+                <w:p>
+                  <w:pPr>
+                    <w:pStyle w:val="Compact"/>
+                  </w:pPr>
+                </w:p>
+              </w:tc>
+              <w:tc>
+                <w:tcPr/>
+                <w:p>
+                  <w:pPr>
+                    <w:pStyle w:val="Compact"/>
+                  </w:pPr>
+                </w:p>
+              </w:tc>
+            </w:tr>
+            <w:tr>
+              <w:tc>
+                <w:tcPr/>
+                <w:p>
+                  <w:pPr>
+                    <w:pStyle w:val="Compact"/>
+                    <w:jc w:val="left"/>
+                    <w:jc w:val="center"/>
+                  </w:pPr>
+                  <w:r>
+                    <w:t xml:space="preserve">Retired</w:t>
+                  </w:r>
+                </w:p>
+              </w:tc>
+              <w:tc>
+                <w:tcPr/>
+                <w:p>
+                  <w:pPr>
+                    <w:pStyle w:val="Compact"/>
+                    <w:jc w:val="right"/>
+                    <w:jc w:val="center"/>
+                  </w:pPr>
+                  <w:r>
+                    <w:t xml:space="preserve">8</w:t>
+                  </w:r>
+                </w:p>
+              </w:tc>
+              <w:tc>
+                <w:tcPr/>
+                <w:p>
+                  <w:pPr>
+                    <w:pStyle w:val="Compact"/>
+                    <w:jc w:val="right"/>
+                    <w:jc w:val="center"/>
+                  </w:pPr>
+                  <w:r>
+                    <w:t xml:space="preserve">5.3</w:t>
+                  </w:r>
+                </w:p>
+              </w:tc>
+              <w:tc>
+                <w:tcPr/>
+                <w:p>
+                  <w:pPr>
+                    <w:pStyle w:val="Compact"/>
+                  </w:pPr>
+                </w:p>
+              </w:tc>
+              <w:tc>
+                <w:tcPr/>
+                <w:p>
+                  <w:pPr>
+                    <w:pStyle w:val="Compact"/>
+                  </w:pPr>
+                </w:p>
+              </w:tc>
+              <w:tc>
+                <w:tcPr/>
+                <w:p>
+                  <w:pPr>
+                    <w:pStyle w:val="Compact"/>
+                  </w:pPr>
+                </w:p>
+              </w:tc>
+            </w:tr>
+            <w:tr>
+              <w:tc>
+                <w:tcPr/>
+                <w:p>
+                  <w:pPr>
+                    <w:pStyle w:val="Compact"/>
+                    <w:jc w:val="left"/>
+                    <w:jc w:val="center"/>
+                  </w:pPr>
+                  <w:r>
+                    <w:t xml:space="preserve">Unemployed</w:t>
+                  </w:r>
+                </w:p>
+              </w:tc>
+              <w:tc>
+                <w:tcPr/>
+                <w:p>
+                  <w:pPr>
+                    <w:pStyle w:val="Compact"/>
+                    <w:jc w:val="right"/>
+                    <w:jc w:val="center"/>
+                  </w:pPr>
+                  <w:r>
+                    <w:t xml:space="preserve">18</w:t>
+                  </w:r>
+                </w:p>
+              </w:tc>
+              <w:tc>
+                <w:tcPr/>
+                <w:p>
+                  <w:pPr>
+                    <w:pStyle w:val="Compact"/>
+                    <w:jc w:val="right"/>
+                    <w:jc w:val="center"/>
+                  </w:pPr>
+                  <w:r>
+                    <w:t xml:space="preserve">11.9</w:t>
+                  </w:r>
+                </w:p>
+              </w:tc>
+              <w:tc>
+                <w:tcPr/>
+                <w:p>
+                  <w:pPr>
+                    <w:pStyle w:val="Compact"/>
+                  </w:pPr>
+                </w:p>
+              </w:tc>
+              <w:tc>
+                <w:tcPr/>
+                <w:p>
+                  <w:pPr>
+                    <w:pStyle w:val="Compact"/>
+                  </w:pPr>
+                </w:p>
+              </w:tc>
+              <w:tc>
+                <w:tcPr/>
+                <w:p>
+                  <w:pPr>
+                    <w:pStyle w:val="Compact"/>
+                  </w:pPr>
+                </w:p>
+              </w:tc>
+            </w:tr>
+            <w:tr>
+              <w:tc>
+                <w:tcPr/>
+                <w:p>
+                  <w:pPr>
+                    <w:pStyle w:val="Compact"/>
+                    <w:jc w:val="left"/>
+                    <w:jc w:val="center"/>
+                  </w:pPr>
+                  <w:r>
+                    <w:t xml:space="preserve">Temporarily laid off, sick leave, or</w:t>
+                  </w:r>
+                  <w:r>
+                    <w:t xml:space="preserve"> </w:t>
+                  </w:r>
+                  <w:r>
+                    <w:t xml:space="preserve">maternity leave</w:t>
+                  </w:r>
+                </w:p>
+              </w:tc>
+              <w:tc>
+                <w:tcPr/>
+                <w:p>
+                  <w:pPr>
+                    <w:pStyle w:val="Compact"/>
+                    <w:jc w:val="right"/>
+                    <w:jc w:val="center"/>
+                  </w:pPr>
+                  <w:r>
+                    <w:t xml:space="preserve">3</w:t>
+                  </w:r>
+                </w:p>
+              </w:tc>
+              <w:tc>
+                <w:tcPr/>
+                <w:p>
+                  <w:pPr>
+                    <w:pStyle w:val="Compact"/>
+                    <w:jc w:val="right"/>
+                    <w:jc w:val="center"/>
+                  </w:pPr>
+                  <w:r>
+                    <w:t xml:space="preserve">2.0</w:t>
+                  </w:r>
+                </w:p>
+              </w:tc>
+              <w:tc>
+                <w:tcPr/>
+                <w:p>
+                  <w:pPr>
+                    <w:pStyle w:val="Compact"/>
+                  </w:pPr>
+                </w:p>
+              </w:tc>
+              <w:tc>
+                <w:tcPr/>
+                <w:p>
+                  <w:pPr>
+                    <w:pStyle w:val="Compact"/>
+                  </w:pPr>
+                </w:p>
+              </w:tc>
+              <w:tc>
+                <w:tcPr/>
+                <w:p>
+                  <w:pPr>
+                    <w:pStyle w:val="Compact"/>
+                  </w:pPr>
+                </w:p>
+              </w:tc>
+            </w:tr>
+            <w:tr>
+              <w:tc>
+                <w:tcPr/>
+                <w:p>
+                  <w:pPr>
+                    <w:pStyle w:val="Compact"/>
+                    <w:jc w:val="left"/>
+                    <w:jc w:val="center"/>
+                  </w:pPr>
+                  <w:r>
+                    <w:t xml:space="preserve">Other, not otherwise specified</w:t>
+                  </w:r>
+                </w:p>
+              </w:tc>
+              <w:tc>
+                <w:tcPr/>
+                <w:p>
+                  <w:pPr>
+                    <w:pStyle w:val="Compact"/>
+                    <w:jc w:val="right"/>
+                    <w:jc w:val="center"/>
+                  </w:pPr>
+                  <w:r>
+                    <w:t xml:space="preserve">9</w:t>
+                  </w:r>
+                </w:p>
+              </w:tc>
+              <w:tc>
+                <w:tcPr/>
+                <w:p>
+                  <w:pPr>
+                    <w:pStyle w:val="Compact"/>
+                    <w:jc w:val="right"/>
+                    <w:jc w:val="center"/>
+                  </w:pPr>
+                  <w:r>
+                    <w:t xml:space="preserve">6.0</w:t>
+                  </w:r>
+                </w:p>
+              </w:tc>
+              <w:tc>
+                <w:tcPr/>
+                <w:p>
+                  <w:pPr>
+                    <w:pStyle w:val="Compact"/>
+                  </w:pPr>
+                </w:p>
+              </w:tc>
+              <w:tc>
+                <w:tcPr/>
+                <w:p>
+                  <w:pPr>
+                    <w:pStyle w:val="Compact"/>
+                  </w:pPr>
+                </w:p>
+              </w:tc>
+              <w:tc>
+                <w:tcPr/>
+                <w:p>
+                  <w:pPr>
+                    <w:pStyle w:val="Compact"/>
+                  </w:pPr>
+                </w:p>
+              </w:tc>
+            </w:tr>
+            <w:tr>
+              <w:tc>
+                <w:tcPr/>
+                <w:p>
+                  <w:pPr>
+                    <w:pStyle w:val="Compact"/>
+                    <w:jc w:val="left"/>
+                    <w:jc w:val="center"/>
+                  </w:pPr>
+                  <w:r>
+                    <w:t xml:space="preserve">Personal Income</w:t>
+                  </w:r>
+                </w:p>
+              </w:tc>
+              <w:tc>
+                <w:tcPr/>
+                <w:p>
+                  <w:pPr>
+                    <w:pStyle w:val="Compact"/>
+                  </w:pPr>
+                </w:p>
+              </w:tc>
+              <w:tc>
+                <w:tcPr/>
+                <w:p>
+                  <w:pPr>
+                    <w:pStyle w:val="Compact"/>
+                  </w:pPr>
+                </w:p>
+              </w:tc>
+              <w:tc>
+                <w:tcPr/>
+                <w:p>
+                  <w:pPr>
+                    <w:pStyle w:val="Compact"/>
+                    <w:jc w:val="left"/>
+                    <w:jc w:val="center"/>
+                  </w:pPr>
+                  <w:r>
+                    <w:t xml:space="preserve">$34,298</w:t>
+                  </w:r>
+                </w:p>
+              </w:tc>
+              <w:tc>
+                <w:tcPr/>
+                <w:p>
+                  <w:pPr>
+                    <w:pStyle w:val="Compact"/>
+                    <w:jc w:val="left"/>
+                    <w:jc w:val="center"/>
+                  </w:pPr>
+                  <w:r>
+                    <w:t xml:space="preserve">$31,807</w:t>
+                  </w:r>
+                </w:p>
+              </w:tc>
+              <w:tc>
+                <w:tcPr/>
+                <w:p>
+                  <w:pPr>
+                    <w:pStyle w:val="Compact"/>
+                    <w:jc w:val="left"/>
+                    <w:jc w:val="center"/>
+                  </w:pPr>
+                  <w:r>
+                    <w:t xml:space="preserve">$0-200,000</w:t>
+                  </w:r>
+                </w:p>
+              </w:tc>
+            </w:tr>
+            <w:tr>
+              <w:tc>
+                <w:tcPr/>
+                <w:p>
+                  <w:pPr>
+                    <w:pStyle w:val="Compact"/>
+                    <w:jc w:val="left"/>
+                    <w:jc w:val="center"/>
+                  </w:pPr>
+                  <w:r>
+                    <w:t xml:space="preserve">Marital Status</w:t>
+                  </w:r>
+                </w:p>
+              </w:tc>
+              <w:tc>
+                <w:tcPr/>
+                <w:p>
+                  <w:pPr>
+                    <w:pStyle w:val="Compact"/>
+                  </w:pPr>
+                </w:p>
+              </w:tc>
+              <w:tc>
+                <w:tcPr/>
+                <w:p>
+                  <w:pPr>
+                    <w:pStyle w:val="Compact"/>
+                  </w:pPr>
+                </w:p>
+              </w:tc>
+              <w:tc>
+                <w:tcPr/>
+                <w:p>
+                  <w:pPr>
+                    <w:pStyle w:val="Compact"/>
+                  </w:pPr>
+                </w:p>
+              </w:tc>
+              <w:tc>
+                <w:tcPr/>
+                <w:p>
+                  <w:pPr>
+                    <w:pStyle w:val="Compact"/>
+                  </w:pPr>
+                </w:p>
+              </w:tc>
+              <w:tc>
+                <w:tcPr/>
+                <w:p>
+                  <w:pPr>
+                    <w:pStyle w:val="Compact"/>
+                  </w:pPr>
+                </w:p>
+              </w:tc>
+            </w:tr>
+            <w:tr>
+              <w:tc>
+                <w:tcPr/>
+                <w:p>
+                  <w:pPr>
+                    <w:pStyle w:val="Compact"/>
+                    <w:jc w:val="left"/>
+                    <w:jc w:val="center"/>
+                  </w:pPr>
+                  <w:r>
+                    <w:t xml:space="preserve">Never married</w:t>
+                  </w:r>
+                </w:p>
+              </w:tc>
+              <w:tc>
+                <w:tcPr/>
+                <w:p>
+                  <w:pPr>
+                    <w:pStyle w:val="Compact"/>
+                    <w:jc w:val="right"/>
+                    <w:jc w:val="center"/>
+                  </w:pPr>
+                  <w:r>
+                    <w:t xml:space="preserve">67</w:t>
+                  </w:r>
+                </w:p>
+              </w:tc>
+              <w:tc>
+                <w:tcPr/>
+                <w:p>
+                  <w:pPr>
+                    <w:pStyle w:val="Compact"/>
+                    <w:jc w:val="right"/>
+                    <w:jc w:val="center"/>
+                  </w:pPr>
+                  <w:r>
+                    <w:t xml:space="preserve">44.4</w:t>
+                  </w:r>
+                </w:p>
+              </w:tc>
+              <w:tc>
+                <w:tcPr/>
+                <w:p>
+                  <w:pPr>
+                    <w:pStyle w:val="Compact"/>
+                  </w:pPr>
+                </w:p>
+              </w:tc>
+              <w:tc>
+                <w:tcPr/>
+                <w:p>
+                  <w:pPr>
+                    <w:pStyle w:val="Compact"/>
+                  </w:pPr>
+                </w:p>
+              </w:tc>
+              <w:tc>
+                <w:tcPr/>
+                <w:p>
+                  <w:pPr>
+                    <w:pStyle w:val="Compact"/>
+                  </w:pPr>
+                </w:p>
+              </w:tc>
+            </w:tr>
+          </w:tbl>
+          <w:bookmarkEnd w:id="39"/>
+          <w:p/>
+        </w:tc>
+      </w:tr>
+    </w:tbl>
+    <w:p>
+      <w:pPr>
+        <w:pStyle w:val="BodyText"/>
+      </w:pPr>
+      <w:r>
+        <w:rPr>
+          <w:vertAlign w:val="subscript"/>
+        </w:rPr>
+        <w:t xml:space="preserve">Source:</w:t>
+      </w:r>
+      <w:r>
+        <w:rPr>
+          <w:vertAlign w:val="subscript"/>
+        </w:rPr>
+        <w:t xml:space="preserve"> </w:t>
+      </w:r>
+      <w:hyperlink r:id="rId40">
+        <w:r>
+          <w:rPr>
+            <w:rStyle w:val="Hyperlink"/>
+            <w:vertAlign w:val="subscript"/>
+          </w:rPr>
+          <w:t xml:space="preserve">Make All Tables for Main Manuscript</w:t>
+        </w:r>
+      </w:hyperlink>
+    </w:p>
+    <w:p>
+      <w:r>
+        <w:br w:type="page"/>
+      </w:r>
+    </w:p>
+    <w:p>
+      <w:pPr>
+        <w:pStyle w:val="BodyText"/>
+      </w:pPr>
+      <w:r>
+        <w:t xml:space="preserve">Table 2: Demographic and Lapse Characteristics (Continued)</w:t>
+      </w:r>
+    </w:p>
+    <w:bookmarkStart w:id="41" w:name="demopdf"/>
+    <w:tbl>
+      <w:tblPr>
+        <w:tblStyle w:val="Table"/>
+        <w:tblW w:type="pct" w:w="4878"/>
+        <w:tblLook w:firstRow="1" w:lastRow="0" w:firstColumn="0" w:lastColumn="0" w:noHBand="0" w:noVBand="0" w:val="0020"/>
+        <w:jc w:val="start"/>
+        <w:tblLayout w:type="fixed"/>
+      </w:tblPr>
+      <w:tblGrid>
+        <w:gridCol w:w="4636"/>
+        <w:gridCol w:w="482"/>
+        <w:gridCol w:w="676"/>
+        <w:gridCol w:w="579"/>
+        <w:gridCol w:w="579"/>
+        <w:gridCol w:w="772"/>
+      </w:tblGrid>
+      <w:tr>
+        <w:trPr>
+          <w:tblHeader w:val="true"/>
+        </w:trPr>
+        <w:tc>
+          <w:tcPr/>
+          <w:p>
+            <w:pPr>
+              <w:pStyle w:val="Compact"/>
+              <w:jc w:val="left"/>
+            </w:pPr>
+            <w:r>
+              <w:t xml:space="preserve">var</w:t>
+            </w:r>
+          </w:p>
+        </w:tc>
+        <w:tc>
+          <w:tcPr/>
+          <w:p>
+            <w:pPr>
+              <w:pStyle w:val="Compact"/>
+              <w:jc w:val="right"/>
+            </w:pPr>
+            <w:r>
+              <w:t xml:space="preserve">N</w:t>
+            </w:r>
+          </w:p>
+        </w:tc>
+        <w:tc>
+          <w:tcPr/>
+          <w:p>
+            <w:pPr>
+              <w:pStyle w:val="Compact"/>
+              <w:jc w:val="right"/>
+            </w:pPr>
+            <w:r>
+              <w:t xml:space="preserve">%</w:t>
+            </w:r>
+          </w:p>
+        </w:tc>
+        <w:tc>
+          <w:tcPr/>
+          <w:p>
+            <w:pPr>
+              <w:pStyle w:val="Compact"/>
+              <w:jc w:val="left"/>
+            </w:pPr>
+            <w:r>
+              <w:t xml:space="preserve">M</w:t>
+            </w:r>
+          </w:p>
+        </w:tc>
+        <w:tc>
+          <w:tcPr/>
+          <w:p>
+            <w:pPr>
+              <w:pStyle w:val="Compact"/>
+              <w:jc w:val="left"/>
+            </w:pPr>
+            <w:r>
+              <w:t xml:space="preserve">SD</w:t>
+            </w:r>
+          </w:p>
+        </w:tc>
+        <w:tc>
+          <w:tcPr/>
+          <w:p>
+            <w:pPr>
+              <w:pStyle w:val="Compact"/>
+              <w:jc w:val="left"/>
+            </w:pPr>
+            <w:r>
+              <w:t xml:space="preserve">Range</w:t>
+            </w:r>
+          </w:p>
+        </w:tc>
+      </w:tr>
+      <w:tr>
+        <w:tc>
+          <w:tcPr/>
+          <w:p>
+            <w:pPr>
+              <w:pStyle w:val="Compact"/>
+              <w:jc w:val="left"/>
+            </w:pPr>
+            <w:r>
+              <w:t xml:space="preserve">Married</w:t>
+            </w:r>
+          </w:p>
+        </w:tc>
+        <w:tc>
+          <w:tcPr/>
+          <w:p>
+            <w:pPr>
+              <w:pStyle w:val="Compact"/>
+              <w:jc w:val="right"/>
+            </w:pPr>
+            <w:r>
+              <w:t xml:space="preserve">32</w:t>
+            </w:r>
+          </w:p>
+        </w:tc>
+        <w:tc>
+          <w:tcPr/>
+          <w:p>
+            <w:pPr>
+              <w:pStyle w:val="Compact"/>
+              <w:jc w:val="right"/>
+            </w:pPr>
+            <w:r>
+              <w:t xml:space="preserve">21.2</w:t>
+            </w:r>
+          </w:p>
+        </w:tc>
+        <w:tc>
+          <w:tcPr/>
+          <w:p>
+            <w:pPr>
+              <w:pStyle w:val="Compact"/>
+            </w:pPr>
+          </w:p>
+        </w:tc>
+        <w:tc>
+          <w:tcPr/>
+          <w:p>
+            <w:pPr>
+              <w:pStyle w:val="Compact"/>
+            </w:pPr>
+          </w:p>
+        </w:tc>
+        <w:tc>
+          <w:tcPr/>
+          <w:p>
+            <w:pPr>
+              <w:pStyle w:val="Compact"/>
+            </w:pPr>
+          </w:p>
+        </w:tc>
+      </w:tr>
+      <w:tr>
+        <w:tc>
+          <w:tcPr/>
+          <w:p>
+            <w:pPr>
+              <w:pStyle w:val="Compact"/>
+              <w:jc w:val="left"/>
+            </w:pPr>
+            <w:r>
+              <w:t xml:space="preserve">Divorced</w:t>
+            </w:r>
+          </w:p>
+        </w:tc>
+        <w:tc>
+          <w:tcPr/>
+          <w:p>
+            <w:pPr>
+              <w:pStyle w:val="Compact"/>
+              <w:jc w:val="right"/>
+            </w:pPr>
+            <w:r>
+              <w:t xml:space="preserve">45</w:t>
+            </w:r>
+          </w:p>
+        </w:tc>
+        <w:tc>
+          <w:tcPr/>
+          <w:p>
+            <w:pPr>
+              <w:pStyle w:val="Compact"/>
+              <w:jc w:val="right"/>
+            </w:pPr>
+            <w:r>
+              <w:t xml:space="preserve">29.8</w:t>
+            </w:r>
+          </w:p>
+        </w:tc>
+        <w:tc>
+          <w:tcPr/>
+          <w:p>
+            <w:pPr>
+              <w:pStyle w:val="Compact"/>
+            </w:pPr>
+          </w:p>
+        </w:tc>
+        <w:tc>
+          <w:tcPr/>
+          <w:p>
+            <w:pPr>
+              <w:pStyle w:val="Compact"/>
+            </w:pPr>
+          </w:p>
+        </w:tc>
+        <w:tc>
+          <w:tcPr/>
+          <w:p>
+            <w:pPr>
+              <w:pStyle w:val="Compact"/>
+            </w:pPr>
+          </w:p>
+        </w:tc>
+      </w:tr>
+      <w:tr>
+        <w:tc>
+          <w:tcPr/>
+          <w:p>
+            <w:pPr>
+              <w:pStyle w:val="Compact"/>
+              <w:jc w:val="left"/>
+            </w:pPr>
+            <w:r>
+              <w:t xml:space="preserve">Separated</w:t>
+            </w:r>
+          </w:p>
+        </w:tc>
+        <w:tc>
+          <w:tcPr/>
+          <w:p>
+            <w:pPr>
+              <w:pStyle w:val="Compact"/>
+              <w:jc w:val="right"/>
+            </w:pPr>
+            <w:r>
+              <w:t xml:space="preserve">5</w:t>
+            </w:r>
+          </w:p>
+        </w:tc>
+        <w:tc>
+          <w:tcPr/>
+          <w:p>
+            <w:pPr>
+              <w:pStyle w:val="Compact"/>
+              <w:jc w:val="right"/>
+            </w:pPr>
+            <w:r>
+              <w:t xml:space="preserve">3.3</w:t>
+            </w:r>
+          </w:p>
+        </w:tc>
+        <w:tc>
+          <w:tcPr/>
+          <w:p>
+            <w:pPr>
+              <w:pStyle w:val="Compact"/>
+            </w:pPr>
+          </w:p>
+        </w:tc>
+        <w:tc>
+          <w:tcPr/>
+          <w:p>
+            <w:pPr>
+              <w:pStyle w:val="Compact"/>
+            </w:pPr>
+          </w:p>
+        </w:tc>
+        <w:tc>
+          <w:tcPr/>
+          <w:p>
+            <w:pPr>
+              <w:pStyle w:val="Compact"/>
+            </w:pPr>
+          </w:p>
+        </w:tc>
+      </w:tr>
+      <w:tr>
+        <w:tc>
+          <w:tcPr/>
+          <w:p>
+            <w:pPr>
+              <w:pStyle w:val="Compact"/>
+              <w:jc w:val="left"/>
+            </w:pPr>
+            <w:r>
+              <w:t xml:space="preserve">Widowed</w:t>
+            </w:r>
+          </w:p>
+        </w:tc>
+        <w:tc>
+          <w:tcPr/>
+          <w:p>
+            <w:pPr>
+              <w:pStyle w:val="Compact"/>
+              <w:jc w:val="right"/>
+            </w:pPr>
+            <w:r>
+              <w:t xml:space="preserve">2</w:t>
+            </w:r>
+          </w:p>
+        </w:tc>
+        <w:tc>
+          <w:tcPr/>
+          <w:p>
+            <w:pPr>
+              <w:pStyle w:val="Compact"/>
+              <w:jc w:val="right"/>
+            </w:pPr>
+            <w:r>
+              <w:t xml:space="preserve">1.3</w:t>
+            </w:r>
+          </w:p>
+        </w:tc>
+        <w:tc>
+          <w:tcPr/>
+          <w:p>
+            <w:pPr>
+              <w:pStyle w:val="Compact"/>
+            </w:pPr>
+          </w:p>
+        </w:tc>
+        <w:tc>
+          <w:tcPr/>
+          <w:p>
+            <w:pPr>
+              <w:pStyle w:val="Compact"/>
+            </w:pPr>
+          </w:p>
+        </w:tc>
+        <w:tc>
+          <w:tcPr/>
+          <w:p>
+            <w:pPr>
+              <w:pStyle w:val="Compact"/>
+            </w:pPr>
+          </w:p>
+        </w:tc>
+      </w:tr>
+      <w:tr>
+        <w:tc>
+          <w:tcPr/>
+          <w:p>
+            <w:pPr>
+              <w:pStyle w:val="Compact"/>
+              <w:jc w:val="left"/>
+            </w:pPr>
+            <w:r>
+              <w:t xml:space="preserve">DSM-5 AUD Symptom Count</w:t>
+            </w:r>
+          </w:p>
+        </w:tc>
+        <w:tc>
+          <w:tcPr/>
+          <w:p>
+            <w:pPr>
+              <w:pStyle w:val="Compact"/>
+            </w:pPr>
+          </w:p>
+        </w:tc>
+        <w:tc>
+          <w:tcPr/>
+          <w:p>
+            <w:pPr>
+              <w:pStyle w:val="Compact"/>
+            </w:pPr>
+          </w:p>
+        </w:tc>
+        <w:tc>
+          <w:tcPr/>
+          <w:p>
+            <w:pPr>
+              <w:pStyle w:val="Compact"/>
+              <w:jc w:val="left"/>
+            </w:pPr>
+            <w:r>
+              <w:t xml:space="preserve">8.9</w:t>
+            </w:r>
+          </w:p>
+        </w:tc>
+        <w:tc>
+          <w:tcPr/>
+          <w:p>
+            <w:pPr>
+              <w:pStyle w:val="Compact"/>
+              <w:jc w:val="left"/>
+            </w:pPr>
+            <w:r>
+              <w:t xml:space="preserve">1.9</w:t>
+            </w:r>
+          </w:p>
+        </w:tc>
+        <w:tc>
+          <w:tcPr/>
+          <w:p>
+            <w:pPr>
+              <w:pStyle w:val="Compact"/>
+              <w:jc w:val="left"/>
+            </w:pPr>
+            <w:r>
+              <w:t xml:space="preserve">4-11</w:t>
+            </w:r>
+          </w:p>
+        </w:tc>
+      </w:tr>
+      <w:tr>
+        <w:tc>
+          <w:tcPr/>
+          <w:p>
+            <w:pPr>
+              <w:pStyle w:val="Compact"/>
+              <w:jc w:val="left"/>
+            </w:pPr>
+            <w:r>
+              <w:t xml:space="preserve">Reported 1 or More Lapse During Study Period</w:t>
+            </w:r>
+          </w:p>
+        </w:tc>
+        <w:tc>
+          <w:tcPr/>
+          <w:p>
+            <w:pPr>
+              <w:pStyle w:val="Compact"/>
+            </w:pPr>
+          </w:p>
+        </w:tc>
+        <w:tc>
+          <w:tcPr/>
+          <w:p>
+            <w:pPr>
+              <w:pStyle w:val="Compact"/>
+            </w:pPr>
+          </w:p>
+        </w:tc>
+        <w:tc>
+          <w:tcPr/>
+          <w:p>
+            <w:pPr>
+              <w:pStyle w:val="Compact"/>
+            </w:pPr>
+          </w:p>
+        </w:tc>
+        <w:tc>
+          <w:tcPr/>
+          <w:p>
+            <w:pPr>
+              <w:pStyle w:val="Compact"/>
+            </w:pPr>
+          </w:p>
+        </w:tc>
+        <w:tc>
+          <w:tcPr/>
+          <w:p>
+            <w:pPr>
+              <w:pStyle w:val="Compact"/>
+            </w:pPr>
+          </w:p>
+        </w:tc>
+      </w:tr>
+      <w:tr>
+        <w:tc>
+          <w:tcPr/>
+          <w:p>
+            <w:pPr>
+              <w:pStyle w:val="Compact"/>
+              <w:jc w:val="left"/>
+            </w:pPr>
+            <w:r>
+              <w:t xml:space="preserve">Yes</w:t>
+            </w:r>
+          </w:p>
+        </w:tc>
+        <w:tc>
+          <w:tcPr/>
+          <w:p>
+            <w:pPr>
+              <w:pStyle w:val="Compact"/>
+              <w:jc w:val="right"/>
+            </w:pPr>
+            <w:r>
+              <w:t xml:space="preserve">84</w:t>
+            </w:r>
+          </w:p>
+        </w:tc>
+        <w:tc>
+          <w:tcPr/>
+          <w:p>
+            <w:pPr>
+              <w:pStyle w:val="Compact"/>
+              <w:jc w:val="right"/>
+            </w:pPr>
+            <w:r>
+              <w:t xml:space="preserve">55.6</w:t>
+            </w:r>
+          </w:p>
+        </w:tc>
+        <w:tc>
+          <w:tcPr/>
+          <w:p>
+            <w:pPr>
+              <w:pStyle w:val="Compact"/>
+            </w:pPr>
+          </w:p>
+        </w:tc>
+        <w:tc>
+          <w:tcPr/>
+          <w:p>
+            <w:pPr>
+              <w:pStyle w:val="Compact"/>
+            </w:pPr>
+          </w:p>
+        </w:tc>
+        <w:tc>
+          <w:tcPr/>
+          <w:p>
+            <w:pPr>
+              <w:pStyle w:val="Compact"/>
+            </w:pPr>
+          </w:p>
+        </w:tc>
+      </w:tr>
+      <w:tr>
+        <w:tc>
+          <w:tcPr/>
+          <w:p>
+            <w:pPr>
+              <w:pStyle w:val="Compact"/>
+              <w:jc w:val="left"/>
+            </w:pPr>
+            <w:r>
+              <w:t xml:space="preserve">No</w:t>
+            </w:r>
+          </w:p>
+        </w:tc>
+        <w:tc>
+          <w:tcPr/>
+          <w:p>
+            <w:pPr>
+              <w:pStyle w:val="Compact"/>
+              <w:jc w:val="right"/>
+            </w:pPr>
+            <w:r>
+              <w:t xml:space="preserve">67</w:t>
+            </w:r>
+          </w:p>
+        </w:tc>
+        <w:tc>
+          <w:tcPr/>
+          <w:p>
+            <w:pPr>
+              <w:pStyle w:val="Compact"/>
+              <w:jc w:val="right"/>
+            </w:pPr>
+            <w:r>
+              <w:t xml:space="preserve">44.4</w:t>
+            </w:r>
+          </w:p>
+        </w:tc>
+        <w:tc>
+          <w:tcPr/>
+          <w:p>
+            <w:pPr>
+              <w:pStyle w:val="Compact"/>
+            </w:pPr>
+          </w:p>
+        </w:tc>
+        <w:tc>
+          <w:tcPr/>
+          <w:p>
+            <w:pPr>
+              <w:pStyle w:val="Compact"/>
+            </w:pPr>
+          </w:p>
+        </w:tc>
+        <w:tc>
+          <w:tcPr/>
+          <w:p>
+            <w:pPr>
+              <w:pStyle w:val="Compact"/>
+            </w:pPr>
+          </w:p>
+        </w:tc>
+      </w:tr>
+      <w:tr>
+        <w:tc>
+          <w:tcPr/>
+          <w:p>
+            <w:pPr>
+              <w:pStyle w:val="Compact"/>
+              <w:jc w:val="left"/>
+            </w:pPr>
+            <w:r>
+              <w:t xml:space="preserve">Number of reported lapses</w:t>
+            </w:r>
+          </w:p>
+        </w:tc>
+        <w:tc>
+          <w:tcPr/>
+          <w:p>
+            <w:pPr>
+              <w:pStyle w:val="Compact"/>
+            </w:pPr>
+          </w:p>
+        </w:tc>
+        <w:tc>
+          <w:tcPr/>
+          <w:p>
+            <w:pPr>
+              <w:pStyle w:val="Compact"/>
+            </w:pPr>
+          </w:p>
+        </w:tc>
+        <w:tc>
+          <w:tcPr/>
+          <w:p>
+            <w:pPr>
+              <w:pStyle w:val="Compact"/>
+              <w:jc w:val="left"/>
+            </w:pPr>
+            <w:r>
+              <w:t xml:space="preserve">6.8</w:t>
+            </w:r>
+          </w:p>
+        </w:tc>
+        <w:tc>
+          <w:tcPr/>
+          <w:p>
+            <w:pPr>
+              <w:pStyle w:val="Compact"/>
+              <w:jc w:val="left"/>
+            </w:pPr>
+            <w:r>
+              <w:t xml:space="preserve">12</w:t>
+            </w:r>
+          </w:p>
+        </w:tc>
+        <w:tc>
+          <w:tcPr/>
+          <w:p>
+            <w:pPr>
+              <w:pStyle w:val="Compact"/>
+              <w:jc w:val="left"/>
+            </w:pPr>
+            <w:r>
+              <w:t xml:space="preserve">0-75</w:t>
+            </w:r>
+          </w:p>
+        </w:tc>
+      </w:tr>
+    </w:tbl>
+    <w:bookmarkEnd w:id="41"/>
+    <w:p>
+      <w:pPr>
+        <w:pStyle w:val="BodyText"/>
+      </w:pPr>
+      <w:r>
+        <w:rPr>
+          <w:vertAlign w:val="subscript"/>
+        </w:rPr>
+        <w:t xml:space="preserve">Source:</w:t>
+      </w:r>
+      <w:r>
+        <w:rPr>
+          <w:vertAlign w:val="subscript"/>
+        </w:rPr>
+        <w:t xml:space="preserve"> </w:t>
+      </w:r>
+      <w:hyperlink r:id="rId42">
+        <w:r>
+          <w:rPr>
+            <w:rStyle w:val="Hyperlink"/>
+            <w:vertAlign w:val="subscript"/>
+          </w:rPr>
+          <w:t xml:space="preserve">Make All Tables for Main Manuscript</w:t>
+        </w:r>
+      </w:hyperlink>
+    </w:p>
+    <w:bookmarkEnd w:id="43"/>
+    <w:bookmarkStart w:id="49" w:name="model-evaluation-1"/>
+    <w:p>
+      <w:pPr>
+        <w:pStyle w:val="Heading3"/>
+      </w:pPr>
+      <w:r>
+        <w:t xml:space="preserve">Model Evaluation</w:t>
+      </w:r>
+    </w:p>
+    <w:p>
+      <w:pPr>
+        <w:pStyle w:val="FirstParagraph"/>
+      </w:pPr>
+      <w:r>
+        <w:t xml:space="preserve">The median auROC across the 30 test sets for our baseline model was high (median=0.892, IQR=0.046), consistent with our previous study. Performance across our lagged models was also high for the 24 hour lag (median=0.882, IQR=0.042), 72 hour lag (median=0.873, IQR=0.057), and 168 hour lag (median=0.857, IQR=0.061), and moderate for the 336 hour lag (median=0.857, IQR=0.064).</w:t>
+      </w:r>
+    </w:p>
+    <w:p>
+      <w:pPr>
+        <w:pStyle w:val="BodyText"/>
+      </w:pPr>
+      <w:r>
+        <w:rPr>
+          <w:vertAlign w:val="subscript"/>
+        </w:rPr>
+        <w:t xml:space="preserve">Source:</w:t>
+      </w:r>
+      <w:r>
+        <w:rPr>
+          <w:vertAlign w:val="subscript"/>
+        </w:rPr>
+        <w:t xml:space="preserve"> </w:t>
+      </w:r>
+      <w:hyperlink r:id="rId20">
+        <w:r>
+          <w:rPr>
+            <w:rStyle w:val="Hyperlink"/>
+            <w:vertAlign w:val="subscript"/>
+          </w:rPr>
+          <w:t xml:space="preserve">Article Notebook</w:t>
+        </w:r>
+      </w:hyperlink>
+    </w:p>
+    <w:p>
+      <w:pPr>
+        <w:pStyle w:val="BodyText"/>
+      </w:pPr>
+      <w:r>
+        <w:rPr>
+          <w:vertAlign w:val="subscript"/>
+        </w:rPr>
+        <w:t xml:space="preserve">Source:</w:t>
+      </w:r>
+      <w:r>
+        <w:rPr>
+          <w:vertAlign w:val="subscript"/>
+        </w:rPr>
+        <w:t xml:space="preserve"> </w:t>
+      </w:r>
+      <w:hyperlink r:id="rId20">
+        <w:r>
+          <w:rPr>
+            <w:rStyle w:val="Hyperlink"/>
+            <w:vertAlign w:val="subscript"/>
+          </w:rPr>
+          <w:t xml:space="preserve">Article Notebook</w:t>
+        </w:r>
+      </w:hyperlink>
+    </w:p>
+    <w:p>
+      <w:pPr>
+        <w:pStyle w:val="BodyText"/>
+      </w:pPr>
+      <w:r>
+        <w:t xml:space="preserve">Histograms of the full posterior probability distributions for auROC for each model are available in the supplement. The median auROCs from these posterior distributions were 0.893 (baseline), 0.887 (24 hour lag), 0.875 (72 hour lag), 0.871 (168 hour lag), and 0.850 (336 hour lag). These values represent our best estimates for the magnitude of the auROC parameter for each model. The 95% Bayesian CI for the auROCs for these models were relatively narrow and did not contain 0.5: baseline[0.876-0.908], 24 hour lag[0.869-0.902], 72 hour lag[0.856-0.892], 168 hour lag[0.852-0.889], 336 hour lag[0.828-0.870].</w:t>
+      </w:r>
+      <w:r>
+        <w:t xml:space="preserve"> </w:t>
+      </w:r>
+      <w:hyperlink w:anchor="fig-roc">
+        <w:r>
+          <w:rPr>
+            <w:rStyle w:val="Hyperlink"/>
+          </w:rPr>
+          <w:t xml:space="preserve">Figure 1</w:t>
+        </w:r>
+      </w:hyperlink>
+      <w:r>
+        <w:t xml:space="preserve"> </w:t>
+      </w:r>
+      <w:r>
+        <w:t xml:space="preserve">displays these median auROCs and 95% Bayesian CIs by model.</w:t>
+      </w:r>
+    </w:p>
+    <w:bookmarkStart w:id="48" w:name="cell-fig-roc"/>
+    <w:tbl>
+      <w:tblPr>
+        <w:tblStyle w:val="Table"/>
+        <w:tblW w:type="pct" w:w="5000"/>
+        <w:tblLook w:firstRow="0" w:lastRow="0" w:firstColumn="0" w:lastColumn="0" w:noHBand="0" w:noVBand="0" w:val="0000"/>
+        <w:jc w:val="start"/>
+        <w:tblLayout w:type="fixed"/>
+      </w:tblPr>
+      <w:tblGrid>
+        <w:gridCol w:w="7920"/>
+      </w:tblGrid>
+      <w:tr>
+        <w:tc>
+          <w:tcPr/>
+          <w:bookmarkStart w:id="47" w:name="fig-roc"/>
+          <w:p>
+            <w:pPr>
+              <w:pStyle w:val="Compact"/>
+              <w:jc w:val="center"/>
+            </w:pPr>
+            <w:r>
+              <w:drawing>
+                <wp:inline>
+                  <wp:extent cx="4620126" cy="3696101"/>
+                  <wp:effectExtent b="0" l="0" r="0" t="0"/>
+                  <wp:docPr descr="" title="" id="45" name="Picture"/>
+                  <a:graphic>
+                    <a:graphicData uri="http://schemas.openxmlformats.org/drawingml/2006/picture">
+                      <pic:pic>
+                        <pic:nvPicPr>
+                          <pic:cNvPr descr="index_files/figure-docx/fig-roc-1.png" id="46" name="Picture"/>
+                          <pic:cNvPicPr>
+                            <a:picLocks noChangeArrowheads="1" noChangeAspect="1"/>
+                          </pic:cNvPicPr>
+                        </pic:nvPicPr>
+                        <pic:blipFill>
+                          <a:blip r:embed="rId44"/>
+                          <a:stretch>
+                            <a:fillRect/>
+                          </a:stretch>
+                        </pic:blipFill>
+                        <pic:spPr bwMode="auto">
+                          <a:xfrm>
+                            <a:off x="0" y="0"/>
+                            <a:ext cx="4620126" cy="3696101"/>
+                          </a:xfrm>
+                          <a:prstGeom prst="rect">
+                            <a:avLst/>
+                          </a:prstGeom>
+                          <a:noFill/>
+                          <a:ln w="9525">
+                            <a:noFill/>
+                            <a:headEnd/>
+                            <a:tailEnd/>
+                          </a:ln>
+                        </pic:spPr>
+                      </pic:pic>
+                    </a:graphicData>
+                  </a:graphic>
+                </wp:inline>
+              </w:drawing>
+            </w:r>
+          </w:p>
+          <w:p>
+            <w:pPr>
+              <w:jc w:val="center"/>
+            </w:pPr>
+            <w:pPr>
+              <w:jc w:val="start"/>
+              <w:spacing w:before="200"/>
+              <w:pStyle w:val="ImageCaption"/>
+            </w:pPr>
+            <w:r>
+              <w:t xml:space="preserve">Figure 1: Posterior Probabilities for auROC by Model</w:t>
+            </w:r>
+          </w:p>
+          <w:bookmarkEnd w:id="47"/>
+        </w:tc>
+      </w:tr>
+    </w:tbl>
+    <w:p>
+      <w:pPr>
+        <w:pStyle w:val="BodyText"/>
+      </w:pPr>
+      <w:r>
+        <w:rPr>
+          <w:vertAlign w:val="subscript"/>
+        </w:rPr>
+        <w:t xml:space="preserve">Source:</w:t>
+      </w:r>
+      <w:r>
+        <w:rPr>
+          <w:vertAlign w:val="subscript"/>
+        </w:rPr>
+        <w:t xml:space="preserve"> </w:t>
+      </w:r>
+      <w:hyperlink r:id="rId20">
+        <w:r>
+          <w:rPr>
+            <w:rStyle w:val="Hyperlink"/>
+            <w:vertAlign w:val="subscript"/>
+          </w:rPr>
+          <w:t xml:space="preserve">Article Notebook</w:t>
+        </w:r>
+      </w:hyperlink>
+    </w:p>
+    <w:bookmarkEnd w:id="48"/>
+    <w:bookmarkEnd w:id="49"/>
+    <w:bookmarkStart w:id="52" w:name="model-comparisons-1"/>
+    <w:p>
+      <w:pPr>
+        <w:pStyle w:val="Heading3"/>
+      </w:pPr>
+      <w:r>
+        <w:t xml:space="preserve">Model Comparisons</w:t>
+      </w:r>
+    </w:p>
+    <w:bookmarkStart w:id="50" w:name="baseline-contrasts"/>
+    <w:p>
+      <w:pPr>
+        <w:pStyle w:val="Heading4"/>
+      </w:pPr>
+      <w:r>
+        <w:t xml:space="preserve">Baseline Contrasts</w:t>
+      </w:r>
+    </w:p>
+    <w:p>
+      <w:pPr>
+        <w:pStyle w:val="FirstParagraph"/>
+      </w:pPr>
+      <w:r>
+        <w:rPr>
+          <w:vertAlign w:val="subscript"/>
+        </w:rPr>
+        <w:t xml:space="preserve">Source:</w:t>
+      </w:r>
+      <w:r>
+        <w:rPr>
+          <w:vertAlign w:val="subscript"/>
+        </w:rPr>
+        <w:t xml:space="preserve"> </w:t>
+      </w:r>
+      <w:hyperlink r:id="rId20">
+        <w:r>
+          <w:rPr>
+            <w:rStyle w:val="Hyperlink"/>
+            <w:vertAlign w:val="subscript"/>
+          </w:rPr>
+          <w:t xml:space="preserve">Article Notebook</w:t>
+        </w:r>
+      </w:hyperlink>
+    </w:p>
+    <w:p>
+      <w:pPr>
+        <w:pStyle w:val="BodyText"/>
+      </w:pPr>
+      <w:r>
+        <w:t xml:space="preserve">The median decrease in auROC for the baseline vs. 24 hour lag model was 0.007 (95% CI=[0.001-0.012]), yielding a significant probability of 0.977 that the lagged model had worse performance. The median decrease in auROC for the baseline vs. 72 hour model was 0.018 (95% CI=[0.013-0.025]), yielding a significant probability of 1.000 that the lagged model had worse performance. The median increase in auROC for the baseline vs. 168 hour lag model was 0.022 (95% CI=[0.016-0.028]), yielding a significant probability of 1.000 that the lagged model had worse performance. The median increase in auROC for the baseline vs. 336 hour lag model was 0.043 (95% CI=[0.036-0.051]), yielding a significant probability of 1.000 that the lagged model had worse performance.</w:t>
+      </w:r>
+    </w:p>
+    <w:bookmarkEnd w:id="50"/>
+    <w:bookmarkStart w:id="51" w:name="adjacent-contrasts"/>
+    <w:p>
+      <w:pPr>
+        <w:pStyle w:val="Heading4"/>
+      </w:pPr>
+      <w:r>
+        <w:t xml:space="preserve">Adjacent Contrasts</w:t>
+      </w:r>
+    </w:p>
+    <w:p>
+      <w:pPr>
+        <w:pStyle w:val="FirstParagraph"/>
+      </w:pPr>
+      <w:r>
+        <w:rPr>
+          <w:vertAlign w:val="subscript"/>
+        </w:rPr>
+        <w:t xml:space="preserve">Source:</w:t>
+      </w:r>
+      <w:r>
+        <w:rPr>
+          <w:vertAlign w:val="subscript"/>
+        </w:rPr>
+        <w:t xml:space="preserve"> </w:t>
+      </w:r>
+      <w:hyperlink r:id="rId20">
+        <w:r>
+          <w:rPr>
+            <w:rStyle w:val="Hyperlink"/>
+            <w:vertAlign w:val="subscript"/>
+          </w:rPr>
+          <w:t xml:space="preserve">Article Notebook</w:t>
+        </w:r>
+      </w:hyperlink>
+    </w:p>
+    <w:p>
+      <w:pPr>
+        <w:pStyle w:val="BodyText"/>
+      </w:pPr>
+      <w:r>
+        <w:t xml:space="preserve">The median decrease in auROC for the 24 hour vs. 72 hour lag model was 0.012 (95% CI=[0.006-0.018]), yielding a significant probability of 0.999 that the 72 hour lag model had worse performance than the 24 hour lag model. The median decrease in auROC for the 72 hour vs. 168 hour lag model was 0.003 (95% CI=[-0.002-0.010]), yielding a non-significant probability of 0.836 that the 168 hour lag model had worse performance than the 72 hour lag model. The median decrease in auROC for the 168 hour vs. 336 hour lag model was 0.021 (95% CI=[0.014-0.028]), yielding a significant probability of 1.000 that the 336 hour lag model had worse performance than the 168 hour lag model.</w:t>
+      </w:r>
+    </w:p>
+    <w:bookmarkEnd w:id="51"/>
+    <w:bookmarkEnd w:id="52"/>
+    <w:bookmarkStart w:id="55" w:name="fairness-benchmarks-1"/>
+    <w:p>
+      <w:pPr>
+        <w:pStyle w:val="Heading3"/>
+      </w:pPr>
+      <w:r>
+        <w:t xml:space="preserve">Fairness Benchmarks</w:t>
+      </w:r>
+    </w:p>
+    <w:p>
+      <w:pPr>
+        <w:pStyle w:val="FirstParagraph"/>
+      </w:pPr>
+      <w:hyperlink w:anchor="tbl-fairness">
+        <w:r>
+          <w:rPr>
+            <w:rStyle w:val="Hyperlink"/>
+          </w:rPr>
+          <w:t xml:space="preserve">Table 2</w:t>
+        </w:r>
+      </w:hyperlink>
+      <w:r>
+        <w:t xml:space="preserve"> </w:t>
+      </w:r>
+      <w:r>
+        <w:t xml:space="preserve">shows the performance of each model by demographic group. All group comparisons for race, sex, and income were significant across models. On average there was a median increase in auROC for white participants compared to participants who were not white was 0.235 (95% CI=[0.104-0.385]). On average there was a median increase in auROC for male participants compared to female participants was 0.090 (95% CI=[0.030-0.177]). On average there was a median increase in auROC for participants above the federal poverty line compared to participants below the federal poverty line was 0.171 (95% CI=[0.072-0.316]).</w:t>
+      </w:r>
+      <w:r>
+        <w:t xml:space="preserve"> </w:t>
+      </w:r>
+    </w:p>
+    <w:p>
+      <w:pPr>
+        <w:pStyle w:val="BodyText"/>
+      </w:pPr>
+      <w:r>
+        <w:t xml:space="preserve">Notably, the Bayesian CIs were wide and included chance performance as lag increased (i.e., 72 hours, 168 hours, and 336 hours) for individuals who were not white and with an income below the federal poverty line.</w:t>
+      </w:r>
+    </w:p>
+    <w:p>
+      <w:pPr>
+        <w:pStyle w:val="BodyText"/>
+      </w:pPr>
+      <w:r>
+        <w:t xml:space="preserve">Comparisons were inconsistent across models for age. For the baseline (no lag), 72 hour lag, and 168 hour lag models there were no significant differences in performance. In the 24 hour lag model, there was a significant increase in performance for younger adults. However, in the 336 hour lag model, there was a significant increase in performance for older adults.</w:t>
+      </w:r>
+    </w:p>
+    <w:tbl>
+      <w:tblPr>
+        <w:tblStyle w:val="Table"/>
+        <w:tblW w:type="pct" w:w="5000"/>
+        <w:tblLook w:firstRow="0" w:lastRow="0" w:firstColumn="0" w:lastColumn="0" w:noHBand="0" w:noVBand="0" w:val="0000"/>
+        <w:jc w:val="start"/>
+        <w:tblLayout w:type="fixed"/>
+      </w:tblPr>
+      <w:tblGrid>
+        <w:gridCol w:w="7920"/>
+      </w:tblGrid>
+      <w:tr>
+        <w:tc>
+          <w:tcPr/>
+          <w:bookmarkStart w:id="53" w:name="tbl-fairness"/>
+          <w:p>
+            <w:pPr>
+              <w:jc w:val="center"/>
+            </w:pPr>
+            <w:pPr>
+              <w:jc w:val="start"/>
+              <w:spacing w:before="200"/>
+              <w:pStyle w:val="ImageCaption"/>
+            </w:pPr>
+            <w:r>
+              <w:t xml:space="preserve">Table 2: Model Performance by Demographic Group</w:t>
+            </w:r>
+          </w:p>
+          <w:tbl>
+            <w:tblPr>
+              <w:tblStyle w:val="Table"/>
+              <w:tblW w:type="pct" w:w="4925"/>
+              <w:tblLook w:firstRow="1" w:lastRow="0" w:firstColumn="0" w:lastColumn="0" w:noHBand="0" w:noVBand="0" w:val="0020"/>
+              <w:jc w:val="start"/>
+              <w:tblLayout w:type="fixed"/>
+            </w:tblPr>
+            <w:tblGrid>
+              <w:gridCol w:w="1004"/>
+              <w:gridCol w:w="531"/>
+              <w:gridCol w:w="827"/>
+              <w:gridCol w:w="531"/>
+              <w:gridCol w:w="827"/>
+              <w:gridCol w:w="531"/>
+              <w:gridCol w:w="827"/>
+              <w:gridCol w:w="531"/>
+              <w:gridCol w:w="827"/>
+              <w:gridCol w:w="531"/>
+              <w:gridCol w:w="827"/>
+            </w:tblGrid>
+            <w:tr>
+              <w:trPr>
+                <w:tblHeader w:val="true"/>
+              </w:trPr>
+              <w:tc>
+                <w:tcPr/>
+                <w:p>
+                  <w:pPr>
+                    <w:pStyle w:val="Compact"/>
+                  </w:pPr>
+                </w:p>
+              </w:tc>
+              <w:tc>
+                <w:tcPr/>
+                <w:p>
+                  <w:pPr>
+                    <w:pStyle w:val="Compact"/>
+                    <w:jc w:val="left"/>
+                    <w:jc w:val="center"/>
+                  </w:pPr>
+                  <w:r>
+                    <w:t xml:space="preserve">0 Lag</w:t>
+                  </w:r>
+                </w:p>
+              </w:tc>
+              <w:tc>
+                <w:tcPr/>
+                <w:p>
+                  <w:pPr>
+                    <w:pStyle w:val="Compact"/>
+                  </w:pPr>
+                </w:p>
+              </w:tc>
+              <w:tc>
+                <w:tcPr/>
+                <w:p>
+                  <w:pPr>
+                    <w:pStyle w:val="Compact"/>
+                    <w:jc w:val="left"/>
+                    <w:jc w:val="center"/>
+                  </w:pPr>
+                  <w:r>
+                    <w:t xml:space="preserve">24 Lag</w:t>
+                  </w:r>
+                </w:p>
+              </w:tc>
+              <w:tc>
+                <w:tcPr/>
+                <w:p>
+                  <w:pPr>
+                    <w:pStyle w:val="Compact"/>
+                  </w:pPr>
+                </w:p>
+              </w:tc>
+              <w:tc>
+                <w:tcPr/>
+                <w:p>
+                  <w:pPr>
+                    <w:pStyle w:val="Compact"/>
+                    <w:jc w:val="left"/>
+                    <w:jc w:val="center"/>
+                  </w:pPr>
+                  <w:r>
+                    <w:t xml:space="preserve">72 Lag</w:t>
+                  </w:r>
+                </w:p>
+              </w:tc>
+              <w:tc>
+                <w:tcPr/>
+                <w:p>
+                  <w:pPr>
+                    <w:pStyle w:val="Compact"/>
+                  </w:pPr>
+                </w:p>
+              </w:tc>
+              <w:tc>
+                <w:tcPr/>
+                <w:p>
+                  <w:pPr>
+                    <w:pStyle w:val="Compact"/>
+                    <w:jc w:val="left"/>
+                    <w:jc w:val="center"/>
+                  </w:pPr>
+                  <w:r>
+                    <w:t xml:space="preserve">168 Lag</w:t>
+                  </w:r>
+                </w:p>
+              </w:tc>
+              <w:tc>
+                <w:tcPr/>
+                <w:p>
+                  <w:pPr>
+                    <w:pStyle w:val="Compact"/>
+                  </w:pPr>
+                </w:p>
+              </w:tc>
+              <w:tc>
+                <w:tcPr/>
+                <w:p>
+                  <w:pPr>
+                    <w:pStyle w:val="Compact"/>
+                    <w:jc w:val="left"/>
+                    <w:jc w:val="center"/>
+                  </w:pPr>
+                  <w:r>
+                    <w:t xml:space="preserve">336 Lag</w:t>
+                  </w:r>
+                </w:p>
+              </w:tc>
+              <w:tc>
+                <w:tcPr/>
+                <w:p>
+                  <w:pPr>
+                    <w:pStyle w:val="Compact"/>
+                  </w:pPr>
+                </w:p>
+              </w:tc>
+            </w:tr>
+            <w:tr>
+              <w:tc>
+                <w:tcPr/>
+                <w:p>
+                  <w:pPr>
+                    <w:pStyle w:val="Compact"/>
+                    <w:jc w:val="left"/>
+                    <w:jc w:val="center"/>
+                  </w:pPr>
+                  <w:r>
+                    <w:t xml:space="preserve">Group</w:t>
+                  </w:r>
+                </w:p>
+              </w:tc>
+              <w:tc>
+                <w:tcPr/>
+                <w:p>
+                  <w:pPr>
+                    <w:pStyle w:val="Compact"/>
+                    <w:jc w:val="left"/>
+                    <w:jc w:val="center"/>
+                  </w:pPr>
+                  <w:r>
+                    <w:t xml:space="preserve">Median</w:t>
+                  </w:r>
+                  <w:r>
+                    <w:t xml:space="preserve"> </w:t>
+                  </w:r>
+                  <w:r>
+                    <w:t xml:space="preserve">auROC</w:t>
+                  </w:r>
+                </w:p>
+              </w:tc>
+              <w:tc>
+                <w:tcPr/>
+                <w:p>
+                  <w:pPr>
+                    <w:pStyle w:val="Compact"/>
+                    <w:jc w:val="left"/>
+                    <w:jc w:val="center"/>
+                  </w:pPr>
+                  <w:r>
+                    <w:t xml:space="preserve">Bayesian CI</w:t>
+                  </w:r>
+                </w:p>
+              </w:tc>
+              <w:tc>
+                <w:tcPr/>
+                <w:p>
+                  <w:pPr>
+                    <w:pStyle w:val="Compact"/>
+                    <w:jc w:val="left"/>
+                    <w:jc w:val="center"/>
+                  </w:pPr>
+                  <w:r>
+                    <w:t xml:space="preserve">Median</w:t>
+                  </w:r>
+                  <w:r>
+                    <w:t xml:space="preserve"> </w:t>
+                  </w:r>
+                  <w:r>
+                    <w:t xml:space="preserve">auROC</w:t>
+                  </w:r>
+                </w:p>
+              </w:tc>
+              <w:tc>
+                <w:tcPr/>
+                <w:p>
+                  <w:pPr>
+                    <w:pStyle w:val="Compact"/>
+                    <w:jc w:val="left"/>
+                    <w:jc w:val="center"/>
+                  </w:pPr>
+                  <w:r>
+                    <w:t xml:space="preserve">Bayesian CI</w:t>
+                  </w:r>
+                </w:p>
+              </w:tc>
+              <w:tc>
+                <w:tcPr/>
+                <w:p>
+                  <w:pPr>
+                    <w:pStyle w:val="Compact"/>
+                    <w:jc w:val="left"/>
+                    <w:jc w:val="center"/>
+                  </w:pPr>
+                  <w:r>
+                    <w:t xml:space="preserve">Median</w:t>
+                  </w:r>
+                  <w:r>
+                    <w:t xml:space="preserve"> </w:t>
+                  </w:r>
+                  <w:r>
+                    <w:t xml:space="preserve">auROC</w:t>
+                  </w:r>
+                </w:p>
+              </w:tc>
+              <w:tc>
+                <w:tcPr/>
+                <w:p>
+                  <w:pPr>
+                    <w:pStyle w:val="Compact"/>
+                    <w:jc w:val="left"/>
+                    <w:jc w:val="center"/>
+                  </w:pPr>
+                  <w:r>
+                    <w:t xml:space="preserve">Bayesian CI</w:t>
+                  </w:r>
+                </w:p>
+              </w:tc>
+              <w:tc>
+                <w:tcPr/>
+                <w:p>
+                  <w:pPr>
+                    <w:pStyle w:val="Compact"/>
+                    <w:jc w:val="left"/>
+                    <w:jc w:val="center"/>
+                  </w:pPr>
+                  <w:r>
+                    <w:t xml:space="preserve">Median</w:t>
+                  </w:r>
+                  <w:r>
+                    <w:t xml:space="preserve"> </w:t>
+                  </w:r>
+                  <w:r>
+                    <w:t xml:space="preserve">auROC</w:t>
+                  </w:r>
+                </w:p>
+              </w:tc>
+              <w:tc>
+                <w:tcPr/>
+                <w:p>
+                  <w:pPr>
+                    <w:pStyle w:val="Compact"/>
+                    <w:jc w:val="left"/>
+                    <w:jc w:val="center"/>
+                  </w:pPr>
+                  <w:r>
+                    <w:t xml:space="preserve">Bayesian CI</w:t>
+                  </w:r>
+                </w:p>
+              </w:tc>
+              <w:tc>
+                <w:tcPr/>
+                <w:p>
+                  <w:pPr>
+                    <w:pStyle w:val="Compact"/>
+                    <w:jc w:val="left"/>
+                    <w:jc w:val="center"/>
+                  </w:pPr>
+                  <w:r>
+                    <w:t xml:space="preserve">Median</w:t>
+                  </w:r>
+                  <w:r>
+                    <w:t xml:space="preserve"> </w:t>
+                  </w:r>
+                  <w:r>
+                    <w:t xml:space="preserve">auROC</w:t>
+                  </w:r>
+                </w:p>
+              </w:tc>
+              <w:tc>
+                <w:tcPr/>
+                <w:p>
+                  <w:pPr>
+                    <w:pStyle w:val="Compact"/>
+                    <w:jc w:val="left"/>
+                    <w:jc w:val="center"/>
+                  </w:pPr>
+                  <w:r>
+                    <w:t xml:space="preserve">Bayesian CI</w:t>
+                  </w:r>
+                </w:p>
+              </w:tc>
+            </w:tr>
+            <w:tr>
+              <w:tc>
+                <w:tcPr/>
+                <w:p>
+                  <w:pPr>
+                    <w:pStyle w:val="Compact"/>
+                    <w:jc w:val="left"/>
+                    <w:jc w:val="center"/>
+                  </w:pPr>
+                  <w:r>
+                    <w:t xml:space="preserve">Race/Ethnicity</w:t>
+                  </w:r>
+                </w:p>
+              </w:tc>
+              <w:tc>
+                <w:tcPr/>
+                <w:p>
+                  <w:pPr>
+                    <w:pStyle w:val="Compact"/>
+                  </w:pPr>
+                </w:p>
+              </w:tc>
+              <w:tc>
+                <w:tcPr/>
+                <w:p>
+                  <w:pPr>
+                    <w:pStyle w:val="Compact"/>
+                  </w:pPr>
+                </w:p>
+              </w:tc>
+              <w:tc>
+                <w:tcPr/>
+                <w:p>
+                  <w:pPr>
+                    <w:pStyle w:val="Compact"/>
+                  </w:pPr>
+                </w:p>
+              </w:tc>
+              <w:tc>
+                <w:tcPr/>
+                <w:p>
+                  <w:pPr>
+                    <w:pStyle w:val="Compact"/>
+                  </w:pPr>
+                </w:p>
+              </w:tc>
+              <w:tc>
+                <w:tcPr/>
+                <w:p>
+                  <w:pPr>
+                    <w:pStyle w:val="Compact"/>
+                  </w:pPr>
+                </w:p>
+              </w:tc>
+              <w:tc>
+                <w:tcPr/>
+                <w:p>
+                  <w:pPr>
+                    <w:pStyle w:val="Compact"/>
+                  </w:pPr>
+                </w:p>
+              </w:tc>
+              <w:tc>
+                <w:tcPr/>
+                <w:p>
+                  <w:pPr>
+                    <w:pStyle w:val="Compact"/>
+                  </w:pPr>
+                </w:p>
+              </w:tc>
+              <w:tc>
+                <w:tcPr/>
+                <w:p>
+                  <w:pPr>
+                    <w:pStyle w:val="Compact"/>
+                  </w:pPr>
+                </w:p>
+              </w:tc>
+              <w:tc>
+                <w:tcPr/>
+                <w:p>
+                  <w:pPr>
+                    <w:pStyle w:val="Compact"/>
+                  </w:pPr>
+                </w:p>
+              </w:tc>
+              <w:tc>
+                <w:tcPr/>
+                <w:p>
+                  <w:pPr>
+                    <w:pStyle w:val="Compact"/>
+                  </w:pPr>
+                </w:p>
+              </w:tc>
+            </w:tr>
+            <w:tr>
+              <w:tc>
+                <w:tcPr/>
+                <w:p>
+                  <w:pPr>
+                    <w:pStyle w:val="Compact"/>
+                    <w:jc w:val="left"/>
+                    <w:jc w:val="center"/>
+                  </w:pPr>
+                  <w:r>
+                    <w:t xml:space="preserve">not white</w:t>
+                  </w:r>
+                </w:p>
+              </w:tc>
+              <w:tc>
+                <w:tcPr/>
+                <w:p>
+                  <w:pPr>
+                    <w:pStyle w:val="Compact"/>
+                    <w:jc w:val="left"/>
+                    <w:jc w:val="center"/>
+                  </w:pPr>
+                  <w:r>
+                    <w:t xml:space="preserve">0.736</w:t>
+                  </w:r>
+                </w:p>
+              </w:tc>
+              <w:tc>
+                <w:tcPr/>
+                <w:p>
+                  <w:pPr>
+                    <w:pStyle w:val="Compact"/>
+                    <w:jc w:val="left"/>
+                    <w:jc w:val="center"/>
+                  </w:pPr>
+                  <w:r>
+                    <w:t xml:space="preserve">0.635-0.815</w:t>
+                  </w:r>
+                </w:p>
+              </w:tc>
+              <w:tc>
+                <w:tcPr/>
+                <w:p>
+                  <w:pPr>
+                    <w:pStyle w:val="Compact"/>
+                    <w:jc w:val="left"/>
+                    <w:jc w:val="center"/>
+                  </w:pPr>
+                  <w:r>
+                    <w:t xml:space="preserve">0.696</w:t>
+                  </w:r>
+                </w:p>
+              </w:tc>
+              <w:tc>
+                <w:tcPr/>
+                <w:p>
+                  <w:pPr>
+                    <w:pStyle w:val="Compact"/>
+                    <w:jc w:val="left"/>
+                    <w:jc w:val="center"/>
+                  </w:pPr>
+                  <w:r>
+                    <w:t xml:space="preserve">0.608-0.773</w:t>
+                  </w:r>
+                </w:p>
+              </w:tc>
+              <w:tc>
+                <w:tcPr/>
+                <w:p>
+                  <w:pPr>
+                    <w:pStyle w:val="Compact"/>
+                    <w:jc w:val="left"/>
+                    <w:jc w:val="center"/>
+                  </w:pPr>
+                  <w:r>
+                    <w:t xml:space="preserve">0.645</w:t>
+                  </w:r>
+                </w:p>
+              </w:tc>
+              <w:tc>
+                <w:tcPr/>
+                <w:p>
+                  <w:pPr>
+                    <w:pStyle w:val="Compact"/>
+                    <w:jc w:val="left"/>
+                    <w:jc w:val="center"/>
+                  </w:pPr>
+                  <w:r>
+                    <w:t xml:space="preserve">0.469-0.79</w:t>
+                  </w:r>
+                </w:p>
+              </w:tc>
+              <w:tc>
+                <w:tcPr/>
+                <w:p>
+                  <w:pPr>
+                    <w:pStyle w:val="Compact"/>
+                    <w:jc w:val="left"/>
+                    <w:jc w:val="center"/>
+                  </w:pPr>
+                  <w:r>
+                    <w:t xml:space="preserve">0.635</w:t>
+                  </w:r>
+                </w:p>
+              </w:tc>
+              <w:tc>
+                <w:tcPr/>
+                <w:p>
+                  <w:pPr>
+                    <w:pStyle w:val="Compact"/>
+                    <w:jc w:val="left"/>
+                    <w:jc w:val="center"/>
+                  </w:pPr>
+                  <w:r>
+                    <w:t xml:space="preserve">0.467-0.784</w:t>
+                  </w:r>
+                </w:p>
+              </w:tc>
+              <w:tc>
+                <w:tcPr/>
+                <w:p>
+                  <w:pPr>
+                    <w:pStyle w:val="Compact"/>
+                    <w:jc w:val="left"/>
+                    <w:jc w:val="center"/>
+                  </w:pPr>
+                  <w:r>
+                    <w:t xml:space="preserve">0.589</w:t>
+                  </w:r>
+                </w:p>
+              </w:tc>
+              <w:tc>
+                <w:tcPr/>
+                <w:p>
+                  <w:pPr>
+                    <w:pStyle w:val="Compact"/>
+                    <w:jc w:val="left"/>
+                    <w:jc w:val="center"/>
+                  </w:pPr>
+                  <w:r>
+                    <w:t xml:space="preserve">0.367-0.783</w:t>
+                  </w:r>
+                </w:p>
+              </w:tc>
+            </w:tr>
+            <w:tr>
+              <w:tc>
+                <w:tcPr/>
+                <w:p>
+                  <w:pPr>
+                    <w:pStyle w:val="Compact"/>
+                    <w:jc w:val="left"/>
+                    <w:jc w:val="center"/>
+                  </w:pPr>
+                  <w:r>
+                    <w:t xml:space="preserve">white</w:t>
+                  </w:r>
+                </w:p>
+              </w:tc>
+              <w:tc>
+                <w:tcPr/>
+                <w:p>
+                  <w:pPr>
+                    <w:pStyle w:val="Compact"/>
+                    <w:jc w:val="left"/>
+                    <w:jc w:val="center"/>
+                  </w:pPr>
+                  <w:r>
+                    <w:t xml:space="preserve">0.901</w:t>
+                  </w:r>
+                </w:p>
+              </w:tc>
+              <w:tc>
+                <w:tcPr/>
+                <w:p>
+                  <w:pPr>
+                    <w:pStyle w:val="Compact"/>
+                    <w:jc w:val="left"/>
+                    <w:jc w:val="center"/>
+                  </w:pPr>
+                  <w:r>
+                    <w:t xml:space="preserve">0.857-0.931</w:t>
+                  </w:r>
+                </w:p>
+              </w:tc>
+              <w:tc>
+                <w:tcPr/>
+                <w:p>
+                  <w:pPr>
+                    <w:pStyle w:val="Compact"/>
+                    <w:jc w:val="left"/>
+                    <w:jc w:val="center"/>
+                  </w:pPr>
+                  <w:r>
+                    <w:t xml:space="preserve">0.894</w:t>
+                  </w:r>
+                </w:p>
+              </w:tc>
+              <w:tc>
+                <w:tcPr/>
+                <w:p>
+                  <w:pPr>
+                    <w:pStyle w:val="Compact"/>
+                    <w:jc w:val="left"/>
+                    <w:jc w:val="center"/>
+                  </w:pPr>
+                  <w:r>
+                    <w:t xml:space="preserve">0.855-0.922</w:t>
+                  </w:r>
+                </w:p>
+              </w:tc>
+              <w:tc>
+                <w:tcPr/>
+                <w:p>
+                  <w:pPr>
+                    <w:pStyle w:val="Compact"/>
+                    <w:jc w:val="left"/>
+                    <w:jc w:val="center"/>
+                  </w:pPr>
+                  <w:r>
+                    <w:t xml:space="preserve">0.884</w:t>
+                  </w:r>
+                </w:p>
+              </w:tc>
+              <w:tc>
+                <w:tcPr/>
+                <w:p>
+                  <w:pPr>
+                    <w:pStyle w:val="Compact"/>
+                    <w:jc w:val="left"/>
+                    <w:jc w:val="center"/>
+                  </w:pPr>
+                  <w:r>
+                    <w:t xml:space="preserve">0.808-0.932</w:t>
+                  </w:r>
+                </w:p>
+              </w:tc>
+              <w:tc>
+                <w:tcPr/>
+                <w:p>
+                  <w:pPr>
+                    <w:pStyle w:val="Compact"/>
+                    <w:jc w:val="left"/>
+                    <w:jc w:val="center"/>
+                  </w:pPr>
+                  <w:r>
+                    <w:t xml:space="preserve">0.876</w:t>
+                  </w:r>
+                </w:p>
+              </w:tc>
+              <w:tc>
+                <w:tcPr/>
+                <w:p>
+                  <w:pPr>
+                    <w:pStyle w:val="Compact"/>
+                    <w:jc w:val="left"/>
+                    <w:jc w:val="center"/>
+                  </w:pPr>
+                  <w:r>
+                    <w:t xml:space="preserve">0.795-0.927</w:t>
+                  </w:r>
+                </w:p>
+              </w:tc>
+              <w:tc>
+                <w:tcPr/>
+                <w:p>
+                  <w:pPr>
+                    <w:pStyle w:val="Compact"/>
+                    <w:jc w:val="left"/>
+                    <w:jc w:val="center"/>
+                  </w:pPr>
+                  <w:r>
+                    <w:t xml:space="preserve">0.854</w:t>
+                  </w:r>
+                </w:p>
+              </w:tc>
+              <w:tc>
+                <w:tcPr/>
+                <w:p>
+                  <w:pPr>
+                    <w:pStyle w:val="Compact"/>
+                    <w:jc w:val="left"/>
+                    <w:jc w:val="center"/>
+                  </w:pPr>
+                  <w:r>
+                    <w:t xml:space="preserve">0.734-0.927</w:t>
+                  </w:r>
+                </w:p>
+              </w:tc>
+            </w:tr>
+            <w:tr>
+              <w:tc>
+                <w:tcPr/>
+                <w:p>
+                  <w:pPr>
+                    <w:pStyle w:val="Compact"/>
+                    <w:jc w:val="left"/>
+                    <w:jc w:val="center"/>
+                  </w:pPr>
+                  <w:r>
+                    <w:t xml:space="preserve">Sex</w:t>
+                  </w:r>
+                </w:p>
+              </w:tc>
+              <w:tc>
+                <w:tcPr/>
+                <w:p>
+                  <w:pPr>
+                    <w:pStyle w:val="Compact"/>
+                  </w:pPr>
+                </w:p>
+              </w:tc>
+              <w:tc>
+                <w:tcPr/>
+                <w:p>
+                  <w:pPr>
+                    <w:pStyle w:val="Compact"/>
+                  </w:pPr>
+                </w:p>
+              </w:tc>
+              <w:tc>
+                <w:tcPr/>
+                <w:p>
+                  <w:pPr>
+                    <w:pStyle w:val="Compact"/>
+                  </w:pPr>
+                </w:p>
+              </w:tc>
+              <w:tc>
+                <w:tcPr/>
+                <w:p>
+                  <w:pPr>
+                    <w:pStyle w:val="Compact"/>
+                  </w:pPr>
+                </w:p>
+              </w:tc>
+              <w:tc>
+                <w:tcPr/>
+                <w:p>
+                  <w:pPr>
+                    <w:pStyle w:val="Compact"/>
+                  </w:pPr>
+                </w:p>
+              </w:tc>
+              <w:tc>
+                <w:tcPr/>
+                <w:p>
+                  <w:pPr>
+                    <w:pStyle w:val="Compact"/>
+                  </w:pPr>
+                </w:p>
+              </w:tc>
+              <w:tc>
+                <w:tcPr/>
+                <w:p>
+                  <w:pPr>
+                    <w:pStyle w:val="Compact"/>
+                  </w:pPr>
+                </w:p>
+              </w:tc>
+              <w:tc>
+                <w:tcPr/>
+                <w:p>
+                  <w:pPr>
+                    <w:pStyle w:val="Compact"/>
+                  </w:pPr>
+                </w:p>
+              </w:tc>
+              <w:tc>
+                <w:tcPr/>
+                <w:p>
+                  <w:pPr>
+                    <w:pStyle w:val="Compact"/>
+                  </w:pPr>
+                </w:p>
+              </w:tc>
+              <w:tc>
+                <w:tcPr/>
+                <w:p>
+                  <w:pPr>
+                    <w:pStyle w:val="Compact"/>
+                  </w:pPr>
+                </w:p>
+              </w:tc>
+            </w:tr>
+            <w:tr>
+              <w:tc>
+                <w:tcPr/>
+                <w:p>
+                  <w:pPr>
+                    <w:pStyle w:val="Compact"/>
+                    <w:jc w:val="left"/>
+                    <w:jc w:val="center"/>
+                  </w:pPr>
+                  <w:r>
+                    <w:t xml:space="preserve">female</w:t>
+                  </w:r>
+                </w:p>
+              </w:tc>
+              <w:tc>
+                <w:tcPr/>
+                <w:p>
+                  <w:pPr>
+                    <w:pStyle w:val="Compact"/>
+                    <w:jc w:val="left"/>
+                    <w:jc w:val="center"/>
+                  </w:pPr>
+                  <w:r>
+                    <w:t xml:space="preserve">0.85</w:t>
+                  </w:r>
+                </w:p>
+              </w:tc>
+              <w:tc>
+                <w:tcPr/>
+                <w:p>
+                  <w:pPr>
+                    <w:pStyle w:val="Compact"/>
+                    <w:jc w:val="left"/>
+                    <w:jc w:val="center"/>
+                  </w:pPr>
+                  <w:r>
+                    <w:t xml:space="preserve">0.793-0.893</w:t>
+                  </w:r>
+                </w:p>
+              </w:tc>
+              <w:tc>
+                <w:tcPr/>
+                <w:p>
+                  <w:pPr>
+                    <w:pStyle w:val="Compact"/>
+                    <w:jc w:val="left"/>
+                    <w:jc w:val="center"/>
+                  </w:pPr>
+                  <w:r>
+                    <w:t xml:space="preserve">0.838</w:t>
+                  </w:r>
+                </w:p>
+              </w:tc>
+              <w:tc>
+                <w:tcPr/>
+                <w:p>
+                  <w:pPr>
+                    <w:pStyle w:val="Compact"/>
+                    <w:jc w:val="left"/>
+                    <w:jc w:val="center"/>
+                  </w:pPr>
+                  <w:r>
+                    <w:t xml:space="preserve">0.783-0.88</w:t>
+                  </w:r>
+                </w:p>
+              </w:tc>
+              <w:tc>
+                <w:tcPr/>
+                <w:p>
+                  <w:pPr>
+                    <w:pStyle w:val="Compact"/>
+                    <w:jc w:val="left"/>
+                    <w:jc w:val="center"/>
+                  </w:pPr>
+                  <w:r>
+                    <w:t xml:space="preserve">0.817</w:t>
+                  </w:r>
+                </w:p>
+              </w:tc>
+              <w:tc>
+                <w:tcPr/>
+                <w:p>
+                  <w:pPr>
+                    <w:pStyle w:val="Compact"/>
+                    <w:jc w:val="left"/>
+                    <w:jc w:val="center"/>
+                  </w:pPr>
+                  <w:r>
+                    <w:t xml:space="preserve">0.71-0.891</w:t>
+                  </w:r>
+                </w:p>
+              </w:tc>
+              <w:tc>
+                <w:tcPr/>
+                <w:p>
+                  <w:pPr>
+                    <w:pStyle w:val="Compact"/>
+                    <w:jc w:val="left"/>
+                    <w:jc w:val="center"/>
+                  </w:pPr>
+                  <w:r>
+                    <w:t xml:space="preserve">0.808</w:t>
+                  </w:r>
+                </w:p>
+              </w:tc>
+              <w:tc>
+                <w:tcPr/>
+                <w:p>
+                  <w:pPr>
+                    <w:pStyle w:val="Compact"/>
+                    <w:jc w:val="left"/>
+                    <w:jc w:val="center"/>
+                  </w:pPr>
+                  <w:r>
+                    <w:t xml:space="preserve">0.694-0.883</w:t>
+                  </w:r>
+                </w:p>
+              </w:tc>
+              <w:tc>
+                <w:tcPr/>
+                <w:p>
+                  <w:pPr>
+                    <w:pStyle w:val="Compact"/>
+                    <w:jc w:val="left"/>
+                    <w:jc w:val="center"/>
+                  </w:pPr>
+                  <w:r>
+                    <w:t xml:space="preserve">0.775</w:t>
+                  </w:r>
+                </w:p>
+              </w:tc>
+              <w:tc>
+                <w:tcPr/>
+                <w:p>
+                  <w:pPr>
+                    <w:pStyle w:val="Compact"/>
+                    <w:jc w:val="left"/>
+                    <w:jc w:val="center"/>
+                  </w:pPr>
+                  <w:r>
+                    <w:t xml:space="preserve">0.613-0.878</w:t>
+                  </w:r>
+                </w:p>
+              </w:tc>
+            </w:tr>
+            <w:tr>
+              <w:tc>
+                <w:tcPr/>
+                <w:p>
+                  <w:pPr>
+                    <w:pStyle w:val="Compact"/>
+                    <w:jc w:val="left"/>
+                    <w:jc w:val="center"/>
+                  </w:pPr>
+                  <w:r>
+                    <w:t xml:space="preserve">male</w:t>
+                  </w:r>
+                </w:p>
+              </w:tc>
+              <w:tc>
+                <w:tcPr/>
+                <w:p>
+                  <w:pPr>
+                    <w:pStyle w:val="Compact"/>
+                    <w:jc w:val="left"/>
+                    <w:jc w:val="center"/>
+                  </w:pPr>
+                  <w:r>
+                    <w:t xml:space="preserve">0.921</w:t>
+                  </w:r>
+                </w:p>
+              </w:tc>
+              <w:tc>
+                <w:tcPr/>
+                <w:p>
+                  <w:pPr>
+                    <w:pStyle w:val="Compact"/>
+                    <w:jc w:val="left"/>
+                    <w:jc w:val="center"/>
+                  </w:pPr>
+                  <w:r>
+                    <w:t xml:space="preserve">0.886-0.945</w:t>
+                  </w:r>
+                </w:p>
+              </w:tc>
+              <w:tc>
+                <w:tcPr/>
+                <w:p>
+                  <w:pPr>
+                    <w:pStyle w:val="Compact"/>
+                    <w:jc w:val="left"/>
+                    <w:jc w:val="center"/>
+                  </w:pPr>
+                  <w:r>
+                    <w:t xml:space="preserve">0.917</w:t>
+                  </w:r>
+                </w:p>
+              </w:tc>
+              <w:tc>
+                <w:tcPr/>
+                <w:p>
+                  <w:pPr>
+                    <w:pStyle w:val="Compact"/>
+                    <w:jc w:val="left"/>
+                    <w:jc w:val="center"/>
+                  </w:pPr>
+                  <w:r>
+                    <w:t xml:space="preserve">0.887-0.94</w:t>
+                  </w:r>
+                </w:p>
+              </w:tc>
+              <w:tc>
+                <w:tcPr/>
+                <w:p>
+                  <w:pPr>
+                    <w:pStyle w:val="Compact"/>
+                    <w:jc w:val="left"/>
+                    <w:jc w:val="center"/>
+                  </w:pPr>
+                  <w:r>
+                    <w:t xml:space="preserve">0.909</w:t>
+                  </w:r>
+                </w:p>
+              </w:tc>
+              <w:tc>
+                <w:tcPr/>
+                <w:p>
+                  <w:pPr>
+                    <w:pStyle w:val="Compact"/>
+                    <w:jc w:val="left"/>
+                    <w:jc w:val="center"/>
+                  </w:pPr>
+                  <w:r>
+                    <w:t xml:space="preserve">0.848-0.946</w:t>
+                  </w:r>
+                </w:p>
+              </w:tc>
+              <w:tc>
+                <w:tcPr/>
+                <w:p>
+                  <w:pPr>
+                    <w:pStyle w:val="Compact"/>
+                    <w:jc w:val="left"/>
+                    <w:jc w:val="center"/>
+                  </w:pPr>
+                  <w:r>
+                    <w:t xml:space="preserve">0.917</w:t>
+                  </w:r>
+                </w:p>
+              </w:tc>
+              <w:tc>
+                <w:tcPr/>
+                <w:p>
+                  <w:pPr>
+                    <w:pStyle w:val="Compact"/>
+                    <w:jc w:val="left"/>
+                    <w:jc w:val="center"/>
+                  </w:pPr>
+                  <w:r>
+                    <w:t xml:space="preserve">0.86-0.953</w:t>
+                  </w:r>
+                </w:p>
+              </w:tc>
+              <w:tc>
+                <w:tcPr/>
+                <w:p>
+                  <w:pPr>
+                    <w:pStyle w:val="Compact"/>
+                    <w:jc w:val="left"/>
+                    <w:jc w:val="center"/>
+                  </w:pPr>
+                  <w:r>
+                    <w:t xml:space="preserve">0.9</w:t>
+                  </w:r>
+                </w:p>
+              </w:tc>
+              <w:tc>
+                <w:tcPr/>
+                <w:p>
+                  <w:pPr>
+                    <w:pStyle w:val="Compact"/>
+                    <w:jc w:val="left"/>
+                    <w:jc w:val="center"/>
+                  </w:pPr>
+                  <w:r>
+                    <w:t xml:space="preserve">0.804-0.951</w:t>
+                  </w:r>
+                </w:p>
+              </w:tc>
+            </w:tr>
+            <w:tr>
+              <w:tc>
+                <w:tcPr/>
+                <w:p>
+                  <w:pPr>
+                    <w:pStyle w:val="Compact"/>
+                    <w:jc w:val="left"/>
+                    <w:jc w:val="center"/>
+                  </w:pPr>
+                  <w:r>
+                    <w:t xml:space="preserve">Income</w:t>
+                  </w:r>
+                </w:p>
+              </w:tc>
+              <w:tc>
+                <w:tcPr/>
+                <w:p>
+                  <w:pPr>
+                    <w:pStyle w:val="Compact"/>
+                  </w:pPr>
+                </w:p>
+              </w:tc>
+              <w:tc>
+                <w:tcPr/>
+                <w:p>
+                  <w:pPr>
+                    <w:pStyle w:val="Compact"/>
+                  </w:pPr>
+                </w:p>
+              </w:tc>
+              <w:tc>
+                <w:tcPr/>
+                <w:p>
+                  <w:pPr>
+                    <w:pStyle w:val="Compact"/>
+                  </w:pPr>
+                </w:p>
+              </w:tc>
+              <w:tc>
+                <w:tcPr/>
+                <w:p>
+                  <w:pPr>
+                    <w:pStyle w:val="Compact"/>
+                  </w:pPr>
+                </w:p>
+              </w:tc>
+              <w:tc>
+                <w:tcPr/>
+                <w:p>
+                  <w:pPr>
+                    <w:pStyle w:val="Compact"/>
+                  </w:pPr>
+                </w:p>
+              </w:tc>
+              <w:tc>
+                <w:tcPr/>
+                <w:p>
+                  <w:pPr>
+                    <w:pStyle w:val="Compact"/>
+                  </w:pPr>
+                </w:p>
+              </w:tc>
+              <w:tc>
+                <w:tcPr/>
+                <w:p>
+                  <w:pPr>
+                    <w:pStyle w:val="Compact"/>
+                  </w:pPr>
+                </w:p>
+              </w:tc>
+              <w:tc>
+                <w:tcPr/>
+                <w:p>
+                  <w:pPr>
+                    <w:pStyle w:val="Compact"/>
+                  </w:pPr>
+                </w:p>
+              </w:tc>
+              <w:tc>
+                <w:tcPr/>
+                <w:p>
+                  <w:pPr>
+                    <w:pStyle w:val="Compact"/>
+                  </w:pPr>
+                </w:p>
+              </w:tc>
+              <w:tc>
+                <w:tcPr/>
+                <w:p>
+                  <w:pPr>
+                    <w:pStyle w:val="Compact"/>
+                  </w:pPr>
+                </w:p>
+              </w:tc>
+            </w:tr>
+            <w:tr>
+              <w:tc>
+                <w:tcPr/>
+                <w:p>
+                  <w:pPr>
+                    <w:pStyle w:val="Compact"/>
+                    <w:jc w:val="left"/>
+                    <w:jc w:val="center"/>
+                  </w:pPr>
+                  <w:r>
+                    <w:t xml:space="preserve">below poverty</w:t>
+                  </w:r>
+                </w:p>
+              </w:tc>
+              <w:tc>
+                <w:tcPr/>
+                <w:p>
+                  <w:pPr>
+                    <w:pStyle w:val="Compact"/>
+                    <w:jc w:val="left"/>
+                    <w:jc w:val="center"/>
+                  </w:pPr>
+                  <w:r>
+                    <w:t xml:space="preserve">0.75</w:t>
+                  </w:r>
+                </w:p>
+              </w:tc>
+              <w:tc>
+                <w:tcPr/>
+                <w:p>
+                  <w:pPr>
+                    <w:pStyle w:val="Compact"/>
+                    <w:jc w:val="left"/>
+                    <w:jc w:val="center"/>
+                  </w:pPr>
+                  <w:r>
+                    <w:t xml:space="preserve">0.651-0.833</w:t>
+                  </w:r>
+                </w:p>
+              </w:tc>
+              <w:tc>
+                <w:tcPr/>
+                <w:p>
+                  <w:pPr>
+                    <w:pStyle w:val="Compact"/>
+                    <w:jc w:val="left"/>
+                    <w:jc w:val="center"/>
+                  </w:pPr>
+                  <w:r>
+                    <w:t xml:space="preserve">0.728</w:t>
+                  </w:r>
+                </w:p>
+              </w:tc>
+              <w:tc>
+                <w:tcPr/>
+                <w:p>
+                  <w:pPr>
+                    <w:pStyle w:val="Compact"/>
+                    <w:jc w:val="left"/>
+                    <w:jc w:val="center"/>
+                  </w:pPr>
+                  <w:r>
+                    <w:t xml:space="preserve">0.635-0.804</w:t>
+                  </w:r>
+                </w:p>
+              </w:tc>
+              <w:tc>
+                <w:tcPr/>
+                <w:p>
+                  <w:pPr>
+                    <w:pStyle w:val="Compact"/>
+                    <w:jc w:val="left"/>
+                    <w:jc w:val="center"/>
+                  </w:pPr>
+                  <w:r>
+                    <w:t xml:space="preserve">0.705</w:t>
+                  </w:r>
+                </w:p>
+              </w:tc>
+              <w:tc>
+                <w:tcPr/>
+                <w:p>
+                  <w:pPr>
+                    <w:pStyle w:val="Compact"/>
+                    <w:jc w:val="left"/>
+                    <w:jc w:val="center"/>
+                  </w:pPr>
+                  <w:r>
+                    <w:t xml:space="preserve">0.526-0.835</w:t>
+                  </w:r>
+                </w:p>
+              </w:tc>
+              <w:tc>
+                <w:tcPr/>
+                <w:p>
+                  <w:pPr>
+                    <w:pStyle w:val="Compact"/>
+                    <w:jc w:val="left"/>
+                    <w:jc w:val="center"/>
+                  </w:pPr>
+                  <w:r>
+                    <w:t xml:space="preserve">0.663</w:t>
+                  </w:r>
+                </w:p>
+              </w:tc>
+              <w:tc>
+                <w:tcPr/>
+                <w:p>
+                  <w:pPr>
+                    <w:pStyle w:val="Compact"/>
+                    <w:jc w:val="left"/>
+                    <w:jc w:val="center"/>
+                  </w:pPr>
+                  <w:r>
+                    <w:t xml:space="preserve">0.478-0.815</w:t>
+                  </w:r>
+                </w:p>
+              </w:tc>
+              <w:tc>
+                <w:tcPr/>
+                <w:p>
+                  <w:pPr>
+                    <w:pStyle w:val="Compact"/>
+                    <w:jc w:val="left"/>
+                    <w:jc w:val="center"/>
+                  </w:pPr>
+                  <w:r>
+                    <w:t xml:space="preserve">0.607</w:t>
+                  </w:r>
+                </w:p>
+              </w:tc>
+              <w:tc>
+                <w:tcPr/>
+                <w:p>
+                  <w:pPr>
+                    <w:pStyle w:val="Compact"/>
+                    <w:jc w:val="left"/>
+                    <w:jc w:val="center"/>
+                  </w:pPr>
+                  <w:r>
+                    <w:t xml:space="preserve">0.366-0.801</w:t>
+                  </w:r>
+                </w:p>
+              </w:tc>
+            </w:tr>
+            <w:tr>
+              <w:tc>
+                <w:tcPr/>
+                <w:p>
+                  <w:pPr>
+                    <w:pStyle w:val="Compact"/>
+                    <w:jc w:val="left"/>
+                    <w:jc w:val="center"/>
+                  </w:pPr>
+                  <w:r>
+                    <w:t xml:space="preserve">above poverty</w:t>
+                  </w:r>
+                </w:p>
+              </w:tc>
+              <w:tc>
+                <w:tcPr/>
+                <w:p>
+                  <w:pPr>
+                    <w:pStyle w:val="Compact"/>
+                    <w:jc w:val="left"/>
+                    <w:jc w:val="center"/>
+                  </w:pPr>
+                  <w:r>
+                    <w:t xml:space="preserve">0.896</w:t>
+                  </w:r>
+                </w:p>
+              </w:tc>
+              <w:tc>
+                <w:tcPr/>
+                <w:p>
+                  <w:pPr>
+                    <w:pStyle w:val="Compact"/>
+                    <w:jc w:val="left"/>
+                    <w:jc w:val="center"/>
+                  </w:pPr>
+                  <w:r>
+                    <w:t xml:space="preserve">0.854-0.929</w:t>
+                  </w:r>
+                </w:p>
+              </w:tc>
+              <w:tc>
+                <w:tcPr/>
+                <w:p>
+                  <w:pPr>
+                    <w:pStyle w:val="Compact"/>
+                    <w:jc w:val="left"/>
+                    <w:jc w:val="center"/>
+                  </w:pPr>
+                  <w:r>
+                    <w:t xml:space="preserve">0.888</w:t>
+                  </w:r>
+                </w:p>
+              </w:tc>
+              <w:tc>
+                <w:tcPr/>
+                <w:p>
+                  <w:pPr>
+                    <w:pStyle w:val="Compact"/>
+                    <w:jc w:val="left"/>
+                    <w:jc w:val="center"/>
+                  </w:pPr>
+                  <w:r>
+                    <w:t xml:space="preserve">0.848-0.918</w:t>
+                  </w:r>
+                </w:p>
+              </w:tc>
+              <w:tc>
+                <w:tcPr/>
+                <w:p>
+                  <w:pPr>
+                    <w:pStyle w:val="Compact"/>
+                    <w:jc w:val="left"/>
+                    <w:jc w:val="center"/>
+                  </w:pPr>
+                  <w:r>
+                    <w:t xml:space="preserve">0.878</w:t>
+                  </w:r>
+                </w:p>
+              </w:tc>
+              <w:tc>
+                <w:tcPr/>
+                <w:p>
+                  <w:pPr>
+                    <w:pStyle w:val="Compact"/>
+                    <w:jc w:val="left"/>
+                    <w:jc w:val="center"/>
+                  </w:pPr>
+                  <w:r>
+                    <w:t xml:space="preserve">0.798-0.929</w:t>
+                  </w:r>
+                </w:p>
+              </w:tc>
+              <w:tc>
+                <w:tcPr/>
+                <w:p>
+                  <w:pPr>
+                    <w:pStyle w:val="Compact"/>
+                    <w:jc w:val="left"/>
+                    <w:jc w:val="center"/>
+                  </w:pPr>
+                  <w:r>
+                    <w:t xml:space="preserve">0.878</w:t>
+                  </w:r>
+                </w:p>
+              </w:tc>
+              <w:tc>
+                <w:tcPr/>
+                <w:p>
+                  <w:pPr>
+                    <w:pStyle w:val="Compact"/>
+                    <w:jc w:val="left"/>
+                    <w:jc w:val="center"/>
+                  </w:pPr>
+                  <w:r>
+                    <w:t xml:space="preserve">0.795-0.93</w:t>
+                  </w:r>
+                </w:p>
+              </w:tc>
+              <w:tc>
+                <w:tcPr/>
+                <w:p>
+                  <w:pPr>
+                    <w:pStyle w:val="Compact"/>
+                    <w:jc w:val="left"/>
+                    <w:jc w:val="center"/>
+                  </w:pPr>
+                  <w:r>
+                    <w:t xml:space="preserve">0.861</w:t>
+                  </w:r>
+                </w:p>
+              </w:tc>
+              <w:tc>
+                <w:tcPr/>
+                <w:p>
+                  <w:pPr>
+                    <w:pStyle w:val="Compact"/>
+                    <w:jc w:val="left"/>
+                    <w:jc w:val="center"/>
+                  </w:pPr>
+                  <w:r>
+                    <w:t xml:space="preserve">0.738-0.931</w:t>
+                  </w:r>
+                </w:p>
+              </w:tc>
+            </w:tr>
+            <w:tr>
+              <w:tc>
+                <w:tcPr/>
+                <w:p>
+                  <w:pPr>
+                    <w:pStyle w:val="Compact"/>
+                    <w:jc w:val="left"/>
+                    <w:jc w:val="center"/>
+                  </w:pPr>
+                  <w:r>
+                    <w:t xml:space="preserve">Age</w:t>
+                  </w:r>
+                </w:p>
+              </w:tc>
+              <w:tc>
+                <w:tcPr/>
+                <w:p>
+                  <w:pPr>
+                    <w:pStyle w:val="Compact"/>
+                  </w:pPr>
+                </w:p>
+              </w:tc>
+              <w:tc>
+                <w:tcPr/>
+                <w:p>
+                  <w:pPr>
+                    <w:pStyle w:val="Compact"/>
+                  </w:pPr>
+                </w:p>
+              </w:tc>
+              <w:tc>
+                <w:tcPr/>
+                <w:p>
+                  <w:pPr>
+                    <w:pStyle w:val="Compact"/>
+                  </w:pPr>
+                </w:p>
+              </w:tc>
+              <w:tc>
+                <w:tcPr/>
+                <w:p>
+                  <w:pPr>
+                    <w:pStyle w:val="Compact"/>
+                  </w:pPr>
+                </w:p>
+              </w:tc>
+              <w:tc>
+                <w:tcPr/>
+                <w:p>
+                  <w:pPr>
+                    <w:pStyle w:val="Compact"/>
+                  </w:pPr>
+                </w:p>
+              </w:tc>
+              <w:tc>
+                <w:tcPr/>
+                <w:p>
+                  <w:pPr>
+                    <w:pStyle w:val="Compact"/>
+                  </w:pPr>
+                </w:p>
+              </w:tc>
+              <w:tc>
+                <w:tcPr/>
+                <w:p>
+                  <w:pPr>
+                    <w:pStyle w:val="Compact"/>
+                  </w:pPr>
+                </w:p>
+              </w:tc>
+              <w:tc>
+                <w:tcPr/>
+                <w:p>
+                  <w:pPr>
+                    <w:pStyle w:val="Compact"/>
+                  </w:pPr>
+                </w:p>
+              </w:tc>
+              <w:tc>
+                <w:tcPr/>
+                <w:p>
+                  <w:pPr>
+                    <w:pStyle w:val="Compact"/>
+                  </w:pPr>
+                </w:p>
+              </w:tc>
+              <w:tc>
+                <w:tcPr/>
+                <w:p>
+                  <w:pPr>
+                    <w:pStyle w:val="Compact"/>
+                  </w:pPr>
+                </w:p>
+              </w:tc>
+            </w:tr>
+            <w:tr>
+              <w:tc>
+                <w:tcPr/>
+                <w:p>
+                  <w:pPr>
+                    <w:pStyle w:val="Compact"/>
+                    <w:jc w:val="left"/>
+                    <w:jc w:val="center"/>
+                  </w:pPr>
+                  <w:r>
+                    <w:t xml:space="preserve">older</w:t>
+                  </w:r>
+                </w:p>
+              </w:tc>
+              <w:tc>
+                <w:tcPr/>
+                <w:p>
+                  <w:pPr>
+                    <w:pStyle w:val="Compact"/>
+                    <w:jc w:val="left"/>
+                    <w:jc w:val="center"/>
+                  </w:pPr>
+                  <w:r>
+                    <w:t xml:space="preserve">0.89</w:t>
+                  </w:r>
+                </w:p>
+              </w:tc>
+              <w:tc>
+                <w:tcPr/>
+                <w:p>
+                  <w:pPr>
+                    <w:pStyle w:val="Compact"/>
+                    <w:jc w:val="left"/>
+                    <w:jc w:val="center"/>
+                  </w:pPr>
+                  <w:r>
+                    <w:t xml:space="preserve">0.838-0.928</w:t>
+                  </w:r>
+                </w:p>
+              </w:tc>
+              <w:tc>
+                <w:tcPr/>
+                <w:p>
+                  <w:pPr>
+                    <w:pStyle w:val="Compact"/>
+                    <w:jc w:val="left"/>
+                    <w:jc w:val="center"/>
+                  </w:pPr>
+                  <w:r>
+                    <w:t xml:space="preserve">0.84</w:t>
+                  </w:r>
+                </w:p>
+              </w:tc>
+              <w:tc>
+                <w:tcPr/>
+                <w:p>
+                  <w:pPr>
+                    <w:pStyle w:val="Compact"/>
+                    <w:jc w:val="left"/>
+                    <w:jc w:val="center"/>
+                  </w:pPr>
+                  <w:r>
+                    <w:t xml:space="preserve">0.779-0.886</w:t>
+                  </w:r>
+                </w:p>
+              </w:tc>
+              <w:tc>
+                <w:tcPr/>
+                <w:p>
+                  <w:pPr>
+                    <w:pStyle w:val="Compact"/>
+                    <w:jc w:val="left"/>
+                    <w:jc w:val="center"/>
+                  </w:pPr>
+                  <w:r>
+                    <w:t xml:space="preserve">0.902</w:t>
+                  </w:r>
+                </w:p>
+              </w:tc>
+              <w:tc>
+                <w:tcPr/>
+                <w:p>
+                  <w:pPr>
+                    <w:pStyle w:val="Compact"/>
+                    <w:jc w:val="left"/>
+                    <w:jc w:val="center"/>
+                  </w:pPr>
+                  <w:r>
+                    <w:t xml:space="preserve">0.823-0.949</w:t>
+                  </w:r>
+                </w:p>
+              </w:tc>
+              <w:tc>
+                <w:tcPr/>
+                <w:p>
+                  <w:pPr>
+                    <w:pStyle w:val="Compact"/>
+                    <w:jc w:val="left"/>
+                    <w:jc w:val="center"/>
+                  </w:pPr>
+                  <w:r>
+                    <w:t xml:space="preserve">0.886</w:t>
+                  </w:r>
+                </w:p>
+              </w:tc>
+              <w:tc>
+                <w:tcPr/>
+                <w:p>
+                  <w:pPr>
+                    <w:pStyle w:val="Compact"/>
+                    <w:jc w:val="left"/>
+                    <w:jc w:val="center"/>
+                  </w:pPr>
+                  <w:r>
+                    <w:t xml:space="preserve">0.792-0.941</w:t>
+                  </w:r>
+                </w:p>
+              </w:tc>
+              <w:tc>
+                <w:tcPr/>
+                <w:p>
+                  <w:pPr>
+                    <w:pStyle w:val="Compact"/>
+                    <w:jc w:val="left"/>
+                    <w:jc w:val="center"/>
+                  </w:pPr>
+                  <w:r>
+                    <w:t xml:space="preserve">0.951</w:t>
+                  </w:r>
+                </w:p>
+              </w:tc>
+              <w:tc>
+                <w:tcPr/>
+                <w:p>
+                  <w:pPr>
+                    <w:pStyle w:val="Compact"/>
+                    <w:jc w:val="left"/>
+                    <w:jc w:val="center"/>
+                  </w:pPr>
+                  <w:r>
+                    <w:t xml:space="preserve">0.884-0.981</w:t>
+                  </w:r>
+                </w:p>
+              </w:tc>
+            </w:tr>
+            <w:tr>
+              <w:tc>
+                <w:tcPr/>
+                <w:p>
+                  <w:pPr>
+                    <w:pStyle w:val="Compact"/>
+                    <w:jc w:val="left"/>
+                    <w:jc w:val="center"/>
+                  </w:pPr>
+                  <w:r>
+                    <w:t xml:space="preserve">younger</w:t>
+                  </w:r>
+                </w:p>
+              </w:tc>
+              <w:tc>
+                <w:tcPr/>
+                <w:p>
+                  <w:pPr>
+                    <w:pStyle w:val="Compact"/>
+                    <w:jc w:val="left"/>
+                    <w:jc w:val="center"/>
+                  </w:pPr>
+                  <w:r>
+                    <w:t xml:space="preserve">0.903</w:t>
+                  </w:r>
+                </w:p>
+              </w:tc>
+              <w:tc>
+                <w:tcPr/>
+                <w:p>
+                  <w:pPr>
+                    <w:pStyle w:val="Compact"/>
+                    <w:jc w:val="left"/>
+                    <w:jc w:val="center"/>
+                  </w:pPr>
+                  <w:r>
+                    <w:t xml:space="preserve">0.862-0.932</w:t>
+                  </w:r>
+                </w:p>
+              </w:tc>
+              <w:tc>
+                <w:tcPr/>
+                <w:p>
+                  <w:pPr>
+                    <w:pStyle w:val="Compact"/>
+                    <w:jc w:val="left"/>
+                    <w:jc w:val="center"/>
+                  </w:pPr>
+                  <w:r>
+                    <w:t xml:space="preserve">0.897</w:t>
+                  </w:r>
+                </w:p>
+              </w:tc>
+              <w:tc>
+                <w:tcPr/>
+                <w:p>
+                  <w:pPr>
+                    <w:pStyle w:val="Compact"/>
+                    <w:jc w:val="left"/>
+                    <w:jc w:val="center"/>
+                  </w:pPr>
+                  <w:r>
+                    <w:t xml:space="preserve">0.86-0.925</w:t>
+                  </w:r>
+                </w:p>
+              </w:tc>
+              <w:tc>
+                <w:tcPr/>
+                <w:p>
+                  <w:pPr>
+                    <w:pStyle w:val="Compact"/>
+                    <w:jc w:val="left"/>
+                    <w:jc w:val="center"/>
+                  </w:pPr>
+                  <w:r>
+                    <w:t xml:space="preserve">0.886</w:t>
+                  </w:r>
+                </w:p>
+              </w:tc>
+              <w:tc>
+                <w:tcPr/>
+                <w:p>
+                  <w:pPr>
+                    <w:pStyle w:val="Compact"/>
+                    <w:jc w:val="left"/>
+                    <w:jc w:val="center"/>
+                  </w:pPr>
+                  <w:r>
+                    <w:t xml:space="preserve">0.809-0.933</w:t>
+                  </w:r>
+                </w:p>
+              </w:tc>
+              <w:tc>
+                <w:tcPr/>
+                <w:p>
+                  <w:pPr>
+                    <w:pStyle w:val="Compact"/>
+                    <w:jc w:val="left"/>
+                    <w:jc w:val="center"/>
+                  </w:pPr>
+                  <w:r>
+                    <w:t xml:space="preserve">0.881</w:t>
+                  </w:r>
+                </w:p>
+              </w:tc>
+              <w:tc>
+                <w:tcPr/>
+                <w:p>
+                  <w:pPr>
+                    <w:pStyle w:val="Compact"/>
+                    <w:jc w:val="left"/>
+                    <w:jc w:val="center"/>
+                  </w:pPr>
+                  <w:r>
+                    <w:t xml:space="preserve">0.801-0.931</w:t>
+                  </w:r>
+                </w:p>
+              </w:tc>
+              <w:tc>
+                <w:tcPr/>
+                <w:p>
+                  <w:pPr>
+                    <w:pStyle w:val="Compact"/>
+                    <w:jc w:val="left"/>
+                    <w:jc w:val="center"/>
+                  </w:pPr>
+                  <w:r>
+                    <w:t xml:space="preserve">0.859</w:t>
+                  </w:r>
+                </w:p>
+              </w:tc>
+              <w:tc>
+                <w:tcPr/>
+                <w:p>
+                  <w:pPr>
+                    <w:pStyle w:val="Compact"/>
+                    <w:jc w:val="left"/>
+                    <w:jc w:val="center"/>
+                  </w:pPr>
+                  <w:r>
+                    <w:t xml:space="preserve">0.735-0.932</w:t>
+                  </w:r>
+                </w:p>
+              </w:tc>
+            </w:tr>
+          </w:tbl>
+          <w:bookmarkEnd w:id="53"/>
+          <w:p/>
+        </w:tc>
+      </w:tr>
+    </w:tbl>
+    <w:p>
+      <w:pPr>
+        <w:pStyle w:val="BodyText"/>
+      </w:pPr>
+      <w:r>
+        <w:rPr>
+          <w:vertAlign w:val="subscript"/>
+        </w:rPr>
+        <w:t xml:space="preserve">Source:</w:t>
+      </w:r>
+      <w:r>
+        <w:rPr>
+          <w:vertAlign w:val="subscript"/>
+        </w:rPr>
+        <w:t xml:space="preserve"> </w:t>
+      </w:r>
+      <w:hyperlink r:id="rId54">
+        <w:r>
+          <w:rPr>
+            <w:rStyle w:val="Hyperlink"/>
+            <w:vertAlign w:val="subscript"/>
+          </w:rPr>
+          <w:t xml:space="preserve">Make All Tables for Main Manuscript</w:t>
+        </w:r>
+      </w:hyperlink>
+    </w:p>
+    <w:bookmarkEnd w:id="55"/>
+    <w:bookmarkStart w:id="56" w:name="feature-importance-1"/>
+    <w:p>
+      <w:pPr>
+        <w:pStyle w:val="Heading3"/>
+      </w:pPr>
+      <w:r>
+        <w:t xml:space="preserve">Feature Importance</w:t>
+      </w:r>
+    </w:p>
+    <w:bookmarkEnd w:id="56"/>
+    <w:bookmarkEnd w:id="57"/>
+    <w:bookmarkStart w:id="58" w:name="discussion"/>
     <w:p>
       <w:pPr>
         <w:pStyle w:val="Heading2"/>
@@ -827,8 +6523,20 @@
         <w:t xml:space="preserve">Discussion</w:t>
       </w:r>
     </w:p>
-    <w:bookmarkEnd w:id="27"/>
-    <w:bookmarkStart w:id="39" w:name="references"/>
+    <w:p>
+      <w:pPr>
+        <w:numPr>
+          <w:ilvl w:val="0"/>
+          <w:numId w:val="1003"/>
+        </w:numPr>
+        <w:pStyle w:val="Compact"/>
+      </w:pPr>
+      <w:r>
+        <w:t xml:space="preserve">Improving model performance for unprivileged classes. Considering other important classes for SUD, such as geographic location, Improving diversity of training data</w:t>
+      </w:r>
+    </w:p>
+    <w:bookmarkEnd w:id="58"/>
+    <w:bookmarkStart w:id="102" w:name="references"/>
     <w:p>
       <w:pPr>
         <w:pStyle w:val="Heading2"/>
@@ -837,62 +6545,32 @@
         <w:t xml:space="preserve">References</w:t>
       </w:r>
     </w:p>
-    <w:bookmarkStart w:id="38" w:name="refs"/>
-    <w:bookmarkStart w:id="28" w:name="ref-2022NationalSurvey"/>
+    <w:bookmarkStart w:id="101" w:name="refs"/>
+    <w:bookmarkStart w:id="60" w:name="ref-baeMobilePhoneSensors2018"/>
     <w:p>
       <w:pPr>
         <w:pStyle w:val="Bibliography"/>
       </w:pPr>
       <w:r>
-        <w:t xml:space="preserve">“2022</w:t>
-      </w:r>
-      <w:r>
-        <w:t xml:space="preserve"> </w:t>
-      </w:r>
-      <w:r>
-        <w:t xml:space="preserve">National Survey</w:t>
-      </w:r>
-      <w:r>
-        <w:t xml:space="preserve"> </w:t>
-      </w:r>
-      <w:r>
-        <w:t xml:space="preserve">on</w:t>
-      </w:r>
-      <w:r>
-        <w:t xml:space="preserve"> </w:t>
-      </w:r>
-      <w:r>
-        <w:t xml:space="preserve">Drug Use</w:t>
-      </w:r>
-      <w:r>
-        <w:t xml:space="preserve"> </w:t>
-      </w:r>
-      <w:r>
-        <w:t xml:space="preserve">and</w:t>
-      </w:r>
-      <w:r>
-        <w:t xml:space="preserve"> </w:t>
-      </w:r>
-      <w:r>
-        <w:t xml:space="preserve">Health</w:t>
-      </w:r>
-      <w:r>
-        <w:t xml:space="preserve">.</w:t>
-      </w:r>
-      <w:r>
-        <w:t xml:space="preserve"> </w:t>
-      </w:r>
-      <w:r>
-        <w:t xml:space="preserve">Public</w:t>
-      </w:r>
-      <w:r>
-        <w:t xml:space="preserve"> </w:t>
-      </w:r>
-      <w:r>
-        <w:t xml:space="preserve">Data Set.”</w:t>
-      </w:r>
-      <w:r>
-        <w:t xml:space="preserve"> n.d.</w:t>
+        <w:t xml:space="preserve">Bae, Sangwon, Tammy Chung, Denzil Ferreira, Anind K. Dey, and Brian Suffoletto. 2018.</w:t>
+      </w:r>
+      <w:r>
+        <w:t xml:space="preserve"> </w:t>
+      </w:r>
+      <w:r>
+        <w:t xml:space="preserve">“Mobile Phone Sensors and Supervised Machine Learning to Identify Alcohol Use Events in Young Adults:</w:t>
+      </w:r>
+      <w:r>
+        <w:t xml:space="preserve"> </w:t>
+      </w:r>
+      <w:r>
+        <w:t xml:space="preserve">Implications</w:t>
+      </w:r>
+      <w:r>
+        <w:t xml:space="preserve"> </w:t>
+      </w:r>
+      <w:r>
+        <w:t xml:space="preserve">for Just-in-Time Adaptive Interventions.”</w:t>
       </w:r>
       <w:r>
         <w:t xml:space="preserve"> </w:t>
@@ -902,20 +6580,82 @@
           <w:iCs/>
           <w:i/>
         </w:rPr>
-        <w:t xml:space="preserve">Substance Abuse and Mental Health Services Administration</w:t>
-      </w:r>
-      <w:r>
-        <w:t xml:space="preserve">. https://www.samhsa.gov/data/report/2022-nsduh-detailed-tables. Accessed May 15, 2024.</w:t>
-      </w:r>
-    </w:p>
-    <w:bookmarkEnd w:id="28"/>
-    <w:bookmarkStart w:id="29" w:name="ref-markTrackingQualityAddiction2020"/>
+        <w:t xml:space="preserve">Addictive Behaviors</w:t>
+      </w:r>
+      <w:r>
+        <w:t xml:space="preserve"> </w:t>
+      </w:r>
+      <w:r>
+        <w:t xml:space="preserve">83 (August): 42–47.</w:t>
+      </w:r>
+      <w:r>
+        <w:t xml:space="preserve"> </w:t>
+      </w:r>
+      <w:hyperlink r:id="rId59">
+        <w:r>
+          <w:rPr>
+            <w:rStyle w:val="Hyperlink"/>
+          </w:rPr>
+          <w:t xml:space="preserve">https://doi.org/10.1016/j.addbeh.2017.11.039</w:t>
+        </w:r>
+      </w:hyperlink>
+      <w:r>
+        <w:t xml:space="preserve">.</w:t>
+      </w:r>
+    </w:p>
+    <w:bookmarkEnd w:id="60"/>
+    <w:bookmarkStart w:id="62" w:name="ref-bickmanAchievingPrecisionMental2016a"/>
     <w:p>
       <w:pPr>
         <w:pStyle w:val="Bibliography"/>
       </w:pPr>
       <w:r>
-        <w:t xml:space="preserve">Mark, Tami, William N. Dowd, and Carol L. Council. 2020.</w:t>
+        <w:t xml:space="preserve">Bickman, Leonard, Aaron R. Lyon, and Miranda Wolpert. 2016.</w:t>
+      </w:r>
+      <w:r>
+        <w:t xml:space="preserve"> </w:t>
+      </w:r>
+      <w:r>
+        <w:t xml:space="preserve">“Achieving</w:t>
+      </w:r>
+      <w:r>
+        <w:t xml:space="preserve"> </w:t>
+      </w:r>
+      <w:r>
+        <w:t xml:space="preserve">Precision Mental Health</w:t>
+      </w:r>
+      <w:r>
+        <w:t xml:space="preserve"> </w:t>
+      </w:r>
+      <w:r>
+        <w:t xml:space="preserve">Through</w:t>
+      </w:r>
+      <w:r>
+        <w:t xml:space="preserve"> </w:t>
+      </w:r>
+      <w:r>
+        <w:t xml:space="preserve">Effective Assessment</w:t>
+      </w:r>
+      <w:r>
+        <w:t xml:space="preserve">,</w:t>
+      </w:r>
+      <w:r>
+        <w:t xml:space="preserve"> </w:t>
+      </w:r>
+      <w:r>
+        <w:t xml:space="preserve">Monitoring</w:t>
+      </w:r>
+      <w:r>
+        <w:t xml:space="preserve">, and</w:t>
+      </w:r>
+      <w:r>
+        <w:t xml:space="preserve"> </w:t>
+      </w:r>
+      <w:r>
+        <w:t xml:space="preserve">Feedback Processes</w:t>
+      </w:r>
+      <w:r>
+        <w:t xml:space="preserve">.”</w:t>
       </w:r>
       <w:r>
         <w:t xml:space="preserve"> </w:t>
@@ -925,83 +6665,79 @@
           <w:iCs/>
           <w:i/>
         </w:rPr>
-        <w:t xml:space="preserve">Tracking the Quality of Addiction Treatment over Time and Across States</w:t>
-      </w:r>
-      <w:r>
-        <w:t xml:space="preserve">. RTI Press.</w:t>
-      </w:r>
-    </w:p>
-    <w:bookmarkEnd w:id="29"/>
-    <w:bookmarkStart w:id="31" w:name="Xe5cc01b8ae552bc5a1218664b8da2dcb79b0069"/>
+        <w:t xml:space="preserve">Administration and Policy in Mental Health and Mental Health Services Research</w:t>
+      </w:r>
+      <w:r>
+        <w:t xml:space="preserve"> </w:t>
+      </w:r>
+      <w:r>
+        <w:t xml:space="preserve">43 (3): 271–76.</w:t>
+      </w:r>
+      <w:r>
+        <w:t xml:space="preserve"> </w:t>
+      </w:r>
+      <w:hyperlink r:id="rId61">
+        <w:r>
+          <w:rPr>
+            <w:rStyle w:val="Hyperlink"/>
+          </w:rPr>
+          <w:t xml:space="preserve">https://doi.org/10.1007/s10488-016-0718-5</w:t>
+        </w:r>
+      </w:hyperlink>
+      <w:r>
+        <w:t xml:space="preserve">.</w:t>
+      </w:r>
+    </w:p>
+    <w:bookmarkEnd w:id="62"/>
+    <w:bookmarkStart w:id="64" w:name="ref-chtc"/>
     <w:p>
       <w:pPr>
         <w:pStyle w:val="Bibliography"/>
       </w:pPr>
       <w:r>
-        <w:t xml:space="preserve">Nahum-Shani, Inbal, Shawna N. Smith, Bonnie J. Spring, Linda M. Collins, Katie Witkiewitz, Ambuj Tewari, and Susan A. Murphy. 2018.</w:t>
-      </w:r>
-      <w:r>
-        <w:t xml:space="preserve"> </w:t>
-      </w:r>
-      <w:r>
-        <w:t xml:space="preserve">“Just-in-</w:t>
-      </w:r>
-      <w:r>
-        <w:t xml:space="preserve">Time Adaptive Interventions</w:t>
-      </w:r>
-      <w:r>
-        <w:t xml:space="preserve"> </w:t>
-      </w:r>
-      <w:r>
-        <w:t xml:space="preserve">(</w:t>
-      </w:r>
-      <w:r>
-        <w:t xml:space="preserve">JITAIs</w:t>
-      </w:r>
-      <w:r>
-        <w:t xml:space="preserve">) in</w:t>
-      </w:r>
-      <w:r>
-        <w:t xml:space="preserve"> </w:t>
-      </w:r>
-      <w:r>
-        <w:t xml:space="preserve">Mobile Health</w:t>
-      </w:r>
-      <w:r>
-        <w:t xml:space="preserve">:</w:t>
-      </w:r>
-      <w:r>
-        <w:t xml:space="preserve"> </w:t>
-      </w:r>
-      <w:r>
-        <w:t xml:space="preserve">Key Components</w:t>
-      </w:r>
-      <w:r>
-        <w:t xml:space="preserve"> </w:t>
-      </w:r>
-      <w:r>
-        <w:t xml:space="preserve">and</w:t>
-      </w:r>
-      <w:r>
-        <w:t xml:space="preserve"> </w:t>
-      </w:r>
-      <w:r>
-        <w:t xml:space="preserve">Design Principles</w:t>
-      </w:r>
-      <w:r>
-        <w:t xml:space="preserve"> </w:t>
-      </w:r>
-      <w:r>
-        <w:t xml:space="preserve">for</w:t>
-      </w:r>
-      <w:r>
-        <w:t xml:space="preserve"> </w:t>
-      </w:r>
-      <w:r>
-        <w:t xml:space="preserve">Ongoing Health Behavior Support</w:t>
-      </w:r>
-      <w:r>
-        <w:t xml:space="preserve">.”</w:t>
+        <w:t xml:space="preserve">Center for High Throughput Computing. 2006.</w:t>
+      </w:r>
+      <w:r>
+        <w:t xml:space="preserve"> </w:t>
+      </w:r>
+      <w:r>
+        <w:t xml:space="preserve">“Center for High Throughput Computing.”</w:t>
+      </w:r>
+      <w:r>
+        <w:t xml:space="preserve"> </w:t>
+      </w:r>
+      <w:r>
+        <w:t xml:space="preserve">Center for High Throughput Computing.</w:t>
+      </w:r>
+      <w:r>
+        <w:t xml:space="preserve"> </w:t>
+      </w:r>
+      <w:hyperlink r:id="rId63">
+        <w:r>
+          <w:rPr>
+            <w:rStyle w:val="Hyperlink"/>
+          </w:rPr>
+          <w:t xml:space="preserve">https://doi.org/10.21231/GNT1-HW21</w:t>
+        </w:r>
+      </w:hyperlink>
+      <w:r>
+        <w:t xml:space="preserve">.</w:t>
+      </w:r>
+    </w:p>
+    <w:bookmarkEnd w:id="64"/>
+    <w:bookmarkStart w:id="66" w:name="ref-chihPredictiveModelingAddiction2014"/>
+    <w:p>
+      <w:pPr>
+        <w:pStyle w:val="Bibliography"/>
+      </w:pPr>
+      <w:r>
+        <w:t xml:space="preserve">Chih, Ming-Yuan, Timothy Patton, Fiona M. McTavish, Andrew J. Isham, Chris L. Judkins-Fisher, Amy K. Atwood, and David H. Gustafson. 2014.</w:t>
+      </w:r>
+      <w:r>
+        <w:t xml:space="preserve"> </w:t>
+      </w:r>
+      <w:r>
+        <w:t xml:space="preserve">“Predictive Modeling of Addiction Lapses in a Mobile Health Application.”</w:t>
       </w:r>
       <w:r>
         <w:t xml:space="preserve"> </w:t>
@@ -1011,287 +6747,43 @@
           <w:iCs/>
           <w:i/>
         </w:rPr>
-        <w:t xml:space="preserve">Annals of Behavioral Medicine: A Publication of the Society of Behavioral Medicine</w:t>
-      </w:r>
-      <w:r>
-        <w:t xml:space="preserve"> </w:t>
-      </w:r>
-      <w:r>
-        <w:t xml:space="preserve">52 (6): 446–62.</w:t>
-      </w:r>
-      <w:r>
-        <w:t xml:space="preserve"> </w:t>
-      </w:r>
-      <w:hyperlink r:id="rId30">
+        <w:t xml:space="preserve">Journal of Substance Abuse Treatment</w:t>
+      </w:r>
+      <w:r>
+        <w:t xml:space="preserve"> </w:t>
+      </w:r>
+      <w:r>
+        <w:t xml:space="preserve">46 (1): 29–35.</w:t>
+      </w:r>
+      <w:r>
+        <w:t xml:space="preserve"> </w:t>
+      </w:r>
+      <w:hyperlink r:id="rId65">
         <w:r>
           <w:rPr>
             <w:rStyle w:val="Hyperlink"/>
           </w:rPr>
-          <w:t xml:space="preserve">https://doi.org/10.1007/s12160-016-9830-8</w:t>
+          <w:t xml:space="preserve">https://doi.org/10.1016/j.jsat.2013.08.004</w:t>
         </w:r>
       </w:hyperlink>
       <w:r>
         <w:t xml:space="preserve">.</w:t>
       </w:r>
     </w:p>
-    <w:bookmarkEnd w:id="31"/>
-    <w:bookmarkStart w:id="33" w:name="X24e5404dc23174c6fc1efd9e70b6340007e131b"/>
+    <w:bookmarkEnd w:id="66"/>
+    <w:bookmarkStart w:id="68" w:name="ref-derubeisHistoryCurrentStatus2019"/>
     <w:p>
       <w:pPr>
         <w:pStyle w:val="Bibliography"/>
       </w:pPr>
       <w:r>
-        <w:t xml:space="preserve">Substance Abuse and Mental Health Services Administration (US), and Office of the Surgeon General (US). 2016.</w:t>
-      </w:r>
-      <w:r>
-        <w:t xml:space="preserve"> </w:t>
-      </w:r>
-      <w:hyperlink r:id="rId32">
-        <w:r>
-          <w:rPr>
-            <w:rStyle w:val="Hyperlink"/>
-            <w:iCs/>
-            <w:i/>
-          </w:rPr>
-          <w:t xml:space="preserve">Facing</w:t>
-        </w:r>
-        <w:r>
-          <w:rPr>
-            <w:rStyle w:val="Hyperlink"/>
-            <w:iCs/>
-            <w:i/>
-          </w:rPr>
-          <w:t xml:space="preserve"> </w:t>
-        </w:r>
-        <w:r>
-          <w:rPr>
-            <w:rStyle w:val="Hyperlink"/>
-            <w:iCs/>
-            <w:i/>
-          </w:rPr>
-          <w:t xml:space="preserve">Addiction</w:t>
-        </w:r>
-        <w:r>
-          <w:rPr>
-            <w:rStyle w:val="Hyperlink"/>
-            <w:iCs/>
-            <w:i/>
-          </w:rPr>
-          <w:t xml:space="preserve"> </w:t>
-        </w:r>
-        <w:r>
-          <w:rPr>
-            <w:rStyle w:val="Hyperlink"/>
-            <w:iCs/>
-            <w:i/>
-          </w:rPr>
-          <w:t xml:space="preserve">in</w:t>
-        </w:r>
-        <w:r>
-          <w:rPr>
-            <w:rStyle w:val="Hyperlink"/>
-            <w:iCs/>
-            <w:i/>
-          </w:rPr>
-          <w:t xml:space="preserve"> </w:t>
-        </w:r>
-        <w:r>
-          <w:rPr>
-            <w:rStyle w:val="Hyperlink"/>
-            <w:iCs/>
-            <w:i/>
-          </w:rPr>
-          <w:t xml:space="preserve">America</w:t>
-        </w:r>
-        <w:r>
-          <w:rPr>
-            <w:rStyle w:val="Hyperlink"/>
-            <w:iCs/>
-            <w:i/>
-          </w:rPr>
-          <w:t xml:space="preserve">:</w:t>
-        </w:r>
-        <w:r>
-          <w:rPr>
-            <w:rStyle w:val="Hyperlink"/>
-            <w:iCs/>
-            <w:i/>
-          </w:rPr>
-          <w:t xml:space="preserve"> </w:t>
-        </w:r>
-        <w:r>
-          <w:rPr>
-            <w:rStyle w:val="Hyperlink"/>
-            <w:iCs/>
-            <w:i/>
-          </w:rPr>
-          <w:t xml:space="preserve">The Surgeon General</w:t>
-        </w:r>
-        <w:r>
-          <w:rPr>
-            <w:rStyle w:val="Hyperlink"/>
-            <w:iCs/>
-            <w:i/>
-          </w:rPr>
-          <w:t xml:space="preserve">’s</w:t>
-        </w:r>
-        <w:r>
-          <w:rPr>
-            <w:rStyle w:val="Hyperlink"/>
-            <w:iCs/>
-            <w:i/>
-          </w:rPr>
-          <w:t xml:space="preserve"> </w:t>
-        </w:r>
-        <w:r>
-          <w:rPr>
-            <w:rStyle w:val="Hyperlink"/>
-            <w:iCs/>
-            <w:i/>
-          </w:rPr>
-          <w:t xml:space="preserve">Report</w:t>
-        </w:r>
-        <w:r>
-          <w:rPr>
-            <w:rStyle w:val="Hyperlink"/>
-            <w:iCs/>
-            <w:i/>
-          </w:rPr>
-          <w:t xml:space="preserve"> </w:t>
-        </w:r>
-        <w:r>
-          <w:rPr>
-            <w:rStyle w:val="Hyperlink"/>
-            <w:iCs/>
-            <w:i/>
-          </w:rPr>
-          <w:t xml:space="preserve">on</w:t>
-        </w:r>
-        <w:r>
-          <w:rPr>
-            <w:rStyle w:val="Hyperlink"/>
-            <w:iCs/>
-            <w:i/>
-          </w:rPr>
-          <w:t xml:space="preserve"> </w:t>
-        </w:r>
-        <w:r>
-          <w:rPr>
-            <w:rStyle w:val="Hyperlink"/>
-            <w:iCs/>
-            <w:i/>
-          </w:rPr>
-          <w:t xml:space="preserve">Alcohol</w:t>
-        </w:r>
-        <w:r>
-          <w:rPr>
-            <w:rStyle w:val="Hyperlink"/>
-            <w:iCs/>
-            <w:i/>
-          </w:rPr>
-          <w:t xml:space="preserve">,</w:t>
-        </w:r>
-        <w:r>
-          <w:rPr>
-            <w:rStyle w:val="Hyperlink"/>
-            <w:iCs/>
-            <w:i/>
-          </w:rPr>
-          <w:t xml:space="preserve"> </w:t>
-        </w:r>
-        <w:r>
-          <w:rPr>
-            <w:rStyle w:val="Hyperlink"/>
-            <w:iCs/>
-            <w:i/>
-          </w:rPr>
-          <w:t xml:space="preserve">Drugs</w:t>
-        </w:r>
-        <w:r>
-          <w:rPr>
-            <w:rStyle w:val="Hyperlink"/>
-            <w:iCs/>
-            <w:i/>
-          </w:rPr>
-          <w:t xml:space="preserve">, and</w:t>
-        </w:r>
-        <w:r>
-          <w:rPr>
-            <w:rStyle w:val="Hyperlink"/>
-            <w:iCs/>
-            <w:i/>
-          </w:rPr>
-          <w:t xml:space="preserve"> </w:t>
-        </w:r>
-        <w:r>
-          <w:rPr>
-            <w:rStyle w:val="Hyperlink"/>
-            <w:iCs/>
-            <w:i/>
-          </w:rPr>
-          <w:t xml:space="preserve">Health</w:t>
-        </w:r>
-      </w:hyperlink>
-      <w:r>
-        <w:t xml:space="preserve">. Reports of the</w:t>
-      </w:r>
-      <w:r>
-        <w:t xml:space="preserve"> </w:t>
-      </w:r>
-      <w:r>
-        <w:t xml:space="preserve">Surgeon General</w:t>
-      </w:r>
-      <w:r>
-        <w:t xml:space="preserve">. Washington (DC):</w:t>
-      </w:r>
-      <w:r>
-        <w:t xml:space="preserve"> </w:t>
-      </w:r>
-      <w:r>
-        <w:t xml:space="preserve">US Department of Health and Human Services</w:t>
-      </w:r>
-      <w:r>
-        <w:t xml:space="preserve">.</w:t>
-      </w:r>
-    </w:p>
-    <w:bookmarkEnd w:id="33"/>
-    <w:bookmarkStart w:id="35" w:name="X9a5b1791ee6c7338696e59c9e5edf2be1717f8d"/>
-    <w:p>
-      <w:pPr>
-        <w:pStyle w:val="Bibliography"/>
-      </w:pPr>
-      <w:r>
-        <w:t xml:space="preserve">Wang, Liyuan, and Lynn Carol Miller. 2020.</w:t>
-      </w:r>
-      <w:r>
-        <w:t xml:space="preserve"> </w:t>
-      </w:r>
-      <w:r>
-        <w:t xml:space="preserve">“Just-in-the-</w:t>
-      </w:r>
-      <w:r>
-        <w:t xml:space="preserve">Moment Adaptive Interventions</w:t>
-      </w:r>
-      <w:r>
-        <w:t xml:space="preserve"> </w:t>
-      </w:r>
-      <w:r>
-        <w:t xml:space="preserve">(</w:t>
-      </w:r>
-      <w:r>
-        <w:t xml:space="preserve">JITAI</w:t>
-      </w:r>
-      <w:r>
-        <w:t xml:space="preserve">):</w:t>
-      </w:r>
-      <w:r>
-        <w:t xml:space="preserve"> </w:t>
-      </w:r>
-      <w:r>
-        <w:t xml:space="preserve">A Meta-Analytical Review</w:t>
-      </w:r>
-      <w:r>
-        <w:t xml:space="preserve">.”</w:t>
+        <w:t xml:space="preserve">DeRubeis, Robert J. 2019.</w:t>
+      </w:r>
+      <w:r>
+        <w:t xml:space="preserve"> </w:t>
+      </w:r>
+      <w:r>
+        <w:t xml:space="preserve">“The History, Current Status, and Possible Future of Precision Mental Health.”</w:t>
       </w:r>
       <w:r>
         <w:t xml:space="preserve"> </w:t>
@@ -1301,37 +6793,1140 @@
           <w:iCs/>
           <w:i/>
         </w:rPr>
-        <w:t xml:space="preserve">Health Communication</w:t>
-      </w:r>
-      <w:r>
-        <w:t xml:space="preserve"> </w:t>
-      </w:r>
-      <w:r>
-        <w:t xml:space="preserve">35 (12): 1531–44.</w:t>
-      </w:r>
-      <w:r>
-        <w:t xml:space="preserve"> </w:t>
-      </w:r>
-      <w:hyperlink r:id="rId34">
+        <w:t xml:space="preserve">Behaviour Research and Therapy</w:t>
+      </w:r>
+      <w:r>
+        <w:t xml:space="preserve"> </w:t>
+      </w:r>
+      <w:r>
+        <w:t xml:space="preserve">123 (December): 103506.</w:t>
+      </w:r>
+      <w:r>
+        <w:t xml:space="preserve"> </w:t>
+      </w:r>
+      <w:hyperlink r:id="rId67">
         <w:r>
           <w:rPr>
             <w:rStyle w:val="Hyperlink"/>
           </w:rPr>
-          <w:t xml:space="preserve">https://doi.org/10.1080/10410236.2019.1652388</w:t>
+          <w:t xml:space="preserve">https://doi.org/10.1016/j.brat.2019.103506</w:t>
         </w:r>
       </w:hyperlink>
       <w:r>
         <w:t xml:space="preserve">.</w:t>
       </w:r>
     </w:p>
-    <w:bookmarkEnd w:id="35"/>
-    <w:bookmarkStart w:id="37" w:name="ref-wyantMachineLearningModels2023"/>
+    <w:bookmarkEnd w:id="68"/>
+    <w:bookmarkStart w:id="70" w:name="ref-fronkStressAllostasisSubstance2020"/>
     <w:p>
       <w:pPr>
         <w:pStyle w:val="Bibliography"/>
       </w:pPr>
       <w:r>
-        <w:t xml:space="preserve">Wyant, Kendra, Sarah June Kittleson Sant’Ana, Gaylen Fronk, and John J. Curtin. in press.</w:t>
+        <w:t xml:space="preserve">Fronk, Gaylen E., Sarah J. Sant’Ana, Jesse T. Kaye, and John J. Curtin. 2020.</w:t>
+      </w:r>
+      <w:r>
+        <w:t xml:space="preserve"> </w:t>
+      </w:r>
+      <w:r>
+        <w:t xml:space="preserve">“Stress</w:t>
+      </w:r>
+      <w:r>
+        <w:t xml:space="preserve"> </w:t>
+      </w:r>
+      <w:r>
+        <w:t xml:space="preserve">Allostasis</w:t>
+      </w:r>
+      <w:r>
+        <w:t xml:space="preserve"> </w:t>
+      </w:r>
+      <w:r>
+        <w:t xml:space="preserve">in</w:t>
+      </w:r>
+      <w:r>
+        <w:t xml:space="preserve"> </w:t>
+      </w:r>
+      <w:r>
+        <w:t xml:space="preserve">Substance Use Disorders</w:t>
+      </w:r>
+      <w:r>
+        <w:t xml:space="preserve">:</w:t>
+      </w:r>
+      <w:r>
+        <w:t xml:space="preserve"> </w:t>
+      </w:r>
+      <w:r>
+        <w:t xml:space="preserve">Promise</w:t>
+      </w:r>
+      <w:r>
+        <w:t xml:space="preserve">,</w:t>
+      </w:r>
+      <w:r>
+        <w:t xml:space="preserve"> </w:t>
+      </w:r>
+      <w:r>
+        <w:t xml:space="preserve">Progress</w:t>
+      </w:r>
+      <w:r>
+        <w:t xml:space="preserve">, and</w:t>
+      </w:r>
+      <w:r>
+        <w:t xml:space="preserve"> </w:t>
+      </w:r>
+      <w:r>
+        <w:t xml:space="preserve">Emerging Priorities</w:t>
+      </w:r>
+      <w:r>
+        <w:t xml:space="preserve"> </w:t>
+      </w:r>
+      <w:r>
+        <w:t xml:space="preserve">in</w:t>
+      </w:r>
+      <w:r>
+        <w:t xml:space="preserve"> </w:t>
+      </w:r>
+      <w:r>
+        <w:t xml:space="preserve">Clinical Research</w:t>
+      </w:r>
+      <w:r>
+        <w:t xml:space="preserve">.”</w:t>
+      </w:r>
+      <w:r>
+        <w:t xml:space="preserve"> </w:t>
+      </w:r>
+      <w:r>
+        <w:rPr>
+          <w:iCs/>
+          <w:i/>
+        </w:rPr>
+        <w:t xml:space="preserve">Annual Review of Clinical Psychology</w:t>
+      </w:r>
+      <w:r>
+        <w:t xml:space="preserve"> </w:t>
+      </w:r>
+      <w:r>
+        <w:t xml:space="preserve">16 (1): 401–30.</w:t>
+      </w:r>
+      <w:r>
+        <w:t xml:space="preserve"> </w:t>
+      </w:r>
+      <w:hyperlink r:id="rId69">
+        <w:r>
+          <w:rPr>
+            <w:rStyle w:val="Hyperlink"/>
+          </w:rPr>
+          <w:t xml:space="preserve">https://doi.org/10.1146/annurev-clinpsy-102419-125016</w:t>
+        </w:r>
+      </w:hyperlink>
+      <w:r>
+        <w:t xml:space="preserve">.</w:t>
+      </w:r>
+    </w:p>
+    <w:bookmarkEnd w:id="70"/>
+    <w:bookmarkStart w:id="72" w:name="Xa203ab3abd150ead1a7854a9fa5726c8a273f52"/>
+    <w:p>
+      <w:pPr>
+        <w:pStyle w:val="Bibliography"/>
+      </w:pPr>
+      <w:r>
+        <w:t xml:space="preserve">Greenfield, Shelly F., Audrey J. Brooks, Susan M. Gordon, Carla A. Green, Frankie Kropp, R. Kathryn McHugh, Melissa Lincoln, Denise Hien, and Gloria M. Miele. 2007.</w:t>
+      </w:r>
+      <w:r>
+        <w:t xml:space="preserve"> </w:t>
+      </w:r>
+      <w:r>
+        <w:t xml:space="preserve">“Substance Abuse Treatment Entry, Retention, and Outcome in Women:</w:t>
+      </w:r>
+      <w:r>
+        <w:t xml:space="preserve"> </w:t>
+      </w:r>
+      <w:r>
+        <w:t xml:space="preserve">A</w:t>
+      </w:r>
+      <w:r>
+        <w:t xml:space="preserve"> </w:t>
+      </w:r>
+      <w:r>
+        <w:t xml:space="preserve">Review of the Literature.”</w:t>
+      </w:r>
+      <w:r>
+        <w:t xml:space="preserve"> </w:t>
+      </w:r>
+      <w:r>
+        <w:rPr>
+          <w:iCs/>
+          <w:i/>
+        </w:rPr>
+        <w:t xml:space="preserve">Drug and Alcohol Dependence</w:t>
+      </w:r>
+      <w:r>
+        <w:t xml:space="preserve"> </w:t>
+      </w:r>
+      <w:r>
+        <w:t xml:space="preserve">86 (1): 1–21.</w:t>
+      </w:r>
+      <w:r>
+        <w:t xml:space="preserve"> </w:t>
+      </w:r>
+      <w:hyperlink r:id="rId71">
+        <w:r>
+          <w:rPr>
+            <w:rStyle w:val="Hyperlink"/>
+          </w:rPr>
+          <w:t xml:space="preserve">https://doi.org/10.1016/j.drugalcdep.2006.05.012</w:t>
+        </w:r>
+      </w:hyperlink>
+      <w:r>
+        <w:t xml:space="preserve">.</w:t>
+      </w:r>
+    </w:p>
+    <w:bookmarkEnd w:id="72"/>
+    <w:bookmarkStart w:id="73" w:name="ref-hsiehSampleSizeTables1989"/>
+    <w:p>
+      <w:pPr>
+        <w:pStyle w:val="Bibliography"/>
+      </w:pPr>
+      <w:r>
+        <w:t xml:space="preserve">Hsieh, F. 1989.</w:t>
+      </w:r>
+      <w:r>
+        <w:t xml:space="preserve"> </w:t>
+      </w:r>
+      <w:r>
+        <w:t xml:space="preserve">“Sample Size Tables for Logistic Regression.”</w:t>
+      </w:r>
+      <w:r>
+        <w:t xml:space="preserve"> </w:t>
+      </w:r>
+      <w:r>
+        <w:rPr>
+          <w:iCs/>
+          <w:i/>
+        </w:rPr>
+        <w:t xml:space="preserve">Statistics in Medicine</w:t>
+      </w:r>
+      <w:r>
+        <w:t xml:space="preserve"> </w:t>
+      </w:r>
+      <w:r>
+        <w:t xml:space="preserve">8: 795–802.</w:t>
+      </w:r>
+    </w:p>
+    <w:bookmarkEnd w:id="73"/>
+    <w:bookmarkStart w:id="75" w:name="ref-kilaruIncidenceTreatmentOpioid2020"/>
+    <w:p>
+      <w:pPr>
+        <w:pStyle w:val="Bibliography"/>
+      </w:pPr>
+      <w:r>
+        <w:t xml:space="preserve">Kilaru, Austin S., Aria Xiong, Margaret Lowenstein, Zachary F. Meisel, Jeanmarie Perrone, Utsha Khatri, Nandita Mitra, and M. Kit Delgado. 2020.</w:t>
+      </w:r>
+      <w:r>
+        <w:t xml:space="preserve"> </w:t>
+      </w:r>
+      <w:r>
+        <w:t xml:space="preserve">“Incidence of</w:t>
+      </w:r>
+      <w:r>
+        <w:t xml:space="preserve"> </w:t>
+      </w:r>
+      <w:r>
+        <w:t xml:space="preserve">Treatment</w:t>
+      </w:r>
+      <w:r>
+        <w:t xml:space="preserve"> </w:t>
+      </w:r>
+      <w:r>
+        <w:t xml:space="preserve">for</w:t>
+      </w:r>
+      <w:r>
+        <w:t xml:space="preserve"> </w:t>
+      </w:r>
+      <w:r>
+        <w:t xml:space="preserve">Opioid Use Disorder Following Nonfatal Overdose</w:t>
+      </w:r>
+      <w:r>
+        <w:t xml:space="preserve"> </w:t>
+      </w:r>
+      <w:r>
+        <w:t xml:space="preserve">in</w:t>
+      </w:r>
+      <w:r>
+        <w:t xml:space="preserve"> </w:t>
+      </w:r>
+      <w:r>
+        <w:t xml:space="preserve">Commercially Insured Patients</w:t>
+      </w:r>
+      <w:r>
+        <w:t xml:space="preserve">.”</w:t>
+      </w:r>
+      <w:r>
+        <w:t xml:space="preserve"> </w:t>
+      </w:r>
+      <w:r>
+        <w:rPr>
+          <w:iCs/>
+          <w:i/>
+        </w:rPr>
+        <w:t xml:space="preserve">JAMA Network Open</w:t>
+      </w:r>
+      <w:r>
+        <w:t xml:space="preserve"> </w:t>
+      </w:r>
+      <w:r>
+        <w:t xml:space="preserve">3 (5): e205852.</w:t>
+      </w:r>
+      <w:r>
+        <w:t xml:space="preserve"> </w:t>
+      </w:r>
+      <w:hyperlink r:id="rId74">
+        <w:r>
+          <w:rPr>
+            <w:rStyle w:val="Hyperlink"/>
+          </w:rPr>
+          <w:t xml:space="preserve">https://doi.org/10.1001/jamanetworkopen.2020.5852</w:t>
+        </w:r>
+      </w:hyperlink>
+      <w:r>
+        <w:t xml:space="preserve">.</w:t>
+      </w:r>
+    </w:p>
+    <w:bookmarkEnd w:id="75"/>
+    <w:bookmarkStart w:id="77" w:name="ref-kuhnAppliedPredictiveModeling2018"/>
+    <w:p>
+      <w:pPr>
+        <w:pStyle w:val="Bibliography"/>
+      </w:pPr>
+      <w:r>
+        <w:t xml:space="preserve">Kuhn, Max, and Kjell Johnson. 2018.</w:t>
+      </w:r>
+      <w:r>
+        <w:t xml:space="preserve"> </w:t>
+      </w:r>
+      <w:r>
+        <w:rPr>
+          <w:iCs/>
+          <w:i/>
+        </w:rPr>
+        <w:t xml:space="preserve">Applied</w:t>
+      </w:r>
+      <w:r>
+        <w:rPr>
+          <w:iCs/>
+          <w:i/>
+        </w:rPr>
+        <w:t xml:space="preserve"> </w:t>
+      </w:r>
+      <w:r>
+        <w:rPr>
+          <w:iCs/>
+          <w:i/>
+        </w:rPr>
+        <w:t xml:space="preserve">Predictive Modeling</w:t>
+      </w:r>
+      <w:r>
+        <w:t xml:space="preserve">. 1st ed. 2013, Corr. 2nd printing 2018 edition. New York: Springer.</w:t>
+      </w:r>
+      <w:r>
+        <w:t xml:space="preserve"> </w:t>
+      </w:r>
+      <w:hyperlink r:id="rId76">
+        <w:r>
+          <w:rPr>
+            <w:rStyle w:val="Hyperlink"/>
+          </w:rPr>
+          <w:t xml:space="preserve">https://doi.org/10.1007/978-1-4614-6849-3</w:t>
+        </w:r>
+      </w:hyperlink>
+      <w:r>
+        <w:t xml:space="preserve">.</w:t>
+      </w:r>
+    </w:p>
+    <w:bookmarkEnd w:id="77"/>
+    <w:bookmarkStart w:id="78" w:name="ref-kuhnTidymodelsCollectionPackages2020"/>
+    <w:p>
+      <w:pPr>
+        <w:pStyle w:val="Bibliography"/>
+      </w:pPr>
+      <w:r>
+        <w:t xml:space="preserve">Kuhn, Max, and Hadley Wickham. 2020.</w:t>
+      </w:r>
+      <w:r>
+        <w:t xml:space="preserve"> </w:t>
+      </w:r>
+      <w:r>
+        <w:t xml:space="preserve">“Tidymodels: A Collection of Packages for Modeling and Machine Learning Using Tidyverse Principles.”</w:t>
+      </w:r>
+    </w:p>
+    <w:bookmarkEnd w:id="78"/>
+    <w:bookmarkStart w:id="80" w:name="ref-kullSigmoidsHowObtain2017"/>
+    <w:p>
+      <w:pPr>
+        <w:pStyle w:val="Bibliography"/>
+      </w:pPr>
+      <w:r>
+        <w:t xml:space="preserve">Kull, Meelis, Telmo M. Silva Filho, and Peter Flach. 2017.</w:t>
+      </w:r>
+      <w:r>
+        <w:t xml:space="preserve"> </w:t>
+      </w:r>
+      <w:r>
+        <w:t xml:space="preserve">“Beyond Sigmoids:</w:t>
+      </w:r>
+      <w:r>
+        <w:t xml:space="preserve"> </w:t>
+      </w:r>
+      <w:r>
+        <w:t xml:space="preserve">How</w:t>
+      </w:r>
+      <w:r>
+        <w:t xml:space="preserve"> </w:t>
+      </w:r>
+      <w:r>
+        <w:t xml:space="preserve">to Obtain Well-Calibrated Probabilities from Binary Classifiers with Beta Calibration.”</w:t>
+      </w:r>
+      <w:r>
+        <w:t xml:space="preserve"> </w:t>
+      </w:r>
+      <w:r>
+        <w:rPr>
+          <w:iCs/>
+          <w:i/>
+        </w:rPr>
+        <w:t xml:space="preserve">Electronic Journal of Statistics</w:t>
+      </w:r>
+      <w:r>
+        <w:t xml:space="preserve"> </w:t>
+      </w:r>
+      <w:r>
+        <w:t xml:space="preserve">11 (2): 5052–80.</w:t>
+      </w:r>
+      <w:r>
+        <w:t xml:space="preserve"> </w:t>
+      </w:r>
+      <w:hyperlink r:id="rId79">
+        <w:r>
+          <w:rPr>
+            <w:rStyle w:val="Hyperlink"/>
+          </w:rPr>
+          <w:t xml:space="preserve">https://doi.org/10.1214/17-EJS1338SI</w:t>
+        </w:r>
+      </w:hyperlink>
+      <w:r>
+        <w:t xml:space="preserve">.</w:t>
+      </w:r>
+    </w:p>
+    <w:bookmarkEnd w:id="80"/>
+    <w:bookmarkStart w:id="81" w:name="X34be55f2a2ff67a14e7206627bb93b426490c87"/>
+    <w:p>
+      <w:pPr>
+        <w:pStyle w:val="Bibliography"/>
+      </w:pPr>
+      <w:r>
+        <w:t xml:space="preserve">Lundberg, Scott M., and Su-In Lee. 2017.</w:t>
+      </w:r>
+      <w:r>
+        <w:t xml:space="preserve"> </w:t>
+      </w:r>
+      <w:r>
+        <w:t xml:space="preserve">“A Unified Approach to Interpreting Model Predictions.”</w:t>
+      </w:r>
+      <w:r>
+        <w:t xml:space="preserve"> </w:t>
+      </w:r>
+      <w:r>
+        <w:t xml:space="preserve">In</w:t>
+      </w:r>
+      <w:r>
+        <w:t xml:space="preserve"> </w:t>
+      </w:r>
+      <w:r>
+        <w:rPr>
+          <w:iCs/>
+          <w:i/>
+        </w:rPr>
+        <w:t xml:space="preserve">Proceedings of the 31st</w:t>
+      </w:r>
+      <w:r>
+        <w:rPr>
+          <w:iCs/>
+          <w:i/>
+        </w:rPr>
+        <w:t xml:space="preserve"> </w:t>
+      </w:r>
+      <w:r>
+        <w:rPr>
+          <w:iCs/>
+          <w:i/>
+        </w:rPr>
+        <w:t xml:space="preserve">International Conference</w:t>
+      </w:r>
+      <w:r>
+        <w:rPr>
+          <w:iCs/>
+          <w:i/>
+        </w:rPr>
+        <w:t xml:space="preserve"> </w:t>
+      </w:r>
+      <w:r>
+        <w:rPr>
+          <w:iCs/>
+          <w:i/>
+        </w:rPr>
+        <w:t xml:space="preserve">on</w:t>
+      </w:r>
+      <w:r>
+        <w:rPr>
+          <w:iCs/>
+          <w:i/>
+        </w:rPr>
+        <w:t xml:space="preserve"> </w:t>
+      </w:r>
+      <w:r>
+        <w:rPr>
+          <w:iCs/>
+          <w:i/>
+        </w:rPr>
+        <w:t xml:space="preserve">Neural Information Processing Systems</w:t>
+      </w:r>
+      <w:r>
+        <w:t xml:space="preserve">, 4768–77.</w:t>
+      </w:r>
+      <w:r>
+        <w:t xml:space="preserve"> </w:t>
+      </w:r>
+      <w:r>
+        <w:t xml:space="preserve">NIPS</w:t>
+      </w:r>
+      <w:r>
+        <w:t xml:space="preserve">’17. Red Hook, NY, USA: Curran Associates Inc.</w:t>
+      </w:r>
+    </w:p>
+    <w:bookmarkEnd w:id="81"/>
+    <w:bookmarkStart w:id="82" w:name="X0900e084d2d8751b94683f82b04534ea811d54e"/>
+    <w:p>
+      <w:pPr>
+        <w:pStyle w:val="Bibliography"/>
+      </w:pPr>
+      <w:r>
+        <w:t xml:space="preserve">Marlatt, G. Alan, and Judith R. Gordon, eds. 1985.</w:t>
+      </w:r>
+      <w:r>
+        <w:t xml:space="preserve"> </w:t>
+      </w:r>
+      <w:r>
+        <w:rPr>
+          <w:iCs/>
+          <w:i/>
+        </w:rPr>
+        <w:t xml:space="preserve">Relapse</w:t>
+      </w:r>
+      <w:r>
+        <w:rPr>
+          <w:iCs/>
+          <w:i/>
+        </w:rPr>
+        <w:t xml:space="preserve"> </w:t>
+      </w:r>
+      <w:r>
+        <w:rPr>
+          <w:iCs/>
+          <w:i/>
+        </w:rPr>
+        <w:t xml:space="preserve">Prevention</w:t>
+      </w:r>
+      <w:r>
+        <w:rPr>
+          <w:iCs/>
+          <w:i/>
+        </w:rPr>
+        <w:t xml:space="preserve">:</w:t>
+      </w:r>
+      <w:r>
+        <w:rPr>
+          <w:iCs/>
+          <w:i/>
+        </w:rPr>
+        <w:t xml:space="preserve"> </w:t>
+      </w:r>
+      <w:r>
+        <w:rPr>
+          <w:iCs/>
+          <w:i/>
+        </w:rPr>
+        <w:t xml:space="preserve">Maintenance Strategies</w:t>
+      </w:r>
+      <w:r>
+        <w:rPr>
+          <w:iCs/>
+          <w:i/>
+        </w:rPr>
+        <w:t xml:space="preserve"> </w:t>
+      </w:r>
+      <w:r>
+        <w:rPr>
+          <w:iCs/>
+          <w:i/>
+        </w:rPr>
+        <w:t xml:space="preserve">in the</w:t>
+      </w:r>
+      <w:r>
+        <w:rPr>
+          <w:iCs/>
+          <w:i/>
+        </w:rPr>
+        <w:t xml:space="preserve"> </w:t>
+      </w:r>
+      <w:r>
+        <w:rPr>
+          <w:iCs/>
+          <w:i/>
+        </w:rPr>
+        <w:t xml:space="preserve">Treatment</w:t>
+      </w:r>
+      <w:r>
+        <w:rPr>
+          <w:iCs/>
+          <w:i/>
+        </w:rPr>
+        <w:t xml:space="preserve"> </w:t>
+      </w:r>
+      <w:r>
+        <w:rPr>
+          <w:iCs/>
+          <w:i/>
+        </w:rPr>
+        <w:t xml:space="preserve">of</w:t>
+      </w:r>
+      <w:r>
+        <w:rPr>
+          <w:iCs/>
+          <w:i/>
+        </w:rPr>
+        <w:t xml:space="preserve"> </w:t>
+      </w:r>
+      <w:r>
+        <w:rPr>
+          <w:iCs/>
+          <w:i/>
+        </w:rPr>
+        <w:t xml:space="preserve">Addictive Behaviors</w:t>
+      </w:r>
+      <w:r>
+        <w:t xml:space="preserve">. First edition. New York: The Guilford Press.</w:t>
+      </w:r>
+    </w:p>
+    <w:bookmarkEnd w:id="82"/>
+    <w:bookmarkStart w:id="84" w:name="ref-mohrPersonalSensingUnderstanding2017"/>
+    <w:p>
+      <w:pPr>
+        <w:pStyle w:val="Bibliography"/>
+      </w:pPr>
+      <w:r>
+        <w:t xml:space="preserve">Mohr, David C., Mi Zhang, and Stephen M. Schueller. 2017.</w:t>
+      </w:r>
+      <w:r>
+        <w:t xml:space="preserve"> </w:t>
+      </w:r>
+      <w:r>
+        <w:t xml:space="preserve">“Personal</w:t>
+      </w:r>
+      <w:r>
+        <w:t xml:space="preserve"> </w:t>
+      </w:r>
+      <w:r>
+        <w:t xml:space="preserve">Sensing</w:t>
+      </w:r>
+      <w:r>
+        <w:t xml:space="preserve">:</w:t>
+      </w:r>
+      <w:r>
+        <w:t xml:space="preserve"> </w:t>
+      </w:r>
+      <w:r>
+        <w:t xml:space="preserve">Understanding Mental Health Using Ubiquitous Sensors</w:t>
+      </w:r>
+      <w:r>
+        <w:t xml:space="preserve"> </w:t>
+      </w:r>
+      <w:r>
+        <w:t xml:space="preserve">and</w:t>
+      </w:r>
+      <w:r>
+        <w:t xml:space="preserve"> </w:t>
+      </w:r>
+      <w:r>
+        <w:t xml:space="preserve">Machine Learning</w:t>
+      </w:r>
+      <w:r>
+        <w:t xml:space="preserve">.”</w:t>
+      </w:r>
+      <w:r>
+        <w:t xml:space="preserve"> </w:t>
+      </w:r>
+      <w:r>
+        <w:rPr>
+          <w:iCs/>
+          <w:i/>
+        </w:rPr>
+        <w:t xml:space="preserve">Annual Review of Clinical Psychology</w:t>
+      </w:r>
+      <w:r>
+        <w:t xml:space="preserve"> </w:t>
+      </w:r>
+      <w:r>
+        <w:t xml:space="preserve">13 (1): 23–47.</w:t>
+      </w:r>
+      <w:r>
+        <w:t xml:space="preserve"> </w:t>
+      </w:r>
+      <w:hyperlink r:id="rId83">
+        <w:r>
+          <w:rPr>
+            <w:rStyle w:val="Hyperlink"/>
+          </w:rPr>
+          <w:t xml:space="preserve">https://doi.org/10.1146/annurev-clinpsy-032816-044949</w:t>
+        </w:r>
+      </w:hyperlink>
+      <w:r>
+        <w:t xml:space="preserve">.</w:t>
+      </w:r>
+    </w:p>
+    <w:bookmarkEnd w:id="84"/>
+    <w:bookmarkStart w:id="86" w:name="ref-olfsonHealthcareCoverageService2022"/>
+    <w:p>
+      <w:pPr>
+        <w:pStyle w:val="Bibliography"/>
+      </w:pPr>
+      <w:r>
+        <w:t xml:space="preserve">Olfson, Mark, Christine Mauro, Melanie M. Wall, C. Jean Choi, Colleen L. Barry, and Ramin Mojtabai. 2022.</w:t>
+      </w:r>
+      <w:r>
+        <w:t xml:space="preserve"> </w:t>
+      </w:r>
+      <w:r>
+        <w:t xml:space="preserve">“Healthcare Coverage and Service Access for Low-Income Adults with Substance Use Disorders.”</w:t>
+      </w:r>
+      <w:r>
+        <w:t xml:space="preserve"> </w:t>
+      </w:r>
+      <w:r>
+        <w:rPr>
+          <w:iCs/>
+          <w:i/>
+        </w:rPr>
+        <w:t xml:space="preserve">Journal of Substance Abuse Treatment</w:t>
+      </w:r>
+      <w:r>
+        <w:t xml:space="preserve"> </w:t>
+      </w:r>
+      <w:r>
+        <w:t xml:space="preserve">137 (June): 108710.</w:t>
+      </w:r>
+      <w:r>
+        <w:t xml:space="preserve"> </w:t>
+      </w:r>
+      <w:hyperlink r:id="rId85">
+        <w:r>
+          <w:rPr>
+            <w:rStyle w:val="Hyperlink"/>
+          </w:rPr>
+          <w:t xml:space="preserve">https://doi.org/10.1016/j.jsat.2021.108710</w:t>
+        </w:r>
+      </w:hyperlink>
+      <w:r>
+        <w:t xml:space="preserve">.</w:t>
+      </w:r>
+    </w:p>
+    <w:bookmarkEnd w:id="86"/>
+    <w:bookmarkStart w:id="88" w:name="ref-pinedoCurrentReexaminationRacial2019"/>
+    <w:p>
+      <w:pPr>
+        <w:pStyle w:val="Bibliography"/>
+      </w:pPr>
+      <w:r>
+        <w:t xml:space="preserve">Pinedo, Miguel. 2019.</w:t>
+      </w:r>
+      <w:r>
+        <w:t xml:space="preserve"> </w:t>
+      </w:r>
+      <w:r>
+        <w:t xml:space="preserve">“A Current Re-Examination of Racial/Ethnic Disparities in the Use of Substance Abuse Treatment:</w:t>
+      </w:r>
+      <w:r>
+        <w:t xml:space="preserve"> </w:t>
+      </w:r>
+      <w:r>
+        <w:t xml:space="preserve">Do</w:t>
+      </w:r>
+      <w:r>
+        <w:t xml:space="preserve"> </w:t>
+      </w:r>
+      <w:r>
+        <w:t xml:space="preserve">Disparities Persist?”</w:t>
+      </w:r>
+      <w:r>
+        <w:t xml:space="preserve"> </w:t>
+      </w:r>
+      <w:r>
+        <w:rPr>
+          <w:iCs/>
+          <w:i/>
+        </w:rPr>
+        <w:t xml:space="preserve">Drug and Alcohol Dependence</w:t>
+      </w:r>
+      <w:r>
+        <w:t xml:space="preserve"> </w:t>
+      </w:r>
+      <w:r>
+        <w:t xml:space="preserve">202 (September): 162–67.</w:t>
+      </w:r>
+      <w:r>
+        <w:t xml:space="preserve"> </w:t>
+      </w:r>
+      <w:hyperlink r:id="rId87">
+        <w:r>
+          <w:rPr>
+            <w:rStyle w:val="Hyperlink"/>
+          </w:rPr>
+          <w:t xml:space="preserve">https://doi.org/10.1016/j.drugalcdep.2019.05.017</w:t>
+        </w:r>
+      </w:hyperlink>
+      <w:r>
+        <w:t xml:space="preserve">.</w:t>
+      </w:r>
+    </w:p>
+    <w:bookmarkEnd w:id="88"/>
+    <w:bookmarkStart w:id="90" w:name="Xd4c1d027f60920f356af6131267e679804e946e"/>
+    <w:p>
+      <w:pPr>
+        <w:pStyle w:val="Bibliography"/>
+      </w:pPr>
+      <w:r>
+        <w:t xml:space="preserve">Soyster, Peter D., Leighann Ashlock, and Aaron J. Fisher. 2022.</w:t>
+      </w:r>
+      <w:r>
+        <w:t xml:space="preserve"> </w:t>
+      </w:r>
+      <w:r>
+        <w:t xml:space="preserve">“Pooled and Person-Specific Machine Learning Models for Predicting Future Alcohol Consumption, Craving, and Wanting to Drink:</w:t>
+      </w:r>
+      <w:r>
+        <w:t xml:space="preserve"> </w:t>
+      </w:r>
+      <w:r>
+        <w:t xml:space="preserve">A</w:t>
+      </w:r>
+      <w:r>
+        <w:t xml:space="preserve"> </w:t>
+      </w:r>
+      <w:r>
+        <w:t xml:space="preserve">Demonstration of Parallel Utility.”</w:t>
+      </w:r>
+      <w:r>
+        <w:t xml:space="preserve"> </w:t>
+      </w:r>
+      <w:r>
+        <w:rPr>
+          <w:iCs/>
+          <w:i/>
+        </w:rPr>
+        <w:t xml:space="preserve">Psychology of Addictive Behaviors: Journal of the Society of Psychologists in Addictive Behaviors</w:t>
+      </w:r>
+      <w:r>
+        <w:t xml:space="preserve"> </w:t>
+      </w:r>
+      <w:r>
+        <w:t xml:space="preserve">36 (3): 296–306.</w:t>
+      </w:r>
+      <w:r>
+        <w:t xml:space="preserve"> </w:t>
+      </w:r>
+      <w:hyperlink r:id="rId89">
+        <w:r>
+          <w:rPr>
+            <w:rStyle w:val="Hyperlink"/>
+          </w:rPr>
+          <w:t xml:space="preserve">https://doi.org/10.1037/adb0000666</w:t>
+        </w:r>
+      </w:hyperlink>
+      <w:r>
+        <w:t xml:space="preserve">.</w:t>
+      </w:r>
+    </w:p>
+    <w:bookmarkEnd w:id="90"/>
+    <w:bookmarkStart w:id="92" w:name="ref-waltersUsingMachineLearning2021"/>
+    <w:p>
+      <w:pPr>
+        <w:pStyle w:val="Bibliography"/>
+      </w:pPr>
+      <w:r>
+        <w:t xml:space="preserve">Walters, Scott T., Michael S. Businelle, Robert Suchting, Xiaoyin Li, Emily T. Hébert, and Eun-Young Mun. 2021.</w:t>
+      </w:r>
+      <w:r>
+        <w:t xml:space="preserve"> </w:t>
+      </w:r>
+      <w:r>
+        <w:t xml:space="preserve">“Using Machine Learning to Identify Predictors of Imminent Drinking and Create Tailored Messages for at-Risk Drinkers Experiencing Homelessness.”</w:t>
+      </w:r>
+      <w:r>
+        <w:t xml:space="preserve"> </w:t>
+      </w:r>
+      <w:r>
+        <w:rPr>
+          <w:iCs/>
+          <w:i/>
+        </w:rPr>
+        <w:t xml:space="preserve">Journal of Substance Abuse Treatment</w:t>
+      </w:r>
+      <w:r>
+        <w:t xml:space="preserve"> </w:t>
+      </w:r>
+      <w:r>
+        <w:t xml:space="preserve">127 (August): 108417.</w:t>
+      </w:r>
+      <w:r>
+        <w:t xml:space="preserve"> </w:t>
+      </w:r>
+      <w:hyperlink r:id="rId91">
+        <w:r>
+          <w:rPr>
+            <w:rStyle w:val="Hyperlink"/>
+          </w:rPr>
+          <w:t xml:space="preserve">https://doi.org/10.1016/j.jsat.2021.108417</w:t>
+        </w:r>
+      </w:hyperlink>
+      <w:r>
+        <w:t xml:space="preserve">.</w:t>
+      </w:r>
+    </w:p>
+    <w:bookmarkEnd w:id="92"/>
+    <w:bookmarkStart w:id="94" w:name="X4446e184b7dd55a61fd406499f32542fdcf24b5"/>
+    <w:p>
+      <w:pPr>
+        <w:pStyle w:val="Bibliography"/>
+      </w:pPr>
+      <w:r>
+        <w:t xml:space="preserve">Witkiewitz, Katie, and G. Alan Marlatt. 2004.</w:t>
+      </w:r>
+      <w:r>
+        <w:t xml:space="preserve"> </w:t>
+      </w:r>
+      <w:r>
+        <w:t xml:space="preserve">“Relapse Prevention for Alcohol and Drug Problems:</w:t>
+      </w:r>
+      <w:r>
+        <w:t xml:space="preserve"> </w:t>
+      </w:r>
+      <w:r>
+        <w:t xml:space="preserve">That</w:t>
+      </w:r>
+      <w:r>
+        <w:t xml:space="preserve"> </w:t>
+      </w:r>
+      <w:r>
+        <w:t xml:space="preserve">Was Zen, This Is Tao.”</w:t>
+      </w:r>
+      <w:r>
+        <w:t xml:space="preserve"> </w:t>
+      </w:r>
+      <w:r>
+        <w:rPr>
+          <w:iCs/>
+          <w:i/>
+        </w:rPr>
+        <w:t xml:space="preserve">American Psychologist</w:t>
+      </w:r>
+      <w:r>
+        <w:t xml:space="preserve"> </w:t>
+      </w:r>
+      <w:r>
+        <w:t xml:space="preserve">59 (4): 224–35.</w:t>
+      </w:r>
+      <w:r>
+        <w:t xml:space="preserve"> </w:t>
+      </w:r>
+      <w:hyperlink r:id="rId93">
+        <w:r>
+          <w:rPr>
+            <w:rStyle w:val="Hyperlink"/>
+          </w:rPr>
+          <w:t xml:space="preserve">https://doi.org/10.1037/0003-066X.59.4.224</w:t>
+        </w:r>
+      </w:hyperlink>
+      <w:r>
+        <w:t xml:space="preserve">.</w:t>
+      </w:r>
+    </w:p>
+    <w:bookmarkEnd w:id="94"/>
+    <w:bookmarkStart w:id="96" w:name="X254a0f87701f835b5365990b3eba45be7dca59c"/>
+    <w:p>
+      <w:pPr>
+        <w:pStyle w:val="Bibliography"/>
+      </w:pPr>
+      <w:r>
+        <w:t xml:space="preserve">———. 2007.</w:t>
+      </w:r>
+      <w:r>
+        <w:t xml:space="preserve"> </w:t>
+      </w:r>
+      <w:r>
+        <w:t xml:space="preserve">“Modeling the Complexity of Post-Treatment Drinking:</w:t>
+      </w:r>
+      <w:r>
+        <w:t xml:space="preserve"> </w:t>
+      </w:r>
+      <w:r>
+        <w:t xml:space="preserve">It</w:t>
+      </w:r>
+      <w:r>
+        <w:t xml:space="preserve">’s a Rocky Road to Relapse.”</w:t>
+      </w:r>
+      <w:r>
+        <w:t xml:space="preserve"> </w:t>
+      </w:r>
+      <w:r>
+        <w:rPr>
+          <w:iCs/>
+          <w:i/>
+        </w:rPr>
+        <w:t xml:space="preserve">Clinical Psychology Review</w:t>
+      </w:r>
+      <w:r>
+        <w:t xml:space="preserve">, New</w:t>
+      </w:r>
+      <w:r>
+        <w:t xml:space="preserve"> </w:t>
+      </w:r>
+      <w:r>
+        <w:t xml:space="preserve">Approaches</w:t>
+      </w:r>
+      <w:r>
+        <w:t xml:space="preserve"> </w:t>
+      </w:r>
+      <w:r>
+        <w:t xml:space="preserve">to the</w:t>
+      </w:r>
+      <w:r>
+        <w:t xml:space="preserve"> </w:t>
+      </w:r>
+      <w:r>
+        <w:t xml:space="preserve">Study</w:t>
+      </w:r>
+      <w:r>
+        <w:t xml:space="preserve"> </w:t>
+      </w:r>
+      <w:r>
+        <w:t xml:space="preserve">of</w:t>
+      </w:r>
+      <w:r>
+        <w:t xml:space="preserve"> </w:t>
+      </w:r>
+      <w:r>
+        <w:t xml:space="preserve">Change</w:t>
+      </w:r>
+      <w:r>
+        <w:t xml:space="preserve"> </w:t>
+      </w:r>
+      <w:r>
+        <w:t xml:space="preserve">in</w:t>
+      </w:r>
+      <w:r>
+        <w:t xml:space="preserve"> </w:t>
+      </w:r>
+      <w:r>
+        <w:t xml:space="preserve">Cognitive Behavioral Therapies</w:t>
+      </w:r>
+      <w:r>
+        <w:t xml:space="preserve">, 27 (6): 724–38.</w:t>
+      </w:r>
+      <w:r>
+        <w:t xml:space="preserve"> </w:t>
+      </w:r>
+      <w:hyperlink r:id="rId95">
+        <w:r>
+          <w:rPr>
+            <w:rStyle w:val="Hyperlink"/>
+          </w:rPr>
+          <w:t xml:space="preserve">https://doi.org/10.1016/j.cpr.2007.01.002</w:t>
+        </w:r>
+      </w:hyperlink>
+      <w:r>
+        <w:t xml:space="preserve">.</w:t>
+      </w:r>
+    </w:p>
+    <w:bookmarkEnd w:id="96"/>
+    <w:bookmarkStart w:id="98" w:name="Xb35ee182d565575e339a0170868456c1684f821"/>
+    <w:p>
+      <w:pPr>
+        <w:pStyle w:val="Bibliography"/>
+      </w:pPr>
+      <w:r>
+        <w:t xml:space="preserve">Wyant, Kendra, Hannah Moshontz, Stephanie B. Ward, Gaylen E. Fronk, and John J. Curtin. 2023.</w:t>
+      </w:r>
+      <w:r>
+        <w:t xml:space="preserve"> </w:t>
+      </w:r>
+      <w:r>
+        <w:t xml:space="preserve">“Acceptability of</w:t>
+      </w:r>
+      <w:r>
+        <w:t xml:space="preserve"> </w:t>
+      </w:r>
+      <w:r>
+        <w:t xml:space="preserve">Personal Sensing Among People With Alcohol Use Disorder</w:t>
+      </w:r>
+      <w:r>
+        <w:t xml:space="preserve">:</w:t>
+      </w:r>
+      <w:r>
+        <w:t xml:space="preserve"> </w:t>
+      </w:r>
+      <w:r>
+        <w:t xml:space="preserve">Observational Study</w:t>
+      </w:r>
+      <w:r>
+        <w:t xml:space="preserve">.”</w:t>
+      </w:r>
+      <w:r>
+        <w:t xml:space="preserve"> </w:t>
+      </w:r>
+      <w:r>
+        <w:rPr>
+          <w:iCs/>
+          <w:i/>
+        </w:rPr>
+        <w:t xml:space="preserve">JMIR mHealth and uHealth</w:t>
+      </w:r>
+      <w:r>
+        <w:t xml:space="preserve"> </w:t>
+      </w:r>
+      <w:r>
+        <w:t xml:space="preserve">11 (1): e41833.</w:t>
+      </w:r>
+      <w:r>
+        <w:t xml:space="preserve"> </w:t>
+      </w:r>
+      <w:hyperlink r:id="rId97">
+        <w:r>
+          <w:rPr>
+            <w:rStyle w:val="Hyperlink"/>
+          </w:rPr>
+          <w:t xml:space="preserve">https://doi.org/10.2196/41833</w:t>
+        </w:r>
+      </w:hyperlink>
+      <w:r>
+        <w:t xml:space="preserve">.</w:t>
+      </w:r>
+    </w:p>
+    <w:bookmarkEnd w:id="98"/>
+    <w:bookmarkStart w:id="100" w:name="ref-wyantMachineLearningModels2023"/>
+    <w:p>
+      <w:pPr>
+        <w:pStyle w:val="Bibliography"/>
+      </w:pPr>
+      <w:r>
+        <w:t xml:space="preserve">Wyant, Kendra, Sarah June Kittleson Sant’Ana, Gaylen Fronk, and John J. Curtin. n.d.</w:t>
       </w:r>
       <w:r>
         <w:t xml:space="preserve"> </w:t>
@@ -1350,12 +7945,12 @@
         <w:t xml:space="preserve">Psychopathology and Clinical Science</w:t>
       </w:r>
       <w:r>
-        <w:t xml:space="preserve">, in press.</w:t>
-      </w:r>
-      <w:r>
-        <w:t xml:space="preserve"> </w:t>
-      </w:r>
-      <w:hyperlink r:id="rId36">
+        <w:t xml:space="preserve">. Accessed September 27, 2023.</w:t>
+      </w:r>
+      <w:r>
+        <w:t xml:space="preserve"> </w:t>
+      </w:r>
+      <w:hyperlink r:id="rId99">
         <w:r>
           <w:rPr>
             <w:rStyle w:val="Hyperlink"/>
@@ -1367,9 +7962,10 @@
         <w:t xml:space="preserve">.</w:t>
       </w:r>
     </w:p>
-    <w:bookmarkEnd w:id="37"/>
-    <w:bookmarkEnd w:id="38"/>
-    <w:bookmarkEnd w:id="39"/>
+    <w:bookmarkEnd w:id="100"/>
+    <w:bookmarkEnd w:id="101"/>
+    <w:bookmarkEnd w:id="102"/>
+    <w:bookmarkEnd w:id="103"/>
     <w:sectPr/>
   </w:body>
 </w:document>
@@ -1476,6 +8072,91 @@
       </w:pPr>
     </w:lvl>
   </w:abstractNum>
+  <w:abstractNum w:abstractNumId="99411">
+    <w:nsid w:val="A99411"/>
+    <w:multiLevelType w:val="multilevel"/>
+    <w:lvl w:ilvl="0">
+      <w:start w:val="1"/>
+      <w:numFmt w:val="decimal"/>
+      <w:lvlText w:val="%1."/>
+      <w:lvlJc w:val="left"/>
+      <w:pPr>
+        <w:ind w:left="720" w:hanging="480"/>
+      </w:pPr>
+    </w:lvl>
+    <w:lvl w:ilvl="1">
+      <w:start w:val="1"/>
+      <w:numFmt w:val="decimal"/>
+      <w:lvlText w:val="%2."/>
+      <w:lvlJc w:val="left"/>
+      <w:pPr>
+        <w:ind w:left="1440" w:hanging="480"/>
+      </w:pPr>
+    </w:lvl>
+    <w:lvl w:ilvl="2">
+      <w:start w:val="1"/>
+      <w:numFmt w:val="decimal"/>
+      <w:lvlText w:val="%3."/>
+      <w:lvlJc w:val="left"/>
+      <w:pPr>
+        <w:ind w:left="2160" w:hanging="480"/>
+      </w:pPr>
+    </w:lvl>
+    <w:lvl w:ilvl="3">
+      <w:start w:val="1"/>
+      <w:numFmt w:val="decimal"/>
+      <w:lvlText w:val="%4."/>
+      <w:lvlJc w:val="left"/>
+      <w:pPr>
+        <w:ind w:left="2880" w:hanging="480"/>
+      </w:pPr>
+    </w:lvl>
+    <w:lvl w:ilvl="4">
+      <w:start w:val="1"/>
+      <w:numFmt w:val="decimal"/>
+      <w:lvlText w:val="%5."/>
+      <w:lvlJc w:val="left"/>
+      <w:pPr>
+        <w:ind w:left="3600" w:hanging="480"/>
+      </w:pPr>
+    </w:lvl>
+    <w:lvl w:ilvl="5">
+      <w:start w:val="1"/>
+      <w:numFmt w:val="decimal"/>
+      <w:lvlText w:val="%6."/>
+      <w:lvlJc w:val="left"/>
+      <w:pPr>
+        <w:ind w:left="4320" w:hanging="480"/>
+      </w:pPr>
+    </w:lvl>
+    <w:lvl w:ilvl="6">
+      <w:start w:val="1"/>
+      <w:numFmt w:val="decimal"/>
+      <w:lvlText w:val="%7."/>
+      <w:lvlJc w:val="left"/>
+      <w:pPr>
+        <w:ind w:left="5040" w:hanging="480"/>
+      </w:pPr>
+    </w:lvl>
+    <w:lvl w:ilvl="7">
+      <w:start w:val="1"/>
+      <w:numFmt w:val="decimal"/>
+      <w:lvlText w:val="%8."/>
+      <w:lvlJc w:val="left"/>
+      <w:pPr>
+        <w:ind w:left="5760" w:hanging="480"/>
+      </w:pPr>
+    </w:lvl>
+    <w:lvl w:ilvl="8">
+      <w:start w:val="1"/>
+      <w:numFmt w:val="decimal"/>
+      <w:lvlText w:val="%9."/>
+      <w:lvlJc w:val="left"/>
+      <w:pPr>
+        <w:ind w:left="6480" w:hanging="480"/>
+      </w:pPr>
+    </w:lvl>
+  </w:abstractNum>
   <w:abstractNum w:abstractNumId="991">
     <w:nsid w:val="A991"/>
     <w:multiLevelType w:val="multilevel"/>
@@ -1556,6 +8237,66 @@
     <w:abstractNumId w:val="990"/>
   </w:num>
   <w:num w:numId="1001">
+    <w:abstractNumId w:val="99411"/>
+    <w:lvlOverride w:ilvl="0">
+      <w:startOverride w:val="1"/>
+    </w:lvlOverride>
+    <w:lvlOverride w:ilvl="1">
+      <w:startOverride w:val="1"/>
+    </w:lvlOverride>
+    <w:lvlOverride w:ilvl="2">
+      <w:startOverride w:val="1"/>
+    </w:lvlOverride>
+    <w:lvlOverride w:ilvl="3">
+      <w:startOverride w:val="1"/>
+    </w:lvlOverride>
+    <w:lvlOverride w:ilvl="4">
+      <w:startOverride w:val="1"/>
+    </w:lvlOverride>
+    <w:lvlOverride w:ilvl="5">
+      <w:startOverride w:val="1"/>
+    </w:lvlOverride>
+    <w:lvlOverride w:ilvl="6">
+      <w:startOverride w:val="1"/>
+    </w:lvlOverride>
+    <w:lvlOverride w:ilvl="7">
+      <w:startOverride w:val="1"/>
+    </w:lvlOverride>
+    <w:lvlOverride w:ilvl="8">
+      <w:startOverride w:val="1"/>
+    </w:lvlOverride>
+  </w:num>
+  <w:num w:numId="1002">
+    <w:abstractNumId w:val="99411"/>
+    <w:lvlOverride w:ilvl="0">
+      <w:startOverride w:val="1"/>
+    </w:lvlOverride>
+    <w:lvlOverride w:ilvl="1">
+      <w:startOverride w:val="1"/>
+    </w:lvlOverride>
+    <w:lvlOverride w:ilvl="2">
+      <w:startOverride w:val="1"/>
+    </w:lvlOverride>
+    <w:lvlOverride w:ilvl="3">
+      <w:startOverride w:val="1"/>
+    </w:lvlOverride>
+    <w:lvlOverride w:ilvl="4">
+      <w:startOverride w:val="1"/>
+    </w:lvlOverride>
+    <w:lvlOverride w:ilvl="5">
+      <w:startOverride w:val="1"/>
+    </w:lvlOverride>
+    <w:lvlOverride w:ilvl="6">
+      <w:startOverride w:val="1"/>
+    </w:lvlOverride>
+    <w:lvlOverride w:ilvl="7">
+      <w:startOverride w:val="1"/>
+    </w:lvlOverride>
+    <w:lvlOverride w:ilvl="8">
+      <w:startOverride w:val="1"/>
+    </w:lvlOverride>
+  </w:num>
+  <w:num w:numId="1003">
     <w:abstractNumId w:val="991"/>
   </w:num>
 </w:numbering>

--- a/docs/index.docx
+++ b/docs/index.docx
@@ -1232,13 +1232,13 @@
         <w:t xml:space="preserve">Results</w:t>
       </w:r>
     </w:p>
-    <w:bookmarkStart w:id="43" w:name="demographic-and-clinical-characteristics"/>
+    <w:bookmarkStart w:id="43" w:name="demographic-and-lapse-characteristics"/>
     <w:p>
       <w:pPr>
         <w:pStyle w:val="Heading3"/>
       </w:pPr>
       <w:r>
-        <w:t xml:space="preserve">Demographic and Clinical Characteristics</w:t>
+        <w:t xml:space="preserve">Demographic and Lapse Characteristics</w:t>
       </w:r>
     </w:p>
     <w:p>
@@ -1283,7 +1283,7 @@
         <w:t xml:space="preserve"> </w:t>
       </w:r>
       <w:r>
-        <w:t xml:space="preserve">provides more detail on demographic and clinical characteristics of the sample.</w:t>
+        <w:t xml:space="preserve">provides more detail on demographic and lapse characteristics of the sample.</w:t>
       </w:r>
     </w:p>
     <w:tbl>
@@ -4254,7 +4254,7 @@
         <w:pStyle w:val="FirstParagraph"/>
       </w:pPr>
       <w:r>
-        <w:t xml:space="preserve">The median auROC across the 30 test sets for our baseline model was high (median=0.892, IQR=0.046), consistent with our previous study. Performance across our lagged models was also high for the 24 hour lag (median=0.882, IQR=0.042), 72 hour lag (median=0.873, IQR=0.057), and 168 hour lag (median=0.857, IQR=0.061), and moderate for the 336 hour lag (median=0.857, IQR=0.064).</w:t>
+        <w:t xml:space="preserve">The median auROC across the 30 test sets for our baseline model was high (median=0.892, IQR=0.046), consistent with our previous study. Performance across our lagged models was also high for the 24 hour lag (median=0.882, IQR=0.042), 72 hour lag (median=0.873, IQR=0.057), 168 hour lag (median=0.857, IQR=0.061), and 336 hour lag (median=0.857, IQR=0.064).</w:t>
       </w:r>
     </w:p>
     <w:p>

--- a/docs/index.docx
+++ b/docs/index.docx
@@ -155,7 +155,7 @@
         <w:pStyle w:val="Date"/>
       </w:pPr>
       <w:r>
-        <w:t xml:space="preserve">2024-06-07</w:t>
+        <w:t xml:space="preserve">2024-06-18</w:t>
       </w:r>
     </w:p>
     <w:p>
@@ -334,73 +334,47 @@
         </w:r>
       </w:hyperlink>
     </w:p>
-    <w:p>
-      <w:pPr>
-        <w:pStyle w:val="BodyText"/>
-      </w:pPr>
+    <w:bookmarkStart w:id="21" w:name="introduction"/>
+    <w:p>
+      <w:pPr>
+        <w:pStyle w:val="Heading1"/>
+      </w:pPr>
+      <w:r>
+        <w:t xml:space="preserve">Introduction</w:t>
+      </w:r>
+    </w:p>
+    <w:p>
+      <w:pPr>
+        <w:pStyle w:val="FirstParagraph"/>
+      </w:pPr>
+      <w:r>
+        <w:t xml:space="preserve">Precision medicine has been a goal in healthcare for over half a century</w:t>
+      </w:r>
+      <w:r>
+        <w:t xml:space="preserve"> </w:t>
+      </w:r>
+      <w:r>
+        <w:t xml:space="preserve">(DeRubeis 2019)</w:t>
+      </w:r>
+      <w:r>
+        <w:t xml:space="preserve">. Today, this approach is also applied to chronic mental health conditions, like substance use disorders (i.e., precision mental health). Precision mental health uses individual characteristics to guide initial treatment matching and adaptive continuing care over time. It requires dense, long-term monitoring of symptoms and related states, for interventions to be tailored to an individual’s needs and preferences at any given moment</w:t>
+      </w:r>
+      <w:r>
+        <w:t xml:space="preserve"> </w:t>
+      </w:r>
+      <w:r>
+        <w:t xml:space="preserve">(Bickman, Lyon, and Wolpert 2016)</w:t>
+      </w:r>
+      <w:r>
+        <w:t xml:space="preserve">. Essentially, it aims to identify both</w:t>
+      </w:r>
+      <w:r>
+        <w:t xml:space="preserve"> </w:t>
+      </w:r>
       <w:r>
         <w:rPr>
-          <w:vertAlign w:val="subscript"/>
-        </w:rPr>
-        <w:t xml:space="preserve">Source:</w:t>
-      </w:r>
-      <w:r>
-        <w:rPr>
-          <w:vertAlign w:val="subscript"/>
-        </w:rPr>
-        <w:t xml:space="preserve"> </w:t>
-      </w:r>
-      <w:hyperlink r:id="rId20">
-        <w:r>
-          <w:rPr>
-            <w:rStyle w:val="Hyperlink"/>
-            <w:vertAlign w:val="subscript"/>
-          </w:rPr>
-          <w:t xml:space="preserve">Article Notebook</w:t>
-        </w:r>
-      </w:hyperlink>
-    </w:p>
-    <w:bookmarkStart w:id="21" w:name="introduction"/>
-    <w:p>
-      <w:pPr>
-        <w:pStyle w:val="Heading1"/>
-      </w:pPr>
-      <w:r>
-        <w:t xml:space="preserve">Introduction</w:t>
-      </w:r>
-    </w:p>
-    <w:p>
-      <w:pPr>
-        <w:pStyle w:val="FirstParagraph"/>
-      </w:pPr>
-      <w:r>
-        <w:t xml:space="preserve">Precision medicine has been a goal in healthcare for over half a century</w:t>
-      </w:r>
-      <w:r>
-        <w:t xml:space="preserve"> </w:t>
-      </w:r>
-      <w:r>
-        <w:t xml:space="preserve">(DeRubeis 2019)</w:t>
-      </w:r>
-      <w:r>
-        <w:t xml:space="preserve">. Today, this approach is also applied to chronic mental health conditions, like substance use disorders (i.e., precision mental health). Precision mental health uses individual characteristics to guide initial treatment matching and adaptive continuing care over time. It requires dense, long-term monitoring of symptoms and related states, for interventions to be tailored to an individual’s needs and preferences at any given moment</w:t>
-      </w:r>
-      <w:r>
-        <w:t xml:space="preserve"> </w:t>
-      </w:r>
-      <w:r>
-        <w:t xml:space="preserve">(Bickman, Lyon, and Wolpert 2016)</w:t>
-      </w:r>
-      <w:r>
-        <w:t xml:space="preserve">. Essentially, it aims to identify both</w:t>
-      </w:r>
-      <w:r>
-        <w:t xml:space="preserve"> </w:t>
-      </w:r>
-      <w:r>
-        <w:rPr>
+          <w:i/>
           <w:iCs/>
-          <w:i/>
         </w:rPr>
         <w:t xml:space="preserve">when</w:t>
       </w:r>
@@ -415,8 +389,8 @@
       </w:r>
       <w:r>
         <w:rPr>
+          <w:i/>
           <w:iCs/>
-          <w:i/>
         </w:rPr>
         <w:t xml:space="preserve">how</w:t>
       </w:r>
@@ -432,113 +406,101 @@
         <w:pStyle w:val="BodyText"/>
       </w:pPr>
       <w:r>
-        <w:t xml:space="preserve">Using algorithms to time (</w:t>
+        <w:t xml:space="preserve">Recent advances in both personal sensing and machine learning may address both of these barriers to successful precision mental health.</w:t>
+      </w:r>
+      <w:r>
+        <w:t xml:space="preserve"> </w:t>
+      </w:r>
+      <w:r>
+        <w:t xml:space="preserve"> </w:t>
+      </w:r>
+    </w:p>
+    <w:p>
+      <w:pPr>
+        <w:pStyle w:val="BodyText"/>
+      </w:pPr>
+      <w:r>
+        <w:t xml:space="preserve">Personal sensing allows for frequent, longitudinal monitoring of individuals’ affect, behavior, and cognitions in their day-to-day lives</w:t>
+      </w:r>
+      <w:r>
+        <w:t xml:space="preserve"> </w:t>
+      </w:r>
+      <w:r>
+        <w:t xml:space="preserve">(Mohr, Zhang, and Schueller 2017)</w:t>
+      </w:r>
+      <w:r>
+        <w:t xml:space="preserve">. These data can then be used as inputs for machine learning algorithms to predict the probability of specific outcomes (e.g., lapse risk) and identify the top features contributing to those predictions.</w:t>
+      </w:r>
+      <w:r>
+        <w:t xml:space="preserve"> </w:t>
+      </w:r>
+    </w:p>
+    <w:p>
+      <w:pPr>
+        <w:pStyle w:val="BodyText"/>
+      </w:pPr>
+      <w:r>
+        <w:t xml:space="preserve">Ecological momentary assessment (EMA) may be particularly well-suited for these algorithms. It offers momentary subjective insight into constructs that can be easily mapped onto modular forms of treatment, such as the relapse prevention model</w:t>
+      </w:r>
+      <w:r>
+        <w:t xml:space="preserve"> </w:t>
+      </w:r>
+      <w:r>
+        <w:t xml:space="preserve">(Marlatt and Gordon 1985; Witkiewitz and Marlatt 2004)</w:t>
+      </w:r>
+      <w:r>
+        <w:t xml:space="preserve">. EMA also appears to be well tolerated by individuals with substance use disorders</w:t>
+      </w:r>
+      <w:r>
+        <w:t xml:space="preserve"> </w:t>
+      </w:r>
+      <w:r>
+        <w:t xml:space="preserve">(Wyant et al. 2023)</w:t>
+      </w:r>
+      <w:r>
+        <w:t xml:space="preserve">. Thus, it can serve as an important signal for predicting substance use outcomes and interpreting clinically relevant features over a sustained period.</w:t>
+      </w:r>
+    </w:p>
+    <w:p>
+      <w:pPr>
+        <w:pStyle w:val="BodyText"/>
+      </w:pPr>
+      <w:r>
+        <w:t xml:space="preserve">Promising preliminary work suggests it is possible to build EMA models that predict immediate lapses back to substance use</w:t>
+      </w:r>
+      <w:r>
+        <w:t xml:space="preserve"> </w:t>
+      </w:r>
+      <w:r>
+        <w:t xml:space="preserve">(Walters et al. 2021; Bae et al. 2018; Soyster, Ashlock, and Fisher 2022; Chih et al. 2014)</w:t>
+      </w:r>
+      <w:r>
+        <w:t xml:space="preserve">. In a previous study from our group, we demonstrated that we can do this very well. We used 4X daily EMA with questions designed to measure theoretically-implicated risk factors including past use, craving, past pleasant events, past and future risky situations, past and future stressful events, emotional valence and arousal, and self-efficacy. We showed that it was possible to predict immediate alcohol lapses within the next week, day, and hour with clinically meaningful accuracy - area under the receiver operating curves (auROCs) of 0.90, 0.91, and 0.93, respectively</w:t>
+      </w:r>
+      <w:r>
+        <w:t xml:space="preserve"> </w:t>
+      </w:r>
+      <w:r>
+        <w:t xml:space="preserve">(Wyant et al. n.d.)</w:t>
+      </w:r>
+      <w:r>
+        <w:t xml:space="preserve">. We also characterized the relative importance of features contributing to these risk probabilities for specific individuals at specific moments in time. These models are well-suited to make algorithm-guided recommendations to address immediate risks. For example, recommending a coping with craving activity when someone has increased craving or recommending a guided relaxation video when someone is reporting recent stressful events. Importantly these supports can be available 24/7 (e.g., in a digital therapeutic) for an individual.</w:t>
+      </w:r>
+    </w:p>
+    <w:p>
+      <w:pPr>
+        <w:pStyle w:val="BodyText"/>
+      </w:pPr>
+      <w:r>
+        <w:t xml:space="preserve">However, many interventions cannot be self-contained in a digital therapeutic and they take time to set up. For example, someone who has reported recent past alcohol use and low abstinence self-efficacy might be encouraged to attend a self-help meeting, plan an outing with important people in their life, or schedule an appointment with a therapist. These multimodal interventions (i.e., combined human and digital interventions) are not available 24/7. A</w:t>
+      </w:r>
+      <w:r>
+        <w:t xml:space="preserve"> </w:t>
       </w:r>
       <w:r>
         <w:rPr>
+          <w:i/>
           <w:iCs/>
-          <w:i/>
-        </w:rPr>
-        <w:t xml:space="preserve">when</w:t>
-      </w:r>
-      <w:r>
-        <w:t xml:space="preserve">) and select personalized interventions (</w:t>
-      </w:r>
-      <w:r>
-        <w:rPr>
-          <w:iCs/>
-          <w:i/>
-        </w:rPr>
-        <w:t xml:space="preserve">how</w:t>
-      </w:r>
-      <w:r>
-        <w:t xml:space="preserve">) for substance use may now be possible, thanks to personal sensing and high-dimensional machine learning algorithms. Personal sensing allows for frequent, longitudinal monitoring of individuals’ affect, behavior, and cognitions in their day-to-day lives</w:t>
-      </w:r>
-      <w:r>
-        <w:t xml:space="preserve"> </w:t>
-      </w:r>
-      <w:r>
-        <w:t xml:space="preserve">(Mohr, Zhang, and Schueller 2017)</w:t>
-      </w:r>
-      <w:r>
-        <w:t xml:space="preserve">. These data can then be used as inputs for machine learning algorithms to predict the probability of specific outcomes (e.g., lapse risk) and identify the top features contributing to those predictions.</w:t>
-      </w:r>
-    </w:p>
-    <w:p>
-      <w:pPr>
-        <w:pStyle w:val="BodyText"/>
-      </w:pPr>
-      <w:r>
-        <w:t xml:space="preserve">Ecological momentary assessment (EMA) may be particularly well-suited for these algorithms. It offers momentary subjective insight into constructs that can be easily mapped onto modular forms of treatment, such as the relapse prevention model</w:t>
-      </w:r>
-      <w:r>
-        <w:t xml:space="preserve"> </w:t>
-      </w:r>
-      <w:r>
-        <w:t xml:space="preserve">(Marlatt and Gordon 1985; Witkiewitz and Marlatt 2004)</w:t>
-      </w:r>
-      <w:r>
-        <w:t xml:space="preserve">. EMA also appears to be well tolerated by individuals with substance use disorders</w:t>
-      </w:r>
-      <w:r>
-        <w:t xml:space="preserve"> </w:t>
-      </w:r>
-      <w:r>
-        <w:t xml:space="preserve">(Wyant et al. 2023)</w:t>
-      </w:r>
-      <w:r>
-        <w:t xml:space="preserve">. Thus, it can serve as an important signal for predicting substance use outcomes and interpreting clinically relevant features over a sustained period.</w:t>
-      </w:r>
-    </w:p>
-    <w:p>
-      <w:pPr>
-        <w:pStyle w:val="BodyText"/>
-      </w:pPr>
-      <w:r>
-        <w:t xml:space="preserve">Promising preliminary work suggests it is possible to build EMA models that predict immediate lapses back to substance use</w:t>
-      </w:r>
-      <w:r>
-        <w:t xml:space="preserve"> </w:t>
-      </w:r>
-      <w:r>
-        <w:t xml:space="preserve">(Walters et al. 2021; Bae et al. 2018; Soyster, Ashlock, and Fisher 2022; Chih et al. 2014)</w:t>
-      </w:r>
-      <w:r>
-        <w:t xml:space="preserve">. In a previous study from our group, we demonstrated that we can do this very well. Model features were engineered from raw scores and longitudinal change in responses to 4X daily EMAs. EMA questions were designed to measure theoretically-implicated risk factors including past use, craving, past pleasant events, past and future risky situations, past and future stressful events, emotional valence and arousal, and self-efficacy</w:t>
-      </w:r>
-      <w:r>
-        <w:t xml:space="preserve"> </w:t>
-      </w:r>
-      <w:r>
-        <w:t xml:space="preserve">(for reviews, see Marlatt and Gordon 1985; Fronk et al. 2020; Witkiewitz and Marlatt 2007)</w:t>
-      </w:r>
-      <w:r>
-        <w:t xml:space="preserve">. We showed that it was possible to predict immediate alcohol lapses within the next week, day, and hour with clinically meaningful accuracy - area under the receiver operating curves (auROCs) of 0.89, 0.90, and 0.93, respectively</w:t>
-      </w:r>
-      <w:r>
-        <w:t xml:space="preserve"> </w:t>
-      </w:r>
-      <w:r>
-        <w:t xml:space="preserve">(Wyant et al. n.d.)</w:t>
-      </w:r>
-      <w:r>
-        <w:t xml:space="preserve">. We also characterized the relative importance of features contributing to these risk probabilities for specific individuals at specific moments in time. These models are well-suited for just-in-time adaptive interventions (JITAIs) integrated within an app to address these immediate risks.</w:t>
-      </w:r>
-    </w:p>
-    <w:p>
-      <w:pPr>
-        <w:pStyle w:val="BodyText"/>
-      </w:pPr>
-      <w:r>
-        <w:t xml:space="preserve">However, some interventions take time to set up. For example, someone who has reported recent past alcohol use and low abstinence self-efficacy might be encouraged to attend a self-help meeting, plan an outing with important people in their life, or schedule an appointment with a therapist. These multimodal interventions (i.e., combined human and digital interventions) are not available 24/7. A</w:t>
-      </w:r>
-      <w:r>
-        <w:t xml:space="preserve"> </w:t>
-      </w:r>
-      <w:r>
-        <w:rPr>
-          <w:iCs/>
-          <w:i/>
         </w:rPr>
         <w:t xml:space="preserve">time-lagged</w:t>
       </w:r>
@@ -554,11 +516,11 @@
         <w:pStyle w:val="BodyText"/>
       </w:pPr>
       <w:r>
-        <w:t xml:space="preserve">In this study, we compare the performance of one of our models from a previous study with models using increased lag time between predictions and outcomes. Specifically, we use the same EMA features as our immediate model and train new models to predict the probability of a lapse beginning one day (24 hours), three days (72 hours), one week (168 hours), or two weeks (336 hours) into the future. Our primary objective is to assess how model performance degrades with increasing lag time.</w:t>
+        <w:t xml:space="preserve">In this study, we compare the performance of one of our models from a previous study with models using increased lag time between predictions and outcomes. Specifically, we use the same EMA features as our immediate model and train new models to predict the probability of a lapse beginning one day (24 hours), three days (72 hours), one week (168 hours), or two weeks (336 hours) into the future. Our primary objective is to assess how well models perform with increasing lag time.</w:t>
       </w:r>
     </w:p>
     <w:bookmarkEnd w:id="21"/>
-    <w:bookmarkStart w:id="103" w:name="methods"/>
+    <w:bookmarkStart w:id="102" w:name="methods"/>
     <w:p>
       <w:pPr>
         <w:pStyle w:val="Heading1"/>
@@ -627,59 +589,59 @@
     </w:p>
     <w:p>
       <w:pPr>
+        <w:pStyle w:val="Compact"/>
         <w:numPr>
           <w:ilvl w:val="0"/>
           <w:numId w:val="1001"/>
         </w:numPr>
+      </w:pPr>
+      <w:r>
+        <w:t xml:space="preserve">were age 18 or older,</w:t>
+      </w:r>
+    </w:p>
+    <w:p>
+      <w:pPr>
         <w:pStyle w:val="Compact"/>
-      </w:pPr>
-      <w:r>
-        <w:t xml:space="preserve">were age 18 or older,</w:t>
-      </w:r>
-    </w:p>
-    <w:p>
-      <w:pPr>
         <w:numPr>
           <w:ilvl w:val="0"/>
           <w:numId w:val="1001"/>
         </w:numPr>
+      </w:pPr>
+      <w:r>
+        <w:t xml:space="preserve">could write and read in English,</w:t>
+      </w:r>
+    </w:p>
+    <w:p>
+      <w:pPr>
         <w:pStyle w:val="Compact"/>
-      </w:pPr>
-      <w:r>
-        <w:t xml:space="preserve">could write and read in English,</w:t>
-      </w:r>
-    </w:p>
-    <w:p>
-      <w:pPr>
         <w:numPr>
           <w:ilvl w:val="0"/>
           <w:numId w:val="1001"/>
         </w:numPr>
+      </w:pPr>
+      <w:r>
+        <w:t xml:space="preserve">had at least moderate AUD (&gt;= 4 self-reported DSM-5 symptoms),</w:t>
+      </w:r>
+    </w:p>
+    <w:p>
+      <w:pPr>
         <w:pStyle w:val="Compact"/>
-      </w:pPr>
-      <w:r>
-        <w:t xml:space="preserve">had at least moderate AUD (&gt;= 4 self-reported DSM-5 symptoms),</w:t>
-      </w:r>
-    </w:p>
-    <w:p>
-      <w:pPr>
         <w:numPr>
           <w:ilvl w:val="0"/>
           <w:numId w:val="1001"/>
         </w:numPr>
+      </w:pPr>
+      <w:r>
+        <w:t xml:space="preserve">were abstinent from alcohol for 1-8 weeks, and</w:t>
+      </w:r>
+    </w:p>
+    <w:p>
+      <w:pPr>
         <w:pStyle w:val="Compact"/>
-      </w:pPr>
-      <w:r>
-        <w:t xml:space="preserve">were abstinent from alcohol for 1-8 weeks, and</w:t>
-      </w:r>
-    </w:p>
-    <w:p>
-      <w:pPr>
         <w:numPr>
           <w:ilvl w:val="0"/>
           <w:numId w:val="1001"/>
         </w:numPr>
-        <w:pStyle w:val="Compact"/>
       </w:pPr>
       <w:r>
         <w:t xml:space="preserve">were willing to use a single smartphone (personal or study provided) while on study.</w:t>
@@ -846,8 +808,8 @@
       </w:r>
       <w:r>
         <w:rPr>
+          <w:i/>
           <w:iCs/>
-          <w:i/>
         </w:rPr>
         <w:t xml:space="preserve">lapse</w:t>
       </w:r>
@@ -862,8 +824,8 @@
       </w:r>
       <w:r>
         <w:rPr>
+          <w:i/>
           <w:iCs/>
-          <w:i/>
         </w:rPr>
         <w:t xml:space="preserve">no lapse</w:t>
       </w:r>
@@ -917,8 +879,8 @@
       </w:pPr>
       <w:r>
         <w:rPr>
+          <w:i/>
           <w:iCs/>
-          <w:i/>
         </w:rPr>
         <w:t xml:space="preserve">Demographics</w:t>
       </w:r>
@@ -935,8 +897,8 @@
       </w:pPr>
       <w:r>
         <w:rPr>
+          <w:i/>
           <w:iCs/>
-          <w:i/>
         </w:rPr>
         <w:t xml:space="preserve">Day and time of prediction window onset</w:t>
       </w:r>
@@ -953,8 +915,8 @@
       </w:pPr>
       <w:r>
         <w:rPr>
+          <w:i/>
           <w:iCs/>
-          <w:i/>
         </w:rPr>
         <w:t xml:space="preserve">Previous EMA responses</w:t>
       </w:r>
@@ -1048,8 +1010,8 @@
       </w:r>
       <w:r>
         <w:rPr>
+          <w:i/>
           <w:iCs/>
-          <w:i/>
         </w:rPr>
         <w:t xml:space="preserve">validation</w:t>
       </w:r>
@@ -1064,8 +1026,8 @@
       </w:r>
       <w:r>
         <w:rPr>
+          <w:i/>
           <w:iCs/>
-          <w:i/>
         </w:rPr>
         <w:t xml:space="preserve">test</w:t>
       </w:r>
@@ -1143,7 +1105,7 @@
         <w:pStyle w:val="FirstParagraph"/>
       </w:pPr>
       <w:r>
-        <w:t xml:space="preserve">We aim for the responsible and transparent reporting of model performance and clinical utility. In these efforts, we report the median posterior probability and 95% Bayesian CI for auROC for each model separately for four demographic groups with potential disparities in access to substance use treatment. Specifically, we report model performance for dichotomized groups of race and ethnicity (non-Hispanic white vs. non-white)</w:t>
+        <w:t xml:space="preserve">We aim for the responsible and transparent reporting of model performance and clinical utility. In these efforts, we calculated the median posterior probability and 95% Bayesian CI for auROC for each model separately for three dichotomized demographic groups with potential disparities in access to substance use treatment - race and ethnicity (non-Hispanic white vs. non-white)</w:t>
       </w:r>
       <w:r>
         <w:t xml:space="preserve"> </w:t>
@@ -1161,7 +1123,7 @@
         <w:t xml:space="preserve">(Olfson et al. 2022)</w:t>
       </w:r>
       <w:r>
-        <w:t xml:space="preserve">, sex (male vs. female)</w:t>
+        <w:t xml:space="preserve">, and sex (male vs. female)</w:t>
       </w:r>
       <w:r>
         <w:t xml:space="preserve"> </w:t>
@@ -1170,15 +1132,6 @@
         <w:t xml:space="preserve">(Greenfield et al. 2007; Kilaru et al. 2020)</w:t>
       </w:r>
       <w:r>
-        <w:t xml:space="preserve">, and age (younger vs. older)</w:t>
-      </w:r>
-      <w:r>
-        <w:t xml:space="preserve"> </w:t>
-      </w:r>
-      <w:r>
-        <w:t xml:space="preserve">(Kilaru et al. 2020)</w:t>
-      </w:r>
-      <w:r>
         <w:t xml:space="preserve">.</w:t>
       </w:r>
     </w:p>
@@ -1188,6 +1141,9 @@
       </w:pPr>
       <w:r>
         <w:t xml:space="preserve">We also acknowledge that models that work for only a subset of people, if implemented, could widen existing treatment disparities. We conducted Bayesian group comparisons to assess the likelihood that the model performs differently by group. We report median differences in posterior probabilities and the 95% Bayesian CIs.</w:t>
+      </w:r>
+      <w:r>
+        <w:t xml:space="preserve"> </w:t>
       </w:r>
     </w:p>
     <w:bookmarkEnd w:id="35"/>
@@ -1223,7 +1179,7 @@
     <w:bookmarkEnd w:id="36"/>
     <w:bookmarkEnd w:id="37"/>
     <w:bookmarkEnd w:id="38"/>
-    <w:bookmarkStart w:id="57" w:name="results"/>
+    <w:bookmarkStart w:id="60" w:name="results"/>
     <w:p>
       <w:pPr>
         <w:pStyle w:val="Heading2"/>
@@ -1266,7 +1222,7 @@
         <w:pStyle w:val="BodyText"/>
       </w:pPr>
       <w:r>
-        <w:t xml:space="preserve">There were approximately equal numbers of men (N=77; 51.0%) and women (N=74; 49.0%) who ranged in age from 21 - 72 years old. The sample was majority White (N=131; 86.8%) and non-Hispanic (N=147; 97.4%). Participants self-reported a median of 9.0 DSM-5 symptoms of AUD (mean=8.9; SD=1.9; range=4.0-11.0) and a median of 4.0 previous quit attempts (mean=5.5; SD=5.8; range=0.0-30.0). Most participants (N=84; 55.6%) reported one or more lapses during participation. The median number of lapses per participant while on-study was 1.0 (mean=6.8; SD = 12.0; range=0.0-75.0).</w:t>
+        <w:t xml:space="preserve">There were approximately equal numbers of men (N=77; 51.0%) and women (N=74; 49.0%) who ranged in age from 21 - 72 years old. The sample was majority White (N=131; 86.8%) and non-Hispanic (N=147; 97.4%). Participants self-reported a median of 9.0 DSM-5 symptoms of AUD (mean=8.9; SD=1.9; range=4.0-11.0). Most participants (N=84; 55.6%) reported one or more lapses during participation. The median number of lapses per participant while on-study was 1.0 (mean=6.8; SD = 12.0; range=0.0-75.0).</w:t>
       </w:r>
       <w:r>
         <w:t xml:space="preserve"> </w:t>
@@ -1290,9 +1246,8 @@
       <w:tblPr>
         <w:tblStyle w:val="Table"/>
         <w:tblW w:type="pct" w:w="5000"/>
+        <w:tblLayout w:type="fixed"/>
         <w:tblLook w:firstRow="0" w:lastRow="0" w:firstColumn="0" w:lastColumn="0" w:noHBand="0" w:noVBand="0" w:val="0000"/>
-        <w:jc w:val="start"/>
-        <w:tblLayout w:type="fixed"/>
       </w:tblPr>
       <w:tblGrid>
         <w:gridCol w:w="7920"/>
@@ -1318,9 +1273,8 @@
             <w:tblPr>
               <w:tblStyle w:val="Table"/>
               <w:tblW w:type="pct" w:w="4894"/>
+              <w:tblLayout w:type="fixed"/>
               <w:tblLook w:firstRow="1" w:lastRow="0" w:firstColumn="0" w:lastColumn="0" w:noHBand="0" w:noVBand="0" w:val="0020"/>
-              <w:jc w:val="start"/>
-              <w:tblLayout w:type="fixed"/>
             </w:tblPr>
             <w:tblGrid>
               <w:gridCol w:w="3622"/>
@@ -1332,7 +1286,7 @@
             </w:tblGrid>
             <w:tr>
               <w:trPr>
-                <w:tblHeader w:val="true"/>
+                <w:tblHeader w:val="on"/>
               </w:trPr>
               <w:tc>
                 <w:tcPr/>
@@ -3564,9 +3518,8 @@
       <w:tblPr>
         <w:tblStyle w:val="Table"/>
         <w:tblW w:type="pct" w:w="4878"/>
+        <w:tblLayout w:type="fixed"/>
         <w:tblLook w:firstRow="1" w:lastRow="0" w:firstColumn="0" w:lastColumn="0" w:noHBand="0" w:noVBand="0" w:val="0020"/>
-        <w:jc w:val="start"/>
-        <w:tblLayout w:type="fixed"/>
       </w:tblPr>
       <w:tblGrid>
         <w:gridCol w:w="4636"/>
@@ -3578,7 +3531,7 @@
       </w:tblGrid>
       <w:tr>
         <w:trPr>
-          <w:tblHeader w:val="true"/>
+          <w:tblHeader w:val="on"/>
         </w:trPr>
         <w:tc>
           <w:tcPr/>
@@ -4262,64 +4215,12 @@
         <w:pStyle w:val="BodyText"/>
       </w:pPr>
       <w:r>
-        <w:rPr>
-          <w:vertAlign w:val="subscript"/>
-        </w:rPr>
-        <w:t xml:space="preserve">Source:</w:t>
-      </w:r>
-      <w:r>
-        <w:rPr>
-          <w:vertAlign w:val="subscript"/>
-        </w:rPr>
-        <w:t xml:space="preserve"> </w:t>
-      </w:r>
-      <w:hyperlink r:id="rId20">
-        <w:r>
-          <w:rPr>
-            <w:rStyle w:val="Hyperlink"/>
-            <w:vertAlign w:val="subscript"/>
-          </w:rPr>
-          <w:t xml:space="preserve">Article Notebook</w:t>
-        </w:r>
-      </w:hyperlink>
-    </w:p>
-    <w:p>
-      <w:pPr>
-        <w:pStyle w:val="BodyText"/>
-      </w:pPr>
-      <w:r>
-        <w:rPr>
-          <w:vertAlign w:val="subscript"/>
-        </w:rPr>
-        <w:t xml:space="preserve">Source:</w:t>
-      </w:r>
-      <w:r>
-        <w:rPr>
-          <w:vertAlign w:val="subscript"/>
-        </w:rPr>
-        <w:t xml:space="preserve"> </w:t>
-      </w:r>
-      <w:hyperlink r:id="rId20">
-        <w:r>
-          <w:rPr>
-            <w:rStyle w:val="Hyperlink"/>
-            <w:vertAlign w:val="subscript"/>
-          </w:rPr>
-          <w:t xml:space="preserve">Article Notebook</w:t>
-        </w:r>
-      </w:hyperlink>
-    </w:p>
-    <w:p>
-      <w:pPr>
-        <w:pStyle w:val="BodyText"/>
-      </w:pPr>
-      <w:r>
-        <w:t xml:space="preserve">Histograms of the full posterior probability distributions for auROC for each model are available in the supplement. The median auROCs from these posterior distributions were 0.893 (baseline), 0.887 (24 hour lag), 0.875 (72 hour lag), 0.871 (168 hour lag), and 0.850 (336 hour lag). These values represent our best estimates for the magnitude of the auROC parameter for each model. The 95% Bayesian CI for the auROCs for these models were relatively narrow and did not contain 0.5: baseline[0.876-0.908], 24 hour lag[0.869-0.902], 72 hour lag[0.856-0.892], 168 hour lag[0.852-0.889], 336 hour lag[0.828-0.870].</w:t>
-      </w:r>
-      <w:r>
-        <w:t xml:space="preserve"> </w:t>
-      </w:r>
-      <w:hyperlink w:anchor="fig-roc">
+        <w:t xml:space="preserve">Histograms of the full posterior probability distributions for auROC for each model are available in the supplement. The median auROCs from these posterior distributions were 0.894 (baseline), 0.887 (24 hour lag), 0.875 (72 hour lag), 0.872 (168 hour lag), and 0.850 (336 hour lag). These values represent our best estimates for the magnitude of the auROC parameter for each model. The 95% Bayesian CI for the auROCs for these models were relatively narrow and did not contain 0.5: baseline[0.877-0.908], 24 hour lag[0.869-0.902], 72 hour lag[0.856-0.892], 168 hour lag[0.852-0.888], 336 hour lag[0.828-0.870].</w:t>
+      </w:r>
+      <w:r>
+        <w:t xml:space="preserve"> </w:t>
+      </w:r>
+      <w:hyperlink w:anchor="fig-auroc">
         <w:r>
           <w:rPr>
             <w:rStyle w:val="Hyperlink"/>
@@ -4334,14 +4235,12 @@
         <w:t xml:space="preserve">displays these median auROCs and 95% Bayesian CIs by model.</w:t>
       </w:r>
     </w:p>
-    <w:bookmarkStart w:id="48" w:name="cell-fig-roc"/>
     <w:tbl>
       <w:tblPr>
         <w:tblStyle w:val="Table"/>
         <w:tblW w:type="pct" w:w="5000"/>
+        <w:tblLayout w:type="fixed"/>
         <w:tblLook w:firstRow="0" w:lastRow="0" w:firstColumn="0" w:lastColumn="0" w:noHBand="0" w:noVBand="0" w:val="0000"/>
-        <w:jc w:val="start"/>
-        <w:tblLayout w:type="fixed"/>
       </w:tblPr>
       <w:tblGrid>
         <w:gridCol w:w="7920"/>
@@ -4349,7 +4248,7 @@
       <w:tr>
         <w:tc>
           <w:tcPr/>
-          <w:bookmarkStart w:id="47" w:name="fig-roc"/>
+          <w:bookmarkStart w:id="47" w:name="fig-auroc"/>
           <w:p>
             <w:pPr>
               <w:pStyle w:val="Compact"/>
@@ -4358,14 +4257,14 @@
             <w:r>
               <w:drawing>
                 <wp:inline>
-                  <wp:extent cx="4620126" cy="3696101"/>
+                  <wp:extent cx="5334000" cy="3809999"/>
                   <wp:effectExtent b="0" l="0" r="0" t="0"/>
                   <wp:docPr descr="" title="" id="45" name="Picture"/>
                   <a:graphic>
                     <a:graphicData uri="http://schemas.openxmlformats.org/drawingml/2006/picture">
                       <pic:pic>
                         <pic:nvPicPr>
-                          <pic:cNvPr descr="index_files/figure-docx/fig-roc-1.png" id="46" name="Picture"/>
+                          <pic:cNvPr descr="index_files/figure-docx/notebooks-mak_figs-fig-auroc-output-1.png" id="46" name="Picture"/>
                           <pic:cNvPicPr>
                             <a:picLocks noChangeArrowheads="1" noChangeAspect="1"/>
                           </pic:cNvPicPr>
@@ -4379,7 +4278,7 @@
                         <pic:spPr bwMode="auto">
                           <a:xfrm>
                             <a:off x="0" y="0"/>
-                            <a:ext cx="4620126" cy="3696101"/>
+                            <a:ext cx="5334000" cy="3809999"/>
                           </a:xfrm>
                           <a:prstGeom prst="rect">
                             <a:avLst/>
@@ -4408,7 +4307,7 @@
               <w:pStyle w:val="ImageCaption"/>
             </w:pPr>
             <w:r>
-              <w:t xml:space="preserve">Figure 1: Posterior Probabilities for auROC by Model</w:t>
+              <w:t xml:space="preserve">Figure 1: Posterior probability for auROC and Bayesian credible intervals by model</w:t>
             </w:r>
           </w:p>
           <w:bookmarkEnd w:id="47"/>
@@ -4431,17 +4330,16 @@
         </w:rPr>
         <w:t xml:space="preserve"> </w:t>
       </w:r>
-      <w:hyperlink r:id="rId20">
+      <w:hyperlink r:id="rId48">
         <w:r>
           <w:rPr>
             <w:rStyle w:val="Hyperlink"/>
             <w:vertAlign w:val="subscript"/>
           </w:rPr>
-          <w:t xml:space="preserve">Article Notebook</w:t>
+          <w:t xml:space="preserve">Make Figures</w:t>
         </w:r>
       </w:hyperlink>
     </w:p>
-    <w:bookmarkEnd w:id="48"/>
     <w:bookmarkEnd w:id="49"/>
     <w:bookmarkStart w:id="52" w:name="model-comparisons-1"/>
     <w:p>
@@ -4466,33 +4364,7 @@
         <w:pStyle w:val="FirstParagraph"/>
       </w:pPr>
       <w:r>
-        <w:rPr>
-          <w:vertAlign w:val="subscript"/>
-        </w:rPr>
-        <w:t xml:space="preserve">Source:</w:t>
-      </w:r>
-      <w:r>
-        <w:rPr>
-          <w:vertAlign w:val="subscript"/>
-        </w:rPr>
-        <w:t xml:space="preserve"> </w:t>
-      </w:r>
-      <w:hyperlink r:id="rId20">
-        <w:r>
-          <w:rPr>
-            <w:rStyle w:val="Hyperlink"/>
-            <w:vertAlign w:val="subscript"/>
-          </w:rPr>
-          <w:t xml:space="preserve">Article Notebook</w:t>
-        </w:r>
-      </w:hyperlink>
-    </w:p>
-    <w:p>
-      <w:pPr>
-        <w:pStyle w:val="BodyText"/>
-      </w:pPr>
-      <w:r>
-        <w:t xml:space="preserve">The median decrease in auROC for the baseline vs. 24 hour lag model was 0.007 (95% CI=[0.001-0.012]), yielding a significant probability of 0.977 that the lagged model had worse performance. The median decrease in auROC for the baseline vs. 72 hour model was 0.018 (95% CI=[0.013-0.025]), yielding a significant probability of 1.000 that the lagged model had worse performance. The median increase in auROC for the baseline vs. 168 hour lag model was 0.022 (95% CI=[0.016-0.028]), yielding a significant probability of 1.000 that the lagged model had worse performance. The median increase in auROC for the baseline vs. 336 hour lag model was 0.043 (95% CI=[0.036-0.051]), yielding a significant probability of 1.000 that the lagged model had worse performance.</w:t>
+        <w:t xml:space="preserve">The median decrease in auROC for the baseline vs. 24 hour lag model was 0.007 (95% CI=[0.001-0.012]), yielding a significant probability of 0.977 that the lagged model had worse performance. The median decrease in auROC for the baseline vs. 72 hour model was 0.018 (95% CI=[0.012-0.024]), yielding a significant probability of 1.000 that the lagged model had worse performance. The median increase in auROC for the baseline vs. 168 hour lag model was 0.022 (95% CI=[0.016-0.028]), yielding a significant probability of 1.000 that the lagged model had worse performance. The median increase in auROC for the baseline vs. 336 hour lag model was 0.043 (95% CI=[0.036-0.051]), yielding a significant probability of 1.000 that the lagged model had worse performance.</w:t>
       </w:r>
     </w:p>
     <w:bookmarkEnd w:id="50"/>
@@ -4510,38 +4382,12 @@
         <w:pStyle w:val="FirstParagraph"/>
       </w:pPr>
       <w:r>
-        <w:rPr>
-          <w:vertAlign w:val="subscript"/>
-        </w:rPr>
-        <w:t xml:space="preserve">Source:</w:t>
-      </w:r>
-      <w:r>
-        <w:rPr>
-          <w:vertAlign w:val="subscript"/>
-        </w:rPr>
-        <w:t xml:space="preserve"> </w:t>
-      </w:r>
-      <w:hyperlink r:id="rId20">
-        <w:r>
-          <w:rPr>
-            <w:rStyle w:val="Hyperlink"/>
-            <w:vertAlign w:val="subscript"/>
-          </w:rPr>
-          <w:t xml:space="preserve">Article Notebook</w:t>
-        </w:r>
-      </w:hyperlink>
-    </w:p>
-    <w:p>
-      <w:pPr>
-        <w:pStyle w:val="BodyText"/>
-      </w:pPr>
-      <w:r>
-        <w:t xml:space="preserve">The median decrease in auROC for the 24 hour vs. 72 hour lag model was 0.012 (95% CI=[0.006-0.018]), yielding a significant probability of 0.999 that the 72 hour lag model had worse performance than the 24 hour lag model. The median decrease in auROC for the 72 hour vs. 168 hour lag model was 0.003 (95% CI=[-0.002-0.010]), yielding a non-significant probability of 0.836 that the 168 hour lag model had worse performance than the 72 hour lag model. The median decrease in auROC for the 168 hour vs. 336 hour lag model was 0.021 (95% CI=[0.014-0.028]), yielding a significant probability of 1.000 that the 336 hour lag model had worse performance than the 168 hour lag model.</w:t>
+        <w:t xml:space="preserve">The median decrease in auROC for the 24 hour vs. 72 hour lag model was 0.012 (95% CI=[0.006-0.018]), yielding a significant probability of 1.000 that the 72 hour lag model had worse performance than the 24 hour lag model. The median decrease in auROC for the 72 hour vs. 168 hour lag model was 0.004 (95% CI=[-0.002-0.010]), yielding a non-significant probability of 0.840 that the 168 hour lag model had worse performance than the 72 hour lag model. The median decrease in auROC for the 168 hour vs. 336 hour lag model was 0.021 (95% CI=[0.014-0.028]), yielding a significant probability of 1.000 that the 336 hour lag model had worse performance than the 168 hour lag model.</w:t>
       </w:r>
     </w:p>
     <w:bookmarkEnd w:id="51"/>
     <w:bookmarkEnd w:id="52"/>
-    <w:bookmarkStart w:id="55" w:name="fairness-benchmarks-1"/>
+    <w:bookmarkStart w:id="58" w:name="fairness-benchmarks-1"/>
     <w:p>
       <w:pPr>
         <w:pStyle w:val="Heading3"/>
@@ -4554,47 +4400,27 @@
       <w:pPr>
         <w:pStyle w:val="FirstParagraph"/>
       </w:pPr>
-      <w:hyperlink w:anchor="tbl-fairness">
+      <w:hyperlink w:anchor="fig-fairness">
         <w:r>
           <w:rPr>
             <w:rStyle w:val="Hyperlink"/>
           </w:rPr>
-          <w:t xml:space="preserve">Table 2</w:t>
+          <w:t xml:space="preserve">Figure 2</w:t>
         </w:r>
       </w:hyperlink>
       <w:r>
         <w:t xml:space="preserve"> </w:t>
       </w:r>
       <w:r>
-        <w:t xml:space="preserve">shows the performance of each model by demographic group. All group comparisons for race, sex, and income were significant across models. On average there was a median increase in auROC for white participants compared to participants who were not white was 0.235 (95% CI=[0.104-0.385]). On average there was a median increase in auROC for male participants compared to female participants was 0.090 (95% CI=[0.030-0.177]). On average there was a median increase in auROC for participants above the federal poverty line compared to participants below the federal poverty line was 0.171 (95% CI=[0.072-0.316]).</w:t>
-      </w:r>
-      <w:r>
-        <w:t xml:space="preserve"> </w:t>
-      </w:r>
-    </w:p>
-    <w:p>
-      <w:pPr>
-        <w:pStyle w:val="BodyText"/>
-      </w:pPr>
-      <w:r>
-        <w:t xml:space="preserve">Notably, the Bayesian CIs were wide and included chance performance as lag increased (i.e., 72 hours, 168 hours, and 336 hours) for individuals who were not white and with an income below the federal poverty line.</w:t>
-      </w:r>
-    </w:p>
-    <w:p>
-      <w:pPr>
-        <w:pStyle w:val="BodyText"/>
-      </w:pPr>
-      <w:r>
-        <w:t xml:space="preserve">Comparisons were inconsistent across models for age. For the baseline (no lag), 72 hour lag, and 168 hour lag models there were no significant differences in performance. In the 24 hour lag model, there was a significant increase in performance for younger adults. However, in the 336 hour lag model, there was a significant increase in performance for older adults.</w:t>
+        <w:t xml:space="preserve">shows the difference in performance of each model by demographic group. All group comparisons for race, sex, and income were significant (probability &gt; .95) across models. On average there was a median increase in auROC for white participants compared to participants who were not white of 0.159. On average there was a median increase in auROC for male participants compared to female participants of 0.080. On average there was a median increase in auROC for participants above the federal poverty line compared to participants below the federal poverty line of 0.092.</w:t>
       </w:r>
     </w:p>
     <w:tbl>
       <w:tblPr>
         <w:tblStyle w:val="Table"/>
         <w:tblW w:type="pct" w:w="5000"/>
+        <w:tblLayout w:type="fixed"/>
         <w:tblLook w:firstRow="0" w:lastRow="0" w:firstColumn="0" w:lastColumn="0" w:noHBand="0" w:noVBand="0" w:val="0000"/>
-        <w:jc w:val="start"/>
-        <w:tblLayout w:type="fixed"/>
       </w:tblPr>
       <w:tblGrid>
         <w:gridCol w:w="7920"/>
@@ -4602,7 +4428,55 @@
       <w:tr>
         <w:tc>
           <w:tcPr/>
-          <w:bookmarkStart w:id="53" w:name="tbl-fairness"/>
+          <w:bookmarkStart w:id="56" w:name="fig-fairness"/>
+          <w:p>
+            <w:pPr>
+              <w:pStyle w:val="Compact"/>
+              <w:jc w:val="center"/>
+            </w:pPr>
+            <w:r>
+              <w:drawing>
+                <wp:inline>
+                  <wp:extent cx="5334000" cy="3809999"/>
+                  <wp:effectExtent b="0" l="0" r="0" t="0"/>
+                  <wp:docPr descr="" title="" id="54" name="Picture"/>
+                  <a:graphic>
+                    <a:graphicData uri="http://schemas.openxmlformats.org/drawingml/2006/picture">
+                      <pic:pic>
+                        <pic:nvPicPr>
+                          <pic:cNvPr descr="index_files/figure-docx/notebooks-mak_figs-fig-fairness-output-1.png" id="55" name="Picture"/>
+                          <pic:cNvPicPr>
+                            <a:picLocks noChangeArrowheads="1" noChangeAspect="1"/>
+                          </pic:cNvPicPr>
+                        </pic:nvPicPr>
+                        <pic:blipFill>
+                          <a:blip r:embed="rId53"/>
+                          <a:stretch>
+                            <a:fillRect/>
+                          </a:stretch>
+                        </pic:blipFill>
+                        <pic:spPr bwMode="auto">
+                          <a:xfrm>
+                            <a:off x="0" y="0"/>
+                            <a:ext cx="5334000" cy="3809999"/>
+                          </a:xfrm>
+                          <a:prstGeom prst="rect">
+                            <a:avLst/>
+                          </a:prstGeom>
+                          <a:noFill/>
+                          <a:ln w="9525">
+                            <a:noFill/>
+                            <a:headEnd/>
+                            <a:tailEnd/>
+                          </a:ln>
+                        </pic:spPr>
+                      </pic:pic>
+                    </a:graphicData>
+                  </a:graphic>
+                </wp:inline>
+              </w:drawing>
+            </w:r>
+          </w:p>
           <w:p>
             <w:pPr>
               <w:jc w:val="center"/>
@@ -4613,1866 +4487,10 @@
               <w:pStyle w:val="ImageCaption"/>
             </w:pPr>
             <w:r>
-              <w:t xml:space="preserve">Table 2: Model Performance by Demographic Group</w:t>
+              <w:t xml:space="preserve">Figure 2: Difference in auROCs by demographic group</w:t>
             </w:r>
           </w:p>
-          <w:tbl>
-            <w:tblPr>
-              <w:tblStyle w:val="Table"/>
-              <w:tblW w:type="pct" w:w="4925"/>
-              <w:tblLook w:firstRow="1" w:lastRow="0" w:firstColumn="0" w:lastColumn="0" w:noHBand="0" w:noVBand="0" w:val="0020"/>
-              <w:jc w:val="start"/>
-              <w:tblLayout w:type="fixed"/>
-            </w:tblPr>
-            <w:tblGrid>
-              <w:gridCol w:w="1004"/>
-              <w:gridCol w:w="531"/>
-              <w:gridCol w:w="827"/>
-              <w:gridCol w:w="531"/>
-              <w:gridCol w:w="827"/>
-              <w:gridCol w:w="531"/>
-              <w:gridCol w:w="827"/>
-              <w:gridCol w:w="531"/>
-              <w:gridCol w:w="827"/>
-              <w:gridCol w:w="531"/>
-              <w:gridCol w:w="827"/>
-            </w:tblGrid>
-            <w:tr>
-              <w:trPr>
-                <w:tblHeader w:val="true"/>
-              </w:trPr>
-              <w:tc>
-                <w:tcPr/>
-                <w:p>
-                  <w:pPr>
-                    <w:pStyle w:val="Compact"/>
-                  </w:pPr>
-                </w:p>
-              </w:tc>
-              <w:tc>
-                <w:tcPr/>
-                <w:p>
-                  <w:pPr>
-                    <w:pStyle w:val="Compact"/>
-                    <w:jc w:val="left"/>
-                    <w:jc w:val="center"/>
-                  </w:pPr>
-                  <w:r>
-                    <w:t xml:space="preserve">0 Lag</w:t>
-                  </w:r>
-                </w:p>
-              </w:tc>
-              <w:tc>
-                <w:tcPr/>
-                <w:p>
-                  <w:pPr>
-                    <w:pStyle w:val="Compact"/>
-                  </w:pPr>
-                </w:p>
-              </w:tc>
-              <w:tc>
-                <w:tcPr/>
-                <w:p>
-                  <w:pPr>
-                    <w:pStyle w:val="Compact"/>
-                    <w:jc w:val="left"/>
-                    <w:jc w:val="center"/>
-                  </w:pPr>
-                  <w:r>
-                    <w:t xml:space="preserve">24 Lag</w:t>
-                  </w:r>
-                </w:p>
-              </w:tc>
-              <w:tc>
-                <w:tcPr/>
-                <w:p>
-                  <w:pPr>
-                    <w:pStyle w:val="Compact"/>
-                  </w:pPr>
-                </w:p>
-              </w:tc>
-              <w:tc>
-                <w:tcPr/>
-                <w:p>
-                  <w:pPr>
-                    <w:pStyle w:val="Compact"/>
-                    <w:jc w:val="left"/>
-                    <w:jc w:val="center"/>
-                  </w:pPr>
-                  <w:r>
-                    <w:t xml:space="preserve">72 Lag</w:t>
-                  </w:r>
-                </w:p>
-              </w:tc>
-              <w:tc>
-                <w:tcPr/>
-                <w:p>
-                  <w:pPr>
-                    <w:pStyle w:val="Compact"/>
-                  </w:pPr>
-                </w:p>
-              </w:tc>
-              <w:tc>
-                <w:tcPr/>
-                <w:p>
-                  <w:pPr>
-                    <w:pStyle w:val="Compact"/>
-                    <w:jc w:val="left"/>
-                    <w:jc w:val="center"/>
-                  </w:pPr>
-                  <w:r>
-                    <w:t xml:space="preserve">168 Lag</w:t>
-                  </w:r>
-                </w:p>
-              </w:tc>
-              <w:tc>
-                <w:tcPr/>
-                <w:p>
-                  <w:pPr>
-                    <w:pStyle w:val="Compact"/>
-                  </w:pPr>
-                </w:p>
-              </w:tc>
-              <w:tc>
-                <w:tcPr/>
-                <w:p>
-                  <w:pPr>
-                    <w:pStyle w:val="Compact"/>
-                    <w:jc w:val="left"/>
-                    <w:jc w:val="center"/>
-                  </w:pPr>
-                  <w:r>
-                    <w:t xml:space="preserve">336 Lag</w:t>
-                  </w:r>
-                </w:p>
-              </w:tc>
-              <w:tc>
-                <w:tcPr/>
-                <w:p>
-                  <w:pPr>
-                    <w:pStyle w:val="Compact"/>
-                  </w:pPr>
-                </w:p>
-              </w:tc>
-            </w:tr>
-            <w:tr>
-              <w:tc>
-                <w:tcPr/>
-                <w:p>
-                  <w:pPr>
-                    <w:pStyle w:val="Compact"/>
-                    <w:jc w:val="left"/>
-                    <w:jc w:val="center"/>
-                  </w:pPr>
-                  <w:r>
-                    <w:t xml:space="preserve">Group</w:t>
-                  </w:r>
-                </w:p>
-              </w:tc>
-              <w:tc>
-                <w:tcPr/>
-                <w:p>
-                  <w:pPr>
-                    <w:pStyle w:val="Compact"/>
-                    <w:jc w:val="left"/>
-                    <w:jc w:val="center"/>
-                  </w:pPr>
-                  <w:r>
-                    <w:t xml:space="preserve">Median</w:t>
-                  </w:r>
-                  <w:r>
-                    <w:t xml:space="preserve"> </w:t>
-                  </w:r>
-                  <w:r>
-                    <w:t xml:space="preserve">auROC</w:t>
-                  </w:r>
-                </w:p>
-              </w:tc>
-              <w:tc>
-                <w:tcPr/>
-                <w:p>
-                  <w:pPr>
-                    <w:pStyle w:val="Compact"/>
-                    <w:jc w:val="left"/>
-                    <w:jc w:val="center"/>
-                  </w:pPr>
-                  <w:r>
-                    <w:t xml:space="preserve">Bayesian CI</w:t>
-                  </w:r>
-                </w:p>
-              </w:tc>
-              <w:tc>
-                <w:tcPr/>
-                <w:p>
-                  <w:pPr>
-                    <w:pStyle w:val="Compact"/>
-                    <w:jc w:val="left"/>
-                    <w:jc w:val="center"/>
-                  </w:pPr>
-                  <w:r>
-                    <w:t xml:space="preserve">Median</w:t>
-                  </w:r>
-                  <w:r>
-                    <w:t xml:space="preserve"> </w:t>
-                  </w:r>
-                  <w:r>
-                    <w:t xml:space="preserve">auROC</w:t>
-                  </w:r>
-                </w:p>
-              </w:tc>
-              <w:tc>
-                <w:tcPr/>
-                <w:p>
-                  <w:pPr>
-                    <w:pStyle w:val="Compact"/>
-                    <w:jc w:val="left"/>
-                    <w:jc w:val="center"/>
-                  </w:pPr>
-                  <w:r>
-                    <w:t xml:space="preserve">Bayesian CI</w:t>
-                  </w:r>
-                </w:p>
-              </w:tc>
-              <w:tc>
-                <w:tcPr/>
-                <w:p>
-                  <w:pPr>
-                    <w:pStyle w:val="Compact"/>
-                    <w:jc w:val="left"/>
-                    <w:jc w:val="center"/>
-                  </w:pPr>
-                  <w:r>
-                    <w:t xml:space="preserve">Median</w:t>
-                  </w:r>
-                  <w:r>
-                    <w:t xml:space="preserve"> </w:t>
-                  </w:r>
-                  <w:r>
-                    <w:t xml:space="preserve">auROC</w:t>
-                  </w:r>
-                </w:p>
-              </w:tc>
-              <w:tc>
-                <w:tcPr/>
-                <w:p>
-                  <w:pPr>
-                    <w:pStyle w:val="Compact"/>
-                    <w:jc w:val="left"/>
-                    <w:jc w:val="center"/>
-                  </w:pPr>
-                  <w:r>
-                    <w:t xml:space="preserve">Bayesian CI</w:t>
-                  </w:r>
-                </w:p>
-              </w:tc>
-              <w:tc>
-                <w:tcPr/>
-                <w:p>
-                  <w:pPr>
-                    <w:pStyle w:val="Compact"/>
-                    <w:jc w:val="left"/>
-                    <w:jc w:val="center"/>
-                  </w:pPr>
-                  <w:r>
-                    <w:t xml:space="preserve">Median</w:t>
-                  </w:r>
-                  <w:r>
-                    <w:t xml:space="preserve"> </w:t>
-                  </w:r>
-                  <w:r>
-                    <w:t xml:space="preserve">auROC</w:t>
-                  </w:r>
-                </w:p>
-              </w:tc>
-              <w:tc>
-                <w:tcPr/>
-                <w:p>
-                  <w:pPr>
-                    <w:pStyle w:val="Compact"/>
-                    <w:jc w:val="left"/>
-                    <w:jc w:val="center"/>
-                  </w:pPr>
-                  <w:r>
-                    <w:t xml:space="preserve">Bayesian CI</w:t>
-                  </w:r>
-                </w:p>
-              </w:tc>
-              <w:tc>
-                <w:tcPr/>
-                <w:p>
-                  <w:pPr>
-                    <w:pStyle w:val="Compact"/>
-                    <w:jc w:val="left"/>
-                    <w:jc w:val="center"/>
-                  </w:pPr>
-                  <w:r>
-                    <w:t xml:space="preserve">Median</w:t>
-                  </w:r>
-                  <w:r>
-                    <w:t xml:space="preserve"> </w:t>
-                  </w:r>
-                  <w:r>
-                    <w:t xml:space="preserve">auROC</w:t>
-                  </w:r>
-                </w:p>
-              </w:tc>
-              <w:tc>
-                <w:tcPr/>
-                <w:p>
-                  <w:pPr>
-                    <w:pStyle w:val="Compact"/>
-                    <w:jc w:val="left"/>
-                    <w:jc w:val="center"/>
-                  </w:pPr>
-                  <w:r>
-                    <w:t xml:space="preserve">Bayesian CI</w:t>
-                  </w:r>
-                </w:p>
-              </w:tc>
-            </w:tr>
-            <w:tr>
-              <w:tc>
-                <w:tcPr/>
-                <w:p>
-                  <w:pPr>
-                    <w:pStyle w:val="Compact"/>
-                    <w:jc w:val="left"/>
-                    <w:jc w:val="center"/>
-                  </w:pPr>
-                  <w:r>
-                    <w:t xml:space="preserve">Race/Ethnicity</w:t>
-                  </w:r>
-                </w:p>
-              </w:tc>
-              <w:tc>
-                <w:tcPr/>
-                <w:p>
-                  <w:pPr>
-                    <w:pStyle w:val="Compact"/>
-                  </w:pPr>
-                </w:p>
-              </w:tc>
-              <w:tc>
-                <w:tcPr/>
-                <w:p>
-                  <w:pPr>
-                    <w:pStyle w:val="Compact"/>
-                  </w:pPr>
-                </w:p>
-              </w:tc>
-              <w:tc>
-                <w:tcPr/>
-                <w:p>
-                  <w:pPr>
-                    <w:pStyle w:val="Compact"/>
-                  </w:pPr>
-                </w:p>
-              </w:tc>
-              <w:tc>
-                <w:tcPr/>
-                <w:p>
-                  <w:pPr>
-                    <w:pStyle w:val="Compact"/>
-                  </w:pPr>
-                </w:p>
-              </w:tc>
-              <w:tc>
-                <w:tcPr/>
-                <w:p>
-                  <w:pPr>
-                    <w:pStyle w:val="Compact"/>
-                  </w:pPr>
-                </w:p>
-              </w:tc>
-              <w:tc>
-                <w:tcPr/>
-                <w:p>
-                  <w:pPr>
-                    <w:pStyle w:val="Compact"/>
-                  </w:pPr>
-                </w:p>
-              </w:tc>
-              <w:tc>
-                <w:tcPr/>
-                <w:p>
-                  <w:pPr>
-                    <w:pStyle w:val="Compact"/>
-                  </w:pPr>
-                </w:p>
-              </w:tc>
-              <w:tc>
-                <w:tcPr/>
-                <w:p>
-                  <w:pPr>
-                    <w:pStyle w:val="Compact"/>
-                  </w:pPr>
-                </w:p>
-              </w:tc>
-              <w:tc>
-                <w:tcPr/>
-                <w:p>
-                  <w:pPr>
-                    <w:pStyle w:val="Compact"/>
-                  </w:pPr>
-                </w:p>
-              </w:tc>
-              <w:tc>
-                <w:tcPr/>
-                <w:p>
-                  <w:pPr>
-                    <w:pStyle w:val="Compact"/>
-                  </w:pPr>
-                </w:p>
-              </w:tc>
-            </w:tr>
-            <w:tr>
-              <w:tc>
-                <w:tcPr/>
-                <w:p>
-                  <w:pPr>
-                    <w:pStyle w:val="Compact"/>
-                    <w:jc w:val="left"/>
-                    <w:jc w:val="center"/>
-                  </w:pPr>
-                  <w:r>
-                    <w:t xml:space="preserve">not white</w:t>
-                  </w:r>
-                </w:p>
-              </w:tc>
-              <w:tc>
-                <w:tcPr/>
-                <w:p>
-                  <w:pPr>
-                    <w:pStyle w:val="Compact"/>
-                    <w:jc w:val="left"/>
-                    <w:jc w:val="center"/>
-                  </w:pPr>
-                  <w:r>
-                    <w:t xml:space="preserve">0.736</w:t>
-                  </w:r>
-                </w:p>
-              </w:tc>
-              <w:tc>
-                <w:tcPr/>
-                <w:p>
-                  <w:pPr>
-                    <w:pStyle w:val="Compact"/>
-                    <w:jc w:val="left"/>
-                    <w:jc w:val="center"/>
-                  </w:pPr>
-                  <w:r>
-                    <w:t xml:space="preserve">0.635-0.815</w:t>
-                  </w:r>
-                </w:p>
-              </w:tc>
-              <w:tc>
-                <w:tcPr/>
-                <w:p>
-                  <w:pPr>
-                    <w:pStyle w:val="Compact"/>
-                    <w:jc w:val="left"/>
-                    <w:jc w:val="center"/>
-                  </w:pPr>
-                  <w:r>
-                    <w:t xml:space="preserve">0.696</w:t>
-                  </w:r>
-                </w:p>
-              </w:tc>
-              <w:tc>
-                <w:tcPr/>
-                <w:p>
-                  <w:pPr>
-                    <w:pStyle w:val="Compact"/>
-                    <w:jc w:val="left"/>
-                    <w:jc w:val="center"/>
-                  </w:pPr>
-                  <w:r>
-                    <w:t xml:space="preserve">0.608-0.773</w:t>
-                  </w:r>
-                </w:p>
-              </w:tc>
-              <w:tc>
-                <w:tcPr/>
-                <w:p>
-                  <w:pPr>
-                    <w:pStyle w:val="Compact"/>
-                    <w:jc w:val="left"/>
-                    <w:jc w:val="center"/>
-                  </w:pPr>
-                  <w:r>
-                    <w:t xml:space="preserve">0.645</w:t>
-                  </w:r>
-                </w:p>
-              </w:tc>
-              <w:tc>
-                <w:tcPr/>
-                <w:p>
-                  <w:pPr>
-                    <w:pStyle w:val="Compact"/>
-                    <w:jc w:val="left"/>
-                    <w:jc w:val="center"/>
-                  </w:pPr>
-                  <w:r>
-                    <w:t xml:space="preserve">0.469-0.79</w:t>
-                  </w:r>
-                </w:p>
-              </w:tc>
-              <w:tc>
-                <w:tcPr/>
-                <w:p>
-                  <w:pPr>
-                    <w:pStyle w:val="Compact"/>
-                    <w:jc w:val="left"/>
-                    <w:jc w:val="center"/>
-                  </w:pPr>
-                  <w:r>
-                    <w:t xml:space="preserve">0.635</w:t>
-                  </w:r>
-                </w:p>
-              </w:tc>
-              <w:tc>
-                <w:tcPr/>
-                <w:p>
-                  <w:pPr>
-                    <w:pStyle w:val="Compact"/>
-                    <w:jc w:val="left"/>
-                    <w:jc w:val="center"/>
-                  </w:pPr>
-                  <w:r>
-                    <w:t xml:space="preserve">0.467-0.784</w:t>
-                  </w:r>
-                </w:p>
-              </w:tc>
-              <w:tc>
-                <w:tcPr/>
-                <w:p>
-                  <w:pPr>
-                    <w:pStyle w:val="Compact"/>
-                    <w:jc w:val="left"/>
-                    <w:jc w:val="center"/>
-                  </w:pPr>
-                  <w:r>
-                    <w:t xml:space="preserve">0.589</w:t>
-                  </w:r>
-                </w:p>
-              </w:tc>
-              <w:tc>
-                <w:tcPr/>
-                <w:p>
-                  <w:pPr>
-                    <w:pStyle w:val="Compact"/>
-                    <w:jc w:val="left"/>
-                    <w:jc w:val="center"/>
-                  </w:pPr>
-                  <w:r>
-                    <w:t xml:space="preserve">0.367-0.783</w:t>
-                  </w:r>
-                </w:p>
-              </w:tc>
-            </w:tr>
-            <w:tr>
-              <w:tc>
-                <w:tcPr/>
-                <w:p>
-                  <w:pPr>
-                    <w:pStyle w:val="Compact"/>
-                    <w:jc w:val="left"/>
-                    <w:jc w:val="center"/>
-                  </w:pPr>
-                  <w:r>
-                    <w:t xml:space="preserve">white</w:t>
-                  </w:r>
-                </w:p>
-              </w:tc>
-              <w:tc>
-                <w:tcPr/>
-                <w:p>
-                  <w:pPr>
-                    <w:pStyle w:val="Compact"/>
-                    <w:jc w:val="left"/>
-                    <w:jc w:val="center"/>
-                  </w:pPr>
-                  <w:r>
-                    <w:t xml:space="preserve">0.901</w:t>
-                  </w:r>
-                </w:p>
-              </w:tc>
-              <w:tc>
-                <w:tcPr/>
-                <w:p>
-                  <w:pPr>
-                    <w:pStyle w:val="Compact"/>
-                    <w:jc w:val="left"/>
-                    <w:jc w:val="center"/>
-                  </w:pPr>
-                  <w:r>
-                    <w:t xml:space="preserve">0.857-0.931</w:t>
-                  </w:r>
-                </w:p>
-              </w:tc>
-              <w:tc>
-                <w:tcPr/>
-                <w:p>
-                  <w:pPr>
-                    <w:pStyle w:val="Compact"/>
-                    <w:jc w:val="left"/>
-                    <w:jc w:val="center"/>
-                  </w:pPr>
-                  <w:r>
-                    <w:t xml:space="preserve">0.894</w:t>
-                  </w:r>
-                </w:p>
-              </w:tc>
-              <w:tc>
-                <w:tcPr/>
-                <w:p>
-                  <w:pPr>
-                    <w:pStyle w:val="Compact"/>
-                    <w:jc w:val="left"/>
-                    <w:jc w:val="center"/>
-                  </w:pPr>
-                  <w:r>
-                    <w:t xml:space="preserve">0.855-0.922</w:t>
-                  </w:r>
-                </w:p>
-              </w:tc>
-              <w:tc>
-                <w:tcPr/>
-                <w:p>
-                  <w:pPr>
-                    <w:pStyle w:val="Compact"/>
-                    <w:jc w:val="left"/>
-                    <w:jc w:val="center"/>
-                  </w:pPr>
-                  <w:r>
-                    <w:t xml:space="preserve">0.884</w:t>
-                  </w:r>
-                </w:p>
-              </w:tc>
-              <w:tc>
-                <w:tcPr/>
-                <w:p>
-                  <w:pPr>
-                    <w:pStyle w:val="Compact"/>
-                    <w:jc w:val="left"/>
-                    <w:jc w:val="center"/>
-                  </w:pPr>
-                  <w:r>
-                    <w:t xml:space="preserve">0.808-0.932</w:t>
-                  </w:r>
-                </w:p>
-              </w:tc>
-              <w:tc>
-                <w:tcPr/>
-                <w:p>
-                  <w:pPr>
-                    <w:pStyle w:val="Compact"/>
-                    <w:jc w:val="left"/>
-                    <w:jc w:val="center"/>
-                  </w:pPr>
-                  <w:r>
-                    <w:t xml:space="preserve">0.876</w:t>
-                  </w:r>
-                </w:p>
-              </w:tc>
-              <w:tc>
-                <w:tcPr/>
-                <w:p>
-                  <w:pPr>
-                    <w:pStyle w:val="Compact"/>
-                    <w:jc w:val="left"/>
-                    <w:jc w:val="center"/>
-                  </w:pPr>
-                  <w:r>
-                    <w:t xml:space="preserve">0.795-0.927</w:t>
-                  </w:r>
-                </w:p>
-              </w:tc>
-              <w:tc>
-                <w:tcPr/>
-                <w:p>
-                  <w:pPr>
-                    <w:pStyle w:val="Compact"/>
-                    <w:jc w:val="left"/>
-                    <w:jc w:val="center"/>
-                  </w:pPr>
-                  <w:r>
-                    <w:t xml:space="preserve">0.854</w:t>
-                  </w:r>
-                </w:p>
-              </w:tc>
-              <w:tc>
-                <w:tcPr/>
-                <w:p>
-                  <w:pPr>
-                    <w:pStyle w:val="Compact"/>
-                    <w:jc w:val="left"/>
-                    <w:jc w:val="center"/>
-                  </w:pPr>
-                  <w:r>
-                    <w:t xml:space="preserve">0.734-0.927</w:t>
-                  </w:r>
-                </w:p>
-              </w:tc>
-            </w:tr>
-            <w:tr>
-              <w:tc>
-                <w:tcPr/>
-                <w:p>
-                  <w:pPr>
-                    <w:pStyle w:val="Compact"/>
-                    <w:jc w:val="left"/>
-                    <w:jc w:val="center"/>
-                  </w:pPr>
-                  <w:r>
-                    <w:t xml:space="preserve">Sex</w:t>
-                  </w:r>
-                </w:p>
-              </w:tc>
-              <w:tc>
-                <w:tcPr/>
-                <w:p>
-                  <w:pPr>
-                    <w:pStyle w:val="Compact"/>
-                  </w:pPr>
-                </w:p>
-              </w:tc>
-              <w:tc>
-                <w:tcPr/>
-                <w:p>
-                  <w:pPr>
-                    <w:pStyle w:val="Compact"/>
-                  </w:pPr>
-                </w:p>
-              </w:tc>
-              <w:tc>
-                <w:tcPr/>
-                <w:p>
-                  <w:pPr>
-                    <w:pStyle w:val="Compact"/>
-                  </w:pPr>
-                </w:p>
-              </w:tc>
-              <w:tc>
-                <w:tcPr/>
-                <w:p>
-                  <w:pPr>
-                    <w:pStyle w:val="Compact"/>
-                  </w:pPr>
-                </w:p>
-              </w:tc>
-              <w:tc>
-                <w:tcPr/>
-                <w:p>
-                  <w:pPr>
-                    <w:pStyle w:val="Compact"/>
-                  </w:pPr>
-                </w:p>
-              </w:tc>
-              <w:tc>
-                <w:tcPr/>
-                <w:p>
-                  <w:pPr>
-                    <w:pStyle w:val="Compact"/>
-                  </w:pPr>
-                </w:p>
-              </w:tc>
-              <w:tc>
-                <w:tcPr/>
-                <w:p>
-                  <w:pPr>
-                    <w:pStyle w:val="Compact"/>
-                  </w:pPr>
-                </w:p>
-              </w:tc>
-              <w:tc>
-                <w:tcPr/>
-                <w:p>
-                  <w:pPr>
-                    <w:pStyle w:val="Compact"/>
-                  </w:pPr>
-                </w:p>
-              </w:tc>
-              <w:tc>
-                <w:tcPr/>
-                <w:p>
-                  <w:pPr>
-                    <w:pStyle w:val="Compact"/>
-                  </w:pPr>
-                </w:p>
-              </w:tc>
-              <w:tc>
-                <w:tcPr/>
-                <w:p>
-                  <w:pPr>
-                    <w:pStyle w:val="Compact"/>
-                  </w:pPr>
-                </w:p>
-              </w:tc>
-            </w:tr>
-            <w:tr>
-              <w:tc>
-                <w:tcPr/>
-                <w:p>
-                  <w:pPr>
-                    <w:pStyle w:val="Compact"/>
-                    <w:jc w:val="left"/>
-                    <w:jc w:val="center"/>
-                  </w:pPr>
-                  <w:r>
-                    <w:t xml:space="preserve">female</w:t>
-                  </w:r>
-                </w:p>
-              </w:tc>
-              <w:tc>
-                <w:tcPr/>
-                <w:p>
-                  <w:pPr>
-                    <w:pStyle w:val="Compact"/>
-                    <w:jc w:val="left"/>
-                    <w:jc w:val="center"/>
-                  </w:pPr>
-                  <w:r>
-                    <w:t xml:space="preserve">0.85</w:t>
-                  </w:r>
-                </w:p>
-              </w:tc>
-              <w:tc>
-                <w:tcPr/>
-                <w:p>
-                  <w:pPr>
-                    <w:pStyle w:val="Compact"/>
-                    <w:jc w:val="left"/>
-                    <w:jc w:val="center"/>
-                  </w:pPr>
-                  <w:r>
-                    <w:t xml:space="preserve">0.793-0.893</w:t>
-                  </w:r>
-                </w:p>
-              </w:tc>
-              <w:tc>
-                <w:tcPr/>
-                <w:p>
-                  <w:pPr>
-                    <w:pStyle w:val="Compact"/>
-                    <w:jc w:val="left"/>
-                    <w:jc w:val="center"/>
-                  </w:pPr>
-                  <w:r>
-                    <w:t xml:space="preserve">0.838</w:t>
-                  </w:r>
-                </w:p>
-              </w:tc>
-              <w:tc>
-                <w:tcPr/>
-                <w:p>
-                  <w:pPr>
-                    <w:pStyle w:val="Compact"/>
-                    <w:jc w:val="left"/>
-                    <w:jc w:val="center"/>
-                  </w:pPr>
-                  <w:r>
-                    <w:t xml:space="preserve">0.783-0.88</w:t>
-                  </w:r>
-                </w:p>
-              </w:tc>
-              <w:tc>
-                <w:tcPr/>
-                <w:p>
-                  <w:pPr>
-                    <w:pStyle w:val="Compact"/>
-                    <w:jc w:val="left"/>
-                    <w:jc w:val="center"/>
-                  </w:pPr>
-                  <w:r>
-                    <w:t xml:space="preserve">0.817</w:t>
-                  </w:r>
-                </w:p>
-              </w:tc>
-              <w:tc>
-                <w:tcPr/>
-                <w:p>
-                  <w:pPr>
-                    <w:pStyle w:val="Compact"/>
-                    <w:jc w:val="left"/>
-                    <w:jc w:val="center"/>
-                  </w:pPr>
-                  <w:r>
-                    <w:t xml:space="preserve">0.71-0.891</w:t>
-                  </w:r>
-                </w:p>
-              </w:tc>
-              <w:tc>
-                <w:tcPr/>
-                <w:p>
-                  <w:pPr>
-                    <w:pStyle w:val="Compact"/>
-                    <w:jc w:val="left"/>
-                    <w:jc w:val="center"/>
-                  </w:pPr>
-                  <w:r>
-                    <w:t xml:space="preserve">0.808</w:t>
-                  </w:r>
-                </w:p>
-              </w:tc>
-              <w:tc>
-                <w:tcPr/>
-                <w:p>
-                  <w:pPr>
-                    <w:pStyle w:val="Compact"/>
-                    <w:jc w:val="left"/>
-                    <w:jc w:val="center"/>
-                  </w:pPr>
-                  <w:r>
-                    <w:t xml:space="preserve">0.694-0.883</w:t>
-                  </w:r>
-                </w:p>
-              </w:tc>
-              <w:tc>
-                <w:tcPr/>
-                <w:p>
-                  <w:pPr>
-                    <w:pStyle w:val="Compact"/>
-                    <w:jc w:val="left"/>
-                    <w:jc w:val="center"/>
-                  </w:pPr>
-                  <w:r>
-                    <w:t xml:space="preserve">0.775</w:t>
-                  </w:r>
-                </w:p>
-              </w:tc>
-              <w:tc>
-                <w:tcPr/>
-                <w:p>
-                  <w:pPr>
-                    <w:pStyle w:val="Compact"/>
-                    <w:jc w:val="left"/>
-                    <w:jc w:val="center"/>
-                  </w:pPr>
-                  <w:r>
-                    <w:t xml:space="preserve">0.613-0.878</w:t>
-                  </w:r>
-                </w:p>
-              </w:tc>
-            </w:tr>
-            <w:tr>
-              <w:tc>
-                <w:tcPr/>
-                <w:p>
-                  <w:pPr>
-                    <w:pStyle w:val="Compact"/>
-                    <w:jc w:val="left"/>
-                    <w:jc w:val="center"/>
-                  </w:pPr>
-                  <w:r>
-                    <w:t xml:space="preserve">male</w:t>
-                  </w:r>
-                </w:p>
-              </w:tc>
-              <w:tc>
-                <w:tcPr/>
-                <w:p>
-                  <w:pPr>
-                    <w:pStyle w:val="Compact"/>
-                    <w:jc w:val="left"/>
-                    <w:jc w:val="center"/>
-                  </w:pPr>
-                  <w:r>
-                    <w:t xml:space="preserve">0.921</w:t>
-                  </w:r>
-                </w:p>
-              </w:tc>
-              <w:tc>
-                <w:tcPr/>
-                <w:p>
-                  <w:pPr>
-                    <w:pStyle w:val="Compact"/>
-                    <w:jc w:val="left"/>
-                    <w:jc w:val="center"/>
-                  </w:pPr>
-                  <w:r>
-                    <w:t xml:space="preserve">0.886-0.945</w:t>
-                  </w:r>
-                </w:p>
-              </w:tc>
-              <w:tc>
-                <w:tcPr/>
-                <w:p>
-                  <w:pPr>
-                    <w:pStyle w:val="Compact"/>
-                    <w:jc w:val="left"/>
-                    <w:jc w:val="center"/>
-                  </w:pPr>
-                  <w:r>
-                    <w:t xml:space="preserve">0.917</w:t>
-                  </w:r>
-                </w:p>
-              </w:tc>
-              <w:tc>
-                <w:tcPr/>
-                <w:p>
-                  <w:pPr>
-                    <w:pStyle w:val="Compact"/>
-                    <w:jc w:val="left"/>
-                    <w:jc w:val="center"/>
-                  </w:pPr>
-                  <w:r>
-                    <w:t xml:space="preserve">0.887-0.94</w:t>
-                  </w:r>
-                </w:p>
-              </w:tc>
-              <w:tc>
-                <w:tcPr/>
-                <w:p>
-                  <w:pPr>
-                    <w:pStyle w:val="Compact"/>
-                    <w:jc w:val="left"/>
-                    <w:jc w:val="center"/>
-                  </w:pPr>
-                  <w:r>
-                    <w:t xml:space="preserve">0.909</w:t>
-                  </w:r>
-                </w:p>
-              </w:tc>
-              <w:tc>
-                <w:tcPr/>
-                <w:p>
-                  <w:pPr>
-                    <w:pStyle w:val="Compact"/>
-                    <w:jc w:val="left"/>
-                    <w:jc w:val="center"/>
-                  </w:pPr>
-                  <w:r>
-                    <w:t xml:space="preserve">0.848-0.946</w:t>
-                  </w:r>
-                </w:p>
-              </w:tc>
-              <w:tc>
-                <w:tcPr/>
-                <w:p>
-                  <w:pPr>
-                    <w:pStyle w:val="Compact"/>
-                    <w:jc w:val="left"/>
-                    <w:jc w:val="center"/>
-                  </w:pPr>
-                  <w:r>
-                    <w:t xml:space="preserve">0.917</w:t>
-                  </w:r>
-                </w:p>
-              </w:tc>
-              <w:tc>
-                <w:tcPr/>
-                <w:p>
-                  <w:pPr>
-                    <w:pStyle w:val="Compact"/>
-                    <w:jc w:val="left"/>
-                    <w:jc w:val="center"/>
-                  </w:pPr>
-                  <w:r>
-                    <w:t xml:space="preserve">0.86-0.953</w:t>
-                  </w:r>
-                </w:p>
-              </w:tc>
-              <w:tc>
-                <w:tcPr/>
-                <w:p>
-                  <w:pPr>
-                    <w:pStyle w:val="Compact"/>
-                    <w:jc w:val="left"/>
-                    <w:jc w:val="center"/>
-                  </w:pPr>
-                  <w:r>
-                    <w:t xml:space="preserve">0.9</w:t>
-                  </w:r>
-                </w:p>
-              </w:tc>
-              <w:tc>
-                <w:tcPr/>
-                <w:p>
-                  <w:pPr>
-                    <w:pStyle w:val="Compact"/>
-                    <w:jc w:val="left"/>
-                    <w:jc w:val="center"/>
-                  </w:pPr>
-                  <w:r>
-                    <w:t xml:space="preserve">0.804-0.951</w:t>
-                  </w:r>
-                </w:p>
-              </w:tc>
-            </w:tr>
-            <w:tr>
-              <w:tc>
-                <w:tcPr/>
-                <w:p>
-                  <w:pPr>
-                    <w:pStyle w:val="Compact"/>
-                    <w:jc w:val="left"/>
-                    <w:jc w:val="center"/>
-                  </w:pPr>
-                  <w:r>
-                    <w:t xml:space="preserve">Income</w:t>
-                  </w:r>
-                </w:p>
-              </w:tc>
-              <w:tc>
-                <w:tcPr/>
-                <w:p>
-                  <w:pPr>
-                    <w:pStyle w:val="Compact"/>
-                  </w:pPr>
-                </w:p>
-              </w:tc>
-              <w:tc>
-                <w:tcPr/>
-                <w:p>
-                  <w:pPr>
-                    <w:pStyle w:val="Compact"/>
-                  </w:pPr>
-                </w:p>
-              </w:tc>
-              <w:tc>
-                <w:tcPr/>
-                <w:p>
-                  <w:pPr>
-                    <w:pStyle w:val="Compact"/>
-                  </w:pPr>
-                </w:p>
-              </w:tc>
-              <w:tc>
-                <w:tcPr/>
-                <w:p>
-                  <w:pPr>
-                    <w:pStyle w:val="Compact"/>
-                  </w:pPr>
-                </w:p>
-              </w:tc>
-              <w:tc>
-                <w:tcPr/>
-                <w:p>
-                  <w:pPr>
-                    <w:pStyle w:val="Compact"/>
-                  </w:pPr>
-                </w:p>
-              </w:tc>
-              <w:tc>
-                <w:tcPr/>
-                <w:p>
-                  <w:pPr>
-                    <w:pStyle w:val="Compact"/>
-                  </w:pPr>
-                </w:p>
-              </w:tc>
-              <w:tc>
-                <w:tcPr/>
-                <w:p>
-                  <w:pPr>
-                    <w:pStyle w:val="Compact"/>
-                  </w:pPr>
-                </w:p>
-              </w:tc>
-              <w:tc>
-                <w:tcPr/>
-                <w:p>
-                  <w:pPr>
-                    <w:pStyle w:val="Compact"/>
-                  </w:pPr>
-                </w:p>
-              </w:tc>
-              <w:tc>
-                <w:tcPr/>
-                <w:p>
-                  <w:pPr>
-                    <w:pStyle w:val="Compact"/>
-                  </w:pPr>
-                </w:p>
-              </w:tc>
-              <w:tc>
-                <w:tcPr/>
-                <w:p>
-                  <w:pPr>
-                    <w:pStyle w:val="Compact"/>
-                  </w:pPr>
-                </w:p>
-              </w:tc>
-            </w:tr>
-            <w:tr>
-              <w:tc>
-                <w:tcPr/>
-                <w:p>
-                  <w:pPr>
-                    <w:pStyle w:val="Compact"/>
-                    <w:jc w:val="left"/>
-                    <w:jc w:val="center"/>
-                  </w:pPr>
-                  <w:r>
-                    <w:t xml:space="preserve">below poverty</w:t>
-                  </w:r>
-                </w:p>
-              </w:tc>
-              <w:tc>
-                <w:tcPr/>
-                <w:p>
-                  <w:pPr>
-                    <w:pStyle w:val="Compact"/>
-                    <w:jc w:val="left"/>
-                    <w:jc w:val="center"/>
-                  </w:pPr>
-                  <w:r>
-                    <w:t xml:space="preserve">0.75</w:t>
-                  </w:r>
-                </w:p>
-              </w:tc>
-              <w:tc>
-                <w:tcPr/>
-                <w:p>
-                  <w:pPr>
-                    <w:pStyle w:val="Compact"/>
-                    <w:jc w:val="left"/>
-                    <w:jc w:val="center"/>
-                  </w:pPr>
-                  <w:r>
-                    <w:t xml:space="preserve">0.651-0.833</w:t>
-                  </w:r>
-                </w:p>
-              </w:tc>
-              <w:tc>
-                <w:tcPr/>
-                <w:p>
-                  <w:pPr>
-                    <w:pStyle w:val="Compact"/>
-                    <w:jc w:val="left"/>
-                    <w:jc w:val="center"/>
-                  </w:pPr>
-                  <w:r>
-                    <w:t xml:space="preserve">0.728</w:t>
-                  </w:r>
-                </w:p>
-              </w:tc>
-              <w:tc>
-                <w:tcPr/>
-                <w:p>
-                  <w:pPr>
-                    <w:pStyle w:val="Compact"/>
-                    <w:jc w:val="left"/>
-                    <w:jc w:val="center"/>
-                  </w:pPr>
-                  <w:r>
-                    <w:t xml:space="preserve">0.635-0.804</w:t>
-                  </w:r>
-                </w:p>
-              </w:tc>
-              <w:tc>
-                <w:tcPr/>
-                <w:p>
-                  <w:pPr>
-                    <w:pStyle w:val="Compact"/>
-                    <w:jc w:val="left"/>
-                    <w:jc w:val="center"/>
-                  </w:pPr>
-                  <w:r>
-                    <w:t xml:space="preserve">0.705</w:t>
-                  </w:r>
-                </w:p>
-              </w:tc>
-              <w:tc>
-                <w:tcPr/>
-                <w:p>
-                  <w:pPr>
-                    <w:pStyle w:val="Compact"/>
-                    <w:jc w:val="left"/>
-                    <w:jc w:val="center"/>
-                  </w:pPr>
-                  <w:r>
-                    <w:t xml:space="preserve">0.526-0.835</w:t>
-                  </w:r>
-                </w:p>
-              </w:tc>
-              <w:tc>
-                <w:tcPr/>
-                <w:p>
-                  <w:pPr>
-                    <w:pStyle w:val="Compact"/>
-                    <w:jc w:val="left"/>
-                    <w:jc w:val="center"/>
-                  </w:pPr>
-                  <w:r>
-                    <w:t xml:space="preserve">0.663</w:t>
-                  </w:r>
-                </w:p>
-              </w:tc>
-              <w:tc>
-                <w:tcPr/>
-                <w:p>
-                  <w:pPr>
-                    <w:pStyle w:val="Compact"/>
-                    <w:jc w:val="left"/>
-                    <w:jc w:val="center"/>
-                  </w:pPr>
-                  <w:r>
-                    <w:t xml:space="preserve">0.478-0.815</w:t>
-                  </w:r>
-                </w:p>
-              </w:tc>
-              <w:tc>
-                <w:tcPr/>
-                <w:p>
-                  <w:pPr>
-                    <w:pStyle w:val="Compact"/>
-                    <w:jc w:val="left"/>
-                    <w:jc w:val="center"/>
-                  </w:pPr>
-                  <w:r>
-                    <w:t xml:space="preserve">0.607</w:t>
-                  </w:r>
-                </w:p>
-              </w:tc>
-              <w:tc>
-                <w:tcPr/>
-                <w:p>
-                  <w:pPr>
-                    <w:pStyle w:val="Compact"/>
-                    <w:jc w:val="left"/>
-                    <w:jc w:val="center"/>
-                  </w:pPr>
-                  <w:r>
-                    <w:t xml:space="preserve">0.366-0.801</w:t>
-                  </w:r>
-                </w:p>
-              </w:tc>
-            </w:tr>
-            <w:tr>
-              <w:tc>
-                <w:tcPr/>
-                <w:p>
-                  <w:pPr>
-                    <w:pStyle w:val="Compact"/>
-                    <w:jc w:val="left"/>
-                    <w:jc w:val="center"/>
-                  </w:pPr>
-                  <w:r>
-                    <w:t xml:space="preserve">above poverty</w:t>
-                  </w:r>
-                </w:p>
-              </w:tc>
-              <w:tc>
-                <w:tcPr/>
-                <w:p>
-                  <w:pPr>
-                    <w:pStyle w:val="Compact"/>
-                    <w:jc w:val="left"/>
-                    <w:jc w:val="center"/>
-                  </w:pPr>
-                  <w:r>
-                    <w:t xml:space="preserve">0.896</w:t>
-                  </w:r>
-                </w:p>
-              </w:tc>
-              <w:tc>
-                <w:tcPr/>
-                <w:p>
-                  <w:pPr>
-                    <w:pStyle w:val="Compact"/>
-                    <w:jc w:val="left"/>
-                    <w:jc w:val="center"/>
-                  </w:pPr>
-                  <w:r>
-                    <w:t xml:space="preserve">0.854-0.929</w:t>
-                  </w:r>
-                </w:p>
-              </w:tc>
-              <w:tc>
-                <w:tcPr/>
-                <w:p>
-                  <w:pPr>
-                    <w:pStyle w:val="Compact"/>
-                    <w:jc w:val="left"/>
-                    <w:jc w:val="center"/>
-                  </w:pPr>
-                  <w:r>
-                    <w:t xml:space="preserve">0.888</w:t>
-                  </w:r>
-                </w:p>
-              </w:tc>
-              <w:tc>
-                <w:tcPr/>
-                <w:p>
-                  <w:pPr>
-                    <w:pStyle w:val="Compact"/>
-                    <w:jc w:val="left"/>
-                    <w:jc w:val="center"/>
-                  </w:pPr>
-                  <w:r>
-                    <w:t xml:space="preserve">0.848-0.918</w:t>
-                  </w:r>
-                </w:p>
-              </w:tc>
-              <w:tc>
-                <w:tcPr/>
-                <w:p>
-                  <w:pPr>
-                    <w:pStyle w:val="Compact"/>
-                    <w:jc w:val="left"/>
-                    <w:jc w:val="center"/>
-                  </w:pPr>
-                  <w:r>
-                    <w:t xml:space="preserve">0.878</w:t>
-                  </w:r>
-                </w:p>
-              </w:tc>
-              <w:tc>
-                <w:tcPr/>
-                <w:p>
-                  <w:pPr>
-                    <w:pStyle w:val="Compact"/>
-                    <w:jc w:val="left"/>
-                    <w:jc w:val="center"/>
-                  </w:pPr>
-                  <w:r>
-                    <w:t xml:space="preserve">0.798-0.929</w:t>
-                  </w:r>
-                </w:p>
-              </w:tc>
-              <w:tc>
-                <w:tcPr/>
-                <w:p>
-                  <w:pPr>
-                    <w:pStyle w:val="Compact"/>
-                    <w:jc w:val="left"/>
-                    <w:jc w:val="center"/>
-                  </w:pPr>
-                  <w:r>
-                    <w:t xml:space="preserve">0.878</w:t>
-                  </w:r>
-                </w:p>
-              </w:tc>
-              <w:tc>
-                <w:tcPr/>
-                <w:p>
-                  <w:pPr>
-                    <w:pStyle w:val="Compact"/>
-                    <w:jc w:val="left"/>
-                    <w:jc w:val="center"/>
-                  </w:pPr>
-                  <w:r>
-                    <w:t xml:space="preserve">0.795-0.93</w:t>
-                  </w:r>
-                </w:p>
-              </w:tc>
-              <w:tc>
-                <w:tcPr/>
-                <w:p>
-                  <w:pPr>
-                    <w:pStyle w:val="Compact"/>
-                    <w:jc w:val="left"/>
-                    <w:jc w:val="center"/>
-                  </w:pPr>
-                  <w:r>
-                    <w:t xml:space="preserve">0.861</w:t>
-                  </w:r>
-                </w:p>
-              </w:tc>
-              <w:tc>
-                <w:tcPr/>
-                <w:p>
-                  <w:pPr>
-                    <w:pStyle w:val="Compact"/>
-                    <w:jc w:val="left"/>
-                    <w:jc w:val="center"/>
-                  </w:pPr>
-                  <w:r>
-                    <w:t xml:space="preserve">0.738-0.931</w:t>
-                  </w:r>
-                </w:p>
-              </w:tc>
-            </w:tr>
-            <w:tr>
-              <w:tc>
-                <w:tcPr/>
-                <w:p>
-                  <w:pPr>
-                    <w:pStyle w:val="Compact"/>
-                    <w:jc w:val="left"/>
-                    <w:jc w:val="center"/>
-                  </w:pPr>
-                  <w:r>
-                    <w:t xml:space="preserve">Age</w:t>
-                  </w:r>
-                </w:p>
-              </w:tc>
-              <w:tc>
-                <w:tcPr/>
-                <w:p>
-                  <w:pPr>
-                    <w:pStyle w:val="Compact"/>
-                  </w:pPr>
-                </w:p>
-              </w:tc>
-              <w:tc>
-                <w:tcPr/>
-                <w:p>
-                  <w:pPr>
-                    <w:pStyle w:val="Compact"/>
-                  </w:pPr>
-                </w:p>
-              </w:tc>
-              <w:tc>
-                <w:tcPr/>
-                <w:p>
-                  <w:pPr>
-                    <w:pStyle w:val="Compact"/>
-                  </w:pPr>
-                </w:p>
-              </w:tc>
-              <w:tc>
-                <w:tcPr/>
-                <w:p>
-                  <w:pPr>
-                    <w:pStyle w:val="Compact"/>
-                  </w:pPr>
-                </w:p>
-              </w:tc>
-              <w:tc>
-                <w:tcPr/>
-                <w:p>
-                  <w:pPr>
-                    <w:pStyle w:val="Compact"/>
-                  </w:pPr>
-                </w:p>
-              </w:tc>
-              <w:tc>
-                <w:tcPr/>
-                <w:p>
-                  <w:pPr>
-                    <w:pStyle w:val="Compact"/>
-                  </w:pPr>
-                </w:p>
-              </w:tc>
-              <w:tc>
-                <w:tcPr/>
-                <w:p>
-                  <w:pPr>
-                    <w:pStyle w:val="Compact"/>
-                  </w:pPr>
-                </w:p>
-              </w:tc>
-              <w:tc>
-                <w:tcPr/>
-                <w:p>
-                  <w:pPr>
-                    <w:pStyle w:val="Compact"/>
-                  </w:pPr>
-                </w:p>
-              </w:tc>
-              <w:tc>
-                <w:tcPr/>
-                <w:p>
-                  <w:pPr>
-                    <w:pStyle w:val="Compact"/>
-                  </w:pPr>
-                </w:p>
-              </w:tc>
-              <w:tc>
-                <w:tcPr/>
-                <w:p>
-                  <w:pPr>
-                    <w:pStyle w:val="Compact"/>
-                  </w:pPr>
-                </w:p>
-              </w:tc>
-            </w:tr>
-            <w:tr>
-              <w:tc>
-                <w:tcPr/>
-                <w:p>
-                  <w:pPr>
-                    <w:pStyle w:val="Compact"/>
-                    <w:jc w:val="left"/>
-                    <w:jc w:val="center"/>
-                  </w:pPr>
-                  <w:r>
-                    <w:t xml:space="preserve">older</w:t>
-                  </w:r>
-                </w:p>
-              </w:tc>
-              <w:tc>
-                <w:tcPr/>
-                <w:p>
-                  <w:pPr>
-                    <w:pStyle w:val="Compact"/>
-                    <w:jc w:val="left"/>
-                    <w:jc w:val="center"/>
-                  </w:pPr>
-                  <w:r>
-                    <w:t xml:space="preserve">0.89</w:t>
-                  </w:r>
-                </w:p>
-              </w:tc>
-              <w:tc>
-                <w:tcPr/>
-                <w:p>
-                  <w:pPr>
-                    <w:pStyle w:val="Compact"/>
-                    <w:jc w:val="left"/>
-                    <w:jc w:val="center"/>
-                  </w:pPr>
-                  <w:r>
-                    <w:t xml:space="preserve">0.838-0.928</w:t>
-                  </w:r>
-                </w:p>
-              </w:tc>
-              <w:tc>
-                <w:tcPr/>
-                <w:p>
-                  <w:pPr>
-                    <w:pStyle w:val="Compact"/>
-                    <w:jc w:val="left"/>
-                    <w:jc w:val="center"/>
-                  </w:pPr>
-                  <w:r>
-                    <w:t xml:space="preserve">0.84</w:t>
-                  </w:r>
-                </w:p>
-              </w:tc>
-              <w:tc>
-                <w:tcPr/>
-                <w:p>
-                  <w:pPr>
-                    <w:pStyle w:val="Compact"/>
-                    <w:jc w:val="left"/>
-                    <w:jc w:val="center"/>
-                  </w:pPr>
-                  <w:r>
-                    <w:t xml:space="preserve">0.779-0.886</w:t>
-                  </w:r>
-                </w:p>
-              </w:tc>
-              <w:tc>
-                <w:tcPr/>
-                <w:p>
-                  <w:pPr>
-                    <w:pStyle w:val="Compact"/>
-                    <w:jc w:val="left"/>
-                    <w:jc w:val="center"/>
-                  </w:pPr>
-                  <w:r>
-                    <w:t xml:space="preserve">0.902</w:t>
-                  </w:r>
-                </w:p>
-              </w:tc>
-              <w:tc>
-                <w:tcPr/>
-                <w:p>
-                  <w:pPr>
-                    <w:pStyle w:val="Compact"/>
-                    <w:jc w:val="left"/>
-                    <w:jc w:val="center"/>
-                  </w:pPr>
-                  <w:r>
-                    <w:t xml:space="preserve">0.823-0.949</w:t>
-                  </w:r>
-                </w:p>
-              </w:tc>
-              <w:tc>
-                <w:tcPr/>
-                <w:p>
-                  <w:pPr>
-                    <w:pStyle w:val="Compact"/>
-                    <w:jc w:val="left"/>
-                    <w:jc w:val="center"/>
-                  </w:pPr>
-                  <w:r>
-                    <w:t xml:space="preserve">0.886</w:t>
-                  </w:r>
-                </w:p>
-              </w:tc>
-              <w:tc>
-                <w:tcPr/>
-                <w:p>
-                  <w:pPr>
-                    <w:pStyle w:val="Compact"/>
-                    <w:jc w:val="left"/>
-                    <w:jc w:val="center"/>
-                  </w:pPr>
-                  <w:r>
-                    <w:t xml:space="preserve">0.792-0.941</w:t>
-                  </w:r>
-                </w:p>
-              </w:tc>
-              <w:tc>
-                <w:tcPr/>
-                <w:p>
-                  <w:pPr>
-                    <w:pStyle w:val="Compact"/>
-                    <w:jc w:val="left"/>
-                    <w:jc w:val="center"/>
-                  </w:pPr>
-                  <w:r>
-                    <w:t xml:space="preserve">0.951</w:t>
-                  </w:r>
-                </w:p>
-              </w:tc>
-              <w:tc>
-                <w:tcPr/>
-                <w:p>
-                  <w:pPr>
-                    <w:pStyle w:val="Compact"/>
-                    <w:jc w:val="left"/>
-                    <w:jc w:val="center"/>
-                  </w:pPr>
-                  <w:r>
-                    <w:t xml:space="preserve">0.884-0.981</w:t>
-                  </w:r>
-                </w:p>
-              </w:tc>
-            </w:tr>
-            <w:tr>
-              <w:tc>
-                <w:tcPr/>
-                <w:p>
-                  <w:pPr>
-                    <w:pStyle w:val="Compact"/>
-                    <w:jc w:val="left"/>
-                    <w:jc w:val="center"/>
-                  </w:pPr>
-                  <w:r>
-                    <w:t xml:space="preserve">younger</w:t>
-                  </w:r>
-                </w:p>
-              </w:tc>
-              <w:tc>
-                <w:tcPr/>
-                <w:p>
-                  <w:pPr>
-                    <w:pStyle w:val="Compact"/>
-                    <w:jc w:val="left"/>
-                    <w:jc w:val="center"/>
-                  </w:pPr>
-                  <w:r>
-                    <w:t xml:space="preserve">0.903</w:t>
-                  </w:r>
-                </w:p>
-              </w:tc>
-              <w:tc>
-                <w:tcPr/>
-                <w:p>
-                  <w:pPr>
-                    <w:pStyle w:val="Compact"/>
-                    <w:jc w:val="left"/>
-                    <w:jc w:val="center"/>
-                  </w:pPr>
-                  <w:r>
-                    <w:t xml:space="preserve">0.862-0.932</w:t>
-                  </w:r>
-                </w:p>
-              </w:tc>
-              <w:tc>
-                <w:tcPr/>
-                <w:p>
-                  <w:pPr>
-                    <w:pStyle w:val="Compact"/>
-                    <w:jc w:val="left"/>
-                    <w:jc w:val="center"/>
-                  </w:pPr>
-                  <w:r>
-                    <w:t xml:space="preserve">0.897</w:t>
-                  </w:r>
-                </w:p>
-              </w:tc>
-              <w:tc>
-                <w:tcPr/>
-                <w:p>
-                  <w:pPr>
-                    <w:pStyle w:val="Compact"/>
-                    <w:jc w:val="left"/>
-                    <w:jc w:val="center"/>
-                  </w:pPr>
-                  <w:r>
-                    <w:t xml:space="preserve">0.86-0.925</w:t>
-                  </w:r>
-                </w:p>
-              </w:tc>
-              <w:tc>
-                <w:tcPr/>
-                <w:p>
-                  <w:pPr>
-                    <w:pStyle w:val="Compact"/>
-                    <w:jc w:val="left"/>
-                    <w:jc w:val="center"/>
-                  </w:pPr>
-                  <w:r>
-                    <w:t xml:space="preserve">0.886</w:t>
-                  </w:r>
-                </w:p>
-              </w:tc>
-              <w:tc>
-                <w:tcPr/>
-                <w:p>
-                  <w:pPr>
-                    <w:pStyle w:val="Compact"/>
-                    <w:jc w:val="left"/>
-                    <w:jc w:val="center"/>
-                  </w:pPr>
-                  <w:r>
-                    <w:t xml:space="preserve">0.809-0.933</w:t>
-                  </w:r>
-                </w:p>
-              </w:tc>
-              <w:tc>
-                <w:tcPr/>
-                <w:p>
-                  <w:pPr>
-                    <w:pStyle w:val="Compact"/>
-                    <w:jc w:val="left"/>
-                    <w:jc w:val="center"/>
-                  </w:pPr>
-                  <w:r>
-                    <w:t xml:space="preserve">0.881</w:t>
-                  </w:r>
-                </w:p>
-              </w:tc>
-              <w:tc>
-                <w:tcPr/>
-                <w:p>
-                  <w:pPr>
-                    <w:pStyle w:val="Compact"/>
-                    <w:jc w:val="left"/>
-                    <w:jc w:val="center"/>
-                  </w:pPr>
-                  <w:r>
-                    <w:t xml:space="preserve">0.801-0.931</w:t>
-                  </w:r>
-                </w:p>
-              </w:tc>
-              <w:tc>
-                <w:tcPr/>
-                <w:p>
-                  <w:pPr>
-                    <w:pStyle w:val="Compact"/>
-                    <w:jc w:val="left"/>
-                    <w:jc w:val="center"/>
-                  </w:pPr>
-                  <w:r>
-                    <w:t xml:space="preserve">0.859</w:t>
-                  </w:r>
-                </w:p>
-              </w:tc>
-              <w:tc>
-                <w:tcPr/>
-                <w:p>
-                  <w:pPr>
-                    <w:pStyle w:val="Compact"/>
-                    <w:jc w:val="left"/>
-                    <w:jc w:val="center"/>
-                  </w:pPr>
-                  <w:r>
-                    <w:t xml:space="preserve">0.735-0.932</w:t>
-                  </w:r>
-                </w:p>
-              </w:tc>
-            </w:tr>
-          </w:tbl>
-          <w:bookmarkEnd w:id="53"/>
-          <w:p/>
+          <w:bookmarkEnd w:id="56"/>
         </w:tc>
       </w:tr>
     </w:tbl>
@@ -6492,18 +4510,18 @@
         </w:rPr>
         <w:t xml:space="preserve"> </w:t>
       </w:r>
-      <w:hyperlink r:id="rId54">
+      <w:hyperlink r:id="rId57">
         <w:r>
           <w:rPr>
             <w:rStyle w:val="Hyperlink"/>
             <w:vertAlign w:val="subscript"/>
           </w:rPr>
-          <w:t xml:space="preserve">Make All Tables for Main Manuscript</w:t>
+          <w:t xml:space="preserve">Make Figures</w:t>
         </w:r>
       </w:hyperlink>
     </w:p>
-    <w:bookmarkEnd w:id="55"/>
-    <w:bookmarkStart w:id="56" w:name="feature-importance-1"/>
+    <w:bookmarkEnd w:id="58"/>
+    <w:bookmarkStart w:id="59" w:name="feature-importance-1"/>
     <w:p>
       <w:pPr>
         <w:pStyle w:val="Heading3"/>
@@ -6512,9 +4530,9 @@
         <w:t xml:space="preserve">Feature Importance</w:t>
       </w:r>
     </w:p>
-    <w:bookmarkEnd w:id="56"/>
-    <w:bookmarkEnd w:id="57"/>
-    <w:bookmarkStart w:id="58" w:name="discussion"/>
+    <w:bookmarkEnd w:id="59"/>
+    <w:bookmarkEnd w:id="60"/>
+    <w:bookmarkStart w:id="61" w:name="discussion"/>
     <w:p>
       <w:pPr>
         <w:pStyle w:val="Heading2"/>
@@ -6525,18 +4543,18 @@
     </w:p>
     <w:p>
       <w:pPr>
+        <w:pStyle w:val="Compact"/>
         <w:numPr>
           <w:ilvl w:val="0"/>
           <w:numId w:val="1003"/>
         </w:numPr>
-        <w:pStyle w:val="Compact"/>
       </w:pPr>
       <w:r>
         <w:t xml:space="preserve">Improving model performance for unprivileged classes. Considering other important classes for SUD, such as geographic location, Improving diversity of training data</w:t>
       </w:r>
     </w:p>
-    <w:bookmarkEnd w:id="58"/>
-    <w:bookmarkStart w:id="102" w:name="references"/>
+    <w:bookmarkEnd w:id="61"/>
+    <w:bookmarkStart w:id="101" w:name="references"/>
     <w:p>
       <w:pPr>
         <w:pStyle w:val="Heading2"/>
@@ -6545,8 +4563,8 @@
         <w:t xml:space="preserve">References</w:t>
       </w:r>
     </w:p>
-    <w:bookmarkStart w:id="101" w:name="refs"/>
-    <w:bookmarkStart w:id="60" w:name="ref-baeMobilePhoneSensors2018"/>
+    <w:bookmarkStart w:id="100" w:name="refs"/>
+    <w:bookmarkStart w:id="63" w:name="ref-baeMobilePhoneSensors2018"/>
     <w:p>
       <w:pPr>
         <w:pStyle w:val="Bibliography"/>
@@ -6577,8 +4595,8 @@
       </w:r>
       <w:r>
         <w:rPr>
+          <w:i/>
           <w:iCs/>
-          <w:i/>
         </w:rPr>
         <w:t xml:space="preserve">Addictive Behaviors</w:t>
       </w:r>
@@ -6591,7 +4609,7 @@
       <w:r>
         <w:t xml:space="preserve"> </w:t>
       </w:r>
-      <w:hyperlink r:id="rId59">
+      <w:hyperlink r:id="rId62">
         <w:r>
           <w:rPr>
             <w:rStyle w:val="Hyperlink"/>
@@ -6603,8 +4621,8 @@
         <w:t xml:space="preserve">.</w:t>
       </w:r>
     </w:p>
-    <w:bookmarkEnd w:id="60"/>
-    <w:bookmarkStart w:id="62" w:name="ref-bickmanAchievingPrecisionMental2016a"/>
+    <w:bookmarkEnd w:id="63"/>
+    <w:bookmarkStart w:id="65" w:name="ref-bickmanAchievingPrecisionMental2016a"/>
     <w:p>
       <w:pPr>
         <w:pStyle w:val="Bibliography"/>
@@ -6662,8 +4680,8 @@
       </w:r>
       <w:r>
         <w:rPr>
+          <w:i/>
           <w:iCs/>
-          <w:i/>
         </w:rPr>
         <w:t xml:space="preserve">Administration and Policy in Mental Health and Mental Health Services Research</w:t>
       </w:r>
@@ -6676,7 +4694,7 @@
       <w:r>
         <w:t xml:space="preserve"> </w:t>
       </w:r>
-      <w:hyperlink r:id="rId61">
+      <w:hyperlink r:id="rId64">
         <w:r>
           <w:rPr>
             <w:rStyle w:val="Hyperlink"/>
@@ -6688,8 +4706,8 @@
         <w:t xml:space="preserve">.</w:t>
       </w:r>
     </w:p>
-    <w:bookmarkEnd w:id="62"/>
-    <w:bookmarkStart w:id="64" w:name="ref-chtc"/>
+    <w:bookmarkEnd w:id="65"/>
+    <w:bookmarkStart w:id="67" w:name="ref-chtc"/>
     <w:p>
       <w:pPr>
         <w:pStyle w:val="Bibliography"/>
@@ -6712,7 +4730,7 @@
       <w:r>
         <w:t xml:space="preserve"> </w:t>
       </w:r>
-      <w:hyperlink r:id="rId63">
+      <w:hyperlink r:id="rId66">
         <w:r>
           <w:rPr>
             <w:rStyle w:val="Hyperlink"/>
@@ -6724,8 +4742,8 @@
         <w:t xml:space="preserve">.</w:t>
       </w:r>
     </w:p>
-    <w:bookmarkEnd w:id="64"/>
-    <w:bookmarkStart w:id="66" w:name="ref-chihPredictiveModelingAddiction2014"/>
+    <w:bookmarkEnd w:id="67"/>
+    <w:bookmarkStart w:id="69" w:name="ref-chihPredictiveModelingAddiction2014"/>
     <w:p>
       <w:pPr>
         <w:pStyle w:val="Bibliography"/>
@@ -6744,8 +4762,8 @@
       </w:r>
       <w:r>
         <w:rPr>
+          <w:i/>
           <w:iCs/>
-          <w:i/>
         </w:rPr>
         <w:t xml:space="preserve">Journal of Substance Abuse Treatment</w:t>
       </w:r>
@@ -6758,7 +4776,7 @@
       <w:r>
         <w:t xml:space="preserve"> </w:t>
       </w:r>
-      <w:hyperlink r:id="rId65">
+      <w:hyperlink r:id="rId68">
         <w:r>
           <w:rPr>
             <w:rStyle w:val="Hyperlink"/>
@@ -6770,8 +4788,8 @@
         <w:t xml:space="preserve">.</w:t>
       </w:r>
     </w:p>
-    <w:bookmarkEnd w:id="66"/>
-    <w:bookmarkStart w:id="68" w:name="ref-derubeisHistoryCurrentStatus2019"/>
+    <w:bookmarkEnd w:id="69"/>
+    <w:bookmarkStart w:id="71" w:name="ref-derubeisHistoryCurrentStatus2019"/>
     <w:p>
       <w:pPr>
         <w:pStyle w:val="Bibliography"/>
@@ -6790,8 +4808,8 @@
       </w:r>
       <w:r>
         <w:rPr>
+          <w:i/>
           <w:iCs/>
-          <w:i/>
         </w:rPr>
         <w:t xml:space="preserve">Behaviour Research and Therapy</w:t>
       </w:r>
@@ -6804,7 +4822,7 @@
       <w:r>
         <w:t xml:space="preserve"> </w:t>
       </w:r>
-      <w:hyperlink r:id="rId67">
+      <w:hyperlink r:id="rId70">
         <w:r>
           <w:rPr>
             <w:rStyle w:val="Hyperlink"/>
@@ -6816,146 +4834,40 @@
         <w:t xml:space="preserve">.</w:t>
       </w:r>
     </w:p>
-    <w:bookmarkEnd w:id="68"/>
-    <w:bookmarkStart w:id="70" w:name="ref-fronkStressAllostasisSubstance2020"/>
+    <w:bookmarkEnd w:id="71"/>
+    <w:bookmarkStart w:id="73" w:name="Xa203ab3abd150ead1a7854a9fa5726c8a273f52"/>
     <w:p>
       <w:pPr>
         <w:pStyle w:val="Bibliography"/>
       </w:pPr>
       <w:r>
-        <w:t xml:space="preserve">Fronk, Gaylen E., Sarah J. Sant’Ana, Jesse T. Kaye, and John J. Curtin. 2020.</w:t>
-      </w:r>
-      <w:r>
-        <w:t xml:space="preserve"> </w:t>
-      </w:r>
-      <w:r>
-        <w:t xml:space="preserve">“Stress</w:t>
-      </w:r>
-      <w:r>
-        <w:t xml:space="preserve"> </w:t>
-      </w:r>
-      <w:r>
-        <w:t xml:space="preserve">Allostasis</w:t>
-      </w:r>
-      <w:r>
-        <w:t xml:space="preserve"> </w:t>
-      </w:r>
-      <w:r>
-        <w:t xml:space="preserve">in</w:t>
-      </w:r>
-      <w:r>
-        <w:t xml:space="preserve"> </w:t>
-      </w:r>
-      <w:r>
-        <w:t xml:space="preserve">Substance Use Disorders</w:t>
-      </w:r>
-      <w:r>
-        <w:t xml:space="preserve">:</w:t>
-      </w:r>
-      <w:r>
-        <w:t xml:space="preserve"> </w:t>
-      </w:r>
-      <w:r>
-        <w:t xml:space="preserve">Promise</w:t>
-      </w:r>
-      <w:r>
-        <w:t xml:space="preserve">,</w:t>
-      </w:r>
-      <w:r>
-        <w:t xml:space="preserve"> </w:t>
-      </w:r>
-      <w:r>
-        <w:t xml:space="preserve">Progress</w:t>
-      </w:r>
-      <w:r>
-        <w:t xml:space="preserve">, and</w:t>
-      </w:r>
-      <w:r>
-        <w:t xml:space="preserve"> </w:t>
-      </w:r>
-      <w:r>
-        <w:t xml:space="preserve">Emerging Priorities</w:t>
-      </w:r>
-      <w:r>
-        <w:t xml:space="preserve"> </w:t>
-      </w:r>
-      <w:r>
-        <w:t xml:space="preserve">in</w:t>
-      </w:r>
-      <w:r>
-        <w:t xml:space="preserve"> </w:t>
-      </w:r>
-      <w:r>
-        <w:t xml:space="preserve">Clinical Research</w:t>
-      </w:r>
-      <w:r>
-        <w:t xml:space="preserve">.”</w:t>
+        <w:t xml:space="preserve">Greenfield, Shelly F., Audrey J. Brooks, Susan M. Gordon, Carla A. Green, Frankie Kropp, R. Kathryn McHugh, Melissa Lincoln, Denise Hien, and Gloria M. Miele. 2007.</w:t>
+      </w:r>
+      <w:r>
+        <w:t xml:space="preserve"> </w:t>
+      </w:r>
+      <w:r>
+        <w:t xml:space="preserve">“Substance Abuse Treatment Entry, Retention, and Outcome in Women:</w:t>
+      </w:r>
+      <w:r>
+        <w:t xml:space="preserve"> </w:t>
+      </w:r>
+      <w:r>
+        <w:t xml:space="preserve">A</w:t>
+      </w:r>
+      <w:r>
+        <w:t xml:space="preserve"> </w:t>
+      </w:r>
+      <w:r>
+        <w:t xml:space="preserve">Review of the Literature.”</w:t>
       </w:r>
       <w:r>
         <w:t xml:space="preserve"> </w:t>
       </w:r>
       <w:r>
         <w:rPr>
+          <w:i/>
           <w:iCs/>
-          <w:i/>
-        </w:rPr>
-        <w:t xml:space="preserve">Annual Review of Clinical Psychology</w:t>
-      </w:r>
-      <w:r>
-        <w:t xml:space="preserve"> </w:t>
-      </w:r>
-      <w:r>
-        <w:t xml:space="preserve">16 (1): 401–30.</w:t>
-      </w:r>
-      <w:r>
-        <w:t xml:space="preserve"> </w:t>
-      </w:r>
-      <w:hyperlink r:id="rId69">
-        <w:r>
-          <w:rPr>
-            <w:rStyle w:val="Hyperlink"/>
-          </w:rPr>
-          <w:t xml:space="preserve">https://doi.org/10.1146/annurev-clinpsy-102419-125016</w:t>
-        </w:r>
-      </w:hyperlink>
-      <w:r>
-        <w:t xml:space="preserve">.</w:t>
-      </w:r>
-    </w:p>
-    <w:bookmarkEnd w:id="70"/>
-    <w:bookmarkStart w:id="72" w:name="Xa203ab3abd150ead1a7854a9fa5726c8a273f52"/>
-    <w:p>
-      <w:pPr>
-        <w:pStyle w:val="Bibliography"/>
-      </w:pPr>
-      <w:r>
-        <w:t xml:space="preserve">Greenfield, Shelly F., Audrey J. Brooks, Susan M. Gordon, Carla A. Green, Frankie Kropp, R. Kathryn McHugh, Melissa Lincoln, Denise Hien, and Gloria M. Miele. 2007.</w:t>
-      </w:r>
-      <w:r>
-        <w:t xml:space="preserve"> </w:t>
-      </w:r>
-      <w:r>
-        <w:t xml:space="preserve">“Substance Abuse Treatment Entry, Retention, and Outcome in Women:</w:t>
-      </w:r>
-      <w:r>
-        <w:t xml:space="preserve"> </w:t>
-      </w:r>
-      <w:r>
-        <w:t xml:space="preserve">A</w:t>
-      </w:r>
-      <w:r>
-        <w:t xml:space="preserve"> </w:t>
-      </w:r>
-      <w:r>
-        <w:t xml:space="preserve">Review of the Literature.”</w:t>
-      </w:r>
-      <w:r>
-        <w:t xml:space="preserve"> </w:t>
-      </w:r>
-      <w:r>
-        <w:rPr>
-          <w:iCs/>
-          <w:i/>
         </w:rPr>
         <w:t xml:space="preserve">Drug and Alcohol Dependence</w:t>
       </w:r>
@@ -6968,7 +4880,7 @@
       <w:r>
         <w:t xml:space="preserve"> </w:t>
       </w:r>
-      <w:hyperlink r:id="rId71">
+      <w:hyperlink r:id="rId72">
         <w:r>
           <w:rPr>
             <w:rStyle w:val="Hyperlink"/>
@@ -6980,8 +4892,8 @@
         <w:t xml:space="preserve">.</w:t>
       </w:r>
     </w:p>
-    <w:bookmarkEnd w:id="72"/>
-    <w:bookmarkStart w:id="73" w:name="ref-hsiehSampleSizeTables1989"/>
+    <w:bookmarkEnd w:id="73"/>
+    <w:bookmarkStart w:id="74" w:name="ref-hsiehSampleSizeTables1989"/>
     <w:p>
       <w:pPr>
         <w:pStyle w:val="Bibliography"/>
@@ -7000,8 +4912,8 @@
       </w:r>
       <w:r>
         <w:rPr>
+          <w:i/>
           <w:iCs/>
-          <w:i/>
         </w:rPr>
         <w:t xml:space="preserve">Statistics in Medicine</w:t>
       </w:r>
@@ -7012,8 +4924,8 @@
         <w:t xml:space="preserve">8: 795–802.</w:t>
       </w:r>
     </w:p>
-    <w:bookmarkEnd w:id="73"/>
-    <w:bookmarkStart w:id="75" w:name="ref-kilaruIncidenceTreatmentOpioid2020"/>
+    <w:bookmarkEnd w:id="74"/>
+    <w:bookmarkStart w:id="76" w:name="ref-kilaruIncidenceTreatmentOpioid2020"/>
     <w:p>
       <w:pPr>
         <w:pStyle w:val="Bibliography"/>
@@ -7065,8 +4977,8 @@
       </w:r>
       <w:r>
         <w:rPr>
+          <w:i/>
           <w:iCs/>
-          <w:i/>
         </w:rPr>
         <w:t xml:space="preserve">JAMA Network Open</w:t>
       </w:r>
@@ -7079,7 +4991,7 @@
       <w:r>
         <w:t xml:space="preserve"> </w:t>
       </w:r>
-      <w:hyperlink r:id="rId74">
+      <w:hyperlink r:id="rId75">
         <w:r>
           <w:rPr>
             <w:rStyle w:val="Hyperlink"/>
@@ -7091,8 +5003,8 @@
         <w:t xml:space="preserve">.</w:t>
       </w:r>
     </w:p>
-    <w:bookmarkEnd w:id="75"/>
-    <w:bookmarkStart w:id="77" w:name="ref-kuhnAppliedPredictiveModeling2018"/>
+    <w:bookmarkEnd w:id="76"/>
+    <w:bookmarkStart w:id="78" w:name="ref-kuhnAppliedPredictiveModeling2018"/>
     <w:p>
       <w:pPr>
         <w:pStyle w:val="Bibliography"/>
@@ -7105,22 +5017,22 @@
       </w:r>
       <w:r>
         <w:rPr>
+          <w:i/>
           <w:iCs/>
-          <w:i/>
         </w:rPr>
         <w:t xml:space="preserve">Applied</w:t>
       </w:r>
       <w:r>
         <w:rPr>
+          <w:i/>
           <w:iCs/>
+        </w:rPr>
+        <w:t xml:space="preserve"> </w:t>
+      </w:r>
+      <w:r>
+        <w:rPr>
           <w:i/>
-        </w:rPr>
-        <w:t xml:space="preserve"> </w:t>
-      </w:r>
-      <w:r>
-        <w:rPr>
           <w:iCs/>
-          <w:i/>
         </w:rPr>
         <w:t xml:space="preserve">Predictive Modeling</w:t>
       </w:r>
@@ -7130,7 +5042,7 @@
       <w:r>
         <w:t xml:space="preserve"> </w:t>
       </w:r>
-      <w:hyperlink r:id="rId76">
+      <w:hyperlink r:id="rId77">
         <w:r>
           <w:rPr>
             <w:rStyle w:val="Hyperlink"/>
@@ -7142,8 +5054,8 @@
         <w:t xml:space="preserve">.</w:t>
       </w:r>
     </w:p>
-    <w:bookmarkEnd w:id="77"/>
-    <w:bookmarkStart w:id="78" w:name="ref-kuhnTidymodelsCollectionPackages2020"/>
+    <w:bookmarkEnd w:id="78"/>
+    <w:bookmarkStart w:id="79" w:name="ref-kuhnTidymodelsCollectionPackages2020"/>
     <w:p>
       <w:pPr>
         <w:pStyle w:val="Bibliography"/>
@@ -7158,8 +5070,8 @@
         <w:t xml:space="preserve">“Tidymodels: A Collection of Packages for Modeling and Machine Learning Using Tidyverse Principles.”</w:t>
       </w:r>
     </w:p>
-    <w:bookmarkEnd w:id="78"/>
-    <w:bookmarkStart w:id="80" w:name="ref-kullSigmoidsHowObtain2017"/>
+    <w:bookmarkEnd w:id="79"/>
+    <w:bookmarkStart w:id="81" w:name="ref-kullSigmoidsHowObtain2017"/>
     <w:p>
       <w:pPr>
         <w:pStyle w:val="Bibliography"/>
@@ -7190,8 +5102,8 @@
       </w:r>
       <w:r>
         <w:rPr>
+          <w:i/>
           <w:iCs/>
-          <w:i/>
         </w:rPr>
         <w:t xml:space="preserve">Electronic Journal of Statistics</w:t>
       </w:r>
@@ -7204,7 +5116,7 @@
       <w:r>
         <w:t xml:space="preserve"> </w:t>
       </w:r>
-      <w:hyperlink r:id="rId79">
+      <w:hyperlink r:id="rId80">
         <w:r>
           <w:rPr>
             <w:rStyle w:val="Hyperlink"/>
@@ -7216,8 +5128,8 @@
         <w:t xml:space="preserve">.</w:t>
       </w:r>
     </w:p>
-    <w:bookmarkEnd w:id="80"/>
-    <w:bookmarkStart w:id="81" w:name="X34be55f2a2ff67a14e7206627bb93b426490c87"/>
+    <w:bookmarkEnd w:id="81"/>
+    <w:bookmarkStart w:id="82" w:name="X34be55f2a2ff67a14e7206627bb93b426490c87"/>
     <w:p>
       <w:pPr>
         <w:pStyle w:val="Bibliography"/>
@@ -7242,50 +5154,50 @@
       </w:r>
       <w:r>
         <w:rPr>
+          <w:i/>
           <w:iCs/>
-          <w:i/>
         </w:rPr>
         <w:t xml:space="preserve">Proceedings of the 31st</w:t>
       </w:r>
       <w:r>
         <w:rPr>
+          <w:i/>
           <w:iCs/>
+        </w:rPr>
+        <w:t xml:space="preserve"> </w:t>
+      </w:r>
+      <w:r>
+        <w:rPr>
           <w:i/>
-        </w:rPr>
-        <w:t xml:space="preserve"> </w:t>
-      </w:r>
-      <w:r>
-        <w:rPr>
           <w:iCs/>
-          <w:i/>
         </w:rPr>
         <w:t xml:space="preserve">International Conference</w:t>
       </w:r>
       <w:r>
         <w:rPr>
+          <w:i/>
           <w:iCs/>
+        </w:rPr>
+        <w:t xml:space="preserve"> </w:t>
+      </w:r>
+      <w:r>
+        <w:rPr>
           <w:i/>
-        </w:rPr>
-        <w:t xml:space="preserve"> </w:t>
-      </w:r>
-      <w:r>
-        <w:rPr>
           <w:iCs/>
-          <w:i/>
         </w:rPr>
         <w:t xml:space="preserve">on</w:t>
       </w:r>
       <w:r>
         <w:rPr>
+          <w:i/>
           <w:iCs/>
+        </w:rPr>
+        <w:t xml:space="preserve"> </w:t>
+      </w:r>
+      <w:r>
+        <w:rPr>
           <w:i/>
-        </w:rPr>
-        <w:t xml:space="preserve"> </w:t>
-      </w:r>
-      <w:r>
-        <w:rPr>
           <w:iCs/>
-          <w:i/>
         </w:rPr>
         <w:t xml:space="preserve">Neural Information Processing Systems</w:t>
       </w:r>
@@ -7302,8 +5214,8 @@
         <w:t xml:space="preserve">’17. Red Hook, NY, USA: Curran Associates Inc.</w:t>
       </w:r>
     </w:p>
-    <w:bookmarkEnd w:id="81"/>
-    <w:bookmarkStart w:id="82" w:name="X0900e084d2d8751b94683f82b04534ea811d54e"/>
+    <w:bookmarkEnd w:id="82"/>
+    <w:bookmarkStart w:id="83" w:name="X0900e084d2d8751b94683f82b04534ea811d54e"/>
     <w:p>
       <w:pPr>
         <w:pStyle w:val="Bibliography"/>
@@ -7316,99 +5228,99 @@
       </w:r>
       <w:r>
         <w:rPr>
+          <w:i/>
           <w:iCs/>
-          <w:i/>
         </w:rPr>
         <w:t xml:space="preserve">Relapse</w:t>
       </w:r>
       <w:r>
         <w:rPr>
+          <w:i/>
           <w:iCs/>
+        </w:rPr>
+        <w:t xml:space="preserve"> </w:t>
+      </w:r>
+      <w:r>
+        <w:rPr>
           <w:i/>
-        </w:rPr>
-        <w:t xml:space="preserve"> </w:t>
-      </w:r>
-      <w:r>
-        <w:rPr>
           <w:iCs/>
-          <w:i/>
         </w:rPr>
         <w:t xml:space="preserve">Prevention</w:t>
       </w:r>
       <w:r>
         <w:rPr>
+          <w:i/>
           <w:iCs/>
-          <w:i/>
         </w:rPr>
         <w:t xml:space="preserve">:</w:t>
       </w:r>
       <w:r>
         <w:rPr>
+          <w:i/>
           <w:iCs/>
+        </w:rPr>
+        <w:t xml:space="preserve"> </w:t>
+      </w:r>
+      <w:r>
+        <w:rPr>
           <w:i/>
-        </w:rPr>
-        <w:t xml:space="preserve"> </w:t>
-      </w:r>
-      <w:r>
-        <w:rPr>
           <w:iCs/>
-          <w:i/>
         </w:rPr>
         <w:t xml:space="preserve">Maintenance Strategies</w:t>
       </w:r>
       <w:r>
         <w:rPr>
+          <w:i/>
           <w:iCs/>
+        </w:rPr>
+        <w:t xml:space="preserve"> </w:t>
+      </w:r>
+      <w:r>
+        <w:rPr>
           <w:i/>
-        </w:rPr>
-        <w:t xml:space="preserve"> </w:t>
-      </w:r>
-      <w:r>
-        <w:rPr>
           <w:iCs/>
-          <w:i/>
         </w:rPr>
         <w:t xml:space="preserve">in the</w:t>
       </w:r>
       <w:r>
         <w:rPr>
+          <w:i/>
           <w:iCs/>
+        </w:rPr>
+        <w:t xml:space="preserve"> </w:t>
+      </w:r>
+      <w:r>
+        <w:rPr>
           <w:i/>
-        </w:rPr>
-        <w:t xml:space="preserve"> </w:t>
-      </w:r>
-      <w:r>
-        <w:rPr>
           <w:iCs/>
-          <w:i/>
         </w:rPr>
         <w:t xml:space="preserve">Treatment</w:t>
       </w:r>
       <w:r>
         <w:rPr>
+          <w:i/>
           <w:iCs/>
+        </w:rPr>
+        <w:t xml:space="preserve"> </w:t>
+      </w:r>
+      <w:r>
+        <w:rPr>
           <w:i/>
-        </w:rPr>
-        <w:t xml:space="preserve"> </w:t>
-      </w:r>
-      <w:r>
-        <w:rPr>
           <w:iCs/>
-          <w:i/>
         </w:rPr>
         <w:t xml:space="preserve">of</w:t>
       </w:r>
       <w:r>
         <w:rPr>
+          <w:i/>
           <w:iCs/>
+        </w:rPr>
+        <w:t xml:space="preserve"> </w:t>
+      </w:r>
+      <w:r>
+        <w:rPr>
           <w:i/>
-        </w:rPr>
-        <w:t xml:space="preserve"> </w:t>
-      </w:r>
-      <w:r>
-        <w:rPr>
           <w:iCs/>
-          <w:i/>
         </w:rPr>
         <w:t xml:space="preserve">Addictive Behaviors</w:t>
       </w:r>
@@ -7416,8 +5328,8 @@
         <w:t xml:space="preserve">. First edition. New York: The Guilford Press.</w:t>
       </w:r>
     </w:p>
-    <w:bookmarkEnd w:id="82"/>
-    <w:bookmarkStart w:id="84" w:name="ref-mohrPersonalSensingUnderstanding2017"/>
+    <w:bookmarkEnd w:id="83"/>
+    <w:bookmarkStart w:id="85" w:name="ref-mohrPersonalSensingUnderstanding2017"/>
     <w:p>
       <w:pPr>
         <w:pStyle w:val="Bibliography"/>
@@ -7466,8 +5378,8 @@
       </w:r>
       <w:r>
         <w:rPr>
+          <w:i/>
           <w:iCs/>
-          <w:i/>
         </w:rPr>
         <w:t xml:space="preserve">Annual Review of Clinical Psychology</w:t>
       </w:r>
@@ -7480,7 +5392,7 @@
       <w:r>
         <w:t xml:space="preserve"> </w:t>
       </w:r>
-      <w:hyperlink r:id="rId83">
+      <w:hyperlink r:id="rId84">
         <w:r>
           <w:rPr>
             <w:rStyle w:val="Hyperlink"/>
@@ -7492,8 +5404,8 @@
         <w:t xml:space="preserve">.</w:t>
       </w:r>
     </w:p>
-    <w:bookmarkEnd w:id="84"/>
-    <w:bookmarkStart w:id="86" w:name="ref-olfsonHealthcareCoverageService2022"/>
+    <w:bookmarkEnd w:id="85"/>
+    <w:bookmarkStart w:id="87" w:name="ref-olfsonHealthcareCoverageService2022"/>
     <w:p>
       <w:pPr>
         <w:pStyle w:val="Bibliography"/>
@@ -7512,8 +5424,8 @@
       </w:r>
       <w:r>
         <w:rPr>
+          <w:i/>
           <w:iCs/>
-          <w:i/>
         </w:rPr>
         <w:t xml:space="preserve">Journal of Substance Abuse Treatment</w:t>
       </w:r>
@@ -7526,7 +5438,7 @@
       <w:r>
         <w:t xml:space="preserve"> </w:t>
       </w:r>
-      <w:hyperlink r:id="rId85">
+      <w:hyperlink r:id="rId86">
         <w:r>
           <w:rPr>
             <w:rStyle w:val="Hyperlink"/>
@@ -7538,8 +5450,8 @@
         <w:t xml:space="preserve">.</w:t>
       </w:r>
     </w:p>
-    <w:bookmarkEnd w:id="86"/>
-    <w:bookmarkStart w:id="88" w:name="ref-pinedoCurrentReexaminationRacial2019"/>
+    <w:bookmarkEnd w:id="87"/>
+    <w:bookmarkStart w:id="89" w:name="ref-pinedoCurrentReexaminationRacial2019"/>
     <w:p>
       <w:pPr>
         <w:pStyle w:val="Bibliography"/>
@@ -7570,8 +5482,8 @@
       </w:r>
       <w:r>
         <w:rPr>
+          <w:i/>
           <w:iCs/>
-          <w:i/>
         </w:rPr>
         <w:t xml:space="preserve">Drug and Alcohol Dependence</w:t>
       </w:r>
@@ -7584,7 +5496,7 @@
       <w:r>
         <w:t xml:space="preserve"> </w:t>
       </w:r>
-      <w:hyperlink r:id="rId87">
+      <w:hyperlink r:id="rId88">
         <w:r>
           <w:rPr>
             <w:rStyle w:val="Hyperlink"/>
@@ -7596,8 +5508,8 @@
         <w:t xml:space="preserve">.</w:t>
       </w:r>
     </w:p>
-    <w:bookmarkEnd w:id="88"/>
-    <w:bookmarkStart w:id="90" w:name="Xd4c1d027f60920f356af6131267e679804e946e"/>
+    <w:bookmarkEnd w:id="89"/>
+    <w:bookmarkStart w:id="91" w:name="Xd4c1d027f60920f356af6131267e679804e946e"/>
     <w:p>
       <w:pPr>
         <w:pStyle w:val="Bibliography"/>
@@ -7628,8 +5540,8 @@
       </w:r>
       <w:r>
         <w:rPr>
+          <w:i/>
           <w:iCs/>
-          <w:i/>
         </w:rPr>
         <w:t xml:space="preserve">Psychology of Addictive Behaviors: Journal of the Society of Psychologists in Addictive Behaviors</w:t>
       </w:r>
@@ -7642,7 +5554,7 @@
       <w:r>
         <w:t xml:space="preserve"> </w:t>
       </w:r>
-      <w:hyperlink r:id="rId89">
+      <w:hyperlink r:id="rId90">
         <w:r>
           <w:rPr>
             <w:rStyle w:val="Hyperlink"/>
@@ -7654,8 +5566,8 @@
         <w:t xml:space="preserve">.</w:t>
       </w:r>
     </w:p>
-    <w:bookmarkEnd w:id="90"/>
-    <w:bookmarkStart w:id="92" w:name="ref-waltersUsingMachineLearning2021"/>
+    <w:bookmarkEnd w:id="91"/>
+    <w:bookmarkStart w:id="93" w:name="ref-waltersUsingMachineLearning2021"/>
     <w:p>
       <w:pPr>
         <w:pStyle w:val="Bibliography"/>
@@ -7674,8 +5586,8 @@
       </w:r>
       <w:r>
         <w:rPr>
+          <w:i/>
           <w:iCs/>
-          <w:i/>
         </w:rPr>
         <w:t xml:space="preserve">Journal of Substance Abuse Treatment</w:t>
       </w:r>
@@ -7688,7 +5600,7 @@
       <w:r>
         <w:t xml:space="preserve"> </w:t>
       </w:r>
-      <w:hyperlink r:id="rId91">
+      <w:hyperlink r:id="rId92">
         <w:r>
           <w:rPr>
             <w:rStyle w:val="Hyperlink"/>
@@ -7700,8 +5612,8 @@
         <w:t xml:space="preserve">.</w:t>
       </w:r>
     </w:p>
-    <w:bookmarkEnd w:id="92"/>
-    <w:bookmarkStart w:id="94" w:name="X4446e184b7dd55a61fd406499f32542fdcf24b5"/>
+    <w:bookmarkEnd w:id="93"/>
+    <w:bookmarkStart w:id="95" w:name="X4446e184b7dd55a61fd406499f32542fdcf24b5"/>
     <w:p>
       <w:pPr>
         <w:pStyle w:val="Bibliography"/>
@@ -7732,8 +5644,8 @@
       </w:r>
       <w:r>
         <w:rPr>
+          <w:i/>
           <w:iCs/>
-          <w:i/>
         </w:rPr>
         <w:t xml:space="preserve">American Psychologist</w:t>
       </w:r>
@@ -7746,7 +5658,7 @@
       <w:r>
         <w:t xml:space="preserve"> </w:t>
       </w:r>
-      <w:hyperlink r:id="rId93">
+      <w:hyperlink r:id="rId94">
         <w:r>
           <w:rPr>
             <w:rStyle w:val="Hyperlink"/>
@@ -7758,143 +5670,46 @@
         <w:t xml:space="preserve">.</w:t>
       </w:r>
     </w:p>
-    <w:bookmarkEnd w:id="94"/>
-    <w:bookmarkStart w:id="96" w:name="X254a0f87701f835b5365990b3eba45be7dca59c"/>
+    <w:bookmarkEnd w:id="95"/>
+    <w:bookmarkStart w:id="97" w:name="Xb35ee182d565575e339a0170868456c1684f821"/>
     <w:p>
       <w:pPr>
         <w:pStyle w:val="Bibliography"/>
       </w:pPr>
       <w:r>
-        <w:t xml:space="preserve">———. 2007.</w:t>
-      </w:r>
-      <w:r>
-        <w:t xml:space="preserve"> </w:t>
-      </w:r>
-      <w:r>
-        <w:t xml:space="preserve">“Modeling the Complexity of Post-Treatment Drinking:</w:t>
-      </w:r>
-      <w:r>
-        <w:t xml:space="preserve"> </w:t>
-      </w:r>
-      <w:r>
-        <w:t xml:space="preserve">It</w:t>
-      </w:r>
-      <w:r>
-        <w:t xml:space="preserve">’s a Rocky Road to Relapse.”</w:t>
+        <w:t xml:space="preserve">Wyant, Kendra, Hannah Moshontz, Stephanie B. Ward, Gaylen E. Fronk, and John J. Curtin. 2023.</w:t>
+      </w:r>
+      <w:r>
+        <w:t xml:space="preserve"> </w:t>
+      </w:r>
+      <w:r>
+        <w:t xml:space="preserve">“Acceptability of</w:t>
+      </w:r>
+      <w:r>
+        <w:t xml:space="preserve"> </w:t>
+      </w:r>
+      <w:r>
+        <w:t xml:space="preserve">Personal Sensing Among People With Alcohol Use Disorder</w:t>
+      </w:r>
+      <w:r>
+        <w:t xml:space="preserve">:</w:t>
+      </w:r>
+      <w:r>
+        <w:t xml:space="preserve"> </w:t>
+      </w:r>
+      <w:r>
+        <w:t xml:space="preserve">Observational Study</w:t>
+      </w:r>
+      <w:r>
+        <w:t xml:space="preserve">.”</w:t>
       </w:r>
       <w:r>
         <w:t xml:space="preserve"> </w:t>
       </w:r>
       <w:r>
         <w:rPr>
+          <w:i/>
           <w:iCs/>
-          <w:i/>
-        </w:rPr>
-        <w:t xml:space="preserve">Clinical Psychology Review</w:t>
-      </w:r>
-      <w:r>
-        <w:t xml:space="preserve">, New</w:t>
-      </w:r>
-      <w:r>
-        <w:t xml:space="preserve"> </w:t>
-      </w:r>
-      <w:r>
-        <w:t xml:space="preserve">Approaches</w:t>
-      </w:r>
-      <w:r>
-        <w:t xml:space="preserve"> </w:t>
-      </w:r>
-      <w:r>
-        <w:t xml:space="preserve">to the</w:t>
-      </w:r>
-      <w:r>
-        <w:t xml:space="preserve"> </w:t>
-      </w:r>
-      <w:r>
-        <w:t xml:space="preserve">Study</w:t>
-      </w:r>
-      <w:r>
-        <w:t xml:space="preserve"> </w:t>
-      </w:r>
-      <w:r>
-        <w:t xml:space="preserve">of</w:t>
-      </w:r>
-      <w:r>
-        <w:t xml:space="preserve"> </w:t>
-      </w:r>
-      <w:r>
-        <w:t xml:space="preserve">Change</w:t>
-      </w:r>
-      <w:r>
-        <w:t xml:space="preserve"> </w:t>
-      </w:r>
-      <w:r>
-        <w:t xml:space="preserve">in</w:t>
-      </w:r>
-      <w:r>
-        <w:t xml:space="preserve"> </w:t>
-      </w:r>
-      <w:r>
-        <w:t xml:space="preserve">Cognitive Behavioral Therapies</w:t>
-      </w:r>
-      <w:r>
-        <w:t xml:space="preserve">, 27 (6): 724–38.</w:t>
-      </w:r>
-      <w:r>
-        <w:t xml:space="preserve"> </w:t>
-      </w:r>
-      <w:hyperlink r:id="rId95">
-        <w:r>
-          <w:rPr>
-            <w:rStyle w:val="Hyperlink"/>
-          </w:rPr>
-          <w:t xml:space="preserve">https://doi.org/10.1016/j.cpr.2007.01.002</w:t>
-        </w:r>
-      </w:hyperlink>
-      <w:r>
-        <w:t xml:space="preserve">.</w:t>
-      </w:r>
-    </w:p>
-    <w:bookmarkEnd w:id="96"/>
-    <w:bookmarkStart w:id="98" w:name="Xb35ee182d565575e339a0170868456c1684f821"/>
-    <w:p>
-      <w:pPr>
-        <w:pStyle w:val="Bibliography"/>
-      </w:pPr>
-      <w:r>
-        <w:t xml:space="preserve">Wyant, Kendra, Hannah Moshontz, Stephanie B. Ward, Gaylen E. Fronk, and John J. Curtin. 2023.</w:t>
-      </w:r>
-      <w:r>
-        <w:t xml:space="preserve"> </w:t>
-      </w:r>
-      <w:r>
-        <w:t xml:space="preserve">“Acceptability of</w:t>
-      </w:r>
-      <w:r>
-        <w:t xml:space="preserve"> </w:t>
-      </w:r>
-      <w:r>
-        <w:t xml:space="preserve">Personal Sensing Among People With Alcohol Use Disorder</w:t>
-      </w:r>
-      <w:r>
-        <w:t xml:space="preserve">:</w:t>
-      </w:r>
-      <w:r>
-        <w:t xml:space="preserve"> </w:t>
-      </w:r>
-      <w:r>
-        <w:t xml:space="preserve">Observational Study</w:t>
-      </w:r>
-      <w:r>
-        <w:t xml:space="preserve">.”</w:t>
-      </w:r>
-      <w:r>
-        <w:t xml:space="preserve"> </w:t>
-      </w:r>
-      <w:r>
-        <w:rPr>
-          <w:iCs/>
-          <w:i/>
         </w:rPr>
         <w:t xml:space="preserve">JMIR mHealth and uHealth</w:t>
       </w:r>
@@ -7907,7 +5722,7 @@
       <w:r>
         <w:t xml:space="preserve"> </w:t>
       </w:r>
-      <w:hyperlink r:id="rId97">
+      <w:hyperlink r:id="rId96">
         <w:r>
           <w:rPr>
             <w:rStyle w:val="Hyperlink"/>
@@ -7919,8 +5734,8 @@
         <w:t xml:space="preserve">.</w:t>
       </w:r>
     </w:p>
-    <w:bookmarkEnd w:id="98"/>
-    <w:bookmarkStart w:id="100" w:name="ref-wyantMachineLearningModels2023"/>
+    <w:bookmarkEnd w:id="97"/>
+    <w:bookmarkStart w:id="99" w:name="ref-wyantMachineLearningModels2023"/>
     <w:p>
       <w:pPr>
         <w:pStyle w:val="Bibliography"/>
@@ -7939,8 +5754,8 @@
       </w:r>
       <w:r>
         <w:rPr>
+          <w:i/>
           <w:iCs/>
-          <w:i/>
         </w:rPr>
         <w:t xml:space="preserve">Psychopathology and Clinical Science</w:t>
       </w:r>
@@ -7950,7 +5765,7 @@
       <w:r>
         <w:t xml:space="preserve"> </w:t>
       </w:r>
-      <w:hyperlink r:id="rId99">
+      <w:hyperlink r:id="rId98">
         <w:r>
           <w:rPr>
             <w:rStyle w:val="Hyperlink"/>
@@ -7962,10 +5777,10 @@
         <w:t xml:space="preserve">.</w:t>
       </w:r>
     </w:p>
+    <w:bookmarkEnd w:id="99"/>
     <w:bookmarkEnd w:id="100"/>
     <w:bookmarkEnd w:id="101"/>
     <w:bookmarkEnd w:id="102"/>
-    <w:bookmarkEnd w:id="103"/>
     <w:sectPr/>
   </w:body>
 </w:document>
@@ -7997,14 +5812,14 @@
 <file path=word/numbering.xml><?xml version="1.0" encoding="utf-8"?>
 <w:numbering xmlns:w="http://schemas.openxmlformats.org/wordprocessingml/2006/main">
   <w:abstractNum w:abstractNumId="990">
-    <w:nsid w:val="A990"/>
+    <w:nsid w:val="0000A990"/>
     <w:multiLevelType w:val="multilevel"/>
     <w:lvl w:ilvl="0">
       <w:numFmt w:val="bullet"/>
       <w:lvlText w:val=" "/>
       <w:lvlJc w:val="left"/>
       <w:pPr>
-        <w:ind w:left="720" w:hanging="480"/>
+        <w:ind w:left="720" w:hanging="360"/>
       </w:pPr>
     </w:lvl>
     <w:lvl w:ilvl="1">
@@ -8012,7 +5827,7 @@
       <w:lvlText w:val=" "/>
       <w:lvlJc w:val="left"/>
       <w:pPr>
-        <w:ind w:left="1440" w:hanging="480"/>
+        <w:ind w:left="1440" w:hanging="360"/>
       </w:pPr>
     </w:lvl>
     <w:lvl w:ilvl="2">
@@ -8020,7 +5835,7 @@
       <w:lvlText w:val=" "/>
       <w:lvlJc w:val="left"/>
       <w:pPr>
-        <w:ind w:left="2160" w:hanging="480"/>
+        <w:ind w:left="2160" w:hanging="360"/>
       </w:pPr>
     </w:lvl>
     <w:lvl w:ilvl="3">
@@ -8028,7 +5843,7 @@
       <w:lvlText w:val=" "/>
       <w:lvlJc w:val="left"/>
       <w:pPr>
-        <w:ind w:left="2880" w:hanging="480"/>
+        <w:ind w:left="2880" w:hanging="360"/>
       </w:pPr>
     </w:lvl>
     <w:lvl w:ilvl="4">
@@ -8036,7 +5851,7 @@
       <w:lvlText w:val=" "/>
       <w:lvlJc w:val="left"/>
       <w:pPr>
-        <w:ind w:left="3600" w:hanging="480"/>
+        <w:ind w:left="3600" w:hanging="360"/>
       </w:pPr>
     </w:lvl>
     <w:lvl w:ilvl="5">
@@ -8044,7 +5859,7 @@
       <w:lvlText w:val=" "/>
       <w:lvlJc w:val="left"/>
       <w:pPr>
-        <w:ind w:left="4320" w:hanging="480"/>
+        <w:ind w:left="4320" w:hanging="360"/>
       </w:pPr>
     </w:lvl>
     <w:lvl w:ilvl="6">
@@ -8052,7 +5867,7 @@
       <w:lvlText w:val=" "/>
       <w:lvlJc w:val="left"/>
       <w:pPr>
-        <w:ind w:left="5040" w:hanging="480"/>
+        <w:ind w:left="5040" w:hanging="360"/>
       </w:pPr>
     </w:lvl>
     <w:lvl w:ilvl="7">
@@ -8060,7 +5875,7 @@
       <w:lvlText w:val=" "/>
       <w:lvlJc w:val="left"/>
       <w:pPr>
-        <w:ind w:left="5760" w:hanging="480"/>
+        <w:ind w:left="5760" w:hanging="360"/>
       </w:pPr>
     </w:lvl>
     <w:lvl w:ilvl="8">
@@ -8068,12 +5883,12 @@
       <w:lvlText w:val=" "/>
       <w:lvlJc w:val="left"/>
       <w:pPr>
-        <w:ind w:left="6480" w:hanging="480"/>
+        <w:ind w:left="6480" w:hanging="360"/>
       </w:pPr>
     </w:lvl>
   </w:abstractNum>
   <w:abstractNum w:abstractNumId="99411">
-    <w:nsid w:val="A99411"/>
+    <w:nsid w:val="00A99411"/>
     <w:multiLevelType w:val="multilevel"/>
     <w:lvl w:ilvl="0">
       <w:start w:val="1"/>
@@ -8081,7 +5896,7 @@
       <w:lvlText w:val="%1."/>
       <w:lvlJc w:val="left"/>
       <w:pPr>
-        <w:ind w:left="720" w:hanging="480"/>
+        <w:ind w:left="720" w:hanging="360"/>
       </w:pPr>
     </w:lvl>
     <w:lvl w:ilvl="1">
@@ -8090,7 +5905,7 @@
       <w:lvlText w:val="%2."/>
       <w:lvlJc w:val="left"/>
       <w:pPr>
-        <w:ind w:left="1440" w:hanging="480"/>
+        <w:ind w:left="1440" w:hanging="360"/>
       </w:pPr>
     </w:lvl>
     <w:lvl w:ilvl="2">
@@ -8099,7 +5914,7 @@
       <w:lvlText w:val="%3."/>
       <w:lvlJc w:val="left"/>
       <w:pPr>
-        <w:ind w:left="2160" w:hanging="480"/>
+        <w:ind w:left="2160" w:hanging="360"/>
       </w:pPr>
     </w:lvl>
     <w:lvl w:ilvl="3">
@@ -8108,7 +5923,7 @@
       <w:lvlText w:val="%4."/>
       <w:lvlJc w:val="left"/>
       <w:pPr>
-        <w:ind w:left="2880" w:hanging="480"/>
+        <w:ind w:left="2880" w:hanging="360"/>
       </w:pPr>
     </w:lvl>
     <w:lvl w:ilvl="4">
@@ -8117,7 +5932,7 @@
       <w:lvlText w:val="%5."/>
       <w:lvlJc w:val="left"/>
       <w:pPr>
-        <w:ind w:left="3600" w:hanging="480"/>
+        <w:ind w:left="3600" w:hanging="360"/>
       </w:pPr>
     </w:lvl>
     <w:lvl w:ilvl="5">
@@ -8126,7 +5941,7 @@
       <w:lvlText w:val="%6."/>
       <w:lvlJc w:val="left"/>
       <w:pPr>
-        <w:ind w:left="4320" w:hanging="480"/>
+        <w:ind w:left="4320" w:hanging="360"/>
       </w:pPr>
     </w:lvl>
     <w:lvl w:ilvl="6">
@@ -8135,7 +5950,7 @@
       <w:lvlText w:val="%7."/>
       <w:lvlJc w:val="left"/>
       <w:pPr>
-        <w:ind w:left="5040" w:hanging="480"/>
+        <w:ind w:left="5040" w:hanging="360"/>
       </w:pPr>
     </w:lvl>
     <w:lvl w:ilvl="7">
@@ -8144,7 +5959,7 @@
       <w:lvlText w:val="%8."/>
       <w:lvlJc w:val="left"/>
       <w:pPr>
-        <w:ind w:left="5760" w:hanging="480"/>
+        <w:ind w:left="5760" w:hanging="360"/>
       </w:pPr>
     </w:lvl>
     <w:lvl w:ilvl="8">
@@ -8153,84 +5968,111 @@
       <w:lvlText w:val="%9."/>
       <w:lvlJc w:val="left"/>
       <w:pPr>
-        <w:ind w:left="6480" w:hanging="480"/>
+        <w:ind w:left="6480" w:hanging="360"/>
       </w:pPr>
     </w:lvl>
   </w:abstractNum>
   <w:abstractNum w:abstractNumId="991">
-    <w:nsid w:val="A991"/>
+    <w:nsid w:val="0000A991"/>
     <w:multiLevelType w:val="multilevel"/>
     <w:lvl w:ilvl="0">
       <w:numFmt w:val="bullet"/>
-      <w:lvlText w:val="•"/>
+      <w:lvlText w:val=""/>
       <w:lvlJc w:val="left"/>
       <w:pPr>
-        <w:ind w:left="720" w:hanging="480"/>
-      </w:pPr>
+        <w:ind w:left="720" w:hanging="360"/>
+      </w:pPr>
+      <w:rPr>
+        <w:rFonts w:ascii="Symbol" w:hAnsi="Symbol" w:cs="Symbol" w:hint="default"/>
+      </w:rPr>
     </w:lvl>
     <w:lvl w:ilvl="1">
       <w:numFmt w:val="bullet"/>
-      <w:lvlText w:val="–"/>
+      <w:lvlText w:val="o"/>
       <w:lvlJc w:val="left"/>
       <w:pPr>
-        <w:ind w:left="1440" w:hanging="480"/>
-      </w:pPr>
+        <w:ind w:left="1440" w:hanging="360"/>
+      </w:pPr>
+      <w:rPr>
+        <w:rFonts w:ascii="Courier New" w:hAnsi="Courier New" w:cs="Courier New" w:hint="default"/>
+      </w:rPr>
     </w:lvl>
     <w:lvl w:ilvl="2">
       <w:numFmt w:val="bullet"/>
-      <w:lvlText w:val="•"/>
+      <w:lvlText w:val=""/>
       <w:lvlJc w:val="left"/>
       <w:pPr>
-        <w:ind w:left="2160" w:hanging="480"/>
-      </w:pPr>
+        <w:ind w:left="2160" w:hanging="360"/>
+      </w:pPr>
+      <w:rPr>
+        <w:rFonts w:ascii="Wingdings" w:hAnsi="Wingdings" w:cs="Wingdings" w:hint="default"/>
+      </w:rPr>
     </w:lvl>
     <w:lvl w:ilvl="3">
       <w:numFmt w:val="bullet"/>
-      <w:lvlText w:val="–"/>
+      <w:lvlText w:val=""/>
       <w:lvlJc w:val="left"/>
       <w:pPr>
-        <w:ind w:left="2880" w:hanging="480"/>
-      </w:pPr>
+        <w:ind w:left="2880" w:hanging="360"/>
+      </w:pPr>
+      <w:rPr>
+        <w:rFonts w:ascii="Symbol" w:hAnsi="Symbol" w:cs="Symbol" w:hint="default"/>
+      </w:rPr>
     </w:lvl>
     <w:lvl w:ilvl="4">
       <w:numFmt w:val="bullet"/>
-      <w:lvlText w:val="•"/>
+      <w:lvlText w:val="o"/>
       <w:lvlJc w:val="left"/>
       <w:pPr>
-        <w:ind w:left="3600" w:hanging="480"/>
-      </w:pPr>
+        <w:ind w:left="3600" w:hanging="360"/>
+      </w:pPr>
+      <w:rPr>
+        <w:rFonts w:ascii="Courier New" w:hAnsi="Courier New" w:cs="Courier New" w:hint="default"/>
+      </w:rPr>
     </w:lvl>
     <w:lvl w:ilvl="5">
       <w:numFmt w:val="bullet"/>
-      <w:lvlText w:val="–"/>
+      <w:lvlText w:val=""/>
       <w:lvlJc w:val="left"/>
       <w:pPr>
-        <w:ind w:left="4320" w:hanging="480"/>
-      </w:pPr>
+        <w:ind w:left="4320" w:hanging="360"/>
+      </w:pPr>
+      <w:rPr>
+        <w:rFonts w:ascii="Wingdings" w:hAnsi="Wingdings" w:cs="Wingdings" w:hint="default"/>
+      </w:rPr>
     </w:lvl>
     <w:lvl w:ilvl="6">
       <w:numFmt w:val="bullet"/>
-      <w:lvlText w:val="•"/>
+      <w:lvlText w:val=""/>
       <w:lvlJc w:val="left"/>
       <w:pPr>
-        <w:ind w:left="5040" w:hanging="480"/>
-      </w:pPr>
+        <w:ind w:left="5040" w:hanging="360"/>
+      </w:pPr>
+      <w:rPr>
+        <w:rFonts w:ascii="Symbol" w:hAnsi="Symbol" w:cs="Symbol" w:hint="default"/>
+      </w:rPr>
     </w:lvl>
     <w:lvl w:ilvl="7">
       <w:numFmt w:val="bullet"/>
-      <w:lvlText w:val="–"/>
+      <w:lvlText w:val="o"/>
       <w:lvlJc w:val="left"/>
       <w:pPr>
-        <w:ind w:left="5760" w:hanging="480"/>
-      </w:pPr>
+        <w:ind w:left="5760" w:hanging="360"/>
+      </w:pPr>
+      <w:rPr>
+        <w:rFonts w:ascii="Courier New" w:hAnsi="Courier New" w:cs="Courier New" w:hint="default"/>
+      </w:rPr>
     </w:lvl>
     <w:lvl w:ilvl="8">
       <w:numFmt w:val="bullet"/>
-      <w:lvlText w:val="•"/>
+      <w:lvlText w:val=""/>
       <w:lvlJc w:val="left"/>
       <w:pPr>
-        <w:ind w:left="6480" w:hanging="480"/>
-      </w:pPr>
+        <w:ind w:left="6480" w:hanging="360"/>
+      </w:pPr>
+      <w:rPr>
+        <w:rFonts w:ascii="Wingdings" w:hAnsi="Wingdings" w:cs="Wingdings" w:hint="default"/>
+      </w:rPr>
     </w:lvl>
   </w:abstractNum>
   <w:num w:numId="1000">
@@ -8328,10 +6170,10 @@
     <w:name w:val="Body Text"/>
     <w:basedOn w:val="Normal"/>
     <w:link w:val="BodyTextChar"/>
+    <w:qFormat/>
     <w:pPr>
       <w:spacing w:after="180" w:before="180"/>
     </w:pPr>
-    <w:qFormat/>
   </w:style>
   <w:style w:customStyle="1" w:styleId="FirstParagraph" w:type="paragraph">
     <w:name w:val="First Paragraph"/>
@@ -8351,36 +6193,70 @@
     <w:name w:val="Title"/>
     <w:basedOn w:val="Normal"/>
     <w:next w:val="BodyText"/>
+    <w:link w:val="TitleChar"/>
+    <w:uiPriority w:val="10"/>
     <w:qFormat/>
+    <w:rsid w:val="00A10FD9"/>
     <w:pPr>
-      <w:keepNext/>
-      <w:keepLines/>
-      <w:spacing w:after="240" w:before="480"/>
+      <w:spacing w:after="80" w:line="240" w:lineRule="auto"/>
+      <w:contextualSpacing/>
       <w:jc w:val="center"/>
     </w:pPr>
     <w:rPr>
       <w:rFonts w:asciiTheme="majorHAnsi" w:cstheme="majorBidi" w:eastAsiaTheme="majorEastAsia" w:hAnsiTheme="majorHAnsi"/>
-      <w:b/>
-      <w:bCs/>
-      <w:color w:themeColor="accent1" w:themeShade="B5" w:val="345A8A"/>
-      <w:sz w:val="36"/>
-      <w:szCs w:val="36"/>
+      <w:spacing w:val="-10"/>
+      <w:kern w:val="28"/>
+      <w:sz w:val="56"/>
+      <w:szCs w:val="56"/>
+    </w:rPr>
+  </w:style>
+  <w:style w:customStyle="1" w:styleId="TitleChar" w:type="character">
+    <w:name w:val="Title Char"/>
+    <w:basedOn w:val="DefaultParagraphFont"/>
+    <w:link w:val="Title"/>
+    <w:uiPriority w:val="10"/>
+    <w:rsid w:val="00A10FD9"/>
+    <w:rPr>
+      <w:rFonts w:asciiTheme="majorHAnsi" w:cstheme="majorBidi" w:eastAsiaTheme="majorEastAsia" w:hAnsiTheme="majorHAnsi"/>
+      <w:spacing w:val="-10"/>
+      <w:kern w:val="28"/>
+      <w:sz w:val="56"/>
+      <w:szCs w:val="56"/>
     </w:rPr>
   </w:style>
   <w:style w:styleId="Subtitle" w:type="paragraph">
     <w:name w:val="Subtitle"/>
-    <w:basedOn w:val="Title"/>
+    <w:basedOn w:val="Normal"/>
     <w:next w:val="BodyText"/>
+    <w:link w:val="SubtitleChar"/>
+    <w:uiPriority w:val="11"/>
     <w:qFormat/>
+    <w:rsid w:val="00A10FD9"/>
     <w:pPr>
-      <w:keepNext/>
-      <w:keepLines/>
-      <w:spacing w:after="240" w:before="240"/>
-      <w:jc w:val="center"/>
+      <w:numPr>
+        <w:ilvl w:val="1"/>
+      </w:numPr>
     </w:pPr>
     <w:rPr>
-      <w:sz w:val="30"/>
-      <w:szCs w:val="30"/>
+      <w:rFonts w:cstheme="majorBidi" w:eastAsiaTheme="majorEastAsia"/>
+      <w:color w:themeColor="text1" w:themeTint="A6" w:val="595959"/>
+      <w:spacing w:val="15"/>
+      <w:sz w:val="28"/>
+      <w:szCs w:val="28"/>
+    </w:rPr>
+  </w:style>
+  <w:style w:customStyle="1" w:styleId="SubtitleChar" w:type="character">
+    <w:name w:val="Subtitle Char"/>
+    <w:basedOn w:val="DefaultParagraphFont"/>
+    <w:link w:val="Subtitle"/>
+    <w:uiPriority w:val="11"/>
+    <w:rsid w:val="00A10FD9"/>
+    <w:rPr>
+      <w:rFonts w:cstheme="majorBidi" w:eastAsiaTheme="majorEastAsia"/>
+      <w:color w:themeColor="text1" w:themeTint="A6" w:val="595959"/>
+      <w:spacing w:val="15"/>
+      <w:sz w:val="28"/>
+      <w:szCs w:val="28"/>
     </w:rPr>
   </w:style>
   <w:style w:customStyle="1" w:styleId="Author" w:type="paragraph">
@@ -8411,15 +6287,14 @@
     <w:pPr>
       <w:keepNext/>
       <w:keepLines/>
+      <w:spacing w:after="0" w:before="300"/>
       <w:jc w:val="center"/>
-      <w:spacing w:after="0" w:before="300"/>
     </w:pPr>
     <w:rPr>
+      <w:b/>
+      <w:color w:val="345A8A"/>
       <w:sz w:val="20"/>
       <w:szCs w:val="20"/>
-      <w:b/>
-      <w:color w:val="345A8A"/>
-      &gt;
     </w:rPr>
   </w:style>
   <w:style w:customStyle="1" w:styleId="Abstract" w:type="paragraph">
@@ -8446,191 +6321,321 @@
     <w:rPr/>
   </w:style>
   <w:style w:styleId="Heading1" w:type="paragraph">
-    <w:name w:val="Heading 1"/>
+    <w:name w:val="heading 1"/>
     <w:basedOn w:val="Normal"/>
     <w:next w:val="BodyText"/>
+    <w:link w:val="Heading1Char"/>
     <w:uiPriority w:val="9"/>
     <w:qFormat/>
+    <w:rsid w:val="00A10FD9"/>
     <w:pPr>
       <w:keepNext/>
       <w:keepLines/>
-      <w:spacing w:after="0" w:before="480"/>
+      <w:spacing w:after="80" w:before="360"/>
       <w:outlineLvl w:val="0"/>
     </w:pPr>
     <w:rPr>
       <w:rFonts w:asciiTheme="majorHAnsi" w:cstheme="majorBidi" w:eastAsiaTheme="majorEastAsia" w:hAnsiTheme="majorHAnsi"/>
-      <w:b/>
-      <w:bCs/>
-      <w:color w:themeColor="accent1" w:val="4F81BD"/>
-      <w:sz w:val="32"/>
-      <w:szCs w:val="32"/>
+      <w:color w:themeColor="accent1" w:themeShade="BF" w:val="0F4761"/>
+      <w:sz w:val="40"/>
+      <w:szCs w:val="40"/>
     </w:rPr>
   </w:style>
   <w:style w:styleId="Heading2" w:type="paragraph">
-    <w:name w:val="Heading 2"/>
+    <w:name w:val="heading 2"/>
     <w:basedOn w:val="Normal"/>
     <w:next w:val="BodyText"/>
+    <w:link w:val="Heading2Char"/>
     <w:uiPriority w:val="9"/>
+    <w:semiHidden/>
     <w:unhideWhenUsed/>
     <w:qFormat/>
+    <w:rsid w:val="00A10FD9"/>
     <w:pPr>
       <w:keepNext/>
       <w:keepLines/>
-      <w:spacing w:after="0" w:before="200"/>
+      <w:spacing w:after="80" w:before="160"/>
       <w:outlineLvl w:val="1"/>
     </w:pPr>
     <w:rPr>
       <w:rFonts w:asciiTheme="majorHAnsi" w:cstheme="majorBidi" w:eastAsiaTheme="majorEastAsia" w:hAnsiTheme="majorHAnsi"/>
-      <w:b/>
-      <w:bCs/>
-      <w:color w:themeColor="accent1" w:val="4F81BD"/>
+      <w:color w:themeColor="accent1" w:themeShade="BF" w:val="0F4761"/>
+      <w:sz w:val="32"/>
+      <w:szCs w:val="32"/>
+    </w:rPr>
+  </w:style>
+  <w:style w:styleId="Heading3" w:type="paragraph">
+    <w:name w:val="heading 3"/>
+    <w:basedOn w:val="Normal"/>
+    <w:next w:val="BodyText"/>
+    <w:link w:val="Heading3Char"/>
+    <w:uiPriority w:val="9"/>
+    <w:semiHidden/>
+    <w:unhideWhenUsed/>
+    <w:qFormat/>
+    <w:rsid w:val="00A10FD9"/>
+    <w:pPr>
+      <w:keepNext/>
+      <w:keepLines/>
+      <w:spacing w:after="80" w:before="160"/>
+      <w:outlineLvl w:val="2"/>
+    </w:pPr>
+    <w:rPr>
+      <w:rFonts w:cstheme="majorBidi" w:eastAsiaTheme="majorEastAsia"/>
+      <w:color w:themeColor="accent1" w:themeShade="BF" w:val="0F4761"/>
       <w:sz w:val="28"/>
       <w:szCs w:val="28"/>
     </w:rPr>
   </w:style>
-  <w:style w:styleId="Heading3" w:type="paragraph">
-    <w:name w:val="Heading 3"/>
+  <w:style w:styleId="Heading4" w:type="paragraph">
+    <w:name w:val="heading 4"/>
     <w:basedOn w:val="Normal"/>
     <w:next w:val="BodyText"/>
+    <w:link w:val="Heading4Char"/>
     <w:uiPriority w:val="9"/>
+    <w:semiHidden/>
     <w:unhideWhenUsed/>
     <w:qFormat/>
+    <w:rsid w:val="00A10FD9"/>
     <w:pPr>
       <w:keepNext/>
       <w:keepLines/>
-      <w:spacing w:after="0" w:before="200"/>
-      <w:outlineLvl w:val="2"/>
+      <w:spacing w:after="40" w:before="80"/>
+      <w:outlineLvl w:val="3"/>
     </w:pPr>
     <w:rPr>
-      <w:rFonts w:asciiTheme="majorHAnsi" w:cstheme="majorBidi" w:eastAsiaTheme="majorEastAsia" w:hAnsiTheme="majorHAnsi"/>
-      <w:b/>
-      <w:bCs/>
-      <w:color w:themeColor="accent1" w:val="4F81BD"/>
-      <w:sz w:val="24"/>
-      <w:szCs w:val="24"/>
+      <w:rFonts w:cstheme="majorBidi" w:eastAsiaTheme="majorEastAsia"/>
+      <w:i/>
+      <w:iCs/>
+      <w:color w:themeColor="accent1" w:themeShade="BF" w:val="0F4761"/>
     </w:rPr>
   </w:style>
-  <w:style w:styleId="Heading4" w:type="paragraph">
-    <w:name w:val="Heading 4"/>
+  <w:style w:styleId="Heading5" w:type="paragraph">
+    <w:name w:val="heading 5"/>
     <w:basedOn w:val="Normal"/>
     <w:next w:val="BodyText"/>
+    <w:link w:val="Heading5Char"/>
     <w:uiPriority w:val="9"/>
+    <w:semiHidden/>
     <w:unhideWhenUsed/>
     <w:qFormat/>
+    <w:rsid w:val="00A10FD9"/>
     <w:pPr>
       <w:keepNext/>
       <w:keepLines/>
-      <w:spacing w:after="0" w:before="200"/>
-      <w:outlineLvl w:val="3"/>
+      <w:spacing w:after="40" w:before="80"/>
+      <w:outlineLvl w:val="4"/>
     </w:pPr>
     <w:rPr>
-      <w:rFonts w:asciiTheme="majorHAnsi" w:cstheme="majorBidi" w:eastAsiaTheme="majorEastAsia" w:hAnsiTheme="majorHAnsi"/>
-      <w:i/>
-      <w:bCs/>
-      <w:color w:themeColor="accent1" w:val="4F81BD"/>
-      <w:sz w:val="24"/>
-      <w:szCs w:val="24"/>
+      <w:rFonts w:cstheme="majorBidi" w:eastAsiaTheme="majorEastAsia"/>
+      <w:color w:themeColor="accent1" w:themeShade="BF" w:val="0F4761"/>
     </w:rPr>
   </w:style>
-  <w:style w:styleId="Heading5" w:type="paragraph">
-    <w:name w:val="Heading 5"/>
+  <w:style w:styleId="Heading6" w:type="paragraph">
+    <w:name w:val="heading 6"/>
     <w:basedOn w:val="Normal"/>
     <w:next w:val="BodyText"/>
+    <w:link w:val="Heading6Char"/>
     <w:uiPriority w:val="9"/>
+    <w:semiHidden/>
     <w:unhideWhenUsed/>
     <w:qFormat/>
+    <w:rsid w:val="00A10FD9"/>
     <w:pPr>
       <w:keepNext/>
       <w:keepLines/>
-      <w:spacing w:after="0" w:before="200"/>
-      <w:outlineLvl w:val="4"/>
+      <w:spacing w:after="0" w:before="40"/>
+      <w:outlineLvl w:val="5"/>
     </w:pPr>
     <w:rPr>
-      <w:rFonts w:asciiTheme="majorHAnsi" w:cstheme="majorBidi" w:eastAsiaTheme="majorEastAsia" w:hAnsiTheme="majorHAnsi"/>
+      <w:rFonts w:cstheme="majorBidi" w:eastAsiaTheme="majorEastAsia"/>
+      <w:i/>
       <w:iCs/>
-      <w:color w:themeColor="accent1" w:val="4F81BD"/>
-      <w:sz w:val="24"/>
-      <w:szCs w:val="24"/>
+      <w:color w:themeColor="text1" w:themeTint="A6" w:val="595959"/>
     </w:rPr>
   </w:style>
-  <w:style w:styleId="Heading6" w:type="paragraph">
-    <w:name w:val="Heading 6"/>
+  <w:style w:styleId="Heading7" w:type="paragraph">
+    <w:name w:val="heading 7"/>
     <w:basedOn w:val="Normal"/>
     <w:next w:val="BodyText"/>
+    <w:link w:val="Heading7Char"/>
     <w:uiPriority w:val="9"/>
+    <w:semiHidden/>
     <w:unhideWhenUsed/>
     <w:qFormat/>
+    <w:rsid w:val="00A10FD9"/>
     <w:pPr>
       <w:keepNext/>
       <w:keepLines/>
-      <w:spacing w:after="0" w:before="200"/>
-      <w:outlineLvl w:val="5"/>
+      <w:spacing w:after="0" w:before="40"/>
+      <w:outlineLvl w:val="6"/>
     </w:pPr>
     <w:rPr>
-      <w:rFonts w:asciiTheme="majorHAnsi" w:cstheme="majorBidi" w:eastAsiaTheme="majorEastAsia" w:hAnsiTheme="majorHAnsi"/>
-      <w:color w:themeColor="accent1" w:val="4F81BD"/>
-      <w:sz w:val="24"/>
-      <w:szCs w:val="24"/>
+      <w:rFonts w:cstheme="majorBidi" w:eastAsiaTheme="majorEastAsia"/>
+      <w:color w:themeColor="text1" w:themeTint="A6" w:val="595959"/>
     </w:rPr>
   </w:style>
-  <w:style w:styleId="Heading7" w:type="paragraph">
-    <w:name w:val="Heading 7"/>
+  <w:style w:styleId="Heading8" w:type="paragraph">
+    <w:name w:val="heading 8"/>
     <w:basedOn w:val="Normal"/>
     <w:next w:val="BodyText"/>
+    <w:link w:val="Heading8Char"/>
     <w:uiPriority w:val="9"/>
+    <w:semiHidden/>
     <w:unhideWhenUsed/>
     <w:qFormat/>
+    <w:rsid w:val="00A10FD9"/>
     <w:pPr>
       <w:keepNext/>
       <w:keepLines/>
-      <w:spacing w:after="0" w:before="200"/>
-      <w:outlineLvl w:val="6"/>
+      <w:spacing w:after="0"/>
+      <w:outlineLvl w:val="7"/>
     </w:pPr>
     <w:rPr>
-      <w:rFonts w:asciiTheme="majorHAnsi" w:cstheme="majorBidi" w:eastAsiaTheme="majorEastAsia" w:hAnsiTheme="majorHAnsi"/>
-      <w:color w:themeColor="accent1" w:val="4F81BD"/>
-      <w:sz w:val="24"/>
-      <w:szCs w:val="24"/>
+      <w:rFonts w:cstheme="majorBidi" w:eastAsiaTheme="majorEastAsia"/>
+      <w:i/>
+      <w:iCs/>
+      <w:color w:themeColor="text1" w:themeTint="D8" w:val="272727"/>
     </w:rPr>
   </w:style>
-  <w:style w:styleId="Heading8" w:type="paragraph">
-    <w:name w:val="Heading 8"/>
+  <w:style w:styleId="Heading9" w:type="paragraph">
+    <w:name w:val="heading 9"/>
     <w:basedOn w:val="Normal"/>
     <w:next w:val="BodyText"/>
+    <w:link w:val="Heading9Char"/>
     <w:uiPriority w:val="9"/>
+    <w:semiHidden/>
     <w:unhideWhenUsed/>
     <w:qFormat/>
+    <w:rsid w:val="00A10FD9"/>
     <w:pPr>
       <w:keepNext/>
       <w:keepLines/>
-      <w:spacing w:after="0" w:before="200"/>
-      <w:outlineLvl w:val="7"/>
-    </w:pPr>
-    <w:rPr>
-      <w:rFonts w:asciiTheme="majorHAnsi" w:cstheme="majorBidi" w:eastAsiaTheme="majorEastAsia" w:hAnsiTheme="majorHAnsi"/>
-      <w:color w:themeColor="accent1" w:val="4F81BD"/>
-      <w:sz w:val="24"/>
-      <w:szCs w:val="24"/>
-    </w:rPr>
-  </w:style>
-  <w:style w:styleId="Heading9" w:type="paragraph">
-    <w:name w:val="Heading 9"/>
-    <w:basedOn w:val="Normal"/>
-    <w:next w:val="BodyText"/>
-    <w:uiPriority w:val="9"/>
-    <w:unhideWhenUsed/>
-    <w:qFormat/>
-    <w:pPr>
-      <w:keepNext/>
-      <w:keepLines/>
-      <w:spacing w:after="0" w:before="200"/>
+      <w:spacing w:after="0"/>
       <w:outlineLvl w:val="8"/>
     </w:pPr>
     <w:rPr>
+      <w:rFonts w:cstheme="majorBidi" w:eastAsiaTheme="majorEastAsia"/>
+      <w:color w:themeColor="text1" w:themeTint="D8" w:val="272727"/>
+    </w:rPr>
+  </w:style>
+  <w:style w:customStyle="1" w:styleId="Heading1Char" w:type="character">
+    <w:name w:val="Heading 1 Char"/>
+    <w:basedOn w:val="DefaultParagraphFont"/>
+    <w:link w:val="Heading1"/>
+    <w:uiPriority w:val="9"/>
+    <w:rsid w:val="00A10FD9"/>
+    <w:rPr>
       <w:rFonts w:asciiTheme="majorHAnsi" w:cstheme="majorBidi" w:eastAsiaTheme="majorEastAsia" w:hAnsiTheme="majorHAnsi"/>
-      <w:color w:themeColor="accent1" w:val="4F81BD"/>
-      <w:sz w:val="24"/>
-      <w:szCs w:val="24"/>
+      <w:color w:themeColor="accent1" w:themeShade="BF" w:val="0F4761"/>
+      <w:sz w:val="40"/>
+      <w:szCs w:val="40"/>
+    </w:rPr>
+  </w:style>
+  <w:style w:customStyle="1" w:styleId="Heading2Char" w:type="character">
+    <w:name w:val="Heading 2 Char"/>
+    <w:basedOn w:val="DefaultParagraphFont"/>
+    <w:link w:val="Heading2"/>
+    <w:uiPriority w:val="9"/>
+    <w:semiHidden/>
+    <w:rsid w:val="00A10FD9"/>
+    <w:rPr>
+      <w:rFonts w:asciiTheme="majorHAnsi" w:cstheme="majorBidi" w:eastAsiaTheme="majorEastAsia" w:hAnsiTheme="majorHAnsi"/>
+      <w:color w:themeColor="accent1" w:themeShade="BF" w:val="0F4761"/>
+      <w:sz w:val="32"/>
+      <w:szCs w:val="32"/>
+    </w:rPr>
+  </w:style>
+  <w:style w:customStyle="1" w:styleId="Heading3Char" w:type="character">
+    <w:name w:val="Heading 3 Char"/>
+    <w:basedOn w:val="DefaultParagraphFont"/>
+    <w:link w:val="Heading3"/>
+    <w:uiPriority w:val="9"/>
+    <w:semiHidden/>
+    <w:rsid w:val="00A10FD9"/>
+    <w:rPr>
+      <w:rFonts w:cstheme="majorBidi" w:eastAsiaTheme="majorEastAsia"/>
+      <w:color w:themeColor="accent1" w:themeShade="BF" w:val="0F4761"/>
+      <w:sz w:val="28"/>
+      <w:szCs w:val="28"/>
+    </w:rPr>
+  </w:style>
+  <w:style w:customStyle="1" w:styleId="Heading4Char" w:type="character">
+    <w:name w:val="Heading 4 Char"/>
+    <w:basedOn w:val="DefaultParagraphFont"/>
+    <w:link w:val="Heading4"/>
+    <w:uiPriority w:val="9"/>
+    <w:semiHidden/>
+    <w:rsid w:val="00A10FD9"/>
+    <w:rPr>
+      <w:rFonts w:cstheme="majorBidi" w:eastAsiaTheme="majorEastAsia"/>
+      <w:i/>
+      <w:iCs/>
+      <w:color w:themeColor="accent1" w:themeShade="BF" w:val="0F4761"/>
+    </w:rPr>
+  </w:style>
+  <w:style w:customStyle="1" w:styleId="Heading5Char" w:type="character">
+    <w:name w:val="Heading 5 Char"/>
+    <w:basedOn w:val="DefaultParagraphFont"/>
+    <w:link w:val="Heading5"/>
+    <w:uiPriority w:val="9"/>
+    <w:semiHidden/>
+    <w:rsid w:val="00A10FD9"/>
+    <w:rPr>
+      <w:rFonts w:cstheme="majorBidi" w:eastAsiaTheme="majorEastAsia"/>
+      <w:color w:themeColor="accent1" w:themeShade="BF" w:val="0F4761"/>
+    </w:rPr>
+  </w:style>
+  <w:style w:customStyle="1" w:styleId="Heading6Char" w:type="character">
+    <w:name w:val="Heading 6 Char"/>
+    <w:basedOn w:val="DefaultParagraphFont"/>
+    <w:link w:val="Heading6"/>
+    <w:uiPriority w:val="9"/>
+    <w:semiHidden/>
+    <w:rsid w:val="00A10FD9"/>
+    <w:rPr>
+      <w:rFonts w:cstheme="majorBidi" w:eastAsiaTheme="majorEastAsia"/>
+      <w:i/>
+      <w:iCs/>
+      <w:color w:themeColor="text1" w:themeTint="A6" w:val="595959"/>
+    </w:rPr>
+  </w:style>
+  <w:style w:customStyle="1" w:styleId="Heading7Char" w:type="character">
+    <w:name w:val="Heading 7 Char"/>
+    <w:basedOn w:val="DefaultParagraphFont"/>
+    <w:link w:val="Heading7"/>
+    <w:uiPriority w:val="9"/>
+    <w:semiHidden/>
+    <w:rsid w:val="00A10FD9"/>
+    <w:rPr>
+      <w:rFonts w:cstheme="majorBidi" w:eastAsiaTheme="majorEastAsia"/>
+      <w:color w:themeColor="text1" w:themeTint="A6" w:val="595959"/>
+    </w:rPr>
+  </w:style>
+  <w:style w:customStyle="1" w:styleId="Heading8Char" w:type="character">
+    <w:name w:val="Heading 8 Char"/>
+    <w:basedOn w:val="DefaultParagraphFont"/>
+    <w:link w:val="Heading8"/>
+    <w:uiPriority w:val="9"/>
+    <w:semiHidden/>
+    <w:rsid w:val="00A10FD9"/>
+    <w:rPr>
+      <w:rFonts w:cstheme="majorBidi" w:eastAsiaTheme="majorEastAsia"/>
+      <w:i/>
+      <w:iCs/>
+      <w:color w:themeColor="text1" w:themeTint="D8" w:val="272727"/>
+    </w:rPr>
+  </w:style>
+  <w:style w:customStyle="1" w:styleId="Heading9Char" w:type="character">
+    <w:name w:val="Heading 9 Char"/>
+    <w:basedOn w:val="DefaultParagraphFont"/>
+    <w:link w:val="Heading9"/>
+    <w:uiPriority w:val="9"/>
+    <w:semiHidden/>
+    <w:rsid w:val="00A10FD9"/>
+    <w:rPr>
+      <w:rFonts w:cstheme="majorBidi" w:eastAsiaTheme="majorEastAsia"/>
+      <w:color w:themeColor="text1" w:themeTint="D8" w:val="272727"/>
     </w:rPr>
   </w:style>
   <w:style w:styleId="BlockText" w:type="paragraph">
@@ -8655,8 +6660,8 @@
   </w:style>
   <w:style w:styleId="FootnoteBlockText" w:type="paragraph">
     <w:name w:val="Footnote Block Text"/>
-    <w:basedOn w:val="Footnote Text"/>
-    <w:next w:val="Footnote Text"/>
+    <w:basedOn w:val="FootnoteText"/>
+    <w:next w:val="FootnoteText"/>
     <w:uiPriority w:val="9"/>
     <w:unhideWhenUsed/>
     <w:qFormat/>
@@ -8694,10 +6699,10 @@
         <w:jc w:val="left"/>
       </w:trPr>
       <w:tcPr>
-        <w:vAlign w:val="bottom"/>
         <w:tcBorders>
           <w:bottom w:val="single"/>
         </w:tcBorders>
+        <w:vAlign w:val="bottom"/>
       </w:tcPr>
     </w:tblStylePr>
   </w:style>
@@ -8813,6 +6818,7 @@
     <w:name w:val="KeywordTok"/>
     <w:basedOn w:val="VerbatimChar"/>
     <w:rPr>
+      <w:b/>
       <w:color w:val="003b4f"/>
       <w:shd w:val="clear" w:fill="f1f3f5"/>
     </w:rPr>
@@ -8917,9 +6923,9 @@
     <w:name w:val="DocumentationTok"/>
     <w:basedOn w:val="VerbatimChar"/>
     <w:rPr>
+      <w:i/>
       <w:color w:val="5e5e5e"/>
       <w:shd w:val="clear" w:fill="f1f3f5"/>
-      <w:i/>
     </w:rPr>
   </w:style>
   <w:style w:type="character" w:customStyle="1" w:styleId="AnnotationTok">
@@ -8934,9 +6940,9 @@
     <w:name w:val="CommentVarTok"/>
     <w:basedOn w:val="VerbatimChar"/>
     <w:rPr>
+      <w:i/>
       <w:color w:val="5e5e5e"/>
       <w:shd w:val="clear" w:fill="f1f3f5"/>
-      <w:i/>
     </w:rPr>
   </w:style>
   <w:style w:type="character" w:customStyle="1" w:styleId="OtherTok">
@@ -8967,6 +6973,7 @@
     <w:name w:val="ControlFlowTok"/>
     <w:basedOn w:val="VerbatimChar"/>
     <w:rPr>
+      <w:b/>
       <w:color w:val="003b4f"/>
       <w:shd w:val="clear" w:fill="f1f3f5"/>
     </w:rPr>
@@ -9031,9 +7038,9 @@
     <w:name w:val="WarningTok"/>
     <w:basedOn w:val="VerbatimChar"/>
     <w:rPr>
+      <w:i/>
       <w:color w:val="5e5e5e"/>
       <w:shd w:val="clear" w:fill="f1f3f5"/>
-      <w:i/>
     </w:rPr>
   </w:style>
   <w:style w:type="character" w:customStyle="1" w:styleId="AlertTok">
@@ -9074,44 +7081,44 @@
         <a:sysClr val="window" lastClr="FFFFFF"/>
       </a:lt1>
       <a:dk2>
-        <a:srgbClr val="1F497D"/>
+        <a:srgbClr val="0E2841"/>
       </a:dk2>
       <a:lt2>
-        <a:srgbClr val="EEECE1"/>
+        <a:srgbClr val="E8E8E8"/>
       </a:lt2>
       <a:accent1>
-        <a:srgbClr val="4F81BD"/>
+        <a:srgbClr val="156082"/>
       </a:accent1>
       <a:accent2>
-        <a:srgbClr val="C0504D"/>
+        <a:srgbClr val="E97132"/>
       </a:accent2>
       <a:accent3>
-        <a:srgbClr val="9BBB59"/>
+        <a:srgbClr val="196B24"/>
       </a:accent3>
       <a:accent4>
-        <a:srgbClr val="8064A2"/>
+        <a:srgbClr val="0F9ED5"/>
       </a:accent4>
       <a:accent5>
-        <a:srgbClr val="4BACC6"/>
+        <a:srgbClr val="A02B93"/>
       </a:accent5>
       <a:accent6>
-        <a:srgbClr val="F79646"/>
+        <a:srgbClr val="4EA72E"/>
       </a:accent6>
       <a:hlink>
-        <a:srgbClr val="0000FF"/>
+        <a:srgbClr val="467886"/>
       </a:hlink>
       <a:folHlink>
-        <a:srgbClr val="800080"/>
+        <a:srgbClr val="96607D"/>
       </a:folHlink>
     </a:clrScheme>
     <a:fontScheme name="Office">
       <a:majorFont>
-        <a:latin typeface="Calibri"/>
+        <a:latin typeface="Aptos Display" panose="02110004020202020204"/>
         <a:ea typeface=""/>
         <a:cs typeface=""/>
-        <a:font script="Jpan" typeface="ＭＳ ゴシック"/>
+        <a:font script="Jpan" typeface="游ゴシック Light"/>
         <a:font script="Hang" typeface="맑은 고딕"/>
-        <a:font script="Hans" typeface="宋体"/>
+        <a:font script="Hans" typeface="等线 Light"/>
         <a:font script="Hant" typeface="新細明體"/>
         <a:font script="Arab" typeface="Times New Roman"/>
         <a:font script="Hebr" typeface="Times New Roman"/>
@@ -9138,14 +7145,32 @@
         <a:font script="Mong" typeface="Mongolian Baiti"/>
         <a:font script="Viet" typeface="Times New Roman"/>
         <a:font script="Uigh" typeface="Microsoft Uighur"/>
+        <a:font script="Geor" typeface="Sylfaen"/>
+        <a:font script="Armn" typeface="Arial"/>
+        <a:font script="Bugi" typeface="Leelawadee UI"/>
+        <a:font script="Bopo" typeface="Microsoft JhengHei"/>
+        <a:font script="Java" typeface="Javanese Text"/>
+        <a:font script="Lisu" typeface="Segoe UI"/>
+        <a:font script="Mymr" typeface="Myanmar Text"/>
+        <a:font script="Nkoo" typeface="Ebrima"/>
+        <a:font script="Olck" typeface="Nirmala UI"/>
+        <a:font script="Osma" typeface="Ebrima"/>
+        <a:font script="Phag" typeface="Phagspa"/>
+        <a:font script="Syrn" typeface="Estrangelo Edessa"/>
+        <a:font script="Syrj" typeface="Estrangelo Edessa"/>
+        <a:font script="Syre" typeface="Estrangelo Edessa"/>
+        <a:font script="Sora" typeface="Nirmala UI"/>
+        <a:font script="Tale" typeface="Microsoft Tai Le"/>
+        <a:font script="Talu" typeface="Microsoft New Tai Lue"/>
+        <a:font script="Tfng" typeface="Ebrima"/>
       </a:majorFont>
       <a:minorFont>
-        <a:latin typeface="Cambria"/>
+        <a:latin typeface="Aptos" panose="02110004020202020204"/>
         <a:ea typeface=""/>
         <a:cs typeface=""/>
-        <a:font script="Jpan" typeface="ＭＳ 明朝"/>
+        <a:font script="Jpan" typeface="游明朝"/>
         <a:font script="Hang" typeface="맑은 고딕"/>
-        <a:font script="Hans" typeface="宋体"/>
+        <a:font script="Hans" typeface="等线"/>
         <a:font script="Hant" typeface="新細明體"/>
         <a:font script="Arab" typeface="Arial"/>
         <a:font script="Hebr" typeface="Arial"/>
@@ -9172,6 +7197,24 @@
         <a:font script="Mong" typeface="Mongolian Baiti"/>
         <a:font script="Viet" typeface="Arial"/>
         <a:font script="Uigh" typeface="Microsoft Uighur"/>
+        <a:font script="Geor" typeface="Sylfaen"/>
+        <a:font script="Armn" typeface="Arial"/>
+        <a:font script="Bugi" typeface="Leelawadee UI"/>
+        <a:font script="Bopo" typeface="Microsoft JhengHei"/>
+        <a:font script="Java" typeface="Javanese Text"/>
+        <a:font script="Lisu" typeface="Segoe UI"/>
+        <a:font script="Mymr" typeface="Myanmar Text"/>
+        <a:font script="Nkoo" typeface="Ebrima"/>
+        <a:font script="Olck" typeface="Nirmala UI"/>
+        <a:font script="Osma" typeface="Ebrima"/>
+        <a:font script="Phag" typeface="Phagspa"/>
+        <a:font script="Syrn" typeface="Estrangelo Edessa"/>
+        <a:font script="Syrj" typeface="Estrangelo Edessa"/>
+        <a:font script="Syre" typeface="Estrangelo Edessa"/>
+        <a:font script="Sora" typeface="Nirmala UI"/>
+        <a:font script="Tale" typeface="Microsoft Tai Le"/>
+        <a:font script="Talu" typeface="Microsoft New Tai Lue"/>
+        <a:font script="Tfng" typeface="Ebrima"/>
       </a:minorFont>
     </a:fontScheme>
     <a:fmtScheme name="Office">
@@ -9183,200 +7226,141 @@
           <a:gsLst>
             <a:gs pos="0">
               <a:schemeClr val="phClr">
-                <a:tint val="50000"/>
-                <a:satMod val="300000"/>
+                <a:lumMod val="110000"/>
+                <a:satMod val="105000"/>
+                <a:tint val="67000"/>
               </a:schemeClr>
             </a:gs>
-            <a:gs pos="35000">
+            <a:gs pos="50000">
               <a:schemeClr val="phClr">
-                <a:tint val="37000"/>
-                <a:satMod val="300000"/>
+                <a:lumMod val="105000"/>
+                <a:satMod val="103000"/>
+                <a:tint val="73000"/>
               </a:schemeClr>
             </a:gs>
             <a:gs pos="100000">
               <a:schemeClr val="phClr">
-                <a:tint val="15000"/>
-                <a:satMod val="350000"/>
+                <a:lumMod val="105000"/>
+                <a:satMod val="109000"/>
+                <a:tint val="81000"/>
               </a:schemeClr>
             </a:gs>
           </a:gsLst>
-          <a:lin ang="16200000" scaled="1"/>
+          <a:lin ang="5400000" scaled="0"/>
         </a:gradFill>
         <a:gradFill rotWithShape="1">
           <a:gsLst>
             <a:gs pos="0">
               <a:schemeClr val="phClr">
-                <a:tint val="100000"/>
+                <a:satMod val="103000"/>
+                <a:lumMod val="102000"/>
+                <a:tint val="94000"/>
+              </a:schemeClr>
+            </a:gs>
+            <a:gs pos="50000">
+              <a:schemeClr val="phClr">
+                <a:satMod val="110000"/>
+                <a:lumMod val="100000"/>
                 <a:shade val="100000"/>
-                <a:satMod val="130000"/>
               </a:schemeClr>
             </a:gs>
             <a:gs pos="100000">
               <a:schemeClr val="phClr">
-                <a:tint val="50000"/>
-                <a:shade val="100000"/>
-                <a:satMod val="350000"/>
+                <a:lumMod val="99000"/>
+                <a:satMod val="120000"/>
+                <a:shade val="78000"/>
               </a:schemeClr>
             </a:gs>
           </a:gsLst>
-          <a:lin ang="16200000" scaled="0"/>
+          <a:lin ang="5400000" scaled="0"/>
         </a:gradFill>
       </a:fillStyleLst>
       <a:lnStyleLst>
-        <a:ln w="9525" cap="flat" cmpd="sng" algn="ctr">
-          <a:solidFill>
-            <a:schemeClr val="phClr">
-              <a:shade val="95000"/>
-              <a:satMod val="105000"/>
-            </a:schemeClr>
-          </a:solidFill>
-          <a:prstDash val="solid"/>
-        </a:ln>
-        <a:ln w="25400" cap="flat" cmpd="sng" algn="ctr">
+        <a:ln w="6350" cap="flat" cmpd="sng" algn="ctr">
           <a:solidFill>
             <a:schemeClr val="phClr"/>
           </a:solidFill>
           <a:prstDash val="solid"/>
+          <a:miter lim="800000"/>
         </a:ln>
-        <a:ln w="38100" cap="flat" cmpd="sng" algn="ctr">
+        <a:ln w="12700" cap="flat" cmpd="sng" algn="ctr">
           <a:solidFill>
             <a:schemeClr val="phClr"/>
           </a:solidFill>
           <a:prstDash val="solid"/>
+          <a:miter lim="800000"/>
+        </a:ln>
+        <a:ln w="19050" cap="flat" cmpd="sng" algn="ctr">
+          <a:solidFill>
+            <a:schemeClr val="phClr"/>
+          </a:solidFill>
+          <a:prstDash val="solid"/>
+          <a:miter lim="800000"/>
         </a:ln>
       </a:lnStyleLst>
       <a:effectStyleLst>
         <a:effectStyle>
+          <a:effectLst/>
+        </a:effectStyle>
+        <a:effectStyle>
+          <a:effectLst/>
+        </a:effectStyle>
+        <a:effectStyle>
           <a:effectLst>
-            <a:outerShdw blurRad="40000" dist="20000" dir="5400000" rotWithShape="0">
+            <a:outerShdw blurRad="57150" dist="19050" dir="5400000" algn="ctr" rotWithShape="0">
               <a:srgbClr val="000000">
-                <a:alpha val="38000"/>
+                <a:alpha val="63000"/>
               </a:srgbClr>
             </a:outerShdw>
           </a:effectLst>
-        </a:effectStyle>
-        <a:effectStyle>
-          <a:effectLst>
-            <a:outerShdw blurRad="40000" dist="23000" dir="5400000" rotWithShape="0">
-              <a:srgbClr val="000000">
-                <a:alpha val="35000"/>
-              </a:srgbClr>
-            </a:outerShdw>
-          </a:effectLst>
-        </a:effectStyle>
-        <a:effectStyle>
-          <a:effectLst>
-            <a:outerShdw blurRad="40000" dist="23000" dir="5400000" rotWithShape="0">
-              <a:srgbClr val="000000">
-                <a:alpha val="35000"/>
-              </a:srgbClr>
-            </a:outerShdw>
-          </a:effectLst>
-          <a:scene3d>
-            <a:camera prst="orthographicFront">
-              <a:rot lat="0" lon="0" rev="0"/>
-            </a:camera>
-            <a:lightRig rig="threePt" dir="t">
-              <a:rot lat="0" lon="0" rev="1200000"/>
-            </a:lightRig>
-          </a:scene3d>
-          <a:sp3d>
-            <a:bevelT w="63500" h="25400"/>
-          </a:sp3d>
         </a:effectStyle>
       </a:effectStyleLst>
       <a:bgFillStyleLst>
         <a:solidFill>
           <a:schemeClr val="phClr"/>
         </a:solidFill>
+        <a:solidFill>
+          <a:schemeClr val="phClr">
+            <a:tint val="95000"/>
+            <a:satMod val="170000"/>
+          </a:schemeClr>
+        </a:solidFill>
         <a:gradFill rotWithShape="1">
           <a:gsLst>
             <a:gs pos="0">
               <a:schemeClr val="phClr">
-                <a:tint val="40000"/>
-                <a:satMod val="350000"/>
+                <a:tint val="93000"/>
+                <a:satMod val="150000"/>
+                <a:shade val="98000"/>
+                <a:lumMod val="102000"/>
               </a:schemeClr>
             </a:gs>
-            <a:gs pos="40000">
+            <a:gs pos="50000">
               <a:schemeClr val="phClr">
-                <a:tint val="45000"/>
-                <a:shade val="99000"/>
-                <a:satMod val="350000"/>
+                <a:tint val="98000"/>
+                <a:satMod val="130000"/>
+                <a:shade val="90000"/>
+                <a:lumMod val="103000"/>
               </a:schemeClr>
             </a:gs>
             <a:gs pos="100000">
               <a:schemeClr val="phClr">
-                <a:shade val="20000"/>
-                <a:satMod val="255000"/>
+                <a:shade val="63000"/>
+                <a:satMod val="120000"/>
               </a:schemeClr>
             </a:gs>
           </a:gsLst>
-          <a:path path="circle">
-            <a:fillToRect l="50000" t="-80000" r="50000" b="180000"/>
-          </a:path>
-        </a:gradFill>
-        <a:gradFill rotWithShape="1">
-          <a:gsLst>
-            <a:gs pos="0">
-              <a:schemeClr val="phClr">
-                <a:tint val="80000"/>
-                <a:satMod val="300000"/>
-              </a:schemeClr>
-            </a:gs>
-            <a:gs pos="100000">
-              <a:schemeClr val="phClr">
-                <a:shade val="30000"/>
-                <a:satMod val="200000"/>
-              </a:schemeClr>
-            </a:gs>
-          </a:gsLst>
-          <a:path path="circle">
-            <a:fillToRect l="50000" t="50000" r="50000" b="50000"/>
-          </a:path>
+          <a:lin ang="5400000" scaled="0"/>
         </a:gradFill>
       </a:bgFillStyleLst>
     </a:fmtScheme>
   </a:themeElements>
-  <a:objectDefaults>
-    <a:spDef>
-      <a:spPr/>
-      <a:bodyPr/>
-      <a:lstStyle/>
-      <a:style>
-        <a:lnRef idx="1">
-          <a:schemeClr val="accent1"/>
-        </a:lnRef>
-        <a:fillRef idx="3">
-          <a:schemeClr val="accent1"/>
-        </a:fillRef>
-        <a:effectRef idx="2">
-          <a:schemeClr val="accent1"/>
-        </a:effectRef>
-        <a:fontRef idx="minor">
-          <a:schemeClr val="lt1"/>
-        </a:fontRef>
-      </a:style>
-    </a:spDef>
-    <a:lnDef>
-      <a:spPr/>
-      <a:bodyPr/>
-      <a:lstStyle/>
-      <a:style>
-        <a:lnRef idx="2">
-          <a:schemeClr val="accent1"/>
-        </a:lnRef>
-        <a:fillRef idx="0">
-          <a:schemeClr val="accent1"/>
-        </a:fillRef>
-        <a:effectRef idx="1">
-          <a:schemeClr val="accent1"/>
-        </a:effectRef>
-        <a:fontRef idx="minor">
-          <a:schemeClr val="tx1"/>
-        </a:fontRef>
-      </a:style>
-    </a:lnDef>
-  </a:objectDefaults>
+  <a:objectDefaults/>
   <a:extraClrSchemeLst/>
+  <a:extLst>
+    <a:ext uri="{05A4C25C-085E-4340-85A3-A5531E510DB2}">
+      <thm15:themeFamily xmlns:thm15="http://schemas.microsoft.com/office/thememl/2012/main" name="Office Theme" id="{2E142A2C-CD16-42D6-873A-C26D2A0506FA}" vid="{1BDDFF52-6CD6-40A5-AB3C-68EB2F1E4D0A}"/>
+    </a:ext>
+  </a:extLst>
 </a:theme>
 </file>
--- a/docs/index.docx
+++ b/docs/index.docx
@@ -155,7 +155,7 @@
         <w:pStyle w:val="Date"/>
       </w:pPr>
       <w:r>
-        <w:t xml:space="preserve">2024-06-18</w:t>
+        <w:t xml:space="preserve">2024-06-20</w:t>
       </w:r>
     </w:p>
     <w:p>
@@ -357,16 +357,34 @@
         <w:t xml:space="preserve">(DeRubeis 2019)</w:t>
       </w:r>
       <w:r>
-        <w:t xml:space="preserve">. Today, this approach is also applied to chronic mental health conditions, like substance use disorders (i.e., precision mental health). Precision mental health uses individual characteristics to guide initial treatment matching and adaptive continuing care over time. It requires dense, long-term monitoring of symptoms and related states, for interventions to be tailored to an individual’s needs and preferences at any given moment</w:t>
-      </w:r>
-      <w:r>
-        <w:t xml:space="preserve"> </w:t>
-      </w:r>
-      <w:r>
-        <w:t xml:space="preserve">(Bickman, Lyon, and Wolpert 2016)</w:t>
-      </w:r>
-      <w:r>
-        <w:t xml:space="preserve">. Essentially, it aims to identify both</w:t>
+        <w:t xml:space="preserve">. Traditionally, precision medicine seeks to answer</w:t>
+      </w:r>
+      <w:r>
+        <w:t xml:space="preserve"> </w:t>
+      </w:r>
+      <w:r>
+        <w:rPr>
+          <w:i/>
+          <w:iCs/>
+        </w:rPr>
+        <w:t xml:space="preserve">how</w:t>
+      </w:r>
+      <w:r>
+        <w:t xml:space="preserve"> </w:t>
+      </w:r>
+      <w:r>
+        <w:t xml:space="preserve">do we best treat a specific individual (e.g., which medication will work best for an individual given their unique background, preferences, and medical history).</w:t>
+      </w:r>
+    </w:p>
+    <w:p>
+      <w:pPr>
+        <w:pStyle w:val="BodyText"/>
+      </w:pPr>
+      <w:r>
+        <w:t xml:space="preserve">Today, this approach is also applied to chronic mental health conditions (i.e., precision mental health), like depression, substance use disorders, and suicide [</w:t>
+      </w:r>
+      <w:r>
+        <w:t xml:space="preserve">]. However, mental health conditions are complex fluctuating processes. Unlike medical conditions that have clear biological precursors, mental health conditions are products of lots of psychosocial factors. These factors differ between individuals and within an individual over time. Additionally, there are a wide array of psychosocial supports available for clinicians to select from. Thus, precision mental health must consider both the</w:t>
       </w:r>
       <w:r>
         <w:t xml:space="preserve"> </w:t>
@@ -382,7 +400,7 @@
         <w:t xml:space="preserve"> </w:t>
       </w:r>
       <w:r>
-        <w:t xml:space="preserve">and</w:t>
+        <w:t xml:space="preserve">and the</w:t>
       </w:r>
       <w:r>
         <w:t xml:space="preserve"> </w:t>
@@ -395,10 +413,7 @@
         <w:t xml:space="preserve">how</w:t>
       </w:r>
       <w:r>
-        <w:t xml:space="preserve"> </w:t>
-      </w:r>
-      <w:r>
-        <w:t xml:space="preserve">to intervene.</w:t>
+        <w:t xml:space="preserve">.</w:t>
       </w:r>
     </w:p>
     <w:p>
@@ -406,13 +421,35 @@
         <w:pStyle w:val="BodyText"/>
       </w:pPr>
       <w:r>
-        <w:t xml:space="preserve">Recent advances in both personal sensing and machine learning may address both of these barriers to successful precision mental health.</w:t>
-      </w:r>
-      <w:r>
-        <w:t xml:space="preserve"> </w:t>
-      </w:r>
-      <w:r>
-        <w:t xml:space="preserve"> </w:t>
+        <w:t xml:space="preserve">There has been long-standing interest in precision mental health and substance use disorders. In an early example, The Project MATCH research group attempted to match individuals with alcohol use disorder to their optimal treatment based on baseline measures of individual differences</w:t>
+      </w:r>
+      <w:r>
+        <w:t xml:space="preserve"> </w:t>
+      </w:r>
+      <w:r>
+        <w:t xml:space="preserve">(</w:t>
+      </w:r>
+      <w:r>
+        <w:rPr>
+          <w:b/>
+          <w:bCs/>
+        </w:rPr>
+        <w:t xml:space="preserve">projectmatchresearchgroupMatchingAlcoholismTreatments1997?</w:t>
+      </w:r>
+      <w:r>
+        <w:t xml:space="preserve">)</w:t>
+      </w:r>
+      <w:r>
+        <w:t xml:space="preserve">. The study failed to find any differences in treatment success. This can likely be attributed to low dimensional analyses that failed to capture to the complex and heterogeneous nature of substance use disorders and their use of static distal features to predict a non-linear time-varying course of recovery, lapse, and relapse</w:t>
+      </w:r>
+      <w:r>
+        <w:t xml:space="preserve"> </w:t>
+      </w:r>
+      <w:r>
+        <w:t xml:space="preserve">(Witkiewitz and Marlatt 2007)</w:t>
+      </w:r>
+      <w:r>
+        <w:t xml:space="preserve">.</w:t>
       </w:r>
     </w:p>
     <w:p>
@@ -420,19 +457,15 @@
         <w:pStyle w:val="BodyText"/>
       </w:pPr>
       <w:r>
-        <w:t xml:space="preserve">Personal sensing allows for frequent, longitudinal monitoring of individuals’ affect, behavior, and cognitions in their day-to-day lives</w:t>
-      </w:r>
-      <w:r>
-        <w:t xml:space="preserve"> </w:t>
-      </w:r>
-      <w:r>
-        <w:t xml:space="preserve">(Mohr, Zhang, and Schueller 2017)</w:t>
-      </w:r>
-      <w:r>
-        <w:t xml:space="preserve">. These data can then be used as inputs for machine learning algorithms to predict the probability of specific outcomes (e.g., lapse risk) and identify the top features contributing to those predictions.</w:t>
-      </w:r>
-      <w:r>
-        <w:t xml:space="preserve"> </w:t>
+        <w:t xml:space="preserve">Take the example of lapses, discrete instances of goal inconsistent substance use. Lapses are a clinically important target for substance use treatment. They are often an early warning sign of relapse, maladaptive responses to lapses can undermine recovery, and for some substances a single lapse can result in an overdose and/or death. It would be unreasonable to expect that we could predict a lapse with any temporal precision using only features that become more distal as time progresses. Lapse prediction requires dense, long-term monitoring of symptoms and related states proximal to the outcome.</w:t>
+      </w:r>
+    </w:p>
+    <w:p>
+      <w:pPr>
+        <w:pStyle w:val="BodyText"/>
+      </w:pPr>
+      <w:r>
+        <w:t xml:space="preserve">Recent advances in both personal sensing and machine learning may address both of these barriers to successful precision mental health. Personal sensing allows for frequent, longitudinal measurement of changes in proximal risk (e.g., lapse) with high temporal precision. Machine learning allows for high dimensional inputs. Moreover, tools from machine learning can be applied to models to understand which factors are specific to a specific individual at a specific moment in time.</w:t>
       </w:r>
     </w:p>
     <w:p>
@@ -520,7 +553,7 @@
       </w:r>
     </w:p>
     <w:bookmarkEnd w:id="21"/>
-    <w:bookmarkStart w:id="102" w:name="methods"/>
+    <w:bookmarkStart w:id="100" w:name="methods"/>
     <w:p>
       <w:pPr>
         <w:pStyle w:val="Heading1"/>
@@ -1123,7 +1156,7 @@
         <w:t xml:space="preserve">(Olfson et al. 2022)</w:t>
       </w:r>
       <w:r>
-        <w:t xml:space="preserve">, and sex (male vs. female)</w:t>
+        <w:t xml:space="preserve">, and sex at birth (male vs. female)</w:t>
       </w:r>
       <w:r>
         <w:t xml:space="preserve"> </w:t>
@@ -4257,14 +4290,14 @@
             <w:r>
               <w:drawing>
                 <wp:inline>
-                  <wp:extent cx="5334000" cy="3809999"/>
+                  <wp:extent cx="5334000" cy="3810000"/>
                   <wp:effectExtent b="0" l="0" r="0" t="0"/>
                   <wp:docPr descr="" title="" id="45" name="Picture"/>
                   <a:graphic>
                     <a:graphicData uri="http://schemas.openxmlformats.org/drawingml/2006/picture">
                       <pic:pic>
                         <pic:nvPicPr>
-                          <pic:cNvPr descr="index_files/figure-docx/notebooks-mak_figs-fig-auroc-output-1.png" id="46" name="Picture"/>
+                          <pic:cNvPr descr="index_files/figure-docx/notebooks-model_evaluation-fig-auroc-output-1.png" id="46" name="Picture"/>
                           <pic:cNvPicPr>
                             <a:picLocks noChangeArrowheads="1" noChangeAspect="1"/>
                           </pic:cNvPicPr>
@@ -4278,7 +4311,7 @@
                         <pic:spPr bwMode="auto">
                           <a:xfrm>
                             <a:off x="0" y="0"/>
-                            <a:ext cx="5334000" cy="3809999"/>
+                            <a:ext cx="5334000" cy="3810000"/>
                           </a:xfrm>
                           <a:prstGeom prst="rect">
                             <a:avLst/>
@@ -4336,7 +4369,7 @@
             <w:rStyle w:val="Hyperlink"/>
             <w:vertAlign w:val="subscript"/>
           </w:rPr>
-          <w:t xml:space="preserve">Make Figures</w:t>
+          <w:t xml:space="preserve">Model evaluation</w:t>
         </w:r>
       </w:hyperlink>
     </w:p>
@@ -4412,7 +4445,7 @@
         <w:t xml:space="preserve"> </w:t>
       </w:r>
       <w:r>
-        <w:t xml:space="preserve">shows the difference in performance of each model by demographic group. All group comparisons for race, sex, and income were significant (probability &gt; .95) across models. On average there was a median increase in auROC for white participants compared to participants who were not white of 0.159. On average there was a median increase in auROC for male participants compared to female participants of 0.080. On average there was a median increase in auROC for participants above the federal poverty line compared to participants below the federal poverty line of 0.092.</w:t>
+        <w:t xml:space="preserve">shows the difference in performance of each model by demographic group. All group comparisons for race, sex, and income were significant (probability &gt; .95) across models. On average there was a median increase in auROC for white participants compared to participants who were not white of 0.159 (range 0.107-0.179). On average there was a median increase in auROC for male participants compared to female participants of (range 0.059-0.116). On average there was a median increase in auROC for participants above the federal poverty line compared to participants below the federal poverty line of 0.092 (range 0.086-0.133).</w:t>
       </w:r>
     </w:p>
     <w:tbl>
@@ -4437,7 +4470,7 @@
             <w:r>
               <w:drawing>
                 <wp:inline>
-                  <wp:extent cx="5334000" cy="3809999"/>
+                  <wp:extent cx="5334000" cy="3810000"/>
                   <wp:effectExtent b="0" l="0" r="0" t="0"/>
                   <wp:docPr descr="" title="" id="54" name="Picture"/>
                   <a:graphic>
@@ -4458,7 +4491,7 @@
                         <pic:spPr bwMode="auto">
                           <a:xfrm>
                             <a:off x="0" y="0"/>
-                            <a:ext cx="5334000" cy="3809999"/>
+                            <a:ext cx="5334000" cy="3810000"/>
                           </a:xfrm>
                           <a:prstGeom prst="rect">
                             <a:avLst/>
@@ -4543,18 +4576,39 @@
     </w:p>
     <w:p>
       <w:pPr>
-        <w:pStyle w:val="Compact"/>
         <w:numPr>
           <w:ilvl w:val="0"/>
           <w:numId w:val="1003"/>
         </w:numPr>
       </w:pPr>
       <w:r>
+        <w:t xml:space="preserve">Model degrades, but perhaps not meaningfully even down to two weeks out.</w:t>
+      </w:r>
+    </w:p>
+    <w:p>
+      <w:pPr>
+        <w:numPr>
+          <w:ilvl w:val="0"/>
+          <w:numId w:val="1003"/>
+        </w:numPr>
+      </w:pPr>
+      <w:r>
+        <w:t xml:space="preserve">All models were worse for women and people were not white and below poverty line.</w:t>
+      </w:r>
+    </w:p>
+    <w:p>
+      <w:pPr>
+        <w:numPr>
+          <w:ilvl w:val="0"/>
+          <w:numId w:val="1003"/>
+        </w:numPr>
+      </w:pPr>
+      <w:r>
         <w:t xml:space="preserve">Improving model performance for unprivileged classes. Considering other important classes for SUD, such as geographic location, Improving diversity of training data</w:t>
       </w:r>
     </w:p>
     <w:bookmarkEnd w:id="61"/>
-    <w:bookmarkStart w:id="101" w:name="references"/>
+    <w:bookmarkStart w:id="99" w:name="references"/>
     <w:p>
       <w:pPr>
         <w:pStyle w:val="Heading2"/>
@@ -4563,7 +4617,7 @@
         <w:t xml:space="preserve">References</w:t>
       </w:r>
     </w:p>
-    <w:bookmarkStart w:id="100" w:name="refs"/>
+    <w:bookmarkStart w:id="98" w:name="refs"/>
     <w:bookmarkStart w:id="63" w:name="ref-baeMobilePhoneSensors2018"/>
     <w:p>
       <w:pPr>
@@ -4622,115 +4676,30 @@
       </w:r>
     </w:p>
     <w:bookmarkEnd w:id="63"/>
-    <w:bookmarkStart w:id="65" w:name="ref-bickmanAchievingPrecisionMental2016a"/>
+    <w:bookmarkStart w:id="65" w:name="ref-chtc"/>
     <w:p>
       <w:pPr>
         <w:pStyle w:val="Bibliography"/>
       </w:pPr>
       <w:r>
-        <w:t xml:space="preserve">Bickman, Leonard, Aaron R. Lyon, and Miranda Wolpert. 2016.</w:t>
-      </w:r>
-      <w:r>
-        <w:t xml:space="preserve"> </w:t>
-      </w:r>
-      <w:r>
-        <w:t xml:space="preserve">“Achieving</w:t>
-      </w:r>
-      <w:r>
-        <w:t xml:space="preserve"> </w:t>
-      </w:r>
-      <w:r>
-        <w:t xml:space="preserve">Precision Mental Health</w:t>
-      </w:r>
-      <w:r>
-        <w:t xml:space="preserve"> </w:t>
-      </w:r>
-      <w:r>
-        <w:t xml:space="preserve">Through</w:t>
-      </w:r>
-      <w:r>
-        <w:t xml:space="preserve"> </w:t>
-      </w:r>
-      <w:r>
-        <w:t xml:space="preserve">Effective Assessment</w:t>
-      </w:r>
-      <w:r>
-        <w:t xml:space="preserve">,</w:t>
-      </w:r>
-      <w:r>
-        <w:t xml:space="preserve"> </w:t>
-      </w:r>
-      <w:r>
-        <w:t xml:space="preserve">Monitoring</w:t>
-      </w:r>
-      <w:r>
-        <w:t xml:space="preserve">, and</w:t>
-      </w:r>
-      <w:r>
-        <w:t xml:space="preserve"> </w:t>
-      </w:r>
-      <w:r>
-        <w:t xml:space="preserve">Feedback Processes</w:t>
-      </w:r>
-      <w:r>
-        <w:t xml:space="preserve">.”</w:t>
-      </w:r>
-      <w:r>
-        <w:t xml:space="preserve"> </w:t>
-      </w:r>
-      <w:r>
-        <w:rPr>
-          <w:i/>
-          <w:iCs/>
-        </w:rPr>
-        <w:t xml:space="preserve">Administration and Policy in Mental Health and Mental Health Services Research</w:t>
-      </w:r>
-      <w:r>
-        <w:t xml:space="preserve"> </w:t>
-      </w:r>
-      <w:r>
-        <w:t xml:space="preserve">43 (3): 271–76.</w:t>
+        <w:t xml:space="preserve">Center for High Throughput Computing. 2006.</w:t>
+      </w:r>
+      <w:r>
+        <w:t xml:space="preserve"> </w:t>
+      </w:r>
+      <w:r>
+        <w:t xml:space="preserve">“Center for High Throughput Computing.”</w:t>
+      </w:r>
+      <w:r>
+        <w:t xml:space="preserve"> </w:t>
+      </w:r>
+      <w:r>
+        <w:t xml:space="preserve">Center for High Throughput Computing.</w:t>
       </w:r>
       <w:r>
         <w:t xml:space="preserve"> </w:t>
       </w:r>
       <w:hyperlink r:id="rId64">
-        <w:r>
-          <w:rPr>
-            <w:rStyle w:val="Hyperlink"/>
-          </w:rPr>
-          <w:t xml:space="preserve">https://doi.org/10.1007/s10488-016-0718-5</w:t>
-        </w:r>
-      </w:hyperlink>
-      <w:r>
-        <w:t xml:space="preserve">.</w:t>
-      </w:r>
-    </w:p>
-    <w:bookmarkEnd w:id="65"/>
-    <w:bookmarkStart w:id="67" w:name="ref-chtc"/>
-    <w:p>
-      <w:pPr>
-        <w:pStyle w:val="Bibliography"/>
-      </w:pPr>
-      <w:r>
-        <w:t xml:space="preserve">Center for High Throughput Computing. 2006.</w:t>
-      </w:r>
-      <w:r>
-        <w:t xml:space="preserve"> </w:t>
-      </w:r>
-      <w:r>
-        <w:t xml:space="preserve">“Center for High Throughput Computing.”</w:t>
-      </w:r>
-      <w:r>
-        <w:t xml:space="preserve"> </w:t>
-      </w:r>
-      <w:r>
-        <w:t xml:space="preserve">Center for High Throughput Computing.</w:t>
-      </w:r>
-      <w:r>
-        <w:t xml:space="preserve"> </w:t>
-      </w:r>
-      <w:hyperlink r:id="rId66">
         <w:r>
           <w:rPr>
             <w:rStyle w:val="Hyperlink"/>
@@ -4742,8 +4711,8 @@
         <w:t xml:space="preserve">.</w:t>
       </w:r>
     </w:p>
-    <w:bookmarkEnd w:id="67"/>
-    <w:bookmarkStart w:id="69" w:name="ref-chihPredictiveModelingAddiction2014"/>
+    <w:bookmarkEnd w:id="65"/>
+    <w:bookmarkStart w:id="67" w:name="ref-chihPredictiveModelingAddiction2014"/>
     <w:p>
       <w:pPr>
         <w:pStyle w:val="Bibliography"/>
@@ -4776,7 +4745,7 @@
       <w:r>
         <w:t xml:space="preserve"> </w:t>
       </w:r>
-      <w:hyperlink r:id="rId68">
+      <w:hyperlink r:id="rId66">
         <w:r>
           <w:rPr>
             <w:rStyle w:val="Hyperlink"/>
@@ -4788,8 +4757,8 @@
         <w:t xml:space="preserve">.</w:t>
       </w:r>
     </w:p>
-    <w:bookmarkEnd w:id="69"/>
-    <w:bookmarkStart w:id="71" w:name="ref-derubeisHistoryCurrentStatus2019"/>
+    <w:bookmarkEnd w:id="67"/>
+    <w:bookmarkStart w:id="69" w:name="ref-derubeisHistoryCurrentStatus2019"/>
     <w:p>
       <w:pPr>
         <w:pStyle w:val="Bibliography"/>
@@ -4822,7 +4791,7 @@
       <w:r>
         <w:t xml:space="preserve"> </w:t>
       </w:r>
-      <w:hyperlink r:id="rId70">
+      <w:hyperlink r:id="rId68">
         <w:r>
           <w:rPr>
             <w:rStyle w:val="Hyperlink"/>
@@ -4834,8 +4803,8 @@
         <w:t xml:space="preserve">.</w:t>
       </w:r>
     </w:p>
-    <w:bookmarkEnd w:id="71"/>
-    <w:bookmarkStart w:id="73" w:name="Xa203ab3abd150ead1a7854a9fa5726c8a273f52"/>
+    <w:bookmarkEnd w:id="69"/>
+    <w:bookmarkStart w:id="71" w:name="Xa203ab3abd150ead1a7854a9fa5726c8a273f52"/>
     <w:p>
       <w:pPr>
         <w:pStyle w:val="Bibliography"/>
@@ -4880,7 +4849,7 @@
       <w:r>
         <w:t xml:space="preserve"> </w:t>
       </w:r>
-      <w:hyperlink r:id="rId72">
+      <w:hyperlink r:id="rId70">
         <w:r>
           <w:rPr>
             <w:rStyle w:val="Hyperlink"/>
@@ -4892,8 +4861,8 @@
         <w:t xml:space="preserve">.</w:t>
       </w:r>
     </w:p>
-    <w:bookmarkEnd w:id="73"/>
-    <w:bookmarkStart w:id="74" w:name="ref-hsiehSampleSizeTables1989"/>
+    <w:bookmarkEnd w:id="71"/>
+    <w:bookmarkStart w:id="72" w:name="ref-hsiehSampleSizeTables1989"/>
     <w:p>
       <w:pPr>
         <w:pStyle w:val="Bibliography"/>
@@ -4924,8 +4893,8 @@
         <w:t xml:space="preserve">8: 795–802.</w:t>
       </w:r>
     </w:p>
-    <w:bookmarkEnd w:id="74"/>
-    <w:bookmarkStart w:id="76" w:name="ref-kilaruIncidenceTreatmentOpioid2020"/>
+    <w:bookmarkEnd w:id="72"/>
+    <w:bookmarkStart w:id="74" w:name="ref-kilaruIncidenceTreatmentOpioid2020"/>
     <w:p>
       <w:pPr>
         <w:pStyle w:val="Bibliography"/>
@@ -4991,7 +4960,7 @@
       <w:r>
         <w:t xml:space="preserve"> </w:t>
       </w:r>
-      <w:hyperlink r:id="rId75">
+      <w:hyperlink r:id="rId73">
         <w:r>
           <w:rPr>
             <w:rStyle w:val="Hyperlink"/>
@@ -5003,8 +4972,8 @@
         <w:t xml:space="preserve">.</w:t>
       </w:r>
     </w:p>
-    <w:bookmarkEnd w:id="76"/>
-    <w:bookmarkStart w:id="78" w:name="ref-kuhnAppliedPredictiveModeling2018"/>
+    <w:bookmarkEnd w:id="74"/>
+    <w:bookmarkStart w:id="76" w:name="ref-kuhnAppliedPredictiveModeling2018"/>
     <w:p>
       <w:pPr>
         <w:pStyle w:val="Bibliography"/>
@@ -5042,7 +5011,7 @@
       <w:r>
         <w:t xml:space="preserve"> </w:t>
       </w:r>
-      <w:hyperlink r:id="rId77">
+      <w:hyperlink r:id="rId75">
         <w:r>
           <w:rPr>
             <w:rStyle w:val="Hyperlink"/>
@@ -5054,8 +5023,8 @@
         <w:t xml:space="preserve">.</w:t>
       </w:r>
     </w:p>
-    <w:bookmarkEnd w:id="78"/>
-    <w:bookmarkStart w:id="79" w:name="ref-kuhnTidymodelsCollectionPackages2020"/>
+    <w:bookmarkEnd w:id="76"/>
+    <w:bookmarkStart w:id="77" w:name="ref-kuhnTidymodelsCollectionPackages2020"/>
     <w:p>
       <w:pPr>
         <w:pStyle w:val="Bibliography"/>
@@ -5070,8 +5039,8 @@
         <w:t xml:space="preserve">“Tidymodels: A Collection of Packages for Modeling and Machine Learning Using Tidyverse Principles.”</w:t>
       </w:r>
     </w:p>
-    <w:bookmarkEnd w:id="79"/>
-    <w:bookmarkStart w:id="81" w:name="ref-kullSigmoidsHowObtain2017"/>
+    <w:bookmarkEnd w:id="77"/>
+    <w:bookmarkStart w:id="79" w:name="ref-kullSigmoidsHowObtain2017"/>
     <w:p>
       <w:pPr>
         <w:pStyle w:val="Bibliography"/>
@@ -5116,7 +5085,7 @@
       <w:r>
         <w:t xml:space="preserve"> </w:t>
       </w:r>
-      <w:hyperlink r:id="rId80">
+      <w:hyperlink r:id="rId78">
         <w:r>
           <w:rPr>
             <w:rStyle w:val="Hyperlink"/>
@@ -5128,8 +5097,8 @@
         <w:t xml:space="preserve">.</w:t>
       </w:r>
     </w:p>
-    <w:bookmarkEnd w:id="81"/>
-    <w:bookmarkStart w:id="82" w:name="X34be55f2a2ff67a14e7206627bb93b426490c87"/>
+    <w:bookmarkEnd w:id="79"/>
+    <w:bookmarkStart w:id="80" w:name="X34be55f2a2ff67a14e7206627bb93b426490c87"/>
     <w:p>
       <w:pPr>
         <w:pStyle w:val="Bibliography"/>
@@ -5214,8 +5183,8 @@
         <w:t xml:space="preserve">’17. Red Hook, NY, USA: Curran Associates Inc.</w:t>
       </w:r>
     </w:p>
-    <w:bookmarkEnd w:id="82"/>
-    <w:bookmarkStart w:id="83" w:name="X0900e084d2d8751b94683f82b04534ea811d54e"/>
+    <w:bookmarkEnd w:id="80"/>
+    <w:bookmarkStart w:id="81" w:name="X0900e084d2d8751b94683f82b04534ea811d54e"/>
     <w:p>
       <w:pPr>
         <w:pStyle w:val="Bibliography"/>
@@ -5328,84 +5297,8 @@
         <w:t xml:space="preserve">. First edition. New York: The Guilford Press.</w:t>
       </w:r>
     </w:p>
-    <w:bookmarkEnd w:id="83"/>
-    <w:bookmarkStart w:id="85" w:name="ref-mohrPersonalSensingUnderstanding2017"/>
-    <w:p>
-      <w:pPr>
-        <w:pStyle w:val="Bibliography"/>
-      </w:pPr>
-      <w:r>
-        <w:t xml:space="preserve">Mohr, David C., Mi Zhang, and Stephen M. Schueller. 2017.</w:t>
-      </w:r>
-      <w:r>
-        <w:t xml:space="preserve"> </w:t>
-      </w:r>
-      <w:r>
-        <w:t xml:space="preserve">“Personal</w:t>
-      </w:r>
-      <w:r>
-        <w:t xml:space="preserve"> </w:t>
-      </w:r>
-      <w:r>
-        <w:t xml:space="preserve">Sensing</w:t>
-      </w:r>
-      <w:r>
-        <w:t xml:space="preserve">:</w:t>
-      </w:r>
-      <w:r>
-        <w:t xml:space="preserve"> </w:t>
-      </w:r>
-      <w:r>
-        <w:t xml:space="preserve">Understanding Mental Health Using Ubiquitous Sensors</w:t>
-      </w:r>
-      <w:r>
-        <w:t xml:space="preserve"> </w:t>
-      </w:r>
-      <w:r>
-        <w:t xml:space="preserve">and</w:t>
-      </w:r>
-      <w:r>
-        <w:t xml:space="preserve"> </w:t>
-      </w:r>
-      <w:r>
-        <w:t xml:space="preserve">Machine Learning</w:t>
-      </w:r>
-      <w:r>
-        <w:t xml:space="preserve">.”</w:t>
-      </w:r>
-      <w:r>
-        <w:t xml:space="preserve"> </w:t>
-      </w:r>
-      <w:r>
-        <w:rPr>
-          <w:i/>
-          <w:iCs/>
-        </w:rPr>
-        <w:t xml:space="preserve">Annual Review of Clinical Psychology</w:t>
-      </w:r>
-      <w:r>
-        <w:t xml:space="preserve"> </w:t>
-      </w:r>
-      <w:r>
-        <w:t xml:space="preserve">13 (1): 23–47.</w:t>
-      </w:r>
-      <w:r>
-        <w:t xml:space="preserve"> </w:t>
-      </w:r>
-      <w:hyperlink r:id="rId84">
-        <w:r>
-          <w:rPr>
-            <w:rStyle w:val="Hyperlink"/>
-          </w:rPr>
-          <w:t xml:space="preserve">https://doi.org/10.1146/annurev-clinpsy-032816-044949</w:t>
-        </w:r>
-      </w:hyperlink>
-      <w:r>
-        <w:t xml:space="preserve">.</w:t>
-      </w:r>
-    </w:p>
-    <w:bookmarkEnd w:id="85"/>
-    <w:bookmarkStart w:id="87" w:name="ref-olfsonHealthcareCoverageService2022"/>
+    <w:bookmarkEnd w:id="81"/>
+    <w:bookmarkStart w:id="83" w:name="ref-olfsonHealthcareCoverageService2022"/>
     <w:p>
       <w:pPr>
         <w:pStyle w:val="Bibliography"/>
@@ -5438,7 +5331,7 @@
       <w:r>
         <w:t xml:space="preserve"> </w:t>
       </w:r>
-      <w:hyperlink r:id="rId86">
+      <w:hyperlink r:id="rId82">
         <w:r>
           <w:rPr>
             <w:rStyle w:val="Hyperlink"/>
@@ -5450,8 +5343,8 @@
         <w:t xml:space="preserve">.</w:t>
       </w:r>
     </w:p>
-    <w:bookmarkEnd w:id="87"/>
-    <w:bookmarkStart w:id="89" w:name="ref-pinedoCurrentReexaminationRacial2019"/>
+    <w:bookmarkEnd w:id="83"/>
+    <w:bookmarkStart w:id="85" w:name="ref-pinedoCurrentReexaminationRacial2019"/>
     <w:p>
       <w:pPr>
         <w:pStyle w:val="Bibliography"/>
@@ -5496,7 +5389,7 @@
       <w:r>
         <w:t xml:space="preserve"> </w:t>
       </w:r>
-      <w:hyperlink r:id="rId88">
+      <w:hyperlink r:id="rId84">
         <w:r>
           <w:rPr>
             <w:rStyle w:val="Hyperlink"/>
@@ -5508,8 +5401,8 @@
         <w:t xml:space="preserve">.</w:t>
       </w:r>
     </w:p>
-    <w:bookmarkEnd w:id="89"/>
-    <w:bookmarkStart w:id="91" w:name="Xd4c1d027f60920f356af6131267e679804e946e"/>
+    <w:bookmarkEnd w:id="85"/>
+    <w:bookmarkStart w:id="87" w:name="Xd4c1d027f60920f356af6131267e679804e946e"/>
     <w:p>
       <w:pPr>
         <w:pStyle w:val="Bibliography"/>
@@ -5554,7 +5447,7 @@
       <w:r>
         <w:t xml:space="preserve"> </w:t>
       </w:r>
-      <w:hyperlink r:id="rId90">
+      <w:hyperlink r:id="rId86">
         <w:r>
           <w:rPr>
             <w:rStyle w:val="Hyperlink"/>
@@ -5566,8 +5459,8 @@
         <w:t xml:space="preserve">.</w:t>
       </w:r>
     </w:p>
-    <w:bookmarkEnd w:id="91"/>
-    <w:bookmarkStart w:id="93" w:name="ref-waltersUsingMachineLearning2021"/>
+    <w:bookmarkEnd w:id="87"/>
+    <w:bookmarkStart w:id="89" w:name="ref-waltersUsingMachineLearning2021"/>
     <w:p>
       <w:pPr>
         <w:pStyle w:val="Bibliography"/>
@@ -5600,7 +5493,7 @@
       <w:r>
         <w:t xml:space="preserve"> </w:t>
       </w:r>
-      <w:hyperlink r:id="rId92">
+      <w:hyperlink r:id="rId88">
         <w:r>
           <w:rPr>
             <w:rStyle w:val="Hyperlink"/>
@@ -5612,8 +5505,8 @@
         <w:t xml:space="preserve">.</w:t>
       </w:r>
     </w:p>
-    <w:bookmarkEnd w:id="93"/>
-    <w:bookmarkStart w:id="95" w:name="X4446e184b7dd55a61fd406499f32542fdcf24b5"/>
+    <w:bookmarkEnd w:id="89"/>
+    <w:bookmarkStart w:id="91" w:name="X4446e184b7dd55a61fd406499f32542fdcf24b5"/>
     <w:p>
       <w:pPr>
         <w:pStyle w:val="Bibliography"/>
@@ -5658,7 +5551,7 @@
       <w:r>
         <w:t xml:space="preserve"> </w:t>
       </w:r>
-      <w:hyperlink r:id="rId94">
+      <w:hyperlink r:id="rId90">
         <w:r>
           <w:rPr>
             <w:rStyle w:val="Hyperlink"/>
@@ -5670,8 +5563,105 @@
         <w:t xml:space="preserve">.</w:t>
       </w:r>
     </w:p>
-    <w:bookmarkEnd w:id="95"/>
-    <w:bookmarkStart w:id="97" w:name="Xb35ee182d565575e339a0170868456c1684f821"/>
+    <w:bookmarkEnd w:id="91"/>
+    <w:bookmarkStart w:id="93" w:name="X254a0f87701f835b5365990b3eba45be7dca59c"/>
+    <w:p>
+      <w:pPr>
+        <w:pStyle w:val="Bibliography"/>
+      </w:pPr>
+      <w:r>
+        <w:t xml:space="preserve">———. 2007.</w:t>
+      </w:r>
+      <w:r>
+        <w:t xml:space="preserve"> </w:t>
+      </w:r>
+      <w:r>
+        <w:t xml:space="preserve">“Modeling the Complexity of Post-Treatment Drinking:</w:t>
+      </w:r>
+      <w:r>
+        <w:t xml:space="preserve"> </w:t>
+      </w:r>
+      <w:r>
+        <w:t xml:space="preserve">It</w:t>
+      </w:r>
+      <w:r>
+        <w:t xml:space="preserve">’s a Rocky Road to Relapse.”</w:t>
+      </w:r>
+      <w:r>
+        <w:t xml:space="preserve"> </w:t>
+      </w:r>
+      <w:r>
+        <w:rPr>
+          <w:i/>
+          <w:iCs/>
+        </w:rPr>
+        <w:t xml:space="preserve">Clinical Psychology Review</w:t>
+      </w:r>
+      <w:r>
+        <w:t xml:space="preserve">, New</w:t>
+      </w:r>
+      <w:r>
+        <w:t xml:space="preserve"> </w:t>
+      </w:r>
+      <w:r>
+        <w:t xml:space="preserve">Approaches</w:t>
+      </w:r>
+      <w:r>
+        <w:t xml:space="preserve"> </w:t>
+      </w:r>
+      <w:r>
+        <w:t xml:space="preserve">to the</w:t>
+      </w:r>
+      <w:r>
+        <w:t xml:space="preserve"> </w:t>
+      </w:r>
+      <w:r>
+        <w:t xml:space="preserve">Study</w:t>
+      </w:r>
+      <w:r>
+        <w:t xml:space="preserve"> </w:t>
+      </w:r>
+      <w:r>
+        <w:t xml:space="preserve">of</w:t>
+      </w:r>
+      <w:r>
+        <w:t xml:space="preserve"> </w:t>
+      </w:r>
+      <w:r>
+        <w:t xml:space="preserve">Change</w:t>
+      </w:r>
+      <w:r>
+        <w:t xml:space="preserve"> </w:t>
+      </w:r>
+      <w:r>
+        <w:t xml:space="preserve">in</w:t>
+      </w:r>
+      <w:r>
+        <w:t xml:space="preserve"> </w:t>
+      </w:r>
+      <w:r>
+        <w:t xml:space="preserve">Cognitive Behavioral Therapies</w:t>
+      </w:r>
+      <w:r>
+        <w:t xml:space="preserve">, 27 (6): 724–38.</w:t>
+      </w:r>
+      <w:r>
+        <w:t xml:space="preserve"> </w:t>
+      </w:r>
+      <w:hyperlink r:id="rId92">
+        <w:r>
+          <w:rPr>
+            <w:rStyle w:val="Hyperlink"/>
+          </w:rPr>
+          <w:t xml:space="preserve">https://doi.org/10.1016/j.cpr.2007.01.002</w:t>
+        </w:r>
+      </w:hyperlink>
+      <w:r>
+        <w:t xml:space="preserve">.</w:t>
+      </w:r>
+    </w:p>
+    <w:bookmarkEnd w:id="93"/>
+    <w:bookmarkStart w:id="95" w:name="Xb35ee182d565575e339a0170868456c1684f821"/>
     <w:p>
       <w:pPr>
         <w:pStyle w:val="Bibliography"/>
@@ -5722,7 +5712,7 @@
       <w:r>
         <w:t xml:space="preserve"> </w:t>
       </w:r>
-      <w:hyperlink r:id="rId96">
+      <w:hyperlink r:id="rId94">
         <w:r>
           <w:rPr>
             <w:rStyle w:val="Hyperlink"/>
@@ -5734,8 +5724,8 @@
         <w:t xml:space="preserve">.</w:t>
       </w:r>
     </w:p>
-    <w:bookmarkEnd w:id="97"/>
-    <w:bookmarkStart w:id="99" w:name="ref-wyantMachineLearningModels2023"/>
+    <w:bookmarkEnd w:id="95"/>
+    <w:bookmarkStart w:id="97" w:name="ref-wyantMachineLearningModels2023"/>
     <w:p>
       <w:pPr>
         <w:pStyle w:val="Bibliography"/>
@@ -5765,7 +5755,7 @@
       <w:r>
         <w:t xml:space="preserve"> </w:t>
       </w:r>
-      <w:hyperlink r:id="rId98">
+      <w:hyperlink r:id="rId96">
         <w:r>
           <w:rPr>
             <w:rStyle w:val="Hyperlink"/>
@@ -5777,10 +5767,10 @@
         <w:t xml:space="preserve">.</w:t>
       </w:r>
     </w:p>
+    <w:bookmarkEnd w:id="97"/>
+    <w:bookmarkEnd w:id="98"/>
     <w:bookmarkEnd w:id="99"/>
     <w:bookmarkEnd w:id="100"/>
-    <w:bookmarkEnd w:id="101"/>
-    <w:bookmarkEnd w:id="102"/>
     <w:sectPr/>
   </w:body>
 </w:document>

--- a/docs/index.docx
+++ b/docs/index.docx
@@ -155,7 +155,7 @@
         <w:pStyle w:val="Date"/>
       </w:pPr>
       <w:r>
-        <w:t xml:space="preserve">2024-06-20</w:t>
+        <w:t xml:space="preserve">2024-06-29</w:t>
       </w:r>
     </w:p>
     <w:p>
@@ -427,17 +427,7 @@
         <w:t xml:space="preserve"> </w:t>
       </w:r>
       <w:r>
-        <w:t xml:space="preserve">(</w:t>
-      </w:r>
-      <w:r>
-        <w:rPr>
-          <w:b/>
-          <w:bCs/>
-        </w:rPr>
-        <w:t xml:space="preserve">projectmatchresearchgroupMatchingAlcoholismTreatments1997?</w:t>
-      </w:r>
-      <w:r>
-        <w:t xml:space="preserve">)</w:t>
+        <w:t xml:space="preserve">(Project Match Research Group 1997)</w:t>
       </w:r>
       <w:r>
         <w:t xml:space="preserve">. The study failed to find any differences in treatment success. This can likely be attributed to low dimensional analyses that failed to capture to the complex and heterogeneous nature of substance use disorders and their use of static distal features to predict a non-linear time-varying course of recovery, lapse, and relapse</w:t>
@@ -553,7 +543,7 @@
       </w:r>
     </w:p>
     <w:bookmarkEnd w:id="21"/>
-    <w:bookmarkStart w:id="100" w:name="methods"/>
+    <w:bookmarkStart w:id="101" w:name="methods"/>
     <w:p>
       <w:pPr>
         <w:pStyle w:val="Heading1"/>
@@ -4297,7 +4287,7 @@
                     <a:graphicData uri="http://schemas.openxmlformats.org/drawingml/2006/picture">
                       <pic:pic>
                         <pic:nvPicPr>
-                          <pic:cNvPr descr="index_files/figure-docx/notebooks-model_evaluation-fig-auroc-output-1.png" id="46" name="Picture"/>
+                          <pic:cNvPr descr="index_files/figure-docx/notebooks-mak_figures-fig-auroc-output-1.png" id="46" name="Picture"/>
                           <pic:cNvPicPr>
                             <a:picLocks noChangeArrowheads="1" noChangeAspect="1"/>
                           </pic:cNvPicPr>
@@ -4340,7 +4330,7 @@
               <w:pStyle w:val="ImageCaption"/>
             </w:pPr>
             <w:r>
-              <w:t xml:space="preserve">Figure 1: Posterior probability for auROC and Bayesian credible intervals by model</w:t>
+              <w:t xml:space="preserve">Figure 1: Posterior probability for auROC and Bayesian credible intervals by model. Dashed line indicates a model performing at chance.</w:t>
             </w:r>
           </w:p>
           <w:bookmarkEnd w:id="47"/>
@@ -4369,7 +4359,7 @@
             <w:rStyle w:val="Hyperlink"/>
             <w:vertAlign w:val="subscript"/>
           </w:rPr>
-          <w:t xml:space="preserve">Model evaluation</w:t>
+          <w:t xml:space="preserve">Make All Figures for Main Manuscript</w:t>
         </w:r>
       </w:hyperlink>
     </w:p>
@@ -4445,7 +4435,7 @@
         <w:t xml:space="preserve"> </w:t>
       </w:r>
       <w:r>
-        <w:t xml:space="preserve">shows the difference in performance of each model by demographic group. All group comparisons for race, sex, and income were significant (probability &gt; .95) across models. On average there was a median increase in auROC for white participants compared to participants who were not white of 0.159 (range 0.107-0.179). On average there was a median increase in auROC for male participants compared to female participants of (range 0.059-0.116). On average there was a median increase in auROC for participants above the federal poverty line compared to participants below the federal poverty line of 0.092 (range 0.086-0.133).</w:t>
+        <w:t xml:space="preserve">shows the difference in performance of each model by demographic group. All group comparisons for race, sex, and income were significant (probability &gt; .95) across models. On average there was a median increase in auROC for white participants compared to participants who were not white of 0.159 (range 0.107-0.179). On average there was a median increase in auROC for male participants compared to female participants of 0.080 (range 0.059-0.116). On average there was a median increase in auROC for participants above the federal poverty line compared to participants below the federal poverty line of 0.092 (range 0.086-0.133).</w:t>
       </w:r>
     </w:p>
     <w:tbl>
@@ -4470,14 +4460,14 @@
             <w:r>
               <w:drawing>
                 <wp:inline>
-                  <wp:extent cx="5334000" cy="3810000"/>
+                  <wp:extent cx="5334000" cy="3333749"/>
                   <wp:effectExtent b="0" l="0" r="0" t="0"/>
                   <wp:docPr descr="" title="" id="54" name="Picture"/>
                   <a:graphic>
                     <a:graphicData uri="http://schemas.openxmlformats.org/drawingml/2006/picture">
                       <pic:pic>
                         <pic:nvPicPr>
-                          <pic:cNvPr descr="index_files/figure-docx/notebooks-mak_figs-fig-fairness-output-1.png" id="55" name="Picture"/>
+                          <pic:cNvPr descr="index_files/figure-docx/notebooks-mak_figures-fig-fairness-output-1.png" id="55" name="Picture"/>
                           <pic:cNvPicPr>
                             <a:picLocks noChangeArrowheads="1" noChangeAspect="1"/>
                           </pic:cNvPicPr>
@@ -4491,7 +4481,7 @@
                         <pic:spPr bwMode="auto">
                           <a:xfrm>
                             <a:off x="0" y="0"/>
-                            <a:ext cx="5334000" cy="3810000"/>
+                            <a:ext cx="5334000" cy="3333749"/>
                           </a:xfrm>
                           <a:prstGeom prst="rect">
                             <a:avLst/>
@@ -4549,7 +4539,7 @@
             <w:rStyle w:val="Hyperlink"/>
             <w:vertAlign w:val="subscript"/>
           </w:rPr>
-          <w:t xml:space="preserve">Make Figures</w:t>
+          <w:t xml:space="preserve">Make All Figures for Main Manuscript</w:t>
         </w:r>
       </w:hyperlink>
     </w:p>
@@ -4608,7 +4598,7 @@
       </w:r>
     </w:p>
     <w:bookmarkEnd w:id="61"/>
-    <w:bookmarkStart w:id="99" w:name="references"/>
+    <w:bookmarkStart w:id="100" w:name="references"/>
     <w:p>
       <w:pPr>
         <w:pStyle w:val="Heading2"/>
@@ -4617,7 +4607,7 @@
         <w:t xml:space="preserve">References</w:t>
       </w:r>
     </w:p>
-    <w:bookmarkStart w:id="98" w:name="refs"/>
+    <w:bookmarkStart w:id="99" w:name="refs"/>
     <w:bookmarkStart w:id="63" w:name="ref-baeMobilePhoneSensors2018"/>
     <w:p>
       <w:pPr>
@@ -5402,7 +5392,51 @@
       </w:r>
     </w:p>
     <w:bookmarkEnd w:id="85"/>
-    <w:bookmarkStart w:id="87" w:name="Xd4c1d027f60920f356af6131267e679804e946e"/>
+    <w:bookmarkStart w:id="86" w:name="Xa6ef1c5c979e7476d6234b79f6a74545fbd7694"/>
+    <w:p>
+      <w:pPr>
+        <w:pStyle w:val="Bibliography"/>
+      </w:pPr>
+      <w:r>
+        <w:t xml:space="preserve">Project Match Research Group, U. S. 1997.</w:t>
+      </w:r>
+      <w:r>
+        <w:t xml:space="preserve"> </w:t>
+      </w:r>
+      <w:r>
+        <w:t xml:space="preserve">“Matching Alcoholism Treatments to Client Heterogeneity:</w:t>
+      </w:r>
+      <w:r>
+        <w:t xml:space="preserve"> </w:t>
+      </w:r>
+      <w:r>
+        <w:t xml:space="preserve">Project MATCH Posttreatment</w:t>
+      </w:r>
+      <w:r>
+        <w:t xml:space="preserve"> </w:t>
+      </w:r>
+      <w:r>
+        <w:t xml:space="preserve">Drinking Outcomes.”</w:t>
+      </w:r>
+      <w:r>
+        <w:t xml:space="preserve"> </w:t>
+      </w:r>
+      <w:r>
+        <w:rPr>
+          <w:i/>
+          <w:iCs/>
+        </w:rPr>
+        <w:t xml:space="preserve">Journal of Studies on Alcohol</w:t>
+      </w:r>
+      <w:r>
+        <w:t xml:space="preserve"> </w:t>
+      </w:r>
+      <w:r>
+        <w:t xml:space="preserve">58 (1): 7–29.</w:t>
+      </w:r>
+    </w:p>
+    <w:bookmarkEnd w:id="86"/>
+    <w:bookmarkStart w:id="88" w:name="Xd4c1d027f60920f356af6131267e679804e946e"/>
     <w:p>
       <w:pPr>
         <w:pStyle w:val="Bibliography"/>
@@ -5447,7 +5481,7 @@
       <w:r>
         <w:t xml:space="preserve"> </w:t>
       </w:r>
-      <w:hyperlink r:id="rId86">
+      <w:hyperlink r:id="rId87">
         <w:r>
           <w:rPr>
             <w:rStyle w:val="Hyperlink"/>
@@ -5459,8 +5493,8 @@
         <w:t xml:space="preserve">.</w:t>
       </w:r>
     </w:p>
-    <w:bookmarkEnd w:id="87"/>
-    <w:bookmarkStart w:id="89" w:name="ref-waltersUsingMachineLearning2021"/>
+    <w:bookmarkEnd w:id="88"/>
+    <w:bookmarkStart w:id="90" w:name="ref-waltersUsingMachineLearning2021"/>
     <w:p>
       <w:pPr>
         <w:pStyle w:val="Bibliography"/>
@@ -5493,7 +5527,7 @@
       <w:r>
         <w:t xml:space="preserve"> </w:t>
       </w:r>
-      <w:hyperlink r:id="rId88">
+      <w:hyperlink r:id="rId89">
         <w:r>
           <w:rPr>
             <w:rStyle w:val="Hyperlink"/>
@@ -5505,8 +5539,8 @@
         <w:t xml:space="preserve">.</w:t>
       </w:r>
     </w:p>
-    <w:bookmarkEnd w:id="89"/>
-    <w:bookmarkStart w:id="91" w:name="X4446e184b7dd55a61fd406499f32542fdcf24b5"/>
+    <w:bookmarkEnd w:id="90"/>
+    <w:bookmarkStart w:id="92" w:name="X4446e184b7dd55a61fd406499f32542fdcf24b5"/>
     <w:p>
       <w:pPr>
         <w:pStyle w:val="Bibliography"/>
@@ -5551,7 +5585,7 @@
       <w:r>
         <w:t xml:space="preserve"> </w:t>
       </w:r>
-      <w:hyperlink r:id="rId90">
+      <w:hyperlink r:id="rId91">
         <w:r>
           <w:rPr>
             <w:rStyle w:val="Hyperlink"/>
@@ -5563,8 +5597,8 @@
         <w:t xml:space="preserve">.</w:t>
       </w:r>
     </w:p>
-    <w:bookmarkEnd w:id="91"/>
-    <w:bookmarkStart w:id="93" w:name="X254a0f87701f835b5365990b3eba45be7dca59c"/>
+    <w:bookmarkEnd w:id="92"/>
+    <w:bookmarkStart w:id="94" w:name="X254a0f87701f835b5365990b3eba45be7dca59c"/>
     <w:p>
       <w:pPr>
         <w:pStyle w:val="Bibliography"/>
@@ -5648,7 +5682,7 @@
       <w:r>
         <w:t xml:space="preserve"> </w:t>
       </w:r>
-      <w:hyperlink r:id="rId92">
+      <w:hyperlink r:id="rId93">
         <w:r>
           <w:rPr>
             <w:rStyle w:val="Hyperlink"/>
@@ -5660,8 +5694,8 @@
         <w:t xml:space="preserve">.</w:t>
       </w:r>
     </w:p>
-    <w:bookmarkEnd w:id="93"/>
-    <w:bookmarkStart w:id="95" w:name="Xb35ee182d565575e339a0170868456c1684f821"/>
+    <w:bookmarkEnd w:id="94"/>
+    <w:bookmarkStart w:id="96" w:name="Xb35ee182d565575e339a0170868456c1684f821"/>
     <w:p>
       <w:pPr>
         <w:pStyle w:val="Bibliography"/>
@@ -5712,7 +5746,7 @@
       <w:r>
         <w:t xml:space="preserve"> </w:t>
       </w:r>
-      <w:hyperlink r:id="rId94">
+      <w:hyperlink r:id="rId95">
         <w:r>
           <w:rPr>
             <w:rStyle w:val="Hyperlink"/>
@@ -5724,8 +5758,8 @@
         <w:t xml:space="preserve">.</w:t>
       </w:r>
     </w:p>
-    <w:bookmarkEnd w:id="95"/>
-    <w:bookmarkStart w:id="97" w:name="ref-wyantMachineLearningModels2023"/>
+    <w:bookmarkEnd w:id="96"/>
+    <w:bookmarkStart w:id="98" w:name="ref-wyantMachineLearningModels2023"/>
     <w:p>
       <w:pPr>
         <w:pStyle w:val="Bibliography"/>
@@ -5755,7 +5789,7 @@
       <w:r>
         <w:t xml:space="preserve"> </w:t>
       </w:r>
-      <w:hyperlink r:id="rId96">
+      <w:hyperlink r:id="rId97">
         <w:r>
           <w:rPr>
             <w:rStyle w:val="Hyperlink"/>
@@ -5767,10 +5801,10 @@
         <w:t xml:space="preserve">.</w:t>
       </w:r>
     </w:p>
-    <w:bookmarkEnd w:id="97"/>
     <w:bookmarkEnd w:id="98"/>
     <w:bookmarkEnd w:id="99"/>
     <w:bookmarkEnd w:id="100"/>
+    <w:bookmarkEnd w:id="101"/>
     <w:sectPr/>
   </w:body>
 </w:document>

--- a/docs/index.docx
+++ b/docs/index.docx
@@ -373,7 +373,7 @@
         <w:t xml:space="preserve"> </w:t>
       </w:r>
       <w:r>
-        <w:t xml:space="preserve">do we best treat a specific individual (e.g., which medication will work best for an individual given their unique background, preferences, and medical history).</w:t>
+        <w:t xml:space="preserve">do we best treat a specific individual (e.g., which medication will work best for an individual given their unique background, preferences, and medical history)?</w:t>
       </w:r>
     </w:p>
     <w:p>
@@ -381,10 +381,7 @@
         <w:pStyle w:val="BodyText"/>
       </w:pPr>
       <w:r>
-        <w:t xml:space="preserve">Today, this approach is also applied to chronic mental health conditions (i.e., precision mental health), like depression, substance use disorders, and suicide [</w:t>
-      </w:r>
-      <w:r>
-        <w:t xml:space="preserve">]. However, mental health conditions are complex fluctuating processes. Unlike medical conditions that have clear biological precursors, mental health conditions are products of lots of psychosocial factors. These factors differ between individuals and within an individual over time. Additionally, there are a wide array of psychosocial supports available for clinicians to select from. Thus, precision mental health must consider both the</w:t>
+        <w:t xml:space="preserve">Today, this approach is also applied to chronic mental health conditions (i.e., precision mental health), like depression, substance use disorders, and suicide. However, mental health conditions are complex fluctuating processes. Unlike medical conditions that have clear biological precursors, mental health conditions are products of lots of psychosocial factors. These factors differ between individuals and within an individual over time. Additionally, there are a wide array of psychosocial supports available for clinicians to select from. Thus, precision mental health must consider both the</w:t>
       </w:r>
       <w:r>
         <w:t xml:space="preserve"> </w:t>
@@ -447,7 +444,7 @@
         <w:pStyle w:val="BodyText"/>
       </w:pPr>
       <w:r>
-        <w:t xml:space="preserve">Take the example of lapses, discrete instances of goal inconsistent substance use. Lapses are a clinically important target for substance use treatment. They are often an early warning sign of relapse, maladaptive responses to lapses can undermine recovery, and for some substances a single lapse can result in an overdose and/or death. It would be unreasonable to expect that we could predict a lapse with any temporal precision using only features that become more distal as time progresses. Lapse prediction requires dense, long-term monitoring of symptoms and related states proximal to the outcome.</w:t>
+        <w:t xml:space="preserve">Take the example of lapses, discrete instances of goal inconsistent substance use. Lapses are a clinically important target for substance use treatment. They are often an early warning sign of relapse, maladaptive responses to lapses can undermine recovery, and for some substances a single lapse can result in an overdose and/or death. It would be unreasonable to expect that we could predict a lapse with any temporal precision using only features that become more distal as time progresses. On the contrary, lapse prediction requires dense, long-term monitoring of symptoms and related states proximal to the outcome.</w:t>
       </w:r>
     </w:p>
     <w:p>
@@ -543,7 +540,7 @@
       </w:r>
     </w:p>
     <w:bookmarkEnd w:id="21"/>
-    <w:bookmarkStart w:id="101" w:name="methods"/>
+    <w:bookmarkStart w:id="100" w:name="methods"/>
     <w:p>
       <w:pPr>
         <w:pStyle w:val="Heading1"/>
@@ -759,7 +756,7 @@
     </w:p>
     <w:bookmarkEnd w:id="27"/>
     <w:bookmarkEnd w:id="28"/>
-    <w:bookmarkStart w:id="38" w:name="data-analytic-strategy"/>
+    <w:bookmarkStart w:id="39" w:name="data-analytic-strategy"/>
     <w:p>
       <w:pPr>
         <w:pStyle w:val="Heading2"/>
@@ -959,7 +956,7 @@
       </w:r>
     </w:p>
     <w:bookmarkEnd w:id="30"/>
-    <w:bookmarkStart w:id="37" w:name="model-training-and-evaluation"/>
+    <w:bookmarkStart w:id="38" w:name="model-training-and-evaluation"/>
     <w:p>
       <w:pPr>
         <w:pStyle w:val="Heading3"/>
@@ -1114,7 +1111,7 @@
       </w:r>
     </w:p>
     <w:bookmarkEnd w:id="34"/>
-    <w:bookmarkStart w:id="35" w:name="fairness-benchmarks"/>
+    <w:bookmarkStart w:id="36" w:name="fairness-benchmarks"/>
     <w:p>
       <w:pPr>
         <w:pStyle w:val="Heading4"/>
@@ -1137,7 +1134,7 @@
         <w:t xml:space="preserve">(Pinedo 2019; Kilaru et al. 2020)</w:t>
       </w:r>
       <w:r>
-        <w:t xml:space="preserve">, income (above poverty vs. at or below poverty)</w:t>
+        <w:t xml:space="preserve">, income (above poverty vs. below poverty)</w:t>
       </w:r>
       <w:r>
         <w:t xml:space="preserve"> </w:t>
@@ -1163,14 +1160,17 @@
         <w:pStyle w:val="BodyText"/>
       </w:pPr>
       <w:r>
-        <w:t xml:space="preserve">We also acknowledge that models that work for only a subset of people, if implemented, could widen existing treatment disparities. We conducted Bayesian group comparisons to assess the likelihood that the model performs differently by group. We report median differences in posterior probabilities and the 95% Bayesian CIs.</w:t>
-      </w:r>
-      <w:r>
-        <w:t xml:space="preserve"> </w:t>
-      </w:r>
-    </w:p>
-    <w:bookmarkEnd w:id="35"/>
-    <w:bookmarkStart w:id="36" w:name="feature-importance"/>
+        <w:t xml:space="preserve">We also acknowledge that models that work for only a subset of people, if implemented, could widen existing treatment disparities. We conducted Bayesian group comparisons to assess the likelihood that the model performs differently by group. We report median differences in posterior probabilities and the range.</w:t>
+      </w:r>
+      <w:r>
+        <w:rPr>
+          <w:rStyle w:val="FootnoteReference"/>
+        </w:rPr>
+        <w:footnoteReference w:id="35"/>
+      </w:r>
+    </w:p>
+    <w:bookmarkEnd w:id="36"/>
+    <w:bookmarkStart w:id="37" w:name="feature-importance"/>
     <w:p>
       <w:pPr>
         <w:pStyle w:val="Heading4"/>
@@ -1199,10 +1199,10 @@
         <w:t xml:space="preserve">from the 30 test sets to provide a description of the importance of categories of features across our five models. We used the SHAPforxgboost package that provides Shapley values in log-odds units for binary classification models. We averaged the three Shapley values for each observation for each feature (i.e., across the three repeats) to increase their stability. An inherent property of Shapley values is their additivity, allowing us to combine features into feature categories. We created separate feature categories for each of the nine EMA questions, the rates of past alcohol use and missing surveys, the time of day and day of the week of the start of the prediction window, and the seven demographic variables included in the models. We calculated the local (i.e., for each observation) importance for each category of features by adding Shapley values across all features in a category, separately for each observation. We calculated global importance for each feature category by averaging the absolute value of the Shapley values of all features in the category across all observations. These local and global importance scores based on Shapley values allow us to contextualize relative feature importance.</w:t>
       </w:r>
     </w:p>
-    <w:bookmarkEnd w:id="36"/>
     <w:bookmarkEnd w:id="37"/>
     <w:bookmarkEnd w:id="38"/>
-    <w:bookmarkStart w:id="60" w:name="results"/>
+    <w:bookmarkEnd w:id="39"/>
+    <w:bookmarkStart w:id="59" w:name="results"/>
     <w:p>
       <w:pPr>
         <w:pStyle w:val="Heading2"/>
@@ -1211,7 +1211,7 @@
         <w:t xml:space="preserve">Results</w:t>
       </w:r>
     </w:p>
-    <w:bookmarkStart w:id="43" w:name="demographic-and-lapse-characteristics"/>
+    <w:bookmarkStart w:id="42" w:name="demographic-and-lapse-characteristics"/>
     <w:p>
       <w:pPr>
         <w:pStyle w:val="Heading3"/>
@@ -1250,7 +1250,7 @@
       <w:r>
         <w:t xml:space="preserve"> </w:t>
       </w:r>
-      <w:hyperlink w:anchor="tbl-demopdf">
+      <w:hyperlink w:anchor="tbl-demohtml">
         <w:r>
           <w:rPr>
             <w:rStyle w:val="Hyperlink"/>
@@ -1278,7 +1278,7 @@
       <w:tr>
         <w:tc>
           <w:tcPr/>
-          <w:bookmarkStart w:id="39" w:name="tbl-demopdf"/>
+          <w:bookmarkStart w:id="40" w:name="tbl-demohtml"/>
           <w:p>
             <w:pPr>
               <w:jc w:val="center"/>
@@ -3491,8 +3491,599 @@
                 </w:p>
               </w:tc>
             </w:tr>
+            <w:tr>
+              <w:tc>
+                <w:tcPr/>
+                <w:p>
+                  <w:pPr>
+                    <w:pStyle w:val="Compact"/>
+                    <w:jc w:val="left"/>
+                    <w:jc w:val="center"/>
+                  </w:pPr>
+                  <w:r>
+                    <w:t xml:space="preserve">Married</w:t>
+                  </w:r>
+                </w:p>
+              </w:tc>
+              <w:tc>
+                <w:tcPr/>
+                <w:p>
+                  <w:pPr>
+                    <w:pStyle w:val="Compact"/>
+                    <w:jc w:val="right"/>
+                    <w:jc w:val="center"/>
+                  </w:pPr>
+                  <w:r>
+                    <w:t xml:space="preserve">32</w:t>
+                  </w:r>
+                </w:p>
+              </w:tc>
+              <w:tc>
+                <w:tcPr/>
+                <w:p>
+                  <w:pPr>
+                    <w:pStyle w:val="Compact"/>
+                    <w:jc w:val="right"/>
+                    <w:jc w:val="center"/>
+                  </w:pPr>
+                  <w:r>
+                    <w:t xml:space="preserve">21.2</w:t>
+                  </w:r>
+                </w:p>
+              </w:tc>
+              <w:tc>
+                <w:tcPr/>
+                <w:p>
+                  <w:pPr>
+                    <w:pStyle w:val="Compact"/>
+                  </w:pPr>
+                </w:p>
+              </w:tc>
+              <w:tc>
+                <w:tcPr/>
+                <w:p>
+                  <w:pPr>
+                    <w:pStyle w:val="Compact"/>
+                  </w:pPr>
+                </w:p>
+              </w:tc>
+              <w:tc>
+                <w:tcPr/>
+                <w:p>
+                  <w:pPr>
+                    <w:pStyle w:val="Compact"/>
+                  </w:pPr>
+                </w:p>
+              </w:tc>
+            </w:tr>
+            <w:tr>
+              <w:tc>
+                <w:tcPr/>
+                <w:p>
+                  <w:pPr>
+                    <w:pStyle w:val="Compact"/>
+                    <w:jc w:val="left"/>
+                    <w:jc w:val="center"/>
+                  </w:pPr>
+                  <w:r>
+                    <w:t xml:space="preserve">Divorced</w:t>
+                  </w:r>
+                </w:p>
+              </w:tc>
+              <w:tc>
+                <w:tcPr/>
+                <w:p>
+                  <w:pPr>
+                    <w:pStyle w:val="Compact"/>
+                    <w:jc w:val="right"/>
+                    <w:jc w:val="center"/>
+                  </w:pPr>
+                  <w:r>
+                    <w:t xml:space="preserve">45</w:t>
+                  </w:r>
+                </w:p>
+              </w:tc>
+              <w:tc>
+                <w:tcPr/>
+                <w:p>
+                  <w:pPr>
+                    <w:pStyle w:val="Compact"/>
+                    <w:jc w:val="right"/>
+                    <w:jc w:val="center"/>
+                  </w:pPr>
+                  <w:r>
+                    <w:t xml:space="preserve">29.8</w:t>
+                  </w:r>
+                </w:p>
+              </w:tc>
+              <w:tc>
+                <w:tcPr/>
+                <w:p>
+                  <w:pPr>
+                    <w:pStyle w:val="Compact"/>
+                  </w:pPr>
+                </w:p>
+              </w:tc>
+              <w:tc>
+                <w:tcPr/>
+                <w:p>
+                  <w:pPr>
+                    <w:pStyle w:val="Compact"/>
+                  </w:pPr>
+                </w:p>
+              </w:tc>
+              <w:tc>
+                <w:tcPr/>
+                <w:p>
+                  <w:pPr>
+                    <w:pStyle w:val="Compact"/>
+                  </w:pPr>
+                </w:p>
+              </w:tc>
+            </w:tr>
+            <w:tr>
+              <w:tc>
+                <w:tcPr/>
+                <w:p>
+                  <w:pPr>
+                    <w:pStyle w:val="Compact"/>
+                    <w:jc w:val="left"/>
+                    <w:jc w:val="center"/>
+                  </w:pPr>
+                  <w:r>
+                    <w:t xml:space="preserve">Separated</w:t>
+                  </w:r>
+                </w:p>
+              </w:tc>
+              <w:tc>
+                <w:tcPr/>
+                <w:p>
+                  <w:pPr>
+                    <w:pStyle w:val="Compact"/>
+                    <w:jc w:val="right"/>
+                    <w:jc w:val="center"/>
+                  </w:pPr>
+                  <w:r>
+                    <w:t xml:space="preserve">5</w:t>
+                  </w:r>
+                </w:p>
+              </w:tc>
+              <w:tc>
+                <w:tcPr/>
+                <w:p>
+                  <w:pPr>
+                    <w:pStyle w:val="Compact"/>
+                    <w:jc w:val="right"/>
+                    <w:jc w:val="center"/>
+                  </w:pPr>
+                  <w:r>
+                    <w:t xml:space="preserve">3.3</w:t>
+                  </w:r>
+                </w:p>
+              </w:tc>
+              <w:tc>
+                <w:tcPr/>
+                <w:p>
+                  <w:pPr>
+                    <w:pStyle w:val="Compact"/>
+                  </w:pPr>
+                </w:p>
+              </w:tc>
+              <w:tc>
+                <w:tcPr/>
+                <w:p>
+                  <w:pPr>
+                    <w:pStyle w:val="Compact"/>
+                  </w:pPr>
+                </w:p>
+              </w:tc>
+              <w:tc>
+                <w:tcPr/>
+                <w:p>
+                  <w:pPr>
+                    <w:pStyle w:val="Compact"/>
+                  </w:pPr>
+                </w:p>
+              </w:tc>
+            </w:tr>
+            <w:tr>
+              <w:tc>
+                <w:tcPr/>
+                <w:p>
+                  <w:pPr>
+                    <w:pStyle w:val="Compact"/>
+                    <w:jc w:val="left"/>
+                    <w:jc w:val="center"/>
+                  </w:pPr>
+                  <w:r>
+                    <w:t xml:space="preserve">Widowed</w:t>
+                  </w:r>
+                </w:p>
+              </w:tc>
+              <w:tc>
+                <w:tcPr/>
+                <w:p>
+                  <w:pPr>
+                    <w:pStyle w:val="Compact"/>
+                    <w:jc w:val="right"/>
+                    <w:jc w:val="center"/>
+                  </w:pPr>
+                  <w:r>
+                    <w:t xml:space="preserve">2</w:t>
+                  </w:r>
+                </w:p>
+              </w:tc>
+              <w:tc>
+                <w:tcPr/>
+                <w:p>
+                  <w:pPr>
+                    <w:pStyle w:val="Compact"/>
+                    <w:jc w:val="right"/>
+                    <w:jc w:val="center"/>
+                  </w:pPr>
+                  <w:r>
+                    <w:t xml:space="preserve">1.3</w:t>
+                  </w:r>
+                </w:p>
+              </w:tc>
+              <w:tc>
+                <w:tcPr/>
+                <w:p>
+                  <w:pPr>
+                    <w:pStyle w:val="Compact"/>
+                  </w:pPr>
+                </w:p>
+              </w:tc>
+              <w:tc>
+                <w:tcPr/>
+                <w:p>
+                  <w:pPr>
+                    <w:pStyle w:val="Compact"/>
+                  </w:pPr>
+                </w:p>
+              </w:tc>
+              <w:tc>
+                <w:tcPr/>
+                <w:p>
+                  <w:pPr>
+                    <w:pStyle w:val="Compact"/>
+                  </w:pPr>
+                </w:p>
+              </w:tc>
+            </w:tr>
+            <w:tr>
+              <w:tc>
+                <w:tcPr/>
+                <w:p>
+                  <w:pPr>
+                    <w:pStyle w:val="Compact"/>
+                    <w:jc w:val="left"/>
+                    <w:jc w:val="center"/>
+                  </w:pPr>
+                  <w:r>
+                    <w:t xml:space="preserve">DSM-5 AUD Symptom Count</w:t>
+                  </w:r>
+                </w:p>
+              </w:tc>
+              <w:tc>
+                <w:tcPr/>
+                <w:p>
+                  <w:pPr>
+                    <w:pStyle w:val="Compact"/>
+                  </w:pPr>
+                </w:p>
+              </w:tc>
+              <w:tc>
+                <w:tcPr/>
+                <w:p>
+                  <w:pPr>
+                    <w:pStyle w:val="Compact"/>
+                  </w:pPr>
+                </w:p>
+              </w:tc>
+              <w:tc>
+                <w:tcPr/>
+                <w:p>
+                  <w:pPr>
+                    <w:pStyle w:val="Compact"/>
+                    <w:jc w:val="left"/>
+                    <w:jc w:val="center"/>
+                  </w:pPr>
+                  <w:r>
+                    <w:t xml:space="preserve">8.9</w:t>
+                  </w:r>
+                </w:p>
+              </w:tc>
+              <w:tc>
+                <w:tcPr/>
+                <w:p>
+                  <w:pPr>
+                    <w:pStyle w:val="Compact"/>
+                    <w:jc w:val="left"/>
+                    <w:jc w:val="center"/>
+                  </w:pPr>
+                  <w:r>
+                    <w:t xml:space="preserve">1.9</w:t>
+                  </w:r>
+                </w:p>
+              </w:tc>
+              <w:tc>
+                <w:tcPr/>
+                <w:p>
+                  <w:pPr>
+                    <w:pStyle w:val="Compact"/>
+                    <w:jc w:val="left"/>
+                    <w:jc w:val="center"/>
+                  </w:pPr>
+                  <w:r>
+                    <w:t xml:space="preserve">4-11</w:t>
+                  </w:r>
+                </w:p>
+              </w:tc>
+            </w:tr>
+            <w:tr>
+              <w:tc>
+                <w:tcPr/>
+                <w:p>
+                  <w:pPr>
+                    <w:pStyle w:val="Compact"/>
+                    <w:jc w:val="left"/>
+                    <w:jc w:val="center"/>
+                  </w:pPr>
+                  <w:r>
+                    <w:t xml:space="preserve">Reported 1 or More Lapse During Study</w:t>
+                  </w:r>
+                  <w:r>
+                    <w:t xml:space="preserve"> </w:t>
+                  </w:r>
+                  <w:r>
+                    <w:t xml:space="preserve">Period</w:t>
+                  </w:r>
+                </w:p>
+              </w:tc>
+              <w:tc>
+                <w:tcPr/>
+                <w:p>
+                  <w:pPr>
+                    <w:pStyle w:val="Compact"/>
+                  </w:pPr>
+                </w:p>
+              </w:tc>
+              <w:tc>
+                <w:tcPr/>
+                <w:p>
+                  <w:pPr>
+                    <w:pStyle w:val="Compact"/>
+                  </w:pPr>
+                </w:p>
+              </w:tc>
+              <w:tc>
+                <w:tcPr/>
+                <w:p>
+                  <w:pPr>
+                    <w:pStyle w:val="Compact"/>
+                  </w:pPr>
+                </w:p>
+              </w:tc>
+              <w:tc>
+                <w:tcPr/>
+                <w:p>
+                  <w:pPr>
+                    <w:pStyle w:val="Compact"/>
+                  </w:pPr>
+                </w:p>
+              </w:tc>
+              <w:tc>
+                <w:tcPr/>
+                <w:p>
+                  <w:pPr>
+                    <w:pStyle w:val="Compact"/>
+                  </w:pPr>
+                </w:p>
+              </w:tc>
+            </w:tr>
+            <w:tr>
+              <w:tc>
+                <w:tcPr/>
+                <w:p>
+                  <w:pPr>
+                    <w:pStyle w:val="Compact"/>
+                    <w:jc w:val="left"/>
+                    <w:jc w:val="center"/>
+                  </w:pPr>
+                  <w:r>
+                    <w:t xml:space="preserve">Yes</w:t>
+                  </w:r>
+                </w:p>
+              </w:tc>
+              <w:tc>
+                <w:tcPr/>
+                <w:p>
+                  <w:pPr>
+                    <w:pStyle w:val="Compact"/>
+                    <w:jc w:val="right"/>
+                    <w:jc w:val="center"/>
+                  </w:pPr>
+                  <w:r>
+                    <w:t xml:space="preserve">84</w:t>
+                  </w:r>
+                </w:p>
+              </w:tc>
+              <w:tc>
+                <w:tcPr/>
+                <w:p>
+                  <w:pPr>
+                    <w:pStyle w:val="Compact"/>
+                    <w:jc w:val="right"/>
+                    <w:jc w:val="center"/>
+                  </w:pPr>
+                  <w:r>
+                    <w:t xml:space="preserve">55.6</w:t>
+                  </w:r>
+                </w:p>
+              </w:tc>
+              <w:tc>
+                <w:tcPr/>
+                <w:p>
+                  <w:pPr>
+                    <w:pStyle w:val="Compact"/>
+                  </w:pPr>
+                </w:p>
+              </w:tc>
+              <w:tc>
+                <w:tcPr/>
+                <w:p>
+                  <w:pPr>
+                    <w:pStyle w:val="Compact"/>
+                  </w:pPr>
+                </w:p>
+              </w:tc>
+              <w:tc>
+                <w:tcPr/>
+                <w:p>
+                  <w:pPr>
+                    <w:pStyle w:val="Compact"/>
+                  </w:pPr>
+                </w:p>
+              </w:tc>
+            </w:tr>
+            <w:tr>
+              <w:tc>
+                <w:tcPr/>
+                <w:p>
+                  <w:pPr>
+                    <w:pStyle w:val="Compact"/>
+                    <w:jc w:val="left"/>
+                    <w:jc w:val="center"/>
+                  </w:pPr>
+                  <w:r>
+                    <w:t xml:space="preserve">No</w:t>
+                  </w:r>
+                </w:p>
+              </w:tc>
+              <w:tc>
+                <w:tcPr/>
+                <w:p>
+                  <w:pPr>
+                    <w:pStyle w:val="Compact"/>
+                    <w:jc w:val="right"/>
+                    <w:jc w:val="center"/>
+                  </w:pPr>
+                  <w:r>
+                    <w:t xml:space="preserve">67</w:t>
+                  </w:r>
+                </w:p>
+              </w:tc>
+              <w:tc>
+                <w:tcPr/>
+                <w:p>
+                  <w:pPr>
+                    <w:pStyle w:val="Compact"/>
+                    <w:jc w:val="right"/>
+                    <w:jc w:val="center"/>
+                  </w:pPr>
+                  <w:r>
+                    <w:t xml:space="preserve">44.4</w:t>
+                  </w:r>
+                </w:p>
+              </w:tc>
+              <w:tc>
+                <w:tcPr/>
+                <w:p>
+                  <w:pPr>
+                    <w:pStyle w:val="Compact"/>
+                  </w:pPr>
+                </w:p>
+              </w:tc>
+              <w:tc>
+                <w:tcPr/>
+                <w:p>
+                  <w:pPr>
+                    <w:pStyle w:val="Compact"/>
+                  </w:pPr>
+                </w:p>
+              </w:tc>
+              <w:tc>
+                <w:tcPr/>
+                <w:p>
+                  <w:pPr>
+                    <w:pStyle w:val="Compact"/>
+                  </w:pPr>
+                </w:p>
+              </w:tc>
+            </w:tr>
+            <w:tr>
+              <w:tc>
+                <w:tcPr/>
+                <w:p>
+                  <w:pPr>
+                    <w:pStyle w:val="Compact"/>
+                    <w:jc w:val="left"/>
+                    <w:jc w:val="center"/>
+                  </w:pPr>
+                  <w:r>
+                    <w:t xml:space="preserve">Number of reported lapses</w:t>
+                  </w:r>
+                </w:p>
+              </w:tc>
+              <w:tc>
+                <w:tcPr/>
+                <w:p>
+                  <w:pPr>
+                    <w:pStyle w:val="Compact"/>
+                  </w:pPr>
+                </w:p>
+              </w:tc>
+              <w:tc>
+                <w:tcPr/>
+                <w:p>
+                  <w:pPr>
+                    <w:pStyle w:val="Compact"/>
+                  </w:pPr>
+                </w:p>
+              </w:tc>
+              <w:tc>
+                <w:tcPr/>
+                <w:p>
+                  <w:pPr>
+                    <w:pStyle w:val="Compact"/>
+                    <w:jc w:val="left"/>
+                    <w:jc w:val="center"/>
+                  </w:pPr>
+                  <w:r>
+                    <w:t xml:space="preserve">6.8</w:t>
+                  </w:r>
+                </w:p>
+              </w:tc>
+              <w:tc>
+                <w:tcPr/>
+                <w:p>
+                  <w:pPr>
+                    <w:pStyle w:val="Compact"/>
+                    <w:jc w:val="left"/>
+                    <w:jc w:val="center"/>
+                  </w:pPr>
+                  <w:r>
+                    <w:t xml:space="preserve">12</w:t>
+                  </w:r>
+                </w:p>
+              </w:tc>
+              <w:tc>
+                <w:tcPr/>
+                <w:p>
+                  <w:pPr>
+                    <w:pStyle w:val="Compact"/>
+                    <w:jc w:val="left"/>
+                    <w:jc w:val="center"/>
+                  </w:pPr>
+                  <w:r>
+                    <w:t xml:space="preserve">0-75</w:t>
+                  </w:r>
+                </w:p>
+              </w:tc>
+            </w:tr>
           </w:tbl>
-          <w:bookmarkEnd w:id="39"/>
+          <w:bookmarkEnd w:id="40"/>
           <w:p/>
         </w:tc>
       </w:tr>
@@ -3513,7 +4104,7 @@
         </w:rPr>
         <w:t xml:space="preserve"> </w:t>
       </w:r>
-      <w:hyperlink r:id="rId40">
+      <w:hyperlink r:id="rId41">
         <w:r>
           <w:rPr>
             <w:rStyle w:val="Hyperlink"/>
@@ -3523,700 +4114,8 @@
         </w:r>
       </w:hyperlink>
     </w:p>
-    <w:p>
-      <w:r>
-        <w:br w:type="page"/>
-      </w:r>
-    </w:p>
-    <w:p>
-      <w:pPr>
-        <w:pStyle w:val="BodyText"/>
-      </w:pPr>
-      <w:r>
-        <w:t xml:space="preserve">Table 2: Demographic and Lapse Characteristics (Continued)</w:t>
-      </w:r>
-    </w:p>
-    <w:bookmarkStart w:id="41" w:name="demopdf"/>
-    <w:tbl>
-      <w:tblPr>
-        <w:tblStyle w:val="Table"/>
-        <w:tblW w:type="pct" w:w="4878"/>
-        <w:tblLayout w:type="fixed"/>
-        <w:tblLook w:firstRow="1" w:lastRow="0" w:firstColumn="0" w:lastColumn="0" w:noHBand="0" w:noVBand="0" w:val="0020"/>
-      </w:tblPr>
-      <w:tblGrid>
-        <w:gridCol w:w="4636"/>
-        <w:gridCol w:w="482"/>
-        <w:gridCol w:w="676"/>
-        <w:gridCol w:w="579"/>
-        <w:gridCol w:w="579"/>
-        <w:gridCol w:w="772"/>
-      </w:tblGrid>
-      <w:tr>
-        <w:trPr>
-          <w:tblHeader w:val="on"/>
-        </w:trPr>
-        <w:tc>
-          <w:tcPr/>
-          <w:p>
-            <w:pPr>
-              <w:pStyle w:val="Compact"/>
-              <w:jc w:val="left"/>
-            </w:pPr>
-            <w:r>
-              <w:t xml:space="preserve">var</w:t>
-            </w:r>
-          </w:p>
-        </w:tc>
-        <w:tc>
-          <w:tcPr/>
-          <w:p>
-            <w:pPr>
-              <w:pStyle w:val="Compact"/>
-              <w:jc w:val="right"/>
-            </w:pPr>
-            <w:r>
-              <w:t xml:space="preserve">N</w:t>
-            </w:r>
-          </w:p>
-        </w:tc>
-        <w:tc>
-          <w:tcPr/>
-          <w:p>
-            <w:pPr>
-              <w:pStyle w:val="Compact"/>
-              <w:jc w:val="right"/>
-            </w:pPr>
-            <w:r>
-              <w:t xml:space="preserve">%</w:t>
-            </w:r>
-          </w:p>
-        </w:tc>
-        <w:tc>
-          <w:tcPr/>
-          <w:p>
-            <w:pPr>
-              <w:pStyle w:val="Compact"/>
-              <w:jc w:val="left"/>
-            </w:pPr>
-            <w:r>
-              <w:t xml:space="preserve">M</w:t>
-            </w:r>
-          </w:p>
-        </w:tc>
-        <w:tc>
-          <w:tcPr/>
-          <w:p>
-            <w:pPr>
-              <w:pStyle w:val="Compact"/>
-              <w:jc w:val="left"/>
-            </w:pPr>
-            <w:r>
-              <w:t xml:space="preserve">SD</w:t>
-            </w:r>
-          </w:p>
-        </w:tc>
-        <w:tc>
-          <w:tcPr/>
-          <w:p>
-            <w:pPr>
-              <w:pStyle w:val="Compact"/>
-              <w:jc w:val="left"/>
-            </w:pPr>
-            <w:r>
-              <w:t xml:space="preserve">Range</w:t>
-            </w:r>
-          </w:p>
-        </w:tc>
-      </w:tr>
-      <w:tr>
-        <w:tc>
-          <w:tcPr/>
-          <w:p>
-            <w:pPr>
-              <w:pStyle w:val="Compact"/>
-              <w:jc w:val="left"/>
-            </w:pPr>
-            <w:r>
-              <w:t xml:space="preserve">Married</w:t>
-            </w:r>
-          </w:p>
-        </w:tc>
-        <w:tc>
-          <w:tcPr/>
-          <w:p>
-            <w:pPr>
-              <w:pStyle w:val="Compact"/>
-              <w:jc w:val="right"/>
-            </w:pPr>
-            <w:r>
-              <w:t xml:space="preserve">32</w:t>
-            </w:r>
-          </w:p>
-        </w:tc>
-        <w:tc>
-          <w:tcPr/>
-          <w:p>
-            <w:pPr>
-              <w:pStyle w:val="Compact"/>
-              <w:jc w:val="right"/>
-            </w:pPr>
-            <w:r>
-              <w:t xml:space="preserve">21.2</w:t>
-            </w:r>
-          </w:p>
-        </w:tc>
-        <w:tc>
-          <w:tcPr/>
-          <w:p>
-            <w:pPr>
-              <w:pStyle w:val="Compact"/>
-            </w:pPr>
-          </w:p>
-        </w:tc>
-        <w:tc>
-          <w:tcPr/>
-          <w:p>
-            <w:pPr>
-              <w:pStyle w:val="Compact"/>
-            </w:pPr>
-          </w:p>
-        </w:tc>
-        <w:tc>
-          <w:tcPr/>
-          <w:p>
-            <w:pPr>
-              <w:pStyle w:val="Compact"/>
-            </w:pPr>
-          </w:p>
-        </w:tc>
-      </w:tr>
-      <w:tr>
-        <w:tc>
-          <w:tcPr/>
-          <w:p>
-            <w:pPr>
-              <w:pStyle w:val="Compact"/>
-              <w:jc w:val="left"/>
-            </w:pPr>
-            <w:r>
-              <w:t xml:space="preserve">Divorced</w:t>
-            </w:r>
-          </w:p>
-        </w:tc>
-        <w:tc>
-          <w:tcPr/>
-          <w:p>
-            <w:pPr>
-              <w:pStyle w:val="Compact"/>
-              <w:jc w:val="right"/>
-            </w:pPr>
-            <w:r>
-              <w:t xml:space="preserve">45</w:t>
-            </w:r>
-          </w:p>
-        </w:tc>
-        <w:tc>
-          <w:tcPr/>
-          <w:p>
-            <w:pPr>
-              <w:pStyle w:val="Compact"/>
-              <w:jc w:val="right"/>
-            </w:pPr>
-            <w:r>
-              <w:t xml:space="preserve">29.8</w:t>
-            </w:r>
-          </w:p>
-        </w:tc>
-        <w:tc>
-          <w:tcPr/>
-          <w:p>
-            <w:pPr>
-              <w:pStyle w:val="Compact"/>
-            </w:pPr>
-          </w:p>
-        </w:tc>
-        <w:tc>
-          <w:tcPr/>
-          <w:p>
-            <w:pPr>
-              <w:pStyle w:val="Compact"/>
-            </w:pPr>
-          </w:p>
-        </w:tc>
-        <w:tc>
-          <w:tcPr/>
-          <w:p>
-            <w:pPr>
-              <w:pStyle w:val="Compact"/>
-            </w:pPr>
-          </w:p>
-        </w:tc>
-      </w:tr>
-      <w:tr>
-        <w:tc>
-          <w:tcPr/>
-          <w:p>
-            <w:pPr>
-              <w:pStyle w:val="Compact"/>
-              <w:jc w:val="left"/>
-            </w:pPr>
-            <w:r>
-              <w:t xml:space="preserve">Separated</w:t>
-            </w:r>
-          </w:p>
-        </w:tc>
-        <w:tc>
-          <w:tcPr/>
-          <w:p>
-            <w:pPr>
-              <w:pStyle w:val="Compact"/>
-              <w:jc w:val="right"/>
-            </w:pPr>
-            <w:r>
-              <w:t xml:space="preserve">5</w:t>
-            </w:r>
-          </w:p>
-        </w:tc>
-        <w:tc>
-          <w:tcPr/>
-          <w:p>
-            <w:pPr>
-              <w:pStyle w:val="Compact"/>
-              <w:jc w:val="right"/>
-            </w:pPr>
-            <w:r>
-              <w:t xml:space="preserve">3.3</w:t>
-            </w:r>
-          </w:p>
-        </w:tc>
-        <w:tc>
-          <w:tcPr/>
-          <w:p>
-            <w:pPr>
-              <w:pStyle w:val="Compact"/>
-            </w:pPr>
-          </w:p>
-        </w:tc>
-        <w:tc>
-          <w:tcPr/>
-          <w:p>
-            <w:pPr>
-              <w:pStyle w:val="Compact"/>
-            </w:pPr>
-          </w:p>
-        </w:tc>
-        <w:tc>
-          <w:tcPr/>
-          <w:p>
-            <w:pPr>
-              <w:pStyle w:val="Compact"/>
-            </w:pPr>
-          </w:p>
-        </w:tc>
-      </w:tr>
-      <w:tr>
-        <w:tc>
-          <w:tcPr/>
-          <w:p>
-            <w:pPr>
-              <w:pStyle w:val="Compact"/>
-              <w:jc w:val="left"/>
-            </w:pPr>
-            <w:r>
-              <w:t xml:space="preserve">Widowed</w:t>
-            </w:r>
-          </w:p>
-        </w:tc>
-        <w:tc>
-          <w:tcPr/>
-          <w:p>
-            <w:pPr>
-              <w:pStyle w:val="Compact"/>
-              <w:jc w:val="right"/>
-            </w:pPr>
-            <w:r>
-              <w:t xml:space="preserve">2</w:t>
-            </w:r>
-          </w:p>
-        </w:tc>
-        <w:tc>
-          <w:tcPr/>
-          <w:p>
-            <w:pPr>
-              <w:pStyle w:val="Compact"/>
-              <w:jc w:val="right"/>
-            </w:pPr>
-            <w:r>
-              <w:t xml:space="preserve">1.3</w:t>
-            </w:r>
-          </w:p>
-        </w:tc>
-        <w:tc>
-          <w:tcPr/>
-          <w:p>
-            <w:pPr>
-              <w:pStyle w:val="Compact"/>
-            </w:pPr>
-          </w:p>
-        </w:tc>
-        <w:tc>
-          <w:tcPr/>
-          <w:p>
-            <w:pPr>
-              <w:pStyle w:val="Compact"/>
-            </w:pPr>
-          </w:p>
-        </w:tc>
-        <w:tc>
-          <w:tcPr/>
-          <w:p>
-            <w:pPr>
-              <w:pStyle w:val="Compact"/>
-            </w:pPr>
-          </w:p>
-        </w:tc>
-      </w:tr>
-      <w:tr>
-        <w:tc>
-          <w:tcPr/>
-          <w:p>
-            <w:pPr>
-              <w:pStyle w:val="Compact"/>
-              <w:jc w:val="left"/>
-            </w:pPr>
-            <w:r>
-              <w:t xml:space="preserve">DSM-5 AUD Symptom Count</w:t>
-            </w:r>
-          </w:p>
-        </w:tc>
-        <w:tc>
-          <w:tcPr/>
-          <w:p>
-            <w:pPr>
-              <w:pStyle w:val="Compact"/>
-            </w:pPr>
-          </w:p>
-        </w:tc>
-        <w:tc>
-          <w:tcPr/>
-          <w:p>
-            <w:pPr>
-              <w:pStyle w:val="Compact"/>
-            </w:pPr>
-          </w:p>
-        </w:tc>
-        <w:tc>
-          <w:tcPr/>
-          <w:p>
-            <w:pPr>
-              <w:pStyle w:val="Compact"/>
-              <w:jc w:val="left"/>
-            </w:pPr>
-            <w:r>
-              <w:t xml:space="preserve">8.9</w:t>
-            </w:r>
-          </w:p>
-        </w:tc>
-        <w:tc>
-          <w:tcPr/>
-          <w:p>
-            <w:pPr>
-              <w:pStyle w:val="Compact"/>
-              <w:jc w:val="left"/>
-            </w:pPr>
-            <w:r>
-              <w:t xml:space="preserve">1.9</w:t>
-            </w:r>
-          </w:p>
-        </w:tc>
-        <w:tc>
-          <w:tcPr/>
-          <w:p>
-            <w:pPr>
-              <w:pStyle w:val="Compact"/>
-              <w:jc w:val="left"/>
-            </w:pPr>
-            <w:r>
-              <w:t xml:space="preserve">4-11</w:t>
-            </w:r>
-          </w:p>
-        </w:tc>
-      </w:tr>
-      <w:tr>
-        <w:tc>
-          <w:tcPr/>
-          <w:p>
-            <w:pPr>
-              <w:pStyle w:val="Compact"/>
-              <w:jc w:val="left"/>
-            </w:pPr>
-            <w:r>
-              <w:t xml:space="preserve">Reported 1 or More Lapse During Study Period</w:t>
-            </w:r>
-          </w:p>
-        </w:tc>
-        <w:tc>
-          <w:tcPr/>
-          <w:p>
-            <w:pPr>
-              <w:pStyle w:val="Compact"/>
-            </w:pPr>
-          </w:p>
-        </w:tc>
-        <w:tc>
-          <w:tcPr/>
-          <w:p>
-            <w:pPr>
-              <w:pStyle w:val="Compact"/>
-            </w:pPr>
-          </w:p>
-        </w:tc>
-        <w:tc>
-          <w:tcPr/>
-          <w:p>
-            <w:pPr>
-              <w:pStyle w:val="Compact"/>
-            </w:pPr>
-          </w:p>
-        </w:tc>
-        <w:tc>
-          <w:tcPr/>
-          <w:p>
-            <w:pPr>
-              <w:pStyle w:val="Compact"/>
-            </w:pPr>
-          </w:p>
-        </w:tc>
-        <w:tc>
-          <w:tcPr/>
-          <w:p>
-            <w:pPr>
-              <w:pStyle w:val="Compact"/>
-            </w:pPr>
-          </w:p>
-        </w:tc>
-      </w:tr>
-      <w:tr>
-        <w:tc>
-          <w:tcPr/>
-          <w:p>
-            <w:pPr>
-              <w:pStyle w:val="Compact"/>
-              <w:jc w:val="left"/>
-            </w:pPr>
-            <w:r>
-              <w:t xml:space="preserve">Yes</w:t>
-            </w:r>
-          </w:p>
-        </w:tc>
-        <w:tc>
-          <w:tcPr/>
-          <w:p>
-            <w:pPr>
-              <w:pStyle w:val="Compact"/>
-              <w:jc w:val="right"/>
-            </w:pPr>
-            <w:r>
-              <w:t xml:space="preserve">84</w:t>
-            </w:r>
-          </w:p>
-        </w:tc>
-        <w:tc>
-          <w:tcPr/>
-          <w:p>
-            <w:pPr>
-              <w:pStyle w:val="Compact"/>
-              <w:jc w:val="right"/>
-            </w:pPr>
-            <w:r>
-              <w:t xml:space="preserve">55.6</w:t>
-            </w:r>
-          </w:p>
-        </w:tc>
-        <w:tc>
-          <w:tcPr/>
-          <w:p>
-            <w:pPr>
-              <w:pStyle w:val="Compact"/>
-            </w:pPr>
-          </w:p>
-        </w:tc>
-        <w:tc>
-          <w:tcPr/>
-          <w:p>
-            <w:pPr>
-              <w:pStyle w:val="Compact"/>
-            </w:pPr>
-          </w:p>
-        </w:tc>
-        <w:tc>
-          <w:tcPr/>
-          <w:p>
-            <w:pPr>
-              <w:pStyle w:val="Compact"/>
-            </w:pPr>
-          </w:p>
-        </w:tc>
-      </w:tr>
-      <w:tr>
-        <w:tc>
-          <w:tcPr/>
-          <w:p>
-            <w:pPr>
-              <w:pStyle w:val="Compact"/>
-              <w:jc w:val="left"/>
-            </w:pPr>
-            <w:r>
-              <w:t xml:space="preserve">No</w:t>
-            </w:r>
-          </w:p>
-        </w:tc>
-        <w:tc>
-          <w:tcPr/>
-          <w:p>
-            <w:pPr>
-              <w:pStyle w:val="Compact"/>
-              <w:jc w:val="right"/>
-            </w:pPr>
-            <w:r>
-              <w:t xml:space="preserve">67</w:t>
-            </w:r>
-          </w:p>
-        </w:tc>
-        <w:tc>
-          <w:tcPr/>
-          <w:p>
-            <w:pPr>
-              <w:pStyle w:val="Compact"/>
-              <w:jc w:val="right"/>
-            </w:pPr>
-            <w:r>
-              <w:t xml:space="preserve">44.4</w:t>
-            </w:r>
-          </w:p>
-        </w:tc>
-        <w:tc>
-          <w:tcPr/>
-          <w:p>
-            <w:pPr>
-              <w:pStyle w:val="Compact"/>
-            </w:pPr>
-          </w:p>
-        </w:tc>
-        <w:tc>
-          <w:tcPr/>
-          <w:p>
-            <w:pPr>
-              <w:pStyle w:val="Compact"/>
-            </w:pPr>
-          </w:p>
-        </w:tc>
-        <w:tc>
-          <w:tcPr/>
-          <w:p>
-            <w:pPr>
-              <w:pStyle w:val="Compact"/>
-            </w:pPr>
-          </w:p>
-        </w:tc>
-      </w:tr>
-      <w:tr>
-        <w:tc>
-          <w:tcPr/>
-          <w:p>
-            <w:pPr>
-              <w:pStyle w:val="Compact"/>
-              <w:jc w:val="left"/>
-            </w:pPr>
-            <w:r>
-              <w:t xml:space="preserve">Number of reported lapses</w:t>
-            </w:r>
-          </w:p>
-        </w:tc>
-        <w:tc>
-          <w:tcPr/>
-          <w:p>
-            <w:pPr>
-              <w:pStyle w:val="Compact"/>
-            </w:pPr>
-          </w:p>
-        </w:tc>
-        <w:tc>
-          <w:tcPr/>
-          <w:p>
-            <w:pPr>
-              <w:pStyle w:val="Compact"/>
-            </w:pPr>
-          </w:p>
-        </w:tc>
-        <w:tc>
-          <w:tcPr/>
-          <w:p>
-            <w:pPr>
-              <w:pStyle w:val="Compact"/>
-              <w:jc w:val="left"/>
-            </w:pPr>
-            <w:r>
-              <w:t xml:space="preserve">6.8</w:t>
-            </w:r>
-          </w:p>
-        </w:tc>
-        <w:tc>
-          <w:tcPr/>
-          <w:p>
-            <w:pPr>
-              <w:pStyle w:val="Compact"/>
-              <w:jc w:val="left"/>
-            </w:pPr>
-            <w:r>
-              <w:t xml:space="preserve">12</w:t>
-            </w:r>
-          </w:p>
-        </w:tc>
-        <w:tc>
-          <w:tcPr/>
-          <w:p>
-            <w:pPr>
-              <w:pStyle w:val="Compact"/>
-              <w:jc w:val="left"/>
-            </w:pPr>
-            <w:r>
-              <w:t xml:space="preserve">0-75</w:t>
-            </w:r>
-          </w:p>
-        </w:tc>
-      </w:tr>
-    </w:tbl>
-    <w:bookmarkEnd w:id="41"/>
-    <w:p>
-      <w:pPr>
-        <w:pStyle w:val="BodyText"/>
-      </w:pPr>
-      <w:r>
-        <w:rPr>
-          <w:vertAlign w:val="subscript"/>
-        </w:rPr>
-        <w:t xml:space="preserve">Source:</w:t>
-      </w:r>
-      <w:r>
-        <w:rPr>
-          <w:vertAlign w:val="subscript"/>
-        </w:rPr>
-        <w:t xml:space="preserve"> </w:t>
-      </w:r>
-      <w:hyperlink r:id="rId42">
-        <w:r>
-          <w:rPr>
-            <w:rStyle w:val="Hyperlink"/>
-            <w:vertAlign w:val="subscript"/>
-          </w:rPr>
-          <w:t xml:space="preserve">Make All Tables for Main Manuscript</w:t>
-        </w:r>
-      </w:hyperlink>
-    </w:p>
-    <w:bookmarkEnd w:id="43"/>
-    <w:bookmarkStart w:id="49" w:name="model-evaluation-1"/>
+    <w:bookmarkEnd w:id="42"/>
+    <w:bookmarkStart w:id="48" w:name="model-evaluation-1"/>
     <w:p>
       <w:pPr>
         <w:pStyle w:val="Heading3"/>
@@ -4271,7 +4170,7 @@
       <w:tr>
         <w:tc>
           <w:tcPr/>
-          <w:bookmarkStart w:id="47" w:name="fig-auroc"/>
+          <w:bookmarkStart w:id="46" w:name="fig-auroc"/>
           <w:p>
             <w:pPr>
               <w:pStyle w:val="Compact"/>
@@ -4282,18 +4181,18 @@
                 <wp:inline>
                   <wp:extent cx="5334000" cy="3810000"/>
                   <wp:effectExtent b="0" l="0" r="0" t="0"/>
-                  <wp:docPr descr="" title="" id="45" name="Picture"/>
+                  <wp:docPr descr="" title="" id="44" name="Picture"/>
                   <a:graphic>
                     <a:graphicData uri="http://schemas.openxmlformats.org/drawingml/2006/picture">
                       <pic:pic>
                         <pic:nvPicPr>
-                          <pic:cNvPr descr="index_files/figure-docx/notebooks-mak_figures-fig-auroc-output-1.png" id="46" name="Picture"/>
+                          <pic:cNvPr descr="index_files/figure-docx/notebooks-mak_figures-fig-auroc-output-1.png" id="45" name="Picture"/>
                           <pic:cNvPicPr>
                             <a:picLocks noChangeArrowheads="1" noChangeAspect="1"/>
                           </pic:cNvPicPr>
                         </pic:nvPicPr>
                         <pic:blipFill>
-                          <a:blip r:embed="rId44"/>
+                          <a:blip r:embed="rId43"/>
                           <a:stretch>
                             <a:fillRect/>
                           </a:stretch>
@@ -4333,7 +4232,7 @@
               <w:t xml:space="preserve">Figure 1: Posterior probability for auROC and Bayesian credible intervals by model. Dashed line indicates a model performing at chance.</w:t>
             </w:r>
           </w:p>
-          <w:bookmarkEnd w:id="47"/>
+          <w:bookmarkEnd w:id="46"/>
         </w:tc>
       </w:tr>
     </w:tbl>
@@ -4353,7 +4252,7 @@
         </w:rPr>
         <w:t xml:space="preserve"> </w:t>
       </w:r>
-      <w:hyperlink r:id="rId48">
+      <w:hyperlink r:id="rId47">
         <w:r>
           <w:rPr>
             <w:rStyle w:val="Hyperlink"/>
@@ -4363,23 +4262,41 @@
         </w:r>
       </w:hyperlink>
     </w:p>
+    <w:bookmarkEnd w:id="48"/>
+    <w:bookmarkStart w:id="51" w:name="model-comparisons-1"/>
+    <w:p>
+      <w:pPr>
+        <w:pStyle w:val="Heading3"/>
+      </w:pPr>
+      <w:r>
+        <w:t xml:space="preserve">Model Comparisons</w:t>
+      </w:r>
+    </w:p>
+    <w:bookmarkStart w:id="49" w:name="baseline-contrasts"/>
+    <w:p>
+      <w:pPr>
+        <w:pStyle w:val="Heading4"/>
+      </w:pPr>
+      <w:r>
+        <w:t xml:space="preserve">Baseline Contrasts</w:t>
+      </w:r>
+    </w:p>
+    <w:p>
+      <w:pPr>
+        <w:pStyle w:val="FirstParagraph"/>
+      </w:pPr>
+      <w:r>
+        <w:t xml:space="preserve">The median decrease in auROC for the baseline vs. 24 hour lag model was 0.007 (95% CI=[0.001-0.012]), yielding a significant probability of 0.977 that the lagged model had worse performance. The median decrease in auROC for the baseline vs. 72 hour model was 0.018 (95% CI=[0.012-0.024]), yielding a significant probability of 1.000 that the lagged model had worse performance. The median increase in auROC for the baseline vs. 168 hour lag model was 0.022 (95% CI=[0.016-0.028]), yielding a significant probability of 1.000 that the lagged model had worse performance. The median increase in auROC for the baseline vs. 336 hour lag model was 0.043 (95% CI=[0.036-0.051]), yielding a significant probability of 1.000 that the lagged model had worse performance.</w:t>
+      </w:r>
+    </w:p>
     <w:bookmarkEnd w:id="49"/>
-    <w:bookmarkStart w:id="52" w:name="model-comparisons-1"/>
-    <w:p>
-      <w:pPr>
-        <w:pStyle w:val="Heading3"/>
-      </w:pPr>
-      <w:r>
-        <w:t xml:space="preserve">Model Comparisons</w:t>
-      </w:r>
-    </w:p>
-    <w:bookmarkStart w:id="50" w:name="baseline-contrasts"/>
+    <w:bookmarkStart w:id="50" w:name="adjacent-contrasts"/>
     <w:p>
       <w:pPr>
         <w:pStyle w:val="Heading4"/>
       </w:pPr>
       <w:r>
-        <w:t xml:space="preserve">Baseline Contrasts</w:t>
+        <w:t xml:space="preserve">Adjacent Contrasts</w:t>
       </w:r>
     </w:p>
     <w:p>
@@ -4387,30 +4304,12 @@
         <w:pStyle w:val="FirstParagraph"/>
       </w:pPr>
       <w:r>
-        <w:t xml:space="preserve">The median decrease in auROC for the baseline vs. 24 hour lag model was 0.007 (95% CI=[0.001-0.012]), yielding a significant probability of 0.977 that the lagged model had worse performance. The median decrease in auROC for the baseline vs. 72 hour model was 0.018 (95% CI=[0.012-0.024]), yielding a significant probability of 1.000 that the lagged model had worse performance. The median increase in auROC for the baseline vs. 168 hour lag model was 0.022 (95% CI=[0.016-0.028]), yielding a significant probability of 1.000 that the lagged model had worse performance. The median increase in auROC for the baseline vs. 336 hour lag model was 0.043 (95% CI=[0.036-0.051]), yielding a significant probability of 1.000 that the lagged model had worse performance.</w:t>
+        <w:t xml:space="preserve">The median decrease in auROC for the 24 hour vs. 72 hour lag model was 0.012 (95% CI=[0.006-0.018]), yielding a significant probability of 1.000 that the 72 hour lag model had worse performance than the 24 hour lag model. The median decrease in auROC for the 72 hour vs. 168 hour lag model was 0.004 (95% CI=[-0.002-0.010]), yielding a non-significant probability of 0.840 that the 168 hour lag model had worse performance than the 72 hour lag model. The median decrease in auROC for the 168 hour vs. 336 hour lag model was 0.021 (95% CI=[0.014-0.028]), yielding a significant probability of 1.000 that the 336 hour lag model had worse performance than the 168 hour lag model.</w:t>
       </w:r>
     </w:p>
     <w:bookmarkEnd w:id="50"/>
-    <w:bookmarkStart w:id="51" w:name="adjacent-contrasts"/>
-    <w:p>
-      <w:pPr>
-        <w:pStyle w:val="Heading4"/>
-      </w:pPr>
-      <w:r>
-        <w:t xml:space="preserve">Adjacent Contrasts</w:t>
-      </w:r>
-    </w:p>
-    <w:p>
-      <w:pPr>
-        <w:pStyle w:val="FirstParagraph"/>
-      </w:pPr>
-      <w:r>
-        <w:t xml:space="preserve">The median decrease in auROC for the 24 hour vs. 72 hour lag model was 0.012 (95% CI=[0.006-0.018]), yielding a significant probability of 1.000 that the 72 hour lag model had worse performance than the 24 hour lag model. The median decrease in auROC for the 72 hour vs. 168 hour lag model was 0.004 (95% CI=[-0.002-0.010]), yielding a non-significant probability of 0.840 that the 168 hour lag model had worse performance than the 72 hour lag model. The median decrease in auROC for the 168 hour vs. 336 hour lag model was 0.021 (95% CI=[0.014-0.028]), yielding a significant probability of 1.000 that the 336 hour lag model had worse performance than the 168 hour lag model.</w:t>
-      </w:r>
-    </w:p>
     <w:bookmarkEnd w:id="51"/>
-    <w:bookmarkEnd w:id="52"/>
-    <w:bookmarkStart w:id="58" w:name="fairness-benchmarks-1"/>
+    <w:bookmarkStart w:id="57" w:name="fairness-benchmarks-1"/>
     <w:p>
       <w:pPr>
         <w:pStyle w:val="Heading3"/>
@@ -4435,7 +4334,7 @@
         <w:t xml:space="preserve"> </w:t>
       </w:r>
       <w:r>
-        <w:t xml:space="preserve">shows the difference in performance of each model by demographic group. All group comparisons for race, sex, and income were significant (probability &gt; .95) across models. On average there was a median increase in auROC for white participants compared to participants who were not white of 0.159 (range 0.107-0.179). On average there was a median increase in auROC for male participants compared to female participants of 0.080 (range 0.059-0.116). On average there was a median increase in auROC for participants above the federal poverty line compared to participants below the federal poverty line of 0.092 (range 0.086-0.133).</w:t>
+        <w:t xml:space="preserve">shows the difference in performance of each model by demographic group. All group comparisons for race, sex at birth, and income were significant (probability &gt; .95) across models. On average there was a median increase in auROC for white participants compared to participants who were not white of 0.159 (range 0.107-0.179). On average there was a median increase in auROC for male participants compared to female participants of 0.080 (range 0.059-0.116). On average there was a median increase in auROC for participants above the federal poverty line compared to participants below the federal poverty line of 0.092 (range 0.086-0.133). A table of model performance for each demographic group separately by model can be found in the supplement.</w:t>
       </w:r>
     </w:p>
     <w:tbl>
@@ -4451,7 +4350,7 @@
       <w:tr>
         <w:tc>
           <w:tcPr/>
-          <w:bookmarkStart w:id="56" w:name="fig-fairness"/>
+          <w:bookmarkStart w:id="55" w:name="fig-fairness"/>
           <w:p>
             <w:pPr>
               <w:pStyle w:val="Compact"/>
@@ -4462,18 +4361,18 @@
                 <wp:inline>
                   <wp:extent cx="5334000" cy="3333749"/>
                   <wp:effectExtent b="0" l="0" r="0" t="0"/>
-                  <wp:docPr descr="" title="" id="54" name="Picture"/>
+                  <wp:docPr descr="" title="" id="53" name="Picture"/>
                   <a:graphic>
                     <a:graphicData uri="http://schemas.openxmlformats.org/drawingml/2006/picture">
                       <pic:pic>
                         <pic:nvPicPr>
-                          <pic:cNvPr descr="index_files/figure-docx/notebooks-mak_figures-fig-fairness-output-1.png" id="55" name="Picture"/>
+                          <pic:cNvPr descr="index_files/figure-docx/notebooks-mak_figures-fig-fairness-output-1.png" id="54" name="Picture"/>
                           <pic:cNvPicPr>
                             <a:picLocks noChangeArrowheads="1" noChangeAspect="1"/>
                           </pic:cNvPicPr>
                         </pic:nvPicPr>
                         <pic:blipFill>
-                          <a:blip r:embed="rId53"/>
+                          <a:blip r:embed="rId52"/>
                           <a:stretch>
                             <a:fillRect/>
                           </a:stretch>
@@ -4513,7 +4412,7 @@
               <w:t xml:space="preserve">Figure 2: Difference in auROCs by demographic group</w:t>
             </w:r>
           </w:p>
-          <w:bookmarkEnd w:id="56"/>
+          <w:bookmarkEnd w:id="55"/>
         </w:tc>
       </w:tr>
     </w:tbl>
@@ -4533,7 +4432,7 @@
         </w:rPr>
         <w:t xml:space="preserve"> </w:t>
       </w:r>
-      <w:hyperlink r:id="rId57">
+      <w:hyperlink r:id="rId56">
         <w:r>
           <w:rPr>
             <w:rStyle w:val="Hyperlink"/>
@@ -4543,19 +4442,19 @@
         </w:r>
       </w:hyperlink>
     </w:p>
+    <w:bookmarkEnd w:id="57"/>
+    <w:bookmarkStart w:id="58" w:name="feature-importance-1"/>
+    <w:p>
+      <w:pPr>
+        <w:pStyle w:val="Heading3"/>
+      </w:pPr>
+      <w:r>
+        <w:t xml:space="preserve">Feature Importance</w:t>
+      </w:r>
+    </w:p>
     <w:bookmarkEnd w:id="58"/>
-    <w:bookmarkStart w:id="59" w:name="feature-importance-1"/>
-    <w:p>
-      <w:pPr>
-        <w:pStyle w:val="Heading3"/>
-      </w:pPr>
-      <w:r>
-        <w:t xml:space="preserve">Feature Importance</w:t>
-      </w:r>
-    </w:p>
     <w:bookmarkEnd w:id="59"/>
-    <w:bookmarkEnd w:id="60"/>
-    <w:bookmarkStart w:id="61" w:name="discussion"/>
+    <w:bookmarkStart w:id="60" w:name="discussion"/>
     <w:p>
       <w:pPr>
         <w:pStyle w:val="Heading2"/>
@@ -4597,8 +4496,19 @@
         <w:t xml:space="preserve">Improving model performance for unprivileged classes. Considering other important classes for SUD, such as geographic location, Improving diversity of training data</w:t>
       </w:r>
     </w:p>
-    <w:bookmarkEnd w:id="61"/>
-    <w:bookmarkStart w:id="100" w:name="references"/>
+    <w:p>
+      <w:pPr>
+        <w:numPr>
+          <w:ilvl w:val="0"/>
+          <w:numId w:val="1003"/>
+        </w:numPr>
+      </w:pPr>
+      <w:r>
+        <w:t xml:space="preserve">Performance discrepancies sets up fairness methods paper. How can we improve these discrepancies? Mention in discussion as current future direction</w:t>
+      </w:r>
+    </w:p>
+    <w:bookmarkEnd w:id="60"/>
+    <w:bookmarkStart w:id="99" w:name="references"/>
     <w:p>
       <w:pPr>
         <w:pStyle w:val="Heading2"/>
@@ -4607,8 +4517,8 @@
         <w:t xml:space="preserve">References</w:t>
       </w:r>
     </w:p>
-    <w:bookmarkStart w:id="99" w:name="refs"/>
-    <w:bookmarkStart w:id="63" w:name="ref-baeMobilePhoneSensors2018"/>
+    <w:bookmarkStart w:id="98" w:name="refs"/>
+    <w:bookmarkStart w:id="62" w:name="ref-baeMobilePhoneSensors2018"/>
     <w:p>
       <w:pPr>
         <w:pStyle w:val="Bibliography"/>
@@ -4653,7 +4563,7 @@
       <w:r>
         <w:t xml:space="preserve"> </w:t>
       </w:r>
-      <w:hyperlink r:id="rId62">
+      <w:hyperlink r:id="rId61">
         <w:r>
           <w:rPr>
             <w:rStyle w:val="Hyperlink"/>
@@ -4665,8 +4575,8 @@
         <w:t xml:space="preserve">.</w:t>
       </w:r>
     </w:p>
-    <w:bookmarkEnd w:id="63"/>
-    <w:bookmarkStart w:id="65" w:name="ref-chtc"/>
+    <w:bookmarkEnd w:id="62"/>
+    <w:bookmarkStart w:id="64" w:name="ref-chtc"/>
     <w:p>
       <w:pPr>
         <w:pStyle w:val="Bibliography"/>
@@ -4689,7 +4599,7 @@
       <w:r>
         <w:t xml:space="preserve"> </w:t>
       </w:r>
-      <w:hyperlink r:id="rId64">
+      <w:hyperlink r:id="rId63">
         <w:r>
           <w:rPr>
             <w:rStyle w:val="Hyperlink"/>
@@ -4701,8 +4611,8 @@
         <w:t xml:space="preserve">.</w:t>
       </w:r>
     </w:p>
-    <w:bookmarkEnd w:id="65"/>
-    <w:bookmarkStart w:id="67" w:name="ref-chihPredictiveModelingAddiction2014"/>
+    <w:bookmarkEnd w:id="64"/>
+    <w:bookmarkStart w:id="66" w:name="ref-chihPredictiveModelingAddiction2014"/>
     <w:p>
       <w:pPr>
         <w:pStyle w:val="Bibliography"/>
@@ -4735,7 +4645,7 @@
       <w:r>
         <w:t xml:space="preserve"> </w:t>
       </w:r>
-      <w:hyperlink r:id="rId66">
+      <w:hyperlink r:id="rId65">
         <w:r>
           <w:rPr>
             <w:rStyle w:val="Hyperlink"/>
@@ -4747,8 +4657,8 @@
         <w:t xml:space="preserve">.</w:t>
       </w:r>
     </w:p>
-    <w:bookmarkEnd w:id="67"/>
-    <w:bookmarkStart w:id="69" w:name="ref-derubeisHistoryCurrentStatus2019"/>
+    <w:bookmarkEnd w:id="66"/>
+    <w:bookmarkStart w:id="68" w:name="ref-derubeisHistoryCurrentStatus2019"/>
     <w:p>
       <w:pPr>
         <w:pStyle w:val="Bibliography"/>
@@ -4781,7 +4691,7 @@
       <w:r>
         <w:t xml:space="preserve"> </w:t>
       </w:r>
-      <w:hyperlink r:id="rId68">
+      <w:hyperlink r:id="rId67">
         <w:r>
           <w:rPr>
             <w:rStyle w:val="Hyperlink"/>
@@ -4793,8 +4703,8 @@
         <w:t xml:space="preserve">.</w:t>
       </w:r>
     </w:p>
-    <w:bookmarkEnd w:id="69"/>
-    <w:bookmarkStart w:id="71" w:name="Xa203ab3abd150ead1a7854a9fa5726c8a273f52"/>
+    <w:bookmarkEnd w:id="68"/>
+    <w:bookmarkStart w:id="70" w:name="Xa203ab3abd150ead1a7854a9fa5726c8a273f52"/>
     <w:p>
       <w:pPr>
         <w:pStyle w:val="Bibliography"/>
@@ -4839,7 +4749,7 @@
       <w:r>
         <w:t xml:space="preserve"> </w:t>
       </w:r>
-      <w:hyperlink r:id="rId70">
+      <w:hyperlink r:id="rId69">
         <w:r>
           <w:rPr>
             <w:rStyle w:val="Hyperlink"/>
@@ -4851,8 +4761,8 @@
         <w:t xml:space="preserve">.</w:t>
       </w:r>
     </w:p>
-    <w:bookmarkEnd w:id="71"/>
-    <w:bookmarkStart w:id="72" w:name="ref-hsiehSampleSizeTables1989"/>
+    <w:bookmarkEnd w:id="70"/>
+    <w:bookmarkStart w:id="71" w:name="ref-hsiehSampleSizeTables1989"/>
     <w:p>
       <w:pPr>
         <w:pStyle w:val="Bibliography"/>
@@ -4883,8 +4793,8 @@
         <w:t xml:space="preserve">8: 795–802.</w:t>
       </w:r>
     </w:p>
-    <w:bookmarkEnd w:id="72"/>
-    <w:bookmarkStart w:id="74" w:name="ref-kilaruIncidenceTreatmentOpioid2020"/>
+    <w:bookmarkEnd w:id="71"/>
+    <w:bookmarkStart w:id="73" w:name="ref-kilaruIncidenceTreatmentOpioid2020"/>
     <w:p>
       <w:pPr>
         <w:pStyle w:val="Bibliography"/>
@@ -4950,7 +4860,7 @@
       <w:r>
         <w:t xml:space="preserve"> </w:t>
       </w:r>
-      <w:hyperlink r:id="rId73">
+      <w:hyperlink r:id="rId72">
         <w:r>
           <w:rPr>
             <w:rStyle w:val="Hyperlink"/>
@@ -4962,8 +4872,8 @@
         <w:t xml:space="preserve">.</w:t>
       </w:r>
     </w:p>
-    <w:bookmarkEnd w:id="74"/>
-    <w:bookmarkStart w:id="76" w:name="ref-kuhnAppliedPredictiveModeling2018"/>
+    <w:bookmarkEnd w:id="73"/>
+    <w:bookmarkStart w:id="75" w:name="ref-kuhnAppliedPredictiveModeling2018"/>
     <w:p>
       <w:pPr>
         <w:pStyle w:val="Bibliography"/>
@@ -5001,7 +4911,7 @@
       <w:r>
         <w:t xml:space="preserve"> </w:t>
       </w:r>
-      <w:hyperlink r:id="rId75">
+      <w:hyperlink r:id="rId74">
         <w:r>
           <w:rPr>
             <w:rStyle w:val="Hyperlink"/>
@@ -5013,24 +4923,24 @@
         <w:t xml:space="preserve">.</w:t>
       </w:r>
     </w:p>
+    <w:bookmarkEnd w:id="75"/>
+    <w:bookmarkStart w:id="76" w:name="ref-kuhnTidymodelsCollectionPackages2020"/>
+    <w:p>
+      <w:pPr>
+        <w:pStyle w:val="Bibliography"/>
+      </w:pPr>
+      <w:r>
+        <w:t xml:space="preserve">Kuhn, Max, and Hadley Wickham. 2020.</w:t>
+      </w:r>
+      <w:r>
+        <w:t xml:space="preserve"> </w:t>
+      </w:r>
+      <w:r>
+        <w:t xml:space="preserve">“Tidymodels: A Collection of Packages for Modeling and Machine Learning Using Tidyverse Principles.”</w:t>
+      </w:r>
+    </w:p>
     <w:bookmarkEnd w:id="76"/>
-    <w:bookmarkStart w:id="77" w:name="ref-kuhnTidymodelsCollectionPackages2020"/>
-    <w:p>
-      <w:pPr>
-        <w:pStyle w:val="Bibliography"/>
-      </w:pPr>
-      <w:r>
-        <w:t xml:space="preserve">Kuhn, Max, and Hadley Wickham. 2020.</w:t>
-      </w:r>
-      <w:r>
-        <w:t xml:space="preserve"> </w:t>
-      </w:r>
-      <w:r>
-        <w:t xml:space="preserve">“Tidymodels: A Collection of Packages for Modeling and Machine Learning Using Tidyverse Principles.”</w:t>
-      </w:r>
-    </w:p>
-    <w:bookmarkEnd w:id="77"/>
-    <w:bookmarkStart w:id="79" w:name="ref-kullSigmoidsHowObtain2017"/>
+    <w:bookmarkStart w:id="78" w:name="ref-kullSigmoidsHowObtain2017"/>
     <w:p>
       <w:pPr>
         <w:pStyle w:val="Bibliography"/>
@@ -5075,7 +4985,7 @@
       <w:r>
         <w:t xml:space="preserve"> </w:t>
       </w:r>
-      <w:hyperlink r:id="rId78">
+      <w:hyperlink r:id="rId77">
         <w:r>
           <w:rPr>
             <w:rStyle w:val="Hyperlink"/>
@@ -5087,8 +4997,8 @@
         <w:t xml:space="preserve">.</w:t>
       </w:r>
     </w:p>
-    <w:bookmarkEnd w:id="79"/>
-    <w:bookmarkStart w:id="80" w:name="X34be55f2a2ff67a14e7206627bb93b426490c87"/>
+    <w:bookmarkEnd w:id="78"/>
+    <w:bookmarkStart w:id="79" w:name="X34be55f2a2ff67a14e7206627bb93b426490c87"/>
     <w:p>
       <w:pPr>
         <w:pStyle w:val="Bibliography"/>
@@ -5173,8 +5083,8 @@
         <w:t xml:space="preserve">’17. Red Hook, NY, USA: Curran Associates Inc.</w:t>
       </w:r>
     </w:p>
-    <w:bookmarkEnd w:id="80"/>
-    <w:bookmarkStart w:id="81" w:name="X0900e084d2d8751b94683f82b04534ea811d54e"/>
+    <w:bookmarkEnd w:id="79"/>
+    <w:bookmarkStart w:id="80" w:name="X0900e084d2d8751b94683f82b04534ea811d54e"/>
     <w:p>
       <w:pPr>
         <w:pStyle w:val="Bibliography"/>
@@ -5287,8 +5197,8 @@
         <w:t xml:space="preserve">. First edition. New York: The Guilford Press.</w:t>
       </w:r>
     </w:p>
-    <w:bookmarkEnd w:id="81"/>
-    <w:bookmarkStart w:id="83" w:name="ref-olfsonHealthcareCoverageService2022"/>
+    <w:bookmarkEnd w:id="80"/>
+    <w:bookmarkStart w:id="82" w:name="ref-olfsonHealthcareCoverageService2022"/>
     <w:p>
       <w:pPr>
         <w:pStyle w:val="Bibliography"/>
@@ -5321,7 +5231,7 @@
       <w:r>
         <w:t xml:space="preserve"> </w:t>
       </w:r>
-      <w:hyperlink r:id="rId82">
+      <w:hyperlink r:id="rId81">
         <w:r>
           <w:rPr>
             <w:rStyle w:val="Hyperlink"/>
@@ -5333,8 +5243,8 @@
         <w:t xml:space="preserve">.</w:t>
       </w:r>
     </w:p>
-    <w:bookmarkEnd w:id="83"/>
-    <w:bookmarkStart w:id="85" w:name="ref-pinedoCurrentReexaminationRacial2019"/>
+    <w:bookmarkEnd w:id="82"/>
+    <w:bookmarkStart w:id="84" w:name="ref-pinedoCurrentReexaminationRacial2019"/>
     <w:p>
       <w:pPr>
         <w:pStyle w:val="Bibliography"/>
@@ -5379,7 +5289,7 @@
       <w:r>
         <w:t xml:space="preserve"> </w:t>
       </w:r>
-      <w:hyperlink r:id="rId84">
+      <w:hyperlink r:id="rId83">
         <w:r>
           <w:rPr>
             <w:rStyle w:val="Hyperlink"/>
@@ -5391,8 +5301,8 @@
         <w:t xml:space="preserve">.</w:t>
       </w:r>
     </w:p>
-    <w:bookmarkEnd w:id="85"/>
-    <w:bookmarkStart w:id="86" w:name="Xa6ef1c5c979e7476d6234b79f6a74545fbd7694"/>
+    <w:bookmarkEnd w:id="84"/>
+    <w:bookmarkStart w:id="85" w:name="Xa6ef1c5c979e7476d6234b79f6a74545fbd7694"/>
     <w:p>
       <w:pPr>
         <w:pStyle w:val="Bibliography"/>
@@ -5435,8 +5345,8 @@
         <w:t xml:space="preserve">58 (1): 7–29.</w:t>
       </w:r>
     </w:p>
-    <w:bookmarkEnd w:id="86"/>
-    <w:bookmarkStart w:id="88" w:name="Xd4c1d027f60920f356af6131267e679804e946e"/>
+    <w:bookmarkEnd w:id="85"/>
+    <w:bookmarkStart w:id="87" w:name="Xd4c1d027f60920f356af6131267e679804e946e"/>
     <w:p>
       <w:pPr>
         <w:pStyle w:val="Bibliography"/>
@@ -5481,7 +5391,7 @@
       <w:r>
         <w:t xml:space="preserve"> </w:t>
       </w:r>
-      <w:hyperlink r:id="rId87">
+      <w:hyperlink r:id="rId86">
         <w:r>
           <w:rPr>
             <w:rStyle w:val="Hyperlink"/>
@@ -5493,8 +5403,8 @@
         <w:t xml:space="preserve">.</w:t>
       </w:r>
     </w:p>
-    <w:bookmarkEnd w:id="88"/>
-    <w:bookmarkStart w:id="90" w:name="ref-waltersUsingMachineLearning2021"/>
+    <w:bookmarkEnd w:id="87"/>
+    <w:bookmarkStart w:id="89" w:name="ref-waltersUsingMachineLearning2021"/>
     <w:p>
       <w:pPr>
         <w:pStyle w:val="Bibliography"/>
@@ -5527,7 +5437,7 @@
       <w:r>
         <w:t xml:space="preserve"> </w:t>
       </w:r>
-      <w:hyperlink r:id="rId89">
+      <w:hyperlink r:id="rId88">
         <w:r>
           <w:rPr>
             <w:rStyle w:val="Hyperlink"/>
@@ -5539,8 +5449,8 @@
         <w:t xml:space="preserve">.</w:t>
       </w:r>
     </w:p>
-    <w:bookmarkEnd w:id="90"/>
-    <w:bookmarkStart w:id="92" w:name="X4446e184b7dd55a61fd406499f32542fdcf24b5"/>
+    <w:bookmarkEnd w:id="89"/>
+    <w:bookmarkStart w:id="91" w:name="X4446e184b7dd55a61fd406499f32542fdcf24b5"/>
     <w:p>
       <w:pPr>
         <w:pStyle w:val="Bibliography"/>
@@ -5585,7 +5495,7 @@
       <w:r>
         <w:t xml:space="preserve"> </w:t>
       </w:r>
-      <w:hyperlink r:id="rId91">
+      <w:hyperlink r:id="rId90">
         <w:r>
           <w:rPr>
             <w:rStyle w:val="Hyperlink"/>
@@ -5597,8 +5507,8 @@
         <w:t xml:space="preserve">.</w:t>
       </w:r>
     </w:p>
-    <w:bookmarkEnd w:id="92"/>
-    <w:bookmarkStart w:id="94" w:name="X254a0f87701f835b5365990b3eba45be7dca59c"/>
+    <w:bookmarkEnd w:id="91"/>
+    <w:bookmarkStart w:id="93" w:name="X254a0f87701f835b5365990b3eba45be7dca59c"/>
     <w:p>
       <w:pPr>
         <w:pStyle w:val="Bibliography"/>
@@ -5682,7 +5592,7 @@
       <w:r>
         <w:t xml:space="preserve"> </w:t>
       </w:r>
-      <w:hyperlink r:id="rId93">
+      <w:hyperlink r:id="rId92">
         <w:r>
           <w:rPr>
             <w:rStyle w:val="Hyperlink"/>
@@ -5694,8 +5604,8 @@
         <w:t xml:space="preserve">.</w:t>
       </w:r>
     </w:p>
-    <w:bookmarkEnd w:id="94"/>
-    <w:bookmarkStart w:id="96" w:name="Xb35ee182d565575e339a0170868456c1684f821"/>
+    <w:bookmarkEnd w:id="93"/>
+    <w:bookmarkStart w:id="95" w:name="Xb35ee182d565575e339a0170868456c1684f821"/>
     <w:p>
       <w:pPr>
         <w:pStyle w:val="Bibliography"/>
@@ -5746,7 +5656,7 @@
       <w:r>
         <w:t xml:space="preserve"> </w:t>
       </w:r>
-      <w:hyperlink r:id="rId95">
+      <w:hyperlink r:id="rId94">
         <w:r>
           <w:rPr>
             <w:rStyle w:val="Hyperlink"/>
@@ -5758,8 +5668,8 @@
         <w:t xml:space="preserve">.</w:t>
       </w:r>
     </w:p>
-    <w:bookmarkEnd w:id="96"/>
-    <w:bookmarkStart w:id="98" w:name="ref-wyantMachineLearningModels2023"/>
+    <w:bookmarkEnd w:id="95"/>
+    <w:bookmarkStart w:id="97" w:name="ref-wyantMachineLearningModels2023"/>
     <w:p>
       <w:pPr>
         <w:pStyle w:val="Bibliography"/>
@@ -5789,7 +5699,7 @@
       <w:r>
         <w:t xml:space="preserve"> </w:t>
       </w:r>
-      <w:hyperlink r:id="rId97">
+      <w:hyperlink r:id="rId96">
         <w:r>
           <w:rPr>
             <w:rStyle w:val="Hyperlink"/>
@@ -5801,10 +5711,10 @@
         <w:t xml:space="preserve">.</w:t>
       </w:r>
     </w:p>
+    <w:bookmarkEnd w:id="97"/>
     <w:bookmarkEnd w:id="98"/>
     <w:bookmarkEnd w:id="99"/>
     <w:bookmarkEnd w:id="100"/>
-    <w:bookmarkEnd w:id="101"/>
     <w:sectPr/>
   </w:body>
 </w:document>
@@ -5827,6 +5737,25 @@
     <w:p>
       <w:r>
         <w:separator/>
+      </w:r>
+    </w:p>
+  </w:footnote>
+  <w:footnote w:id="35">
+    <w:p>
+      <w:pPr>
+        <w:pStyle w:val="FootnoteText"/>
+      </w:pPr>
+      <w:r>
+        <w:rPr>
+          <w:rStyle w:val="FootnoteReference"/>
+        </w:rPr>
+        <w:footnoteRef/>
+      </w:r>
+      <w:r>
+        <w:t xml:space="preserve"> </w:t>
+      </w:r>
+      <w:r>
+        <w:t xml:space="preserve">For our fairness evaluations, we altered our outer loop resampling method from 3 x 10 cross-validation to 6 x 5 cross-validation. This method still gave us 30 held out tests sets, but by splitting the data across fewer folds (i.e., 5 vs. 10) we were able to reduce the likelihood of the minority group being absent in any single fold.</w:t>
       </w:r>
     </w:p>
   </w:footnote>

--- a/docs/index.docx
+++ b/docs/index.docx
@@ -4359,7 +4359,7 @@
             <w:r>
               <w:drawing>
                 <wp:inline>
-                  <wp:extent cx="5334000" cy="3333749"/>
+                  <wp:extent cx="5334000" cy="3810000"/>
                   <wp:effectExtent b="0" l="0" r="0" t="0"/>
                   <wp:docPr descr="" title="" id="53" name="Picture"/>
                   <a:graphic>
@@ -4380,7 +4380,7 @@
                         <pic:spPr bwMode="auto">
                           <a:xfrm>
                             <a:off x="0" y="0"/>
-                            <a:ext cx="5334000" cy="3333749"/>
+                            <a:ext cx="5334000" cy="3810000"/>
                           </a:xfrm>
                           <a:prstGeom prst="rect">
                             <a:avLst/>

--- a/docs/index.docx
+++ b/docs/index.docx
@@ -155,7 +155,7 @@
         <w:pStyle w:val="Date"/>
       </w:pPr>
       <w:r>
-        <w:t xml:space="preserve">2024-06-29</w:t>
+        <w:t xml:space="preserve">2024-07-01</w:t>
       </w:r>
     </w:p>
     <w:p>
@@ -540,7 +540,7 @@
       </w:r>
     </w:p>
     <w:bookmarkEnd w:id="21"/>
-    <w:bookmarkStart w:id="100" w:name="methods"/>
+    <w:bookmarkStart w:id="105" w:name="methods"/>
     <w:p>
       <w:pPr>
         <w:pStyle w:val="Heading1"/>
@@ -1202,7 +1202,7 @@
     <w:bookmarkEnd w:id="37"/>
     <w:bookmarkEnd w:id="38"/>
     <w:bookmarkEnd w:id="39"/>
-    <w:bookmarkStart w:id="59" w:name="results"/>
+    <w:bookmarkStart w:id="64" w:name="results"/>
     <w:p>
       <w:pPr>
         <w:pStyle w:val="Heading2"/>
@@ -4443,7 +4443,7 @@
       </w:hyperlink>
     </w:p>
     <w:bookmarkEnd w:id="57"/>
-    <w:bookmarkStart w:id="58" w:name="feature-importance-1"/>
+    <w:bookmarkStart w:id="63" w:name="feature-importance-1"/>
     <w:p>
       <w:pPr>
         <w:pStyle w:val="Heading3"/>
@@ -4452,9 +4452,122 @@
         <w:t xml:space="preserve">Feature Importance</w:t>
       </w:r>
     </w:p>
-    <w:bookmarkEnd w:id="58"/>
-    <w:bookmarkEnd w:id="59"/>
-    <w:bookmarkStart w:id="60" w:name="discussion"/>
+    <w:tbl>
+      <w:tblPr>
+        <w:tblStyle w:val="Table"/>
+        <w:tblW w:type="pct" w:w="5000"/>
+        <w:tblLayout w:type="fixed"/>
+        <w:tblLook w:firstRow="0" w:lastRow="0" w:firstColumn="0" w:lastColumn="0" w:noHBand="0" w:noVBand="0" w:val="0000"/>
+      </w:tblPr>
+      <w:tblGrid>
+        <w:gridCol w:w="7920"/>
+      </w:tblGrid>
+      <w:tr>
+        <w:tc>
+          <w:tcPr/>
+          <w:bookmarkStart w:id="61" w:name="fig-shap"/>
+          <w:p>
+            <w:pPr>
+              <w:pStyle w:val="Compact"/>
+              <w:jc w:val="center"/>
+            </w:pPr>
+            <w:r>
+              <w:drawing>
+                <wp:inline>
+                  <wp:extent cx="5334000" cy="3810000"/>
+                  <wp:effectExtent b="0" l="0" r="0" t="0"/>
+                  <wp:docPr descr="" title="" id="59" name="Picture"/>
+                  <a:graphic>
+                    <a:graphicData uri="http://schemas.openxmlformats.org/drawingml/2006/picture">
+                      <pic:pic>
+                        <pic:nvPicPr>
+                          <pic:cNvPr descr="index_files/figure-docx/notebooks-mak_figures-fig-shap-output-1.png" id="60" name="Picture"/>
+                          <pic:cNvPicPr>
+                            <a:picLocks noChangeArrowheads="1" noChangeAspect="1"/>
+                          </pic:cNvPicPr>
+                        </pic:nvPicPr>
+                        <pic:blipFill>
+                          <a:blip r:embed="rId58"/>
+                          <a:stretch>
+                            <a:fillRect/>
+                          </a:stretch>
+                        </pic:blipFill>
+                        <pic:spPr bwMode="auto">
+                          <a:xfrm>
+                            <a:off x="0" y="0"/>
+                            <a:ext cx="5334000" cy="3810000"/>
+                          </a:xfrm>
+                          <a:prstGeom prst="rect">
+                            <a:avLst/>
+                          </a:prstGeom>
+                          <a:noFill/>
+                          <a:ln w="9525">
+                            <a:noFill/>
+                            <a:headEnd/>
+                            <a:tailEnd/>
+                          </a:ln>
+                        </pic:spPr>
+                      </pic:pic>
+                    </a:graphicData>
+                  </a:graphic>
+                </wp:inline>
+              </w:drawing>
+            </w:r>
+          </w:p>
+          <w:p>
+            <w:pPr>
+              <w:jc w:val="center"/>
+            </w:pPr>
+            <w:pPr>
+              <w:jc w:val="start"/>
+              <w:spacing w:before="200"/>
+              <w:pStyle w:val="ImageCaption"/>
+            </w:pPr>
+            <w:r>
+              <w:t xml:space="preserve">Figure 3: Feature importance (Shapley values) for Models by lag time. Panel A displays the global importance (mean |Shapley value|) for feature categories for each model. Feature categories are ordered by their aggregate global importance (i.e., total bar length) across the five models. The importance of each feature category for specific models is displayed separately by color. Panels B-F display local Shapley values that quantify the influence of feature categories on individual observations (i.e., a single prediction window for a specific participant) for each model.</w:t>
+            </w:r>
+          </w:p>
+          <w:bookmarkEnd w:id="61"/>
+        </w:tc>
+      </w:tr>
+    </w:tbl>
+    <w:p>
+      <w:pPr>
+        <w:pStyle w:val="BodyText"/>
+      </w:pPr>
+      <w:r>
+        <w:t xml:space="preserve">Global and Local Shapley values</w:t>
+      </w:r>
+    </w:p>
+    <w:p>
+      <w:pPr>
+        <w:pStyle w:val="BodyText"/>
+      </w:pPr>
+      <w:r>
+        <w:rPr>
+          <w:vertAlign w:val="subscript"/>
+        </w:rPr>
+        <w:t xml:space="preserve">Source:</w:t>
+      </w:r>
+      <w:r>
+        <w:rPr>
+          <w:vertAlign w:val="subscript"/>
+        </w:rPr>
+        <w:t xml:space="preserve"> </w:t>
+      </w:r>
+      <w:hyperlink r:id="rId62">
+        <w:r>
+          <w:rPr>
+            <w:rStyle w:val="Hyperlink"/>
+            <w:vertAlign w:val="subscript"/>
+          </w:rPr>
+          <w:t xml:space="preserve">Make All Figures for Main Manuscript</w:t>
+        </w:r>
+      </w:hyperlink>
+    </w:p>
+    <w:bookmarkEnd w:id="63"/>
+    <w:bookmarkEnd w:id="64"/>
+    <w:bookmarkStart w:id="65" w:name="discussion"/>
     <w:p>
       <w:pPr>
         <w:pStyle w:val="Heading2"/>
@@ -4507,8 +4620,8 @@
         <w:t xml:space="preserve">Performance discrepancies sets up fairness methods paper. How can we improve these discrepancies? Mention in discussion as current future direction</w:t>
       </w:r>
     </w:p>
-    <w:bookmarkEnd w:id="60"/>
-    <w:bookmarkStart w:id="99" w:name="references"/>
+    <w:bookmarkEnd w:id="65"/>
+    <w:bookmarkStart w:id="104" w:name="references"/>
     <w:p>
       <w:pPr>
         <w:pStyle w:val="Heading2"/>
@@ -4517,8 +4630,8 @@
         <w:t xml:space="preserve">References</w:t>
       </w:r>
     </w:p>
-    <w:bookmarkStart w:id="98" w:name="refs"/>
-    <w:bookmarkStart w:id="62" w:name="ref-baeMobilePhoneSensors2018"/>
+    <w:bookmarkStart w:id="103" w:name="refs"/>
+    <w:bookmarkStart w:id="67" w:name="ref-baeMobilePhoneSensors2018"/>
     <w:p>
       <w:pPr>
         <w:pStyle w:val="Bibliography"/>
@@ -4563,7 +4676,7 @@
       <w:r>
         <w:t xml:space="preserve"> </w:t>
       </w:r>
-      <w:hyperlink r:id="rId61">
+      <w:hyperlink r:id="rId66">
         <w:r>
           <w:rPr>
             <w:rStyle w:val="Hyperlink"/>
@@ -4575,8 +4688,8 @@
         <w:t xml:space="preserve">.</w:t>
       </w:r>
     </w:p>
-    <w:bookmarkEnd w:id="62"/>
-    <w:bookmarkStart w:id="64" w:name="ref-chtc"/>
+    <w:bookmarkEnd w:id="67"/>
+    <w:bookmarkStart w:id="69" w:name="ref-chtc"/>
     <w:p>
       <w:pPr>
         <w:pStyle w:val="Bibliography"/>
@@ -4599,7 +4712,7 @@
       <w:r>
         <w:t xml:space="preserve"> </w:t>
       </w:r>
-      <w:hyperlink r:id="rId63">
+      <w:hyperlink r:id="rId68">
         <w:r>
           <w:rPr>
             <w:rStyle w:val="Hyperlink"/>
@@ -4611,8 +4724,8 @@
         <w:t xml:space="preserve">.</w:t>
       </w:r>
     </w:p>
-    <w:bookmarkEnd w:id="64"/>
-    <w:bookmarkStart w:id="66" w:name="ref-chihPredictiveModelingAddiction2014"/>
+    <w:bookmarkEnd w:id="69"/>
+    <w:bookmarkStart w:id="71" w:name="ref-chihPredictiveModelingAddiction2014"/>
     <w:p>
       <w:pPr>
         <w:pStyle w:val="Bibliography"/>
@@ -4645,7 +4758,7 @@
       <w:r>
         <w:t xml:space="preserve"> </w:t>
       </w:r>
-      <w:hyperlink r:id="rId65">
+      <w:hyperlink r:id="rId70">
         <w:r>
           <w:rPr>
             <w:rStyle w:val="Hyperlink"/>
@@ -4657,8 +4770,8 @@
         <w:t xml:space="preserve">.</w:t>
       </w:r>
     </w:p>
-    <w:bookmarkEnd w:id="66"/>
-    <w:bookmarkStart w:id="68" w:name="ref-derubeisHistoryCurrentStatus2019"/>
+    <w:bookmarkEnd w:id="71"/>
+    <w:bookmarkStart w:id="73" w:name="ref-derubeisHistoryCurrentStatus2019"/>
     <w:p>
       <w:pPr>
         <w:pStyle w:val="Bibliography"/>
@@ -4691,7 +4804,7 @@
       <w:r>
         <w:t xml:space="preserve"> </w:t>
       </w:r>
-      <w:hyperlink r:id="rId67">
+      <w:hyperlink r:id="rId72">
         <w:r>
           <w:rPr>
             <w:rStyle w:val="Hyperlink"/>
@@ -4703,8 +4816,8 @@
         <w:t xml:space="preserve">.</w:t>
       </w:r>
     </w:p>
-    <w:bookmarkEnd w:id="68"/>
-    <w:bookmarkStart w:id="70" w:name="Xa203ab3abd150ead1a7854a9fa5726c8a273f52"/>
+    <w:bookmarkEnd w:id="73"/>
+    <w:bookmarkStart w:id="75" w:name="Xa203ab3abd150ead1a7854a9fa5726c8a273f52"/>
     <w:p>
       <w:pPr>
         <w:pStyle w:val="Bibliography"/>
@@ -4749,7 +4862,7 @@
       <w:r>
         <w:t xml:space="preserve"> </w:t>
       </w:r>
-      <w:hyperlink r:id="rId69">
+      <w:hyperlink r:id="rId74">
         <w:r>
           <w:rPr>
             <w:rStyle w:val="Hyperlink"/>
@@ -4761,8 +4874,8 @@
         <w:t xml:space="preserve">.</w:t>
       </w:r>
     </w:p>
-    <w:bookmarkEnd w:id="70"/>
-    <w:bookmarkStart w:id="71" w:name="ref-hsiehSampleSizeTables1989"/>
+    <w:bookmarkEnd w:id="75"/>
+    <w:bookmarkStart w:id="76" w:name="ref-hsiehSampleSizeTables1989"/>
     <w:p>
       <w:pPr>
         <w:pStyle w:val="Bibliography"/>
@@ -4793,8 +4906,8 @@
         <w:t xml:space="preserve">8: 795–802.</w:t>
       </w:r>
     </w:p>
-    <w:bookmarkEnd w:id="71"/>
-    <w:bookmarkStart w:id="73" w:name="ref-kilaruIncidenceTreatmentOpioid2020"/>
+    <w:bookmarkEnd w:id="76"/>
+    <w:bookmarkStart w:id="78" w:name="ref-kilaruIncidenceTreatmentOpioid2020"/>
     <w:p>
       <w:pPr>
         <w:pStyle w:val="Bibliography"/>
@@ -4860,7 +4973,7 @@
       <w:r>
         <w:t xml:space="preserve"> </w:t>
       </w:r>
-      <w:hyperlink r:id="rId72">
+      <w:hyperlink r:id="rId77">
         <w:r>
           <w:rPr>
             <w:rStyle w:val="Hyperlink"/>
@@ -4872,8 +4985,8 @@
         <w:t xml:space="preserve">.</w:t>
       </w:r>
     </w:p>
-    <w:bookmarkEnd w:id="73"/>
-    <w:bookmarkStart w:id="75" w:name="ref-kuhnAppliedPredictiveModeling2018"/>
+    <w:bookmarkEnd w:id="78"/>
+    <w:bookmarkStart w:id="80" w:name="ref-kuhnAppliedPredictiveModeling2018"/>
     <w:p>
       <w:pPr>
         <w:pStyle w:val="Bibliography"/>
@@ -4911,7 +5024,7 @@
       <w:r>
         <w:t xml:space="preserve"> </w:t>
       </w:r>
-      <w:hyperlink r:id="rId74">
+      <w:hyperlink r:id="rId79">
         <w:r>
           <w:rPr>
             <w:rStyle w:val="Hyperlink"/>
@@ -4923,8 +5036,8 @@
         <w:t xml:space="preserve">.</w:t>
       </w:r>
     </w:p>
-    <w:bookmarkEnd w:id="75"/>
-    <w:bookmarkStart w:id="76" w:name="ref-kuhnTidymodelsCollectionPackages2020"/>
+    <w:bookmarkEnd w:id="80"/>
+    <w:bookmarkStart w:id="81" w:name="ref-kuhnTidymodelsCollectionPackages2020"/>
     <w:p>
       <w:pPr>
         <w:pStyle w:val="Bibliography"/>
@@ -4939,8 +5052,8 @@
         <w:t xml:space="preserve">“Tidymodels: A Collection of Packages for Modeling and Machine Learning Using Tidyverse Principles.”</w:t>
       </w:r>
     </w:p>
-    <w:bookmarkEnd w:id="76"/>
-    <w:bookmarkStart w:id="78" w:name="ref-kullSigmoidsHowObtain2017"/>
+    <w:bookmarkEnd w:id="81"/>
+    <w:bookmarkStart w:id="83" w:name="ref-kullSigmoidsHowObtain2017"/>
     <w:p>
       <w:pPr>
         <w:pStyle w:val="Bibliography"/>
@@ -4985,7 +5098,7 @@
       <w:r>
         <w:t xml:space="preserve"> </w:t>
       </w:r>
-      <w:hyperlink r:id="rId77">
+      <w:hyperlink r:id="rId82">
         <w:r>
           <w:rPr>
             <w:rStyle w:val="Hyperlink"/>
@@ -4997,8 +5110,8 @@
         <w:t xml:space="preserve">.</w:t>
       </w:r>
     </w:p>
-    <w:bookmarkEnd w:id="78"/>
-    <w:bookmarkStart w:id="79" w:name="X34be55f2a2ff67a14e7206627bb93b426490c87"/>
+    <w:bookmarkEnd w:id="83"/>
+    <w:bookmarkStart w:id="84" w:name="X34be55f2a2ff67a14e7206627bb93b426490c87"/>
     <w:p>
       <w:pPr>
         <w:pStyle w:val="Bibliography"/>
@@ -5083,8 +5196,8 @@
         <w:t xml:space="preserve">’17. Red Hook, NY, USA: Curran Associates Inc.</w:t>
       </w:r>
     </w:p>
-    <w:bookmarkEnd w:id="79"/>
-    <w:bookmarkStart w:id="80" w:name="X0900e084d2d8751b94683f82b04534ea811d54e"/>
+    <w:bookmarkEnd w:id="84"/>
+    <w:bookmarkStart w:id="85" w:name="X0900e084d2d8751b94683f82b04534ea811d54e"/>
     <w:p>
       <w:pPr>
         <w:pStyle w:val="Bibliography"/>
@@ -5197,8 +5310,8 @@
         <w:t xml:space="preserve">. First edition. New York: The Guilford Press.</w:t>
       </w:r>
     </w:p>
-    <w:bookmarkEnd w:id="80"/>
-    <w:bookmarkStart w:id="82" w:name="ref-olfsonHealthcareCoverageService2022"/>
+    <w:bookmarkEnd w:id="85"/>
+    <w:bookmarkStart w:id="87" w:name="ref-olfsonHealthcareCoverageService2022"/>
     <w:p>
       <w:pPr>
         <w:pStyle w:val="Bibliography"/>
@@ -5231,7 +5344,7 @@
       <w:r>
         <w:t xml:space="preserve"> </w:t>
       </w:r>
-      <w:hyperlink r:id="rId81">
+      <w:hyperlink r:id="rId86">
         <w:r>
           <w:rPr>
             <w:rStyle w:val="Hyperlink"/>
@@ -5243,8 +5356,8 @@
         <w:t xml:space="preserve">.</w:t>
       </w:r>
     </w:p>
-    <w:bookmarkEnd w:id="82"/>
-    <w:bookmarkStart w:id="84" w:name="ref-pinedoCurrentReexaminationRacial2019"/>
+    <w:bookmarkEnd w:id="87"/>
+    <w:bookmarkStart w:id="89" w:name="ref-pinedoCurrentReexaminationRacial2019"/>
     <w:p>
       <w:pPr>
         <w:pStyle w:val="Bibliography"/>
@@ -5289,7 +5402,7 @@
       <w:r>
         <w:t xml:space="preserve"> </w:t>
       </w:r>
-      <w:hyperlink r:id="rId83">
+      <w:hyperlink r:id="rId88">
         <w:r>
           <w:rPr>
             <w:rStyle w:val="Hyperlink"/>
@@ -5301,8 +5414,8 @@
         <w:t xml:space="preserve">.</w:t>
       </w:r>
     </w:p>
-    <w:bookmarkEnd w:id="84"/>
-    <w:bookmarkStart w:id="85" w:name="Xa6ef1c5c979e7476d6234b79f6a74545fbd7694"/>
+    <w:bookmarkEnd w:id="89"/>
+    <w:bookmarkStart w:id="90" w:name="Xa6ef1c5c979e7476d6234b79f6a74545fbd7694"/>
     <w:p>
       <w:pPr>
         <w:pStyle w:val="Bibliography"/>
@@ -5345,8 +5458,8 @@
         <w:t xml:space="preserve">58 (1): 7–29.</w:t>
       </w:r>
     </w:p>
-    <w:bookmarkEnd w:id="85"/>
-    <w:bookmarkStart w:id="87" w:name="Xd4c1d027f60920f356af6131267e679804e946e"/>
+    <w:bookmarkEnd w:id="90"/>
+    <w:bookmarkStart w:id="92" w:name="Xd4c1d027f60920f356af6131267e679804e946e"/>
     <w:p>
       <w:pPr>
         <w:pStyle w:val="Bibliography"/>
@@ -5391,7 +5504,7 @@
       <w:r>
         <w:t xml:space="preserve"> </w:t>
       </w:r>
-      <w:hyperlink r:id="rId86">
+      <w:hyperlink r:id="rId91">
         <w:r>
           <w:rPr>
             <w:rStyle w:val="Hyperlink"/>
@@ -5403,8 +5516,8 @@
         <w:t xml:space="preserve">.</w:t>
       </w:r>
     </w:p>
-    <w:bookmarkEnd w:id="87"/>
-    <w:bookmarkStart w:id="89" w:name="ref-waltersUsingMachineLearning2021"/>
+    <w:bookmarkEnd w:id="92"/>
+    <w:bookmarkStart w:id="94" w:name="ref-waltersUsingMachineLearning2021"/>
     <w:p>
       <w:pPr>
         <w:pStyle w:val="Bibliography"/>
@@ -5437,7 +5550,7 @@
       <w:r>
         <w:t xml:space="preserve"> </w:t>
       </w:r>
-      <w:hyperlink r:id="rId88">
+      <w:hyperlink r:id="rId93">
         <w:r>
           <w:rPr>
             <w:rStyle w:val="Hyperlink"/>
@@ -5449,8 +5562,8 @@
         <w:t xml:space="preserve">.</w:t>
       </w:r>
     </w:p>
-    <w:bookmarkEnd w:id="89"/>
-    <w:bookmarkStart w:id="91" w:name="X4446e184b7dd55a61fd406499f32542fdcf24b5"/>
+    <w:bookmarkEnd w:id="94"/>
+    <w:bookmarkStart w:id="96" w:name="X4446e184b7dd55a61fd406499f32542fdcf24b5"/>
     <w:p>
       <w:pPr>
         <w:pStyle w:val="Bibliography"/>
@@ -5495,7 +5608,7 @@
       <w:r>
         <w:t xml:space="preserve"> </w:t>
       </w:r>
-      <w:hyperlink r:id="rId90">
+      <w:hyperlink r:id="rId95">
         <w:r>
           <w:rPr>
             <w:rStyle w:val="Hyperlink"/>
@@ -5507,8 +5620,8 @@
         <w:t xml:space="preserve">.</w:t>
       </w:r>
     </w:p>
-    <w:bookmarkEnd w:id="91"/>
-    <w:bookmarkStart w:id="93" w:name="X254a0f87701f835b5365990b3eba45be7dca59c"/>
+    <w:bookmarkEnd w:id="96"/>
+    <w:bookmarkStart w:id="98" w:name="X254a0f87701f835b5365990b3eba45be7dca59c"/>
     <w:p>
       <w:pPr>
         <w:pStyle w:val="Bibliography"/>
@@ -5592,7 +5705,7 @@
       <w:r>
         <w:t xml:space="preserve"> </w:t>
       </w:r>
-      <w:hyperlink r:id="rId92">
+      <w:hyperlink r:id="rId97">
         <w:r>
           <w:rPr>
             <w:rStyle w:val="Hyperlink"/>
@@ -5604,8 +5717,8 @@
         <w:t xml:space="preserve">.</w:t>
       </w:r>
     </w:p>
-    <w:bookmarkEnd w:id="93"/>
-    <w:bookmarkStart w:id="95" w:name="Xb35ee182d565575e339a0170868456c1684f821"/>
+    <w:bookmarkEnd w:id="98"/>
+    <w:bookmarkStart w:id="100" w:name="Xb35ee182d565575e339a0170868456c1684f821"/>
     <w:p>
       <w:pPr>
         <w:pStyle w:val="Bibliography"/>
@@ -5656,7 +5769,7 @@
       <w:r>
         <w:t xml:space="preserve"> </w:t>
       </w:r>
-      <w:hyperlink r:id="rId94">
+      <w:hyperlink r:id="rId99">
         <w:r>
           <w:rPr>
             <w:rStyle w:val="Hyperlink"/>
@@ -5668,8 +5781,8 @@
         <w:t xml:space="preserve">.</w:t>
       </w:r>
     </w:p>
-    <w:bookmarkEnd w:id="95"/>
-    <w:bookmarkStart w:id="97" w:name="ref-wyantMachineLearningModels2023"/>
+    <w:bookmarkEnd w:id="100"/>
+    <w:bookmarkStart w:id="102" w:name="ref-wyantMachineLearningModels2023"/>
     <w:p>
       <w:pPr>
         <w:pStyle w:val="Bibliography"/>
@@ -5699,7 +5812,7 @@
       <w:r>
         <w:t xml:space="preserve"> </w:t>
       </w:r>
-      <w:hyperlink r:id="rId96">
+      <w:hyperlink r:id="rId101">
         <w:r>
           <w:rPr>
             <w:rStyle w:val="Hyperlink"/>
@@ -5711,10 +5824,10 @@
         <w:t xml:space="preserve">.</w:t>
       </w:r>
     </w:p>
-    <w:bookmarkEnd w:id="97"/>
-    <w:bookmarkEnd w:id="98"/>
-    <w:bookmarkEnd w:id="99"/>
-    <w:bookmarkEnd w:id="100"/>
+    <w:bookmarkEnd w:id="102"/>
+    <w:bookmarkEnd w:id="103"/>
+    <w:bookmarkEnd w:id="104"/>
+    <w:bookmarkEnd w:id="105"/>
     <w:sectPr/>
   </w:body>
 </w:document>

--- a/docs/index.docx
+++ b/docs/index.docx
@@ -155,7 +155,7 @@
         <w:pStyle w:val="Date"/>
       </w:pPr>
       <w:r>
-        <w:t xml:space="preserve">2024-07-01</w:t>
+        <w:t xml:space="preserve">2024-07-02</w:t>
       </w:r>
     </w:p>
     <w:p>
@@ -357,7 +357,7 @@
         <w:t xml:space="preserve">(DeRubeis 2019)</w:t>
       </w:r>
       <w:r>
-        <w:t xml:space="preserve">. Traditionally, precision medicine seeks to answer</w:t>
+        <w:t xml:space="preserve">. Traditionally, precision medicine seeks to answer the question of</w:t>
       </w:r>
       <w:r>
         <w:t xml:space="preserve"> </w:t>
@@ -373,7 +373,7 @@
         <w:t xml:space="preserve"> </w:t>
       </w:r>
       <w:r>
-        <w:t xml:space="preserve">do we best treat a specific individual (e.g., which medication will work best for an individual given their unique background, preferences, and medical history)?</w:t>
+        <w:t xml:space="preserve">we best treat a specific individual, given their unique combination of genetic, lifestyle, and environmental characteristics (e.g., which medication is most effective for whom).</w:t>
       </w:r>
     </w:p>
     <w:p>
@@ -381,7 +381,23 @@
         <w:pStyle w:val="BodyText"/>
       </w:pPr>
       <w:r>
-        <w:t xml:space="preserve">Today, this approach is also applied to chronic mental health conditions (i.e., precision mental health), like depression, substance use disorders, and suicide. However, mental health conditions are complex fluctuating processes. Unlike medical conditions that have clear biological precursors, mental health conditions are products of lots of psychosocial factors. These factors differ between individuals and within an individual over time. Additionally, there are a wide array of psychosocial supports available for clinicians to select from. Thus, precision mental health must consider both the</w:t>
+        <w:t xml:space="preserve">Today, this approach is also applied to chronic mental health conditions (i.e., precision mental health) such as depression, substance use disorders, and suicide. However, mental health conditions are complex, fluctuating processes. Unlike medical conditions that have clear biological precursors, mental health conditions are products of numerous psychosocial factors. These factors differ between individuals and can change within an individual over time. Additionally, there is a wide array of psychosocial supports available for clinicians to choose from. Thus, precision mental health must consider both the</w:t>
+      </w:r>
+      <w:r>
+        <w:t xml:space="preserve"> </w:t>
+      </w:r>
+      <w:r>
+        <w:rPr>
+          <w:i/>
+          <w:iCs/>
+        </w:rPr>
+        <w:t xml:space="preserve">how</w:t>
+      </w:r>
+      <w:r>
+        <w:t xml:space="preserve"> </w:t>
+      </w:r>
+      <w:r>
+        <w:t xml:space="preserve">and the</w:t>
       </w:r>
       <w:r>
         <w:t xml:space="preserve"> </w:t>
@@ -397,7 +413,33 @@
         <w:t xml:space="preserve"> </w:t>
       </w:r>
       <w:r>
-        <w:t xml:space="preserve">and the</w:t>
+        <w:t xml:space="preserve">(e.g., which treatment is most effective for whom at what moment).</w:t>
+      </w:r>
+    </w:p>
+    <w:p>
+      <w:pPr>
+        <w:pStyle w:val="BodyText"/>
+      </w:pPr>
+      <w:r>
+        <w:t xml:space="preserve">There has been long-standing interest in precision mental health and substance use disorders. An early example is the Project MATCH research group, which attempted to match individuals with alcohol use disorder to their optimal treatment based on baseline measures of individual characteristics</w:t>
+      </w:r>
+      <w:r>
+        <w:t xml:space="preserve"> </w:t>
+      </w:r>
+      <w:r>
+        <w:t xml:space="preserve">(Project Match Research Group 1997)</w:t>
+      </w:r>
+      <w:r>
+        <w:t xml:space="preserve">. The study did not find any differences in treatment success. This can likely be attributed to low-dimensional analyses that failed to capture the complex and heterogeneous nature of substance use disorders and their use of static distal features to predict a non-linear, time-varying course of recovery, lapse, and relapse</w:t>
+      </w:r>
+      <w:r>
+        <w:t xml:space="preserve"> </w:t>
+      </w:r>
+      <w:r>
+        <w:t xml:space="preserve">(Witkiewitz and Marlatt 2007)</w:t>
+      </w:r>
+      <w:r>
+        <w:t xml:space="preserve">. In other words, they used overly simplistic models to address the question of</w:t>
       </w:r>
       <w:r>
         <w:t xml:space="preserve"> </w:t>
@@ -410,6 +452,22 @@
         <w:t xml:space="preserve">how</w:t>
       </w:r>
       <w:r>
+        <w:t xml:space="preserve"> </w:t>
+      </w:r>
+      <w:r>
+        <w:t xml:space="preserve">and did not consider the question of</w:t>
+      </w:r>
+      <w:r>
+        <w:t xml:space="preserve"> </w:t>
+      </w:r>
+      <w:r>
+        <w:rPr>
+          <w:i/>
+          <w:iCs/>
+        </w:rPr>
+        <w:t xml:space="preserve">when</w:t>
+      </w:r>
+      <w:r>
         <w:t xml:space="preserve">.</w:t>
       </w:r>
     </w:p>
@@ -418,25 +476,7 @@
         <w:pStyle w:val="BodyText"/>
       </w:pPr>
       <w:r>
-        <w:t xml:space="preserve">There has been long-standing interest in precision mental health and substance use disorders. In an early example, The Project MATCH research group attempted to match individuals with alcohol use disorder to their optimal treatment based on baseline measures of individual differences</w:t>
-      </w:r>
-      <w:r>
-        <w:t xml:space="preserve"> </w:t>
-      </w:r>
-      <w:r>
-        <w:t xml:space="preserve">(Project Match Research Group 1997)</w:t>
-      </w:r>
-      <w:r>
-        <w:t xml:space="preserve">. The study failed to find any differences in treatment success. This can likely be attributed to low dimensional analyses that failed to capture to the complex and heterogeneous nature of substance use disorders and their use of static distal features to predict a non-linear time-varying course of recovery, lapse, and relapse</w:t>
-      </w:r>
-      <w:r>
-        <w:t xml:space="preserve"> </w:t>
-      </w:r>
-      <w:r>
-        <w:t xml:space="preserve">(Witkiewitz and Marlatt 2007)</w:t>
-      </w:r>
-      <w:r>
-        <w:t xml:space="preserve">.</w:t>
+        <w:t xml:space="preserve">Take the example of lapses, discrete instances of goal inconsistent substance use. Lapses are a clinically important target for substance use treatment. They are often an early warning sign of relapse, maladaptive responses to lapses can undermine recovery, and for some substances a single lapse can result in an overdose and/or death. It would be unreasonable to expect that we could predict a lapse with any temporal precision using only features that become more distal as time progresses. On the contrary, lapse prediction requires dense, long-term monitoring of symptoms and related states proximal to the outcome.</w:t>
       </w:r>
     </w:p>
     <w:p>
@@ -444,15 +484,7 @@
         <w:pStyle w:val="BodyText"/>
       </w:pPr>
       <w:r>
-        <w:t xml:space="preserve">Take the example of lapses, discrete instances of goal inconsistent substance use. Lapses are a clinically important target for substance use treatment. They are often an early warning sign of relapse, maladaptive responses to lapses can undermine recovery, and for some substances a single lapse can result in an overdose and/or death. It would be unreasonable to expect that we could predict a lapse with any temporal precision using only features that become more distal as time progresses. On the contrary, lapse prediction requires dense, long-term monitoring of symptoms and related states proximal to the outcome.</w:t>
-      </w:r>
-    </w:p>
-    <w:p>
-      <w:pPr>
-        <w:pStyle w:val="BodyText"/>
-      </w:pPr>
-      <w:r>
-        <w:t xml:space="preserve">Recent advances in both personal sensing and machine learning may address both of these barriers to successful precision mental health. Personal sensing allows for frequent, longitudinal measurement of changes in proximal risk (e.g., lapse) with high temporal precision. Machine learning allows for high dimensional inputs. Moreover, tools from machine learning can be applied to models to understand which factors are specific to a specific individual at a specific moment in time.</w:t>
+        <w:t xml:space="preserve">Recent advances in both personal sensing and machine learning may address these barriers to successful precision mental health. Personal sensing allows for frequent, longitudinal measurement of changes in proximal risk (e.g., lapse) with high temporal precision. Machine learning allows for high dimensional inputs. Moreover, tools from machine learning can be applied to models to understand which factors are specific to a specific individual at a specific moment in time.</w:t>
       </w:r>
     </w:p>
     <w:p>
@@ -737,13 +769,13 @@
       </w:r>
     </w:p>
     <w:bookmarkEnd w:id="26"/>
-    <w:bookmarkStart w:id="27" w:name="individual-differences"/>
+    <w:bookmarkStart w:id="27" w:name="individual-characteristics"/>
     <w:p>
       <w:pPr>
         <w:pStyle w:val="Heading3"/>
       </w:pPr>
       <w:r>
-        <w:t xml:space="preserve">Individual Differences</w:t>
+        <w:t xml:space="preserve">Individual Characteristics</w:t>
       </w:r>
     </w:p>
     <w:p>
@@ -751,7 +783,7 @@
         <w:pStyle w:val="FirstParagraph"/>
       </w:pPr>
       <w:r>
-        <w:t xml:space="preserve">We collected self-report information about demographics (age, sex, race, ethnicity, education, marital status, employment, and income) and AUD symptom count. This information was collected primarily to characterize the sample and to evaluate the diversity of the training data. We also used the demographic information in our models.</w:t>
+        <w:t xml:space="preserve">We collected self-report information about demographics (age, sex, race, ethnicity, education, marital status, employment, and income) and AUD symptom count.</w:t>
       </w:r>
     </w:p>
     <w:bookmarkEnd w:id="27"/>
@@ -879,7 +911,7 @@
         <w:pStyle w:val="FirstParagraph"/>
       </w:pPr>
       <w:r>
-        <w:t xml:space="preserve">Features were calculated using only data collected before the start of each prediction window to ensure our models were making true future predictions. For our no lag models this included all data prior to the hour of the start of the prediction window. For our lagged models, the last EMA data used for feature engineering were collected up to one day, three days, one week, or two weeks prior to the start of the prediction window.</w:t>
+        <w:t xml:space="preserve">Features were calculated using only data collected before the start of each prediction window to ensure our models were making true future predictions. For our no lag models this included all data prior to the hour of the start of the prediction window. For our lagged models, the last EMA data used for feature engineering were collected up to 24 hours, 72 hours, 168 hours, or 336 hours prior to the start of the prediction window.</w:t>
       </w:r>
     </w:p>
     <w:p>
@@ -887,7 +919,10 @@
         <w:pStyle w:val="BodyText"/>
       </w:pPr>
       <w:r>
-        <w:t xml:space="preserve">A total of 286 features were derived from three data sources:</w:t>
+        <w:t xml:space="preserve">A total of 279 features were derived from two data sources:</w:t>
+      </w:r>
+      <w:r>
+        <w:t xml:space="preserve"> </w:t>
       </w:r>
     </w:p>
     <w:p>
@@ -920,31 +955,10 @@
           <w:i/>
           <w:iCs/>
         </w:rPr>
-        <w:t xml:space="preserve">Day and time of prediction window onset</w:t>
-      </w:r>
-      <w:r>
-        <w:t xml:space="preserve">: We created dummy-coded features to indicate time of day and day of week that the prediction window began.</w:t>
-      </w:r>
-    </w:p>
-    <w:p>
-      <w:pPr>
-        <w:numPr>
-          <w:ilvl w:val="0"/>
-          <w:numId w:val="1002"/>
-        </w:numPr>
-      </w:pPr>
-      <w:r>
-        <w:rPr>
-          <w:i/>
-          <w:iCs/>
-        </w:rPr>
         <w:t xml:space="preserve">Previous EMA responses</w:t>
       </w:r>
       <w:r>
         <w:t xml:space="preserve">: We created raw EMA and change features for varying scoring epochs (i.e., 12, 24, 48, 72, and 168 hours) before the start of the prediction window for all EMA items. Raw features included min, max, and median scores for each EMA item across all EMAs in each epoch for that participant. We calculated change features by subtracting the participants’ overall mean score for each EMA item (using all EMAs collected before the start of the prediction window) from the associated raw feature. We also created raw and change features based on the most recent response for each EMA question and raw and change rate features from previously reported lapses and number of completed EMAs.</w:t>
-      </w:r>
-      <w:r>
-        <w:t xml:space="preserve"> </w:t>
       </w:r>
     </w:p>
     <w:p>
@@ -1099,7 +1113,7 @@
         <w:pStyle w:val="BodyText"/>
       </w:pPr>
       <w:r>
-        <w:t xml:space="preserve">Second, we compared each adjacent lagged model (i.e., 24 hours vs 72 hours, 72 hours vs. 168 hours, and 168 hours vs. 336 hours). These comparisons allow us to determine the probability that the lagged models systematically degrade as predictions are made further into the future.</w:t>
+        <w:t xml:space="preserve">Second, we compared each adjacent lagged model (i.e., 24 hours vs 72 hours, 72 hours vs. 168 hours, and 168 hours vs. 336 hours). These comparisons allow us to determine the probability that the lagged models systematically differed as predictions were made further into the future.</w:t>
       </w:r>
     </w:p>
     <w:p>
@@ -4452,6 +4466,47 @@
         <w:t xml:space="preserve">Feature Importance</w:t>
       </w:r>
     </w:p>
+    <w:p>
+      <w:pPr>
+        <w:pStyle w:val="FirstParagraph"/>
+      </w:pPr>
+      <w:r>
+        <w:t xml:space="preserve">Global importance (mean |Shapley value|) for feature categories for each model appears in Panel A of</w:t>
+      </w:r>
+      <w:r>
+        <w:t xml:space="preserve"> </w:t>
+      </w:r>
+      <w:hyperlink w:anchor="fig-shap">
+        <w:r>
+          <w:rPr>
+            <w:rStyle w:val="Hyperlink"/>
+          </w:rPr>
+          <w:t xml:space="preserve">Figure 3</w:t>
+        </w:r>
+      </w:hyperlink>
+      <w:r>
+        <w:t xml:space="preserve">. Consistent with previous models using similar features, past use was the most important feature category for lapse prediction across lagged models. Future abstinence efficacy was also globally important across window widths.</w:t>
+      </w:r>
+    </w:p>
+    <w:p>
+      <w:pPr>
+        <w:pStyle w:val="BodyText"/>
+      </w:pPr>
+      <w:r>
+        <w:t xml:space="preserve">Sina plots of local Shapley values show the influence of feature categories on individual observations by model (</w:t>
+      </w:r>
+      <w:hyperlink w:anchor="fig-shap">
+        <w:r>
+          <w:rPr>
+            <w:rStyle w:val="Hyperlink"/>
+          </w:rPr>
+          <w:t xml:space="preserve">Figure 3</w:t>
+        </w:r>
+      </w:hyperlink>
+      <w:r>
+        <w:t xml:space="preserve">, Panels B-D). The variance in feature importance for past use is widest in our immediate (no lag) model. Additionally, all EMA item categories appear to impact lapse probability for specific individuals at specific times even if they are not globally important across all observations.</w:t>
+      </w:r>
+    </w:p>
     <w:tbl>
       <w:tblPr>
         <w:tblStyle w:val="Table"/>
@@ -4531,14 +4586,6 @@
         </w:tc>
       </w:tr>
     </w:tbl>
-    <w:p>
-      <w:pPr>
-        <w:pStyle w:val="BodyText"/>
-      </w:pPr>
-      <w:r>
-        <w:t xml:space="preserve">Global and Local Shapley values</w:t>
-      </w:r>
-    </w:p>
     <w:p>
       <w:pPr>
         <w:pStyle w:val="BodyText"/>

--- a/docs/index.docx
+++ b/docs/index.docx
@@ -1210,7 +1210,7 @@
         <w:t xml:space="preserve"> </w:t>
       </w:r>
       <w:r>
-        <w:t xml:space="preserve">from the 30 test sets to provide a description of the importance of categories of features across our five models. We used the SHAPforxgboost package that provides Shapley values in log-odds units for binary classification models. We averaged the three Shapley values for each observation for each feature (i.e., across the three repeats) to increase their stability. An inherent property of Shapley values is their additivity, allowing us to combine features into feature categories. We created separate feature categories for each of the nine EMA questions, the rates of past alcohol use and missing surveys, the time of day and day of the week of the start of the prediction window, and the seven demographic variables included in the models. We calculated the local (i.e., for each observation) importance for each category of features by adding Shapley values across all features in a category, separately for each observation. We calculated global importance for each feature category by averaging the absolute value of the Shapley values of all features in the category across all observations. These local and global importance scores based on Shapley values allow us to contextualize relative feature importance.</w:t>
+        <w:t xml:space="preserve">from the 30 test sets to provide a description of the importance of categories of features across our five models. We used the SHAPforxgboost package that provides Shapley values in log-odds units for binary classification models. We averaged the three Shapley values for each observation for each feature (i.e., across the three repeats) to increase their stability. An inherent property of Shapley values is their additivity, allowing us to combine features into feature categories. We created separate feature categories for each of the nine EMA questions, the rates of past alcohol use and missing surveys, the time of day and day of the week of the start of the prediction window, and the seven demographic variables included in the models. We calculated global importance for each feature category by averaging the absolute value of the Shapley values of all features in the category across all observations. These global importance scores based on Shapley values allow us to contextualize relative feature importance for each model.</w:t>
       </w:r>
     </w:p>
     <w:bookmarkEnd w:id="37"/>
@@ -4471,7 +4471,7 @@
         <w:pStyle w:val="FirstParagraph"/>
       </w:pPr>
       <w:r>
-        <w:t xml:space="preserve">Global importance (mean |Shapley value|) for feature categories for each model appears in Panel A of</w:t>
+        <w:t xml:space="preserve">Global importance (mean |Shapley value|) for feature categories for each model appears</w:t>
       </w:r>
       <w:r>
         <w:t xml:space="preserve"> </w:t>
@@ -4485,26 +4485,7 @@
         </w:r>
       </w:hyperlink>
       <w:r>
-        <w:t xml:space="preserve">. Consistent with previous models using similar features, past use was the most important feature category for lapse prediction across lagged models. Future abstinence efficacy was also globally important across window widths.</w:t>
-      </w:r>
-    </w:p>
-    <w:p>
-      <w:pPr>
-        <w:pStyle w:val="BodyText"/>
-      </w:pPr>
-      <w:r>
-        <w:t xml:space="preserve">Sina plots of local Shapley values show the influence of feature categories on individual observations by model (</w:t>
-      </w:r>
-      <w:hyperlink w:anchor="fig-shap">
-        <w:r>
-          <w:rPr>
-            <w:rStyle w:val="Hyperlink"/>
-          </w:rPr>
-          <w:t xml:space="preserve">Figure 3</w:t>
-        </w:r>
-      </w:hyperlink>
-      <w:r>
-        <w:t xml:space="preserve">, Panels B-D). The variance in feature importance for past use is widest in our immediate (no lag) model. Additionally, all EMA item categories appear to impact lapse probability for specific individuals at specific times even if they are not globally important across all observations.</w:t>
+        <w:t xml:space="preserve">. Consistent with previous models using similar features, past use was the most important feature category for lapse prediction across lagged models. Future abstinence efficacy was also globally important across window widths. The contribution of a feature category to model performance did not appear to differ across models.</w:t>
       </w:r>
     </w:p>
     <w:tbl>
@@ -4579,7 +4560,7 @@
               <w:pStyle w:val="ImageCaption"/>
             </w:pPr>
             <w:r>
-              <w:t xml:space="preserve">Figure 3: Feature importance (Shapley values) for Models by lag time. Panel A displays the global importance (mean |Shapley value|) for feature categories for each model. Feature categories are ordered by their aggregate global importance (i.e., total bar length) across the five models. The importance of each feature category for specific models is displayed separately by color. Panels B-F display local Shapley values that quantify the influence of feature categories on individual observations (i.e., a single prediction window for a specific participant) for each model.</w:t>
+              <w:t xml:space="preserve">Figure 3: Feature importance (Shapley values) for Models by lag time. The plot displays the global importance (mean |Shapley value|) for feature categories for each model. Feature categories are ordered by their aggregate global importance (i.e., total bar length) across the five models. The importance of each feature category for specific models is displayed separately by color.</w:t>
             </w:r>
           </w:p>
           <w:bookmarkEnd w:id="61"/>

--- a/docs/index.docx
+++ b/docs/index.docx
@@ -95,39 +95,33 @@
         <w:pStyle w:val="Author"/>
       </w:pPr>
       <w:r>
+        <w:t xml:space="preserve">Gaylen</w:t>
+      </w:r>
+      <w:r>
+        <w:t xml:space="preserve"> </w:t>
+      </w:r>
+      <w:r>
+        <w:t xml:space="preserve">E.</w:t>
+      </w:r>
+      <w:r>
+        <w:t xml:space="preserve"> </w:t>
+      </w:r>
+      <w:r>
+        <w:t xml:space="preserve">Fronk</w:t>
+      </w:r>
+    </w:p>
+    <w:p>
+      <w:pPr>
+        <w:pStyle w:val="Author"/>
+      </w:pPr>
+      <w:r>
         <w:t xml:space="preserve">Jiachen</w:t>
       </w:r>
       <w:r>
         <w:t xml:space="preserve"> </w:t>
       </w:r>
       <w:r>
-        <w:t xml:space="preserve">(Coco)</w:t>
-      </w:r>
-      <w:r>
-        <w:t xml:space="preserve"> </w:t>
-      </w:r>
-      <w:r>
         <w:t xml:space="preserve">Yu</w:t>
-      </w:r>
-    </w:p>
-    <w:p>
-      <w:pPr>
-        <w:pStyle w:val="Author"/>
-      </w:pPr>
-      <w:r>
-        <w:t xml:space="preserve">Gaylen</w:t>
-      </w:r>
-      <w:r>
-        <w:t xml:space="preserve"> </w:t>
-      </w:r>
-      <w:r>
-        <w:t xml:space="preserve">E.</w:t>
-      </w:r>
-      <w:r>
-        <w:t xml:space="preserve"> </w:t>
-      </w:r>
-      <w:r>
-        <w:t xml:space="preserve">Fronk</w:t>
       </w:r>
     </w:p>
     <w:p>
@@ -4471,7 +4465,7 @@
         <w:pStyle w:val="FirstParagraph"/>
       </w:pPr>
       <w:r>
-        <w:t xml:space="preserve">Global importance (mean |Shapley value|) for feature categories for each model appears</w:t>
+        <w:t xml:space="preserve">Global importance (mean |Shapley value|) for feature categories for each model appears in</w:t>
       </w:r>
       <w:r>
         <w:t xml:space="preserve"> </w:t>
@@ -4485,7 +4479,7 @@
         </w:r>
       </w:hyperlink>
       <w:r>
-        <w:t xml:space="preserve">. Consistent with previous models using similar features, past use was the most important feature category for lapse prediction across lagged models. Future abstinence efficacy was also globally important across window widths. The contribution of a feature category to model performance did not appear to differ across models.</w:t>
+        <w:t xml:space="preserve">. Consistent with previous models using similar features, past use was the most important feature category for lapse prediction across lagged models. Future abstinence efficacy was also globally important across models. Overall, the contribution of a feature category to model performance did not appear to differ across models.</w:t>
       </w:r>
     </w:p>
     <w:tbl>
@@ -4612,7 +4606,7 @@
         </w:numPr>
       </w:pPr>
       <w:r>
-        <w:t xml:space="preserve">Model degrades, but perhaps not meaningfully even down to two weeks out.</w:t>
+        <w:t xml:space="preserve">Model degrades but perhaps not meaningfully even down to two weeks out.</w:t>
       </w:r>
     </w:p>
     <w:p>

--- a/docs/index.docx
+++ b/docs/index.docx
@@ -149,7 +149,7 @@
         <w:pStyle w:val="Date"/>
       </w:pPr>
       <w:r>
-        <w:t xml:space="preserve">2024-07-03</w:t>
+        <w:t xml:space="preserve">2024-07-08</w:t>
       </w:r>
     </w:p>
     <w:p>
@@ -375,7 +375,7 @@
         <w:pStyle w:val="BodyText"/>
       </w:pPr>
       <w:r>
-        <w:t xml:space="preserve">Today, this approach is also applied to chronic mental health conditions (i.e., precision mental health) such as depression, substance use disorders, and suicide. However, mental health conditions are complex, fluctuating processes. Unlike medical conditions that have clear biological precursors, mental health conditions are products of numerous psychosocial factors. These factors differ between individuals and can change within an individual over time. Additionally, there is a wide array of psychosocial supports available for clinicians to choose from. Thus, precision mental health must consider both the</w:t>
+        <w:t xml:space="preserve">Today, this approach is also applied to chronic mental health conditions (i.e., precision mental health) such as depression, substance use disorders, and suicide. Mental health conditions are complex, fluctuating processes. Medical conditions often have clear biological precursors, which may be treated well with a single medication. In contrast, mental health conditions are products of numerous psychosocial factors, and treatments must be selected from a wide array of psychosocial supports. Moreover, the factors driving mental health conditions differ between individuals and can change within an individual over time. Thus, precision mental health must consider both the</w:t>
       </w:r>
       <w:r>
         <w:t xml:space="preserve"> </w:t>
@@ -424,7 +424,7 @@
         <w:t xml:space="preserve">(Project Match Research Group 1997)</w:t>
       </w:r>
       <w:r>
-        <w:t xml:space="preserve">. The study did not find any differences in treatment success. This can likely be attributed to low-dimensional analyses that failed to capture the complex and heterogeneous nature of substance use disorders and their use of static distal features to predict a non-linear, time-varying course of recovery, lapse, and relapse</w:t>
+        <w:t xml:space="preserve">. The study did not find any differences in treatment success. This can likely be attributed to 1) low-dimensional analyses that failed to capture the complex and heterogeneous nature of substance use disorders; and 2) their use of static distal features to predict a non-linear, time-varying course of recovery, lapse, and relapse</w:t>
       </w:r>
       <w:r>
         <w:t xml:space="preserve"> </w:t>
@@ -470,7 +470,23 @@
         <w:pStyle w:val="BodyText"/>
       </w:pPr>
       <w:r>
-        <w:t xml:space="preserve">Take the example of lapses, discrete instances of goal inconsistent substance use. Lapses are a clinically important target for substance use treatment. They are often an early warning sign of relapse, maladaptive responses to lapses can undermine recovery, and for some substances a single lapse can result in an overdose and/or death. It would be unreasonable to expect that we could predict a lapse with any temporal precision using only features that become more distal as time progresses. On the contrary, lapse prediction requires dense, long-term monitoring of symptoms and related states proximal to the outcome.</w:t>
+        <w:t xml:space="preserve">The</w:t>
+      </w:r>
+      <w:r>
+        <w:t xml:space="preserve"> </w:t>
+      </w:r>
+      <w:r>
+        <w:rPr>
+          <w:i/>
+          <w:iCs/>
+        </w:rPr>
+        <w:t xml:space="preserve">when</w:t>
+      </w:r>
+      <w:r>
+        <w:t xml:space="preserve"> </w:t>
+      </w:r>
+      <w:r>
+        <w:t xml:space="preserve">is particularly important for predicting discrete symptoms or behaviors. Take the example of lapses, discrete instances of goal inconsistent substance use. Lapses are a clinically important target for substance use treatment. They are often an early warning sign of relapse, and maladaptive responses to lapses can undermine recovery. For some substances, even a single lapse can result in an overdose and/or death. It would be unreasonable to expect that we could predict a lapse with any temporal precision using only features that become more distal as time progresses. Rather, lapse prediction requires dense, long-term monitoring of symptoms and related states proximal to the outcome.</w:t>
       </w:r>
     </w:p>
     <w:p>
@@ -478,7 +494,7 @@
         <w:pStyle w:val="BodyText"/>
       </w:pPr>
       <w:r>
-        <w:t xml:space="preserve">Recent advances in both personal sensing and machine learning may address these barriers to successful precision mental health. Personal sensing allows for frequent, longitudinal measurement of changes in proximal risk (e.g., lapse) with high temporal precision. Machine learning allows for high dimensional inputs. Moreover, tools from machine learning can be applied to models to understand which factors are specific to a specific individual at a specific moment in time.</w:t>
+        <w:t xml:space="preserve">Recent advances in both personal sensing and machine learning may address these barriers to successful precision mental health. Personal sensing allows for frequent, longitudinal measurement of changes in proximal risk (e.g., for a lapse) with high temporal precision. Machine learning uses high dimensional inputs that can capture the complexity of mental health conditions. Moreover, tools from machine learning can be applied to models to understand which factors are important to a specific individual at a specific moment in time.</w:t>
       </w:r>
     </w:p>
     <w:p>
@@ -530,7 +546,7 @@
         <w:t xml:space="preserve">(Wyant et al. n.d.)</w:t>
       </w:r>
       <w:r>
-        <w:t xml:space="preserve">. We also characterized the relative importance of features contributing to these risk probabilities for specific individuals at specific moments in time. These models are well-suited to make algorithm-guided recommendations to address immediate risks. For example, recommending a coping with craving activity when someone has increased craving or recommending a guided relaxation video when someone is reporting recent stressful events. Importantly these supports can be available 24/7 (e.g., in a digital therapeutic) for an individual.</w:t>
+        <w:t xml:space="preserve">. We also characterized the relative importance of features contributing to these risk probabilities for specific individuals at specific moments in time. These models are well-suited to make algorithm-guided recommendations to address immediate risks - for example, recommending a coping with craving activity when someone has increased craving, or recommending a guided relaxation video when someone is reporting recent stressful events. Importantly, these supports can be available 24/7 (e.g., in a digital therapeutic) for an individual, allowing them to take action right away.</w:t>
       </w:r>
     </w:p>
     <w:p>
@@ -538,7 +554,7 @@
         <w:pStyle w:val="BodyText"/>
       </w:pPr>
       <w:r>
-        <w:t xml:space="preserve">However, many interventions cannot be self-contained in a digital therapeutic and they take time to set up. For example, someone who has reported recent past alcohol use and low abstinence self-efficacy might be encouraged to attend a self-help meeting, plan an outing with important people in their life, or schedule an appointment with a therapist. These multimodal interventions (i.e., combined human and digital interventions) are not available 24/7. A</w:t>
+        <w:t xml:space="preserve">However, many interventions cannot be self-contained in a digital therapeutic and take time to set up. For example, someone who has reported recent past alcohol use and low abstinence self-efficacy might be encouraged to attend a self-help meeting, plan an outing with important people in their life, or schedule an appointment with a therapist. These multimodal interventions (i.e., combined human and digital interventions) are not available 24/7. A</w:t>
       </w:r>
       <w:r>
         <w:t xml:space="preserve"> </w:t>
@@ -562,11 +578,23 @@
         <w:pStyle w:val="BodyText"/>
       </w:pPr>
       <w:r>
-        <w:t xml:space="preserve">In this study, we compare the performance of one of our models from a previous study with models using increased lag time between predictions and outcomes. Specifically, we use the same EMA features as our immediate model and train new models to predict the probability of a lapse beginning one day (24 hours), three days (72 hours), one week (168 hours), or two weeks (336 hours) into the future. Our primary objective is to assess how well models perform with increasing lag time.</w:t>
+        <w:t xml:space="preserve">In this study, we compared the performance of one of our models from a previous study</w:t>
+      </w:r>
+      <w:r>
+        <w:t xml:space="preserve"> </w:t>
+      </w:r>
+      <w:r>
+        <w:t xml:space="preserve">(Wyant et al. n.d.)</w:t>
+      </w:r>
+      <w:r>
+        <w:t xml:space="preserve"> </w:t>
+      </w:r>
+      <w:r>
+        <w:t xml:space="preserve">with models using increased lag time between predictions and outcomes. Specifically, we used the same EMA features as our immediate model and train new models to predict the probability of a lapse beginning one day (24 hours), three days (72 hours), one week (168 hours), or two weeks (336 hours) into the future. Our primary objective was to assess how well models perform with increasing lag time.</w:t>
       </w:r>
     </w:p>
     <w:bookmarkEnd w:id="21"/>
-    <w:bookmarkStart w:id="105" w:name="methods"/>
+    <w:bookmarkStart w:id="40" w:name="methods"/>
     <w:p>
       <w:pPr>
         <w:pStyle w:val="Heading1"/>
@@ -879,7 +907,10 @@
         <w:t xml:space="preserve"> </w:t>
       </w:r>
       <w:r>
-        <w:t xml:space="preserve">if no alcohol use occurred within that window +/- 24 hours. If no alcohol use occurred within the window but did occur within 24 hours of the start or end of the window, the window was excluded.</w:t>
+        <w:t xml:space="preserve">if no alcohol use occurred within that window +/- 24 hours</w:t>
+      </w:r>
+      <w:r>
+        <w:t xml:space="preserve">. If no alcohol use occurred within the window but did occur within 24 hours of the start or end of the window, the window was excluded.</w:t>
       </w:r>
     </w:p>
     <w:p>
@@ -952,7 +983,13 @@
         <w:t xml:space="preserve">Previous EMA responses</w:t>
       </w:r>
       <w:r>
-        <w:t xml:space="preserve">: We created raw EMA and change features for varying scoring epochs (i.e., 12, 24, 48, 72, and 168 hours) before the start of the prediction window for all EMA items. Raw features included min, max, and median scores for each EMA item across all EMAs in each epoch for that participant. We calculated change features by subtracting the participants’ overall mean score for each EMA item (using all EMAs collected before the start of the prediction window) from the associated raw feature. We also created raw and change features based on the most recent response for each EMA question and raw and change rate features from previously reported lapses and number of completed EMAs.</w:t>
+        <w:t xml:space="preserve">: We created raw EMA and change features for varying scoring epochs (i.e., 12, 24, 48, 72, and 168 hours) before the start of the prediction window for all EMA items. Raw features included min, max, and median scores for each EMA item across all EMAs in each epoch for that participant. We calculated change features by subtracting the participants’ overall mean score for each EMA item (using all EMAs collected before the start of the prediction window) from the associated raw feature. We also created raw and change features based on the most recent response for each EMA question</w:t>
+      </w:r>
+      <w:r>
+        <w:t xml:space="preserve"> </w:t>
+      </w:r>
+      <w:r>
+        <w:t xml:space="preserve">and raw and change rate features from previously reported lapses and number of completed EMAs.</w:t>
       </w:r>
     </w:p>
     <w:p>
@@ -1099,7 +1136,16 @@
         <w:pStyle w:val="FirstParagraph"/>
       </w:pPr>
       <w:r>
-        <w:t xml:space="preserve">We performed two sets of Bayesian model comparisons. First, we compared each lagged model to our baseline model (no lag). We have demonstrated previously that our baseline model performs well. These comparisons show whether we can predict lapses with similar performance with varying lags (i.e., no lag vs. 24 hours, no lag vs. 72 hours, no lag vs. 168 hours, no lag vs. 336 hours).</w:t>
+        <w:t xml:space="preserve">We performed two sets of Bayesian model comparisons. First, we compared each lagged model to our baseline model (no lag)</w:t>
+      </w:r>
+      <w:r>
+        <w:t xml:space="preserve"> </w:t>
+      </w:r>
+      <w:r>
+        <w:t xml:space="preserve">(Wyant et al. n.d.)</w:t>
+      </w:r>
+      <w:r>
+        <w:t xml:space="preserve">. We have demonstrated previously that our baseline model performs well. These comparisons show whether we can predict lapses with similar performance with varying lags (i.e., no lag vs. 24 hours, no lag vs. 72 hours, no lag vs. 168 hours, no lag vs. 336 hours).</w:t>
       </w:r>
     </w:p>
     <w:p>
@@ -1115,7 +1161,7 @@
         <w:pStyle w:val="BodyText"/>
       </w:pPr>
       <w:r>
-        <w:t xml:space="preserve">For both sets of model comparisons determined the probability that the models’ performances differed systematically from each other by regressing the auROCs (logit transformed) from the 30 test sets as a function of the contrast. We set two random intercepts: one for the repeat, and another for the fold within repeat. We also report the precise posterior probability for the difference in auROCs and the 95% Bayesian CIs. If there was a probability &gt; 0.95 that the more lagged model’s performance was worse, we labeled the model contrast as significant.</w:t>
+        <w:t xml:space="preserve">For both sets of model comparisons, we determined the probability that the models’ performances differed systematically from each other by regressing the auROCs (logit transformed) from the 30 test sets as a function of the contrast. We set two random intercepts: one for the repeat, and another for the fold within repeat. We also report the precise posterior probability for the difference in auROCs and the 95% Bayesian CIs. If there was a probability &gt; 0.95 that the more lagged model’s performance was worse, we labeled the model contrast as significant.</w:t>
       </w:r>
     </w:p>
     <w:bookmarkEnd w:id="34"/>
@@ -1133,7 +1179,7 @@
         <w:pStyle w:val="FirstParagraph"/>
       </w:pPr>
       <w:r>
-        <w:t xml:space="preserve">We aim for the responsible and transparent reporting of model performance and clinical utility. In these efforts, we calculated the median posterior probability and 95% Bayesian CI for auROC for each model separately for three dichotomized demographic groups with potential disparities in access to substance use treatment - race and ethnicity (non-Hispanic white vs. non-white)</w:t>
+        <w:t xml:space="preserve">We aim for the responsible and transparent reporting of model performance and clinical utility. In these efforts, we calculated the median posterior probability and 95% Bayesian CI for auROC for each model separately for three dichotomized demographic groups with potential disparities in access to substance use treatment - race and ethnicity (non-Hispanic White vs. non-White)</w:t>
       </w:r>
       <w:r>
         <w:t xml:space="preserve"> </w:t>
@@ -1204,25 +1250,29 @@
         <w:t xml:space="preserve"> </w:t>
       </w:r>
       <w:r>
-        <w:t xml:space="preserve">from the 30 test sets to provide a description of the importance of categories of features across our five models. We used the SHAPforxgboost package that provides Shapley values in log-odds units for binary classification models. We averaged the three Shapley values for each observation for each feature (i.e., across the three repeats) to increase their stability. An inherent property of Shapley values is their additivity, allowing us to combine features into feature categories. We created separate feature categories for each of the nine EMA questions, the rates of past alcohol use and missing surveys, the time of day and day of the week of the start of the prediction window, and the seven demographic variables included in the models. We calculated global importance for each feature category by averaging the absolute value of the Shapley values of all features in the category across all observations. These global importance scores based on Shapley values allow us to contextualize relative feature importance for each model.</w:t>
+        <w:t xml:space="preserve">from the 30 test sets to provide a description of the importance of categories of features across our five models. We used the SHAPforxgboost package that provides Shapley values in log-odds units for binary classification models</w:t>
+      </w:r>
+      <w:r>
+        <w:t xml:space="preserve">. We averaged the three Shapley values for each observation for each feature (i.e., across the three repeats) to increase their stability. An inherent property of Shapley values is their additivity, allowing us to combine features into feature categories. We created separate feature categories for each of the nine EMA questions, the rates of past alcohol use and missing surveys, the time of day and day of the week of the start of the prediction window, and the seven demographic variables included in the models. We calculated global importance for each feature category by averaging the absolute value of the Shapley values of all features in the category across all observations. These global importance scores based on Shapley values allow us to contextualize relative feature importance for each model.</w:t>
       </w:r>
     </w:p>
     <w:bookmarkEnd w:id="37"/>
     <w:bookmarkEnd w:id="38"/>
     <w:bookmarkEnd w:id="39"/>
-    <w:bookmarkStart w:id="64" w:name="results"/>
+    <w:bookmarkEnd w:id="40"/>
+    <w:bookmarkStart w:id="105" w:name="results"/>
+    <w:p>
+      <w:pPr>
+        <w:pStyle w:val="Heading1"/>
+      </w:pPr>
+      <w:r>
+        <w:t xml:space="preserve">Results</w:t>
+      </w:r>
+    </w:p>
+    <w:bookmarkStart w:id="43" w:name="demographic-and-lapse-characteristics"/>
     <w:p>
       <w:pPr>
         <w:pStyle w:val="Heading2"/>
-      </w:pPr>
-      <w:r>
-        <w:t xml:space="preserve">Results</w:t>
-      </w:r>
-    </w:p>
-    <w:bookmarkStart w:id="42" w:name="demographic-and-lapse-characteristics"/>
-    <w:p>
-      <w:pPr>
-        <w:pStyle w:val="Heading3"/>
       </w:pPr>
       <w:r>
         <w:t xml:space="preserve">Demographic and Lapse Characteristics</w:t>
@@ -1286,7 +1336,7 @@
       <w:tr>
         <w:tc>
           <w:tcPr/>
-          <w:bookmarkStart w:id="40" w:name="tbl-demohtml"/>
+          <w:bookmarkStart w:id="41" w:name="tbl-demohtml"/>
           <w:p>
             <w:pPr>
               <w:jc w:val="center"/>
@@ -4091,7 +4141,7 @@
               </w:tc>
             </w:tr>
           </w:tbl>
-          <w:bookmarkEnd w:id="40"/>
+          <w:bookmarkEnd w:id="41"/>
           <w:p/>
         </w:tc>
       </w:tr>
@@ -4112,7 +4162,7 @@
         </w:rPr>
         <w:t xml:space="preserve"> </w:t>
       </w:r>
-      <w:hyperlink r:id="rId41">
+      <w:hyperlink r:id="rId42">
         <w:r>
           <w:rPr>
             <w:rStyle w:val="Hyperlink"/>
@@ -4122,11 +4172,11 @@
         </w:r>
       </w:hyperlink>
     </w:p>
-    <w:bookmarkEnd w:id="42"/>
-    <w:bookmarkStart w:id="48" w:name="model-evaluation-1"/>
-    <w:p>
-      <w:pPr>
-        <w:pStyle w:val="Heading3"/>
+    <w:bookmarkEnd w:id="43"/>
+    <w:bookmarkStart w:id="49" w:name="model-evaluation-1"/>
+    <w:p>
+      <w:pPr>
+        <w:pStyle w:val="Heading2"/>
       </w:pPr>
       <w:r>
         <w:t xml:space="preserve">Model Evaluation</w:t>
@@ -4137,7 +4187,13 @@
         <w:pStyle w:val="FirstParagraph"/>
       </w:pPr>
       <w:r>
-        <w:t xml:space="preserve">The median auROC across the 30 test sets for our baseline model was high (median=0.893, IQR=0.045), consistent with our previous study. Performance across our lagged models was also high for the 24 hour lag (median=0.882, IQR=0.039), 72 hour lag (median=0.868, IQR=0.057), 168 hour lag (median=0.860, IQR=0.062), and 336 hour lag (median=0.856, IQR=0.062).</w:t>
+        <w:t xml:space="preserve">The median auROC across the 30 test sets for our baseline model was high (median=0.893, IQR=0.045), consistent with our previous study.</w:t>
+      </w:r>
+      <w:r>
+        <w:t xml:space="preserve"> </w:t>
+      </w:r>
+      <w:r>
+        <w:t xml:space="preserve">Performance across our lagged models was also high for the 24 hour lag (median=0.882, IQR=0.039), 72 hour lag (median=0.868, IQR=0.057), 168 hour lag (median=0.860, IQR=0.062), and 336 hour lag (median=0.856, IQR=0.062).</w:t>
       </w:r>
     </w:p>
     <w:p>
@@ -4145,7 +4201,7 @@
         <w:pStyle w:val="BodyText"/>
       </w:pPr>
       <w:r>
-        <w:t xml:space="preserve">Histograms of the full posterior probability distributions for auROC for each model are available in the supplement. The median auROCs from these posterior distributions were 0.893 (baseline), 0.887 (24 hour lag), 0.875 (72 hour lag), 0.871 (168 hour lag), and 0.852 (336 hour lag). These values represent our best estimates for the magnitude of the auROC parameter for each model. The 95% Bayesian CI for the auROCs for these models were relatively narrow and did not contain 0.5: baseline[0.876-0.908], 24 hour lag[0.869-0.903], 72 hour lag[0.855-0.892], 168 hour lag[0.850-0.889], 336 hour lag[0.830-0.872].</w:t>
+        <w:t xml:space="preserve">Histograms of the full posterior probability distributions for auROC for each model are available in the supplement. The median auROCs from these posterior distributions were 0.893 (baseline), 0.887 (24 hour lag), 0.875 (72 hour lag), 0.871 (168 hour lag), and 0.852 (336 hour lag). These values represent our best estimates for the magnitude of the auROC parameter for each model. The 95% Bayesian CI for the auROCs for these models were relatively narrow and did not contain 0.5: baseline [0.876-0.908], 24 hour lag [0.869-0.903], 72 hour lag [0.855-0.892], 168 hour lag [0.850-0.889], 336 hour lag [0.830-0.872].</w:t>
       </w:r>
       <w:r>
         <w:t xml:space="preserve"> </w:t>
@@ -4178,7 +4234,7 @@
       <w:tr>
         <w:tc>
           <w:tcPr/>
-          <w:bookmarkStart w:id="46" w:name="fig-auroc"/>
+          <w:bookmarkStart w:id="47" w:name="fig-auroc"/>
           <w:p>
             <w:pPr>
               <w:pStyle w:val="Compact"/>
@@ -4189,18 +4245,18 @@
                 <wp:inline>
                   <wp:extent cx="5334000" cy="3810000"/>
                   <wp:effectExtent b="0" l="0" r="0" t="0"/>
-                  <wp:docPr descr="" title="" id="44" name="Picture"/>
+                  <wp:docPr descr="" title="" id="45" name="Picture"/>
                   <a:graphic>
                     <a:graphicData uri="http://schemas.openxmlformats.org/drawingml/2006/picture">
                       <pic:pic>
                         <pic:nvPicPr>
-                          <pic:cNvPr descr="index_files/figure-docx/notebooks-mak_figures-fig-auroc-output-1.png" id="45" name="Picture"/>
+                          <pic:cNvPr descr="index_files/figure-docx/notebooks-mak_figures-fig-auroc-output-1.png" id="46" name="Picture"/>
                           <pic:cNvPicPr>
                             <a:picLocks noChangeArrowheads="1" noChangeAspect="1"/>
                           </pic:cNvPicPr>
                         </pic:nvPicPr>
                         <pic:blipFill>
-                          <a:blip r:embed="rId43"/>
+                          <a:blip r:embed="rId44"/>
                           <a:stretch>
                             <a:fillRect/>
                           </a:stretch>
@@ -4240,7 +4296,7 @@
               <w:t xml:space="preserve">Figure 1: Posterior probability for auROC and Bayesian credible intervals by model. Dashed line indicates a model performing at chance.</w:t>
             </w:r>
           </w:p>
-          <w:bookmarkEnd w:id="46"/>
+          <w:bookmarkEnd w:id="47"/>
         </w:tc>
       </w:tr>
     </w:tbl>
@@ -4260,7 +4316,7 @@
         </w:rPr>
         <w:t xml:space="preserve"> </w:t>
       </w:r>
-      <w:hyperlink r:id="rId47">
+      <w:hyperlink r:id="rId48">
         <w:r>
           <w:rPr>
             <w:rStyle w:val="Hyperlink"/>
@@ -4270,22 +4326,22 @@
         </w:r>
       </w:hyperlink>
     </w:p>
-    <w:bookmarkEnd w:id="48"/>
-    <w:bookmarkStart w:id="51" w:name="model-comparisons-1"/>
+    <w:bookmarkEnd w:id="49"/>
+    <w:bookmarkStart w:id="52" w:name="model-comparisons-1"/>
+    <w:p>
+      <w:pPr>
+        <w:pStyle w:val="Heading2"/>
+      </w:pPr>
+      <w:r>
+        <w:t xml:space="preserve">Model Comparisons</w:t>
+      </w:r>
+    </w:p>
+    <w:bookmarkStart w:id="50" w:name="baseline-contrasts"/>
     <w:p>
       <w:pPr>
         <w:pStyle w:val="Heading3"/>
       </w:pPr>
       <w:r>
-        <w:t xml:space="preserve">Model Comparisons</w:t>
-      </w:r>
-    </w:p>
-    <w:bookmarkStart w:id="49" w:name="baseline-contrasts"/>
-    <w:p>
-      <w:pPr>
-        <w:pStyle w:val="Heading4"/>
-      </w:pPr>
-      <w:r>
         <w:t xml:space="preserve">Baseline Contrasts</w:t>
       </w:r>
     </w:p>
@@ -4297,11 +4353,11 @@
         <w:t xml:space="preserve">The median decrease in auROC for the baseline vs. 24 hour lag model was 0.006 (95% CI=[0.000-0.012]), yielding a significant probability of 0.960 that the lagged model had worse performance. The median decrease in auROC for the baseline vs. 72 hour model was 0.018 (95% CI=[0.012-0.025]), yielding a significant probability of 1.000 that the lagged model had worse performance. The median increase in auROC for the baseline vs. 168 hour lag model was 0.023 (95% CI=[0.016-0.029]), yielding a significant probability of 1.000 that the lagged model had worse performance. The median increase in auROC for the baseline vs. 336 hour lag model was 0.041 (95% CI=[0.033-0.049]), yielding a significant probability of 1.000 that the lagged model had worse performance.</w:t>
       </w:r>
     </w:p>
-    <w:bookmarkEnd w:id="49"/>
-    <w:bookmarkStart w:id="50" w:name="adjacent-contrasts"/>
-    <w:p>
-      <w:pPr>
-        <w:pStyle w:val="Heading4"/>
+    <w:bookmarkEnd w:id="50"/>
+    <w:bookmarkStart w:id="51" w:name="adjacent-contrasts"/>
+    <w:p>
+      <w:pPr>
+        <w:pStyle w:val="Heading3"/>
       </w:pPr>
       <w:r>
         <w:t xml:space="preserve">Adjacent Contrasts</w:t>
@@ -4315,12 +4371,12 @@
         <w:t xml:space="preserve">The median decrease in auROC for the 24 hour vs. 72 hour lag model was 0.012 (95% CI=[0.006-0.019]), yielding a significant probability of 1.000 that the 72 hour lag model had worse performance than the 24 hour lag model. The median decrease in auROC for the 72 hour vs. 168 hour lag model was 0.004 (95% CI=[-0.002-0.011]), yielding a non-significant probability of 0.865 that the 168 hour lag model had worse performance than the 72 hour lag model. The median decrease in auROC for the 168 hour vs. 336 hour lag model was 0.018 (95% CI=[0.011-0.025]), yielding a significant probability of 1.000 that the 336 hour lag model had worse performance than the 168 hour lag model.</w:t>
       </w:r>
     </w:p>
-    <w:bookmarkEnd w:id="50"/>
     <w:bookmarkEnd w:id="51"/>
-    <w:bookmarkStart w:id="57" w:name="fairness-benchmarks-1"/>
-    <w:p>
-      <w:pPr>
-        <w:pStyle w:val="Heading3"/>
+    <w:bookmarkEnd w:id="52"/>
+    <w:bookmarkStart w:id="58" w:name="fairness-benchmarks-1"/>
+    <w:p>
+      <w:pPr>
+        <w:pStyle w:val="Heading2"/>
       </w:pPr>
       <w:r>
         <w:t xml:space="preserve">Fairness Benchmarks</w:t>
@@ -4342,7 +4398,7 @@
         <w:t xml:space="preserve"> </w:t>
       </w:r>
       <w:r>
-        <w:t xml:space="preserve">shows the difference in performance of each model by demographic group. All group comparisons for race, sex at birth, and income were significant (probability &gt; .95) across models. On average there was a median increase in auROC for white participants compared to participants who were not white of 0.159 (range 0.107-0.179). On average there was a median increase in auROC for male participants compared to female participants of 0.080 (range 0.059-0.116). On average there was a median increase in auROC for participants above the federal poverty line compared to participants below the federal poverty line of 0.092 (range 0.086-0.133). A table of model performance for each demographic group separately by model can be found in the supplement.</w:t>
+        <w:t xml:space="preserve">shows the difference in performance of each model by demographic group. All group comparisons for race, sex at birth, and income were significant (probability &gt; .95) across models. On average there was a median increase in auROC of 0.159 (range 0.107-0.179) for non-Hispanic White participants compared to participants who were not White. On average there was a median increase in auROC of 0.080 (range 0.059-0.116) for male participants compared to female participants. On average there was a median increase in auROC of 0.092 (range 0.086-0.133) for participants above the federal poverty line compared to participants below the federal poverty line. A table of model performance for each demographic group separately by model can be found in the supplement.</w:t>
       </w:r>
     </w:p>
     <w:tbl>
@@ -4358,7 +4414,7 @@
       <w:tr>
         <w:tc>
           <w:tcPr/>
-          <w:bookmarkStart w:id="55" w:name="fig-fairness"/>
+          <w:bookmarkStart w:id="56" w:name="fig-fairness"/>
           <w:p>
             <w:pPr>
               <w:pStyle w:val="Compact"/>
@@ -4369,18 +4425,18 @@
                 <wp:inline>
                   <wp:extent cx="5334000" cy="3810000"/>
                   <wp:effectExtent b="0" l="0" r="0" t="0"/>
-                  <wp:docPr descr="" title="" id="53" name="Picture"/>
+                  <wp:docPr descr="" title="" id="54" name="Picture"/>
                   <a:graphic>
                     <a:graphicData uri="http://schemas.openxmlformats.org/drawingml/2006/picture">
                       <pic:pic>
                         <pic:nvPicPr>
-                          <pic:cNvPr descr="index_files/figure-docx/notebooks-mak_figures-fig-fairness-output-1.png" id="54" name="Picture"/>
+                          <pic:cNvPr descr="index_files/figure-docx/notebooks-mak_figures-fig-fairness-output-1.png" id="55" name="Picture"/>
                           <pic:cNvPicPr>
                             <a:picLocks noChangeArrowheads="1" noChangeAspect="1"/>
                           </pic:cNvPicPr>
                         </pic:nvPicPr>
                         <pic:blipFill>
-                          <a:blip r:embed="rId52"/>
+                          <a:blip r:embed="rId53"/>
                           <a:stretch>
                             <a:fillRect/>
                           </a:stretch>
@@ -4420,7 +4476,7 @@
               <w:t xml:space="preserve">Figure 2: Difference in auROCs by demographic group</w:t>
             </w:r>
           </w:p>
-          <w:bookmarkEnd w:id="55"/>
+          <w:bookmarkEnd w:id="56"/>
         </w:tc>
       </w:tr>
     </w:tbl>
@@ -4440,7 +4496,7 @@
         </w:rPr>
         <w:t xml:space="preserve"> </w:t>
       </w:r>
-      <w:hyperlink r:id="rId56">
+      <w:hyperlink r:id="rId57">
         <w:r>
           <w:rPr>
             <w:rStyle w:val="Hyperlink"/>
@@ -4450,11 +4506,11 @@
         </w:r>
       </w:hyperlink>
     </w:p>
-    <w:bookmarkEnd w:id="57"/>
-    <w:bookmarkStart w:id="63" w:name="feature-importance-1"/>
-    <w:p>
-      <w:pPr>
-        <w:pStyle w:val="Heading3"/>
+    <w:bookmarkEnd w:id="58"/>
+    <w:bookmarkStart w:id="64" w:name="feature-importance-1"/>
+    <w:p>
+      <w:pPr>
+        <w:pStyle w:val="Heading2"/>
       </w:pPr>
       <w:r>
         <w:t xml:space="preserve">Feature Importance</w:t>
@@ -4495,7 +4551,7 @@
       <w:tr>
         <w:tc>
           <w:tcPr/>
-          <w:bookmarkStart w:id="61" w:name="fig-shap"/>
+          <w:bookmarkStart w:id="62" w:name="fig-shap"/>
           <w:p>
             <w:pPr>
               <w:pStyle w:val="Compact"/>
@@ -4506,18 +4562,18 @@
                 <wp:inline>
                   <wp:extent cx="5334000" cy="3810000"/>
                   <wp:effectExtent b="0" l="0" r="0" t="0"/>
-                  <wp:docPr descr="" title="" id="59" name="Picture"/>
+                  <wp:docPr descr="" title="" id="60" name="Picture"/>
                   <a:graphic>
                     <a:graphicData uri="http://schemas.openxmlformats.org/drawingml/2006/picture">
                       <pic:pic>
                         <pic:nvPicPr>
-                          <pic:cNvPr descr="index_files/figure-docx/notebooks-mak_figures-fig-shap-output-1.png" id="60" name="Picture"/>
+                          <pic:cNvPr descr="index_files/figure-docx/notebooks-mak_figures-fig-shap-output-1.png" id="61" name="Picture"/>
                           <pic:cNvPicPr>
                             <a:picLocks noChangeArrowheads="1" noChangeAspect="1"/>
                           </pic:cNvPicPr>
                         </pic:nvPicPr>
                         <pic:blipFill>
-                          <a:blip r:embed="rId58"/>
+                          <a:blip r:embed="rId59"/>
                           <a:stretch>
                             <a:fillRect/>
                           </a:stretch>
@@ -4557,7 +4613,7 @@
               <w:t xml:space="preserve">Figure 3: Feature importance (Shapley values) for Models by lag time. The plot displays the global importance (mean |Shapley value|) for feature categories for each model. Feature categories are ordered by their aggregate global importance (i.e., total bar length) across the five models. The importance of each feature category for specific models is displayed separately by color.</w:t>
             </w:r>
           </w:p>
-          <w:bookmarkEnd w:id="61"/>
+          <w:bookmarkEnd w:id="62"/>
         </w:tc>
       </w:tr>
     </w:tbl>
@@ -4577,7 +4633,7 @@
         </w:rPr>
         <w:t xml:space="preserve"> </w:t>
       </w:r>
-      <w:hyperlink r:id="rId62">
+      <w:hyperlink r:id="rId63">
         <w:r>
           <w:rPr>
             <w:rStyle w:val="Hyperlink"/>
@@ -4587,7 +4643,6 @@
         </w:r>
       </w:hyperlink>
     </w:p>
-    <w:bookmarkEnd w:id="63"/>
     <w:bookmarkEnd w:id="64"/>
     <w:bookmarkStart w:id="65" w:name="discussion"/>
     <w:p>
@@ -4640,6 +4695,17 @@
       </w:pPr>
       <w:r>
         <w:t xml:space="preserve">Performance discrepancies sets up fairness methods paper. How can we improve these discrepancies? Mention in discussion as current future direction</w:t>
+      </w:r>
+    </w:p>
+    <w:p>
+      <w:pPr>
+        <w:numPr>
+          <w:ilvl w:val="0"/>
+          <w:numId w:val="1003"/>
+        </w:numPr>
+      </w:pPr>
+      <w:r>
+        <w:t xml:space="preserve">Note from Gaylen: if the model performance doesn’t degrade much, and the feature importance doesn’t seem to change much across lags… what does this say about the need for proximal predictors? obviously 2-3 weeks out is different than 6 months out, but even in-the-moment features are still important for predicting a lapse up to 3 weeks later (2 week lag plus 1 week window as lapse could be any time within the window). it is obviously exciting that we can do this advanced prediction, but i think you’ll have to navigate the line between celebrating that success and still calling for dense monitoring of proximal predictors</w:t>
       </w:r>
     </w:p>
     <w:bookmarkEnd w:id="65"/>

--- a/docs/index.docx
+++ b/docs/index.docx
@@ -1260,7 +1260,7 @@
     <w:bookmarkEnd w:id="38"/>
     <w:bookmarkEnd w:id="39"/>
     <w:bookmarkEnd w:id="40"/>
-    <w:bookmarkStart w:id="105" w:name="results"/>
+    <w:bookmarkStart w:id="100" w:name="results"/>
     <w:p>
       <w:pPr>
         <w:pStyle w:val="Heading1"/>
@@ -4201,18 +4201,19 @@
         <w:pStyle w:val="BodyText"/>
       </w:pPr>
       <w:r>
-        <w:t xml:space="preserve">Histograms of the full posterior probability distributions for auROC for each model are available in the supplement. The median auROCs from these posterior distributions were 0.893 (baseline), 0.887 (24 hour lag), 0.875 (72 hour lag), 0.871 (168 hour lag), and 0.852 (336 hour lag). These values represent our best estimates for the magnitude of the auROC parameter for each model. The 95% Bayesian CI for the auROCs for these models were relatively narrow and did not contain 0.5: baseline [0.876-0.908], 24 hour lag [0.869-0.903], 72 hour lag [0.855-0.892], 168 hour lag [0.850-0.889], 336 hour lag [0.830-0.872].</w:t>
-      </w:r>
-      <w:r>
-        <w:t xml:space="preserve"> </w:t>
-      </w:r>
-      <w:r>
-        <w:rPr>
-          <w:b/>
-          <w:bCs/>
-        </w:rPr>
-        <w:t xml:space="preserve">?@fig-auroc</w:t>
-      </w:r>
+        <w:t xml:space="preserve">Histograms of the full posterior probability distributions for auROC for each model are available in the supplement. The median auROCs from these posterior distributions were 0.893 (baseline), 0.887 (24 hour lag), 0.875 (72 hour lag), 0.871 (168 hour lag), and 0.852 (336 hour lag). These values represent our best estimates for the magnitude of the auROC parameter for each model. The 95% Bayesian CI for the auROCs for these models were relatively narrow and did not contain 0.5: baseline [0.876-0.908], 24 hour lag [0.869-0.903], 72 hour lag [0.855-0.892], 168 hour lag [0.850-0.889], 336 hour lag [0.830-0.872].Panel A in</w:t>
+      </w:r>
+      <w:r>
+        <w:t xml:space="preserve"> </w:t>
+      </w:r>
+      <w:hyperlink w:anchor="fig-1">
+        <w:r>
+          <w:rPr>
+            <w:rStyle w:val="Hyperlink"/>
+          </w:rPr>
+          <w:t xml:space="preserve">Figure 1</w:t>
+        </w:r>
+      </w:hyperlink>
       <w:r>
         <w:t xml:space="preserve"> </w:t>
       </w:r>
@@ -4372,7 +4373,7 @@
     </w:p>
     <w:bookmarkEnd w:id="51"/>
     <w:bookmarkEnd w:id="52"/>
-    <w:bookmarkStart w:id="58" w:name="fairness-benchmarks-1"/>
+    <w:bookmarkStart w:id="53" w:name="fairness-benchmarks-1"/>
     <w:p>
       <w:pPr>
         <w:pStyle w:val="Heading2"/>
@@ -4385,7 +4386,48 @@
       <w:pPr>
         <w:pStyle w:val="FirstParagraph"/>
       </w:pPr>
-      <w:hyperlink w:anchor="fig-fairness">
+      <w:r>
+        <w:t xml:space="preserve">Panel B in</w:t>
+      </w:r>
+      <w:r>
+        <w:t xml:space="preserve"> </w:t>
+      </w:r>
+      <w:hyperlink w:anchor="fig-1">
+        <w:r>
+          <w:rPr>
+            <w:rStyle w:val="Hyperlink"/>
+          </w:rPr>
+          <w:t xml:space="preserve">Figure 1</w:t>
+        </w:r>
+      </w:hyperlink>
+      <w:r>
+        <w:t xml:space="preserve"> </w:t>
+      </w:r>
+      <w:r>
+        <w:t xml:space="preserve">shows the difference in performance of each model by demographic group. All group comparisons for race, sex at birth, and income were significant (probability &gt; .95) across models. On average there was a median increase in auROC of -0.159 (range NA–0.179) for non-Hispanic White participants compared to participants who were not White. On average there was a median increase in auROC of -0.080 (range -0.059–0.116) for male participants compared to female participants. On average there was a median increase in auROC of -0.092 (range -0.086–0.133) for participants above the federal poverty line compared to participants below the federal poverty line. A table of model performance for each demographic group separately by model can be found in the supplement.</w:t>
+      </w:r>
+    </w:p>
+    <w:bookmarkEnd w:id="53"/>
+    <w:bookmarkStart w:id="59" w:name="feature-importance-1"/>
+    <w:p>
+      <w:pPr>
+        <w:pStyle w:val="Heading2"/>
+      </w:pPr>
+      <w:r>
+        <w:t xml:space="preserve">Feature Importance</w:t>
+      </w:r>
+    </w:p>
+    <w:p>
+      <w:pPr>
+        <w:pStyle w:val="FirstParagraph"/>
+      </w:pPr>
+      <w:r>
+        <w:t xml:space="preserve">Global importance (mean |Shapley value|) for feature categories for each model appears in Panel A of</w:t>
+      </w:r>
+      <w:r>
+        <w:t xml:space="preserve"> </w:t>
+      </w:r>
+      <w:hyperlink w:anchor="fig-shap">
         <w:r>
           <w:rPr>
             <w:rStyle w:val="Hyperlink"/>
@@ -4394,10 +4436,21 @@
         </w:r>
       </w:hyperlink>
       <w:r>
-        <w:t xml:space="preserve"> </w:t>
-      </w:r>
-      <w:r>
-        <w:t xml:space="preserve">shows the difference in performance of each model by demographic group. All group comparisons for race, sex at birth, and income were significant (probability &gt; .95) across models. On average there was a median increase in auROC of NA (range NA-NA) for non-Hispanic White participants compared to participants who were not White. On average there was a median increase in auROC of NA (range NA-NA) for male participants compared to female participants. On average there was a median increase in auROC of NA (range NA-NA) for participants above the federal poverty line compared to participants below the federal poverty line. A table of model performance for each demographic group separately by model can be found in the supplement.</w:t>
+        <w:t xml:space="preserve">. Consistent with previous models using similar features, past use was the most important feature category for lapse prediction across lagged models. Future abstinence efficacy was also globally important across models. Overall, the contribution of a feature category to model performance did not appear to differ across models.</w:t>
+      </w:r>
+    </w:p>
+    <w:p>
+      <w:pPr>
+        <w:pStyle w:val="BodyText"/>
+      </w:pPr>
+      <w:r>
+        <w:t xml:space="preserve">Panel B shows the local feature importance scores colored by high or low feature value for the 336 hour lag model.</w:t>
+      </w:r>
+      <w:r>
+        <w:t xml:space="preserve"> </w:t>
+      </w:r>
+      <w:r>
+        <w:t xml:space="preserve">.</w:t>
       </w:r>
     </w:p>
     <w:tbl>
@@ -4413,7 +4466,7 @@
       <w:tr>
         <w:tc>
           <w:tcPr/>
-          <w:bookmarkStart w:id="56" w:name="fig-fairness"/>
+          <w:bookmarkStart w:id="57" w:name="fig-shap"/>
           <w:p>
             <w:pPr>
               <w:pStyle w:val="Compact"/>
@@ -4424,18 +4477,18 @@
                 <wp:inline>
                   <wp:extent cx="5334000" cy="3810000"/>
                   <wp:effectExtent b="0" l="0" r="0" t="0"/>
-                  <wp:docPr descr="" title="" id="54" name="Picture"/>
+                  <wp:docPr descr="" title="" id="55" name="Picture"/>
                   <a:graphic>
                     <a:graphicData uri="http://schemas.openxmlformats.org/drawingml/2006/picture">
                       <pic:pic>
                         <pic:nvPicPr>
-                          <pic:cNvPr descr="index_files/figure-docx/notebooks-mak_figures-fig-fairness-output-1.png" id="55" name="Picture"/>
+                          <pic:cNvPr descr="index_files/figure-docx/notebooks-mak_figures-fig-shap-output-1.png" id="56" name="Picture"/>
                           <pic:cNvPicPr>
                             <a:picLocks noChangeArrowheads="1" noChangeAspect="1"/>
                           </pic:cNvPicPr>
                         </pic:nvPicPr>
                         <pic:blipFill>
-                          <a:blip r:embed="rId53"/>
+                          <a:blip r:embed="rId54"/>
                           <a:stretch>
                             <a:fillRect/>
                           </a:stretch>
@@ -4472,10 +4525,10 @@
               <w:pStyle w:val="ImageCaption"/>
             </w:pPr>
             <w:r>
-              <w:t xml:space="preserve">Figure 2: Difference in auROCs by demographic group</w:t>
+              <w:t xml:space="preserve">Figure 2: Panel A depicts the global importance (mean |Shapley value|) for feature categories for each model. Feature categories are ordered by their aggregate global importance (i.e., total bar length) across the five models. The importance of each feature category for specific models is displayed separately by color. Panel B shows the local feature importance for the 336 hour lagged model.</w:t>
             </w:r>
           </w:p>
-          <w:bookmarkEnd w:id="56"/>
+          <w:bookmarkEnd w:id="57"/>
         </w:tc>
       </w:tr>
     </w:tbl>
@@ -4495,7 +4548,7 @@
         </w:rPr>
         <w:t xml:space="preserve"> </w:t>
       </w:r>
-      <w:hyperlink r:id="rId57">
+      <w:hyperlink r:id="rId58">
         <w:r>
           <w:rPr>
             <w:rStyle w:val="Hyperlink"/>
@@ -4505,145 +4558,8 @@
         </w:r>
       </w:hyperlink>
     </w:p>
-    <w:bookmarkEnd w:id="58"/>
-    <w:bookmarkStart w:id="64" w:name="feature-importance-1"/>
-    <w:p>
-      <w:pPr>
-        <w:pStyle w:val="Heading2"/>
-      </w:pPr>
-      <w:r>
-        <w:t xml:space="preserve">Feature Importance</w:t>
-      </w:r>
-    </w:p>
-    <w:p>
-      <w:pPr>
-        <w:pStyle w:val="FirstParagraph"/>
-      </w:pPr>
-      <w:r>
-        <w:t xml:space="preserve">Global importance (mean |Shapley value|) for feature categories for each model appears in</w:t>
-      </w:r>
-      <w:r>
-        <w:t xml:space="preserve"> </w:t>
-      </w:r>
-      <w:hyperlink w:anchor="fig-shap">
-        <w:r>
-          <w:rPr>
-            <w:rStyle w:val="Hyperlink"/>
-          </w:rPr>
-          <w:t xml:space="preserve">Figure 3</w:t>
-        </w:r>
-      </w:hyperlink>
-      <w:r>
-        <w:t xml:space="preserve">. Consistent with previous models using similar features, past use was the most important feature category for lapse prediction across lagged models. Future abstinence efficacy was also globally important across models. Overall, the contribution of a feature category to model performance did not appear to differ across models.</w:t>
-      </w:r>
-    </w:p>
-    <w:tbl>
-      <w:tblPr>
-        <w:tblStyle w:val="Table"/>
-        <w:tblW w:type="pct" w:w="5000"/>
-        <w:tblLayout w:type="fixed"/>
-        <w:tblLook w:firstRow="0" w:lastRow="0" w:firstColumn="0" w:lastColumn="0" w:noHBand="0" w:noVBand="0" w:val="0000"/>
-      </w:tblPr>
-      <w:tblGrid>
-        <w:gridCol w:w="7920"/>
-      </w:tblGrid>
-      <w:tr>
-        <w:tc>
-          <w:tcPr/>
-          <w:bookmarkStart w:id="62" w:name="fig-shap"/>
-          <w:p>
-            <w:pPr>
-              <w:pStyle w:val="Compact"/>
-              <w:jc w:val="center"/>
-            </w:pPr>
-            <w:r>
-              <w:drawing>
-                <wp:inline>
-                  <wp:extent cx="5334000" cy="3810000"/>
-                  <wp:effectExtent b="0" l="0" r="0" t="0"/>
-                  <wp:docPr descr="" title="" id="60" name="Picture"/>
-                  <a:graphic>
-                    <a:graphicData uri="http://schemas.openxmlformats.org/drawingml/2006/picture">
-                      <pic:pic>
-                        <pic:nvPicPr>
-                          <pic:cNvPr descr="index_files/figure-docx/notebooks-mak_figures-fig-shap-output-1.png" id="61" name="Picture"/>
-                          <pic:cNvPicPr>
-                            <a:picLocks noChangeArrowheads="1" noChangeAspect="1"/>
-                          </pic:cNvPicPr>
-                        </pic:nvPicPr>
-                        <pic:blipFill>
-                          <a:blip r:embed="rId59"/>
-                          <a:stretch>
-                            <a:fillRect/>
-                          </a:stretch>
-                        </pic:blipFill>
-                        <pic:spPr bwMode="auto">
-                          <a:xfrm>
-                            <a:off x="0" y="0"/>
-                            <a:ext cx="5334000" cy="3810000"/>
-                          </a:xfrm>
-                          <a:prstGeom prst="rect">
-                            <a:avLst/>
-                          </a:prstGeom>
-                          <a:noFill/>
-                          <a:ln w="9525">
-                            <a:noFill/>
-                            <a:headEnd/>
-                            <a:tailEnd/>
-                          </a:ln>
-                        </pic:spPr>
-                      </pic:pic>
-                    </a:graphicData>
-                  </a:graphic>
-                </wp:inline>
-              </w:drawing>
-            </w:r>
-          </w:p>
-          <w:p>
-            <w:pPr>
-              <w:jc w:val="center"/>
-            </w:pPr>
-            <w:pPr>
-              <w:jc w:val="start"/>
-              <w:spacing w:before="200"/>
-              <w:pStyle w:val="ImageCaption"/>
-            </w:pPr>
-            <w:r>
-              <w:t xml:space="preserve">Figure 3: Feature importance (Shapley values) for Models by lag time. The plot displays the global importance (mean |Shapley value|) for feature categories for each model. Feature categories are ordered by their aggregate global importance (i.e., total bar length) across the five models. The importance of each feature category for specific models is displayed separately by color.</w:t>
-            </w:r>
-          </w:p>
-          <w:bookmarkEnd w:id="62"/>
-        </w:tc>
-      </w:tr>
-    </w:tbl>
-    <w:p>
-      <w:pPr>
-        <w:pStyle w:val="BodyText"/>
-      </w:pPr>
-      <w:r>
-        <w:rPr>
-          <w:vertAlign w:val="subscript"/>
-        </w:rPr>
-        <w:t xml:space="preserve">Source:</w:t>
-      </w:r>
-      <w:r>
-        <w:rPr>
-          <w:vertAlign w:val="subscript"/>
-        </w:rPr>
-        <w:t xml:space="preserve"> </w:t>
-      </w:r>
-      <w:hyperlink r:id="rId63">
-        <w:r>
-          <w:rPr>
-            <w:rStyle w:val="Hyperlink"/>
-            <w:vertAlign w:val="subscript"/>
-          </w:rPr>
-          <w:t xml:space="preserve">Make All Figures for Main Manuscript</w:t>
-        </w:r>
-      </w:hyperlink>
-    </w:p>
-    <w:bookmarkEnd w:id="64"/>
-    <w:bookmarkStart w:id="65" w:name="discussion"/>
+    <w:bookmarkEnd w:id="59"/>
+    <w:bookmarkStart w:id="60" w:name="discussion"/>
     <w:p>
       <w:pPr>
         <w:pStyle w:val="Heading2"/>
@@ -4707,8 +4623,8 @@
         <w:t xml:space="preserve">Note from Gaylen: if the model performance doesn’t degrade much, and the feature importance doesn’t seem to change much across lags… what does this say about the need for proximal predictors? obviously 2-3 weeks out is different than 6 months out, but even in-the-moment features are still important for predicting a lapse up to 3 weeks later (2 week lag plus 1 week window as lapse could be any time within the window). it is obviously exciting that we can do this advanced prediction, but i think you’ll have to navigate the line between celebrating that success and still calling for dense monitoring of proximal predictors</w:t>
       </w:r>
     </w:p>
-    <w:bookmarkEnd w:id="65"/>
-    <w:bookmarkStart w:id="104" w:name="references"/>
+    <w:bookmarkEnd w:id="60"/>
+    <w:bookmarkStart w:id="99" w:name="references"/>
     <w:p>
       <w:pPr>
         <w:pStyle w:val="Heading2"/>
@@ -4717,8 +4633,8 @@
         <w:t xml:space="preserve">References</w:t>
       </w:r>
     </w:p>
-    <w:bookmarkStart w:id="103" w:name="refs"/>
-    <w:bookmarkStart w:id="67" w:name="ref-baeMobilePhoneSensors2018"/>
+    <w:bookmarkStart w:id="98" w:name="refs"/>
+    <w:bookmarkStart w:id="62" w:name="ref-baeMobilePhoneSensors2018"/>
     <w:p>
       <w:pPr>
         <w:pStyle w:val="Bibliography"/>
@@ -4763,7 +4679,7 @@
       <w:r>
         <w:t xml:space="preserve"> </w:t>
       </w:r>
-      <w:hyperlink r:id="rId66">
+      <w:hyperlink r:id="rId61">
         <w:r>
           <w:rPr>
             <w:rStyle w:val="Hyperlink"/>
@@ -4775,8 +4691,8 @@
         <w:t xml:space="preserve">.</w:t>
       </w:r>
     </w:p>
-    <w:bookmarkEnd w:id="67"/>
-    <w:bookmarkStart w:id="69" w:name="ref-chtc"/>
+    <w:bookmarkEnd w:id="62"/>
+    <w:bookmarkStart w:id="64" w:name="ref-chtc"/>
     <w:p>
       <w:pPr>
         <w:pStyle w:val="Bibliography"/>
@@ -4799,7 +4715,7 @@
       <w:r>
         <w:t xml:space="preserve"> </w:t>
       </w:r>
-      <w:hyperlink r:id="rId68">
+      <w:hyperlink r:id="rId63">
         <w:r>
           <w:rPr>
             <w:rStyle w:val="Hyperlink"/>
@@ -4811,8 +4727,8 @@
         <w:t xml:space="preserve">.</w:t>
       </w:r>
     </w:p>
-    <w:bookmarkEnd w:id="69"/>
-    <w:bookmarkStart w:id="71" w:name="ref-chihPredictiveModelingAddiction2014"/>
+    <w:bookmarkEnd w:id="64"/>
+    <w:bookmarkStart w:id="66" w:name="ref-chihPredictiveModelingAddiction2014"/>
     <w:p>
       <w:pPr>
         <w:pStyle w:val="Bibliography"/>
@@ -4845,7 +4761,7 @@
       <w:r>
         <w:t xml:space="preserve"> </w:t>
       </w:r>
-      <w:hyperlink r:id="rId70">
+      <w:hyperlink r:id="rId65">
         <w:r>
           <w:rPr>
             <w:rStyle w:val="Hyperlink"/>
@@ -4857,8 +4773,8 @@
         <w:t xml:space="preserve">.</w:t>
       </w:r>
     </w:p>
-    <w:bookmarkEnd w:id="71"/>
-    <w:bookmarkStart w:id="73" w:name="ref-derubeisHistoryCurrentStatus2019"/>
+    <w:bookmarkEnd w:id="66"/>
+    <w:bookmarkStart w:id="68" w:name="ref-derubeisHistoryCurrentStatus2019"/>
     <w:p>
       <w:pPr>
         <w:pStyle w:val="Bibliography"/>
@@ -4891,7 +4807,7 @@
       <w:r>
         <w:t xml:space="preserve"> </w:t>
       </w:r>
-      <w:hyperlink r:id="rId72">
+      <w:hyperlink r:id="rId67">
         <w:r>
           <w:rPr>
             <w:rStyle w:val="Hyperlink"/>
@@ -4903,8 +4819,8 @@
         <w:t xml:space="preserve">.</w:t>
       </w:r>
     </w:p>
-    <w:bookmarkEnd w:id="73"/>
-    <w:bookmarkStart w:id="75" w:name="Xa203ab3abd150ead1a7854a9fa5726c8a273f52"/>
+    <w:bookmarkEnd w:id="68"/>
+    <w:bookmarkStart w:id="70" w:name="Xa203ab3abd150ead1a7854a9fa5726c8a273f52"/>
     <w:p>
       <w:pPr>
         <w:pStyle w:val="Bibliography"/>
@@ -4949,7 +4865,7 @@
       <w:r>
         <w:t xml:space="preserve"> </w:t>
       </w:r>
-      <w:hyperlink r:id="rId74">
+      <w:hyperlink r:id="rId69">
         <w:r>
           <w:rPr>
             <w:rStyle w:val="Hyperlink"/>
@@ -4961,8 +4877,8 @@
         <w:t xml:space="preserve">.</w:t>
       </w:r>
     </w:p>
-    <w:bookmarkEnd w:id="75"/>
-    <w:bookmarkStart w:id="76" w:name="ref-hsiehSampleSizeTables1989"/>
+    <w:bookmarkEnd w:id="70"/>
+    <w:bookmarkStart w:id="71" w:name="ref-hsiehSampleSizeTables1989"/>
     <w:p>
       <w:pPr>
         <w:pStyle w:val="Bibliography"/>
@@ -4993,8 +4909,8 @@
         <w:t xml:space="preserve">8: 795–802.</w:t>
       </w:r>
     </w:p>
-    <w:bookmarkEnd w:id="76"/>
-    <w:bookmarkStart w:id="78" w:name="ref-kilaruIncidenceTreatmentOpioid2020"/>
+    <w:bookmarkEnd w:id="71"/>
+    <w:bookmarkStart w:id="73" w:name="ref-kilaruIncidenceTreatmentOpioid2020"/>
     <w:p>
       <w:pPr>
         <w:pStyle w:val="Bibliography"/>
@@ -5060,7 +4976,7 @@
       <w:r>
         <w:t xml:space="preserve"> </w:t>
       </w:r>
-      <w:hyperlink r:id="rId77">
+      <w:hyperlink r:id="rId72">
         <w:r>
           <w:rPr>
             <w:rStyle w:val="Hyperlink"/>
@@ -5072,8 +4988,8 @@
         <w:t xml:space="preserve">.</w:t>
       </w:r>
     </w:p>
-    <w:bookmarkEnd w:id="78"/>
-    <w:bookmarkStart w:id="80" w:name="ref-kuhnAppliedPredictiveModeling2018"/>
+    <w:bookmarkEnd w:id="73"/>
+    <w:bookmarkStart w:id="75" w:name="ref-kuhnAppliedPredictiveModeling2018"/>
     <w:p>
       <w:pPr>
         <w:pStyle w:val="Bibliography"/>
@@ -5111,7 +5027,7 @@
       <w:r>
         <w:t xml:space="preserve"> </w:t>
       </w:r>
-      <w:hyperlink r:id="rId79">
+      <w:hyperlink r:id="rId74">
         <w:r>
           <w:rPr>
             <w:rStyle w:val="Hyperlink"/>
@@ -5123,8 +5039,8 @@
         <w:t xml:space="preserve">.</w:t>
       </w:r>
     </w:p>
-    <w:bookmarkEnd w:id="80"/>
-    <w:bookmarkStart w:id="81" w:name="ref-kuhnTidymodelsCollectionPackages2020"/>
+    <w:bookmarkEnd w:id="75"/>
+    <w:bookmarkStart w:id="76" w:name="ref-kuhnTidymodelsCollectionPackages2020"/>
     <w:p>
       <w:pPr>
         <w:pStyle w:val="Bibliography"/>
@@ -5139,8 +5055,8 @@
         <w:t xml:space="preserve">“Tidymodels: A Collection of Packages for Modeling and Machine Learning Using Tidyverse Principles.”</w:t>
       </w:r>
     </w:p>
-    <w:bookmarkEnd w:id="81"/>
-    <w:bookmarkStart w:id="83" w:name="ref-kullSigmoidsHowObtain2017"/>
+    <w:bookmarkEnd w:id="76"/>
+    <w:bookmarkStart w:id="78" w:name="ref-kullSigmoidsHowObtain2017"/>
     <w:p>
       <w:pPr>
         <w:pStyle w:val="Bibliography"/>
@@ -5185,7 +5101,7 @@
       <w:r>
         <w:t xml:space="preserve"> </w:t>
       </w:r>
-      <w:hyperlink r:id="rId82">
+      <w:hyperlink r:id="rId77">
         <w:r>
           <w:rPr>
             <w:rStyle w:val="Hyperlink"/>
@@ -5197,8 +5113,8 @@
         <w:t xml:space="preserve">.</w:t>
       </w:r>
     </w:p>
-    <w:bookmarkEnd w:id="83"/>
-    <w:bookmarkStart w:id="84" w:name="X34be55f2a2ff67a14e7206627bb93b426490c87"/>
+    <w:bookmarkEnd w:id="78"/>
+    <w:bookmarkStart w:id="79" w:name="X34be55f2a2ff67a14e7206627bb93b426490c87"/>
     <w:p>
       <w:pPr>
         <w:pStyle w:val="Bibliography"/>
@@ -5283,8 +5199,8 @@
         <w:t xml:space="preserve">’17. Red Hook, NY, USA: Curran Associates Inc.</w:t>
       </w:r>
     </w:p>
-    <w:bookmarkEnd w:id="84"/>
-    <w:bookmarkStart w:id="85" w:name="X0900e084d2d8751b94683f82b04534ea811d54e"/>
+    <w:bookmarkEnd w:id="79"/>
+    <w:bookmarkStart w:id="80" w:name="X0900e084d2d8751b94683f82b04534ea811d54e"/>
     <w:p>
       <w:pPr>
         <w:pStyle w:val="Bibliography"/>
@@ -5397,8 +5313,8 @@
         <w:t xml:space="preserve">. First edition. New York: The Guilford Press.</w:t>
       </w:r>
     </w:p>
-    <w:bookmarkEnd w:id="85"/>
-    <w:bookmarkStart w:id="87" w:name="ref-olfsonHealthcareCoverageService2022"/>
+    <w:bookmarkEnd w:id="80"/>
+    <w:bookmarkStart w:id="82" w:name="ref-olfsonHealthcareCoverageService2022"/>
     <w:p>
       <w:pPr>
         <w:pStyle w:val="Bibliography"/>
@@ -5431,7 +5347,7 @@
       <w:r>
         <w:t xml:space="preserve"> </w:t>
       </w:r>
-      <w:hyperlink r:id="rId86">
+      <w:hyperlink r:id="rId81">
         <w:r>
           <w:rPr>
             <w:rStyle w:val="Hyperlink"/>
@@ -5443,8 +5359,8 @@
         <w:t xml:space="preserve">.</w:t>
       </w:r>
     </w:p>
-    <w:bookmarkEnd w:id="87"/>
-    <w:bookmarkStart w:id="89" w:name="ref-pinedoCurrentReexaminationRacial2019"/>
+    <w:bookmarkEnd w:id="82"/>
+    <w:bookmarkStart w:id="84" w:name="ref-pinedoCurrentReexaminationRacial2019"/>
     <w:p>
       <w:pPr>
         <w:pStyle w:val="Bibliography"/>
@@ -5489,7 +5405,7 @@
       <w:r>
         <w:t xml:space="preserve"> </w:t>
       </w:r>
-      <w:hyperlink r:id="rId88">
+      <w:hyperlink r:id="rId83">
         <w:r>
           <w:rPr>
             <w:rStyle w:val="Hyperlink"/>
@@ -5501,8 +5417,8 @@
         <w:t xml:space="preserve">.</w:t>
       </w:r>
     </w:p>
-    <w:bookmarkEnd w:id="89"/>
-    <w:bookmarkStart w:id="90" w:name="Xa6ef1c5c979e7476d6234b79f6a74545fbd7694"/>
+    <w:bookmarkEnd w:id="84"/>
+    <w:bookmarkStart w:id="85" w:name="Xa6ef1c5c979e7476d6234b79f6a74545fbd7694"/>
     <w:p>
       <w:pPr>
         <w:pStyle w:val="Bibliography"/>
@@ -5545,8 +5461,8 @@
         <w:t xml:space="preserve">58 (1): 7–29.</w:t>
       </w:r>
     </w:p>
-    <w:bookmarkEnd w:id="90"/>
-    <w:bookmarkStart w:id="92" w:name="Xd4c1d027f60920f356af6131267e679804e946e"/>
+    <w:bookmarkEnd w:id="85"/>
+    <w:bookmarkStart w:id="87" w:name="Xd4c1d027f60920f356af6131267e679804e946e"/>
     <w:p>
       <w:pPr>
         <w:pStyle w:val="Bibliography"/>
@@ -5591,7 +5507,7 @@
       <w:r>
         <w:t xml:space="preserve"> </w:t>
       </w:r>
-      <w:hyperlink r:id="rId91">
+      <w:hyperlink r:id="rId86">
         <w:r>
           <w:rPr>
             <w:rStyle w:val="Hyperlink"/>
@@ -5603,8 +5519,8 @@
         <w:t xml:space="preserve">.</w:t>
       </w:r>
     </w:p>
-    <w:bookmarkEnd w:id="92"/>
-    <w:bookmarkStart w:id="94" w:name="ref-waltersUsingMachineLearning2021"/>
+    <w:bookmarkEnd w:id="87"/>
+    <w:bookmarkStart w:id="89" w:name="ref-waltersUsingMachineLearning2021"/>
     <w:p>
       <w:pPr>
         <w:pStyle w:val="Bibliography"/>
@@ -5637,7 +5553,7 @@
       <w:r>
         <w:t xml:space="preserve"> </w:t>
       </w:r>
-      <w:hyperlink r:id="rId93">
+      <w:hyperlink r:id="rId88">
         <w:r>
           <w:rPr>
             <w:rStyle w:val="Hyperlink"/>
@@ -5649,8 +5565,8 @@
         <w:t xml:space="preserve">.</w:t>
       </w:r>
     </w:p>
-    <w:bookmarkEnd w:id="94"/>
-    <w:bookmarkStart w:id="96" w:name="X4446e184b7dd55a61fd406499f32542fdcf24b5"/>
+    <w:bookmarkEnd w:id="89"/>
+    <w:bookmarkStart w:id="91" w:name="X4446e184b7dd55a61fd406499f32542fdcf24b5"/>
     <w:p>
       <w:pPr>
         <w:pStyle w:val="Bibliography"/>
@@ -5695,7 +5611,7 @@
       <w:r>
         <w:t xml:space="preserve"> </w:t>
       </w:r>
-      <w:hyperlink r:id="rId95">
+      <w:hyperlink r:id="rId90">
         <w:r>
           <w:rPr>
             <w:rStyle w:val="Hyperlink"/>
@@ -5707,8 +5623,8 @@
         <w:t xml:space="preserve">.</w:t>
       </w:r>
     </w:p>
-    <w:bookmarkEnd w:id="96"/>
-    <w:bookmarkStart w:id="98" w:name="X254a0f87701f835b5365990b3eba45be7dca59c"/>
+    <w:bookmarkEnd w:id="91"/>
+    <w:bookmarkStart w:id="93" w:name="X254a0f87701f835b5365990b3eba45be7dca59c"/>
     <w:p>
       <w:pPr>
         <w:pStyle w:val="Bibliography"/>
@@ -5792,7 +5708,7 @@
       <w:r>
         <w:t xml:space="preserve"> </w:t>
       </w:r>
-      <w:hyperlink r:id="rId97">
+      <w:hyperlink r:id="rId92">
         <w:r>
           <w:rPr>
             <w:rStyle w:val="Hyperlink"/>
@@ -5804,8 +5720,8 @@
         <w:t xml:space="preserve">.</w:t>
       </w:r>
     </w:p>
-    <w:bookmarkEnd w:id="98"/>
-    <w:bookmarkStart w:id="100" w:name="Xb35ee182d565575e339a0170868456c1684f821"/>
+    <w:bookmarkEnd w:id="93"/>
+    <w:bookmarkStart w:id="95" w:name="Xb35ee182d565575e339a0170868456c1684f821"/>
     <w:p>
       <w:pPr>
         <w:pStyle w:val="Bibliography"/>
@@ -5856,7 +5772,7 @@
       <w:r>
         <w:t xml:space="preserve"> </w:t>
       </w:r>
-      <w:hyperlink r:id="rId99">
+      <w:hyperlink r:id="rId94">
         <w:r>
           <w:rPr>
             <w:rStyle w:val="Hyperlink"/>
@@ -5868,8 +5784,8 @@
         <w:t xml:space="preserve">.</w:t>
       </w:r>
     </w:p>
-    <w:bookmarkEnd w:id="100"/>
-    <w:bookmarkStart w:id="102" w:name="ref-wyantMachineLearningModels2023"/>
+    <w:bookmarkEnd w:id="95"/>
+    <w:bookmarkStart w:id="97" w:name="ref-wyantMachineLearningModels2023"/>
     <w:p>
       <w:pPr>
         <w:pStyle w:val="Bibliography"/>
@@ -5899,7 +5815,7 @@
       <w:r>
         <w:t xml:space="preserve"> </w:t>
       </w:r>
-      <w:hyperlink r:id="rId101">
+      <w:hyperlink r:id="rId96">
         <w:r>
           <w:rPr>
             <w:rStyle w:val="Hyperlink"/>
@@ -5911,10 +5827,10 @@
         <w:t xml:space="preserve">.</w:t>
       </w:r>
     </w:p>
-    <w:bookmarkEnd w:id="102"/>
-    <w:bookmarkEnd w:id="103"/>
-    <w:bookmarkEnd w:id="104"/>
-    <w:bookmarkEnd w:id="105"/>
+    <w:bookmarkEnd w:id="97"/>
+    <w:bookmarkEnd w:id="98"/>
+    <w:bookmarkEnd w:id="99"/>
+    <w:bookmarkEnd w:id="100"/>
     <w:sectPr/>
   </w:body>
 </w:document>

--- a/docs/index.docx
+++ b/docs/index.docx
@@ -522,11 +522,12 @@
       <w:r>
         <w:t xml:space="preserve">. Thus, it can serve as an important signal for predicting substance use outcomes and interpreting clinically relevant features over a sustained period.</w:t>
       </w:r>
-    </w:p>
-    <w:p>
-      <w:pPr>
-        <w:pStyle w:val="BodyText"/>
-      </w:pPr>
+      <w:r>
+        <w:t xml:space="preserve"> </w:t>
+      </w:r>
+      <w:r>
+        <w:t xml:space="preserve"> </w:t>
+      </w:r>
       <w:r>
         <w:t xml:space="preserve">Promising preliminary work suggests it is possible to build EMA models that predict immediate lapses back to substance use</w:t>
       </w:r>
@@ -646,7 +647,19 @@
         <w:pStyle w:val="FirstParagraph"/>
       </w:pPr>
       <w:r>
-        <w:t xml:space="preserve">We recruited 151 participants in early recovery (1-8 weeks of abstinence) from moderate to severe alcohol use disorder in Madison, Wisconsin, US for a three month longitudinal study. This sample size was determined based on traditional power analysis methods for logistic regression</w:t>
+        <w:t xml:space="preserve">We recruited participants in early recovery (1-8 weeks of abstinence) from moderate to severe alcohol use disorder in Madison, Wisconsin, US for a three month longitudinal study. One hundred fifty one participants were included in our analyses. We used data from all participants included in our previous study (see</w:t>
+      </w:r>
+      <w:r>
+        <w:t xml:space="preserve"> </w:t>
+      </w:r>
+      <w:r>
+        <w:t xml:space="preserve">(Wyant et al. n.d.)</w:t>
+      </w:r>
+      <w:r>
+        <w:t xml:space="preserve"> </w:t>
+      </w:r>
+      <w:r>
+        <w:t xml:space="preserve">for enrollment and disposition information). This sample size was determined based on traditional power analysis methods for logistic regression</w:t>
       </w:r>
       <w:r>
         <w:t xml:space="preserve"> </w:t>
@@ -658,7 +671,7 @@
         <w:t xml:space="preserve"> </w:t>
       </w:r>
       <w:r>
-        <w:t xml:space="preserve">because comparable approaches for machine learning models have not yet been validated. Participants were recruited through print and targeted digital advertisements and partnerships with treatment centers. We required participants:</w:t>
+        <w:t xml:space="preserve">because comparable approaches for machine learning models have not yet been validated. Participants were recruited through print and targeted digital advertisements and partnerships with treatment centers. We required that participants:</w:t>
       </w:r>
     </w:p>
     <w:p>
@@ -907,10 +920,7 @@
         <w:t xml:space="preserve"> </w:t>
       </w:r>
       <w:r>
-        <w:t xml:space="preserve">if no alcohol use occurred within that window +/- 24 hours</w:t>
-      </w:r>
-      <w:r>
-        <w:t xml:space="preserve">. If no alcohol use occurred within the window but did occur within 24 hours of the start or end of the window, the window was excluded.</w:t>
+        <w:t xml:space="preserve">if no alcohol use occurred within that window +/- 24 hours. If no alcohol use occurred within the window but did occur within 24 hours of the start or end of the window, the window was excluded.</w:t>
       </w:r>
     </w:p>
     <w:p>
@@ -945,9 +955,6 @@
       </w:pPr>
       <w:r>
         <w:t xml:space="preserve">A total of 279 features were derived from two data sources:</w:t>
-      </w:r>
-      <w:r>
-        <w:t xml:space="preserve"> </w:t>
       </w:r>
     </w:p>
     <w:p>
@@ -983,13 +990,7 @@
         <w:t xml:space="preserve">Previous EMA responses</w:t>
       </w:r>
       <w:r>
-        <w:t xml:space="preserve">: We created raw EMA and change features for varying scoring epochs (i.e., 12, 24, 48, 72, and 168 hours) before the start of the prediction window for all EMA items. Raw features included min, max, and median scores for each EMA item across all EMAs in each epoch for that participant. We calculated change features by subtracting the participants’ overall mean score for each EMA item (using all EMAs collected before the start of the prediction window) from the associated raw feature. We also created raw and change features based on the most recent response for each EMA question</w:t>
-      </w:r>
-      <w:r>
-        <w:t xml:space="preserve"> </w:t>
-      </w:r>
-      <w:r>
-        <w:t xml:space="preserve">and raw and change rate features from previously reported lapses and number of completed EMAs.</w:t>
+        <w:t xml:space="preserve">: We created raw EMA and change features for varying scoring epochs (i.e., 12, 24, 48, 72, and 168 hours) before the start of the prediction window for all EMA items. Raw features included min, max, and median scores for each EMA item across all EMAs in each epoch for that participant. We calculated change features by subtracting the participants’ overall mean score for each EMA item (using all EMAs collected before the start of the prediction window) from the associated raw feature. We also created raw and change features based on the most recent response for each EMA question and raw and change rate features from previously reported lapses and number of completed EMAs.</w:t>
       </w:r>
     </w:p>
     <w:p>
@@ -1238,7 +1239,7 @@
         <w:pStyle w:val="FirstParagraph"/>
       </w:pPr>
       <w:r>
-        <w:t xml:space="preserve">We calculated Shapley values</w:t>
+        <w:t xml:space="preserve">We calculated Shapley values in log-odds units for binary classification models from the 30 test sets to provide a description of the importance of categories of features across our five models</w:t>
       </w:r>
       <w:r>
         <w:t xml:space="preserve"> </w:t>
@@ -1247,13 +1248,7 @@
         <w:t xml:space="preserve">(Lundberg and Lee 2017)</w:t>
       </w:r>
       <w:r>
-        <w:t xml:space="preserve"> </w:t>
-      </w:r>
-      <w:r>
-        <w:t xml:space="preserve">from the 30 test sets to provide a description of the importance of categories of features across our five models. We used the SHAPforxgboost package that provides Shapley values in log-odds units for binary classification models</w:t>
-      </w:r>
-      <w:r>
-        <w:t xml:space="preserve">. We averaged the three Shapley values for each observation for each feature (i.e., across the three repeats) to increase their stability. An inherent property of Shapley values is their additivity, allowing us to combine features into feature categories. We created separate feature categories for each of the nine EMA questions, the rates of past alcohol use and missing surveys, the time of day and day of the week of the start of the prediction window, and the seven demographic variables included in the models. We calculated global importance for each feature category by averaging the absolute value of the Shapley values of all features in the category across all observations. These global importance scores based on Shapley values allow us to contextualize relative feature importance for each model.</w:t>
+        <w:t xml:space="preserve">. We averaged the three Shapley values for each observation for each feature (i.e., across the three repeats) to increase their stability. An inherent property of Shapley values is their additivity, allowing us to combine features into feature categories. We created separate feature categories for each of the nine EMA questions, the rates of past alcohol use and missing surveys, the time of day and day of the week of the start of the prediction window, and the seven demographic variables included in the models. We calculated the local (i.e., for each observation) importance for each category of features by adding Shapley values across all features in a category, separately for each observation. We calculated global importance for each feature category by averaging the absolute value of the Shapley values of all features in the category across all observations. These local and global importance scores based on Shapley values allow us to contextualize relative feature importance for each model.</w:t>
       </w:r>
     </w:p>
     <w:bookmarkEnd w:id="37"/>
@@ -1281,26 +1276,6 @@
     <w:p>
       <w:pPr>
         <w:pStyle w:val="FirstParagraph"/>
-      </w:pPr>
-      <w:r>
-        <w:t xml:space="preserve">One hundred fifty one participants were included in our analyses. We used data from all participants included in our previous study (see</w:t>
-      </w:r>
-      <w:r>
-        <w:t xml:space="preserve"> </w:t>
-      </w:r>
-      <w:r>
-        <w:t xml:space="preserve">(Wyant et al. n.d.)</w:t>
-      </w:r>
-      <w:r>
-        <w:t xml:space="preserve"> </w:t>
-      </w:r>
-      <w:r>
-        <w:t xml:space="preserve">for enrollment and disposition information).</w:t>
-      </w:r>
-    </w:p>
-    <w:p>
-      <w:pPr>
-        <w:pStyle w:val="BodyText"/>
       </w:pPr>
       <w:r>
         <w:t xml:space="preserve">There were approximately equal numbers of men (N=77; 51.0%) and women (N=74; 49.0%) who ranged in age from 21 - 72 years old. The sample was majority White (N=131; 86.8%) and non-Hispanic (N=147; 97.4%). Participants self-reported a median of 9.0 DSM-5 symptoms of AUD (mean=8.9; SD=1.9; range=4.0-11.0). Most participants (N=84; 55.6%) reported one or more lapses during participation. The median number of lapses per participant while on-study was 1.0 (mean=6.8; SD = 12.0; range=0.0-75.0).</w:t>

--- a/docs/index.docx
+++ b/docs/index.docx
@@ -4450,7 +4450,7 @@
             <w:r>
               <w:drawing>
                 <wp:inline>
-                  <wp:extent cx="5334000" cy="3810000"/>
+                  <wp:extent cx="5334000" cy="4191000"/>
                   <wp:effectExtent b="0" l="0" r="0" t="0"/>
                   <wp:docPr descr="" title="" id="55" name="Picture"/>
                   <a:graphic>
@@ -4471,7 +4471,7 @@
                         <pic:spPr bwMode="auto">
                           <a:xfrm>
                             <a:off x="0" y="0"/>
-                            <a:ext cx="5334000" cy="3810000"/>
+                            <a:ext cx="5334000" cy="4191000"/>
                           </a:xfrm>
                           <a:prstGeom prst="rect">
                             <a:avLst/>

--- a/docs/index.docx
+++ b/docs/index.docx
@@ -908,7 +908,7 @@
             <w:r>
               <w:drawing>
                 <wp:inline>
-                  <wp:extent cx="5334000" cy="3001125"/>
+                  <wp:extent cx="5334000" cy="2528093"/>
                   <wp:effectExtent b="0" l="0" r="0" t="0"/>
                   <wp:docPr descr="" title="" id="30" name="Picture"/>
                   <a:graphic>
@@ -929,7 +929,7 @@
                         <pic:spPr bwMode="auto">
                           <a:xfrm>
                             <a:off x="0" y="0"/>
-                            <a:ext cx="5334000" cy="3001125"/>
+                            <a:ext cx="5334000" cy="2528093"/>
                           </a:xfrm>
                           <a:prstGeom prst="rect">
                             <a:avLst/>
@@ -958,7 +958,7 @@
               <w:pStyle w:val="ImageCaption"/>
             </w:pPr>
             <w:r>
-              <w:t xml:space="preserve">Figure 1: Add description.</w:t>
+              <w:t xml:space="preserve">Figure 1: We used all available data up until the prediction timepoint to generate features using varying scoring epochs. Prediction timepoints rolled forward hour-by-hour (Pannel A). Prediction windows were 1 week wide. A prediction window started immediately after the prediction timepoint (0 lag) or was lagged by 24, 72, 168, or 336 hours (Pannel B).</w:t>
             </w:r>
           </w:p>
           <w:bookmarkEnd w:id="32"/>

--- a/docs/index.docx
+++ b/docs/index.docx
@@ -149,7 +149,7 @@
         <w:pStyle w:val="Date"/>
       </w:pPr>
       <w:r>
-        <w:t xml:space="preserve">2024-07-30</w:t>
+        <w:t xml:space="preserve">2024-07-31</w:t>
       </w:r>
     </w:p>
     <w:p>
@@ -908,7 +908,7 @@
             <w:r>
               <w:drawing>
                 <wp:inline>
-                  <wp:extent cx="5334000" cy="2528093"/>
+                  <wp:extent cx="5334000" cy="5906286"/>
                   <wp:effectExtent b="0" l="0" r="0" t="0"/>
                   <wp:docPr descr="" title="" id="30" name="Picture"/>
                   <a:graphic>
@@ -929,7 +929,7 @@
                         <pic:spPr bwMode="auto">
                           <a:xfrm>
                             <a:off x="0" y="0"/>
-                            <a:ext cx="5334000" cy="2528093"/>
+                            <a:ext cx="5334000" cy="5906286"/>
                           </a:xfrm>
                           <a:prstGeom prst="rect">
                             <a:avLst/>
@@ -958,7 +958,7 @@
               <w:pStyle w:val="ImageCaption"/>
             </w:pPr>
             <w:r>
-              <w:t xml:space="preserve">Figure 1: We used all available data up until the prediction timepoint to generate features using varying scoring epochs. Prediction timepoints rolled forward hour-by-hour (Pannel A). Prediction windows were 1 week wide. A prediction window started immediately after the prediction timepoint (0 lag) or was lagged by 24, 72, 168, or 336 hours (Pannel B).</w:t>
+              <w:t xml:space="preserve">Figure 1: We used all available data up until the prediction timepoint to generate features using varying scoring epochs. Prediction timepoints rolled forward hour-by-hour (Panel A). Prediction windows were 1 week wide. A prediction window started immediately after the prediction timepoint (0 lag) or was lagged by 24, 72, 168, or 336 hours (Panel B).</w:t>
             </w:r>
           </w:p>
           <w:bookmarkEnd w:id="32"/>

--- a/docs/index.docx
+++ b/docs/index.docx
@@ -544,7 +544,7 @@
         <w:t xml:space="preserve"> </w:t>
       </w:r>
       <w:r>
-        <w:t xml:space="preserve">(Wyant et al. n.d.)</w:t>
+        <w:t xml:space="preserve">(Wyant et al. 2024)</w:t>
       </w:r>
       <w:r>
         <w:t xml:space="preserve">. We also characterized the relative importance of features contributing to these risk probabilities for specific individuals at specific moments in time. These models are well-suited to make algorithm-guided recommendations to address immediate risks - for example, recommending a coping with craving activity when someone has increased craving, or recommending a guided relaxation video when someone is reporting recent stressful events. Importantly, these supports can be available 24/7 (e.g., in a digital therapeutic) for an individual, allowing them to take action right away.</w:t>
@@ -585,7 +585,7 @@
         <w:t xml:space="preserve"> </w:t>
       </w:r>
       <w:r>
-        <w:t xml:space="preserve">(Wyant et al. n.d.)</w:t>
+        <w:t xml:space="preserve">(Wyant et al. 2024)</w:t>
       </w:r>
       <w:r>
         <w:t xml:space="preserve"> </w:t>
@@ -595,7 +595,7 @@
       </w:r>
     </w:p>
     <w:bookmarkEnd w:id="21"/>
-    <w:bookmarkStart w:id="45" w:name="methods"/>
+    <w:bookmarkStart w:id="46" w:name="methods"/>
     <w:p>
       <w:pPr>
         <w:pStyle w:val="Heading1"/>
@@ -653,7 +653,7 @@
         <w:t xml:space="preserve"> </w:t>
       </w:r>
       <w:r>
-        <w:t xml:space="preserve">(Wyant et al. n.d.)</w:t>
+        <w:t xml:space="preserve">(Wyant et al. 2024)</w:t>
       </w:r>
       <w:r>
         <w:t xml:space="preserve"> </w:t>
@@ -831,7 +831,7 @@
     </w:p>
     <w:bookmarkEnd w:id="27"/>
     <w:bookmarkEnd w:id="28"/>
-    <w:bookmarkStart w:id="44" w:name="data-analytic-strategy"/>
+    <w:bookmarkStart w:id="45" w:name="data-analytic-strategy"/>
     <w:p>
       <w:pPr>
         <w:pStyle w:val="Heading2"/>
@@ -891,7 +891,7 @@
         <w:t xml:space="preserve"> </w:t>
       </w:r>
       <w:r>
-        <w:t xml:space="preserve">shows how we established prediction timepoints, windows, and lags.</w:t>
+        <w:t xml:space="preserve">shows how we established prediction time points, windows, and lags.</w:t>
       </w:r>
     </w:p>
     <w:p>
@@ -899,7 +899,7 @@
         <w:pStyle w:val="BodyText"/>
       </w:pPr>
       <w:r>
-        <w:t xml:space="preserve">All available data up until a timepoint was used to generate model predictions. Prediction timepoints were updated hourly (Panel A). The first prediction timepoint each participant was 24 hours from midnight on their study start date. This ensured at least 24 hours of past EMAs for future lapse prediction at these first timepoints. Subsequent timepoints for each participant repeatedly rolled hour-by-hour until the end of their study participation.</w:t>
+        <w:t xml:space="preserve">All available data up until a time point was used to generate model predictions. Prediction time points were updated hourly (Panel A). The first prediction time point each participant was 24 hours from midnight on their study start date. This ensured at least 24 hours of past EMAs for future lapse prediction at these first time points. Subsequent time points for each participant repeatedly rolled hour-by-hour until the end of their study participation.</w:t>
       </w:r>
     </w:p>
     <w:p>
@@ -907,7 +907,7 @@
         <w:pStyle w:val="BodyText"/>
       </w:pPr>
       <w:r>
-        <w:t xml:space="preserve">The prediction window width was one week. Prediction windows rolled forward hour-by-hour with the prediction timepoint (Panel B). There were five possible lag times between the prediction timepoint and start of the prediction window. A prediction window started immediately after the prediction timepoint (0 lag) or was lagged by 24, 72, 168, or 336 hours.</w:t>
+        <w:t xml:space="preserve">The prediction window width was one week. Prediction windows rolled forward hour-by-hour with the prediction time point (Panel B). There were five possible lag times between the prediction time point and start of the prediction window. A prediction window started immediately after the prediction time point (0 lag) or was lagged by 24, 72, 168, or 336 hours.</w:t>
       </w:r>
     </w:p>
     <w:p>
@@ -915,7 +915,7 @@
         <w:pStyle w:val="BodyText"/>
       </w:pPr>
       <w:r>
-        <w:t xml:space="preserve">Therefore our models provided hour-by-hour probabilities of an alcohol lapse in the next week lagged to different times into the future (no lag or 24 hour, 72 hour, 168 hour, or 336 hour lagged predictions).</w:t>
+        <w:t xml:space="preserve">Therefore our models provided hour-by-hour probabilities of an alcohol lapse in the next week pushed forward at different times into the future (no lag or 24 hour, 72 hour, 168 hour, or 336 hour lagged predictions).</w:t>
       </w:r>
     </w:p>
     <w:tbl>
@@ -940,14 +940,14 @@
             <w:r>
               <w:drawing>
                 <wp:inline>
-                  <wp:extent cx="5334000" cy="5027532"/>
+                  <wp:extent cx="5334000" cy="4360157"/>
                   <wp:effectExtent b="0" l="0" r="0" t="0"/>
                   <wp:docPr descr="" title="" id="30" name="Picture"/>
                   <a:graphic>
                     <a:graphicData uri="http://schemas.openxmlformats.org/drawingml/2006/picture">
                       <pic:pic>
                         <pic:nvPicPr>
-                          <pic:cNvPr descr="index_files/figure-docx/notebooks-methods_figure-fig-methods-output-1.jpeg" id="31" name="Picture"/>
+                          <pic:cNvPr descr="index_files/figure-docx/notebooks-mak_figures-fig-methods-output-1.jpeg" id="31" name="Picture"/>
                           <pic:cNvPicPr>
                             <a:picLocks noChangeArrowheads="1" noChangeAspect="1"/>
                           </pic:cNvPicPr>
@@ -961,7 +961,7 @@
                         <pic:spPr bwMode="auto">
                           <a:xfrm>
                             <a:off x="0" y="0"/>
-                            <a:ext cx="5334000" cy="5027532"/>
+                            <a:ext cx="5334000" cy="4360157"/>
                           </a:xfrm>
                           <a:prstGeom prst="rect">
                             <a:avLst/>
@@ -1019,7 +1019,7 @@
             <w:rStyle w:val="Hyperlink"/>
             <w:vertAlign w:val="subscript"/>
           </w:rPr>
-          <w:t xml:space="preserve">Read in Methods Figure</w:t>
+          <w:t xml:space="preserve">Make All Figures for Main Manuscript</w:t>
         </w:r>
       </w:hyperlink>
     </w:p>
@@ -1152,7 +1152,7 @@
       </w:r>
     </w:p>
     <w:bookmarkEnd w:id="36"/>
-    <w:bookmarkStart w:id="43" w:name="model-training-and-evaluation"/>
+    <w:bookmarkStart w:id="44" w:name="model-training-and-evaluation"/>
     <w:p>
       <w:pPr>
         <w:pStyle w:val="Heading3"/>
@@ -1255,13 +1255,13 @@
       </w:r>
     </w:p>
     <w:bookmarkEnd w:id="38"/>
-    <w:bookmarkStart w:id="39" w:name="X974bf4ee3860cae555b77181ab37299cca415d9"/>
+    <w:bookmarkStart w:id="40" w:name="bayesian-model"/>
     <w:p>
       <w:pPr>
         <w:pStyle w:val="Heading4"/>
       </w:pPr>
       <w:r>
-        <w:t xml:space="preserve">Bayesian Model Evaluation and Comparisons</w:t>
+        <w:t xml:space="preserve">Bayesian Model</w:t>
       </w:r>
     </w:p>
     <w:p>
@@ -1269,23 +1269,21 @@
         <w:pStyle w:val="FirstParagraph"/>
       </w:pPr>
       <w:r>
+        <w:t xml:space="preserve">We used a Bayesian hierarchical generalized linear model to estimate the posterior probability distributions and 95% Bayesian credible intervals (CIs) for the five best models (no lag and 24 hour, 72 hour, 168 hour, and 336 hour lagged predictions) from our 30 held-out test sets. We set two random intercepts: one for the repeat, and another for the fold nested within repeat. auROCs were transformed using the logit function and regressed as a function of model contrast. We specified two sets of contrasts for model comparisons. The first set compared each lagged model to the baseline model (0 lag vs. 24 hour lag, 0 lag vs. 72 hour lag, 0 lag vs. 168 lag, 0 lag vs. 336 lag). The second set compared adjacently lagged models (24 hour lag vs. 72 hour lag, 72 hour lag vs. 168 hour lag, 168 hour lag vs. 336 hour lag).</w:t>
+      </w:r>
+    </w:p>
+    <w:p>
+      <w:pPr>
+        <w:pStyle w:val="BodyText"/>
+      </w:pPr>
+      <w:r>
         <w:t xml:space="preserve">Bayesian analyses were accomplished using the tidyposterior</w:t>
       </w:r>
       <w:r>
         <w:t xml:space="preserve"> </w:t>
       </w:r>
       <w:r>
-        <w:t xml:space="preserve">(</w:t>
-      </w:r>
-      <w:r>
-        <w:rPr>
-          <w:b/>
-          <w:bCs/>
-        </w:rPr>
-        <w:t xml:space="preserve">kuhnTidyposteriorBayesianAnalysis2022?</w:t>
-      </w:r>
-      <w:r>
-        <w:t xml:space="preserve">)</w:t>
+        <w:t xml:space="preserve">(Kuhn 2022)</w:t>
       </w:r>
       <w:r>
         <w:t xml:space="preserve"> </w:t>
@@ -1297,17 +1295,7 @@
         <w:t xml:space="preserve"> </w:t>
       </w:r>
       <w:r>
-        <w:t xml:space="preserve">(</w:t>
-      </w:r>
-      <w:r>
-        <w:rPr>
-          <w:b/>
-          <w:bCs/>
-        </w:rPr>
-        <w:t xml:space="preserve">goodrichRstanarmBayesianApplied2023?</w:t>
-      </w:r>
-      <w:r>
-        <w:t xml:space="preserve">)</w:t>
+        <w:t xml:space="preserve">(Goodrich et al. 2023)</w:t>
       </w:r>
       <w:r>
         <w:t xml:space="preserve"> </w:t>
@@ -1319,142 +1307,100 @@
         <w:t xml:space="preserve"> </w:t>
       </w:r>
       <w:r>
-        <w:t xml:space="preserve">(</w:t>
-      </w:r>
-      <w:r>
-        <w:rPr>
-          <w:b/>
-          <w:bCs/>
-        </w:rPr>
-        <w:t xml:space="preserve">rstudioteamRStudioIntegratedDevelopment2020?</w:t>
-      </w:r>
-      <w:r>
-        <w:t xml:space="preserve">;</w:t>
-      </w:r>
-      <w:r>
-        <w:t xml:space="preserve"> </w:t>
-      </w:r>
-      <w:r>
-        <w:rPr>
-          <w:b/>
-          <w:bCs/>
-        </w:rPr>
-        <w:t xml:space="preserve">gabryPriorDistributionsRstanarm2023?</w:t>
-      </w:r>
-      <w:r>
-        <w:t xml:space="preserve">)</w:t>
-      </w:r>
-      <w:r>
-        <w:t xml:space="preserve">, we used the rstanarm default autoscaled, weakly informative, data-dependent priors that take into account the order of magnitude of the variables to provide some regularization to stabilize computation and avoid over-fitting. Specifically, the priors were set as follows: residual standard deviation ~ normal(location=0, scale=exp(2)), intercept (after centering predictors) ~ normal(location=2.3, scale=1.3), the two coefficients for window width contrasts ~ normal (location=0, scale=2.69), and covariance ~ decov(regularization=1, concentration=1, shape=1, scale=1).</w:t>
-      </w:r>
-    </w:p>
-    <w:p>
-      <w:pPr>
-        <w:pStyle w:val="BodyText"/>
-      </w:pPr>
-      <w:r>
-        <w:t xml:space="preserve">We used a Bayesian hierarchical generalized linear model to estimate the posterior probability distributions and 95% Bayesian credible intervals (CIs) for auROC for the five best models (no lag and 24 hour, 72 hour, 168 hour, and 336 hour lagged predictions) on the 30 held-out test sets. The median posterior probability for auROC represents our best estimate for the magnitude of the auROC parameter for each model. If the confidence intervals do not contain .5 (chance performance), this suggests our model is capturing signal in the data.</w:t>
-      </w:r>
-    </w:p>
-    <w:p>
-      <w:pPr>
-        <w:pStyle w:val="BodyText"/>
-      </w:pPr>
-      <w:r>
-        <w:t xml:space="preserve">We performed two sets of Bayesian model comparisons. First, we compared each lagged model to our baseline model (no lag)</w:t>
-      </w:r>
-      <w:r>
-        <w:t xml:space="preserve"> </w:t>
-      </w:r>
-      <w:r>
-        <w:t xml:space="preserve">(Wyant et al. n.d.)</w:t>
-      </w:r>
-      <w:r>
-        <w:t xml:space="preserve">. We have demonstrated previously that our baseline model performs well. These comparisons show whether we can predict lapses with similar performance with varying lags (i.e., no lag vs. 24 hours, no lag vs. 72 hours, no lag vs. 168 hours, no lag vs. 336 hours).</w:t>
-      </w:r>
-    </w:p>
-    <w:p>
-      <w:pPr>
-        <w:pStyle w:val="BodyText"/>
-      </w:pPr>
-      <w:r>
-        <w:t xml:space="preserve">Second, we compared each adjacent lagged model (i.e., 24 hours vs 72 hours, 72 hours vs. 168 hours, and 168 hours vs. 336 hours). These comparisons allow us to determine the probability that the lagged models systematically differed as predictions were made further into the future.</w:t>
-      </w:r>
-    </w:p>
-    <w:p>
-      <w:pPr>
-        <w:pStyle w:val="BodyText"/>
-      </w:pPr>
-      <w:r>
-        <w:t xml:space="preserve">For both sets of model comparisons, we determined the probability that the models’ performances differed systematically from each other by regressing the auROCs (logit transformed) from the 30 test sets as a function of the contrast. We set two random intercepts: one for the repeat, and another for the fold within repeat. We also report the precise posterior probability for the difference in auROCs and the 95% Bayesian CIs. If there was a probability &gt; 0.95 that the more lagged model’s performance was worse, we labeled the model contrast as significant.</w:t>
-      </w:r>
-    </w:p>
-    <w:bookmarkEnd w:id="39"/>
-    <w:bookmarkStart w:id="41" w:name="fairness-benchmarks"/>
-    <w:p>
-      <w:pPr>
-        <w:pStyle w:val="Heading4"/>
-      </w:pPr>
-      <w:r>
-        <w:t xml:space="preserve">Fairness Benchmarks</w:t>
-      </w:r>
-    </w:p>
-    <w:p>
-      <w:pPr>
-        <w:pStyle w:val="FirstParagraph"/>
-      </w:pPr>
-      <w:r>
-        <w:t xml:space="preserve">We aim for the responsible and transparent reporting of model performance and clinical utility. In these efforts, we calculated the median posterior probability and 95% Bayesian CI for auROC for each model separately for three dichotomized demographic groups with potential disparities in access to substance use treatment - race and ethnicity (non-Hispanic White vs. non-White)</w:t>
-      </w:r>
-      <w:r>
-        <w:t xml:space="preserve"> </w:t>
-      </w:r>
-      <w:r>
-        <w:t xml:space="preserve">(Pinedo 2019; Kilaru et al. 2020)</w:t>
-      </w:r>
-      <w:r>
-        <w:t xml:space="preserve">, income (above poverty vs. below poverty)</w:t>
-      </w:r>
-      <w:r>
-        <w:t xml:space="preserve"> </w:t>
-      </w:r>
-      <w:r>
-        <w:t xml:space="preserve">(Olfson et al. 2022)</w:t>
-      </w:r>
-      <w:r>
-        <w:t xml:space="preserve">, and sex at birth (male vs. female)</w:t>
-      </w:r>
-      <w:r>
-        <w:t xml:space="preserve"> </w:t>
-      </w:r>
-      <w:r>
-        <w:t xml:space="preserve">(Greenfield et al. 2007; Kilaru et al. 2020)</w:t>
-      </w:r>
-      <w:r>
-        <w:t xml:space="preserve">.</w:t>
-      </w:r>
-    </w:p>
-    <w:p>
-      <w:pPr>
-        <w:pStyle w:val="BodyText"/>
-      </w:pPr>
-      <w:r>
-        <w:t xml:space="preserve">We also acknowledge that models that work for only a subset of people, if implemented, could widen existing treatment disparities. We conducted Bayesian group comparisons to assess the likelihood that the model performs differently by group. We report the median difference and range in posterior probabilities across all models. The median auROC and Bayesian CIs are reported separately by group and model in the supplement.</w:t>
+        <w:t xml:space="preserve">(RStudio Team 2020; Gabry and Goodrich 2023)</w:t>
+      </w:r>
+      <w:r>
+        <w:t xml:space="preserve">, we used the rstanarm default autoscaled, weakly informative, data-dependent priors that take into account the order of magnitude of the variables to provide some regularization to stabilize computation and avoid over-fitting.</w:t>
       </w:r>
       <w:r>
         <w:rPr>
           <w:rStyle w:val="FootnoteReference"/>
         </w:rPr>
-        <w:footnoteReference w:id="40"/>
-      </w:r>
-    </w:p>
-    <w:bookmarkEnd w:id="41"/>
-    <w:bookmarkStart w:id="42" w:name="feature-importance"/>
+        <w:footnoteReference w:id="39"/>
+      </w:r>
+    </w:p>
+    <w:p>
+      <w:pPr>
+        <w:pStyle w:val="BodyText"/>
+      </w:pPr>
+      <w:r>
+        <w:t xml:space="preserve">From the Bayesian model we obtained the posterior distribution (transformed back from logit) and Bayeisan CIs for overall model evaluation. To evaluate our models’ overall performance we report the median posterior probability for auROC and Bayesian CIs. This represents our best estimate for the magnitude of the auROC parameter for each model. If the confidence intervals do not contain .5 (chance performance), this suggests our model is capturing signal in the data.</w:t>
+      </w:r>
+    </w:p>
+    <w:p>
+      <w:pPr>
+        <w:pStyle w:val="BodyText"/>
+      </w:pPr>
+      <w:r>
+        <w:t xml:space="preserve">We then conducted Bayesian model comparisons using our two sets of contrasts - baseline and adjacent lags. For both model comparisons, we determined the probability that the models’ performances differed systematically from each other. We also report the precise posterior probability for the difference in auROCs and the 95% Bayesian CIs. If there was a probability &gt;.95 that the more lagged model’s performance was worse, we labeled the model contrast as significant.</w:t>
+      </w:r>
+    </w:p>
+    <w:bookmarkEnd w:id="40"/>
+    <w:bookmarkStart w:id="42" w:name="fairness-benchmarks"/>
     <w:p>
       <w:pPr>
         <w:pStyle w:val="Heading4"/>
       </w:pPr>
       <w:r>
+        <w:t xml:space="preserve">Fairness Benchmarks</w:t>
+      </w:r>
+    </w:p>
+    <w:p>
+      <w:pPr>
+        <w:pStyle w:val="FirstParagraph"/>
+      </w:pPr>
+      <w:r>
+        <w:t xml:space="preserve">We aim for the responsible and transparent reporting of model performance and clinical utility. In these efforts, we calculated the median posterior probability and 95% Bayesian CI for auROC for each model separately for three dichotomized demographic groups with potential disparities in access to substance use treatment - race and ethnicity (non-Hispanic White vs. non-White)</w:t>
+      </w:r>
+      <w:r>
+        <w:t xml:space="preserve"> </w:t>
+      </w:r>
+      <w:r>
+        <w:t xml:space="preserve">(Pinedo 2019; Kilaru et al. 2020)</w:t>
+      </w:r>
+      <w:r>
+        <w:t xml:space="preserve">, income (above poverty vs. below poverty)</w:t>
+      </w:r>
+      <w:r>
+        <w:t xml:space="preserve"> </w:t>
+      </w:r>
+      <w:r>
+        <w:t xml:space="preserve">(Olfson et al. 2022)</w:t>
+      </w:r>
+      <w:r>
+        <w:t xml:space="preserve">, and sex at birth (male vs. female)</w:t>
+      </w:r>
+      <w:r>
+        <w:t xml:space="preserve"> </w:t>
+      </w:r>
+      <w:r>
+        <w:t xml:space="preserve">(Greenfield et al. 2007; Kilaru et al. 2020)</w:t>
+      </w:r>
+      <w:r>
+        <w:t xml:space="preserve">.</w:t>
+      </w:r>
+    </w:p>
+    <w:p>
+      <w:pPr>
+        <w:pStyle w:val="BodyText"/>
+      </w:pPr>
+      <w:r>
+        <w:t xml:space="preserve">We also acknowledge that models that work for only a subset of people, if implemented, could widen existing treatment disparities. We conducted Bayesian group comparisons to assess the likelihood that the model performs differently by group. We report the median difference and range in posterior probabilities across all models. The median auROC and Bayesian CIs are reported separately by group and model in the supplement.</w:t>
+      </w:r>
+      <w:r>
+        <w:rPr>
+          <w:rStyle w:val="FootnoteReference"/>
+        </w:rPr>
+        <w:footnoteReference w:id="41"/>
+      </w:r>
+    </w:p>
+    <w:bookmarkEnd w:id="42"/>
+    <w:bookmarkStart w:id="43" w:name="feature-importance"/>
+    <w:p>
+      <w:pPr>
+        <w:pStyle w:val="Heading4"/>
+      </w:pPr>
+      <w:r>
         <w:t xml:space="preserve">Feature Importance</w:t>
       </w:r>
     </w:p>
@@ -1475,11 +1421,11 @@
         <w:t xml:space="preserve">. We averaged the three Shapley values for each observation for each feature (i.e., across the three repeats) to increase their stability. An inherent property of Shapley values is their additivity, allowing us to combine features into feature categories. We created separate feature categories for each of the nine EMA questions, the rates of past alcohol use and missing surveys, the time of day and day of the week of the start of the prediction window, and the seven demographic variables included in the models. We calculated the local (i.e., for each observation) importance for each category of features by adding Shapley values across all features in a category, separately for each observation. We calculated global importance for each feature category by averaging the absolute value of the Shapley values of all features in the category across all observations. These local and global importance scores based on Shapley values allow us to contextualize relative feature importance for each model.</w:t>
       </w:r>
     </w:p>
-    <w:bookmarkEnd w:id="42"/>
     <w:bookmarkEnd w:id="43"/>
     <w:bookmarkEnd w:id="44"/>
     <w:bookmarkEnd w:id="45"/>
-    <w:bookmarkStart w:id="106" w:name="results"/>
+    <w:bookmarkEnd w:id="46"/>
+    <w:bookmarkStart w:id="111" w:name="results"/>
     <w:p>
       <w:pPr>
         <w:pStyle w:val="Heading1"/>
@@ -1488,7 +1434,7 @@
         <w:t xml:space="preserve">Results</w:t>
       </w:r>
     </w:p>
-    <w:bookmarkStart w:id="48" w:name="demographic-and-lapse-characteristics"/>
+    <w:bookmarkStart w:id="49" w:name="demographic-and-lapse-characteristics"/>
     <w:p>
       <w:pPr>
         <w:pStyle w:val="Heading2"/>
@@ -1535,7 +1481,7 @@
       <w:tr>
         <w:tc>
           <w:tcPr/>
-          <w:bookmarkStart w:id="46" w:name="tbl-demohtml"/>
+          <w:bookmarkStart w:id="47" w:name="tbl-demohtml"/>
           <w:p>
             <w:pPr>
               <w:jc w:val="center"/>
@@ -4340,7 +4286,7 @@
               </w:tc>
             </w:tr>
           </w:tbl>
-          <w:bookmarkEnd w:id="46"/>
+          <w:bookmarkEnd w:id="47"/>
           <w:p/>
         </w:tc>
       </w:tr>
@@ -4361,7 +4307,7 @@
         </w:rPr>
         <w:t xml:space="preserve"> </w:t>
       </w:r>
-      <w:hyperlink r:id="rId47">
+      <w:hyperlink r:id="rId48">
         <w:r>
           <w:rPr>
             <w:rStyle w:val="Hyperlink"/>
@@ -4371,8 +4317,8 @@
         </w:r>
       </w:hyperlink>
     </w:p>
-    <w:bookmarkEnd w:id="48"/>
-    <w:bookmarkStart w:id="55" w:name="model-evaluation"/>
+    <w:bookmarkEnd w:id="49"/>
+    <w:bookmarkStart w:id="56" w:name="model-evaluation"/>
     <w:p>
       <w:pPr>
         <w:pStyle w:val="Heading2"/>
@@ -4392,7 +4338,7 @@
         <w:rPr>
           <w:rStyle w:val="FootnoteReference"/>
         </w:rPr>
-        <w:footnoteReference w:id="49"/>
+        <w:footnoteReference w:id="50"/>
       </w:r>
       <w:r>
         <w:t xml:space="preserve"> </w:t>
@@ -4439,7 +4385,7 @@
       <w:tr>
         <w:tc>
           <w:tcPr/>
-          <w:bookmarkStart w:id="53" w:name="fig-1"/>
+          <w:bookmarkStart w:id="54" w:name="fig-1"/>
           <w:p>
             <w:pPr>
               <w:pStyle w:val="Compact"/>
@@ -4450,18 +4396,18 @@
                 <wp:inline>
                   <wp:extent cx="5334000" cy="3810000"/>
                   <wp:effectExtent b="0" l="0" r="0" t="0"/>
-                  <wp:docPr descr="" title="" id="51" name="Picture"/>
+                  <wp:docPr descr="" title="" id="52" name="Picture"/>
                   <a:graphic>
                     <a:graphicData uri="http://schemas.openxmlformats.org/drawingml/2006/picture">
                       <pic:pic>
                         <pic:nvPicPr>
-                          <pic:cNvPr descr="index_files/figure-docx/notebooks-mak_figures-fig-1-output-1.png" id="52" name="Picture"/>
+                          <pic:cNvPr descr="index_files/figure-docx/notebooks-mak_figures-fig-1-output-1.png" id="53" name="Picture"/>
                           <pic:cNvPicPr>
                             <a:picLocks noChangeArrowheads="1" noChangeAspect="1"/>
                           </pic:cNvPicPr>
                         </pic:nvPicPr>
                         <pic:blipFill>
-                          <a:blip r:embed="rId50"/>
+                          <a:blip r:embed="rId51"/>
                           <a:stretch>
                             <a:fillRect/>
                           </a:stretch>
@@ -4501,7 +4447,7 @@
               <w:t xml:space="preserve">Figure 2: Panel A depicts posterior probability for area under ROC curve (auROC) and Bayesian credible intervals by model. Dashed line indicates a model performing at chance. Panel B depicts difference in auROCs by demographic group</w:t>
             </w:r>
           </w:p>
-          <w:bookmarkEnd w:id="53"/>
+          <w:bookmarkEnd w:id="54"/>
         </w:tc>
       </w:tr>
     </w:tbl>
@@ -4521,7 +4467,7 @@
         </w:rPr>
         <w:t xml:space="preserve"> </w:t>
       </w:r>
-      <w:hyperlink r:id="rId54">
+      <w:hyperlink r:id="rId55">
         <w:r>
           <w:rPr>
             <w:rStyle w:val="Hyperlink"/>
@@ -4531,8 +4477,8 @@
         </w:r>
       </w:hyperlink>
     </w:p>
-    <w:bookmarkEnd w:id="55"/>
-    <w:bookmarkStart w:id="58" w:name="model-comparisons"/>
+    <w:bookmarkEnd w:id="56"/>
+    <w:bookmarkStart w:id="59" w:name="model-comparisons"/>
     <w:p>
       <w:pPr>
         <w:pStyle w:val="Heading2"/>
@@ -4541,7 +4487,7 @@
         <w:t xml:space="preserve">Model Comparisons</w:t>
       </w:r>
     </w:p>
-    <w:bookmarkStart w:id="56" w:name="baseline-contrasts"/>
+    <w:bookmarkStart w:id="57" w:name="baseline-contrasts"/>
     <w:p>
       <w:pPr>
         <w:pStyle w:val="Heading3"/>
@@ -4558,8 +4504,8 @@
         <w:t xml:space="preserve">The median decrease in auROC for the baseline vs. 24 hour lag model was 0.006 (95% CI=[0.000-0.012]), yielding a significant probability of 0.960 that the lagged model had worse performance. The median decrease in auROC for the baseline vs. 72 hour model was 0.018 (95% CI=[0.012-0.025]), yielding a significant probability of 1.000 that the lagged model had worse performance. The median decrease in auROC for the baseline vs. 168 hour lag model was 0.023 (95% CI=[0.016-0.029]), yielding a significant probability of 1.000 that the lagged model had worse performance. The median decrease in auROC for the baseline vs. 336 hour lag model was 0.041 (95% CI=[0.033-0.049]), yielding a significant probability of 1.000 that the lagged model had worse performance.</w:t>
       </w:r>
     </w:p>
-    <w:bookmarkEnd w:id="56"/>
-    <w:bookmarkStart w:id="57" w:name="adjacent-contrasts"/>
+    <w:bookmarkEnd w:id="57"/>
+    <w:bookmarkStart w:id="58" w:name="adjacent-contrasts"/>
     <w:p>
       <w:pPr>
         <w:pStyle w:val="Heading3"/>
@@ -4576,9 +4522,9 @@
         <w:t xml:space="preserve">The median decrease in auROC for the 24 hour vs. 72 hour lag model was 0.012 (95% CI=[0.006-0.019]), yielding a significant probability of 1.000 that the 72 hour lag model had worse performance than the 24 hour lag model. The median decrease in auROC for the 72 hour vs. 168 hour lag model was 0.004 (95% CI=[-0.002-0.011]), yielding a non-significant probability of 0.865 that the 168 hour lag model had worse performance than the 72 hour lag model. The median decrease in auROC for the 168 hour vs. 336 hour lag model was 0.018 (95% CI=[0.011-0.025]), yielding a significant probability of 1.000 that the 336 hour lag model had worse performance than the 168 hour lag model.</w:t>
       </w:r>
     </w:p>
-    <w:bookmarkEnd w:id="57"/>
     <w:bookmarkEnd w:id="58"/>
-    <w:bookmarkStart w:id="59" w:name="fairness-benchmarks-1"/>
+    <w:bookmarkEnd w:id="59"/>
+    <w:bookmarkStart w:id="60" w:name="fairness-benchmarks-1"/>
     <w:p>
       <w:pPr>
         <w:pStyle w:val="Heading2"/>
@@ -4741,8 +4687,8 @@
         <w:t xml:space="preserve">). All group comparisons were significant (probability &gt; .95) across models. On average there was a median decrease in auROC of 0.159 (range 0.107-0.179) for participants who were not White compared to non-Hispanic White participants. On average there was a median decrease in auROC of 0.080 (range 0.059-0.116) for female participants compared to male participants. On average there was a median decrease in auROC of 0.092 (range 0.086-0.133) for participants below the federal poverty line compared to participants above the federal poverty line. Table 1 in the supplement shows the median auROC and credible intervals separately by group and model.</w:t>
       </w:r>
     </w:p>
-    <w:bookmarkEnd w:id="59"/>
-    <w:bookmarkStart w:id="65" w:name="feature-importance-1"/>
+    <w:bookmarkEnd w:id="60"/>
+    <w:bookmarkStart w:id="66" w:name="feature-importance-1"/>
     <w:p>
       <w:pPr>
         <w:pStyle w:val="Heading2"/>
@@ -4794,7 +4740,7 @@
       <w:tr>
         <w:tc>
           <w:tcPr/>
-          <w:bookmarkStart w:id="63" w:name="fig-shap"/>
+          <w:bookmarkStart w:id="64" w:name="fig-shap"/>
           <w:p>
             <w:pPr>
               <w:pStyle w:val="Compact"/>
@@ -4805,18 +4751,18 @@
                 <wp:inline>
                   <wp:extent cx="5334000" cy="4191000"/>
                   <wp:effectExtent b="0" l="0" r="0" t="0"/>
-                  <wp:docPr descr="" title="" id="61" name="Picture"/>
+                  <wp:docPr descr="" title="" id="62" name="Picture"/>
                   <a:graphic>
                     <a:graphicData uri="http://schemas.openxmlformats.org/drawingml/2006/picture">
                       <pic:pic>
                         <pic:nvPicPr>
-                          <pic:cNvPr descr="index_files/figure-docx/notebooks-mak_figures-fig-shap-output-1.png" id="62" name="Picture"/>
+                          <pic:cNvPr descr="index_files/figure-docx/notebooks-mak_figures-fig-shap-output-1.png" id="63" name="Picture"/>
                           <pic:cNvPicPr>
                             <a:picLocks noChangeArrowheads="1" noChangeAspect="1"/>
                           </pic:cNvPicPr>
                         </pic:nvPicPr>
                         <pic:blipFill>
-                          <a:blip r:embed="rId60"/>
+                          <a:blip r:embed="rId61"/>
                           <a:stretch>
                             <a:fillRect/>
                           </a:stretch>
@@ -4856,7 +4802,7 @@
               <w:t xml:space="preserve">Figure 3: Panel A depicts the global importance (mean |Shapley value|) for feature categories for each model. Feature categories are ordered by their aggregate global importance (i.e., total bar length) across the five models. The importance of each feature category for specific models is displayed separately by color. Panel B shows the local feature importance for the 336 hour lagged model.</w:t>
             </w:r>
           </w:p>
-          <w:bookmarkEnd w:id="63"/>
+          <w:bookmarkEnd w:id="64"/>
         </w:tc>
       </w:tr>
     </w:tbl>
@@ -4876,7 +4822,7 @@
         </w:rPr>
         <w:t xml:space="preserve"> </w:t>
       </w:r>
-      <w:hyperlink r:id="rId64">
+      <w:hyperlink r:id="rId65">
         <w:r>
           <w:rPr>
             <w:rStyle w:val="Hyperlink"/>
@@ -4886,8 +4832,8 @@
         </w:r>
       </w:hyperlink>
     </w:p>
-    <w:bookmarkEnd w:id="65"/>
-    <w:bookmarkStart w:id="66" w:name="discussion"/>
+    <w:bookmarkEnd w:id="66"/>
+    <w:bookmarkStart w:id="67" w:name="discussion"/>
     <w:p>
       <w:pPr>
         <w:pStyle w:val="Heading2"/>
@@ -4962,8 +4908,8 @@
         <w:t xml:space="preserve">Note from Gaylen: if the model performance doesn’t degrade much, and the feature importance doesn’t seem to change much across lags… what does this say about the need for proximal predictors? obviously 2-3 weeks out is different than 6 months out, but even in-the-moment features are still important for predicting a lapse up to 3 weeks later (2 week lag plus 1 week window as lapse could be any time within the window). it is obviously exciting that we can do this advanced prediction, but i think you’ll have to navigate the line between celebrating that success and still calling for dense monitoring of proximal predictors</w:t>
       </w:r>
     </w:p>
-    <w:bookmarkEnd w:id="66"/>
-    <w:bookmarkStart w:id="105" w:name="references"/>
+    <w:bookmarkEnd w:id="67"/>
+    <w:bookmarkStart w:id="110" w:name="references"/>
     <w:p>
       <w:pPr>
         <w:pStyle w:val="Heading2"/>
@@ -4972,8 +4918,8 @@
         <w:t xml:space="preserve">References</w:t>
       </w:r>
     </w:p>
-    <w:bookmarkStart w:id="104" w:name="refs"/>
-    <w:bookmarkStart w:id="68" w:name="ref-baeMobilePhoneSensors2018"/>
+    <w:bookmarkStart w:id="109" w:name="refs"/>
+    <w:bookmarkStart w:id="69" w:name="ref-baeMobilePhoneSensors2018"/>
     <w:p>
       <w:pPr>
         <w:pStyle w:val="Bibliography"/>
@@ -5018,7 +4964,7 @@
       <w:r>
         <w:t xml:space="preserve"> </w:t>
       </w:r>
-      <w:hyperlink r:id="rId67">
+      <w:hyperlink r:id="rId68">
         <w:r>
           <w:rPr>
             <w:rStyle w:val="Hyperlink"/>
@@ -5030,8 +4976,8 @@
         <w:t xml:space="preserve">.</w:t>
       </w:r>
     </w:p>
-    <w:bookmarkEnd w:id="68"/>
-    <w:bookmarkStart w:id="70" w:name="ref-chtc"/>
+    <w:bookmarkEnd w:id="69"/>
+    <w:bookmarkStart w:id="71" w:name="ref-chtc"/>
     <w:p>
       <w:pPr>
         <w:pStyle w:val="Bibliography"/>
@@ -5054,7 +5000,7 @@
       <w:r>
         <w:t xml:space="preserve"> </w:t>
       </w:r>
-      <w:hyperlink r:id="rId69">
+      <w:hyperlink r:id="rId70">
         <w:r>
           <w:rPr>
             <w:rStyle w:val="Hyperlink"/>
@@ -5066,8 +5012,8 @@
         <w:t xml:space="preserve">.</w:t>
       </w:r>
     </w:p>
-    <w:bookmarkEnd w:id="70"/>
-    <w:bookmarkStart w:id="72" w:name="ref-chihPredictiveModelingAddiction2014"/>
+    <w:bookmarkEnd w:id="71"/>
+    <w:bookmarkStart w:id="73" w:name="ref-chihPredictiveModelingAddiction2014"/>
     <w:p>
       <w:pPr>
         <w:pStyle w:val="Bibliography"/>
@@ -5100,7 +5046,7 @@
       <w:r>
         <w:t xml:space="preserve"> </w:t>
       </w:r>
-      <w:hyperlink r:id="rId71">
+      <w:hyperlink r:id="rId72">
         <w:r>
           <w:rPr>
             <w:rStyle w:val="Hyperlink"/>
@@ -5112,8 +5058,8 @@
         <w:t xml:space="preserve">.</w:t>
       </w:r>
     </w:p>
-    <w:bookmarkEnd w:id="72"/>
-    <w:bookmarkStart w:id="74" w:name="ref-derubeisHistoryCurrentStatus2019"/>
+    <w:bookmarkEnd w:id="73"/>
+    <w:bookmarkStart w:id="75" w:name="ref-derubeisHistoryCurrentStatus2019"/>
     <w:p>
       <w:pPr>
         <w:pStyle w:val="Bibliography"/>
@@ -5146,7 +5092,7 @@
       <w:r>
         <w:t xml:space="preserve"> </w:t>
       </w:r>
-      <w:hyperlink r:id="rId73">
+      <w:hyperlink r:id="rId74">
         <w:r>
           <w:rPr>
             <w:rStyle w:val="Hyperlink"/>
@@ -5158,8 +5104,95 @@
         <w:t xml:space="preserve">.</w:t>
       </w:r>
     </w:p>
-    <w:bookmarkEnd w:id="74"/>
-    <w:bookmarkStart w:id="76" w:name="Xa203ab3abd150ead1a7854a9fa5726c8a273f52"/>
+    <w:bookmarkEnd w:id="75"/>
+    <w:bookmarkStart w:id="76" w:name="ref-gabryPriorDistributionsRstanarm2023"/>
+    <w:p>
+      <w:pPr>
+        <w:pStyle w:val="Bibliography"/>
+      </w:pPr>
+      <w:r>
+        <w:t xml:space="preserve">Gabry, Jonah, and Ben Goodrich. 2023.</w:t>
+      </w:r>
+      <w:r>
+        <w:t xml:space="preserve"> </w:t>
+      </w:r>
+      <w:r>
+        <w:t xml:space="preserve">“Prior</w:t>
+      </w:r>
+      <w:r>
+        <w:t xml:space="preserve"> </w:t>
+      </w:r>
+      <w:r>
+        <w:t xml:space="preserve">Distributions</w:t>
+      </w:r>
+      <w:r>
+        <w:t xml:space="preserve"> </w:t>
+      </w:r>
+      <w:r>
+        <w:t xml:space="preserve">for Rstanarm</w:t>
+      </w:r>
+      <w:r>
+        <w:t xml:space="preserve"> </w:t>
+      </w:r>
+      <w:r>
+        <w:t xml:space="preserve">Models</w:t>
+      </w:r>
+      <w:r>
+        <w:t xml:space="preserve">.”</w:t>
+      </w:r>
+      <w:r>
+        <w:t xml:space="preserve"> </w:t>
+      </w:r>
+      <w:r>
+        <w:rPr>
+          <w:i/>
+          <w:iCs/>
+        </w:rPr>
+        <w:t xml:space="preserve">CRAN R-Project</w:t>
+      </w:r>
+      <w:r>
+        <w:t xml:space="preserve">. https://cran.r-project.org/web/packages/rstanarm/vignettes/priors.html.</w:t>
+      </w:r>
+    </w:p>
+    <w:bookmarkEnd w:id="76"/>
+    <w:bookmarkStart w:id="77" w:name="ref-goodrichRstanarmBayesianApplied2023"/>
+    <w:p>
+      <w:pPr>
+        <w:pStyle w:val="Bibliography"/>
+      </w:pPr>
+      <w:r>
+        <w:t xml:space="preserve">Goodrich, Ben, Jonah Gabry, Imad Ali, and Sam Brilleman. 2023.</w:t>
+      </w:r>
+      <w:r>
+        <w:t xml:space="preserve"> </w:t>
+      </w:r>
+      <w:r>
+        <w:t xml:space="preserve">“Rstanarm:</w:t>
+      </w:r>
+      <w:r>
+        <w:t xml:space="preserve"> </w:t>
+      </w:r>
+      <w:r>
+        <w:t xml:space="preserve">Bayesian Applied Regression Modeling</w:t>
+      </w:r>
+      <w:r>
+        <w:t xml:space="preserve"> </w:t>
+      </w:r>
+      <w:r>
+        <w:t xml:space="preserve">via</w:t>
+      </w:r>
+      <w:r>
+        <w:t xml:space="preserve"> </w:t>
+      </w:r>
+      <w:r>
+        <w:t xml:space="preserve">Stan</w:t>
+      </w:r>
+      <w:r>
+        <w:t xml:space="preserve">.”</w:t>
+      </w:r>
+    </w:p>
+    <w:bookmarkEnd w:id="77"/>
+    <w:bookmarkStart w:id="79" w:name="Xa203ab3abd150ead1a7854a9fa5726c8a273f52"/>
     <w:p>
       <w:pPr>
         <w:pStyle w:val="Bibliography"/>
@@ -5204,7 +5237,7 @@
       <w:r>
         <w:t xml:space="preserve"> </w:t>
       </w:r>
-      <w:hyperlink r:id="rId75">
+      <w:hyperlink r:id="rId78">
         <w:r>
           <w:rPr>
             <w:rStyle w:val="Hyperlink"/>
@@ -5216,8 +5249,8 @@
         <w:t xml:space="preserve">.</w:t>
       </w:r>
     </w:p>
-    <w:bookmarkEnd w:id="76"/>
-    <w:bookmarkStart w:id="77" w:name="ref-hsiehSampleSizeTables1989"/>
+    <w:bookmarkEnd w:id="79"/>
+    <w:bookmarkStart w:id="80" w:name="ref-hsiehSampleSizeTables1989"/>
     <w:p>
       <w:pPr>
         <w:pStyle w:val="Bibliography"/>
@@ -5248,8 +5281,8 @@
         <w:t xml:space="preserve">8: 795–802.</w:t>
       </w:r>
     </w:p>
-    <w:bookmarkEnd w:id="77"/>
-    <w:bookmarkStart w:id="79" w:name="ref-kilaruIncidenceTreatmentOpioid2020"/>
+    <w:bookmarkEnd w:id="80"/>
+    <w:bookmarkStart w:id="82" w:name="ref-kilaruIncidenceTreatmentOpioid2020"/>
     <w:p>
       <w:pPr>
         <w:pStyle w:val="Bibliography"/>
@@ -5315,7 +5348,7 @@
       <w:r>
         <w:t xml:space="preserve"> </w:t>
       </w:r>
-      <w:hyperlink r:id="rId78">
+      <w:hyperlink r:id="rId81">
         <w:r>
           <w:rPr>
             <w:rStyle w:val="Hyperlink"/>
@@ -5327,8 +5360,57 @@
         <w:t xml:space="preserve">.</w:t>
       </w:r>
     </w:p>
-    <w:bookmarkEnd w:id="79"/>
-    <w:bookmarkStart w:id="81" w:name="ref-kuhnAppliedPredictiveModeling2018"/>
+    <w:bookmarkEnd w:id="82"/>
+    <w:bookmarkStart w:id="83" w:name="Xa93a98d1ce255982a5ea923c39451c32053b2a2"/>
+    <w:p>
+      <w:pPr>
+        <w:pStyle w:val="Bibliography"/>
+      </w:pPr>
+      <w:r>
+        <w:t xml:space="preserve">Kuhn, Max. 2022.</w:t>
+      </w:r>
+      <w:r>
+        <w:t xml:space="preserve"> </w:t>
+      </w:r>
+      <w:r>
+        <w:t xml:space="preserve">“Tidyposterior:</w:t>
+      </w:r>
+      <w:r>
+        <w:t xml:space="preserve"> </w:t>
+      </w:r>
+      <w:r>
+        <w:t xml:space="preserve">Bayesian Analysis</w:t>
+      </w:r>
+      <w:r>
+        <w:t xml:space="preserve"> </w:t>
+      </w:r>
+      <w:r>
+        <w:t xml:space="preserve">to</w:t>
+      </w:r>
+      <w:r>
+        <w:t xml:space="preserve"> </w:t>
+      </w:r>
+      <w:r>
+        <w:t xml:space="preserve">Compare Models</w:t>
+      </w:r>
+      <w:r>
+        <w:t xml:space="preserve"> </w:t>
+      </w:r>
+      <w:r>
+        <w:t xml:space="preserve">Using</w:t>
+      </w:r>
+      <w:r>
+        <w:t xml:space="preserve"> </w:t>
+      </w:r>
+      <w:r>
+        <w:t xml:space="preserve">Resampling Statistics</w:t>
+      </w:r>
+      <w:r>
+        <w:t xml:space="preserve">.”</w:t>
+      </w:r>
+    </w:p>
+    <w:bookmarkEnd w:id="83"/>
+    <w:bookmarkStart w:id="85" w:name="ref-kuhnAppliedPredictiveModeling2018"/>
     <w:p>
       <w:pPr>
         <w:pStyle w:val="Bibliography"/>
@@ -5366,7 +5448,7 @@
       <w:r>
         <w:t xml:space="preserve"> </w:t>
       </w:r>
-      <w:hyperlink r:id="rId80">
+      <w:hyperlink r:id="rId84">
         <w:r>
           <w:rPr>
             <w:rStyle w:val="Hyperlink"/>
@@ -5378,8 +5460,8 @@
         <w:t xml:space="preserve">.</w:t>
       </w:r>
     </w:p>
-    <w:bookmarkEnd w:id="81"/>
-    <w:bookmarkStart w:id="82" w:name="ref-kuhnTidymodelsCollectionPackages2020"/>
+    <w:bookmarkEnd w:id="85"/>
+    <w:bookmarkStart w:id="86" w:name="ref-kuhnTidymodelsCollectionPackages2020"/>
     <w:p>
       <w:pPr>
         <w:pStyle w:val="Bibliography"/>
@@ -5394,8 +5476,8 @@
         <w:t xml:space="preserve">“Tidymodels: A Collection of Packages for Modeling and Machine Learning Using Tidyverse Principles.”</w:t>
       </w:r>
     </w:p>
-    <w:bookmarkEnd w:id="82"/>
-    <w:bookmarkStart w:id="84" w:name="ref-kullSigmoidsHowObtain2017"/>
+    <w:bookmarkEnd w:id="86"/>
+    <w:bookmarkStart w:id="88" w:name="ref-kullSigmoidsHowObtain2017"/>
     <w:p>
       <w:pPr>
         <w:pStyle w:val="Bibliography"/>
@@ -5440,7 +5522,7 @@
       <w:r>
         <w:t xml:space="preserve"> </w:t>
       </w:r>
-      <w:hyperlink r:id="rId83">
+      <w:hyperlink r:id="rId87">
         <w:r>
           <w:rPr>
             <w:rStyle w:val="Hyperlink"/>
@@ -5452,8 +5534,8 @@
         <w:t xml:space="preserve">.</w:t>
       </w:r>
     </w:p>
-    <w:bookmarkEnd w:id="84"/>
-    <w:bookmarkStart w:id="85" w:name="X34be55f2a2ff67a14e7206627bb93b426490c87"/>
+    <w:bookmarkEnd w:id="88"/>
+    <w:bookmarkStart w:id="89" w:name="X34be55f2a2ff67a14e7206627bb93b426490c87"/>
     <w:p>
       <w:pPr>
         <w:pStyle w:val="Bibliography"/>
@@ -5538,8 +5620,8 @@
         <w:t xml:space="preserve">’17. Red Hook, NY, USA: Curran Associates Inc.</w:t>
       </w:r>
     </w:p>
-    <w:bookmarkEnd w:id="85"/>
-    <w:bookmarkStart w:id="86" w:name="X0900e084d2d8751b94683f82b04534ea811d54e"/>
+    <w:bookmarkEnd w:id="89"/>
+    <w:bookmarkStart w:id="90" w:name="X0900e084d2d8751b94683f82b04534ea811d54e"/>
     <w:p>
       <w:pPr>
         <w:pStyle w:val="Bibliography"/>
@@ -5652,8 +5734,8 @@
         <w:t xml:space="preserve">. First edition. New York: The Guilford Press.</w:t>
       </w:r>
     </w:p>
-    <w:bookmarkEnd w:id="86"/>
-    <w:bookmarkStart w:id="88" w:name="ref-olfsonHealthcareCoverageService2022"/>
+    <w:bookmarkEnd w:id="90"/>
+    <w:bookmarkStart w:id="92" w:name="ref-olfsonHealthcareCoverageService2022"/>
     <w:p>
       <w:pPr>
         <w:pStyle w:val="Bibliography"/>
@@ -5686,7 +5768,7 @@
       <w:r>
         <w:t xml:space="preserve"> </w:t>
       </w:r>
-      <w:hyperlink r:id="rId87">
+      <w:hyperlink r:id="rId91">
         <w:r>
           <w:rPr>
             <w:rStyle w:val="Hyperlink"/>
@@ -5698,8 +5780,8 @@
         <w:t xml:space="preserve">.</w:t>
       </w:r>
     </w:p>
-    <w:bookmarkEnd w:id="88"/>
-    <w:bookmarkStart w:id="90" w:name="ref-pinedoCurrentReexaminationRacial2019"/>
+    <w:bookmarkEnd w:id="92"/>
+    <w:bookmarkStart w:id="94" w:name="ref-pinedoCurrentReexaminationRacial2019"/>
     <w:p>
       <w:pPr>
         <w:pStyle w:val="Bibliography"/>
@@ -5744,7 +5826,7 @@
       <w:r>
         <w:t xml:space="preserve"> </w:t>
       </w:r>
-      <w:hyperlink r:id="rId89">
+      <w:hyperlink r:id="rId93">
         <w:r>
           <w:rPr>
             <w:rStyle w:val="Hyperlink"/>
@@ -5756,8 +5838,8 @@
         <w:t xml:space="preserve">.</w:t>
       </w:r>
     </w:p>
-    <w:bookmarkEnd w:id="90"/>
-    <w:bookmarkStart w:id="91" w:name="Xa6ef1c5c979e7476d6234b79f6a74545fbd7694"/>
+    <w:bookmarkEnd w:id="94"/>
+    <w:bookmarkStart w:id="95" w:name="Xa6ef1c5c979e7476d6234b79f6a74545fbd7694"/>
     <w:p>
       <w:pPr>
         <w:pStyle w:val="Bibliography"/>
@@ -5800,8 +5882,57 @@
         <w:t xml:space="preserve">58 (1): 7–29.</w:t>
       </w:r>
     </w:p>
-    <w:bookmarkEnd w:id="91"/>
-    <w:bookmarkStart w:id="93" w:name="Xd4c1d027f60920f356af6131267e679804e946e"/>
+    <w:bookmarkEnd w:id="95"/>
+    <w:bookmarkStart w:id="96" w:name="X93e79e1a5ab79bb153842a6d1ed7d5e5cb3185f"/>
+    <w:p>
+      <w:pPr>
+        <w:pStyle w:val="Bibliography"/>
+      </w:pPr>
+      <w:r>
+        <w:t xml:space="preserve">RStudio Team. 2020.</w:t>
+      </w:r>
+      <w:r>
+        <w:t xml:space="preserve"> </w:t>
+      </w:r>
+      <w:r>
+        <w:t xml:space="preserve">“</w:t>
+      </w:r>
+      <w:r>
+        <w:t xml:space="preserve">RStudio</w:t>
+      </w:r>
+      <w:r>
+        <w:t xml:space="preserve">:</w:t>
+      </w:r>
+      <w:r>
+        <w:t xml:space="preserve"> </w:t>
+      </w:r>
+      <w:r>
+        <w:t xml:space="preserve">Integrated Development</w:t>
+      </w:r>
+      <w:r>
+        <w:t xml:space="preserve"> </w:t>
+      </w:r>
+      <w:r>
+        <w:t xml:space="preserve">for</w:t>
+      </w:r>
+      <w:r>
+        <w:t xml:space="preserve"> </w:t>
+      </w:r>
+      <w:r>
+        <w:t xml:space="preserve">R</w:t>
+      </w:r>
+      <w:r>
+        <w:t xml:space="preserve">.”</w:t>
+      </w:r>
+      <w:r>
+        <w:t xml:space="preserve"> </w:t>
+      </w:r>
+      <w:r>
+        <w:t xml:space="preserve">Boston, MA: RStudio, Inc.</w:t>
+      </w:r>
+    </w:p>
+    <w:bookmarkEnd w:id="96"/>
+    <w:bookmarkStart w:id="98" w:name="Xd4c1d027f60920f356af6131267e679804e946e"/>
     <w:p>
       <w:pPr>
         <w:pStyle w:val="Bibliography"/>
@@ -5846,7 +5977,7 @@
       <w:r>
         <w:t xml:space="preserve"> </w:t>
       </w:r>
-      <w:hyperlink r:id="rId92">
+      <w:hyperlink r:id="rId97">
         <w:r>
           <w:rPr>
             <w:rStyle w:val="Hyperlink"/>
@@ -5858,8 +5989,8 @@
         <w:t xml:space="preserve">.</w:t>
       </w:r>
     </w:p>
-    <w:bookmarkEnd w:id="93"/>
-    <w:bookmarkStart w:id="95" w:name="ref-waltersUsingMachineLearning2021"/>
+    <w:bookmarkEnd w:id="98"/>
+    <w:bookmarkStart w:id="100" w:name="ref-waltersUsingMachineLearning2021"/>
     <w:p>
       <w:pPr>
         <w:pStyle w:val="Bibliography"/>
@@ -5892,7 +6023,7 @@
       <w:r>
         <w:t xml:space="preserve"> </w:t>
       </w:r>
-      <w:hyperlink r:id="rId94">
+      <w:hyperlink r:id="rId99">
         <w:r>
           <w:rPr>
             <w:rStyle w:val="Hyperlink"/>
@@ -5904,8 +6035,8 @@
         <w:t xml:space="preserve">.</w:t>
       </w:r>
     </w:p>
-    <w:bookmarkEnd w:id="95"/>
-    <w:bookmarkStart w:id="97" w:name="X4446e184b7dd55a61fd406499f32542fdcf24b5"/>
+    <w:bookmarkEnd w:id="100"/>
+    <w:bookmarkStart w:id="102" w:name="X4446e184b7dd55a61fd406499f32542fdcf24b5"/>
     <w:p>
       <w:pPr>
         <w:pStyle w:val="Bibliography"/>
@@ -5950,7 +6081,7 @@
       <w:r>
         <w:t xml:space="preserve"> </w:t>
       </w:r>
-      <w:hyperlink r:id="rId96">
+      <w:hyperlink r:id="rId101">
         <w:r>
           <w:rPr>
             <w:rStyle w:val="Hyperlink"/>
@@ -5962,8 +6093,8 @@
         <w:t xml:space="preserve">.</w:t>
       </w:r>
     </w:p>
-    <w:bookmarkEnd w:id="97"/>
-    <w:bookmarkStart w:id="99" w:name="X254a0f87701f835b5365990b3eba45be7dca59c"/>
+    <w:bookmarkEnd w:id="102"/>
+    <w:bookmarkStart w:id="104" w:name="X254a0f87701f835b5365990b3eba45be7dca59c"/>
     <w:p>
       <w:pPr>
         <w:pStyle w:val="Bibliography"/>
@@ -6047,7 +6178,7 @@
       <w:r>
         <w:t xml:space="preserve"> </w:t>
       </w:r>
-      <w:hyperlink r:id="rId98">
+      <w:hyperlink r:id="rId103">
         <w:r>
           <w:rPr>
             <w:rStyle w:val="Hyperlink"/>
@@ -6059,8 +6190,8 @@
         <w:t xml:space="preserve">.</w:t>
       </w:r>
     </w:p>
-    <w:bookmarkEnd w:id="99"/>
-    <w:bookmarkStart w:id="101" w:name="Xb35ee182d565575e339a0170868456c1684f821"/>
+    <w:bookmarkEnd w:id="104"/>
+    <w:bookmarkStart w:id="106" w:name="Xb35ee182d565575e339a0170868456c1684f821"/>
     <w:p>
       <w:pPr>
         <w:pStyle w:val="Bibliography"/>
@@ -6111,7 +6242,7 @@
       <w:r>
         <w:t xml:space="preserve"> </w:t>
       </w:r>
-      <w:hyperlink r:id="rId100">
+      <w:hyperlink r:id="rId105">
         <w:r>
           <w:rPr>
             <w:rStyle w:val="Hyperlink"/>
@@ -6123,14 +6254,14 @@
         <w:t xml:space="preserve">.</w:t>
       </w:r>
     </w:p>
-    <w:bookmarkEnd w:id="101"/>
-    <w:bookmarkStart w:id="103" w:name="ref-wyantMachineLearningModels2023"/>
+    <w:bookmarkEnd w:id="106"/>
+    <w:bookmarkStart w:id="108" w:name="ref-wyantMachineLearningModels2023"/>
     <w:p>
       <w:pPr>
         <w:pStyle w:val="Bibliography"/>
       </w:pPr>
       <w:r>
-        <w:t xml:space="preserve">Wyant, Kendra, Sarah June Kittleson Sant’Ana, Gaylen Fronk, and John J. Curtin. n.d.</w:t>
+        <w:t xml:space="preserve">Wyant, Kendra, Sarah June Kittleson Sant’Ana, Gaylen Fronk, and John J. Curtin. 2024.</w:t>
       </w:r>
       <w:r>
         <w:t xml:space="preserve"> </w:t>
@@ -6149,12 +6280,12 @@
         <w:t xml:space="preserve">Psychopathology and Clinical Science</w:t>
       </w:r>
       <w:r>
-        <w:t xml:space="preserve">. Accessed September 27, 2023.</w:t>
-      </w:r>
-      <w:r>
-        <w:t xml:space="preserve"> </w:t>
-      </w:r>
-      <w:hyperlink r:id="rId102">
+        <w:t xml:space="preserve">.</w:t>
+      </w:r>
+      <w:r>
+        <w:t xml:space="preserve"> </w:t>
+      </w:r>
+      <w:hyperlink r:id="rId107">
         <w:r>
           <w:rPr>
             <w:rStyle w:val="Hyperlink"/>
@@ -6166,10 +6297,10 @@
         <w:t xml:space="preserve">.</w:t>
       </w:r>
     </w:p>
-    <w:bookmarkEnd w:id="103"/>
-    <w:bookmarkEnd w:id="104"/>
-    <w:bookmarkEnd w:id="105"/>
-    <w:bookmarkEnd w:id="106"/>
+    <w:bookmarkEnd w:id="108"/>
+    <w:bookmarkEnd w:id="109"/>
+    <w:bookmarkEnd w:id="110"/>
+    <w:bookmarkEnd w:id="111"/>
     <w:sectPr/>
   </w:body>
 </w:document>
@@ -6195,7 +6326,7 @@
       </w:r>
     </w:p>
   </w:footnote>
-  <w:footnote w:id="40">
+  <w:footnote w:id="39">
     <w:p>
       <w:pPr>
         <w:pStyle w:val="FootnoteText"/>
@@ -6210,11 +6341,30 @@
         <w:t xml:space="preserve"> </w:t>
       </w:r>
       <w:r>
+        <w:t xml:space="preserve">Priors were set as follows: residual standard deviation ~ normal(location=0, scale=exp(2)), intercept (after centering predictors) ~ normal(location=2.3, scale=1.3), the two coefficients for window width contrasts ~ normal (location=0, scale=2.69), and covariance ~ decov(regularization=1, concentration=1, shape=1, scale=1).</w:t>
+      </w:r>
+    </w:p>
+  </w:footnote>
+  <w:footnote w:id="41">
+    <w:p>
+      <w:pPr>
+        <w:pStyle w:val="FootnoteText"/>
+      </w:pPr>
+      <w:r>
+        <w:rPr>
+          <w:rStyle w:val="FootnoteReference"/>
+        </w:rPr>
+        <w:footnoteRef/>
+      </w:r>
+      <w:r>
+        <w:t xml:space="preserve"> </w:t>
+      </w:r>
+      <w:r>
         <w:t xml:space="preserve">For our fairness analyses, we altered our outer loop resampling method from 3 x 10 cross-validation to 6 x 5 cross-validation. This method still gave us 30 held out tests sets, but by splitting the data across fewer folds (i.e., 5 vs. 10) we were able to reduce the likelihood of the minority group being absent in any single fold.</w:t>
       </w:r>
     </w:p>
   </w:footnote>
-  <w:footnote w:id="49">
+  <w:footnote w:id="50">
     <w:p>
       <w:pPr>
         <w:pStyle w:val="FootnoteText"/>

--- a/docs/index.docx
+++ b/docs/index.docx
@@ -149,7 +149,7 @@
         <w:pStyle w:val="Date"/>
       </w:pPr>
       <w:r>
-        <w:t xml:space="preserve">2024-08-02</w:t>
+        <w:t xml:space="preserve">2024-08-03</w:t>
       </w:r>
     </w:p>
     <w:p>
@@ -424,7 +424,7 @@
         <w:t xml:space="preserve">(Project Match Research Group 1997)</w:t>
       </w:r>
       <w:r>
-        <w:t xml:space="preserve">. The study did not find any differences in treatment success. This can likely be attributed to 1) low-dimensional analyses that failed to capture the complex and heterogeneous nature of substance use disorders; and 2) their use of static distal features to predict a non-linear, time-varying course of recovery, lapse, and relapse</w:t>
+        <w:t xml:space="preserve">. Earlier studies, however, have been constrained to 1) low-dimensional analyses that fail to capture the complex and heterogeneous nature of substance use disorders and 2) the use of static distal features to predict a non-linear, time-varying course of recovery, lapse, and relapse</w:t>
       </w:r>
       <w:r>
         <w:t xml:space="preserve"> </w:t>
@@ -433,7 +433,15 @@
         <w:t xml:space="preserve">(Witkiewitz and Marlatt 2007)</w:t>
       </w:r>
       <w:r>
-        <w:t xml:space="preserve">. In other words, they used overly simplistic models to address the question of</w:t>
+        <w:t xml:space="preserve">.</w:t>
+      </w:r>
+    </w:p>
+    <w:p>
+      <w:pPr>
+        <w:pStyle w:val="BodyText"/>
+      </w:pPr>
+      <w:r>
+        <w:t xml:space="preserve">Recent advances in both machine learning and personal sensing may address these barriers to successful precision mental health. Machine learning uses high dimensional inputs that can capture the complexity of mental health conditions. Moreover, tools from machine learning can be applied to models to understand which factors are important to a specific individual at a specific moment in time, addressing the question of</w:t>
       </w:r>
       <w:r>
         <w:t xml:space="preserve"> </w:t>
@@ -446,10 +454,15 @@
         <w:t xml:space="preserve">how</w:t>
       </w:r>
       <w:r>
-        <w:t xml:space="preserve"> </w:t>
-      </w:r>
-      <w:r>
-        <w:t xml:space="preserve">and did not consider the question of</w:t>
+        <w:t xml:space="preserve">.</w:t>
+      </w:r>
+    </w:p>
+    <w:p>
+      <w:pPr>
+        <w:pStyle w:val="BodyText"/>
+      </w:pPr>
+      <w:r>
+        <w:t xml:space="preserve">Personal sensing allows for frequent, longitudinal measurement of changes in proximal risk (e.g., for a lapse) with high temporal precision, for better understanding the</w:t>
       </w:r>
       <w:r>
         <w:t xml:space="preserve"> </w:t>
@@ -462,7 +475,7 @@
         <w:t xml:space="preserve">when</w:t>
       </w:r>
       <w:r>
-        <w:t xml:space="preserve">.</w:t>
+        <w:t xml:space="preserve">. This precision is particularly important for predicting discrete symptoms or behaviors. Take the example of lapses, discrete instances of goal inconsistent substance use. Lapses are a clinically important target for substance use treatment. They are often an early warning sign of relapse, and maladaptive responses to lapses can undermine recovery. For some substances, even a single lapse can result in an overdose and/or death. It would be unreasonable to expect that we could predict a lapse with any temporal precision using only features that become more distal as time progresses. Rather, lapse prediction requires dense, long-term monitoring of symptoms and related states proximal to the outcome.</w:t>
       </w:r>
     </w:p>
     <w:p>
@@ -470,7 +483,59 @@
         <w:pStyle w:val="BodyText"/>
       </w:pPr>
       <w:r>
-        <w:t xml:space="preserve">The</w:t>
+        <w:t xml:space="preserve">Ecological momentary assessment (EMA) may be particularly well-suited for risk prediction algorithms. It offers momentary subjective insight into constructs that can be easily mapped onto modular forms of treatment, such as the relapse prevention model</w:t>
+      </w:r>
+      <w:r>
+        <w:t xml:space="preserve"> </w:t>
+      </w:r>
+      <w:r>
+        <w:t xml:space="preserve">(Marlatt and Gordon 1985; Witkiewitz and Marlatt 2004)</w:t>
+      </w:r>
+      <w:r>
+        <w:t xml:space="preserve">. EMA also appears to be well tolerated by individuals with substance use disorders</w:t>
+      </w:r>
+      <w:r>
+        <w:t xml:space="preserve"> </w:t>
+      </w:r>
+      <w:r>
+        <w:t xml:space="preserve">(Wyant et al. 2023)</w:t>
+      </w:r>
+      <w:r>
+        <w:t xml:space="preserve">. Thus, it can serve as an important signal for predicting substance use outcomes and interpreting clinically relevant features over a sustained period.</w:t>
+      </w:r>
+    </w:p>
+    <w:p>
+      <w:pPr>
+        <w:pStyle w:val="BodyText"/>
+      </w:pPr>
+      <w:r>
+        <w:t xml:space="preserve">Promising preliminary work suggests it is possible to build EMA models that predict immediate lapses back to substance use</w:t>
+      </w:r>
+      <w:r>
+        <w:t xml:space="preserve"> </w:t>
+      </w:r>
+      <w:r>
+        <w:t xml:space="preserve">(Walters et al. 2021; Bae et al. 2018; Soyster, Ashlock, and Fisher 2022; Chih et al. 2014)</w:t>
+      </w:r>
+      <w:r>
+        <w:t xml:space="preserve">. In a previous study from our group, we demonstrated that we can do this very well</w:t>
+      </w:r>
+      <w:r>
+        <w:t xml:space="preserve"> </w:t>
+      </w:r>
+      <w:r>
+        <w:t xml:space="preserve">(Wyant et al. 2024)</w:t>
+      </w:r>
+      <w:r>
+        <w:t xml:space="preserve">. We used 4X daily EMA with questions designed to measure theoretically-implicated risk factors including past use, craving, past pleasant events, past and future risky situations, past and future stressful events, emotional valence and arousal, and self-efficacy. We showed that it was possible to predict immediate alcohol lapses for several different prediction widths with clinically meaningful accuracy.</w:t>
+      </w:r>
+    </w:p>
+    <w:p>
+      <w:pPr>
+        <w:pStyle w:val="BodyText"/>
+      </w:pPr>
+      <w:r>
+        <w:t xml:space="preserve">Narrow prediction window widths (i.e., next hour or next day) without any lag time between the prediction time point and start of the prediction window are well-suited for</w:t>
       </w:r>
       <w:r>
         <w:t xml:space="preserve"> </w:t>
@@ -480,74 +545,13 @@
           <w:i/>
           <w:iCs/>
         </w:rPr>
-        <w:t xml:space="preserve">when</w:t>
-      </w:r>
-      <w:r>
-        <w:t xml:space="preserve"> </w:t>
-      </w:r>
-      <w:r>
-        <w:t xml:space="preserve">is particularly important for predicting discrete symptoms or behaviors. Take the example of lapses, discrete instances of goal inconsistent substance use. Lapses are a clinically important target for substance use treatment. They are often an early warning sign of relapse, and maladaptive responses to lapses can undermine recovery. For some substances, even a single lapse can result in an overdose and/or death. It would be unreasonable to expect that we could predict a lapse with any temporal precision using only features that become more distal as time progresses. Rather, lapse prediction requires dense, long-term monitoring of symptoms and related states proximal to the outcome.</w:t>
-      </w:r>
-    </w:p>
-    <w:p>
-      <w:pPr>
-        <w:pStyle w:val="BodyText"/>
-      </w:pPr>
-      <w:r>
-        <w:t xml:space="preserve">Recent advances in both personal sensing and machine learning may address these barriers to successful precision mental health. Personal sensing allows for frequent, longitudinal measurement of changes in proximal risk (e.g., for a lapse) with high temporal precision. Machine learning uses high dimensional inputs that can capture the complexity of mental health conditions. Moreover, tools from machine learning can be applied to models to understand which factors are important to a specific individual at a specific moment in time.</w:t>
-      </w:r>
-    </w:p>
-    <w:p>
-      <w:pPr>
-        <w:pStyle w:val="BodyText"/>
-      </w:pPr>
-      <w:r>
-        <w:t xml:space="preserve">Ecological momentary assessment (EMA) may be particularly well-suited for these algorithms. It offers momentary subjective insight into constructs that can be easily mapped onto modular forms of treatment, such as the relapse prevention model</w:t>
-      </w:r>
-      <w:r>
-        <w:t xml:space="preserve"> </w:t>
-      </w:r>
-      <w:r>
-        <w:t xml:space="preserve">(Marlatt and Gordon 1985; Witkiewitz and Marlatt 2004)</w:t>
-      </w:r>
-      <w:r>
-        <w:t xml:space="preserve">. EMA also appears to be well tolerated by individuals with substance use disorders</w:t>
-      </w:r>
-      <w:r>
-        <w:t xml:space="preserve"> </w:t>
-      </w:r>
-      <w:r>
-        <w:t xml:space="preserve">(Wyant et al. 2023)</w:t>
-      </w:r>
-      <w:r>
-        <w:t xml:space="preserve">. Thus, it can serve as an important signal for predicting substance use outcomes and interpreting clinically relevant features over a sustained period.</w:t>
-      </w:r>
-      <w:r>
-        <w:t xml:space="preserve"> </w:t>
-      </w:r>
-      <w:r>
-        <w:t xml:space="preserve"> </w:t>
-      </w:r>
-      <w:r>
-        <w:t xml:space="preserve">Promising preliminary work suggests it is possible to build EMA models that predict immediate lapses back to substance use</w:t>
-      </w:r>
-      <w:r>
-        <w:t xml:space="preserve"> </w:t>
-      </w:r>
-      <w:r>
-        <w:t xml:space="preserve">(Walters et al. 2021; Bae et al. 2018; Soyster, Ashlock, and Fisher 2022; Chih et al. 2014)</w:t>
-      </w:r>
-      <w:r>
-        <w:t xml:space="preserve">. In a previous study from our group, we demonstrated that we can do this very well. We used 4X daily EMA with questions designed to measure theoretically-implicated risk factors including past use, craving, past pleasant events, past and future risky situations, past and future stressful events, emotional valence and arousal, and self-efficacy. We showed that it was possible to predict immediate alcohol lapses within the next week, day, and hour with clinically meaningful accuracy - area under the receiver operating curves (auROCs) of 0.90, 0.91, and 0.93, respectively</w:t>
-      </w:r>
-      <w:r>
-        <w:t xml:space="preserve"> </w:t>
-      </w:r>
-      <w:r>
-        <w:t xml:space="preserve">(Wyant et al. 2024)</w:t>
-      </w:r>
-      <w:r>
-        <w:t xml:space="preserve">. We also characterized the relative importance of features contributing to these risk probabilities for specific individuals at specific moments in time. These models are well-suited to make algorithm-guided recommendations to address immediate risks - for example, recommending a coping with craving activity when someone has increased craving, or recommending a guided relaxation video when someone is reporting recent stressful events. Importantly, these supports can be available 24/7 (e.g., in a digital therapeutic) for an individual, allowing them to take action right away.</w:t>
+        <w:t xml:space="preserve">Just-in-Time</w:t>
+      </w:r>
+      <w:r>
+        <w:t xml:space="preserve"> </w:t>
+      </w:r>
+      <w:r>
+        <w:t xml:space="preserve">interventions that make algorithm-guided recommendations to address immediate risks - for example, recommending a coping with craving activity when someone has increased craving, or recommending a guided relaxation video when someone is reporting recent stressful events. Importantly, these supports can be available 24/7 (e.g., in a digital therapeutic) for an individual, allowing them to take action right away.</w:t>
       </w:r>
     </w:p>
     <w:p>
@@ -571,7 +575,7 @@
         <w:t xml:space="preserve"> </w:t>
       </w:r>
       <w:r>
-        <w:t xml:space="preserve">model with predictions shifted further into the future could provide patients with increased lead time to implement supports that might not be immediately available to them.</w:t>
+        <w:t xml:space="preserve">model where prediction windows are shifted further into the future (i.e., away from the prediction time point) could provide patients with increased lead time to implement supports that might not be immediately available to them. In these situations, a wider prediction window width (i.e, one week) may be preferred. Wider window widths yield higher proportions of positive labels mitigating issues of an unbalanced outcome. Additionally, when scheduling real world support, it is important that the lead up time is adequate and not that the prediction is necessarily temporally precise.</w:t>
       </w:r>
     </w:p>
     <w:p>
@@ -579,19 +583,42 @@
         <w:pStyle w:val="BodyText"/>
       </w:pPr>
       <w:r>
-        <w:t xml:space="preserve">In this study, we compared the performance of one of our models from a previous study</w:t>
-      </w:r>
-      <w:r>
-        <w:t xml:space="preserve"> </w:t>
-      </w:r>
-      <w:r>
-        <w:t xml:space="preserve">(Wyant et al. 2024)</w:t>
-      </w:r>
-      <w:r>
-        <w:t xml:space="preserve"> </w:t>
-      </w:r>
-      <w:r>
-        <w:t xml:space="preserve">with models using increased lag time between predictions and outcomes. Specifically, we used the same EMA features as our immediate model and train new models to predict the probability of a lapse beginning one day (24 hours), three days (72 hours), one week (168 hours), or two weeks (336 hours) into the future. Our primary objective was to assess how well models perform with increasing lag time.</w:t>
+        <w:t xml:space="preserve">In this study, we evaluated the performance of a model predicting immediate next week lapses with models using increased lag time between the prediction time points and the start of the prediction window. Specifically, we used the same EMA features as our immediate model and trained new models to predict the probability of a lapse beginning one day (24 hours), three days (72 hours), one week (168 hours), or two weeks (336 hours) into the future. We evaluated each lagged model to determine if they perform at clinically implementable levels and assessed the relative difference in performance as lag time increased.</w:t>
+      </w:r>
+    </w:p>
+    <w:p>
+      <w:pPr>
+        <w:pStyle w:val="BodyText"/>
+      </w:pPr>
+      <w:r>
+        <w:t xml:space="preserve">Additionally, our group is committed to the responsible and transparent reporting of model performance. Models that work for only a subset of people, if implemented, could widen existing treatment disparities. Therefore we reported our models’ performance for three dichotomized demographic groups with known disparities in access to substance use treatment - race and ethnicity (not White vs. non-Hispanic White)</w:t>
+      </w:r>
+      <w:r>
+        <w:t xml:space="preserve"> </w:t>
+      </w:r>
+      <w:r>
+        <w:t xml:space="preserve">(Pinedo 2019; Kilaru et al. 2020)</w:t>
+      </w:r>
+      <w:r>
+        <w:t xml:space="preserve">, income (below poverty vs. above poverty)</w:t>
+      </w:r>
+      <w:r>
+        <w:t xml:space="preserve"> </w:t>
+      </w:r>
+      <w:r>
+        <w:t xml:space="preserve">(Olfson et al. 2022)</w:t>
+      </w:r>
+      <w:r>
+        <w:t xml:space="preserve">, and sex at birth (female vs. male)</w:t>
+      </w:r>
+      <w:r>
+        <w:t xml:space="preserve"> </w:t>
+      </w:r>
+      <w:r>
+        <w:t xml:space="preserve">(Greenfield et al. 2007; Kilaru et al. 2020)</w:t>
+      </w:r>
+      <w:r>
+        <w:t xml:space="preserve">.</w:t>
       </w:r>
     </w:p>
     <w:bookmarkEnd w:id="21"/>
@@ -1302,13 +1329,13 @@
       </w:r>
     </w:p>
     <w:bookmarkEnd w:id="40"/>
-    <w:bookmarkStart w:id="42" w:name="fairness-benchmarks"/>
+    <w:bookmarkStart w:id="42" w:name="fairness-analyses"/>
     <w:p>
       <w:pPr>
         <w:pStyle w:val="Heading4"/>
       </w:pPr>
       <w:r>
-        <w:t xml:space="preserve">Fairness Benchmarks</w:t>
+        <w:t xml:space="preserve">Fairness Analyses</w:t>
       </w:r>
     </w:p>
     <w:p>
@@ -1316,42 +1343,7 @@
         <w:pStyle w:val="FirstParagraph"/>
       </w:pPr>
       <w:r>
-        <w:t xml:space="preserve">We aim for the responsible and transparent reporting of model performance and clinical utility. In these efforts, we calculated the median posterior probability and 95% Bayesian CI for auROC for each model separately for three dichotomized demographic groups with potential disparities in access to substance use treatment - race and ethnicity (non-Hispanic White vs. non-White)</w:t>
-      </w:r>
-      <w:r>
-        <w:t xml:space="preserve"> </w:t>
-      </w:r>
-      <w:r>
-        <w:t xml:space="preserve">(Pinedo 2019; Kilaru et al. 2020)</w:t>
-      </w:r>
-      <w:r>
-        <w:t xml:space="preserve">, income (above poverty vs. below poverty)</w:t>
-      </w:r>
-      <w:r>
-        <w:t xml:space="preserve"> </w:t>
-      </w:r>
-      <w:r>
-        <w:t xml:space="preserve">(Olfson et al. 2022)</w:t>
-      </w:r>
-      <w:r>
-        <w:t xml:space="preserve">, and sex at birth (male vs. female)</w:t>
-      </w:r>
-      <w:r>
-        <w:t xml:space="preserve"> </w:t>
-      </w:r>
-      <w:r>
-        <w:t xml:space="preserve">(Greenfield et al. 2007; Kilaru et al. 2020)</w:t>
-      </w:r>
-      <w:r>
-        <w:t xml:space="preserve">.</w:t>
-      </w:r>
-    </w:p>
-    <w:p>
-      <w:pPr>
-        <w:pStyle w:val="BodyText"/>
-      </w:pPr>
-      <w:r>
-        <w:t xml:space="preserve">We also acknowledge that models that work for only a subset of people, if implemented, could widen existing treatment disparities. We conducted Bayesian group comparisons to assess the likelihood that the model performs differently by group. We report the median difference and range in posterior probabilities across all models. The median auROC and Bayesian CIs are reported separately by group and model in the supplement.</w:t>
+        <w:t xml:space="preserve">We calculated the median posterior probability and 95% Bayesian CI for auROC for each model separately by race and ethnicity (not White vs. non-Hispanic White), income (below poverty vs. above poverty), and sex at birth (female vs. male). We conducted Bayesian group comparisons to assess the likelihood that each model performs differently by group. We report the median difference and range in posterior probabilities across all models. The median auROC and Bayesian CIs are reported separately by group and model in the supplement.</w:t>
       </w:r>
       <w:r>
         <w:rPr>
@@ -4490,13 +4482,13 @@
     </w:p>
     <w:bookmarkEnd w:id="58"/>
     <w:bookmarkEnd w:id="59"/>
-    <w:bookmarkStart w:id="60" w:name="fairness-benchmarks-1"/>
+    <w:bookmarkStart w:id="60" w:name="fairness-analyses-1"/>
     <w:p>
       <w:pPr>
         <w:pStyle w:val="Heading2"/>
       </w:pPr>
       <w:r>
-        <w:t xml:space="preserve">Fairness Benchmarks</w:t>
+        <w:t xml:space="preserve">Fairness Analyses</w:t>
       </w:r>
     </w:p>
     <w:p>
